--- a/112111119_賴俊升.docx
+++ b/112111119_賴俊升.docx
@@ -109,16 +109,6 @@
     </w:p>
     <w:p>
       <w:pPr>
-        <w:rPr>
-          <w:b/>
-          <w:bCs/>
-          <w:i/>
-          <w:iCs/>
-          <w:lang w:eastAsia="zh-TW"/>
-        </w:rPr>
-      </w:pPr>
-      <w:bookmarkStart w:id="0" w:name="PointTmp"/>
-      <w:r>
         <w:rPr>
           <w:rFonts w:hint="eastAsia"/>
           <w:b/>
@@ -127,9 +117,8 @@
           <w:iCs/>
           <w:lang w:eastAsia="zh-TW"/>
         </w:rPr>
-        <w:t>摘要</w:t>
-      </w:r>
-      <w:proofErr w:type="gramStart"/>
+      </w:pPr>
+      <w:bookmarkStart w:id="0" w:name="PointTmp"/>
       <w:r>
         <w:rPr>
           <w:rFonts w:hint="eastAsia"/>
@@ -139,229 +128,9 @@
           <w:iCs/>
           <w:lang w:eastAsia="zh-TW"/>
         </w:rPr>
-        <w:t>—</w:t>
-      </w:r>
-      <w:proofErr w:type="gramEnd"/>
-      <w:r>
-        <w:rPr>
-          <w:b/>
-          <w:bCs/>
-          <w:i/>
-          <w:iCs/>
-          <w:lang w:eastAsia="zh-TW"/>
-        </w:rPr>
-        <w:t>台灣通訊高度依賴地面基地台，一旦因地震或大規模停電造成基礎設施失效，將對緊急救援與日常服務造成顯著影響。電信業者與研究單位開始評估以低地球軌道作為備援提升整體通訊韌性。</w:t>
-      </w:r>
-      <w:r>
-        <w:rPr>
-          <w:b/>
-          <w:bCs/>
-          <w:i/>
-          <w:iCs/>
-          <w:lang w:eastAsia="zh-TW"/>
-        </w:rPr>
-        <w:t xml:space="preserve"> </w:t>
-      </w:r>
-      <w:r>
-        <w:rPr>
-          <w:b/>
-          <w:bCs/>
-          <w:i/>
-          <w:iCs/>
-          <w:lang w:eastAsia="zh-TW"/>
-        </w:rPr>
-        <w:t>本研究</w:t>
+        <w:t>摘要</w:t>
       </w:r>
       <w:proofErr w:type="gramStart"/>
-      <w:r>
-        <w:rPr>
-          <w:b/>
-          <w:bCs/>
-          <w:i/>
-          <w:iCs/>
-          <w:lang w:eastAsia="zh-TW"/>
-        </w:rPr>
-        <w:t>以星鏈代表</w:t>
-      </w:r>
-      <w:proofErr w:type="gramEnd"/>
-      <w:r>
-        <w:rPr>
-          <w:b/>
-          <w:bCs/>
-          <w:i/>
-          <w:iCs/>
-          <w:lang w:eastAsia="zh-TW"/>
-        </w:rPr>
-        <w:t>，結合實際軌道與狀態資料，建置一套互動式視覺化分析報告，透過地圖、時間軸動畫與儀表板呈現台灣上空衛星之空間分佈、仰角與簡化的通訊可用度指標。</w:t>
-      </w:r>
-      <w:r>
-        <w:rPr>
-          <w:b/>
-          <w:bCs/>
-          <w:i/>
-          <w:iCs/>
-          <w:lang w:eastAsia="zh-TW"/>
-        </w:rPr>
-        <w:t xml:space="preserve"> </w:t>
-      </w:r>
-      <w:r>
-        <w:rPr>
-          <w:b/>
-          <w:bCs/>
-          <w:i/>
-          <w:iCs/>
-          <w:lang w:eastAsia="zh-TW"/>
-        </w:rPr>
-        <w:t>報告共規劃衛星分佈、仰角模擬、軌道動畫、資料密度教學與風險儀表板等</w:t>
-      </w:r>
-      <w:proofErr w:type="gramStart"/>
-      <w:r>
-        <w:rPr>
-          <w:b/>
-          <w:bCs/>
-          <w:i/>
-          <w:iCs/>
-          <w:lang w:eastAsia="zh-TW"/>
-        </w:rPr>
-        <w:t>五個頁</w:t>
-      </w:r>
-      <w:proofErr w:type="gramEnd"/>
-      <w:r>
-        <w:rPr>
-          <w:b/>
-          <w:bCs/>
-          <w:i/>
-          <w:iCs/>
-          <w:lang w:eastAsia="zh-TW"/>
-        </w:rPr>
-        <w:t>面，展示</w:t>
-      </w:r>
-      <w:r>
-        <w:rPr>
-          <w:b/>
-          <w:bCs/>
-          <w:i/>
-          <w:iCs/>
-          <w:lang w:eastAsia="zh-TW"/>
-        </w:rPr>
-        <w:t xml:space="preserve"> </w:t>
-      </w:r>
-      <w:proofErr w:type="spellStart"/>
-      <w:r>
-        <w:rPr>
-          <w:b/>
-          <w:bCs/>
-          <w:i/>
-          <w:iCs/>
-          <w:lang w:eastAsia="zh-TW"/>
-        </w:rPr>
-        <w:t>Elevation_Deg</w:t>
-      </w:r>
-      <w:proofErr w:type="spellEnd"/>
-      <w:r>
-        <w:rPr>
-          <w:b/>
-          <w:bCs/>
-          <w:i/>
-          <w:iCs/>
-          <w:lang w:eastAsia="zh-TW"/>
-        </w:rPr>
-        <w:t>、</w:t>
-      </w:r>
-      <w:proofErr w:type="spellStart"/>
-      <w:r>
-        <w:rPr>
-          <w:b/>
-          <w:bCs/>
-          <w:i/>
-          <w:iCs/>
-          <w:lang w:eastAsia="zh-TW"/>
-        </w:rPr>
-        <w:t>Signal_Strength_Pct</w:t>
-      </w:r>
-      <w:proofErr w:type="spellEnd"/>
-      <w:r>
-        <w:rPr>
-          <w:b/>
-          <w:bCs/>
-          <w:i/>
-          <w:iCs/>
-          <w:lang w:eastAsia="zh-TW"/>
-        </w:rPr>
-        <w:t>、</w:t>
-      </w:r>
-      <w:proofErr w:type="spellStart"/>
-      <w:r>
-        <w:rPr>
-          <w:b/>
-          <w:bCs/>
-          <w:i/>
-          <w:iCs/>
-          <w:lang w:eastAsia="zh-TW"/>
-        </w:rPr>
-        <w:t>Distance_km</w:t>
-      </w:r>
-      <w:proofErr w:type="spellEnd"/>
-      <w:r>
-        <w:rPr>
-          <w:b/>
-          <w:bCs/>
-          <w:i/>
-          <w:iCs/>
-          <w:lang w:eastAsia="zh-TW"/>
-        </w:rPr>
-        <w:t xml:space="preserve"> </w:t>
-      </w:r>
-      <w:r>
-        <w:rPr>
-          <w:b/>
-          <w:bCs/>
-          <w:i/>
-          <w:iCs/>
-          <w:lang w:eastAsia="zh-TW"/>
-        </w:rPr>
-        <w:t>等欄位在不同情境下的變化，並以可用衛星數與高仰角比例量化可用度與風險等級。</w:t>
-      </w:r>
-      <w:r>
-        <w:rPr>
-          <w:b/>
-          <w:bCs/>
-          <w:i/>
-          <w:iCs/>
-          <w:lang w:eastAsia="zh-TW"/>
-        </w:rPr>
-        <w:t xml:space="preserve"> </w:t>
-      </w:r>
-      <w:r>
-        <w:rPr>
-          <w:b/>
-          <w:bCs/>
-          <w:i/>
-          <w:iCs/>
-          <w:lang w:eastAsia="zh-TW"/>
-        </w:rPr>
-        <w:t>分析結果顯示，在模擬資料集中，絕大多數時間台灣上空皆有多顆衛星以高仰角通過，可用度比例接近</w:t>
-      </w:r>
-      <w:r>
-        <w:rPr>
-          <w:b/>
-          <w:bCs/>
-          <w:i/>
-          <w:iCs/>
-          <w:lang w:eastAsia="zh-TW"/>
-        </w:rPr>
-        <w:t xml:space="preserve"> 100%</w:t>
-      </w:r>
-      <w:r>
-        <w:rPr>
-          <w:b/>
-          <w:bCs/>
-          <w:i/>
-          <w:iCs/>
-          <w:lang w:eastAsia="zh-TW"/>
-        </w:rPr>
-        <w:t>，顯示衛星具備補強傳統基地台在災害與偏鄉場景下連線能力的潛力；</w:t>
-      </w:r>
       <w:r>
         <w:rPr>
           <w:rFonts w:hint="eastAsia"/>
@@ -371,9 +140,12 @@
           <w:iCs/>
           <w:lang w:eastAsia="zh-TW"/>
         </w:rPr>
-        <w:t>不過</w:t>
-      </w:r>
-      <w:r>
+        <w:t>—</w:t>
+      </w:r>
+      <w:proofErr w:type="gramEnd"/>
+    </w:p>
+    <w:p>
+      <w:pPr>
         <w:rPr>
           <w:b/>
           <w:bCs/>
@@ -381,11 +153,8 @@
           <w:iCs/>
           <w:lang w:eastAsia="zh-TW"/>
         </w:rPr>
-        <w:t>整體容量與商用部署面仍無法完全取代既有行動網路，較適合作為多層次通訊架構中的備援與補充方案。</w:t>
-      </w:r>
-    </w:p>
-    <w:p>
-      <w:pPr>
+      </w:pPr>
+      <w:r>
         <w:rPr>
           <w:b/>
           <w:bCs/>
@@ -393,8 +162,345 @@
           <w:iCs/>
           <w:lang w:eastAsia="zh-TW"/>
         </w:rPr>
-      </w:pPr>
-      <w:r>
+        <w:t>近年來，天然災害、海底電纜中斷及地面通訊設施故障等事件頻繁發生，使通訊韌性成為各國重視的重要議題。低軌衛星（</w:t>
+      </w:r>
+      <w:r>
+        <w:rPr>
+          <w:b/>
+          <w:bCs/>
+          <w:i/>
+          <w:iCs/>
+          <w:lang w:eastAsia="zh-TW"/>
+        </w:rPr>
+        <w:t>Low Earth Orbit, LEO</w:t>
+      </w:r>
+      <w:r>
+        <w:rPr>
+          <w:b/>
+          <w:bCs/>
+          <w:i/>
+          <w:iCs/>
+          <w:lang w:eastAsia="zh-TW"/>
+        </w:rPr>
+        <w:t>）通訊系統因具備低延遲、廣域覆蓋及快速部署等特性，被視為提升通訊備援能力的重要解決方案。本研究以</w:t>
+      </w:r>
+      <w:r>
+        <w:rPr>
+          <w:b/>
+          <w:bCs/>
+          <w:i/>
+          <w:iCs/>
+          <w:lang w:eastAsia="zh-TW"/>
+        </w:rPr>
+        <w:t xml:space="preserve"> </w:t>
+      </w:r>
+      <w:proofErr w:type="spellStart"/>
+      <w:r>
+        <w:rPr>
+          <w:b/>
+          <w:bCs/>
+          <w:i/>
+          <w:iCs/>
+          <w:lang w:eastAsia="zh-TW"/>
+        </w:rPr>
+        <w:t>Starlink</w:t>
+      </w:r>
+      <w:proofErr w:type="spellEnd"/>
+      <w:r>
+        <w:rPr>
+          <w:b/>
+          <w:bCs/>
+          <w:i/>
+          <w:iCs/>
+          <w:lang w:eastAsia="zh-TW"/>
+        </w:rPr>
+        <w:t xml:space="preserve"> </w:t>
+      </w:r>
+      <w:r>
+        <w:rPr>
+          <w:b/>
+          <w:bCs/>
+          <w:i/>
+          <w:iCs/>
+          <w:lang w:eastAsia="zh-TW"/>
+        </w:rPr>
+        <w:t>低軌衛星系統為研究對象，探討其於臺灣地區作為通訊備援系統之可行性與應用價值。</w:t>
+      </w:r>
+    </w:p>
+    <w:p>
+      <w:pPr>
+        <w:rPr>
+          <w:b/>
+          <w:bCs/>
+          <w:i/>
+          <w:iCs/>
+          <w:lang w:eastAsia="zh-TW"/>
+        </w:rPr>
+      </w:pPr>
+      <w:r>
+        <w:rPr>
+          <w:b/>
+          <w:bCs/>
+          <w:i/>
+          <w:iCs/>
+          <w:lang w:eastAsia="zh-TW"/>
+        </w:rPr>
+        <w:t>研究採用</w:t>
+      </w:r>
+      <w:r>
+        <w:rPr>
+          <w:b/>
+          <w:bCs/>
+          <w:i/>
+          <w:iCs/>
+          <w:lang w:eastAsia="zh-TW"/>
+        </w:rPr>
+        <w:t xml:space="preserve"> </w:t>
+      </w:r>
+      <w:proofErr w:type="spellStart"/>
+      <w:r>
+        <w:rPr>
+          <w:b/>
+          <w:bCs/>
+          <w:i/>
+          <w:iCs/>
+          <w:lang w:eastAsia="zh-TW"/>
+        </w:rPr>
+        <w:t>Starlink</w:t>
+      </w:r>
+      <w:proofErr w:type="spellEnd"/>
+      <w:r>
+        <w:rPr>
+          <w:b/>
+          <w:bCs/>
+          <w:i/>
+          <w:iCs/>
+          <w:lang w:eastAsia="zh-TW"/>
+        </w:rPr>
+        <w:t xml:space="preserve"> </w:t>
+      </w:r>
+      <w:r>
+        <w:rPr>
+          <w:b/>
+          <w:bCs/>
+          <w:i/>
+          <w:iCs/>
+          <w:lang w:eastAsia="zh-TW"/>
+        </w:rPr>
+        <w:t>公開之</w:t>
+      </w:r>
+      <w:r>
+        <w:rPr>
+          <w:b/>
+          <w:bCs/>
+          <w:i/>
+          <w:iCs/>
+          <w:lang w:eastAsia="zh-TW"/>
+        </w:rPr>
+        <w:t xml:space="preserve"> TLE</w:t>
+      </w:r>
+      <w:r>
+        <w:rPr>
+          <w:b/>
+          <w:bCs/>
+          <w:i/>
+          <w:iCs/>
+          <w:lang w:eastAsia="zh-TW"/>
+        </w:rPr>
+        <w:t>（</w:t>
+      </w:r>
+      <w:r>
+        <w:rPr>
+          <w:b/>
+          <w:bCs/>
+          <w:i/>
+          <w:iCs/>
+          <w:lang w:eastAsia="zh-TW"/>
+        </w:rPr>
+        <w:t>Two-Line Element</w:t>
+      </w:r>
+      <w:r>
+        <w:rPr>
+          <w:b/>
+          <w:bCs/>
+          <w:i/>
+          <w:iCs/>
+          <w:lang w:eastAsia="zh-TW"/>
+        </w:rPr>
+        <w:t>）軌道資料作為分析基礎，利用</w:t>
+      </w:r>
+      <w:r>
+        <w:rPr>
+          <w:b/>
+          <w:bCs/>
+          <w:i/>
+          <w:iCs/>
+          <w:lang w:eastAsia="zh-TW"/>
+        </w:rPr>
+        <w:t xml:space="preserve"> Python </w:t>
+      </w:r>
+      <w:r>
+        <w:rPr>
+          <w:b/>
+          <w:bCs/>
+          <w:i/>
+          <w:iCs/>
+          <w:lang w:eastAsia="zh-TW"/>
+        </w:rPr>
+        <w:t>進行衛星軌道運算與資料前處理，計算衛星經緯度、高度、仰角、方位角及與</w:t>
+      </w:r>
+      <w:proofErr w:type="gramStart"/>
+      <w:r>
+        <w:rPr>
+          <w:b/>
+          <w:bCs/>
+          <w:i/>
+          <w:iCs/>
+          <w:lang w:eastAsia="zh-TW"/>
+        </w:rPr>
+        <w:t>臺</w:t>
+      </w:r>
+      <w:proofErr w:type="gramEnd"/>
+      <w:r>
+        <w:rPr>
+          <w:b/>
+          <w:bCs/>
+          <w:i/>
+          <w:iCs/>
+          <w:lang w:eastAsia="zh-TW"/>
+        </w:rPr>
+        <w:t>中觀測站之距離等參數，並以</w:t>
+      </w:r>
+      <w:r>
+        <w:rPr>
+          <w:b/>
+          <w:bCs/>
+          <w:i/>
+          <w:iCs/>
+          <w:lang w:eastAsia="zh-TW"/>
+        </w:rPr>
+        <w:t xml:space="preserve"> Power BI </w:t>
+      </w:r>
+      <w:r>
+        <w:rPr>
+          <w:b/>
+          <w:bCs/>
+          <w:i/>
+          <w:iCs/>
+          <w:lang w:eastAsia="zh-TW"/>
+        </w:rPr>
+        <w:t>建立互動式視覺化儀表板。研究透過地圖、卡片、折線圖及散佈圖等視覺化元件，分析衛星空間分布、可用衛星數量、仰角變化及通訊品質指標，並模擬海底電纜中斷等情境，評估低軌衛星之備援能力。</w:t>
+      </w:r>
+    </w:p>
+    <w:p>
+      <w:pPr>
+        <w:rPr>
+          <w:b/>
+          <w:bCs/>
+          <w:i/>
+          <w:iCs/>
+          <w:lang w:eastAsia="zh-TW"/>
+        </w:rPr>
+      </w:pPr>
+      <w:r>
+        <w:rPr>
+          <w:b/>
+          <w:bCs/>
+          <w:i/>
+          <w:iCs/>
+          <w:lang w:eastAsia="zh-TW"/>
+        </w:rPr>
+        <w:t>研究結果顯示，</w:t>
+      </w:r>
+      <w:proofErr w:type="spellStart"/>
+      <w:r>
+        <w:rPr>
+          <w:b/>
+          <w:bCs/>
+          <w:i/>
+          <w:iCs/>
+          <w:lang w:eastAsia="zh-TW"/>
+        </w:rPr>
+        <w:t>Starlink</w:t>
+      </w:r>
+      <w:proofErr w:type="spellEnd"/>
+      <w:r>
+        <w:rPr>
+          <w:b/>
+          <w:bCs/>
+          <w:i/>
+          <w:iCs/>
+          <w:lang w:eastAsia="zh-TW"/>
+        </w:rPr>
+        <w:t xml:space="preserve"> </w:t>
+      </w:r>
+      <w:r>
+        <w:rPr>
+          <w:b/>
+          <w:bCs/>
+          <w:i/>
+          <w:iCs/>
+          <w:lang w:eastAsia="zh-TW"/>
+        </w:rPr>
+        <w:t>衛星於臺灣上空具有穩定且持續的覆蓋能力，多數時間皆維持多顆衛星同時可供連線。分析結果亦證實衛星仰角與通訊品質呈現正相關關係，當衛星接近天頂位置時，其訊號強度及通訊品質表現最佳。</w:t>
+      </w:r>
+      <w:proofErr w:type="gramStart"/>
+      <w:r>
+        <w:rPr>
+          <w:b/>
+          <w:bCs/>
+          <w:i/>
+          <w:iCs/>
+          <w:lang w:eastAsia="zh-TW"/>
+        </w:rPr>
+        <w:t>此外，</w:t>
+      </w:r>
+      <w:proofErr w:type="gramEnd"/>
+      <w:r>
+        <w:rPr>
+          <w:b/>
+          <w:bCs/>
+          <w:i/>
+          <w:iCs/>
+          <w:lang w:eastAsia="zh-TW"/>
+        </w:rPr>
+        <w:t>在海底電纜中斷等模擬情境下，系統仍能維持一定程度之通訊服務能力，顯示低軌衛星具備作為地面通訊系統備援方案之潛力。</w:t>
+      </w:r>
+    </w:p>
+    <w:p>
+      <w:pPr>
+        <w:rPr>
+          <w:b/>
+          <w:bCs/>
+          <w:i/>
+          <w:iCs/>
+          <w:lang w:eastAsia="zh-TW"/>
+        </w:rPr>
+      </w:pPr>
+      <w:r>
+        <w:rPr>
+          <w:b/>
+          <w:bCs/>
+          <w:i/>
+          <w:iCs/>
+          <w:lang w:eastAsia="zh-TW"/>
+        </w:rPr>
+        <w:t>本研究透過資料分析與視覺化技術驗證低軌衛星系統於提升臺灣通訊韌性方面之應用價值，研究成果可作為未來衛星通訊建設、災害應變規劃及數位韌性發展之參考依據。</w:t>
+      </w:r>
+    </w:p>
+    <w:p>
+      <w:pPr>
+        <w:rPr>
+          <w:b/>
+          <w:bCs/>
+          <w:i/>
+          <w:iCs/>
+          <w:lang w:eastAsia="zh-TW"/>
+        </w:rPr>
+      </w:pPr>
+    </w:p>
+    <w:p>
+      <w:pPr>
         <w:rPr>
           <w:rFonts w:hint="eastAsia"/>
           <w:b/>
@@ -403,9 +509,10 @@
           <w:iCs/>
           <w:lang w:eastAsia="zh-TW"/>
         </w:rPr>
-        <w:t>關鍵</w:t>
-      </w:r>
-      <w:r>
+      </w:pPr>
+    </w:p>
+    <w:p>
+      <w:pPr>
         <w:rPr>
           <w:b/>
           <w:bCs/>
@@ -413,20 +520,18 @@
           <w:iCs/>
           <w:lang w:eastAsia="zh-TW"/>
         </w:rPr>
-        <w:t>詞</w:t>
-      </w:r>
-      <w:proofErr w:type="gramStart"/>
-      <w:r>
-        <w:rPr>
+      </w:pPr>
+      <w:r>
+        <w:rPr>
+          <w:rFonts w:hint="eastAsia"/>
           <w:b/>
           <w:bCs/>
           <w:i/>
           <w:iCs/>
           <w:lang w:eastAsia="zh-TW"/>
         </w:rPr>
-        <w:t>—</w:t>
-      </w:r>
-      <w:proofErr w:type="gramEnd"/>
+        <w:t>關鍵</w:t>
+      </w:r>
       <w:r>
         <w:rPr>
           <w:b/>
@@ -435,7 +540,7 @@
           <w:iCs/>
           <w:lang w:eastAsia="zh-TW"/>
         </w:rPr>
-        <w:t>低地球軌道衛星、</w:t>
+        <w:t>詞</w:t>
       </w:r>
       <w:proofErr w:type="gramStart"/>
       <w:r>
@@ -446,7 +551,7 @@
           <w:iCs/>
           <w:lang w:eastAsia="zh-TW"/>
         </w:rPr>
-        <w:t>星鏈計畫</w:t>
+        <w:t>—</w:t>
       </w:r>
       <w:proofErr w:type="gramEnd"/>
       <w:r>
@@ -457,8 +562,9 @@
           <w:iCs/>
           <w:lang w:eastAsia="zh-TW"/>
         </w:rPr>
-        <w:t>、通訊備援、通訊韌性、</w:t>
-      </w:r>
+        <w:t>低地球軌道衛星、</w:t>
+      </w:r>
+      <w:proofErr w:type="gramStart"/>
       <w:r>
         <w:rPr>
           <w:b/>
@@ -467,8 +573,9 @@
           <w:iCs/>
           <w:lang w:eastAsia="zh-TW"/>
         </w:rPr>
-        <w:t>Power BI</w:t>
-      </w:r>
+        <w:t>星鏈計畫</w:t>
+      </w:r>
+      <w:proofErr w:type="gramEnd"/>
       <w:r>
         <w:rPr>
           <w:b/>
@@ -477,6 +584,26 @@
           <w:iCs/>
           <w:lang w:eastAsia="zh-TW"/>
         </w:rPr>
+        <w:t>、通訊備援、通訊韌性、</w:t>
+      </w:r>
+      <w:r>
+        <w:rPr>
+          <w:b/>
+          <w:bCs/>
+          <w:i/>
+          <w:iCs/>
+          <w:lang w:eastAsia="zh-TW"/>
+        </w:rPr>
+        <w:t>Power BI</w:t>
+      </w:r>
+      <w:r>
+        <w:rPr>
+          <w:b/>
+          <w:bCs/>
+          <w:i/>
+          <w:iCs/>
+          <w:lang w:eastAsia="zh-TW"/>
+        </w:rPr>
         <w:t>、資料視覺化。</w:t>
       </w:r>
     </w:p>
@@ -933,7 +1060,14 @@
         <w:rPr>
           <w:lang w:eastAsia="zh-TW"/>
         </w:rPr>
-        <w:t>，並以預先整理完成之「</w:t>
+        <w:t>，並以預先整理完成之</w:t>
+      </w:r>
+      <w:r>
+        <w:rPr>
+          <w:lang w:eastAsia="zh-TW"/>
+        </w:rPr>
+        <w:lastRenderedPageBreak/>
+        <w:t>「</w:t>
       </w:r>
       <w:proofErr w:type="spellStart"/>
       <w:r>
@@ -1024,9 +1158,9 @@
             </w:pPr>
             <w:r>
               <w:rPr>
+                <w:noProof/>
                 <w:lang w:eastAsia="zh-TW"/>
               </w:rPr>
-              <w:lastRenderedPageBreak/>
               <w:drawing>
                 <wp:inline distT="0" distB="0" distL="0" distR="0" wp14:anchorId="332D8E50" wp14:editId="4E560028">
                   <wp:extent cx="3073400" cy="1352148"/>
@@ -1603,7 +1737,7 @@
         <w:spacing w:before="100" w:beforeAutospacing="1" w:after="100" w:afterAutospacing="1"/>
         <w:jc w:val="left"/>
         <w:rPr>
-          <w:rFonts w:ascii="標楷體" w:hAnsi="標楷體" w:cs="新細明體" w:hint="eastAsia"/>
+          <w:rFonts w:ascii="標楷體" w:hAnsi="標楷體" w:cs="新細明體"/>
           <w:lang w:eastAsia="zh-TW"/>
         </w:rPr>
       </w:pPr>
@@ -1669,14 +1803,7 @@
           <w:rFonts w:ascii="標楷體" w:hAnsi="標楷體" w:cs="新細明體" w:hint="eastAsia"/>
           <w:lang w:eastAsia="zh-TW"/>
         </w:rPr>
-        <w:t>建立多項通訊品質評估指標，包括可用衛星數量、平均仰角、平均距離及通訊品質評分等。研究進一步設定通訊品質門檻值，以量化評估不同時間條件下之通訊可用性。例如當可用衛星數量達到預設標準且平均仰角高於</w:t>
-      </w:r>
-      <w:r>
-        <w:rPr>
-          <w:rFonts w:ascii="標楷體" w:hAnsi="標楷體" w:cs="新細明體" w:hint="eastAsia"/>
-          <w:lang w:eastAsia="zh-TW"/>
-        </w:rPr>
-        <w:t>目標值時，系統判定通訊品質為良好；反之則顯示通訊品質較差。</w:t>
+        <w:t>建立多項通訊品質評估指標，包括可用衛星數量、平均仰角、平均距離及通訊品質評分等。研究進一步設定通訊品質門檻值，以量化評估不同時間條件下之通訊可用性。例如當可用衛星數量達到預設標準且平均仰角高於目標值時，系統判定通訊品質為良好；反之則顯示通訊品質較差。</w:t>
       </w:r>
     </w:p>
     <w:p>
@@ -2434,7 +2561,7 @@
               <w:autoSpaceDN/>
               <w:spacing w:after="100" w:afterAutospacing="1"/>
               <w:rPr>
-                <w:rFonts w:ascii="標楷體" w:hAnsi="標楷體" w:cs="新細明體" w:hint="eastAsia"/>
+                <w:rFonts w:ascii="標楷體" w:hAnsi="標楷體" w:cs="新細明體"/>
                 <w:lang w:eastAsia="zh-TW"/>
               </w:rPr>
             </w:pPr>
@@ -6384,7 +6511,6 @@
   <w:style w:type="character" w:default="1" w:styleId="a0">
     <w:name w:val="Default Paragraph Font"/>
     <w:uiPriority w:val="1"/>
-    <w:semiHidden/>
     <w:unhideWhenUsed/>
   </w:style>
   <w:style w:type="table" w:default="1" w:styleId="a1">

--- a/112111119_賴俊升.docx
+++ b/112111119_賴俊升.docx
@@ -4,8 +4,8 @@
   <w:body>
     <w:p>
       <w:pPr>
-        <w:pStyle w:val="ac"/>
-        <w:framePr w:wrap="notBeside" w:x="1568" w:y="1633"/>
+        <w:pStyle w:val="a3"/>
+        <w:framePr w:w="10319" w:wrap="around" w:x="990" w:y="25"/>
         <w:rPr>
           <w:sz w:val="40"/>
           <w:szCs w:val="40"/>
@@ -19,8 +19,9 @@
           <w:szCs w:val="40"/>
           <w:lang w:eastAsia="zh-TW"/>
         </w:rPr>
-        <w:t>作者資訊</w:t>
-      </w:r>
+        <w:t>低軌衛星（</w:t>
+      </w:r>
+      <w:proofErr w:type="spellStart"/>
       <w:r>
         <w:rPr>
           <w:rFonts w:hint="eastAsia"/>
@@ -28,8 +29,9 @@
           <w:szCs w:val="40"/>
           <w:lang w:eastAsia="zh-TW"/>
         </w:rPr>
-        <w:t>:</w:t>
-      </w:r>
+        <w:t>Starlink</w:t>
+      </w:r>
+      <w:proofErr w:type="spellEnd"/>
       <w:r>
         <w:rPr>
           <w:rFonts w:hint="eastAsia"/>
@@ -37,8 +39,19 @@
           <w:szCs w:val="40"/>
           <w:lang w:eastAsia="zh-TW"/>
         </w:rPr>
-        <w:t>賴俊升</w:t>
-      </w:r>
+        <w:t>）技術彌補傳統基地台限制之通訊韌性分析</w:t>
+      </w:r>
+    </w:p>
+    <w:p>
+      <w:pPr>
+        <w:pStyle w:val="ac"/>
+        <w:framePr w:w="10247" w:wrap="notBeside" w:x="1070" w:y="1193"/>
+        <w:rPr>
+          <w:sz w:val="40"/>
+          <w:szCs w:val="40"/>
+          <w:lang w:eastAsia="zh-TW"/>
+        </w:rPr>
+      </w:pPr>
       <w:r>
         <w:rPr>
           <w:rFonts w:hint="eastAsia"/>
@@ -46,19 +59,8 @@
           <w:szCs w:val="40"/>
           <w:lang w:eastAsia="zh-TW"/>
         </w:rPr>
-        <w:t xml:space="preserve"> 112111119</w:t>
-      </w:r>
-    </w:p>
-    <w:p>
-      <w:pPr>
-        <w:pStyle w:val="a3"/>
-        <w:framePr w:w="9361" w:wrap="around" w:x="1248" w:y="320"/>
-        <w:rPr>
-          <w:sz w:val="40"/>
-          <w:szCs w:val="40"/>
-          <w:lang w:eastAsia="zh-TW"/>
-        </w:rPr>
-      </w:pPr>
+        <w:t>作者資訊</w:t>
+      </w:r>
       <w:r>
         <w:rPr>
           <w:rFonts w:hint="eastAsia"/>
@@ -66,9 +68,8 @@
           <w:szCs w:val="40"/>
           <w:lang w:eastAsia="zh-TW"/>
         </w:rPr>
-        <w:t>低軌衛星（</w:t>
-      </w:r>
-      <w:proofErr w:type="spellStart"/>
+        <w:t>:</w:t>
+      </w:r>
       <w:r>
         <w:rPr>
           <w:rFonts w:hint="eastAsia"/>
@@ -76,9 +77,8 @@
           <w:szCs w:val="40"/>
           <w:lang w:eastAsia="zh-TW"/>
         </w:rPr>
-        <w:t>Starlink</w:t>
-      </w:r>
-      <w:proofErr w:type="spellEnd"/>
+        <w:t>賴俊升</w:t>
+      </w:r>
       <w:r>
         <w:rPr>
           <w:rFonts w:hint="eastAsia"/>
@@ -86,7 +86,7 @@
           <w:szCs w:val="40"/>
           <w:lang w:eastAsia="zh-TW"/>
         </w:rPr>
-        <w:t>）技術彌補傳統基地台限制之通訊韌性分析</w:t>
+        <w:t xml:space="preserve"> 112111119</w:t>
       </w:r>
     </w:p>
     <w:p>
@@ -96,6 +96,7 @@
         <w:rPr>
           <w:sz w:val="40"/>
           <w:szCs w:val="40"/>
+          <w:lang w:eastAsia="zh-TW"/>
         </w:rPr>
       </w:pPr>
       <w:r>
@@ -106,9 +107,8 @@
         <w:footnoteReference w:customMarkFollows="1" w:id="1"/>
         <w:sym w:font="Symbol" w:char="F020"/>
       </w:r>
-    </w:p>
-    <w:p>
-      <w:pPr>
+      <w:bookmarkStart w:id="0" w:name="PointTmp"/>
+      <w:r>
         <w:rPr>
           <w:rFonts w:hint="eastAsia"/>
           <w:b/>
@@ -117,8 +117,9 @@
           <w:iCs/>
           <w:lang w:eastAsia="zh-TW"/>
         </w:rPr>
-      </w:pPr>
-      <w:bookmarkStart w:id="0" w:name="PointTmp"/>
+        <w:t>摘要</w:t>
+      </w:r>
+      <w:proofErr w:type="gramStart"/>
       <w:r>
         <w:rPr>
           <w:rFonts w:hint="eastAsia"/>
@@ -128,9 +129,416 @@
           <w:iCs/>
           <w:lang w:eastAsia="zh-TW"/>
         </w:rPr>
-        <w:t>摘要</w:t>
+        <w:t>—</w:t>
+      </w:r>
+      <w:proofErr w:type="gramEnd"/>
+      <w:r>
+        <w:rPr>
+          <w:b/>
+          <w:bCs/>
+          <w:i/>
+          <w:iCs/>
+          <w:lang w:eastAsia="zh-TW"/>
+        </w:rPr>
+        <w:t>近年來，天然災害、海底電纜中斷及地面通訊設施故障等事件頻繁發生，使通訊韌性成為各國重視的重要議題。低軌衛星（</w:t>
+      </w:r>
+      <w:r>
+        <w:rPr>
+          <w:b/>
+          <w:bCs/>
+          <w:i/>
+          <w:iCs/>
+          <w:lang w:eastAsia="zh-TW"/>
+        </w:rPr>
+        <w:t>Low Earth Orbit, LEO</w:t>
+      </w:r>
+      <w:r>
+        <w:rPr>
+          <w:b/>
+          <w:bCs/>
+          <w:i/>
+          <w:iCs/>
+          <w:lang w:eastAsia="zh-TW"/>
+        </w:rPr>
+        <w:t>）通訊系統因具備</w:t>
+      </w:r>
+      <w:r>
+        <w:rPr>
+          <w:b/>
+          <w:bCs/>
+          <w:i/>
+          <w:iCs/>
+          <w:u w:val="single"/>
+          <w:lang w:eastAsia="zh-TW"/>
+        </w:rPr>
+        <w:t>低延遲、廣域覆蓋及快速部署</w:t>
+      </w:r>
+      <w:r>
+        <w:rPr>
+          <w:b/>
+          <w:bCs/>
+          <w:i/>
+          <w:iCs/>
+          <w:lang w:eastAsia="zh-TW"/>
+        </w:rPr>
+        <w:t>等特性，被視為提升通訊備援能力的重要解決方案。本研究以</w:t>
+      </w:r>
+      <w:r>
+        <w:rPr>
+          <w:b/>
+          <w:bCs/>
+          <w:i/>
+          <w:iCs/>
+          <w:lang w:eastAsia="zh-TW"/>
+        </w:rPr>
+        <w:t xml:space="preserve"> </w:t>
+      </w:r>
+      <w:proofErr w:type="spellStart"/>
+      <w:r>
+        <w:rPr>
+          <w:b/>
+          <w:bCs/>
+          <w:i/>
+          <w:iCs/>
+          <w:lang w:eastAsia="zh-TW"/>
+        </w:rPr>
+        <w:t>Starlink</w:t>
+      </w:r>
+      <w:proofErr w:type="spellEnd"/>
+      <w:r>
+        <w:rPr>
+          <w:b/>
+          <w:bCs/>
+          <w:i/>
+          <w:iCs/>
+          <w:lang w:eastAsia="zh-TW"/>
+        </w:rPr>
+        <w:t xml:space="preserve"> </w:t>
+      </w:r>
+      <w:r>
+        <w:rPr>
+          <w:b/>
+          <w:bCs/>
+          <w:i/>
+          <w:iCs/>
+          <w:lang w:eastAsia="zh-TW"/>
+        </w:rPr>
+        <w:t>低軌衛星系統為研究對象，探討其於臺灣地區作為通訊備援系統之可行性與應用價值。</w:t>
+      </w:r>
+    </w:p>
+    <w:p>
+      <w:pPr>
+        <w:rPr>
+          <w:b/>
+          <w:bCs/>
+          <w:i/>
+          <w:iCs/>
+          <w:lang w:eastAsia="zh-TW"/>
+        </w:rPr>
+      </w:pPr>
+      <w:r>
+        <w:rPr>
+          <w:b/>
+          <w:bCs/>
+          <w:i/>
+          <w:iCs/>
+          <w:lang w:eastAsia="zh-TW"/>
+        </w:rPr>
+        <w:t>研究採用</w:t>
+      </w:r>
+      <w:r>
+        <w:rPr>
+          <w:b/>
+          <w:bCs/>
+          <w:i/>
+          <w:iCs/>
+          <w:lang w:eastAsia="zh-TW"/>
+        </w:rPr>
+        <w:t xml:space="preserve"> </w:t>
+      </w:r>
+      <w:proofErr w:type="spellStart"/>
+      <w:r>
+        <w:rPr>
+          <w:b/>
+          <w:bCs/>
+          <w:i/>
+          <w:iCs/>
+          <w:lang w:eastAsia="zh-TW"/>
+        </w:rPr>
+        <w:t>Starlink</w:t>
+      </w:r>
+      <w:proofErr w:type="spellEnd"/>
+      <w:r>
+        <w:rPr>
+          <w:b/>
+          <w:bCs/>
+          <w:i/>
+          <w:iCs/>
+          <w:lang w:eastAsia="zh-TW"/>
+        </w:rPr>
+        <w:t xml:space="preserve"> </w:t>
+      </w:r>
+      <w:r>
+        <w:rPr>
+          <w:b/>
+          <w:bCs/>
+          <w:i/>
+          <w:iCs/>
+          <w:lang w:eastAsia="zh-TW"/>
+        </w:rPr>
+        <w:t>公開之</w:t>
+      </w:r>
+      <w:r>
+        <w:rPr>
+          <w:b/>
+          <w:bCs/>
+          <w:i/>
+          <w:iCs/>
+          <w:lang w:eastAsia="zh-TW"/>
+        </w:rPr>
+        <w:t xml:space="preserve"> TLE</w:t>
+      </w:r>
+      <w:r>
+        <w:rPr>
+          <w:b/>
+          <w:bCs/>
+          <w:i/>
+          <w:iCs/>
+          <w:lang w:eastAsia="zh-TW"/>
+        </w:rPr>
+        <w:t>（</w:t>
+      </w:r>
+      <w:r>
+        <w:rPr>
+          <w:b/>
+          <w:bCs/>
+          <w:i/>
+          <w:iCs/>
+          <w:lang w:eastAsia="zh-TW"/>
+        </w:rPr>
+        <w:t>Two-Line Element</w:t>
+      </w:r>
+      <w:r>
+        <w:rPr>
+          <w:b/>
+          <w:bCs/>
+          <w:i/>
+          <w:iCs/>
+          <w:lang w:eastAsia="zh-TW"/>
+        </w:rPr>
+        <w:t>）軌道資料作為分析基礎，利用</w:t>
+      </w:r>
+      <w:r>
+        <w:rPr>
+          <w:b/>
+          <w:bCs/>
+          <w:i/>
+          <w:iCs/>
+          <w:lang w:eastAsia="zh-TW"/>
+        </w:rPr>
+        <w:t xml:space="preserve"> Python </w:t>
+      </w:r>
+      <w:r>
+        <w:rPr>
+          <w:b/>
+          <w:bCs/>
+          <w:i/>
+          <w:iCs/>
+          <w:lang w:eastAsia="zh-TW"/>
+        </w:rPr>
+        <w:t>進行衛星軌道運算與資料前處理，計算衛星經緯度、高度、仰角、方位角及與</w:t>
       </w:r>
       <w:proofErr w:type="gramStart"/>
+      <w:r>
+        <w:rPr>
+          <w:b/>
+          <w:bCs/>
+          <w:i/>
+          <w:iCs/>
+          <w:lang w:eastAsia="zh-TW"/>
+        </w:rPr>
+        <w:t>臺</w:t>
+      </w:r>
+      <w:proofErr w:type="gramEnd"/>
+      <w:r>
+        <w:rPr>
+          <w:b/>
+          <w:bCs/>
+          <w:i/>
+          <w:iCs/>
+          <w:lang w:eastAsia="zh-TW"/>
+        </w:rPr>
+        <w:t>中觀測站之距離等參數，並以</w:t>
+      </w:r>
+      <w:r>
+        <w:rPr>
+          <w:b/>
+          <w:bCs/>
+          <w:i/>
+          <w:iCs/>
+          <w:lang w:eastAsia="zh-TW"/>
+        </w:rPr>
+        <w:t xml:space="preserve"> Power BI </w:t>
+      </w:r>
+      <w:r>
+        <w:rPr>
+          <w:b/>
+          <w:bCs/>
+          <w:i/>
+          <w:iCs/>
+          <w:lang w:eastAsia="zh-TW"/>
+        </w:rPr>
+        <w:t>建立互動式視覺化儀表板。研究透過地圖、卡片、折線圖及散佈圖等視覺化元件，分析衛星空間分布、可用衛星數量、仰角變化及通訊品質指標，並模擬海底電纜中斷等情境，評估低軌衛星之備援能力。</w:t>
+      </w:r>
+    </w:p>
+    <w:p>
+      <w:pPr>
+        <w:rPr>
+          <w:b/>
+          <w:bCs/>
+          <w:i/>
+          <w:iCs/>
+          <w:lang w:eastAsia="zh-TW"/>
+        </w:rPr>
+      </w:pPr>
+      <w:r>
+        <w:rPr>
+          <w:b/>
+          <w:bCs/>
+          <w:i/>
+          <w:iCs/>
+          <w:lang w:eastAsia="zh-TW"/>
+        </w:rPr>
+        <w:t>研究結果顯示，</w:t>
+      </w:r>
+      <w:proofErr w:type="spellStart"/>
+      <w:r>
+        <w:rPr>
+          <w:b/>
+          <w:bCs/>
+          <w:i/>
+          <w:iCs/>
+          <w:lang w:eastAsia="zh-TW"/>
+        </w:rPr>
+        <w:t>Starlink</w:t>
+      </w:r>
+      <w:proofErr w:type="spellEnd"/>
+      <w:r>
+        <w:rPr>
+          <w:b/>
+          <w:bCs/>
+          <w:i/>
+          <w:iCs/>
+          <w:lang w:eastAsia="zh-TW"/>
+        </w:rPr>
+        <w:t xml:space="preserve"> </w:t>
+      </w:r>
+      <w:r>
+        <w:rPr>
+          <w:b/>
+          <w:bCs/>
+          <w:i/>
+          <w:iCs/>
+          <w:lang w:eastAsia="zh-TW"/>
+        </w:rPr>
+        <w:t>衛星於臺灣上空</w:t>
+      </w:r>
+      <w:r>
+        <w:rPr>
+          <w:b/>
+          <w:bCs/>
+          <w:i/>
+          <w:iCs/>
+          <w:u w:val="single"/>
+          <w:lang w:eastAsia="zh-TW"/>
+        </w:rPr>
+        <w:t>具有穩定且持續的覆蓋能力</w:t>
+      </w:r>
+      <w:r>
+        <w:rPr>
+          <w:b/>
+          <w:bCs/>
+          <w:i/>
+          <w:iCs/>
+          <w:lang w:eastAsia="zh-TW"/>
+        </w:rPr>
+        <w:t>，多數時間皆維持</w:t>
+      </w:r>
+      <w:r>
+        <w:rPr>
+          <w:b/>
+          <w:bCs/>
+          <w:i/>
+          <w:iCs/>
+          <w:u w:val="single"/>
+          <w:lang w:eastAsia="zh-TW"/>
+        </w:rPr>
+        <w:t>多顆衛星同時可供連線</w:t>
+      </w:r>
+      <w:r>
+        <w:rPr>
+          <w:b/>
+          <w:bCs/>
+          <w:i/>
+          <w:iCs/>
+          <w:lang w:eastAsia="zh-TW"/>
+        </w:rPr>
+        <w:t>。分析結果亦證實衛星仰角與通訊品質呈現正相關關係，當衛星接近天頂位置時，其訊號強度及通訊品質表現最佳。</w:t>
+      </w:r>
+      <w:proofErr w:type="gramStart"/>
+      <w:r>
+        <w:rPr>
+          <w:b/>
+          <w:bCs/>
+          <w:i/>
+          <w:iCs/>
+          <w:lang w:eastAsia="zh-TW"/>
+        </w:rPr>
+        <w:t>此外，</w:t>
+      </w:r>
+      <w:proofErr w:type="gramEnd"/>
+      <w:r>
+        <w:rPr>
+          <w:b/>
+          <w:bCs/>
+          <w:i/>
+          <w:iCs/>
+          <w:lang w:eastAsia="zh-TW"/>
+        </w:rPr>
+        <w:t>在海底電纜中斷等模擬情境下，系統仍能維持一定程度之通訊服務能力，顯示低軌衛星具備作為地面通訊系統備援方案之潛力。</w:t>
+      </w:r>
+    </w:p>
+    <w:p>
+      <w:pPr>
+        <w:rPr>
+          <w:b/>
+          <w:bCs/>
+          <w:i/>
+          <w:iCs/>
+          <w:lang w:eastAsia="zh-TW"/>
+        </w:rPr>
+      </w:pPr>
+      <w:r>
+        <w:rPr>
+          <w:b/>
+          <w:bCs/>
+          <w:i/>
+          <w:iCs/>
+          <w:lang w:eastAsia="zh-TW"/>
+        </w:rPr>
+        <w:t>本研究透過資料分析與視覺化技術驗證低軌衛星系統於提升臺灣通訊韌性方面之應用價值，研究成果可作為未來衛星通訊建設、災害應變規劃及數位韌性發展之參考依據。</w:t>
+      </w:r>
+    </w:p>
+    <w:p>
+      <w:pPr>
+        <w:rPr>
+          <w:b/>
+          <w:bCs/>
+          <w:i/>
+          <w:iCs/>
+          <w:lang w:eastAsia="zh-TW"/>
+        </w:rPr>
+      </w:pPr>
       <w:r>
         <w:rPr>
           <w:rFonts w:hint="eastAsia"/>
@@ -140,12 +548,9 @@
           <w:iCs/>
           <w:lang w:eastAsia="zh-TW"/>
         </w:rPr>
-        <w:t>—</w:t>
-      </w:r>
-      <w:proofErr w:type="gramEnd"/>
-    </w:p>
-    <w:p>
-      <w:pPr>
+        <w:t>關鍵</w:t>
+      </w:r>
+      <w:r>
         <w:rPr>
           <w:b/>
           <w:bCs/>
@@ -153,7 +558,9 @@
           <w:iCs/>
           <w:lang w:eastAsia="zh-TW"/>
         </w:rPr>
-      </w:pPr>
+        <w:t>詞</w:t>
+      </w:r>
+      <w:proofErr w:type="gramStart"/>
       <w:r>
         <w:rPr>
           <w:b/>
@@ -162,8 +569,9 @@
           <w:iCs/>
           <w:lang w:eastAsia="zh-TW"/>
         </w:rPr>
-        <w:t>近年來，天然災害、海底電纜中斷及地面通訊設施故障等事件頻繁發生，使通訊韌性成為各國重視的重要議題。低軌衛星（</w:t>
-      </w:r>
+        <w:t>—</w:t>
+      </w:r>
+      <w:proofErr w:type="gramEnd"/>
       <w:r>
         <w:rPr>
           <w:b/>
@@ -172,8 +580,9 @@
           <w:iCs/>
           <w:lang w:eastAsia="zh-TW"/>
         </w:rPr>
-        <w:t>Low Earth Orbit, LEO</w:t>
-      </w:r>
+        <w:t>低地球軌道衛星、</w:t>
+      </w:r>
+      <w:proofErr w:type="gramStart"/>
       <w:r>
         <w:rPr>
           <w:b/>
@@ -182,8 +591,9 @@
           <w:iCs/>
           <w:lang w:eastAsia="zh-TW"/>
         </w:rPr>
-        <w:t>）通訊系統因具備低延遲、廣域覆蓋及快速部署等特性，被視為提升通訊備援能力的重要解決方案。本研究以</w:t>
-      </w:r>
+        <w:t>星鏈計畫</w:t>
+      </w:r>
+      <w:proofErr w:type="gramEnd"/>
       <w:r>
         <w:rPr>
           <w:b/>
@@ -192,9 +602,8 @@
           <w:iCs/>
           <w:lang w:eastAsia="zh-TW"/>
         </w:rPr>
-        <w:t xml:space="preserve"> </w:t>
-      </w:r>
-      <w:proofErr w:type="spellStart"/>
+        <w:t>、通訊備援、通訊韌性、</w:t>
+      </w:r>
       <w:r>
         <w:rPr>
           <w:b/>
@@ -203,9 +612,8 @@
           <w:iCs/>
           <w:lang w:eastAsia="zh-TW"/>
         </w:rPr>
-        <w:t>Starlink</w:t>
-      </w:r>
-      <w:proofErr w:type="spellEnd"/>
+        <w:t>Power BI</w:t>
+      </w:r>
       <w:r>
         <w:rPr>
           <w:b/>
@@ -214,396 +622,6 @@
           <w:iCs/>
           <w:lang w:eastAsia="zh-TW"/>
         </w:rPr>
-        <w:t xml:space="preserve"> </w:t>
-      </w:r>
-      <w:r>
-        <w:rPr>
-          <w:b/>
-          <w:bCs/>
-          <w:i/>
-          <w:iCs/>
-          <w:lang w:eastAsia="zh-TW"/>
-        </w:rPr>
-        <w:t>低軌衛星系統為研究對象，探討其於臺灣地區作為通訊備援系統之可行性與應用價值。</w:t>
-      </w:r>
-    </w:p>
-    <w:p>
-      <w:pPr>
-        <w:rPr>
-          <w:b/>
-          <w:bCs/>
-          <w:i/>
-          <w:iCs/>
-          <w:lang w:eastAsia="zh-TW"/>
-        </w:rPr>
-      </w:pPr>
-      <w:r>
-        <w:rPr>
-          <w:b/>
-          <w:bCs/>
-          <w:i/>
-          <w:iCs/>
-          <w:lang w:eastAsia="zh-TW"/>
-        </w:rPr>
-        <w:t>研究採用</w:t>
-      </w:r>
-      <w:r>
-        <w:rPr>
-          <w:b/>
-          <w:bCs/>
-          <w:i/>
-          <w:iCs/>
-          <w:lang w:eastAsia="zh-TW"/>
-        </w:rPr>
-        <w:t xml:space="preserve"> </w:t>
-      </w:r>
-      <w:proofErr w:type="spellStart"/>
-      <w:r>
-        <w:rPr>
-          <w:b/>
-          <w:bCs/>
-          <w:i/>
-          <w:iCs/>
-          <w:lang w:eastAsia="zh-TW"/>
-        </w:rPr>
-        <w:t>Starlink</w:t>
-      </w:r>
-      <w:proofErr w:type="spellEnd"/>
-      <w:r>
-        <w:rPr>
-          <w:b/>
-          <w:bCs/>
-          <w:i/>
-          <w:iCs/>
-          <w:lang w:eastAsia="zh-TW"/>
-        </w:rPr>
-        <w:t xml:space="preserve"> </w:t>
-      </w:r>
-      <w:r>
-        <w:rPr>
-          <w:b/>
-          <w:bCs/>
-          <w:i/>
-          <w:iCs/>
-          <w:lang w:eastAsia="zh-TW"/>
-        </w:rPr>
-        <w:t>公開之</w:t>
-      </w:r>
-      <w:r>
-        <w:rPr>
-          <w:b/>
-          <w:bCs/>
-          <w:i/>
-          <w:iCs/>
-          <w:lang w:eastAsia="zh-TW"/>
-        </w:rPr>
-        <w:t xml:space="preserve"> TLE</w:t>
-      </w:r>
-      <w:r>
-        <w:rPr>
-          <w:b/>
-          <w:bCs/>
-          <w:i/>
-          <w:iCs/>
-          <w:lang w:eastAsia="zh-TW"/>
-        </w:rPr>
-        <w:t>（</w:t>
-      </w:r>
-      <w:r>
-        <w:rPr>
-          <w:b/>
-          <w:bCs/>
-          <w:i/>
-          <w:iCs/>
-          <w:lang w:eastAsia="zh-TW"/>
-        </w:rPr>
-        <w:t>Two-Line Element</w:t>
-      </w:r>
-      <w:r>
-        <w:rPr>
-          <w:b/>
-          <w:bCs/>
-          <w:i/>
-          <w:iCs/>
-          <w:lang w:eastAsia="zh-TW"/>
-        </w:rPr>
-        <w:t>）軌道資料作為分析基礎，利用</w:t>
-      </w:r>
-      <w:r>
-        <w:rPr>
-          <w:b/>
-          <w:bCs/>
-          <w:i/>
-          <w:iCs/>
-          <w:lang w:eastAsia="zh-TW"/>
-        </w:rPr>
-        <w:t xml:space="preserve"> Python </w:t>
-      </w:r>
-      <w:r>
-        <w:rPr>
-          <w:b/>
-          <w:bCs/>
-          <w:i/>
-          <w:iCs/>
-          <w:lang w:eastAsia="zh-TW"/>
-        </w:rPr>
-        <w:t>進行衛星軌道運算與資料前處理，計算衛星經緯度、高度、仰角、方位角及與</w:t>
-      </w:r>
-      <w:proofErr w:type="gramStart"/>
-      <w:r>
-        <w:rPr>
-          <w:b/>
-          <w:bCs/>
-          <w:i/>
-          <w:iCs/>
-          <w:lang w:eastAsia="zh-TW"/>
-        </w:rPr>
-        <w:t>臺</w:t>
-      </w:r>
-      <w:proofErr w:type="gramEnd"/>
-      <w:r>
-        <w:rPr>
-          <w:b/>
-          <w:bCs/>
-          <w:i/>
-          <w:iCs/>
-          <w:lang w:eastAsia="zh-TW"/>
-        </w:rPr>
-        <w:t>中觀測站之距離等參數，並以</w:t>
-      </w:r>
-      <w:r>
-        <w:rPr>
-          <w:b/>
-          <w:bCs/>
-          <w:i/>
-          <w:iCs/>
-          <w:lang w:eastAsia="zh-TW"/>
-        </w:rPr>
-        <w:t xml:space="preserve"> Power BI </w:t>
-      </w:r>
-      <w:r>
-        <w:rPr>
-          <w:b/>
-          <w:bCs/>
-          <w:i/>
-          <w:iCs/>
-          <w:lang w:eastAsia="zh-TW"/>
-        </w:rPr>
-        <w:t>建立互動式視覺化儀表板。研究透過地圖、卡片、折線圖及散佈圖等視覺化元件，分析衛星空間分布、可用衛星數量、仰角變化及通訊品質指標，並模擬海底電纜中斷等情境，評估低軌衛星之備援能力。</w:t>
-      </w:r>
-    </w:p>
-    <w:p>
-      <w:pPr>
-        <w:rPr>
-          <w:b/>
-          <w:bCs/>
-          <w:i/>
-          <w:iCs/>
-          <w:lang w:eastAsia="zh-TW"/>
-        </w:rPr>
-      </w:pPr>
-      <w:r>
-        <w:rPr>
-          <w:b/>
-          <w:bCs/>
-          <w:i/>
-          <w:iCs/>
-          <w:lang w:eastAsia="zh-TW"/>
-        </w:rPr>
-        <w:t>研究結果顯示，</w:t>
-      </w:r>
-      <w:proofErr w:type="spellStart"/>
-      <w:r>
-        <w:rPr>
-          <w:b/>
-          <w:bCs/>
-          <w:i/>
-          <w:iCs/>
-          <w:lang w:eastAsia="zh-TW"/>
-        </w:rPr>
-        <w:t>Starlink</w:t>
-      </w:r>
-      <w:proofErr w:type="spellEnd"/>
-      <w:r>
-        <w:rPr>
-          <w:b/>
-          <w:bCs/>
-          <w:i/>
-          <w:iCs/>
-          <w:lang w:eastAsia="zh-TW"/>
-        </w:rPr>
-        <w:t xml:space="preserve"> </w:t>
-      </w:r>
-      <w:r>
-        <w:rPr>
-          <w:b/>
-          <w:bCs/>
-          <w:i/>
-          <w:iCs/>
-          <w:lang w:eastAsia="zh-TW"/>
-        </w:rPr>
-        <w:t>衛星於臺灣上空具有穩定且持續的覆蓋能力，多數時間皆維持多顆衛星同時可供連線。分析結果亦證實衛星仰角與通訊品質呈現正相關關係，當衛星接近天頂位置時，其訊號強度及通訊品質表現最佳。</w:t>
-      </w:r>
-      <w:proofErr w:type="gramStart"/>
-      <w:r>
-        <w:rPr>
-          <w:b/>
-          <w:bCs/>
-          <w:i/>
-          <w:iCs/>
-          <w:lang w:eastAsia="zh-TW"/>
-        </w:rPr>
-        <w:t>此外，</w:t>
-      </w:r>
-      <w:proofErr w:type="gramEnd"/>
-      <w:r>
-        <w:rPr>
-          <w:b/>
-          <w:bCs/>
-          <w:i/>
-          <w:iCs/>
-          <w:lang w:eastAsia="zh-TW"/>
-        </w:rPr>
-        <w:t>在海底電纜中斷等模擬情境下，系統仍能維持一定程度之通訊服務能力，顯示低軌衛星具備作為地面通訊系統備援方案之潛力。</w:t>
-      </w:r>
-    </w:p>
-    <w:p>
-      <w:pPr>
-        <w:rPr>
-          <w:b/>
-          <w:bCs/>
-          <w:i/>
-          <w:iCs/>
-          <w:lang w:eastAsia="zh-TW"/>
-        </w:rPr>
-      </w:pPr>
-      <w:r>
-        <w:rPr>
-          <w:b/>
-          <w:bCs/>
-          <w:i/>
-          <w:iCs/>
-          <w:lang w:eastAsia="zh-TW"/>
-        </w:rPr>
-        <w:t>本研究透過資料分析與視覺化技術驗證低軌衛星系統於提升臺灣通訊韌性方面之應用價值，研究成果可作為未來衛星通訊建設、災害應變規劃及數位韌性發展之參考依據。</w:t>
-      </w:r>
-    </w:p>
-    <w:p>
-      <w:pPr>
-        <w:rPr>
-          <w:b/>
-          <w:bCs/>
-          <w:i/>
-          <w:iCs/>
-          <w:lang w:eastAsia="zh-TW"/>
-        </w:rPr>
-      </w:pPr>
-    </w:p>
-    <w:p>
-      <w:pPr>
-        <w:rPr>
-          <w:rFonts w:hint="eastAsia"/>
-          <w:b/>
-          <w:bCs/>
-          <w:i/>
-          <w:iCs/>
-          <w:lang w:eastAsia="zh-TW"/>
-        </w:rPr>
-      </w:pPr>
-    </w:p>
-    <w:p>
-      <w:pPr>
-        <w:rPr>
-          <w:b/>
-          <w:bCs/>
-          <w:i/>
-          <w:iCs/>
-          <w:lang w:eastAsia="zh-TW"/>
-        </w:rPr>
-      </w:pPr>
-      <w:r>
-        <w:rPr>
-          <w:rFonts w:hint="eastAsia"/>
-          <w:b/>
-          <w:bCs/>
-          <w:i/>
-          <w:iCs/>
-          <w:lang w:eastAsia="zh-TW"/>
-        </w:rPr>
-        <w:t>關鍵</w:t>
-      </w:r>
-      <w:r>
-        <w:rPr>
-          <w:b/>
-          <w:bCs/>
-          <w:i/>
-          <w:iCs/>
-          <w:lang w:eastAsia="zh-TW"/>
-        </w:rPr>
-        <w:t>詞</w:t>
-      </w:r>
-      <w:proofErr w:type="gramStart"/>
-      <w:r>
-        <w:rPr>
-          <w:b/>
-          <w:bCs/>
-          <w:i/>
-          <w:iCs/>
-          <w:lang w:eastAsia="zh-TW"/>
-        </w:rPr>
-        <w:t>—</w:t>
-      </w:r>
-      <w:proofErr w:type="gramEnd"/>
-      <w:r>
-        <w:rPr>
-          <w:b/>
-          <w:bCs/>
-          <w:i/>
-          <w:iCs/>
-          <w:lang w:eastAsia="zh-TW"/>
-        </w:rPr>
-        <w:t>低地球軌道衛星、</w:t>
-      </w:r>
-      <w:proofErr w:type="gramStart"/>
-      <w:r>
-        <w:rPr>
-          <w:b/>
-          <w:bCs/>
-          <w:i/>
-          <w:iCs/>
-          <w:lang w:eastAsia="zh-TW"/>
-        </w:rPr>
-        <w:t>星鏈計畫</w:t>
-      </w:r>
-      <w:proofErr w:type="gramEnd"/>
-      <w:r>
-        <w:rPr>
-          <w:b/>
-          <w:bCs/>
-          <w:i/>
-          <w:iCs/>
-          <w:lang w:eastAsia="zh-TW"/>
-        </w:rPr>
-        <w:t>、通訊備援、通訊韌性、</w:t>
-      </w:r>
-      <w:r>
-        <w:rPr>
-          <w:b/>
-          <w:bCs/>
-          <w:i/>
-          <w:iCs/>
-          <w:lang w:eastAsia="zh-TW"/>
-        </w:rPr>
-        <w:t>Power BI</w:t>
-      </w:r>
-      <w:r>
-        <w:rPr>
-          <w:b/>
-          <w:bCs/>
-          <w:i/>
-          <w:iCs/>
-          <w:lang w:eastAsia="zh-TW"/>
-        </w:rPr>
         <w:t>、資料視覺化。</w:t>
       </w:r>
     </w:p>
@@ -626,13 +644,6 @@
         </w:rPr>
         <w:t>導論</w:t>
       </w:r>
-    </w:p>
-    <w:p>
-      <w:pPr>
-        <w:rPr>
-          <w:lang w:eastAsia="zh-TW"/>
-        </w:rPr>
-      </w:pPr>
     </w:p>
     <w:p>
       <w:pPr>
@@ -696,7 +707,22 @@
           <w:rFonts w:ascii="標楷體" w:hAnsi="標楷體" w:cs="新細明體"/>
           <w:lang w:eastAsia="zh-TW"/>
         </w:rPr>
-        <w:t xml:space="preserve">）為代表，具有低延遲、廣域覆蓋及快速部署等特性，可作為災害或緊急情境下的重要通訊備援方案。近年來，臺灣持續推動通訊韌性建設，中華電信已與 </w:t>
+        <w:t>）為代表，具有</w:t>
+      </w:r>
+      <w:r>
+        <w:rPr>
+          <w:rFonts w:ascii="標楷體" w:hAnsi="標楷體" w:cs="新細明體"/>
+          <w:u w:val="single"/>
+          <w:lang w:eastAsia="zh-TW"/>
+        </w:rPr>
+        <w:t>低延遲、廣域覆蓋及快速部署</w:t>
+      </w:r>
+      <w:r>
+        <w:rPr>
+          <w:rFonts w:ascii="標楷體" w:hAnsi="標楷體" w:cs="新細明體"/>
+          <w:lang w:eastAsia="zh-TW"/>
+        </w:rPr>
+        <w:t xml:space="preserve">等特性，可作為災害或緊急情境下的重要通訊備援方案。近年來，臺灣持續推動通訊韌性建設，中華電信已與 </w:t>
       </w:r>
       <w:proofErr w:type="spellStart"/>
       <w:r>
@@ -783,7 +809,42 @@
           <w:rFonts w:ascii="標楷體" w:hAnsi="標楷體" w:cs="新細明體"/>
           <w:lang w:eastAsia="zh-TW"/>
         </w:rPr>
-        <w:t>雖然低軌衛星通訊具備高度機動性與備援優勢，但實際應用仍面臨法規、技術與成本等多方面挑戰。在法規層面，臺灣對於電信服務之外資持股比例、頻譜使用及地面站建置皆設有相關限制，因此國際衛星業者在</w:t>
+        <w:t>雖然低軌衛星通訊具備高度機動性與備援優勢，但實際應用仍面臨法規、技術與成本等多方面挑戰。在法規層面，臺灣對於電信服務之外資持股比例</w:t>
+      </w:r>
+      <w:r>
+        <w:rPr>
+          <w:rFonts w:ascii="標楷體" w:hAnsi="標楷體" w:cs="新細明體" w:hint="eastAsia"/>
+          <w:lang w:eastAsia="zh-TW"/>
+        </w:rPr>
+        <w:t>(</w:t>
+      </w:r>
+      <w:r>
+        <w:rPr>
+          <w:rFonts w:ascii="標楷體" w:hAnsi="標楷體" w:cs="新細明體" w:hint="eastAsia"/>
+          <w:lang w:eastAsia="zh-TW"/>
+        </w:rPr>
+        <w:t>駐:</w:t>
+      </w:r>
+      <w:r>
+        <w:rPr>
+          <w:rFonts w:ascii="標楷體" w:hAnsi="標楷體" w:cs="新細明體" w:hint="eastAsia"/>
+          <w:lang w:eastAsia="zh-TW"/>
+        </w:rPr>
+        <w:t>直接持股比例上限為 49%</w:t>
+      </w:r>
+      <w:r>
+        <w:rPr>
+          <w:rFonts w:ascii="標楷體" w:hAnsi="標楷體" w:cs="新細明體" w:hint="eastAsia"/>
+          <w:lang w:eastAsia="zh-TW"/>
+        </w:rPr>
+        <w:t>)</w:t>
+      </w:r>
+      <w:r>
+        <w:rPr>
+          <w:rFonts w:ascii="標楷體" w:hAnsi="標楷體" w:cs="新細明體"/>
+          <w:lang w:eastAsia="zh-TW"/>
+        </w:rPr>
+        <w:t>、頻譜使用及地面站建置皆設有相關限制，因此國際衛星業者在</w:t>
       </w:r>
       <w:proofErr w:type="gramStart"/>
       <w:r>
@@ -930,7 +991,69 @@
           <w:rFonts w:ascii="標楷體" w:hAnsi="標楷體" w:cs="新細明體"/>
           <w:lang w:eastAsia="zh-TW"/>
         </w:rPr>
-        <w:t>海底電纜中斷等情境，衛星系統是否能維持穩定通訊服務，進而驗證低軌衛星於提升臺灣通訊韌性方面之應用價值。</w:t>
+        <w:t>海底電纜中斷等情境</w:t>
+      </w:r>
+      <w:r>
+        <w:rPr>
+          <w:rFonts w:ascii="標楷體" w:hAnsi="標楷體" w:cs="新細明體"/>
+          <w:lang w:eastAsia="zh-TW"/>
+        </w:rPr>
+        <w:fldChar w:fldCharType="begin"/>
+      </w:r>
+      <w:r>
+        <w:rPr>
+          <w:rFonts w:ascii="標楷體" w:hAnsi="標楷體" w:cs="新細明體"/>
+          <w:lang w:eastAsia="zh-TW"/>
+        </w:rPr>
+        <w:instrText xml:space="preserve"> REF _Ref231591481 \r \h </w:instrText>
+      </w:r>
+      <w:r>
+        <w:rPr>
+          <w:rFonts w:ascii="標楷體" w:hAnsi="標楷體" w:cs="新細明體"/>
+          <w:lang w:eastAsia="zh-TW"/>
+        </w:rPr>
+      </w:r>
+      <w:r>
+        <w:rPr>
+          <w:rFonts w:ascii="標楷體" w:hAnsi="標楷體" w:cs="新細明體"/>
+          <w:lang w:eastAsia="zh-TW"/>
+        </w:rPr>
+        <w:fldChar w:fldCharType="separate"/>
+      </w:r>
+      <w:r>
+        <w:rPr>
+          <w:rFonts w:ascii="標楷體" w:hAnsi="標楷體" w:cs="新細明體"/>
+          <w:lang w:eastAsia="zh-TW"/>
+        </w:rPr>
+        <w:t>[</w:t>
+      </w:r>
+      <w:r>
+        <w:rPr>
+          <w:rFonts w:ascii="標楷體" w:hAnsi="標楷體" w:cs="新細明體"/>
+          <w:lang w:eastAsia="zh-TW"/>
+        </w:rPr>
+        <w:t>1</w:t>
+      </w:r>
+      <w:r>
+        <w:rPr>
+          <w:rFonts w:ascii="標楷體" w:hAnsi="標楷體" w:cs="新細明體"/>
+          <w:lang w:eastAsia="zh-TW"/>
+        </w:rPr>
+        <w:t>1]</w:t>
+      </w:r>
+      <w:r>
+        <w:rPr>
+          <w:rFonts w:ascii="標楷體" w:hAnsi="標楷體" w:cs="新細明體"/>
+          <w:lang w:eastAsia="zh-TW"/>
+        </w:rPr>
+        <w:fldChar w:fldCharType="end"/>
+      </w:r>
+      <w:r>
+        <w:rPr>
+          <w:rFonts w:ascii="標楷體" w:hAnsi="標楷體" w:cs="新細明體"/>
+          <w:lang w:eastAsia="zh-TW"/>
+        </w:rPr>
+        <w:t>，衛星系統是否能維持穩定通訊服務，進而驗證低軌衛星於提升臺灣通訊韌性方面之應用價值。</w:t>
       </w:r>
     </w:p>
     <w:p>
@@ -1060,52 +1183,46 @@
         <w:rPr>
           <w:lang w:eastAsia="zh-TW"/>
         </w:rPr>
-        <w:t>，並以預先整理完成之</w:t>
-      </w:r>
+        <w:t>，並以預先整理完成之「</w:t>
+      </w:r>
+      <w:proofErr w:type="spellStart"/>
+      <w:r>
+        <w:rPr>
+          <w:lang w:eastAsia="zh-TW"/>
+        </w:rPr>
+        <w:t>Starlink_Taiwan_Complete</w:t>
+      </w:r>
+      <w:proofErr w:type="spellEnd"/>
+      <w:r>
+        <w:rPr>
+          <w:lang w:eastAsia="zh-TW"/>
+        </w:rPr>
+        <w:t>」資料集作為分析基礎。研究過程結合衛星軌道運算、資料前處理及</w:t>
+      </w:r>
+      <w:r>
+        <w:rPr>
+          <w:lang w:eastAsia="zh-TW"/>
+        </w:rPr>
+        <w:t xml:space="preserve"> Power BI </w:t>
+      </w:r>
+      <w:r>
+        <w:rPr>
+          <w:lang w:eastAsia="zh-TW"/>
+        </w:rPr>
+        <w:t>視覺化分析技術，評估低軌衛星系統於臺灣地區作為通訊備援方案之可行性。</w:t>
+      </w:r>
+    </w:p>
+    <w:p>
+      <w:pPr>
+        <w:rPr>
+          <w:lang w:eastAsia="zh-TW"/>
+        </w:rPr>
+      </w:pPr>
       <w:r>
         <w:rPr>
           <w:lang w:eastAsia="zh-TW"/>
         </w:rPr>
         <w:lastRenderedPageBreak/>
-        <w:t>「</w:t>
-      </w:r>
-      <w:proofErr w:type="spellStart"/>
-      <w:r>
-        <w:rPr>
-          <w:lang w:eastAsia="zh-TW"/>
-        </w:rPr>
-        <w:t>Starlink_Taiwan_Complete</w:t>
-      </w:r>
-      <w:proofErr w:type="spellEnd"/>
-      <w:r>
-        <w:rPr>
-          <w:lang w:eastAsia="zh-TW"/>
-        </w:rPr>
-        <w:t>」資料集作為分析基礎。研究過程結合衛星軌道運算、資料前處理及</w:t>
-      </w:r>
-      <w:r>
-        <w:rPr>
-          <w:lang w:eastAsia="zh-TW"/>
-        </w:rPr>
-        <w:t xml:space="preserve"> Power BI </w:t>
-      </w:r>
-      <w:r>
-        <w:rPr>
-          <w:lang w:eastAsia="zh-TW"/>
-        </w:rPr>
-        <w:t>視覺化分析技術，評估低軌衛星系統於臺灣地區作為通訊備援方案之可行性。</w:t>
-      </w:r>
-    </w:p>
-    <w:p>
-      <w:pPr>
-        <w:rPr>
-          <w:lang w:eastAsia="zh-TW"/>
-        </w:rPr>
-      </w:pPr>
-      <w:r>
-        <w:rPr>
-          <w:lang w:eastAsia="zh-TW"/>
-        </w:rPr>
         <w:t>首先，利用</w:t>
       </w:r>
       <w:r>
@@ -1132,16 +1249,76 @@
           <w:lang w:eastAsia="zh-TW"/>
         </w:rPr>
         <w:t>資訊。</w:t>
+      </w:r>
+    </w:p>
+    <w:p>
+      <w:pPr>
+        <w:rPr>
+          <w:lang w:eastAsia="zh-TW"/>
+        </w:rPr>
+      </w:pPr>
+      <w:r>
+        <w:rPr>
+          <w:lang w:eastAsia="zh-TW"/>
+        </w:rPr>
+        <w:t>以</w:t>
+      </w:r>
+      <w:proofErr w:type="gramStart"/>
+      <w:r>
+        <w:rPr>
+          <w:lang w:eastAsia="zh-TW"/>
+        </w:rPr>
+        <w:t>臺</w:t>
+      </w:r>
+      <w:proofErr w:type="gramEnd"/>
+      <w:r>
+        <w:rPr>
+          <w:lang w:eastAsia="zh-TW"/>
+        </w:rPr>
+        <w:t>中觀測站作為固定觀測位置，計算衛星與地面站之間的距離、仰角（</w:t>
+      </w:r>
+      <w:r>
+        <w:rPr>
+          <w:lang w:eastAsia="zh-TW"/>
+        </w:rPr>
+        <w:t>Elevation</w:t>
+      </w:r>
+      <w:r>
+        <w:rPr>
+          <w:lang w:eastAsia="zh-TW"/>
+        </w:rPr>
+        <w:t>）及方位角（</w:t>
+      </w:r>
+      <w:r>
+        <w:rPr>
+          <w:lang w:eastAsia="zh-TW"/>
+        </w:rPr>
+        <w:t>Azimuth</w:t>
+      </w:r>
+      <w:r>
+        <w:rPr>
+          <w:lang w:eastAsia="zh-TW"/>
+        </w:rPr>
+        <w:t>）等參數，以模擬實際衛星通訊環境。</w:t>
       </w:r>
     </w:p>
     <w:tbl>
       <w:tblPr>
         <w:tblStyle w:val="af2"/>
+        <w:tblpPr w:leftFromText="180" w:rightFromText="180" w:vertAnchor="text" w:horzAnchor="margin" w:tblpY="17"/>
         <w:tblW w:w="0" w:type="auto"/>
+        <w:tblBorders>
+          <w:top w:val="none" w:sz="0" w:space="0" w:color="auto"/>
+          <w:left w:val="none" w:sz="0" w:space="0" w:color="auto"/>
+          <w:bottom w:val="none" w:sz="0" w:space="0" w:color="auto"/>
+          <w:right w:val="none" w:sz="0" w:space="0" w:color="auto"/>
+          <w:insideH w:val="none" w:sz="0" w:space="0" w:color="auto"/>
+          <w:insideV w:val="none" w:sz="0" w:space="0" w:color="auto"/>
+        </w:tblBorders>
         <w:tblLook w:val="04A0" w:firstRow="1" w:lastRow="0" w:firstColumn="1" w:lastColumn="0" w:noHBand="0" w:noVBand="1"/>
       </w:tblPr>
       <w:tblGrid>
-        <w:gridCol w:w="4961"/>
+        <w:gridCol w:w="4971"/>
       </w:tblGrid>
       <w:tr>
         <w:tc>
@@ -1162,7 +1339,7 @@
                 <w:lang w:eastAsia="zh-TW"/>
               </w:rPr>
               <w:drawing>
-                <wp:inline distT="0" distB="0" distL="0" distR="0" wp14:anchorId="332D8E50" wp14:editId="4E560028">
+                <wp:inline distT="0" distB="0" distL="0" distR="0" wp14:anchorId="26D532CE" wp14:editId="5C0AC54D">
                   <wp:extent cx="3073400" cy="1352148"/>
                   <wp:effectExtent l="0" t="0" r="0" b="635"/>
                   <wp:docPr id="2" name="圖片 2"/>
@@ -1248,57 +1425,6 @@
         <w:rPr>
           <w:lang w:eastAsia="zh-TW"/>
         </w:rPr>
-        <w:t>以</w:t>
-      </w:r>
-      <w:proofErr w:type="gramStart"/>
-      <w:r>
-        <w:rPr>
-          <w:lang w:eastAsia="zh-TW"/>
-        </w:rPr>
-        <w:t>臺</w:t>
-      </w:r>
-      <w:proofErr w:type="gramEnd"/>
-      <w:r>
-        <w:rPr>
-          <w:lang w:eastAsia="zh-TW"/>
-        </w:rPr>
-        <w:t>中觀測站作為固定觀測位置，計算衛星與地面站之間的距離、仰角（</w:t>
-      </w:r>
-      <w:r>
-        <w:rPr>
-          <w:lang w:eastAsia="zh-TW"/>
-        </w:rPr>
-        <w:t>Elevation</w:t>
-      </w:r>
-      <w:r>
-        <w:rPr>
-          <w:lang w:eastAsia="zh-TW"/>
-        </w:rPr>
-        <w:t>）及方位角（</w:t>
-      </w:r>
-      <w:r>
-        <w:rPr>
-          <w:lang w:eastAsia="zh-TW"/>
-        </w:rPr>
-        <w:t>Azimuth</w:t>
-      </w:r>
-      <w:r>
-        <w:rPr>
-          <w:lang w:eastAsia="zh-TW"/>
-        </w:rPr>
-        <w:t>）等參數，以模擬實際衛星通訊環境。</w:t>
-      </w:r>
-    </w:p>
-    <w:p>
-      <w:pPr>
-        <w:rPr>
-          <w:lang w:eastAsia="zh-TW"/>
-        </w:rPr>
-      </w:pPr>
-      <w:r>
-        <w:rPr>
-          <w:lang w:eastAsia="zh-TW"/>
-        </w:rPr>
         <w:t>考量低仰角衛星容易受到地形遮蔽及大氣傳播損耗影響，本研究將仰角大於</w:t>
       </w:r>
       <w:r>
@@ -1459,6 +1585,7 @@
     <w:p>
       <w:pPr>
         <w:rPr>
+          <w:rFonts w:hint="eastAsia"/>
           <w:lang w:eastAsia="zh-TW"/>
         </w:rPr>
       </w:pPr>
@@ -1507,13 +1634,6 @@
         </w:rPr>
         <w:t>系統在緊急情境下是否能維持穩定通訊能力，進而驗證其作為臺灣通訊備援系統之可行性。</w:t>
       </w:r>
-    </w:p>
-    <w:p>
-      <w:pPr>
-        <w:rPr>
-          <w:lang w:eastAsia="zh-TW"/>
-        </w:rPr>
-      </w:pPr>
     </w:p>
     <w:p>
       <w:pPr>
@@ -1803,7 +1923,14 @@
           <w:rFonts w:ascii="標楷體" w:hAnsi="標楷體" w:cs="新細明體" w:hint="eastAsia"/>
           <w:lang w:eastAsia="zh-TW"/>
         </w:rPr>
-        <w:t>建立多項通訊品質評估指標，包括可用衛星數量、平均仰角、平均距離及通訊品質評分等。研究進一步設定通訊品質門檻值，以量化評估不同時間條件下之通訊可用性。例如當可用衛星數量達到預設標準且平均仰角高於目標值時，系統判定通訊品質為良好；反之則顯示通訊品質較差。</w:t>
+        <w:t>建立多項通訊品質評估指標，包括可用衛星數量、平均仰角、平均距離及通訊品質評分等。研究進一步設定通訊品質門檻值，以量化評估不同時間條件下之通訊可用性。例如當可用衛星數量達到預設標準且平均仰角高於</w:t>
+      </w:r>
+      <w:r>
+        <w:rPr>
+          <w:rFonts w:ascii="標楷體" w:hAnsi="標楷體" w:cs="新細明體" w:hint="eastAsia"/>
+          <w:lang w:eastAsia="zh-TW"/>
+        </w:rPr>
+        <w:t>目標值時，系統判定通訊品質為良好；反之則顯示通訊品質較差。</w:t>
       </w:r>
     </w:p>
     <w:p>
@@ -2033,7 +2160,7 @@
                 <w:rFonts w:ascii="標楷體" w:hAnsi="標楷體" w:cs="新細明體" w:hint="eastAsia"/>
                 <w:lang w:eastAsia="zh-TW"/>
               </w:rPr>
-              <w:t>1</w:t>
+              <w:t>2</w:t>
             </w:r>
             <w:r>
               <w:rPr>
@@ -2073,22 +2200,372 @@
         </w:rPr>
       </w:pPr>
     </w:p>
+    <w:p>
+      <w:pPr>
+        <w:autoSpaceDE/>
+        <w:autoSpaceDN/>
+        <w:spacing w:after="100" w:afterAutospacing="1"/>
+        <w:rPr>
+          <w:rFonts w:ascii="標楷體" w:hAnsi="標楷體" w:cs="新細明體"/>
+          <w:lang w:eastAsia="zh-TW"/>
+        </w:rPr>
+      </w:pPr>
+      <w:r>
+        <w:rPr>
+          <w:rFonts w:ascii="標楷體" w:hAnsi="標楷體" w:cs="新細明體"/>
+          <w:lang w:eastAsia="zh-TW"/>
+        </w:rPr>
+        <w:t>圖表專門用來還原</w:t>
+      </w:r>
+      <w:r>
+        <w:rPr>
+          <w:rFonts w:ascii="標楷體" w:hAnsi="標楷體" w:cs="新細明體"/>
+          <w:b/>
+          <w:bCs/>
+          <w:lang w:eastAsia="zh-TW"/>
+        </w:rPr>
+        <w:t>單一衛星過境時的「</w:t>
+      </w:r>
+      <w:r>
+        <w:rPr>
+          <w:rFonts w:ascii="標楷體" w:hAnsi="標楷體" w:cs="新細明體" w:hint="eastAsia"/>
+          <w:b/>
+          <w:bCs/>
+          <w:lang w:eastAsia="zh-TW"/>
+        </w:rPr>
+        <w:t>以秒為單位</w:t>
+      </w:r>
+      <w:r>
+        <w:rPr>
+          <w:rFonts w:ascii="標楷體" w:hAnsi="標楷體" w:cs="新細明體"/>
+          <w:b/>
+          <w:bCs/>
+          <w:lang w:eastAsia="zh-TW"/>
+        </w:rPr>
+        <w:t>物理特徵」</w:t>
+      </w:r>
+      <w:r>
+        <w:rPr>
+          <w:rFonts w:ascii="標楷體" w:hAnsi="標楷體" w:cs="新細明體"/>
+          <w:lang w:eastAsia="zh-TW"/>
+        </w:rPr>
+        <w:t>，解決了海量資料在時間軸上堆疊錯亂的問題。</w:t>
+      </w:r>
+    </w:p>
+    <w:p>
+      <w:pPr>
+        <w:numPr>
+          <w:ilvl w:val="0"/>
+          <w:numId w:val="15"/>
+        </w:numPr>
+        <w:autoSpaceDE/>
+        <w:autoSpaceDN/>
+        <w:spacing w:after="100" w:afterAutospacing="1"/>
+        <w:rPr>
+          <w:rFonts w:ascii="標楷體" w:hAnsi="標楷體" w:cs="新細明體"/>
+          <w:lang w:eastAsia="zh-TW"/>
+        </w:rPr>
+      </w:pPr>
+      <w:r>
+        <w:rPr>
+          <w:rFonts w:ascii="標楷體" w:hAnsi="標楷體" w:cs="新細明體"/>
+          <w:b/>
+          <w:bCs/>
+          <w:lang w:eastAsia="zh-TW"/>
+        </w:rPr>
+        <w:t>藍色折線圖（軌跡幾何型態）</w:t>
+      </w:r>
+      <w:r>
+        <w:rPr>
+          <w:rFonts w:ascii="標楷體" w:hAnsi="標楷體" w:cs="新細明體"/>
+          <w:lang w:eastAsia="zh-TW"/>
+        </w:rPr>
+        <w:t>：對應右側 Y 軸，呈現特定衛星過境時的</w:t>
+      </w:r>
+      <w:r>
+        <w:rPr>
+          <w:rFonts w:ascii="標楷體" w:hAnsi="標楷體" w:cs="新細明體"/>
+          <w:b/>
+          <w:bCs/>
+          <w:lang w:eastAsia="zh-TW"/>
+        </w:rPr>
+        <w:t>仰角平均值（</w:t>
+      </w:r>
+      <w:proofErr w:type="spellStart"/>
+      <w:r>
+        <w:rPr>
+          <w:rFonts w:ascii="標楷體" w:hAnsi="標楷體" w:cs="新細明體"/>
+          <w:b/>
+          <w:bCs/>
+          <w:lang w:eastAsia="zh-TW"/>
+        </w:rPr>
+        <w:t>Elevation_Deg</w:t>
+      </w:r>
+      <w:proofErr w:type="spellEnd"/>
+      <w:r>
+        <w:rPr>
+          <w:rFonts w:ascii="標楷體" w:hAnsi="標楷體" w:cs="新細明體"/>
+          <w:b/>
+          <w:bCs/>
+          <w:lang w:eastAsia="zh-TW"/>
+        </w:rPr>
+        <w:t>）</w:t>
+      </w:r>
+      <w:r>
+        <w:rPr>
+          <w:rFonts w:ascii="標楷體" w:hAnsi="標楷體" w:cs="新細明體"/>
+          <w:lang w:eastAsia="zh-TW"/>
+        </w:rPr>
+        <w:t>。</w:t>
+      </w:r>
+    </w:p>
+    <w:p>
+      <w:pPr>
+        <w:numPr>
+          <w:ilvl w:val="0"/>
+          <w:numId w:val="15"/>
+        </w:numPr>
+        <w:autoSpaceDE/>
+        <w:autoSpaceDN/>
+        <w:spacing w:after="100" w:afterAutospacing="1"/>
+        <w:rPr>
+          <w:rFonts w:ascii="標楷體" w:hAnsi="標楷體" w:cs="新細明體"/>
+          <w:lang w:eastAsia="zh-TW"/>
+        </w:rPr>
+      </w:pPr>
+      <w:r>
+        <w:rPr>
+          <w:rFonts w:ascii="標楷體" w:hAnsi="標楷體" w:cs="新細明體"/>
+          <w:b/>
+          <w:bCs/>
+          <w:lang w:eastAsia="zh-TW"/>
+        </w:rPr>
+        <w:t>綠色</w:t>
+      </w:r>
+      <w:proofErr w:type="gramStart"/>
+      <w:r>
+        <w:rPr>
+          <w:rFonts w:ascii="標楷體" w:hAnsi="標楷體" w:cs="新細明體"/>
+          <w:b/>
+          <w:bCs/>
+          <w:lang w:eastAsia="zh-TW"/>
+        </w:rPr>
+        <w:t>群組直條</w:t>
+      </w:r>
+      <w:proofErr w:type="gramEnd"/>
+      <w:r>
+        <w:rPr>
+          <w:rFonts w:ascii="標楷體" w:hAnsi="標楷體" w:cs="新細明體"/>
+          <w:b/>
+          <w:bCs/>
+          <w:lang w:eastAsia="zh-TW"/>
+        </w:rPr>
+        <w:t>圖（信號即時響應）</w:t>
+      </w:r>
+      <w:r>
+        <w:rPr>
+          <w:rFonts w:ascii="標楷體" w:hAnsi="標楷體" w:cs="新細明體"/>
+          <w:lang w:eastAsia="zh-TW"/>
+        </w:rPr>
+        <w:t>：對應左側 Y 軸，代表</w:t>
+      </w:r>
+      <w:proofErr w:type="gramStart"/>
+      <w:r>
+        <w:rPr>
+          <w:rFonts w:ascii="標楷體" w:hAnsi="標楷體" w:cs="新細明體"/>
+          <w:lang w:eastAsia="zh-TW"/>
+        </w:rPr>
+        <w:t>該秒級</w:t>
+      </w:r>
+      <w:proofErr w:type="gramEnd"/>
+      <w:r>
+        <w:rPr>
+          <w:rFonts w:ascii="標楷體" w:hAnsi="標楷體" w:cs="新細明體"/>
+          <w:lang w:eastAsia="zh-TW"/>
+        </w:rPr>
+        <w:t>時間戳記下的</w:t>
+      </w:r>
+      <w:r>
+        <w:rPr>
+          <w:rFonts w:ascii="標楷體" w:hAnsi="標楷體" w:cs="新細明體"/>
+          <w:b/>
+          <w:bCs/>
+          <w:lang w:eastAsia="zh-TW"/>
+        </w:rPr>
+        <w:t>訊號強度平均值（</w:t>
+      </w:r>
+      <w:proofErr w:type="spellStart"/>
+      <w:r>
+        <w:rPr>
+          <w:rFonts w:ascii="標楷體" w:hAnsi="標楷體" w:cs="新細明體"/>
+          <w:b/>
+          <w:bCs/>
+          <w:lang w:eastAsia="zh-TW"/>
+        </w:rPr>
+        <w:t>Signal_Strength_Pct</w:t>
+      </w:r>
+      <w:proofErr w:type="spellEnd"/>
+      <w:r>
+        <w:rPr>
+          <w:rFonts w:ascii="標楷體" w:hAnsi="標楷體" w:cs="新細明體"/>
+          <w:b/>
+          <w:bCs/>
+          <w:lang w:eastAsia="zh-TW"/>
+        </w:rPr>
+        <w:t>）</w:t>
+      </w:r>
+      <w:r>
+        <w:rPr>
+          <w:rFonts w:ascii="標楷體" w:hAnsi="標楷體" w:cs="新細明體"/>
+          <w:lang w:eastAsia="zh-TW"/>
+        </w:rPr>
+        <w:t>。</w:t>
+      </w:r>
+    </w:p>
+    <w:p>
+      <w:pPr>
+        <w:numPr>
+          <w:ilvl w:val="0"/>
+          <w:numId w:val="15"/>
+        </w:numPr>
+        <w:autoSpaceDE/>
+        <w:autoSpaceDN/>
+        <w:spacing w:after="100" w:afterAutospacing="1"/>
+        <w:rPr>
+          <w:rFonts w:ascii="標楷體" w:hAnsi="標楷體" w:cs="新細明體" w:hint="eastAsia"/>
+          <w:lang w:eastAsia="zh-TW"/>
+        </w:rPr>
+      </w:pPr>
+      <w:r>
+        <w:rPr>
+          <w:rFonts w:ascii="標楷體" w:hAnsi="標楷體" w:cs="新細明體"/>
+          <w:b/>
+          <w:bCs/>
+          <w:lang w:eastAsia="zh-TW"/>
+        </w:rPr>
+        <w:lastRenderedPageBreak/>
+        <w:t>交叉綜合解讀（空間通訊理論驗證）</w:t>
+      </w:r>
+      <w:r>
+        <w:rPr>
+          <w:rFonts w:ascii="標楷體" w:hAnsi="標楷體" w:cs="新細明體"/>
+          <w:lang w:eastAsia="zh-TW"/>
+        </w:rPr>
+        <w:t>：</w:t>
+      </w:r>
+      <w:r>
+        <w:rPr>
+          <w:rFonts w:ascii="標楷體" w:hAnsi="標楷體" w:cs="新細明體"/>
+          <w:lang w:eastAsia="zh-TW"/>
+        </w:rPr>
+        <w:br/>
+        <w:t>當藍色折線攀升至波峰</w:t>
+      </w:r>
+      <w:proofErr w:type="gramStart"/>
+      <w:r>
+        <w:rPr>
+          <w:rFonts w:ascii="標楷體" w:hAnsi="標楷體" w:cs="新細明體"/>
+          <w:lang w:eastAsia="zh-TW"/>
+        </w:rPr>
+        <w:t>（</w:t>
+      </w:r>
+      <w:proofErr w:type="gramEnd"/>
+      <w:r>
+        <w:rPr>
+          <w:rFonts w:ascii="標楷體" w:hAnsi="標楷體" w:cs="新細明體"/>
+          <w:lang w:eastAsia="zh-TW"/>
+        </w:rPr>
+        <w:t>天頂，如85</w:t>
+      </w:r>
+      <w:r>
+        <w:rPr>
+          <w:rFonts w:ascii="標楷體" w:hAnsi="標楷體" w:cs="新細明體" w:hint="eastAsia"/>
+          <w:lang w:eastAsia="zh-TW"/>
+        </w:rPr>
+        <w:t>°</w:t>
+      </w:r>
+      <w:r>
+        <w:rPr>
+          <w:rFonts w:ascii="標楷體" w:hAnsi="標楷體" w:cs="新細明體"/>
+          <w:lang w:eastAsia="zh-TW"/>
+        </w:rPr>
+        <w:t>時，下方的綠色直條圖同步達到最高點；而當折線隨衛星遠離而下降時，直</w:t>
+      </w:r>
+      <w:proofErr w:type="gramStart"/>
+      <w:r>
+        <w:rPr>
+          <w:rFonts w:ascii="標楷體" w:hAnsi="標楷體" w:cs="新細明體"/>
+          <w:lang w:eastAsia="zh-TW"/>
+        </w:rPr>
+        <w:t>條圖亦同步</w:t>
+      </w:r>
+      <w:proofErr w:type="gramEnd"/>
+      <w:r>
+        <w:rPr>
+          <w:rFonts w:ascii="標楷體" w:hAnsi="標楷體" w:cs="新細明體"/>
+          <w:lang w:eastAsia="zh-TW"/>
+        </w:rPr>
+        <w:t>衰減。此實驗完美驗證了</w:t>
+      </w:r>
+      <w:proofErr w:type="gramStart"/>
+      <w:r>
+        <w:rPr>
+          <w:rFonts w:ascii="標楷體" w:hAnsi="標楷體" w:cs="新細明體"/>
+          <w:lang w:eastAsia="zh-TW"/>
+        </w:rPr>
+        <w:t>——</w:t>
+      </w:r>
+      <w:proofErr w:type="gramEnd"/>
+      <w:r>
+        <w:rPr>
+          <w:rFonts w:ascii="標楷體" w:hAnsi="標楷體" w:cs="新細明體"/>
+          <w:b/>
+          <w:bCs/>
+          <w:lang w:eastAsia="zh-TW"/>
+        </w:rPr>
+        <w:t>衛星仰角越高，與地面站直線距離最短、穿透大氣層最薄，通訊品質達到最佳狀態</w:t>
+      </w:r>
+      <w:r>
+        <w:rPr>
+          <w:rFonts w:ascii="標楷體" w:hAnsi="標楷體" w:cs="新細明體"/>
+          <w:lang w:eastAsia="zh-TW"/>
+        </w:rPr>
+        <w:t>。</w:t>
+      </w:r>
+    </w:p>
+    <w:p>
+      <w:pPr>
+        <w:autoSpaceDE/>
+        <w:autoSpaceDN/>
+        <w:spacing w:after="100" w:afterAutospacing="1"/>
+        <w:rPr>
+          <w:rFonts w:ascii="標楷體" w:hAnsi="標楷體" w:cs="新細明體"/>
+          <w:lang w:eastAsia="zh-TW"/>
+        </w:rPr>
+      </w:pPr>
+      <w:r>
+        <w:rPr>
+          <w:rFonts w:ascii="標楷體" w:hAnsi="標楷體" w:cs="新細明體"/>
+          <w:lang w:eastAsia="zh-TW"/>
+        </w:rPr>
+        <w:t>折線圖結果顯示可用衛星數量於不同時段呈現規律性變化，反映衛星星系軌道運行特性。於多數觀測時間內，系統皆維持多顆符合通訊條件之衛星可供連線，顯示低軌衛星系統具備一定程度之冗餘能力。</w:t>
+      </w:r>
+    </w:p>
     <w:tbl>
       <w:tblPr>
+        <w:tblpPr w:leftFromText="180" w:rightFromText="180" w:vertAnchor="text" w:horzAnchor="margin" w:tblpY="301"/>
+        <w:tblOverlap w:val="never"/>
         <w:tblW w:w="0" w:type="auto"/>
-        <w:jc w:val="center"/>
+        <w:tblLayout w:type="fixed"/>
         <w:tblLook w:val="04A0" w:firstRow="1" w:lastRow="0" w:firstColumn="1" w:lastColumn="0" w:noHBand="0" w:noVBand="1"/>
       </w:tblPr>
       <w:tblGrid>
         <w:gridCol w:w="4971"/>
       </w:tblGrid>
       <w:tr>
-        <w:trPr>
-          <w:jc w:val="center"/>
-        </w:trPr>
         <w:tc>
           <w:tcPr>
-            <w:tcW w:w="0" w:type="auto"/>
+            <w:tcW w:w="4971" w:type="dxa"/>
             <w:shd w:val="clear" w:color="auto" w:fill="auto"/>
           </w:tcPr>
           <w:p>
@@ -2098,7 +2575,7 @@
               <w:spacing w:after="100" w:afterAutospacing="1"/>
               <w:jc w:val="left"/>
               <w:rPr>
-                <w:rFonts w:ascii="標楷體" w:hAnsi="標楷體" w:cs="新細明體"/>
+                <w:rFonts w:ascii="標楷體" w:hAnsi="標楷體" w:cs="新細明體" w:hint="eastAsia"/>
                 <w:lang w:eastAsia="zh-TW"/>
               </w:rPr>
             </w:pPr>
@@ -2106,19 +2583,10 @@
               <w:rPr>
                 <w:noProof/>
               </w:rPr>
-              <w:lastRenderedPageBreak/>
               <w:drawing>
-                <wp:anchor distT="0" distB="0" distL="114300" distR="114300" simplePos="0" relativeHeight="251658240" behindDoc="0" locked="0" layoutInCell="1" allowOverlap="1" wp14:anchorId="7A9C7F10" wp14:editId="3AD6C9CF">
-                  <wp:simplePos x="0" y="0"/>
-                  <wp:positionH relativeFrom="margin">
-                    <wp:posOffset>1837055</wp:posOffset>
-                  </wp:positionH>
-                  <wp:positionV relativeFrom="margin">
-                    <wp:posOffset>0</wp:posOffset>
-                  </wp:positionV>
-                  <wp:extent cx="3170555" cy="1795145"/>
-                  <wp:effectExtent l="0" t="0" r="0" b="0"/>
-                  <wp:wrapSquare wrapText="bothSides"/>
+                <wp:inline distT="0" distB="0" distL="0" distR="0" wp14:anchorId="1D8D42AC" wp14:editId="4F437E99">
+                  <wp:extent cx="3442709" cy="1530350"/>
+                  <wp:effectExtent l="0" t="0" r="5715" b="0"/>
                   <wp:docPr id="10" name="圖片 10"/>
                   <wp:cNvGraphicFramePr>
                     <a:graphicFrameLocks xmlns:a="http://schemas.openxmlformats.org/drawingml/2006/main" noChangeAspect="1"/>
@@ -2145,7 +2613,7 @@
                         <pic:spPr>
                           <a:xfrm>
                             <a:off x="0" y="0"/>
-                            <a:ext cx="3170555" cy="1795145"/>
+                            <a:ext cx="3444413" cy="1531108"/>
                           </a:xfrm>
                           <a:prstGeom prst="rect">
                             <a:avLst/>
@@ -2154,25 +2622,16 @@
                       </pic:pic>
                     </a:graphicData>
                   </a:graphic>
-                  <wp14:sizeRelH relativeFrom="margin">
-                    <wp14:pctWidth>0</wp14:pctWidth>
-                  </wp14:sizeRelH>
-                  <wp14:sizeRelV relativeFrom="margin">
-                    <wp14:pctHeight>0</wp14:pctHeight>
-                  </wp14:sizeRelV>
-                </wp:anchor>
+                </wp:inline>
               </w:drawing>
             </w:r>
           </w:p>
         </w:tc>
       </w:tr>
       <w:tr>
-        <w:trPr>
-          <w:jc w:val="center"/>
-        </w:trPr>
         <w:tc>
           <w:tcPr>
-            <w:tcW w:w="0" w:type="auto"/>
+            <w:tcW w:w="4971" w:type="dxa"/>
             <w:shd w:val="clear" w:color="auto" w:fill="auto"/>
           </w:tcPr>
           <w:p>
@@ -2182,7 +2641,7 @@
               <w:spacing w:after="100" w:afterAutospacing="1"/>
               <w:jc w:val="center"/>
               <w:rPr>
-                <w:rFonts w:ascii="標楷體" w:hAnsi="標楷體" w:cs="新細明體"/>
+                <w:rFonts w:ascii="標楷體" w:hAnsi="標楷體" w:cs="新細明體" w:hint="eastAsia"/>
                 <w:lang w:eastAsia="zh-TW"/>
               </w:rPr>
             </w:pPr>
@@ -2191,386 +2650,7 @@
                 <w:rFonts w:ascii="標楷體" w:hAnsi="標楷體" w:cs="新細明體" w:hint="eastAsia"/>
                 <w:lang w:eastAsia="zh-TW"/>
               </w:rPr>
-              <w:t>圖</w:t>
-            </w:r>
-            <w:r>
-              <w:rPr>
-                <w:rFonts w:ascii="標楷體" w:hAnsi="標楷體" w:cs="新細明體" w:hint="eastAsia"/>
-                <w:lang w:eastAsia="zh-TW"/>
-              </w:rPr>
-              <w:t>2</w:t>
-            </w:r>
-          </w:p>
-        </w:tc>
-      </w:tr>
-      <w:tr>
-        <w:trPr>
-          <w:jc w:val="center"/>
-        </w:trPr>
-        <w:tc>
-          <w:tcPr>
-            <w:tcW w:w="0" w:type="auto"/>
-            <w:shd w:val="clear" w:color="auto" w:fill="auto"/>
-          </w:tcPr>
-          <w:p>
-            <w:pPr>
-              <w:autoSpaceDE/>
-              <w:autoSpaceDN/>
-              <w:spacing w:after="100" w:afterAutospacing="1"/>
-              <w:rPr>
-                <w:rFonts w:ascii="標楷體" w:hAnsi="標楷體" w:cs="新細明體"/>
-                <w:lang w:eastAsia="zh-TW"/>
-              </w:rPr>
-            </w:pPr>
-            <w:r>
-              <w:rPr>
-                <w:rFonts w:ascii="標楷體" w:hAnsi="標楷體" w:cs="新細明體"/>
-                <w:lang w:eastAsia="zh-TW"/>
-              </w:rPr>
-              <w:t>圖表專門用來還原</w:t>
-            </w:r>
-            <w:r>
-              <w:rPr>
-                <w:rFonts w:ascii="標楷體" w:hAnsi="標楷體" w:cs="新細明體"/>
-                <w:b/>
-                <w:bCs/>
-                <w:lang w:eastAsia="zh-TW"/>
-              </w:rPr>
-              <w:t>單一衛星過境時的「</w:t>
-            </w:r>
-            <w:r>
-              <w:rPr>
-                <w:rFonts w:ascii="標楷體" w:hAnsi="標楷體" w:cs="新細明體" w:hint="eastAsia"/>
-                <w:b/>
-                <w:bCs/>
-                <w:lang w:eastAsia="zh-TW"/>
-              </w:rPr>
-              <w:t>以秒為單位</w:t>
-            </w:r>
-            <w:r>
-              <w:rPr>
-                <w:rFonts w:ascii="標楷體" w:hAnsi="標楷體" w:cs="新細明體"/>
-                <w:b/>
-                <w:bCs/>
-                <w:lang w:eastAsia="zh-TW"/>
-              </w:rPr>
-              <w:t>物理特徵」</w:t>
-            </w:r>
-            <w:r>
-              <w:rPr>
-                <w:rFonts w:ascii="標楷體" w:hAnsi="標楷體" w:cs="新細明體"/>
-                <w:lang w:eastAsia="zh-TW"/>
-              </w:rPr>
-              <w:t>，解決了海量資料在時間軸上堆疊錯亂的問題。</w:t>
-            </w:r>
-          </w:p>
-          <w:p>
-            <w:pPr>
-              <w:numPr>
-                <w:ilvl w:val="0"/>
-                <w:numId w:val="15"/>
-              </w:numPr>
-              <w:autoSpaceDE/>
-              <w:autoSpaceDN/>
-              <w:spacing w:after="100" w:afterAutospacing="1"/>
-              <w:rPr>
-                <w:rFonts w:ascii="標楷體" w:hAnsi="標楷體" w:cs="新細明體"/>
-                <w:lang w:eastAsia="zh-TW"/>
-              </w:rPr>
-            </w:pPr>
-            <w:r>
-              <w:rPr>
-                <w:rFonts w:ascii="標楷體" w:hAnsi="標楷體" w:cs="新細明體"/>
-                <w:b/>
-                <w:bCs/>
-                <w:lang w:eastAsia="zh-TW"/>
-              </w:rPr>
-              <w:t>藍色折線圖（軌跡幾何型態）</w:t>
-            </w:r>
-            <w:r>
-              <w:rPr>
-                <w:rFonts w:ascii="標楷體" w:hAnsi="標楷體" w:cs="新細明體"/>
-                <w:lang w:eastAsia="zh-TW"/>
-              </w:rPr>
-              <w:t>：對應右側 Y 軸，呈現特定衛星過境時的</w:t>
-            </w:r>
-            <w:r>
-              <w:rPr>
-                <w:rFonts w:ascii="標楷體" w:hAnsi="標楷體" w:cs="新細明體"/>
-                <w:b/>
-                <w:bCs/>
-                <w:lang w:eastAsia="zh-TW"/>
-              </w:rPr>
-              <w:t>仰角平均值（</w:t>
-            </w:r>
-            <w:proofErr w:type="spellStart"/>
-            <w:r>
-              <w:rPr>
-                <w:rFonts w:ascii="標楷體" w:hAnsi="標楷體" w:cs="新細明體"/>
-                <w:b/>
-                <w:bCs/>
-                <w:lang w:eastAsia="zh-TW"/>
-              </w:rPr>
-              <w:t>Elevation_Deg</w:t>
-            </w:r>
-            <w:proofErr w:type="spellEnd"/>
-            <w:r>
-              <w:rPr>
-                <w:rFonts w:ascii="標楷體" w:hAnsi="標楷體" w:cs="新細明體"/>
-                <w:b/>
-                <w:bCs/>
-                <w:lang w:eastAsia="zh-TW"/>
-              </w:rPr>
-              <w:t>）</w:t>
-            </w:r>
-            <w:r>
-              <w:rPr>
-                <w:rFonts w:ascii="標楷體" w:hAnsi="標楷體" w:cs="新細明體"/>
-                <w:lang w:eastAsia="zh-TW"/>
-              </w:rPr>
-              <w:t>。</w:t>
-            </w:r>
-          </w:p>
-          <w:p>
-            <w:pPr>
-              <w:numPr>
-                <w:ilvl w:val="0"/>
-                <w:numId w:val="15"/>
-              </w:numPr>
-              <w:autoSpaceDE/>
-              <w:autoSpaceDN/>
-              <w:spacing w:after="100" w:afterAutospacing="1"/>
-              <w:rPr>
-                <w:rFonts w:ascii="標楷體" w:hAnsi="標楷體" w:cs="新細明體"/>
-                <w:lang w:eastAsia="zh-TW"/>
-              </w:rPr>
-            </w:pPr>
-            <w:r>
-              <w:rPr>
-                <w:rFonts w:ascii="標楷體" w:hAnsi="標楷體" w:cs="新細明體"/>
-                <w:b/>
-                <w:bCs/>
-                <w:lang w:eastAsia="zh-TW"/>
-              </w:rPr>
-              <w:t>綠色</w:t>
-            </w:r>
-            <w:proofErr w:type="gramStart"/>
-            <w:r>
-              <w:rPr>
-                <w:rFonts w:ascii="標楷體" w:hAnsi="標楷體" w:cs="新細明體"/>
-                <w:b/>
-                <w:bCs/>
-                <w:lang w:eastAsia="zh-TW"/>
-              </w:rPr>
-              <w:t>群組直條</w:t>
-            </w:r>
-            <w:proofErr w:type="gramEnd"/>
-            <w:r>
-              <w:rPr>
-                <w:rFonts w:ascii="標楷體" w:hAnsi="標楷體" w:cs="新細明體"/>
-                <w:b/>
-                <w:bCs/>
-                <w:lang w:eastAsia="zh-TW"/>
-              </w:rPr>
-              <w:t>圖（信號即時響應）</w:t>
-            </w:r>
-            <w:r>
-              <w:rPr>
-                <w:rFonts w:ascii="標楷體" w:hAnsi="標楷體" w:cs="新細明體"/>
-                <w:lang w:eastAsia="zh-TW"/>
-              </w:rPr>
-              <w:t>：對應左側 Y 軸，代表</w:t>
-            </w:r>
-            <w:proofErr w:type="gramStart"/>
-            <w:r>
-              <w:rPr>
-                <w:rFonts w:ascii="標楷體" w:hAnsi="標楷體" w:cs="新細明體"/>
-                <w:lang w:eastAsia="zh-TW"/>
-              </w:rPr>
-              <w:t>該秒級</w:t>
-            </w:r>
-            <w:proofErr w:type="gramEnd"/>
-            <w:r>
-              <w:rPr>
-                <w:rFonts w:ascii="標楷體" w:hAnsi="標楷體" w:cs="新細明體"/>
-                <w:lang w:eastAsia="zh-TW"/>
-              </w:rPr>
-              <w:t>時間戳記下的</w:t>
-            </w:r>
-            <w:r>
-              <w:rPr>
-                <w:rFonts w:ascii="標楷體" w:hAnsi="標楷體" w:cs="新細明體"/>
-                <w:b/>
-                <w:bCs/>
-                <w:lang w:eastAsia="zh-TW"/>
-              </w:rPr>
-              <w:t>訊號強度平均值（</w:t>
-            </w:r>
-            <w:proofErr w:type="spellStart"/>
-            <w:r>
-              <w:rPr>
-                <w:rFonts w:ascii="標楷體" w:hAnsi="標楷體" w:cs="新細明體"/>
-                <w:b/>
-                <w:bCs/>
-                <w:lang w:eastAsia="zh-TW"/>
-              </w:rPr>
-              <w:t>Signal_Strength_Pct</w:t>
-            </w:r>
-            <w:proofErr w:type="spellEnd"/>
-            <w:r>
-              <w:rPr>
-                <w:rFonts w:ascii="標楷體" w:hAnsi="標楷體" w:cs="新細明體"/>
-                <w:b/>
-                <w:bCs/>
-                <w:lang w:eastAsia="zh-TW"/>
-              </w:rPr>
-              <w:t>）</w:t>
-            </w:r>
-            <w:r>
-              <w:rPr>
-                <w:rFonts w:ascii="標楷體" w:hAnsi="標楷體" w:cs="新細明體"/>
-                <w:lang w:eastAsia="zh-TW"/>
-              </w:rPr>
-              <w:t>。</w:t>
-            </w:r>
-          </w:p>
-          <w:p>
-            <w:pPr>
-              <w:numPr>
-                <w:ilvl w:val="0"/>
-                <w:numId w:val="15"/>
-              </w:numPr>
-              <w:autoSpaceDE/>
-              <w:autoSpaceDN/>
-              <w:spacing w:after="100" w:afterAutospacing="1"/>
-              <w:rPr>
-                <w:rFonts w:ascii="標楷體" w:hAnsi="標楷體" w:cs="新細明體"/>
-                <w:lang w:eastAsia="zh-TW"/>
-              </w:rPr>
-            </w:pPr>
-            <w:r>
-              <w:rPr>
-                <w:rFonts w:ascii="標楷體" w:hAnsi="標楷體" w:cs="新細明體"/>
-                <w:b/>
-                <w:bCs/>
-                <w:lang w:eastAsia="zh-TW"/>
-              </w:rPr>
-              <w:t>交叉綜合解讀（空間通訊理論驗證）</w:t>
-            </w:r>
-            <w:r>
-              <w:rPr>
-                <w:rFonts w:ascii="標楷體" w:hAnsi="標楷體" w:cs="新細明體"/>
-                <w:lang w:eastAsia="zh-TW"/>
-              </w:rPr>
-              <w:t>：</w:t>
-            </w:r>
-            <w:r>
-              <w:rPr>
-                <w:rFonts w:ascii="標楷體" w:hAnsi="標楷體" w:cs="新細明體"/>
-                <w:lang w:eastAsia="zh-TW"/>
-              </w:rPr>
-              <w:br/>
-              <w:t>當藍色折線攀升至波峰</w:t>
-            </w:r>
-            <w:proofErr w:type="gramStart"/>
-            <w:r>
-              <w:rPr>
-                <w:rFonts w:ascii="標楷體" w:hAnsi="標楷體" w:cs="新細明體"/>
-                <w:lang w:eastAsia="zh-TW"/>
-              </w:rPr>
-              <w:t>（</w:t>
-            </w:r>
-            <w:proofErr w:type="gramEnd"/>
-            <w:r>
-              <w:rPr>
-                <w:rFonts w:ascii="標楷體" w:hAnsi="標楷體" w:cs="新細明體"/>
-                <w:lang w:eastAsia="zh-TW"/>
-              </w:rPr>
-              <w:t>天頂，如85</w:t>
-            </w:r>
-            <w:r>
-              <w:rPr>
-                <w:rFonts w:ascii="標楷體" w:hAnsi="標楷體" w:cs="新細明體" w:hint="eastAsia"/>
-                <w:lang w:eastAsia="zh-TW"/>
-              </w:rPr>
-              <w:t>°</w:t>
-            </w:r>
-            <w:r>
-              <w:rPr>
-                <w:rFonts w:ascii="標楷體" w:hAnsi="標楷體" w:cs="新細明體"/>
-                <w:lang w:eastAsia="zh-TW"/>
-              </w:rPr>
-              <w:t>時，下方的綠色直條圖同步達到最高點；而當折線隨衛星遠離而下降時，直</w:t>
-            </w:r>
-            <w:proofErr w:type="gramStart"/>
-            <w:r>
-              <w:rPr>
-                <w:rFonts w:ascii="標楷體" w:hAnsi="標楷體" w:cs="新細明體"/>
-                <w:lang w:eastAsia="zh-TW"/>
-              </w:rPr>
-              <w:t>條圖亦同步</w:t>
-            </w:r>
-            <w:proofErr w:type="gramEnd"/>
-            <w:r>
-              <w:rPr>
-                <w:rFonts w:ascii="標楷體" w:hAnsi="標楷體" w:cs="新細明體"/>
-                <w:lang w:eastAsia="zh-TW"/>
-              </w:rPr>
-              <w:t>衰減。此實驗完美驗證了</w:t>
-            </w:r>
-            <w:proofErr w:type="gramStart"/>
-            <w:r>
-              <w:rPr>
-                <w:rFonts w:ascii="標楷體" w:hAnsi="標楷體" w:cs="新細明體"/>
-                <w:lang w:eastAsia="zh-TW"/>
-              </w:rPr>
-              <w:t>——</w:t>
-            </w:r>
-            <w:proofErr w:type="gramEnd"/>
-            <w:r>
-              <w:rPr>
-                <w:rFonts w:ascii="標楷體" w:hAnsi="標楷體" w:cs="新細明體"/>
-                <w:b/>
-                <w:bCs/>
-                <w:lang w:eastAsia="zh-TW"/>
-              </w:rPr>
-              <w:t>衛星仰角越高，與地面站直線距離最短、穿透大氣層最薄，通訊品質達到最佳狀態</w:t>
-            </w:r>
-            <w:r>
-              <w:rPr>
-                <w:rFonts w:ascii="標楷體" w:hAnsi="標楷體" w:cs="新細明體"/>
-                <w:lang w:eastAsia="zh-TW"/>
-              </w:rPr>
-              <w:t>。</w:t>
-            </w:r>
-          </w:p>
-          <w:p>
-            <w:pPr>
-              <w:autoSpaceDE/>
-              <w:autoSpaceDN/>
-              <w:spacing w:after="100" w:afterAutospacing="1"/>
-              <w:rPr>
-                <w:rFonts w:ascii="標楷體" w:hAnsi="標楷體" w:cs="新細明體"/>
-                <w:lang w:eastAsia="zh-TW"/>
-              </w:rPr>
-            </w:pPr>
-          </w:p>
-          <w:p>
-            <w:pPr>
-              <w:autoSpaceDE/>
-              <w:autoSpaceDN/>
-              <w:spacing w:after="100" w:afterAutospacing="1"/>
-              <w:rPr>
-                <w:rFonts w:ascii="標楷體" w:hAnsi="標楷體" w:cs="新細明體"/>
-                <w:lang w:eastAsia="zh-TW"/>
-              </w:rPr>
-            </w:pPr>
-            <w:r>
-              <w:rPr>
-                <w:rFonts w:ascii="標楷體" w:hAnsi="標楷體" w:cs="新細明體"/>
-                <w:lang w:eastAsia="zh-TW"/>
-              </w:rPr>
-              <w:t>折線圖結果顯示可用衛星數量於不同時段呈現規律性變化，反映衛星星系軌道運行特性。於多數觀測時間內，系統皆維持多顆符合通訊條件之衛星可供連線，顯示低軌衛星系統具備一定程度之冗餘能力。</w:t>
+              <w:t>圖3 仰角與通訊品質折線圖與直條圖</w:t>
             </w:r>
           </w:p>
         </w:tc>
@@ -2578,23 +2658,438 @@
     </w:tbl>
     <w:p>
       <w:pPr>
-        <w:rPr>
-          <w:vanish/>
-          <w:lang w:eastAsia="zh-TW"/>
-        </w:rPr>
-      </w:pPr>
-    </w:p>
-    <w:p>
-      <w:pPr>
         <w:autoSpaceDE/>
         <w:autoSpaceDN/>
         <w:spacing w:after="100" w:afterAutospacing="1"/>
-        <w:jc w:val="left"/>
-        <w:rPr>
-          <w:rFonts w:ascii="標楷體" w:hAnsi="標楷體" w:cs="新細明體"/>
-          <w:lang w:eastAsia="zh-TW"/>
-        </w:rPr>
-      </w:pPr>
+        <w:rPr>
+          <w:rFonts w:ascii="標楷體" w:hAnsi="標楷體" w:cs="新細明體" w:hint="eastAsia"/>
+          <w:lang w:eastAsia="zh-TW"/>
+        </w:rPr>
+      </w:pPr>
+    </w:p>
+    <w:p>
+      <w:pPr>
+        <w:numPr>
+          <w:ilvl w:val="0"/>
+          <w:numId w:val="16"/>
+        </w:numPr>
+        <w:autoSpaceDE/>
+        <w:autoSpaceDN/>
+        <w:spacing w:after="100" w:afterAutospacing="1"/>
+        <w:rPr>
+          <w:rFonts w:ascii="標楷體" w:hAnsi="標楷體" w:cs="新細明體"/>
+          <w:lang w:eastAsia="zh-TW"/>
+        </w:rPr>
+      </w:pPr>
+      <w:r>
+        <w:rPr>
+          <w:rFonts w:ascii="標楷體" w:hAnsi="標楷體" w:cs="新細明體"/>
+          <w:b/>
+          <w:bCs/>
+          <w:lang w:eastAsia="zh-TW"/>
+        </w:rPr>
+        <w:t>可用衛星數（垂直時間清單）</w:t>
+      </w:r>
+      <w:r>
+        <w:rPr>
+          <w:rFonts w:ascii="標楷體" w:hAnsi="標楷體" w:cs="新細明體"/>
+          <w:lang w:eastAsia="zh-TW"/>
+        </w:rPr>
+        <w:t>：</w:t>
+      </w:r>
+    </w:p>
+    <w:p>
+      <w:pPr>
+        <w:numPr>
+          <w:ilvl w:val="1"/>
+          <w:numId w:val="16"/>
+        </w:numPr>
+        <w:autoSpaceDE/>
+        <w:autoSpaceDN/>
+        <w:spacing w:after="100" w:afterAutospacing="1"/>
+        <w:rPr>
+          <w:rFonts w:ascii="標楷體" w:hAnsi="標楷體" w:cs="新細明體"/>
+          <w:lang w:eastAsia="zh-TW"/>
+        </w:rPr>
+      </w:pPr>
+      <w:r>
+        <w:rPr>
+          <w:rFonts w:ascii="標楷體" w:hAnsi="標楷體" w:cs="新細明體"/>
+          <w:b/>
+          <w:bCs/>
+          <w:lang w:eastAsia="zh-TW"/>
+        </w:rPr>
+        <w:t>觀測方法</w:t>
+      </w:r>
+      <w:r>
+        <w:rPr>
+          <w:rFonts w:ascii="標楷體" w:hAnsi="標楷體" w:cs="新細明體"/>
+          <w:lang w:eastAsia="zh-TW"/>
+        </w:rPr>
+        <w:t xml:space="preserve">：採用每 </w:t>
+      </w:r>
+      <w:r>
+        <w:rPr>
+          <w:rFonts w:ascii="標楷體" w:hAnsi="標楷體" w:cs="新細明體" w:hint="eastAsia"/>
+          <w:lang w:eastAsia="zh-TW"/>
+        </w:rPr>
+        <w:t>3</w:t>
+      </w:r>
+      <w:r>
+        <w:rPr>
+          <w:rFonts w:ascii="標楷體" w:hAnsi="標楷體" w:cs="新細明體"/>
+          <w:lang w:eastAsia="zh-TW"/>
+        </w:rPr>
+        <w:t>0 秒展開的動態方塊清單，計算當時滿足高度可用門檻（仰角 &gt; 46度）的同時在空衛星總數。</w:t>
+      </w:r>
+    </w:p>
+    <w:p>
+      <w:pPr>
+        <w:numPr>
+          <w:ilvl w:val="1"/>
+          <w:numId w:val="16"/>
+        </w:numPr>
+        <w:autoSpaceDE/>
+        <w:autoSpaceDN/>
+        <w:spacing w:after="100" w:afterAutospacing="1"/>
+        <w:rPr>
+          <w:rFonts w:ascii="標楷體" w:hAnsi="標楷體" w:cs="新細明體"/>
+          <w:lang w:eastAsia="zh-TW"/>
+        </w:rPr>
+      </w:pPr>
+      <w:r>
+        <w:rPr>
+          <w:rFonts w:ascii="標楷體" w:hAnsi="標楷體" w:cs="新細明體"/>
+          <w:b/>
+          <w:bCs/>
+          <w:lang w:eastAsia="zh-TW"/>
+        </w:rPr>
+        <w:t>數據解讀</w:t>
+      </w:r>
+      <w:r>
+        <w:rPr>
+          <w:rFonts w:ascii="標楷體" w:hAnsi="標楷體" w:cs="新細明體"/>
+          <w:lang w:eastAsia="zh-TW"/>
+        </w:rPr>
+        <w:t xml:space="preserve">：畫面呈現數量在 </w:t>
+      </w:r>
+      <w:r>
+        <w:rPr>
+          <w:rFonts w:ascii="標楷體" w:hAnsi="標楷體" w:cs="新細明體" w:hint="eastAsia"/>
+          <w:lang w:eastAsia="zh-TW"/>
+        </w:rPr>
+        <w:t>3</w:t>
+      </w:r>
+      <w:r>
+        <w:rPr>
+          <w:rFonts w:ascii="標楷體" w:hAnsi="標楷體" w:cs="新細明體"/>
+          <w:lang w:eastAsia="zh-TW"/>
+        </w:rPr>
+        <w:t xml:space="preserve"> </w:t>
+      </w:r>
+      <w:proofErr w:type="gramStart"/>
+      <w:r>
+        <w:rPr>
+          <w:rFonts w:ascii="標楷體" w:hAnsi="標楷體" w:cs="新細明體"/>
+          <w:lang w:eastAsia="zh-TW"/>
+        </w:rPr>
+        <w:t>顆與</w:t>
+      </w:r>
+      <w:proofErr w:type="gramEnd"/>
+      <w:r>
+        <w:rPr>
+          <w:rFonts w:ascii="標楷體" w:hAnsi="標楷體" w:cs="新細明體"/>
+          <w:lang w:eastAsia="zh-TW"/>
+        </w:rPr>
+        <w:t xml:space="preserve"> </w:t>
+      </w:r>
+      <w:r>
+        <w:rPr>
+          <w:rFonts w:ascii="標楷體" w:hAnsi="標楷體" w:cs="新細明體" w:hint="eastAsia"/>
+          <w:lang w:eastAsia="zh-TW"/>
+        </w:rPr>
+        <w:t>6</w:t>
+      </w:r>
+      <w:r>
+        <w:rPr>
+          <w:rFonts w:ascii="標楷體" w:hAnsi="標楷體" w:cs="新細明體"/>
+          <w:lang w:eastAsia="zh-TW"/>
+        </w:rPr>
+        <w:t xml:space="preserve"> 顆之間動態交替。這證實低軌衛星群在軌道交織切換（Handover）時的連續性，確保地面接收站在任何</w:t>
+      </w:r>
+      <w:proofErr w:type="gramStart"/>
+      <w:r>
+        <w:rPr>
+          <w:rFonts w:ascii="標楷體" w:hAnsi="標楷體" w:cs="新細明體"/>
+          <w:lang w:eastAsia="zh-TW"/>
+        </w:rPr>
+        <w:t>極端秒級</w:t>
+      </w:r>
+      <w:proofErr w:type="gramEnd"/>
+      <w:r>
+        <w:rPr>
+          <w:rFonts w:ascii="標楷體" w:hAnsi="標楷體" w:cs="新細明體"/>
+          <w:lang w:eastAsia="zh-TW"/>
+        </w:rPr>
+        <w:t xml:space="preserve">區間內，皆有至少 </w:t>
+      </w:r>
+      <w:r>
+        <w:rPr>
+          <w:rFonts w:ascii="標楷體" w:hAnsi="標楷體" w:cs="新細明體" w:hint="eastAsia"/>
+          <w:lang w:eastAsia="zh-TW"/>
+        </w:rPr>
+        <w:t>3</w:t>
+      </w:r>
+      <w:r>
+        <w:rPr>
+          <w:rFonts w:ascii="標楷體" w:hAnsi="標楷體" w:cs="新細明體"/>
+          <w:lang w:eastAsia="zh-TW"/>
+        </w:rPr>
+        <w:t xml:space="preserve"> 顆以上的衛星維持通訊骨幹，絕不斷訊。</w:t>
+      </w:r>
+    </w:p>
+    <w:p>
+      <w:pPr>
+        <w:numPr>
+          <w:ilvl w:val="0"/>
+          <w:numId w:val="16"/>
+        </w:numPr>
+        <w:autoSpaceDE/>
+        <w:autoSpaceDN/>
+        <w:spacing w:after="100" w:afterAutospacing="1"/>
+        <w:rPr>
+          <w:rFonts w:ascii="標楷體" w:hAnsi="標楷體" w:cs="新細明體"/>
+          <w:lang w:eastAsia="zh-TW"/>
+        </w:rPr>
+      </w:pPr>
+      <w:r>
+        <w:rPr>
+          <w:rFonts w:ascii="標楷體" w:hAnsi="標楷體" w:cs="新細明體"/>
+          <w:b/>
+          <w:bCs/>
+          <w:lang w:eastAsia="zh-TW"/>
+        </w:rPr>
+        <w:t>衛星可用比例（進度指標）</w:t>
+      </w:r>
+      <w:r>
+        <w:rPr>
+          <w:rFonts w:ascii="標楷體" w:hAnsi="標楷體" w:cs="新細明體"/>
+          <w:lang w:eastAsia="zh-TW"/>
+        </w:rPr>
+        <w:t>：</w:t>
+      </w:r>
+    </w:p>
+    <w:p>
+      <w:pPr>
+        <w:numPr>
+          <w:ilvl w:val="1"/>
+          <w:numId w:val="16"/>
+        </w:numPr>
+        <w:autoSpaceDE/>
+        <w:autoSpaceDN/>
+        <w:spacing w:after="100" w:afterAutospacing="1"/>
+        <w:rPr>
+          <w:rFonts w:ascii="標楷體" w:hAnsi="標楷體" w:cs="新細明體"/>
+          <w:lang w:eastAsia="zh-TW"/>
+        </w:rPr>
+      </w:pPr>
+      <w:r>
+        <w:rPr>
+          <w:rFonts w:ascii="標楷體" w:hAnsi="標楷體" w:cs="新細明體"/>
+          <w:lang w:eastAsia="zh-TW"/>
+        </w:rPr>
+        <w:t>透過 DAX 公式動態計算高仰角觀測筆數占總筆數之比例（維持在 9</w:t>
+      </w:r>
+      <w:r>
+        <w:rPr>
+          <w:rFonts w:ascii="標楷體" w:hAnsi="標楷體" w:cs="新細明體" w:hint="eastAsia"/>
+          <w:lang w:eastAsia="zh-TW"/>
+        </w:rPr>
+        <w:t>7</w:t>
+      </w:r>
+      <w:r>
+        <w:rPr>
+          <w:rFonts w:ascii="標楷體" w:hAnsi="標楷體" w:cs="新細明體"/>
+          <w:lang w:eastAsia="zh-TW"/>
+        </w:rPr>
+        <w:t>.</w:t>
+      </w:r>
+      <w:r>
+        <w:rPr>
+          <w:rFonts w:ascii="標楷體" w:hAnsi="標楷體" w:cs="新細明體" w:hint="eastAsia"/>
+          <w:lang w:eastAsia="zh-TW"/>
+        </w:rPr>
+        <w:t>02</w:t>
+      </w:r>
+      <w:r>
+        <w:rPr>
+          <w:rFonts w:ascii="標楷體" w:hAnsi="標楷體" w:cs="新細明體"/>
+          <w:lang w:eastAsia="zh-TW"/>
+        </w:rPr>
+        <w:t>% 的極高水準），用以量化全台通訊覆蓋率的總體健康度。</w:t>
+      </w:r>
+    </w:p>
+    <w:p>
+      <w:pPr>
+        <w:numPr>
+          <w:ilvl w:val="0"/>
+          <w:numId w:val="16"/>
+        </w:numPr>
+        <w:autoSpaceDE/>
+        <w:autoSpaceDN/>
+        <w:spacing w:after="100" w:afterAutospacing="1"/>
+        <w:rPr>
+          <w:rFonts w:ascii="標楷體" w:hAnsi="標楷體" w:cs="新細明體"/>
+          <w:lang w:eastAsia="zh-TW"/>
+        </w:rPr>
+      </w:pPr>
+      <w:r>
+        <w:rPr>
+          <w:rFonts w:ascii="標楷體" w:hAnsi="標楷體" w:cs="新細明體"/>
+          <w:b/>
+          <w:bCs/>
+          <w:lang w:eastAsia="zh-TW"/>
+        </w:rPr>
+        <w:t>通訊品質</w:t>
+      </w:r>
+      <w:r>
+        <w:rPr>
+          <w:rFonts w:ascii="標楷體" w:hAnsi="標楷體" w:cs="新細明體"/>
+          <w:lang w:eastAsia="zh-TW"/>
+        </w:rPr>
+        <w:t>：</w:t>
+      </w:r>
+    </w:p>
+    <w:p>
+      <w:pPr>
+        <w:numPr>
+          <w:ilvl w:val="1"/>
+          <w:numId w:val="16"/>
+        </w:numPr>
+        <w:autoSpaceDE/>
+        <w:autoSpaceDN/>
+        <w:spacing w:after="100" w:afterAutospacing="1"/>
+        <w:rPr>
+          <w:rFonts w:ascii="標楷體" w:hAnsi="標楷體" w:cs="新細明體"/>
+          <w:lang w:eastAsia="zh-TW"/>
+        </w:rPr>
+      </w:pPr>
+      <w:r>
+        <w:rPr>
+          <w:rFonts w:ascii="標楷體" w:hAnsi="標楷體" w:cs="新細明體"/>
+          <w:b/>
+          <w:bCs/>
+          <w:lang w:eastAsia="zh-TW"/>
+        </w:rPr>
+        <w:t>數據解讀</w:t>
+      </w:r>
+      <w:r>
+        <w:rPr>
+          <w:rFonts w:ascii="標楷體" w:hAnsi="標楷體" w:cs="新細明體"/>
+          <w:lang w:eastAsia="zh-TW"/>
+        </w:rPr>
+        <w:t>：系統會即時抓取</w:t>
+      </w:r>
+      <w:proofErr w:type="gramStart"/>
+      <w:r>
+        <w:rPr>
+          <w:rFonts w:ascii="標楷體" w:hAnsi="標楷體" w:cs="新細明體"/>
+          <w:lang w:eastAsia="zh-TW"/>
+        </w:rPr>
+        <w:t>量表圖的</w:t>
+      </w:r>
+      <w:proofErr w:type="gramEnd"/>
+      <w:r>
+        <w:rPr>
+          <w:rFonts w:ascii="標楷體" w:hAnsi="標楷體" w:cs="新細明體"/>
+          <w:lang w:eastAsia="zh-TW"/>
+        </w:rPr>
+        <w:t xml:space="preserve">真實平均值與 75% </w:t>
+      </w:r>
+      <w:proofErr w:type="gramStart"/>
+      <w:r>
+        <w:rPr>
+          <w:rFonts w:ascii="標楷體" w:hAnsi="標楷體" w:cs="新細明體"/>
+          <w:lang w:eastAsia="zh-TW"/>
+        </w:rPr>
+        <w:t>閥值做</w:t>
+      </w:r>
+      <w:proofErr w:type="gramEnd"/>
+      <w:r>
+        <w:rPr>
+          <w:rFonts w:ascii="標楷體" w:hAnsi="標楷體" w:cs="新細明體"/>
+          <w:lang w:eastAsia="zh-TW"/>
+        </w:rPr>
+        <w:t>比對。當平均值超過 75% 時，卡片自動即時跳轉為</w:t>
+      </w:r>
+      <w:r>
+        <w:rPr>
+          <w:rFonts w:ascii="標楷體" w:hAnsi="標楷體" w:cs="新細明體"/>
+          <w:b/>
+          <w:bCs/>
+          <w:lang w:eastAsia="zh-TW"/>
+        </w:rPr>
+        <w:t>「通訊良好」</w:t>
+      </w:r>
+      <w:r>
+        <w:rPr>
+          <w:rFonts w:ascii="標楷體" w:hAnsi="標楷體" w:cs="新細明體"/>
+          <w:lang w:eastAsia="zh-TW"/>
+        </w:rPr>
+        <w:t>；一旦跌破 75%，警示為</w:t>
+      </w:r>
+      <w:r>
+        <w:rPr>
+          <w:rFonts w:ascii="標楷體" w:hAnsi="標楷體" w:cs="新細明體"/>
+          <w:b/>
+          <w:bCs/>
+          <w:lang w:eastAsia="zh-TW"/>
+        </w:rPr>
+        <w:t>「通訊欠佳」</w:t>
+      </w:r>
+      <w:r>
+        <w:rPr>
+          <w:rFonts w:ascii="標楷體" w:hAnsi="標楷體" w:cs="新細明體"/>
+          <w:lang w:eastAsia="zh-TW"/>
+        </w:rPr>
+        <w:t>。</w:t>
+      </w:r>
+    </w:p>
+    <w:p>
+      <w:pPr>
+        <w:autoSpaceDE/>
+        <w:autoSpaceDN/>
+        <w:spacing w:after="100" w:afterAutospacing="1"/>
+        <w:rPr>
+          <w:rFonts w:ascii="標楷體" w:hAnsi="標楷體" w:cs="新細明體"/>
+          <w:lang w:eastAsia="zh-TW"/>
+        </w:rPr>
+      </w:pPr>
+    </w:p>
+    <w:p>
+      <w:pPr>
+        <w:autoSpaceDE/>
+        <w:autoSpaceDN/>
+        <w:spacing w:after="100" w:afterAutospacing="1"/>
+        <w:rPr>
+          <w:rFonts w:ascii="標楷體" w:hAnsi="標楷體" w:cs="新細明體"/>
+          <w:lang w:eastAsia="zh-TW"/>
+        </w:rPr>
+      </w:pPr>
+      <w:r>
+        <w:rPr>
+          <w:rFonts w:ascii="標楷體" w:hAnsi="標楷體" w:cs="新細明體" w:hint="eastAsia"/>
+          <w:lang w:eastAsia="zh-TW"/>
+        </w:rPr>
+        <w:t>由</w:t>
+      </w:r>
+      <w:r>
+        <w:rPr>
+          <w:rFonts w:ascii="標楷體" w:hAnsi="標楷體" w:cs="新細明體"/>
+          <w:lang w:eastAsia="zh-TW"/>
+        </w:rPr>
+        <w:t>分析結果顯示，大部分觀測時間皆能維持良好之通訊品質狀態，代表衛星系統於正常情況下具有穩定之連線能力。當可用衛星數量減少或平均仰角下降時，通訊品質評分亦隨之降低，顯示相關指標對於通訊效能具有明顯影響。</w:t>
+      </w:r>
     </w:p>
     <w:tbl>
       <w:tblPr>
@@ -2632,7 +3127,7 @@
                 <w:lang w:eastAsia="zh-TW"/>
               </w:rPr>
               <w:drawing>
-                <wp:inline distT="0" distB="0" distL="0" distR="0" wp14:anchorId="2193607C" wp14:editId="2DE93D34">
+                <wp:inline distT="0" distB="0" distL="0" distR="0" wp14:anchorId="5E80E076" wp14:editId="112FF6DF">
                   <wp:extent cx="3156585" cy="1779270"/>
                   <wp:effectExtent l="0" t="0" r="5715" b="0"/>
                   <wp:docPr id="1" name="圖片 1"/>
@@ -2708,443 +3203,7 @@
         <w:spacing w:after="100" w:afterAutospacing="1"/>
         <w:jc w:val="left"/>
         <w:rPr>
-          <w:rFonts w:ascii="標楷體" w:hAnsi="標楷體" w:cs="新細明體"/>
-          <w:lang w:eastAsia="zh-TW"/>
-        </w:rPr>
-      </w:pPr>
-    </w:p>
-    <w:p>
-      <w:pPr>
-        <w:numPr>
-          <w:ilvl w:val="0"/>
-          <w:numId w:val="16"/>
-        </w:numPr>
-        <w:autoSpaceDE/>
-        <w:autoSpaceDN/>
-        <w:spacing w:after="100" w:afterAutospacing="1"/>
-        <w:rPr>
-          <w:rFonts w:ascii="標楷體" w:hAnsi="標楷體" w:cs="新細明體"/>
-          <w:lang w:eastAsia="zh-TW"/>
-        </w:rPr>
-      </w:pPr>
-      <w:r>
-        <w:rPr>
-          <w:rFonts w:ascii="標楷體" w:hAnsi="標楷體" w:cs="新細明體"/>
-          <w:b/>
-          <w:bCs/>
-          <w:lang w:eastAsia="zh-TW"/>
-        </w:rPr>
-        <w:t>可用衛星數（垂直時間清單）</w:t>
-      </w:r>
-      <w:r>
-        <w:rPr>
-          <w:rFonts w:ascii="標楷體" w:hAnsi="標楷體" w:cs="新細明體"/>
-          <w:lang w:eastAsia="zh-TW"/>
-        </w:rPr>
-        <w:t>：</w:t>
-      </w:r>
-    </w:p>
-    <w:p>
-      <w:pPr>
-        <w:numPr>
-          <w:ilvl w:val="1"/>
-          <w:numId w:val="16"/>
-        </w:numPr>
-        <w:autoSpaceDE/>
-        <w:autoSpaceDN/>
-        <w:spacing w:after="100" w:afterAutospacing="1"/>
-        <w:rPr>
-          <w:rFonts w:ascii="標楷體" w:hAnsi="標楷體" w:cs="新細明體"/>
-          <w:lang w:eastAsia="zh-TW"/>
-        </w:rPr>
-      </w:pPr>
-      <w:r>
-        <w:rPr>
-          <w:rFonts w:ascii="標楷體" w:hAnsi="標楷體" w:cs="新細明體"/>
-          <w:b/>
-          <w:bCs/>
-          <w:lang w:eastAsia="zh-TW"/>
-        </w:rPr>
-        <w:t>觀測方法</w:t>
-      </w:r>
-      <w:r>
-        <w:rPr>
-          <w:rFonts w:ascii="標楷體" w:hAnsi="標楷體" w:cs="新細明體"/>
-          <w:lang w:eastAsia="zh-TW"/>
-        </w:rPr>
-        <w:t xml:space="preserve">：採用每 </w:t>
-      </w:r>
-      <w:r>
-        <w:rPr>
           <w:rFonts w:ascii="標楷體" w:hAnsi="標楷體" w:cs="新細明體" w:hint="eastAsia"/>
-          <w:lang w:eastAsia="zh-TW"/>
-        </w:rPr>
-        <w:t>3</w:t>
-      </w:r>
-      <w:r>
-        <w:rPr>
-          <w:rFonts w:ascii="標楷體" w:hAnsi="標楷體" w:cs="新細明體"/>
-          <w:lang w:eastAsia="zh-TW"/>
-        </w:rPr>
-        <w:t>0 秒展開的動態方塊清單，計算當時滿足高度可用門檻（仰角 &gt; 46度）的同時在空衛星總數。</w:t>
-      </w:r>
-    </w:p>
-    <w:p>
-      <w:pPr>
-        <w:numPr>
-          <w:ilvl w:val="1"/>
-          <w:numId w:val="16"/>
-        </w:numPr>
-        <w:autoSpaceDE/>
-        <w:autoSpaceDN/>
-        <w:spacing w:after="100" w:afterAutospacing="1"/>
-        <w:rPr>
-          <w:rFonts w:ascii="標楷體" w:hAnsi="標楷體" w:cs="新細明體"/>
-          <w:lang w:eastAsia="zh-TW"/>
-        </w:rPr>
-      </w:pPr>
-      <w:r>
-        <w:rPr>
-          <w:rFonts w:ascii="標楷體" w:hAnsi="標楷體" w:cs="新細明體"/>
-          <w:b/>
-          <w:bCs/>
-          <w:lang w:eastAsia="zh-TW"/>
-        </w:rPr>
-        <w:t>數據解讀</w:t>
-      </w:r>
-      <w:r>
-        <w:rPr>
-          <w:rFonts w:ascii="標楷體" w:hAnsi="標楷體" w:cs="新細明體"/>
-          <w:lang w:eastAsia="zh-TW"/>
-        </w:rPr>
-        <w:t xml:space="preserve">：畫面呈現數量在 </w:t>
-      </w:r>
-      <w:r>
-        <w:rPr>
-          <w:rFonts w:ascii="標楷體" w:hAnsi="標楷體" w:cs="新細明體" w:hint="eastAsia"/>
-          <w:lang w:eastAsia="zh-TW"/>
-        </w:rPr>
-        <w:t>3</w:t>
-      </w:r>
-      <w:r>
-        <w:rPr>
-          <w:rFonts w:ascii="標楷體" w:hAnsi="標楷體" w:cs="新細明體"/>
-          <w:lang w:eastAsia="zh-TW"/>
-        </w:rPr>
-        <w:t xml:space="preserve"> </w:t>
-      </w:r>
-      <w:proofErr w:type="gramStart"/>
-      <w:r>
-        <w:rPr>
-          <w:rFonts w:ascii="標楷體" w:hAnsi="標楷體" w:cs="新細明體"/>
-          <w:lang w:eastAsia="zh-TW"/>
-        </w:rPr>
-        <w:t>顆與</w:t>
-      </w:r>
-      <w:proofErr w:type="gramEnd"/>
-      <w:r>
-        <w:rPr>
-          <w:rFonts w:ascii="標楷體" w:hAnsi="標楷體" w:cs="新細明體"/>
-          <w:lang w:eastAsia="zh-TW"/>
-        </w:rPr>
-        <w:t xml:space="preserve"> </w:t>
-      </w:r>
-      <w:r>
-        <w:rPr>
-          <w:rFonts w:ascii="標楷體" w:hAnsi="標楷體" w:cs="新細明體" w:hint="eastAsia"/>
-          <w:lang w:eastAsia="zh-TW"/>
-        </w:rPr>
-        <w:t>6</w:t>
-      </w:r>
-      <w:r>
-        <w:rPr>
-          <w:rFonts w:ascii="標楷體" w:hAnsi="標楷體" w:cs="新細明體"/>
-          <w:lang w:eastAsia="zh-TW"/>
-        </w:rPr>
-        <w:t xml:space="preserve"> 顆之間動態交替。這證實低軌衛星群在軌道交織切換（Handover）時的連續性，確保地面接收站在任何</w:t>
-      </w:r>
-      <w:proofErr w:type="gramStart"/>
-      <w:r>
-        <w:rPr>
-          <w:rFonts w:ascii="標楷體" w:hAnsi="標楷體" w:cs="新細明體"/>
-          <w:lang w:eastAsia="zh-TW"/>
-        </w:rPr>
-        <w:t>極端秒級</w:t>
-      </w:r>
-      <w:proofErr w:type="gramEnd"/>
-      <w:r>
-        <w:rPr>
-          <w:rFonts w:ascii="標楷體" w:hAnsi="標楷體" w:cs="新細明體"/>
-          <w:lang w:eastAsia="zh-TW"/>
-        </w:rPr>
-        <w:t xml:space="preserve">區間內，皆有至少 </w:t>
-      </w:r>
-      <w:r>
-        <w:rPr>
-          <w:rFonts w:ascii="標楷體" w:hAnsi="標楷體" w:cs="新細明體" w:hint="eastAsia"/>
-          <w:lang w:eastAsia="zh-TW"/>
-        </w:rPr>
-        <w:t>3</w:t>
-      </w:r>
-      <w:r>
-        <w:rPr>
-          <w:rFonts w:ascii="標楷體" w:hAnsi="標楷體" w:cs="新細明體"/>
-          <w:lang w:eastAsia="zh-TW"/>
-        </w:rPr>
-        <w:t xml:space="preserve"> 顆以上的衛星維持通訊骨幹，絕不斷訊。</w:t>
-      </w:r>
-    </w:p>
-    <w:p>
-      <w:pPr>
-        <w:numPr>
-          <w:ilvl w:val="0"/>
-          <w:numId w:val="16"/>
-        </w:numPr>
-        <w:autoSpaceDE/>
-        <w:autoSpaceDN/>
-        <w:spacing w:after="100" w:afterAutospacing="1"/>
-        <w:rPr>
-          <w:rFonts w:ascii="標楷體" w:hAnsi="標楷體" w:cs="新細明體"/>
-          <w:lang w:eastAsia="zh-TW"/>
-        </w:rPr>
-      </w:pPr>
-      <w:r>
-        <w:rPr>
-          <w:rFonts w:ascii="標楷體" w:hAnsi="標楷體" w:cs="新細明體"/>
-          <w:b/>
-          <w:bCs/>
-          <w:lang w:eastAsia="zh-TW"/>
-        </w:rPr>
-        <w:t>衛星可用比例（進度指標）</w:t>
-      </w:r>
-      <w:r>
-        <w:rPr>
-          <w:rFonts w:ascii="標楷體" w:hAnsi="標楷體" w:cs="新細明體"/>
-          <w:lang w:eastAsia="zh-TW"/>
-        </w:rPr>
-        <w:t>：</w:t>
-      </w:r>
-    </w:p>
-    <w:p>
-      <w:pPr>
-        <w:numPr>
-          <w:ilvl w:val="1"/>
-          <w:numId w:val="16"/>
-        </w:numPr>
-        <w:autoSpaceDE/>
-        <w:autoSpaceDN/>
-        <w:spacing w:after="100" w:afterAutospacing="1"/>
-        <w:rPr>
-          <w:rFonts w:ascii="標楷體" w:hAnsi="標楷體" w:cs="新細明體"/>
-          <w:lang w:eastAsia="zh-TW"/>
-        </w:rPr>
-      </w:pPr>
-      <w:r>
-        <w:rPr>
-          <w:rFonts w:ascii="標楷體" w:hAnsi="標楷體" w:cs="新細明體"/>
-          <w:lang w:eastAsia="zh-TW"/>
-        </w:rPr>
-        <w:t>透過 DAX 公式動態計算高仰角觀測筆數占總筆數之比例（維持在 9</w:t>
-      </w:r>
-      <w:r>
-        <w:rPr>
-          <w:rFonts w:ascii="標楷體" w:hAnsi="標楷體" w:cs="新細明體" w:hint="eastAsia"/>
-          <w:lang w:eastAsia="zh-TW"/>
-        </w:rPr>
-        <w:t>7</w:t>
-      </w:r>
-      <w:r>
-        <w:rPr>
-          <w:rFonts w:ascii="標楷體" w:hAnsi="標楷體" w:cs="新細明體"/>
-          <w:lang w:eastAsia="zh-TW"/>
-        </w:rPr>
-        <w:t>.</w:t>
-      </w:r>
-      <w:r>
-        <w:rPr>
-          <w:rFonts w:ascii="標楷體" w:hAnsi="標楷體" w:cs="新細明體" w:hint="eastAsia"/>
-          <w:lang w:eastAsia="zh-TW"/>
-        </w:rPr>
-        <w:t>02</w:t>
-      </w:r>
-      <w:r>
-        <w:rPr>
-          <w:rFonts w:ascii="標楷體" w:hAnsi="標楷體" w:cs="新細明體"/>
-          <w:lang w:eastAsia="zh-TW"/>
-        </w:rPr>
-        <w:t>% 的極高水準），用以量化全台通訊覆蓋率的總體健康度。</w:t>
-      </w:r>
-    </w:p>
-    <w:p>
-      <w:pPr>
-        <w:numPr>
-          <w:ilvl w:val="0"/>
-          <w:numId w:val="16"/>
-        </w:numPr>
-        <w:autoSpaceDE/>
-        <w:autoSpaceDN/>
-        <w:spacing w:after="100" w:afterAutospacing="1"/>
-        <w:rPr>
-          <w:rFonts w:ascii="標楷體" w:hAnsi="標楷體" w:cs="新細明體"/>
-          <w:lang w:eastAsia="zh-TW"/>
-        </w:rPr>
-      </w:pPr>
-      <w:r>
-        <w:rPr>
-          <w:rFonts w:ascii="標楷體" w:hAnsi="標楷體" w:cs="新細明體"/>
-          <w:b/>
-          <w:bCs/>
-          <w:lang w:eastAsia="zh-TW"/>
-        </w:rPr>
-        <w:t>通訊品質</w:t>
-      </w:r>
-      <w:r>
-        <w:rPr>
-          <w:rFonts w:ascii="標楷體" w:hAnsi="標楷體" w:cs="新細明體"/>
-          <w:lang w:eastAsia="zh-TW"/>
-        </w:rPr>
-        <w:t>：</w:t>
-      </w:r>
-    </w:p>
-    <w:p>
-      <w:pPr>
-        <w:numPr>
-          <w:ilvl w:val="1"/>
-          <w:numId w:val="16"/>
-        </w:numPr>
-        <w:autoSpaceDE/>
-        <w:autoSpaceDN/>
-        <w:spacing w:after="100" w:afterAutospacing="1"/>
-        <w:rPr>
-          <w:rFonts w:ascii="標楷體" w:hAnsi="標楷體" w:cs="新細明體"/>
-          <w:lang w:eastAsia="zh-TW"/>
-        </w:rPr>
-      </w:pPr>
-      <w:r>
-        <w:rPr>
-          <w:rFonts w:ascii="標楷體" w:hAnsi="標楷體" w:cs="新細明體"/>
-          <w:b/>
-          <w:bCs/>
-          <w:lang w:eastAsia="zh-TW"/>
-        </w:rPr>
-        <w:t>數據解讀</w:t>
-      </w:r>
-      <w:r>
-        <w:rPr>
-          <w:rFonts w:ascii="標楷體" w:hAnsi="標楷體" w:cs="新細明體"/>
-          <w:lang w:eastAsia="zh-TW"/>
-        </w:rPr>
-        <w:t>：系統會即時抓取</w:t>
-      </w:r>
-      <w:proofErr w:type="gramStart"/>
-      <w:r>
-        <w:rPr>
-          <w:rFonts w:ascii="標楷體" w:hAnsi="標楷體" w:cs="新細明體"/>
-          <w:lang w:eastAsia="zh-TW"/>
-        </w:rPr>
-        <w:t>量表圖的</w:t>
-      </w:r>
-      <w:proofErr w:type="gramEnd"/>
-      <w:r>
-        <w:rPr>
-          <w:rFonts w:ascii="標楷體" w:hAnsi="標楷體" w:cs="新細明體"/>
-          <w:lang w:eastAsia="zh-TW"/>
-        </w:rPr>
-        <w:t xml:space="preserve">真實平均值與 75% </w:t>
-      </w:r>
-      <w:proofErr w:type="gramStart"/>
-      <w:r>
-        <w:rPr>
-          <w:rFonts w:ascii="標楷體" w:hAnsi="標楷體" w:cs="新細明體"/>
-          <w:lang w:eastAsia="zh-TW"/>
-        </w:rPr>
-        <w:t>閥值做</w:t>
-      </w:r>
-      <w:proofErr w:type="gramEnd"/>
-      <w:r>
-        <w:rPr>
-          <w:rFonts w:ascii="標楷體" w:hAnsi="標楷體" w:cs="新細明體"/>
-          <w:lang w:eastAsia="zh-TW"/>
-        </w:rPr>
-        <w:t>比對。當平均值超過 75% 時，卡片自動即時跳轉為</w:t>
-      </w:r>
-      <w:r>
-        <w:rPr>
-          <w:rFonts w:ascii="標楷體" w:hAnsi="標楷體" w:cs="新細明體"/>
-          <w:b/>
-          <w:bCs/>
-          <w:lang w:eastAsia="zh-TW"/>
-        </w:rPr>
-        <w:t>「通訊良好」</w:t>
-      </w:r>
-      <w:r>
-        <w:rPr>
-          <w:rFonts w:ascii="標楷體" w:hAnsi="標楷體" w:cs="新細明體"/>
-          <w:lang w:eastAsia="zh-TW"/>
-        </w:rPr>
-        <w:t>；一旦跌破 75%，警示為</w:t>
-      </w:r>
-      <w:r>
-        <w:rPr>
-          <w:rFonts w:ascii="標楷體" w:hAnsi="標楷體" w:cs="新細明體"/>
-          <w:b/>
-          <w:bCs/>
-          <w:lang w:eastAsia="zh-TW"/>
-        </w:rPr>
-        <w:t>「通訊欠佳」</w:t>
-      </w:r>
-      <w:r>
-        <w:rPr>
-          <w:rFonts w:ascii="標楷體" w:hAnsi="標楷體" w:cs="新細明體"/>
-          <w:lang w:eastAsia="zh-TW"/>
-        </w:rPr>
-        <w:t>。</w:t>
-      </w:r>
-    </w:p>
-    <w:p>
-      <w:pPr>
-        <w:autoSpaceDE/>
-        <w:autoSpaceDN/>
-        <w:spacing w:after="100" w:afterAutospacing="1"/>
-        <w:rPr>
-          <w:rFonts w:ascii="標楷體" w:hAnsi="標楷體" w:cs="新細明體"/>
-          <w:lang w:eastAsia="zh-TW"/>
-        </w:rPr>
-      </w:pPr>
-    </w:p>
-    <w:p>
-      <w:pPr>
-        <w:autoSpaceDE/>
-        <w:autoSpaceDN/>
-        <w:spacing w:after="100" w:afterAutospacing="1"/>
-        <w:rPr>
-          <w:rFonts w:ascii="標楷體" w:hAnsi="標楷體" w:cs="新細明體"/>
-          <w:lang w:eastAsia="zh-TW"/>
-        </w:rPr>
-      </w:pPr>
-      <w:r>
-        <w:rPr>
-          <w:rFonts w:ascii="標楷體" w:hAnsi="標楷體" w:cs="新細明體" w:hint="eastAsia"/>
-          <w:lang w:eastAsia="zh-TW"/>
-        </w:rPr>
-        <w:t>由</w:t>
-      </w:r>
-      <w:r>
-        <w:rPr>
-          <w:rFonts w:ascii="標楷體" w:hAnsi="標楷體" w:cs="新細明體"/>
-          <w:lang w:eastAsia="zh-TW"/>
-        </w:rPr>
-        <w:t>分析結果顯示，大部分觀測時間皆能維持良好之通訊品質狀態，代表衛星系統於正常情況下具有穩定之連線能力。當可用衛星數量減少或平均仰角下降時，通訊品質評分亦隨之降低，顯示相關指標對於通訊效能具有明顯影響。</w:t>
-      </w:r>
-    </w:p>
-    <w:p>
-      <w:pPr>
-        <w:autoSpaceDE/>
-        <w:autoSpaceDN/>
-        <w:spacing w:after="100" w:afterAutospacing="1"/>
-        <w:jc w:val="left"/>
-        <w:rPr>
-          <w:rFonts w:ascii="標楷體" w:hAnsi="標楷體" w:cs="新細明體"/>
           <w:lang w:eastAsia="zh-TW"/>
         </w:rPr>
       </w:pPr>
@@ -3308,15 +3367,7 @@
           <w:rFonts w:ascii="標楷體" w:hAnsi="標楷體" w:cs="新細明體"/>
           <w:lang w:eastAsia="zh-TW"/>
         </w:rPr>
-        <w:t xml:space="preserve"> 系統仍能提供基本通訊能力，並維持一定水準之網路服</w:t>
-      </w:r>
-      <w:r>
-        <w:rPr>
-          <w:rFonts w:ascii="標楷體" w:hAnsi="標楷體" w:cs="新細明體"/>
-          <w:lang w:eastAsia="zh-TW"/>
-        </w:rPr>
-        <w:lastRenderedPageBreak/>
-        <w:t>務品質。因此，低軌衛星系統可作為現有地面通訊網路的重要補充，有助於提升臺灣於天然災害、重大事故或國際海纜異常期間之通訊韌性。</w:t>
+        <w:t xml:space="preserve"> 系統仍能提供基本通訊能力，並維持一定水準之網路服務品質。因此，低軌衛星系統可作為現有地面通訊網路的重要補充，有助於提升臺灣於天然災害、重大事故或國際海纜異常期間之通訊韌性。</w:t>
       </w:r>
     </w:p>
     <w:p>
@@ -3526,6 +3577,7 @@
           <w:rFonts w:hint="eastAsia"/>
           <w:lang w:eastAsia="zh-TW"/>
         </w:rPr>
+        <w:lastRenderedPageBreak/>
         <w:t>Available:</w:t>
       </w:r>
       <w:hyperlink r:id="rId13" w:history="1">
@@ -3805,13 +3857,7 @@
         <w:rPr>
           <w:lang w:eastAsia="zh-TW"/>
         </w:rPr>
-        <w:t xml:space="preserve"> Satellites by the Year 2027,” arXiv:2209.12060, </w:t>
-      </w:r>
-      <w:r>
-        <w:rPr>
-          <w:lang w:eastAsia="zh-TW"/>
-        </w:rPr>
-        <w:t>2022. [Online]. Available:</w:t>
+        <w:t xml:space="preserve"> Satellites by the Year 2027,” arXiv:2209.12060, 2022. [Online]. Available:</w:t>
       </w:r>
       <w:r>
         <w:rPr>
@@ -4033,6 +4079,7 @@
     <w:p>
       <w:pPr>
         <w:rPr>
+          <w:rStyle w:val="a8"/>
           <w:lang w:eastAsia="zh-TW"/>
         </w:rPr>
       </w:pPr>
@@ -4048,13 +4095,99 @@
     </w:p>
     <w:p>
       <w:pPr>
-        <w:rPr>
-          <w:lang w:eastAsia="zh-TW"/>
-        </w:rPr>
-      </w:pPr>
+        <w:pStyle w:val="af1"/>
+        <w:numPr>
+          <w:ilvl w:val="0"/>
+          <w:numId w:val="3"/>
+        </w:numPr>
+        <w:ind w:leftChars="0"/>
+        <w:rPr>
+          <w:rFonts w:hint="eastAsia"/>
+          <w:lang w:eastAsia="zh-TW"/>
+        </w:rPr>
+      </w:pPr>
+      <w:bookmarkStart w:id="12" w:name="_Ref231591481"/>
+      <w:r>
+        <w:rPr>
+          <w:rFonts w:hint="eastAsia"/>
+          <w:lang w:eastAsia="zh-TW"/>
+        </w:rPr>
+        <w:t>數發部</w:t>
+      </w:r>
+      <w:r>
+        <w:rPr>
+          <w:rFonts w:hint="eastAsia"/>
+          <w:lang w:eastAsia="zh-TW"/>
+        </w:rPr>
+        <w:t>,</w:t>
+      </w:r>
+      <w:r>
+        <w:rPr>
+          <w:lang w:eastAsia="zh-TW"/>
+        </w:rPr>
+        <w:t xml:space="preserve"> </w:t>
+      </w:r>
+      <w:proofErr w:type="gramStart"/>
+      <w:r>
+        <w:rPr>
+          <w:lang w:eastAsia="zh-TW"/>
+        </w:rPr>
+        <w:t>“</w:t>
+      </w:r>
+      <w:proofErr w:type="gramEnd"/>
+      <w:r>
+        <w:rPr>
+          <w:rFonts w:hint="eastAsia"/>
+          <w:lang w:eastAsia="zh-TW"/>
+        </w:rPr>
+        <w:t>海纜障礙狀況</w:t>
+      </w:r>
+      <w:r>
+        <w:rPr>
+          <w:lang w:eastAsia="zh-TW"/>
+        </w:rPr>
+        <w:t>“</w:t>
+      </w:r>
+      <w:r>
+        <w:rPr>
+          <w:rFonts w:hint="eastAsia"/>
+          <w:lang w:eastAsia="zh-TW"/>
+        </w:rPr>
+        <w:t>,2026/06/05.</w:t>
+      </w:r>
+      <w:r>
+        <w:rPr>
+          <w:lang w:eastAsia="zh-TW"/>
+        </w:rPr>
+        <w:t xml:space="preserve"> </w:t>
+      </w:r>
+      <w:hyperlink r:id="rId22" w:history="1">
+        <w:r>
+          <w:rPr>
+            <w:rStyle w:val="a8"/>
+            <w:lang w:eastAsia="zh-TW"/>
+          </w:rPr>
+          <w:t>https://moda.gov.tw/major-policies/subs</w:t>
+        </w:r>
+        <w:r>
+          <w:rPr>
+            <w:rStyle w:val="a8"/>
+            <w:lang w:eastAsia="zh-TW"/>
+          </w:rPr>
+          <w:t>e</w:t>
+        </w:r>
+        <w:r>
+          <w:rPr>
+            <w:rStyle w:val="a8"/>
+            <w:lang w:eastAsia="zh-TW"/>
+          </w:rPr>
+          <w:t>acable/fault/1749</w:t>
+        </w:r>
+      </w:hyperlink>
+      <w:bookmarkEnd w:id="12"/>
     </w:p>
     <w:sectPr>
-      <w:headerReference w:type="default" r:id="rId22"/>
+      <w:headerReference w:type="default" r:id="rId23"/>
       <w:pgSz w:w="12240" w:h="15840" w:code="1"/>
       <w:pgMar w:top="1008" w:right="936" w:bottom="1008" w:left="936" w:header="432" w:footer="432" w:gutter="0"/>
       <w:cols w:num="2" w:space="425"/>
@@ -4788,6 +4921,92 @@
     </w:lvl>
   </w:abstractNum>
   <w:abstractNum w:abstractNumId="6" w15:restartNumberingAfterBreak="0">
+    <w:nsid w:val="3C942747"/>
+    <w:multiLevelType w:val="hybridMultilevel"/>
+    <w:tmpl w:val="14B4B46C"/>
+    <w:lvl w:ilvl="0" w:tplc="0409000F">
+      <w:start w:val="1"/>
+      <w:numFmt w:val="decimal"/>
+      <w:lvlText w:val="%1."/>
+      <w:lvlJc w:val="left"/>
+      <w:pPr>
+        <w:ind w:left="480" w:hanging="480"/>
+      </w:pPr>
+    </w:lvl>
+    <w:lvl w:ilvl="1" w:tplc="04090019" w:tentative="1">
+      <w:start w:val="1"/>
+      <w:numFmt w:val="ideographTraditional"/>
+      <w:lvlText w:val="%2、"/>
+      <w:lvlJc w:val="left"/>
+      <w:pPr>
+        <w:ind w:left="960" w:hanging="480"/>
+      </w:pPr>
+    </w:lvl>
+    <w:lvl w:ilvl="2" w:tplc="0409001B" w:tentative="1">
+      <w:start w:val="1"/>
+      <w:numFmt w:val="lowerRoman"/>
+      <w:lvlText w:val="%3."/>
+      <w:lvlJc w:val="right"/>
+      <w:pPr>
+        <w:ind w:left="1440" w:hanging="480"/>
+      </w:pPr>
+    </w:lvl>
+    <w:lvl w:ilvl="3" w:tplc="0409000F" w:tentative="1">
+      <w:start w:val="1"/>
+      <w:numFmt w:val="decimal"/>
+      <w:lvlText w:val="%4."/>
+      <w:lvlJc w:val="left"/>
+      <w:pPr>
+        <w:ind w:left="1920" w:hanging="480"/>
+      </w:pPr>
+    </w:lvl>
+    <w:lvl w:ilvl="4" w:tplc="04090019" w:tentative="1">
+      <w:start w:val="1"/>
+      <w:numFmt w:val="ideographTraditional"/>
+      <w:lvlText w:val="%5、"/>
+      <w:lvlJc w:val="left"/>
+      <w:pPr>
+        <w:ind w:left="2400" w:hanging="480"/>
+      </w:pPr>
+    </w:lvl>
+    <w:lvl w:ilvl="5" w:tplc="0409001B" w:tentative="1">
+      <w:start w:val="1"/>
+      <w:numFmt w:val="lowerRoman"/>
+      <w:lvlText w:val="%6."/>
+      <w:lvlJc w:val="right"/>
+      <w:pPr>
+        <w:ind w:left="2880" w:hanging="480"/>
+      </w:pPr>
+    </w:lvl>
+    <w:lvl w:ilvl="6" w:tplc="0409000F" w:tentative="1">
+      <w:start w:val="1"/>
+      <w:numFmt w:val="decimal"/>
+      <w:lvlText w:val="%7."/>
+      <w:lvlJc w:val="left"/>
+      <w:pPr>
+        <w:ind w:left="3360" w:hanging="480"/>
+      </w:pPr>
+    </w:lvl>
+    <w:lvl w:ilvl="7" w:tplc="04090019" w:tentative="1">
+      <w:start w:val="1"/>
+      <w:numFmt w:val="ideographTraditional"/>
+      <w:lvlText w:val="%8、"/>
+      <w:lvlJc w:val="left"/>
+      <w:pPr>
+        <w:ind w:left="3840" w:hanging="480"/>
+      </w:pPr>
+    </w:lvl>
+    <w:lvl w:ilvl="8" w:tplc="0409001B" w:tentative="1">
+      <w:start w:val="1"/>
+      <w:numFmt w:val="lowerRoman"/>
+      <w:lvlText w:val="%9."/>
+      <w:lvlJc w:val="right"/>
+      <w:pPr>
+        <w:ind w:left="4320" w:hanging="480"/>
+      </w:pPr>
+    </w:lvl>
+  </w:abstractNum>
+  <w:abstractNum w:abstractNumId="7" w15:restartNumberingAfterBreak="0">
     <w:nsid w:val="3D687706"/>
     <w:multiLevelType w:val="multilevel"/>
     <w:tmpl w:val="DA7C43B4"/>
@@ -4936,7 +5155,7 @@
       </w:rPr>
     </w:lvl>
   </w:abstractNum>
-  <w:abstractNum w:abstractNumId="7" w15:restartNumberingAfterBreak="0">
+  <w:abstractNum w:abstractNumId="8" w15:restartNumberingAfterBreak="0">
     <w:nsid w:val="45C72A56"/>
     <w:multiLevelType w:val="multilevel"/>
     <w:tmpl w:val="9ACC0FAA"/>
@@ -5085,7 +5304,7 @@
       </w:rPr>
     </w:lvl>
   </w:abstractNum>
-  <w:abstractNum w:abstractNumId="8" w15:restartNumberingAfterBreak="0">
+  <w:abstractNum w:abstractNumId="9" w15:restartNumberingAfterBreak="0">
     <w:nsid w:val="46B847C5"/>
     <w:multiLevelType w:val="multilevel"/>
     <w:tmpl w:val="04F8E132"/>
@@ -5198,7 +5417,93 @@
       </w:pPr>
     </w:lvl>
   </w:abstractNum>
-  <w:abstractNum w:abstractNumId="9" w15:restartNumberingAfterBreak="0">
+  <w:abstractNum w:abstractNumId="10" w15:restartNumberingAfterBreak="0">
+    <w:nsid w:val="6136167C"/>
+    <w:multiLevelType w:val="hybridMultilevel"/>
+    <w:tmpl w:val="81B6BD34"/>
+    <w:lvl w:ilvl="0" w:tplc="0409000F">
+      <w:start w:val="1"/>
+      <w:numFmt w:val="decimal"/>
+      <w:lvlText w:val="%1."/>
+      <w:lvlJc w:val="left"/>
+      <w:pPr>
+        <w:ind w:left="480" w:hanging="480"/>
+      </w:pPr>
+    </w:lvl>
+    <w:lvl w:ilvl="1" w:tplc="04090019" w:tentative="1">
+      <w:start w:val="1"/>
+      <w:numFmt w:val="ideographTraditional"/>
+      <w:lvlText w:val="%2、"/>
+      <w:lvlJc w:val="left"/>
+      <w:pPr>
+        <w:ind w:left="960" w:hanging="480"/>
+      </w:pPr>
+    </w:lvl>
+    <w:lvl w:ilvl="2" w:tplc="0409001B" w:tentative="1">
+      <w:start w:val="1"/>
+      <w:numFmt w:val="lowerRoman"/>
+      <w:lvlText w:val="%3."/>
+      <w:lvlJc w:val="right"/>
+      <w:pPr>
+        <w:ind w:left="1440" w:hanging="480"/>
+      </w:pPr>
+    </w:lvl>
+    <w:lvl w:ilvl="3" w:tplc="0409000F" w:tentative="1">
+      <w:start w:val="1"/>
+      <w:numFmt w:val="decimal"/>
+      <w:lvlText w:val="%4."/>
+      <w:lvlJc w:val="left"/>
+      <w:pPr>
+        <w:ind w:left="1920" w:hanging="480"/>
+      </w:pPr>
+    </w:lvl>
+    <w:lvl w:ilvl="4" w:tplc="04090019" w:tentative="1">
+      <w:start w:val="1"/>
+      <w:numFmt w:val="ideographTraditional"/>
+      <w:lvlText w:val="%5、"/>
+      <w:lvlJc w:val="left"/>
+      <w:pPr>
+        <w:ind w:left="2400" w:hanging="480"/>
+      </w:pPr>
+    </w:lvl>
+    <w:lvl w:ilvl="5" w:tplc="0409001B" w:tentative="1">
+      <w:start w:val="1"/>
+      <w:numFmt w:val="lowerRoman"/>
+      <w:lvlText w:val="%6."/>
+      <w:lvlJc w:val="right"/>
+      <w:pPr>
+        <w:ind w:left="2880" w:hanging="480"/>
+      </w:pPr>
+    </w:lvl>
+    <w:lvl w:ilvl="6" w:tplc="0409000F" w:tentative="1">
+      <w:start w:val="1"/>
+      <w:numFmt w:val="decimal"/>
+      <w:lvlText w:val="%7."/>
+      <w:lvlJc w:val="left"/>
+      <w:pPr>
+        <w:ind w:left="3360" w:hanging="480"/>
+      </w:pPr>
+    </w:lvl>
+    <w:lvl w:ilvl="7" w:tplc="04090019" w:tentative="1">
+      <w:start w:val="1"/>
+      <w:numFmt w:val="ideographTraditional"/>
+      <w:lvlText w:val="%8、"/>
+      <w:lvlJc w:val="left"/>
+      <w:pPr>
+        <w:ind w:left="3840" w:hanging="480"/>
+      </w:pPr>
+    </w:lvl>
+    <w:lvl w:ilvl="8" w:tplc="0409001B" w:tentative="1">
+      <w:start w:val="1"/>
+      <w:numFmt w:val="lowerRoman"/>
+      <w:lvlText w:val="%9."/>
+      <w:lvlJc w:val="right"/>
+      <w:pPr>
+        <w:ind w:left="4320" w:hanging="480"/>
+      </w:pPr>
+    </w:lvl>
+  </w:abstractNum>
+  <w:abstractNum w:abstractNumId="11" w15:restartNumberingAfterBreak="0">
     <w:nsid w:val="656E7D7F"/>
     <w:multiLevelType w:val="hybridMultilevel"/>
     <w:tmpl w:val="523422F4"/>
@@ -5284,7 +5589,7 @@
       </w:pPr>
     </w:lvl>
   </w:abstractNum>
-  <w:abstractNum w:abstractNumId="10" w15:restartNumberingAfterBreak="0">
+  <w:abstractNum w:abstractNumId="12" w15:restartNumberingAfterBreak="0">
     <w:nsid w:val="69B8780F"/>
     <w:multiLevelType w:val="multilevel"/>
     <w:tmpl w:val="65BC7AC4"/>
@@ -5433,7 +5738,7 @@
       </w:rPr>
     </w:lvl>
   </w:abstractNum>
-  <w:abstractNum w:abstractNumId="11" w15:restartNumberingAfterBreak="0">
+  <w:abstractNum w:abstractNumId="13" w15:restartNumberingAfterBreak="0">
     <w:nsid w:val="6DC3293B"/>
     <w:multiLevelType w:val="singleLevel"/>
     <w:tmpl w:val="3A8EC28E"/>
@@ -5450,7 +5755,7 @@
       </w:pPr>
     </w:lvl>
   </w:abstractNum>
-  <w:abstractNum w:abstractNumId="12" w15:restartNumberingAfterBreak="0">
+  <w:abstractNum w:abstractNumId="14" w15:restartNumberingAfterBreak="0">
     <w:nsid w:val="6DE654AB"/>
     <w:multiLevelType w:val="multilevel"/>
     <w:tmpl w:val="EF821672"/>
@@ -5599,7 +5904,7 @@
       </w:rPr>
     </w:lvl>
   </w:abstractNum>
-  <w:abstractNum w:abstractNumId="13" w15:restartNumberingAfterBreak="0">
+  <w:abstractNum w:abstractNumId="15" w15:restartNumberingAfterBreak="0">
     <w:nsid w:val="7B983EC3"/>
     <w:multiLevelType w:val="multilevel"/>
     <w:tmpl w:val="E23CB782"/>
@@ -5712,7 +6017,7 @@
       </w:pPr>
     </w:lvl>
   </w:abstractNum>
-  <w:abstractNum w:abstractNumId="14" w15:restartNumberingAfterBreak="0">
+  <w:abstractNum w:abstractNumId="16" w15:restartNumberingAfterBreak="0">
     <w:nsid w:val="7C220388"/>
     <w:multiLevelType w:val="multilevel"/>
     <w:tmpl w:val="2A98618A"/>
@@ -5825,7 +6130,7 @@
       </w:pPr>
     </w:lvl>
   </w:abstractNum>
-  <w:abstractNum w:abstractNumId="15" w15:restartNumberingAfterBreak="0">
+  <w:abstractNum w:abstractNumId="17" w15:restartNumberingAfterBreak="0">
     <w:nsid w:val="7C6C15F2"/>
     <w:multiLevelType w:val="multilevel"/>
     <w:tmpl w:val="2E9697EE"/>
@@ -5981,19 +6286,19 @@
     <w:abstractNumId w:val="5"/>
   </w:num>
   <w:num w:numId="3" w16cid:durableId="1347172284">
-    <w:abstractNumId w:val="11"/>
+    <w:abstractNumId w:val="13"/>
   </w:num>
   <w:num w:numId="4" w16cid:durableId="1713263756">
+    <w:abstractNumId w:val="9"/>
+  </w:num>
+  <w:num w:numId="5" w16cid:durableId="1266234217">
     <w:abstractNumId w:val="8"/>
   </w:num>
-  <w:num w:numId="5" w16cid:durableId="1266234217">
-    <w:abstractNumId w:val="7"/>
-  </w:num>
   <w:num w:numId="6" w16cid:durableId="119302823">
-    <w:abstractNumId w:val="14"/>
+    <w:abstractNumId w:val="16"/>
   </w:num>
   <w:num w:numId="7" w16cid:durableId="1135758312">
-    <w:abstractNumId w:val="13"/>
+    <w:abstractNumId w:val="15"/>
   </w:num>
   <w:num w:numId="8" w16cid:durableId="1446461348">
     <w:abstractNumId w:val="1"/>
@@ -6002,7 +6307,7 @@
     <w:abstractNumId w:val="4"/>
   </w:num>
   <w:num w:numId="10" w16cid:durableId="1341930361">
-    <w:abstractNumId w:val="6"/>
+    <w:abstractNumId w:val="7"/>
   </w:num>
   <w:num w:numId="11" w16cid:durableId="1143500399">
     <w:abstractNumId w:val="3"/>
@@ -6011,16 +6316,22 @@
     <w:abstractNumId w:val="2"/>
   </w:num>
   <w:num w:numId="13" w16cid:durableId="129637582">
-    <w:abstractNumId w:val="9"/>
+    <w:abstractNumId w:val="11"/>
   </w:num>
   <w:num w:numId="14" w16cid:durableId="250890986">
-    <w:abstractNumId w:val="10"/>
+    <w:abstractNumId w:val="12"/>
   </w:num>
   <w:num w:numId="15" w16cid:durableId="799298358">
-    <w:abstractNumId w:val="12"/>
+    <w:abstractNumId w:val="14"/>
   </w:num>
   <w:num w:numId="16" w16cid:durableId="300427371">
-    <w:abstractNumId w:val="15"/>
+    <w:abstractNumId w:val="17"/>
+  </w:num>
+  <w:num w:numId="17" w16cid:durableId="682055933">
+    <w:abstractNumId w:val="6"/>
+  </w:num>
+  <w:num w:numId="18" w16cid:durableId="1126047090">
+    <w:abstractNumId w:val="10"/>
   </w:num>
   <w:numIdMacAtCleanup w:val="13"/>
 </w:numbering>

--- a/112111119_賴俊升.docx
+++ b/112111119_賴俊升.docx
@@ -117,9 +117,371 @@
           <w:iCs/>
           <w:lang w:eastAsia="zh-TW"/>
         </w:rPr>
-        <w:t>摘要</w:t>
-      </w:r>
-      <w:proofErr w:type="gramStart"/>
+        <w:t>摘要—</w:t>
+      </w:r>
+      <w:r>
+        <w:rPr>
+          <w:b/>
+          <w:bCs/>
+          <w:i/>
+          <w:iCs/>
+          <w:lang w:eastAsia="zh-TW"/>
+        </w:rPr>
+        <w:t>近年來，天然災害、海底電纜中斷及地面通訊設施故障等事件頻繁發生，使通訊韌性成為各國重視的重要議題。低軌衛星（</w:t>
+      </w:r>
+      <w:r>
+        <w:rPr>
+          <w:b/>
+          <w:bCs/>
+          <w:i/>
+          <w:iCs/>
+          <w:lang w:eastAsia="zh-TW"/>
+        </w:rPr>
+        <w:t>Low Earth Orbit, LEO</w:t>
+      </w:r>
+      <w:r>
+        <w:rPr>
+          <w:b/>
+          <w:bCs/>
+          <w:i/>
+          <w:iCs/>
+          <w:lang w:eastAsia="zh-TW"/>
+        </w:rPr>
+        <w:t>）通訊系統因具備</w:t>
+      </w:r>
+      <w:r>
+        <w:rPr>
+          <w:b/>
+          <w:bCs/>
+          <w:i/>
+          <w:iCs/>
+          <w:u w:val="single"/>
+          <w:lang w:eastAsia="zh-TW"/>
+        </w:rPr>
+        <w:t>低延遲、廣域覆蓋及快速部署</w:t>
+      </w:r>
+      <w:r>
+        <w:rPr>
+          <w:b/>
+          <w:bCs/>
+          <w:i/>
+          <w:iCs/>
+          <w:lang w:eastAsia="zh-TW"/>
+        </w:rPr>
+        <w:t>等特性，被視為提升通訊備援能力的重要解決方案。本研究以</w:t>
+      </w:r>
+      <w:r>
+        <w:rPr>
+          <w:b/>
+          <w:bCs/>
+          <w:i/>
+          <w:iCs/>
+          <w:lang w:eastAsia="zh-TW"/>
+        </w:rPr>
+        <w:t xml:space="preserve"> </w:t>
+      </w:r>
+      <w:proofErr w:type="spellStart"/>
+      <w:r>
+        <w:rPr>
+          <w:b/>
+          <w:bCs/>
+          <w:i/>
+          <w:iCs/>
+          <w:lang w:eastAsia="zh-TW"/>
+        </w:rPr>
+        <w:t>Starlink</w:t>
+      </w:r>
+      <w:proofErr w:type="spellEnd"/>
+      <w:r>
+        <w:rPr>
+          <w:b/>
+          <w:bCs/>
+          <w:i/>
+          <w:iCs/>
+          <w:lang w:eastAsia="zh-TW"/>
+        </w:rPr>
+        <w:t xml:space="preserve"> </w:t>
+      </w:r>
+      <w:r>
+        <w:rPr>
+          <w:b/>
+          <w:bCs/>
+          <w:i/>
+          <w:iCs/>
+          <w:lang w:eastAsia="zh-TW"/>
+        </w:rPr>
+        <w:t>低軌衛星系統為研究對象，探討其於臺灣地區作為通訊備援系統之可行性與應用價值。</w:t>
+      </w:r>
+    </w:p>
+    <w:p>
+      <w:pPr>
+        <w:rPr>
+          <w:b/>
+          <w:bCs/>
+          <w:i/>
+          <w:iCs/>
+          <w:lang w:eastAsia="zh-TW"/>
+        </w:rPr>
+      </w:pPr>
+      <w:r>
+        <w:rPr>
+          <w:b/>
+          <w:bCs/>
+          <w:i/>
+          <w:iCs/>
+          <w:lang w:eastAsia="zh-TW"/>
+        </w:rPr>
+        <w:t>研究採用</w:t>
+      </w:r>
+      <w:r>
+        <w:rPr>
+          <w:b/>
+          <w:bCs/>
+          <w:i/>
+          <w:iCs/>
+          <w:lang w:eastAsia="zh-TW"/>
+        </w:rPr>
+        <w:t xml:space="preserve"> </w:t>
+      </w:r>
+      <w:proofErr w:type="spellStart"/>
+      <w:r>
+        <w:rPr>
+          <w:b/>
+          <w:bCs/>
+          <w:i/>
+          <w:iCs/>
+          <w:lang w:eastAsia="zh-TW"/>
+        </w:rPr>
+        <w:t>Starlink</w:t>
+      </w:r>
+      <w:proofErr w:type="spellEnd"/>
+      <w:r>
+        <w:rPr>
+          <w:b/>
+          <w:bCs/>
+          <w:i/>
+          <w:iCs/>
+          <w:lang w:eastAsia="zh-TW"/>
+        </w:rPr>
+        <w:t xml:space="preserve"> </w:t>
+      </w:r>
+      <w:r>
+        <w:rPr>
+          <w:b/>
+          <w:bCs/>
+          <w:i/>
+          <w:iCs/>
+          <w:lang w:eastAsia="zh-TW"/>
+        </w:rPr>
+        <w:t>公開之</w:t>
+      </w:r>
+      <w:r>
+        <w:rPr>
+          <w:b/>
+          <w:bCs/>
+          <w:i/>
+          <w:iCs/>
+          <w:lang w:eastAsia="zh-TW"/>
+        </w:rPr>
+        <w:t xml:space="preserve"> TLE</w:t>
+      </w:r>
+      <w:r>
+        <w:rPr>
+          <w:b/>
+          <w:bCs/>
+          <w:i/>
+          <w:iCs/>
+          <w:lang w:eastAsia="zh-TW"/>
+        </w:rPr>
+        <w:t>（</w:t>
+      </w:r>
+      <w:r>
+        <w:rPr>
+          <w:b/>
+          <w:bCs/>
+          <w:i/>
+          <w:iCs/>
+          <w:lang w:eastAsia="zh-TW"/>
+        </w:rPr>
+        <w:t>Two-Line Element</w:t>
+      </w:r>
+      <w:r>
+        <w:rPr>
+          <w:b/>
+          <w:bCs/>
+          <w:i/>
+          <w:iCs/>
+          <w:lang w:eastAsia="zh-TW"/>
+        </w:rPr>
+        <w:t>）軌道資料作為分析基礎，利用</w:t>
+      </w:r>
+      <w:r>
+        <w:rPr>
+          <w:b/>
+          <w:bCs/>
+          <w:i/>
+          <w:iCs/>
+          <w:lang w:eastAsia="zh-TW"/>
+        </w:rPr>
+        <w:t xml:space="preserve"> Python </w:t>
+      </w:r>
+      <w:r>
+        <w:rPr>
+          <w:b/>
+          <w:bCs/>
+          <w:i/>
+          <w:iCs/>
+          <w:lang w:eastAsia="zh-TW"/>
+        </w:rPr>
+        <w:t>進行衛星軌道運算與資料前處理，計算衛星經緯度、高度、仰角、方位角及與臺中觀測站之距離等參數，並以</w:t>
+      </w:r>
+      <w:r>
+        <w:rPr>
+          <w:b/>
+          <w:bCs/>
+          <w:i/>
+          <w:iCs/>
+          <w:lang w:eastAsia="zh-TW"/>
+        </w:rPr>
+        <w:t xml:space="preserve"> Power BI </w:t>
+      </w:r>
+      <w:r>
+        <w:rPr>
+          <w:b/>
+          <w:bCs/>
+          <w:i/>
+          <w:iCs/>
+          <w:lang w:eastAsia="zh-TW"/>
+        </w:rPr>
+        <w:t>建立互動式視覺化儀表板。研究透過地圖、卡片、折線圖及散佈圖等視覺化元件，分析衛星空間分布、可用衛星數量、仰角變化及通訊品質指標，並模擬海底電纜中斷等情境，評估低軌衛星之備援能力。</w:t>
+      </w:r>
+    </w:p>
+    <w:p>
+      <w:pPr>
+        <w:rPr>
+          <w:b/>
+          <w:bCs/>
+          <w:i/>
+          <w:iCs/>
+          <w:lang w:eastAsia="zh-TW"/>
+        </w:rPr>
+      </w:pPr>
+      <w:r>
+        <w:rPr>
+          <w:b/>
+          <w:bCs/>
+          <w:i/>
+          <w:iCs/>
+          <w:lang w:eastAsia="zh-TW"/>
+        </w:rPr>
+        <w:t>研究結果顯示，</w:t>
+      </w:r>
+      <w:proofErr w:type="spellStart"/>
+      <w:r>
+        <w:rPr>
+          <w:b/>
+          <w:bCs/>
+          <w:i/>
+          <w:iCs/>
+          <w:lang w:eastAsia="zh-TW"/>
+        </w:rPr>
+        <w:t>Starlink</w:t>
+      </w:r>
+      <w:proofErr w:type="spellEnd"/>
+      <w:r>
+        <w:rPr>
+          <w:b/>
+          <w:bCs/>
+          <w:i/>
+          <w:iCs/>
+          <w:lang w:eastAsia="zh-TW"/>
+        </w:rPr>
+        <w:t xml:space="preserve"> </w:t>
+      </w:r>
+      <w:r>
+        <w:rPr>
+          <w:b/>
+          <w:bCs/>
+          <w:i/>
+          <w:iCs/>
+          <w:lang w:eastAsia="zh-TW"/>
+        </w:rPr>
+        <w:t>衛星於臺灣上空</w:t>
+      </w:r>
+      <w:r>
+        <w:rPr>
+          <w:b/>
+          <w:bCs/>
+          <w:i/>
+          <w:iCs/>
+          <w:u w:val="single"/>
+          <w:lang w:eastAsia="zh-TW"/>
+        </w:rPr>
+        <w:t>具有穩定且持續的覆蓋能力</w:t>
+      </w:r>
+      <w:r>
+        <w:rPr>
+          <w:b/>
+          <w:bCs/>
+          <w:i/>
+          <w:iCs/>
+          <w:lang w:eastAsia="zh-TW"/>
+        </w:rPr>
+        <w:t>，多數時間皆維持</w:t>
+      </w:r>
+      <w:r>
+        <w:rPr>
+          <w:b/>
+          <w:bCs/>
+          <w:i/>
+          <w:iCs/>
+          <w:u w:val="single"/>
+          <w:lang w:eastAsia="zh-TW"/>
+        </w:rPr>
+        <w:t>多顆衛星同時可供連線</w:t>
+      </w:r>
+      <w:r>
+        <w:rPr>
+          <w:b/>
+          <w:bCs/>
+          <w:i/>
+          <w:iCs/>
+          <w:lang w:eastAsia="zh-TW"/>
+        </w:rPr>
+        <w:t>。分析結果亦證實衛星仰角與通訊品質呈現正相關關係，當衛星接近天頂位置時，其訊號強度及通訊品質表現最佳。此外，在海底電纜中斷等模擬情境下，系統仍能維持一定程度之通訊服務能力，顯示低軌衛星具備作為地面通訊系統備援方案之潛力。</w:t>
+      </w:r>
+    </w:p>
+    <w:p>
+      <w:pPr>
+        <w:rPr>
+          <w:b/>
+          <w:bCs/>
+          <w:i/>
+          <w:iCs/>
+          <w:lang w:eastAsia="zh-TW"/>
+        </w:rPr>
+      </w:pPr>
+      <w:r>
+        <w:rPr>
+          <w:b/>
+          <w:bCs/>
+          <w:i/>
+          <w:iCs/>
+          <w:lang w:eastAsia="zh-TW"/>
+        </w:rPr>
+        <w:t>本研究透過資料分析與視覺化技術驗證低軌衛星系統於提升臺灣通訊韌性方面之應用價值，研究成果可作為未來衛星通訊建設、災害應變規劃及數位韌性發展之參考依據。</w:t>
+      </w:r>
+    </w:p>
+    <w:p>
+      <w:pPr>
+        <w:rPr>
+          <w:b/>
+          <w:bCs/>
+          <w:i/>
+          <w:iCs/>
+          <w:lang w:eastAsia="zh-TW"/>
+        </w:rPr>
+      </w:pPr>
       <w:r>
         <w:rPr>
           <w:rFonts w:hint="eastAsia"/>
@@ -129,9 +491,8 @@
           <w:iCs/>
           <w:lang w:eastAsia="zh-TW"/>
         </w:rPr>
-        <w:t>—</w:t>
-      </w:r>
-      <w:proofErr w:type="gramEnd"/>
+        <w:t>關鍵</w:t>
+      </w:r>
       <w:r>
         <w:rPr>
           <w:b/>
@@ -140,7 +501,7 @@
           <w:iCs/>
           <w:lang w:eastAsia="zh-TW"/>
         </w:rPr>
-        <w:t>近年來，天然災害、海底電纜中斷及地面通訊設施故障等事件頻繁發生，使通訊韌性成為各國重視的重要議題。低軌衛星（</w:t>
+        <w:t>詞</w:t>
       </w:r>
       <w:r>
         <w:rPr>
@@ -150,7 +511,7 @@
           <w:iCs/>
           <w:lang w:eastAsia="zh-TW"/>
         </w:rPr>
-        <w:t>Low Earth Orbit, LEO</w:t>
+        <w:t>—</w:t>
       </w:r>
       <w:r>
         <w:rPr>
@@ -160,7 +521,7 @@
           <w:iCs/>
           <w:lang w:eastAsia="zh-TW"/>
         </w:rPr>
-        <w:t>）通訊系統因具備</w:t>
+        <w:t>低地球軌道衛星、星鏈計畫、通訊備援、通訊韌性、</w:t>
       </w:r>
       <w:r>
         <w:rPr>
@@ -168,10 +529,9 @@
           <w:bCs/>
           <w:i/>
           <w:iCs/>
-          <w:u w:val="single"/>
-          <w:lang w:eastAsia="zh-TW"/>
-        </w:rPr>
-        <w:t>低延遲、廣域覆蓋及快速部署</w:t>
+          <w:lang w:eastAsia="zh-TW"/>
+        </w:rPr>
+        <w:t>Power BI</w:t>
       </w:r>
       <w:r>
         <w:rPr>
@@ -181,447 +541,6 @@
           <w:iCs/>
           <w:lang w:eastAsia="zh-TW"/>
         </w:rPr>
-        <w:t>等特性，被視為提升通訊備援能力的重要解決方案。本研究以</w:t>
-      </w:r>
-      <w:r>
-        <w:rPr>
-          <w:b/>
-          <w:bCs/>
-          <w:i/>
-          <w:iCs/>
-          <w:lang w:eastAsia="zh-TW"/>
-        </w:rPr>
-        <w:t xml:space="preserve"> </w:t>
-      </w:r>
-      <w:proofErr w:type="spellStart"/>
-      <w:r>
-        <w:rPr>
-          <w:b/>
-          <w:bCs/>
-          <w:i/>
-          <w:iCs/>
-          <w:lang w:eastAsia="zh-TW"/>
-        </w:rPr>
-        <w:t>Starlink</w:t>
-      </w:r>
-      <w:proofErr w:type="spellEnd"/>
-      <w:r>
-        <w:rPr>
-          <w:b/>
-          <w:bCs/>
-          <w:i/>
-          <w:iCs/>
-          <w:lang w:eastAsia="zh-TW"/>
-        </w:rPr>
-        <w:t xml:space="preserve"> </w:t>
-      </w:r>
-      <w:r>
-        <w:rPr>
-          <w:b/>
-          <w:bCs/>
-          <w:i/>
-          <w:iCs/>
-          <w:lang w:eastAsia="zh-TW"/>
-        </w:rPr>
-        <w:t>低軌衛星系統為研究對象，探討其於臺灣地區作為通訊備援系統之可行性與應用價值。</w:t>
-      </w:r>
-    </w:p>
-    <w:p>
-      <w:pPr>
-        <w:rPr>
-          <w:b/>
-          <w:bCs/>
-          <w:i/>
-          <w:iCs/>
-          <w:lang w:eastAsia="zh-TW"/>
-        </w:rPr>
-      </w:pPr>
-      <w:r>
-        <w:rPr>
-          <w:b/>
-          <w:bCs/>
-          <w:i/>
-          <w:iCs/>
-          <w:lang w:eastAsia="zh-TW"/>
-        </w:rPr>
-        <w:t>研究採用</w:t>
-      </w:r>
-      <w:r>
-        <w:rPr>
-          <w:b/>
-          <w:bCs/>
-          <w:i/>
-          <w:iCs/>
-          <w:lang w:eastAsia="zh-TW"/>
-        </w:rPr>
-        <w:t xml:space="preserve"> </w:t>
-      </w:r>
-      <w:proofErr w:type="spellStart"/>
-      <w:r>
-        <w:rPr>
-          <w:b/>
-          <w:bCs/>
-          <w:i/>
-          <w:iCs/>
-          <w:lang w:eastAsia="zh-TW"/>
-        </w:rPr>
-        <w:t>Starlink</w:t>
-      </w:r>
-      <w:proofErr w:type="spellEnd"/>
-      <w:r>
-        <w:rPr>
-          <w:b/>
-          <w:bCs/>
-          <w:i/>
-          <w:iCs/>
-          <w:lang w:eastAsia="zh-TW"/>
-        </w:rPr>
-        <w:t xml:space="preserve"> </w:t>
-      </w:r>
-      <w:r>
-        <w:rPr>
-          <w:b/>
-          <w:bCs/>
-          <w:i/>
-          <w:iCs/>
-          <w:lang w:eastAsia="zh-TW"/>
-        </w:rPr>
-        <w:t>公開之</w:t>
-      </w:r>
-      <w:r>
-        <w:rPr>
-          <w:b/>
-          <w:bCs/>
-          <w:i/>
-          <w:iCs/>
-          <w:lang w:eastAsia="zh-TW"/>
-        </w:rPr>
-        <w:t xml:space="preserve"> TLE</w:t>
-      </w:r>
-      <w:r>
-        <w:rPr>
-          <w:b/>
-          <w:bCs/>
-          <w:i/>
-          <w:iCs/>
-          <w:lang w:eastAsia="zh-TW"/>
-        </w:rPr>
-        <w:t>（</w:t>
-      </w:r>
-      <w:r>
-        <w:rPr>
-          <w:b/>
-          <w:bCs/>
-          <w:i/>
-          <w:iCs/>
-          <w:lang w:eastAsia="zh-TW"/>
-        </w:rPr>
-        <w:t>Two-Line Element</w:t>
-      </w:r>
-      <w:r>
-        <w:rPr>
-          <w:b/>
-          <w:bCs/>
-          <w:i/>
-          <w:iCs/>
-          <w:lang w:eastAsia="zh-TW"/>
-        </w:rPr>
-        <w:t>）軌道資料作為分析基礎，利用</w:t>
-      </w:r>
-      <w:r>
-        <w:rPr>
-          <w:b/>
-          <w:bCs/>
-          <w:i/>
-          <w:iCs/>
-          <w:lang w:eastAsia="zh-TW"/>
-        </w:rPr>
-        <w:t xml:space="preserve"> Python </w:t>
-      </w:r>
-      <w:r>
-        <w:rPr>
-          <w:b/>
-          <w:bCs/>
-          <w:i/>
-          <w:iCs/>
-          <w:lang w:eastAsia="zh-TW"/>
-        </w:rPr>
-        <w:t>進行衛星軌道運算與資料前處理，計算衛星經緯度、高度、仰角、方位角及與</w:t>
-      </w:r>
-      <w:proofErr w:type="gramStart"/>
-      <w:r>
-        <w:rPr>
-          <w:b/>
-          <w:bCs/>
-          <w:i/>
-          <w:iCs/>
-          <w:lang w:eastAsia="zh-TW"/>
-        </w:rPr>
-        <w:t>臺</w:t>
-      </w:r>
-      <w:proofErr w:type="gramEnd"/>
-      <w:r>
-        <w:rPr>
-          <w:b/>
-          <w:bCs/>
-          <w:i/>
-          <w:iCs/>
-          <w:lang w:eastAsia="zh-TW"/>
-        </w:rPr>
-        <w:t>中觀測站之距離等參數，並以</w:t>
-      </w:r>
-      <w:r>
-        <w:rPr>
-          <w:b/>
-          <w:bCs/>
-          <w:i/>
-          <w:iCs/>
-          <w:lang w:eastAsia="zh-TW"/>
-        </w:rPr>
-        <w:t xml:space="preserve"> Power BI </w:t>
-      </w:r>
-      <w:r>
-        <w:rPr>
-          <w:b/>
-          <w:bCs/>
-          <w:i/>
-          <w:iCs/>
-          <w:lang w:eastAsia="zh-TW"/>
-        </w:rPr>
-        <w:t>建立互動式視覺化儀表板。研究透過地圖、卡片、折線圖及散佈圖等視覺化元件，分析衛星空間分布、可用衛星數量、仰角變化及通訊品質指標，並模擬海底電纜中斷等情境，評估低軌衛星之備援能力。</w:t>
-      </w:r>
-    </w:p>
-    <w:p>
-      <w:pPr>
-        <w:rPr>
-          <w:b/>
-          <w:bCs/>
-          <w:i/>
-          <w:iCs/>
-          <w:lang w:eastAsia="zh-TW"/>
-        </w:rPr>
-      </w:pPr>
-      <w:r>
-        <w:rPr>
-          <w:b/>
-          <w:bCs/>
-          <w:i/>
-          <w:iCs/>
-          <w:lang w:eastAsia="zh-TW"/>
-        </w:rPr>
-        <w:t>研究結果顯示，</w:t>
-      </w:r>
-      <w:proofErr w:type="spellStart"/>
-      <w:r>
-        <w:rPr>
-          <w:b/>
-          <w:bCs/>
-          <w:i/>
-          <w:iCs/>
-          <w:lang w:eastAsia="zh-TW"/>
-        </w:rPr>
-        <w:t>Starlink</w:t>
-      </w:r>
-      <w:proofErr w:type="spellEnd"/>
-      <w:r>
-        <w:rPr>
-          <w:b/>
-          <w:bCs/>
-          <w:i/>
-          <w:iCs/>
-          <w:lang w:eastAsia="zh-TW"/>
-        </w:rPr>
-        <w:t xml:space="preserve"> </w:t>
-      </w:r>
-      <w:r>
-        <w:rPr>
-          <w:b/>
-          <w:bCs/>
-          <w:i/>
-          <w:iCs/>
-          <w:lang w:eastAsia="zh-TW"/>
-        </w:rPr>
-        <w:t>衛星於臺灣上空</w:t>
-      </w:r>
-      <w:r>
-        <w:rPr>
-          <w:b/>
-          <w:bCs/>
-          <w:i/>
-          <w:iCs/>
-          <w:u w:val="single"/>
-          <w:lang w:eastAsia="zh-TW"/>
-        </w:rPr>
-        <w:t>具有穩定且持續的覆蓋能力</w:t>
-      </w:r>
-      <w:r>
-        <w:rPr>
-          <w:b/>
-          <w:bCs/>
-          <w:i/>
-          <w:iCs/>
-          <w:lang w:eastAsia="zh-TW"/>
-        </w:rPr>
-        <w:t>，多數時間皆維持</w:t>
-      </w:r>
-      <w:r>
-        <w:rPr>
-          <w:b/>
-          <w:bCs/>
-          <w:i/>
-          <w:iCs/>
-          <w:u w:val="single"/>
-          <w:lang w:eastAsia="zh-TW"/>
-        </w:rPr>
-        <w:t>多顆衛星同時可供連線</w:t>
-      </w:r>
-      <w:r>
-        <w:rPr>
-          <w:b/>
-          <w:bCs/>
-          <w:i/>
-          <w:iCs/>
-          <w:lang w:eastAsia="zh-TW"/>
-        </w:rPr>
-        <w:t>。分析結果亦證實衛星仰角與通訊品質呈現正相關關係，當衛星接近天頂位置時，其訊號強度及通訊品質表現最佳。</w:t>
-      </w:r>
-      <w:proofErr w:type="gramStart"/>
-      <w:r>
-        <w:rPr>
-          <w:b/>
-          <w:bCs/>
-          <w:i/>
-          <w:iCs/>
-          <w:lang w:eastAsia="zh-TW"/>
-        </w:rPr>
-        <w:t>此外，</w:t>
-      </w:r>
-      <w:proofErr w:type="gramEnd"/>
-      <w:r>
-        <w:rPr>
-          <w:b/>
-          <w:bCs/>
-          <w:i/>
-          <w:iCs/>
-          <w:lang w:eastAsia="zh-TW"/>
-        </w:rPr>
-        <w:t>在海底電纜中斷等模擬情境下，系統仍能維持一定程度之通訊服務能力，顯示低軌衛星具備作為地面通訊系統備援方案之潛力。</w:t>
-      </w:r>
-    </w:p>
-    <w:p>
-      <w:pPr>
-        <w:rPr>
-          <w:b/>
-          <w:bCs/>
-          <w:i/>
-          <w:iCs/>
-          <w:lang w:eastAsia="zh-TW"/>
-        </w:rPr>
-      </w:pPr>
-      <w:r>
-        <w:rPr>
-          <w:b/>
-          <w:bCs/>
-          <w:i/>
-          <w:iCs/>
-          <w:lang w:eastAsia="zh-TW"/>
-        </w:rPr>
-        <w:t>本研究透過資料分析與視覺化技術驗證低軌衛星系統於提升臺灣通訊韌性方面之應用價值，研究成果可作為未來衛星通訊建設、災害應變規劃及數位韌性發展之參考依據。</w:t>
-      </w:r>
-    </w:p>
-    <w:p>
-      <w:pPr>
-        <w:rPr>
-          <w:b/>
-          <w:bCs/>
-          <w:i/>
-          <w:iCs/>
-          <w:lang w:eastAsia="zh-TW"/>
-        </w:rPr>
-      </w:pPr>
-      <w:r>
-        <w:rPr>
-          <w:rFonts w:hint="eastAsia"/>
-          <w:b/>
-          <w:bCs/>
-          <w:i/>
-          <w:iCs/>
-          <w:lang w:eastAsia="zh-TW"/>
-        </w:rPr>
-        <w:t>關鍵</w:t>
-      </w:r>
-      <w:r>
-        <w:rPr>
-          <w:b/>
-          <w:bCs/>
-          <w:i/>
-          <w:iCs/>
-          <w:lang w:eastAsia="zh-TW"/>
-        </w:rPr>
-        <w:t>詞</w:t>
-      </w:r>
-      <w:proofErr w:type="gramStart"/>
-      <w:r>
-        <w:rPr>
-          <w:b/>
-          <w:bCs/>
-          <w:i/>
-          <w:iCs/>
-          <w:lang w:eastAsia="zh-TW"/>
-        </w:rPr>
-        <w:t>—</w:t>
-      </w:r>
-      <w:proofErr w:type="gramEnd"/>
-      <w:r>
-        <w:rPr>
-          <w:b/>
-          <w:bCs/>
-          <w:i/>
-          <w:iCs/>
-          <w:lang w:eastAsia="zh-TW"/>
-        </w:rPr>
-        <w:t>低地球軌道衛星、</w:t>
-      </w:r>
-      <w:proofErr w:type="gramStart"/>
-      <w:r>
-        <w:rPr>
-          <w:b/>
-          <w:bCs/>
-          <w:i/>
-          <w:iCs/>
-          <w:lang w:eastAsia="zh-TW"/>
-        </w:rPr>
-        <w:t>星鏈計畫</w:t>
-      </w:r>
-      <w:proofErr w:type="gramEnd"/>
-      <w:r>
-        <w:rPr>
-          <w:b/>
-          <w:bCs/>
-          <w:i/>
-          <w:iCs/>
-          <w:lang w:eastAsia="zh-TW"/>
-        </w:rPr>
-        <w:t>、通訊備援、通訊韌性、</w:t>
-      </w:r>
-      <w:r>
-        <w:rPr>
-          <w:b/>
-          <w:bCs/>
-          <w:i/>
-          <w:iCs/>
-          <w:lang w:eastAsia="zh-TW"/>
-        </w:rPr>
-        <w:t>Power BI</w:t>
-      </w:r>
-      <w:r>
-        <w:rPr>
-          <w:b/>
-          <w:bCs/>
-          <w:i/>
-          <w:iCs/>
-          <w:lang w:eastAsia="zh-TW"/>
-        </w:rPr>
         <w:t>、資料視覺化。</w:t>
       </w:r>
     </w:p>
@@ -665,38 +584,22 @@
         <w:spacing w:before="100" w:beforeAutospacing="1" w:after="100" w:afterAutospacing="1"/>
         <w:jc w:val="left"/>
         <w:rPr>
-          <w:rFonts w:ascii="標楷體" w:hAnsi="標楷體" w:cs="新細明體"/>
+          <w:rFonts w:ascii="標楷體" w:hAnsi="標楷體" w:cs="新細明體" w:hint="eastAsia"/>
           <w:lang w:eastAsia="zh-TW"/>
         </w:rPr>
       </w:pPr>
       <w:bookmarkStart w:id="1" w:name="_Hlk231314080"/>
       <w:r>
         <w:rPr>
-          <w:rFonts w:ascii="標楷體" w:hAnsi="標楷體" w:cs="新細明體"/>
-          <w:lang w:eastAsia="zh-TW"/>
-        </w:rPr>
-        <w:t>低軌衛星（Low Earth Orbit, LEO）通訊系統</w:t>
-      </w:r>
-      <w:proofErr w:type="gramStart"/>
-      <w:r>
-        <w:rPr>
-          <w:rFonts w:ascii="標楷體" w:hAnsi="標楷體" w:cs="新細明體"/>
-          <w:lang w:eastAsia="zh-TW"/>
-        </w:rPr>
-        <w:t>以星鏈</w:t>
-      </w:r>
-      <w:proofErr w:type="gramEnd"/>
-      <w:r>
-        <w:rPr>
-          <w:rFonts w:ascii="標楷體" w:hAnsi="標楷體" w:cs="新細明體"/>
-          <w:lang w:eastAsia="zh-TW"/>
-        </w:rPr>
-        <w:t>（</w:t>
+          <w:rFonts w:ascii="標楷體" w:hAnsi="標楷體" w:cs="新細明體" w:hint="eastAsia"/>
+          <w:lang w:eastAsia="zh-TW"/>
+        </w:rPr>
+        <w:t xml:space="preserve">低軌衛星（Low Earth Orbit, LEO）通訊系統近年來快速發展，其中以 </w:t>
       </w:r>
       <w:proofErr w:type="spellStart"/>
       <w:r>
         <w:rPr>
-          <w:rFonts w:ascii="標楷體" w:hAnsi="標楷體" w:cs="新細明體"/>
+          <w:rFonts w:ascii="標楷體" w:hAnsi="標楷體" w:cs="新細明體" w:hint="eastAsia"/>
           <w:lang w:eastAsia="zh-TW"/>
         </w:rPr>
         <w:t>Starlink</w:t>
@@ -704,41 +607,10 @@
       <w:proofErr w:type="spellEnd"/>
       <w:r>
         <w:rPr>
-          <w:rFonts w:ascii="標楷體" w:hAnsi="標楷體" w:cs="新細明體"/>
-          <w:lang w:eastAsia="zh-TW"/>
-        </w:rPr>
-        <w:t>）為代表，具有</w:t>
-      </w:r>
-      <w:r>
-        <w:rPr>
-          <w:rFonts w:ascii="標楷體" w:hAnsi="標楷體" w:cs="新細明體"/>
-          <w:u w:val="single"/>
-          <w:lang w:eastAsia="zh-TW"/>
-        </w:rPr>
-        <w:t>低延遲、廣域覆蓋及快速部署</w:t>
-      </w:r>
-      <w:r>
-        <w:rPr>
-          <w:rFonts w:ascii="標楷體" w:hAnsi="標楷體" w:cs="新細明體"/>
-          <w:lang w:eastAsia="zh-TW"/>
-        </w:rPr>
-        <w:t xml:space="preserve">等特性，可作為災害或緊急情境下的重要通訊備援方案。近年來，臺灣持續推動通訊韌性建設，中華電信已與 </w:t>
-      </w:r>
-      <w:proofErr w:type="spellStart"/>
-      <w:r>
-        <w:rPr>
-          <w:rFonts w:ascii="標楷體" w:hAnsi="標楷體" w:cs="新細明體"/>
-          <w:lang w:eastAsia="zh-TW"/>
-        </w:rPr>
-        <w:t>OneWeb</w:t>
-      </w:r>
-      <w:proofErr w:type="spellEnd"/>
-      <w:r>
-        <w:rPr>
-          <w:rFonts w:ascii="標楷體" w:hAnsi="標楷體" w:cs="新細明體"/>
-          <w:lang w:eastAsia="zh-TW"/>
-        </w:rPr>
-        <w:t xml:space="preserve"> 合作建置低軌衛星地面站，並評估與其他衛星系統合作，以建立多軌道、多供應商之衛星通訊架構，提升偏鄉、離島及災害期間的網路可用性。</w:t>
+          <w:rFonts w:ascii="標楷體" w:hAnsi="標楷體" w:cs="新細明體" w:hint="eastAsia"/>
+          <w:lang w:eastAsia="zh-TW"/>
+        </w:rPr>
+        <w:t xml:space="preserve"> 為最具代表性的商業應用案例。相較於傳統地球同步軌道衛星（GEO），低軌衛星具有軌道高度較低、傳輸延遲小、訊號品質佳及覆蓋範圍廣等優勢，能有效提供高速且穩定的網際網路服務。由於低軌衛星可透過大量衛星組成星座網路，即使部分地面基礎設施因天災、戰爭或其他突發事件受損，仍能維持基本通訊能力，因此被視為提升國家通訊韌性的重要技術之一。</w:t>
       </w:r>
     </w:p>
     <w:p>
@@ -752,46 +624,6 @@
           <w:lang w:eastAsia="zh-TW"/>
         </w:rPr>
       </w:pPr>
-      <w:r>
-        <w:rPr>
-          <w:rFonts w:ascii="標楷體" w:hAnsi="標楷體" w:cs="新細明體"/>
-          <w:lang w:eastAsia="zh-TW"/>
-        </w:rPr>
-        <w:t xml:space="preserve">基於上述發展趨勢，本研究以 </w:t>
-      </w:r>
-      <w:proofErr w:type="spellStart"/>
-      <w:r>
-        <w:rPr>
-          <w:rFonts w:ascii="標楷體" w:hAnsi="標楷體" w:cs="新細明體"/>
-          <w:lang w:eastAsia="zh-TW"/>
-        </w:rPr>
-        <w:t>Starlink</w:t>
-      </w:r>
-      <w:proofErr w:type="spellEnd"/>
-      <w:r>
-        <w:rPr>
-          <w:rFonts w:ascii="標楷體" w:hAnsi="標楷體" w:cs="新細明體"/>
-          <w:lang w:eastAsia="zh-TW"/>
-        </w:rPr>
-        <w:t xml:space="preserve"> 衛星軌道資料為分析對象，結合 Power BI 視覺化分析工具，建立互動式儀表板，以觀察衛星於臺灣上空之分布情形、可用度及覆蓋特性，進一步評估其作為通訊備援系統之可行性與應用價值。</w:t>
-      </w:r>
-    </w:p>
-    <w:bookmarkEnd w:id="1"/>
-    <w:p>
-      <w:pPr>
-        <w:pStyle w:val="2"/>
-        <w:rPr>
-          <w:rFonts w:ascii="標楷體" w:hAnsi="標楷體"/>
-          <w:lang w:eastAsia="zh-TW"/>
-        </w:rPr>
-      </w:pPr>
-      <w:r>
-        <w:rPr>
-          <w:rFonts w:ascii="標楷體" w:hAnsi="標楷體"/>
-          <w:lang w:eastAsia="zh-TW"/>
-        </w:rPr>
-        <w:t>可能會出現的問題</w:t>
-      </w:r>
     </w:p>
     <w:p>
       <w:pPr>
@@ -800,67 +632,32 @@
         <w:spacing w:before="100" w:beforeAutospacing="1" w:after="100" w:afterAutospacing="1"/>
         <w:jc w:val="left"/>
         <w:rPr>
-          <w:rFonts w:ascii="標楷體" w:hAnsi="標楷體" w:cs="新細明體"/>
-          <w:lang w:eastAsia="zh-TW"/>
-        </w:rPr>
-      </w:pPr>
-      <w:r>
-        <w:rPr>
-          <w:rFonts w:ascii="標楷體" w:hAnsi="標楷體" w:cs="新細明體"/>
-          <w:lang w:eastAsia="zh-TW"/>
-        </w:rPr>
-        <w:t>雖然低軌衛星通訊具備高度機動性與備援優勢，但實際應用仍面臨法規、技術與成本等多方面挑戰。在法規層面，臺灣對於電信服務之外資持股比例</w:t>
-      </w:r>
-      <w:r>
-        <w:rPr>
           <w:rFonts w:ascii="標楷體" w:hAnsi="標楷體" w:cs="新細明體" w:hint="eastAsia"/>
           <w:lang w:eastAsia="zh-TW"/>
         </w:rPr>
-        <w:t>(</w:t>
-      </w:r>
+      </w:pPr>
       <w:r>
         <w:rPr>
           <w:rFonts w:ascii="標楷體" w:hAnsi="標楷體" w:cs="新細明體" w:hint="eastAsia"/>
           <w:lang w:eastAsia="zh-TW"/>
         </w:rPr>
-        <w:t>駐:</w:t>
-      </w:r>
+        <w:t xml:space="preserve">近年來，臺灣政府積極推動數位基礎建設與通訊韌性政策，強化關鍵基礎設施的備援能力。為降低對海底電纜及地面通訊網路的依賴，中華電信已與 </w:t>
+      </w:r>
+      <w:proofErr w:type="spellStart"/>
       <w:r>
         <w:rPr>
           <w:rFonts w:ascii="標楷體" w:hAnsi="標楷體" w:cs="新細明體" w:hint="eastAsia"/>
           <w:lang w:eastAsia="zh-TW"/>
         </w:rPr>
-        <w:t>直接持股比例上限為 49%</w:t>
-      </w:r>
+        <w:t>OneWeb</w:t>
+      </w:r>
+      <w:proofErr w:type="spellEnd"/>
       <w:r>
         <w:rPr>
           <w:rFonts w:ascii="標楷體" w:hAnsi="標楷體" w:cs="新細明體" w:hint="eastAsia"/>
           <w:lang w:eastAsia="zh-TW"/>
         </w:rPr>
-        <w:t>)</w:t>
-      </w:r>
-      <w:r>
-        <w:rPr>
-          <w:rFonts w:ascii="標楷體" w:hAnsi="標楷體" w:cs="新細明體"/>
-          <w:lang w:eastAsia="zh-TW"/>
-        </w:rPr>
-        <w:t>、頻譜使用及地面站建置皆設有相關限制，因此國際衛星業者在</w:t>
-      </w:r>
-      <w:proofErr w:type="gramStart"/>
-      <w:r>
-        <w:rPr>
-          <w:rFonts w:ascii="標楷體" w:hAnsi="標楷體" w:cs="新細明體"/>
-          <w:lang w:eastAsia="zh-TW"/>
-        </w:rPr>
-        <w:t>臺</w:t>
-      </w:r>
-      <w:proofErr w:type="gramEnd"/>
-      <w:r>
-        <w:rPr>
-          <w:rFonts w:ascii="標楷體" w:hAnsi="標楷體" w:cs="新細明體"/>
-          <w:lang w:eastAsia="zh-TW"/>
-        </w:rPr>
-        <w:t>提供服務時仍須符合現行法規要求。</w:t>
+        <w:t xml:space="preserve"> 合作建置低軌衛星地面站，並持續評估與其他衛星服務供應商合作的可能性，以建立多軌道、多供應商及多層次的衛星通訊架構。此類備援系統不僅可支援偏遠山區、離島地區的網路需求，也能在地震、颱風等重大災害發生時，提供緊急通訊服務，確保政府機關、救災單位及民眾之間的資訊傳遞不中斷。</w:t>
       </w:r>
     </w:p>
     <w:p>
@@ -874,45 +671,6 @@
           <w:lang w:eastAsia="zh-TW"/>
         </w:rPr>
       </w:pPr>
-      <w:r>
-        <w:rPr>
-          <w:rFonts w:ascii="標楷體" w:hAnsi="標楷體" w:cs="新細明體"/>
-          <w:lang w:eastAsia="zh-TW"/>
-        </w:rPr>
-        <w:t>在技術層面，衛星通訊品質容易受到仰角、地形遮蔽及大氣傳播效應等因素影響。當衛星仰角較低時，訊號需穿越較長的大氣傳播路徑，可能造成訊號衰減或連線品質下降。</w:t>
-      </w:r>
-      <w:proofErr w:type="gramStart"/>
-      <w:r>
-        <w:rPr>
-          <w:rFonts w:ascii="標楷體" w:hAnsi="標楷體" w:cs="新細明體"/>
-          <w:lang w:eastAsia="zh-TW"/>
-        </w:rPr>
-        <w:t>此外，</w:t>
-      </w:r>
-      <w:proofErr w:type="gramEnd"/>
-      <w:r>
-        <w:rPr>
-          <w:rFonts w:ascii="標楷體" w:hAnsi="標楷體" w:cs="新細明體"/>
-          <w:lang w:eastAsia="zh-TW"/>
-        </w:rPr>
-        <w:t>可見衛星數量會隨時間及地理位置改變，因此通訊品質具有動態變化特性，需透過持續監測與分析加以評估。</w:t>
-      </w:r>
-    </w:p>
-    <w:p>
-      <w:pPr>
-        <w:pStyle w:val="2"/>
-        <w:rPr>
-          <w:rFonts w:ascii="標楷體" w:hAnsi="標楷體"/>
-          <w:lang w:eastAsia="zh-TW"/>
-        </w:rPr>
-      </w:pPr>
-      <w:r>
-        <w:rPr>
-          <w:rFonts w:ascii="標楷體" w:hAnsi="標楷體"/>
-          <w:lang w:eastAsia="zh-TW"/>
-        </w:rPr>
-        <w:t>本次計畫預期要呈現結果</w:t>
-      </w:r>
     </w:p>
     <w:p>
       <w:pPr>
@@ -921,21 +679,21 @@
         <w:spacing w:before="100" w:beforeAutospacing="1" w:after="100" w:afterAutospacing="1"/>
         <w:jc w:val="left"/>
         <w:rPr>
-          <w:rFonts w:ascii="標楷體" w:hAnsi="標楷體" w:cs="新細明體"/>
-          <w:lang w:eastAsia="zh-TW"/>
-        </w:rPr>
-      </w:pPr>
-      <w:r>
-        <w:rPr>
-          <w:rFonts w:ascii="標楷體" w:hAnsi="標楷體" w:cs="新細明體"/>
-          <w:lang w:eastAsia="zh-TW"/>
-        </w:rPr>
-        <w:t xml:space="preserve">以 Power BI 為核心之衛星通訊分析儀表板，透過整合衛星軌道資料、觀測站資訊及通訊品質指標，評估 </w:t>
+          <w:rFonts w:ascii="標楷體" w:hAnsi="標楷體" w:cs="新細明體" w:hint="eastAsia"/>
+          <w:lang w:eastAsia="zh-TW"/>
+        </w:rPr>
+      </w:pPr>
+      <w:r>
+        <w:rPr>
+          <w:rFonts w:ascii="標楷體" w:hAnsi="標楷體" w:cs="新細明體" w:hint="eastAsia"/>
+          <w:lang w:eastAsia="zh-TW"/>
+        </w:rPr>
+        <w:t xml:space="preserve">基於上述發展趨勢與實際需求，本研究以 </w:t>
       </w:r>
       <w:proofErr w:type="spellStart"/>
       <w:r>
         <w:rPr>
-          <w:rFonts w:ascii="標楷體" w:hAnsi="標楷體" w:cs="新細明體"/>
+          <w:rFonts w:ascii="標楷體" w:hAnsi="標楷體" w:cs="新細明體" w:hint="eastAsia"/>
           <w:lang w:eastAsia="zh-TW"/>
         </w:rPr>
         <w:t>Starlink</w:t>
@@ -943,10 +701,10 @@
       <w:proofErr w:type="spellEnd"/>
       <w:r>
         <w:rPr>
-          <w:rFonts w:ascii="標楷體" w:hAnsi="標楷體" w:cs="新細明體"/>
-          <w:lang w:eastAsia="zh-TW"/>
-        </w:rPr>
-        <w:t xml:space="preserve"> 系統於緊急通訊情境下之備援能力。</w:t>
+          <w:rFonts w:ascii="標楷體" w:hAnsi="標楷體" w:cs="新細明體" w:hint="eastAsia"/>
+          <w:lang w:eastAsia="zh-TW"/>
+        </w:rPr>
+        <w:t xml:space="preserve"> 衛星軌道資料作為分析對象，蒐集衛星位置、軌道高度、仰角、可見衛星數量及覆蓋範圍等相關資訊，並結合 Power BI 視覺化分析工具建立互動式儀表板。透過地圖、卡片、折線圖及篩選器等功能，使用者可即時觀察臺灣上空衛星分布情形、不同時間點的可用衛星數量，以及衛星相對於地面觀測站的位置變化。此外，研究亦針對衛星仰角與距離對通訊品質可能造成的影響進行分析，藉由視覺化呈現衛星覆蓋能力與連線穩定度之間的關聯性。</w:t>
       </w:r>
     </w:p>
     <w:p>
@@ -960,13 +718,6 @@
           <w:lang w:eastAsia="zh-TW"/>
         </w:rPr>
       </w:pPr>
-      <w:r>
-        <w:rPr>
-          <w:rFonts w:ascii="標楷體" w:hAnsi="標楷體" w:cs="新細明體"/>
-          <w:lang w:eastAsia="zh-TW"/>
-        </w:rPr>
-        <w:t>研究成果將呈現衛星數量、仰角、距離及通訊品質等關鍵指標，並透過互動式圖表分析衛星覆蓋範圍與時間變化特性。</w:t>
-      </w:r>
     </w:p>
     <w:p>
       <w:pPr>
@@ -984,6 +735,297 @@
           <w:rFonts w:ascii="標楷體" w:hAnsi="標楷體" w:cs="新細明體" w:hint="eastAsia"/>
           <w:lang w:eastAsia="zh-TW"/>
         </w:rPr>
+        <w:t xml:space="preserve">透過本研究所建置之分析平台，不僅能協助使用者快速掌握 </w:t>
+      </w:r>
+      <w:proofErr w:type="spellStart"/>
+      <w:r>
+        <w:rPr>
+          <w:rFonts w:ascii="標楷體" w:hAnsi="標楷體" w:cs="新細明體" w:hint="eastAsia"/>
+          <w:lang w:eastAsia="zh-TW"/>
+        </w:rPr>
+        <w:t>Starlink</w:t>
+      </w:r>
+      <w:proofErr w:type="spellEnd"/>
+      <w:r>
+        <w:rPr>
+          <w:rFonts w:ascii="標楷體" w:hAnsi="標楷體" w:cs="新細明體" w:hint="eastAsia"/>
+          <w:lang w:eastAsia="zh-TW"/>
+        </w:rPr>
+        <w:t xml:space="preserve"> 衛星網路在臺灣地區的可用性與覆蓋特性，也能作為評估低軌衛星通訊系統在災害應變、偏鄉網路建設及國家通訊備援策略中的參考依據，進一步驗證低軌衛星技術於提升通訊韌性及確保關鍵通訊服務持續運作方面之應用價值。</w:t>
+      </w:r>
+    </w:p>
+    <w:bookmarkEnd w:id="1"/>
+    <w:p>
+      <w:pPr>
+        <w:pStyle w:val="2"/>
+        <w:rPr>
+          <w:rFonts w:ascii="標楷體" w:hAnsi="標楷體"/>
+          <w:lang w:eastAsia="zh-TW"/>
+        </w:rPr>
+      </w:pPr>
+      <w:r>
+        <w:rPr>
+          <w:rFonts w:ascii="標楷體" w:hAnsi="標楷體"/>
+          <w:lang w:eastAsia="zh-TW"/>
+        </w:rPr>
+        <w:t>可能會出現的問題</w:t>
+      </w:r>
+    </w:p>
+    <w:p>
+      <w:pPr>
+        <w:autoSpaceDE/>
+        <w:autoSpaceDN/>
+        <w:spacing w:before="100" w:beforeAutospacing="1" w:after="100" w:afterAutospacing="1"/>
+        <w:jc w:val="left"/>
+        <w:rPr>
+          <w:rFonts w:ascii="標楷體" w:hAnsi="標楷體" w:cs="新細明體" w:hint="eastAsia"/>
+          <w:lang w:eastAsia="zh-TW"/>
+        </w:rPr>
+      </w:pPr>
+      <w:r>
+        <w:rPr>
+          <w:rFonts w:ascii="標楷體" w:hAnsi="標楷體" w:cs="新細明體" w:hint="eastAsia"/>
+          <w:lang w:eastAsia="zh-TW"/>
+        </w:rPr>
+        <w:t>雖然低軌衛星通訊系統具備高機動性、廣域覆蓋及災害備援等優勢，能夠有效補足傳統地面通訊網路的不足，但在實際部署與推廣過程中，仍面臨法規、技術、成本及營運管理等多方面挑戰，這些因素皆可能影響其普及程度與應用效益。</w:t>
+      </w:r>
+    </w:p>
+    <w:p>
+      <w:pPr>
+        <w:autoSpaceDE/>
+        <w:autoSpaceDN/>
+        <w:spacing w:before="100" w:beforeAutospacing="1" w:after="100" w:afterAutospacing="1"/>
+        <w:jc w:val="left"/>
+        <w:rPr>
+          <w:rFonts w:ascii="標楷體" w:hAnsi="標楷體" w:cs="新細明體"/>
+          <w:lang w:eastAsia="zh-TW"/>
+        </w:rPr>
+      </w:pPr>
+      <w:r>
+        <w:rPr>
+          <w:rFonts w:ascii="標楷體" w:hAnsi="標楷體" w:cs="新細明體" w:hint="eastAsia"/>
+          <w:lang w:eastAsia="zh-TW"/>
+        </w:rPr>
+        <w:t>衛星通訊服務涉及國家通訊安全、頻譜管理及電信市場監管等議題，因此各國皆設有相關法規進行管理。以臺</w:t>
+      </w:r>
+      <w:r>
+        <w:rPr>
+          <w:rFonts w:ascii="標楷體" w:hAnsi="標楷體" w:cs="新細明體" w:hint="eastAsia"/>
+          <w:lang w:eastAsia="zh-TW"/>
+        </w:rPr>
+        <w:lastRenderedPageBreak/>
+        <w:t>灣為例，電信事業之外資投資比例受到限制，直接持股比例上限為49%，且衛星服務業者若欲在臺提供商業服務，仍須符合主管機關對於頻譜使用、設備認證、資安管理及地面站設置等相關規範。</w:t>
+      </w:r>
+    </w:p>
+    <w:p>
+      <w:pPr>
+        <w:autoSpaceDE/>
+        <w:autoSpaceDN/>
+        <w:spacing w:before="100" w:beforeAutospacing="1" w:after="100" w:afterAutospacing="1"/>
+        <w:jc w:val="left"/>
+        <w:rPr>
+          <w:rFonts w:ascii="標楷體" w:hAnsi="標楷體" w:cs="新細明體" w:hint="eastAsia"/>
+          <w:lang w:eastAsia="zh-TW"/>
+        </w:rPr>
+      </w:pPr>
+      <w:r>
+        <w:rPr>
+          <w:rFonts w:ascii="標楷體" w:hAnsi="標楷體" w:cs="新細明體" w:hint="eastAsia"/>
+          <w:lang w:eastAsia="zh-TW"/>
+        </w:rPr>
+        <w:t>針對</w:t>
+      </w:r>
+      <w:r>
+        <w:rPr>
+          <w:rFonts w:ascii="標楷體" w:hAnsi="標楷體" w:cs="新細明體" w:hint="eastAsia"/>
+          <w:lang w:eastAsia="zh-TW"/>
+        </w:rPr>
+        <w:t>跨國衛星業者在進入臺灣市場時，往往需要與本地電信業者合作，才能符合現行法令要求。這些法規雖有助於維護國家通訊安全與市場秩序，但也可能增加業者進入市場的成本與時間，進而影響服務部署速度。</w:t>
+      </w:r>
+    </w:p>
+    <w:p>
+      <w:pPr>
+        <w:autoSpaceDE/>
+        <w:autoSpaceDN/>
+        <w:spacing w:before="100" w:beforeAutospacing="1" w:after="100" w:afterAutospacing="1"/>
+        <w:jc w:val="left"/>
+        <w:rPr>
+          <w:rFonts w:ascii="標楷體" w:hAnsi="標楷體" w:cs="新細明體"/>
+          <w:lang w:eastAsia="zh-TW"/>
+        </w:rPr>
+      </w:pPr>
+      <w:r>
+        <w:rPr>
+          <w:rFonts w:ascii="標楷體" w:hAnsi="標楷體" w:cs="新細明體" w:hint="eastAsia"/>
+          <w:lang w:eastAsia="zh-TW"/>
+        </w:rPr>
+        <w:t>低軌衛星通訊品質容易受到多項環境因素影響。由於衛星持續繞行地球運轉，地面終端設備需不斷與不同衛星進行切換，因此系統必須具備良好的追蹤與切換能力。當衛星仰角較低時，訊號需要穿越較長的大氣層傳播路徑，容易受到降雨、雲層、水氣及電離層變化等因素影響，造成訊號衰減、延遲增加或封包遺失等情形。</w:t>
+      </w:r>
+    </w:p>
+    <w:p>
+      <w:pPr>
+        <w:autoSpaceDE/>
+        <w:autoSpaceDN/>
+        <w:spacing w:before="100" w:beforeAutospacing="1" w:after="100" w:afterAutospacing="1"/>
+        <w:jc w:val="left"/>
+        <w:rPr>
+          <w:rFonts w:ascii="標楷體" w:hAnsi="標楷體" w:cs="新細明體" w:hint="eastAsia"/>
+          <w:lang w:eastAsia="zh-TW"/>
+        </w:rPr>
+      </w:pPr>
+      <w:r>
+        <w:rPr>
+          <w:rFonts w:ascii="標楷體" w:hAnsi="標楷體" w:cs="新細明體" w:hint="eastAsia"/>
+          <w:lang w:eastAsia="zh-TW"/>
+        </w:rPr>
+        <w:t>山區、高樓建築物及地形障礙物也可能遮蔽衛星訊號，降低連線穩定性。尤其在都會區環境中，建築物密集所形成的遮蔽效應，更可能影響衛星終端設備與衛星之間的視線連接（Line of Sight, LOS）。</w:t>
+      </w:r>
+    </w:p>
+    <w:p>
+      <w:pPr>
+        <w:autoSpaceDE/>
+        <w:autoSpaceDN/>
+        <w:spacing w:before="100" w:beforeAutospacing="1" w:after="100" w:afterAutospacing="1"/>
+        <w:jc w:val="left"/>
+        <w:rPr>
+          <w:rFonts w:ascii="標楷體" w:hAnsi="標楷體" w:cs="新細明體" w:hint="eastAsia"/>
+          <w:lang w:eastAsia="zh-TW"/>
+        </w:rPr>
+      </w:pPr>
+      <w:r>
+        <w:rPr>
+          <w:rFonts w:ascii="標楷體" w:hAnsi="標楷體" w:cs="新細明體" w:hint="eastAsia"/>
+          <w:lang w:eastAsia="zh-TW"/>
+        </w:rPr>
+        <w:t>可見衛星數量會隨時間、地理位置及衛星軌道配置而持續變化，因此通訊品質具有高度動態特性。當同一時間可供連線的衛星數量較多時，系統能夠提供較佳的備援能力與網路穩定度；反之，若可見衛星數量減少，則可能增加切換頻率或影響服務品質。因此，必須透過持續監測衛星位置、仰角、距離及覆蓋範圍等資料，建立完整的分析機制，以評估不同時間與地區的通訊可用性。</w:t>
+      </w:r>
+    </w:p>
+    <w:p>
+      <w:pPr>
+        <w:autoSpaceDE/>
+        <w:autoSpaceDN/>
+        <w:spacing w:before="100" w:beforeAutospacing="1" w:after="100" w:afterAutospacing="1"/>
+        <w:jc w:val="left"/>
+        <w:rPr>
+          <w:rFonts w:ascii="標楷體" w:hAnsi="標楷體" w:cs="新細明體" w:hint="eastAsia"/>
+          <w:lang w:eastAsia="zh-TW"/>
+        </w:rPr>
+      </w:pPr>
+      <w:r>
+        <w:rPr>
+          <w:rFonts w:ascii="標楷體" w:hAnsi="標楷體" w:cs="新細明體" w:hint="eastAsia"/>
+          <w:lang w:eastAsia="zh-TW"/>
+        </w:rPr>
+        <w:t>以</w:t>
+      </w:r>
+      <w:r>
+        <w:rPr>
+          <w:rFonts w:ascii="標楷體" w:hAnsi="標楷體" w:cs="新細明體" w:hint="eastAsia"/>
+          <w:lang w:eastAsia="zh-TW"/>
+        </w:rPr>
+        <w:t>成本層面</w:t>
+      </w:r>
+      <w:r>
+        <w:rPr>
+          <w:rFonts w:ascii="標楷體" w:hAnsi="標楷體" w:cs="新細明體" w:hint="eastAsia"/>
+          <w:lang w:eastAsia="zh-TW"/>
+        </w:rPr>
+        <w:t>來看</w:t>
+      </w:r>
+      <w:r>
+        <w:rPr>
+          <w:rFonts w:ascii="標楷體" w:hAnsi="標楷體" w:cs="新細明體" w:hint="eastAsia"/>
+          <w:lang w:eastAsia="zh-TW"/>
+        </w:rPr>
+        <w:t>低軌衛星通訊系統需要大量衛星發射、地面站建置及終端設備部署，整體投資成本相當可觀。雖然近年來火箭發射成本下降及衛星製造技術進步，使得低軌衛星服務逐漸普及，但相較於傳統光纖或行動通訊網路，其建置與維運成本仍然偏高。如何在通訊效能與建置成本之間取得平衡，也是未來推廣低軌衛星通訊的重要課題。</w:t>
+      </w:r>
+    </w:p>
+    <w:p>
+      <w:pPr>
+        <w:pStyle w:val="2"/>
+        <w:rPr>
+          <w:rFonts w:ascii="標楷體" w:hAnsi="標楷體"/>
+          <w:lang w:eastAsia="zh-TW"/>
+        </w:rPr>
+      </w:pPr>
+      <w:r>
+        <w:rPr>
+          <w:rFonts w:ascii="標楷體" w:hAnsi="標楷體"/>
+          <w:lang w:eastAsia="zh-TW"/>
+        </w:rPr>
+        <w:t>本次計畫預期要呈現結果</w:t>
+      </w:r>
+    </w:p>
+    <w:p>
+      <w:pPr>
+        <w:autoSpaceDE/>
+        <w:autoSpaceDN/>
+        <w:spacing w:before="100" w:beforeAutospacing="1" w:after="100" w:afterAutospacing="1"/>
+        <w:jc w:val="left"/>
+        <w:rPr>
+          <w:rFonts w:ascii="標楷體" w:hAnsi="標楷體" w:cs="新細明體"/>
+          <w:lang w:eastAsia="zh-TW"/>
+        </w:rPr>
+      </w:pPr>
+      <w:r>
+        <w:rPr>
+          <w:rFonts w:ascii="標楷體" w:hAnsi="標楷體" w:cs="新細明體"/>
+          <w:lang w:eastAsia="zh-TW"/>
+        </w:rPr>
+        <w:t xml:space="preserve">以 Power BI 為核心之衛星通訊分析儀表板，透過整合衛星軌道資料、觀測站資訊及通訊品質指標，評估 </w:t>
+      </w:r>
+      <w:proofErr w:type="spellStart"/>
+      <w:r>
+        <w:rPr>
+          <w:rFonts w:ascii="標楷體" w:hAnsi="標楷體" w:cs="新細明體"/>
+          <w:lang w:eastAsia="zh-TW"/>
+        </w:rPr>
+        <w:t>Starlink</w:t>
+      </w:r>
+      <w:proofErr w:type="spellEnd"/>
+      <w:r>
+        <w:rPr>
+          <w:rFonts w:ascii="標楷體" w:hAnsi="標楷體" w:cs="新細明體"/>
+          <w:lang w:eastAsia="zh-TW"/>
+        </w:rPr>
+        <w:t xml:space="preserve"> 系統於緊急通訊情境下之備援能力。</w:t>
+      </w:r>
+    </w:p>
+    <w:p>
+      <w:pPr>
+        <w:autoSpaceDE/>
+        <w:autoSpaceDN/>
+        <w:spacing w:before="100" w:beforeAutospacing="1" w:after="100" w:afterAutospacing="1"/>
+        <w:jc w:val="left"/>
+        <w:rPr>
+          <w:rFonts w:ascii="標楷體" w:hAnsi="標楷體" w:cs="新細明體"/>
+          <w:lang w:eastAsia="zh-TW"/>
+        </w:rPr>
+      </w:pPr>
+      <w:r>
+        <w:rPr>
+          <w:rFonts w:ascii="標楷體" w:hAnsi="標楷體" w:cs="新細明體"/>
+          <w:lang w:eastAsia="zh-TW"/>
+        </w:rPr>
+        <w:t>研究成果將呈現衛星數量、仰角、距離及通訊品質等關鍵指標，並透過互動式圖表分析衛星覆蓋範圍與時間變化特性。</w:t>
+      </w:r>
+    </w:p>
+    <w:p>
+      <w:pPr>
+        <w:autoSpaceDE/>
+        <w:autoSpaceDN/>
+        <w:spacing w:before="100" w:beforeAutospacing="1" w:after="100" w:afterAutospacing="1"/>
+        <w:jc w:val="left"/>
+        <w:rPr>
+          <w:rFonts w:ascii="標楷體" w:hAnsi="標楷體" w:cs="新細明體"/>
+          <w:lang w:eastAsia="zh-TW"/>
+        </w:rPr>
+      </w:pPr>
+      <w:r>
+        <w:rPr>
+          <w:rFonts w:ascii="標楷體" w:hAnsi="標楷體" w:cs="新細明體" w:hint="eastAsia"/>
+          <w:lang w:eastAsia="zh-TW"/>
+        </w:rPr>
         <w:t>觀察</w:t>
       </w:r>
       <w:r>
@@ -1025,21 +1067,7 @@
           <w:rFonts w:ascii="標楷體" w:hAnsi="標楷體" w:cs="新細明體"/>
           <w:lang w:eastAsia="zh-TW"/>
         </w:rPr>
-        <w:t>[</w:t>
-      </w:r>
-      <w:r>
-        <w:rPr>
-          <w:rFonts w:ascii="標楷體" w:hAnsi="標楷體" w:cs="新細明體"/>
-          <w:lang w:eastAsia="zh-TW"/>
-        </w:rPr>
-        <w:t>1</w:t>
-      </w:r>
-      <w:r>
-        <w:rPr>
-          <w:rFonts w:ascii="標楷體" w:hAnsi="標楷體" w:cs="新細明體"/>
-          <w:lang w:eastAsia="zh-TW"/>
-        </w:rPr>
-        <w:t>1]</w:t>
+        <w:t>[11]</w:t>
       </w:r>
       <w:r>
         <w:rPr>
@@ -1183,7 +1211,13 @@
         <w:rPr>
           <w:lang w:eastAsia="zh-TW"/>
         </w:rPr>
-        <w:t>，並以預先整理完成之「</w:t>
+        <w:t>，並以預先整理完成之</w:t>
+      </w:r>
+      <w:r>
+        <w:rPr>
+          <w:lang w:eastAsia="zh-TW"/>
+        </w:rPr>
+        <w:t>「</w:t>
       </w:r>
       <w:proofErr w:type="spellStart"/>
       <w:r>
@@ -1222,7 +1256,6 @@
         <w:rPr>
           <w:lang w:eastAsia="zh-TW"/>
         </w:rPr>
-        <w:lastRenderedPageBreak/>
         <w:t>首先，利用</w:t>
       </w:r>
       <w:r>
@@ -1261,21 +1294,7 @@
         <w:rPr>
           <w:lang w:eastAsia="zh-TW"/>
         </w:rPr>
-        <w:t>以</w:t>
-      </w:r>
-      <w:proofErr w:type="gramStart"/>
-      <w:r>
-        <w:rPr>
-          <w:lang w:eastAsia="zh-TW"/>
-        </w:rPr>
-        <w:t>臺</w:t>
-      </w:r>
-      <w:proofErr w:type="gramEnd"/>
-      <w:r>
-        <w:rPr>
-          <w:lang w:eastAsia="zh-TW"/>
-        </w:rPr>
-        <w:t>中觀測站作為固定觀測位置，計算衛星與地面站之間的距離、仰角（</w:t>
+        <w:t>以臺中觀測站作為固定觀測位置，計算衛星與地面站之間的距離、仰角（</w:t>
       </w:r>
       <w:r>
         <w:rPr>
@@ -1305,7 +1324,7 @@
     <w:tbl>
       <w:tblPr>
         <w:tblStyle w:val="af2"/>
-        <w:tblpPr w:leftFromText="180" w:rightFromText="180" w:vertAnchor="text" w:horzAnchor="margin" w:tblpY="17"/>
+        <w:tblpPr w:leftFromText="180" w:rightFromText="180" w:vertAnchor="text" w:horzAnchor="margin" w:tblpXSpec="right" w:tblpY="10"/>
         <w:tblW w:w="0" w:type="auto"/>
         <w:tblBorders>
           <w:top w:val="none" w:sz="0" w:space="0" w:color="auto"/>
@@ -1323,7 +1342,7 @@
       <w:tr>
         <w:tc>
           <w:tcPr>
-            <w:tcW w:w="4961" w:type="dxa"/>
+            <w:tcW w:w="4971" w:type="dxa"/>
             <w:vAlign w:val="center"/>
           </w:tcPr>
           <w:p>
@@ -1339,7 +1358,7 @@
                 <w:lang w:eastAsia="zh-TW"/>
               </w:rPr>
               <w:drawing>
-                <wp:inline distT="0" distB="0" distL="0" distR="0" wp14:anchorId="26D532CE" wp14:editId="5C0AC54D">
+                <wp:inline distT="0" distB="0" distL="0" distR="0" wp14:anchorId="1B33E3F4" wp14:editId="30BCBA71">
                   <wp:extent cx="3073400" cy="1352148"/>
                   <wp:effectExtent l="0" t="0" r="0" b="635"/>
                   <wp:docPr id="2" name="圖片 2"/>
@@ -1380,7 +1399,7 @@
       <w:tr>
         <w:tc>
           <w:tcPr>
-            <w:tcW w:w="4961" w:type="dxa"/>
+            <w:tcW w:w="4971" w:type="dxa"/>
             <w:vAlign w:val="center"/>
           </w:tcPr>
           <w:p>
@@ -1418,6 +1437,14 @@
     <w:p>
       <w:pPr>
         <w:rPr>
+          <w:rFonts w:hint="eastAsia"/>
+          <w:lang w:eastAsia="zh-TW"/>
+        </w:rPr>
+      </w:pPr>
+    </w:p>
+    <w:p>
+      <w:pPr>
+        <w:rPr>
           <w:lang w:eastAsia="zh-TW"/>
         </w:rPr>
       </w:pPr>
@@ -1585,7 +1612,6 @@
     <w:p>
       <w:pPr>
         <w:rPr>
-          <w:rFonts w:hint="eastAsia"/>
           <w:lang w:eastAsia="zh-TW"/>
         </w:rPr>
       </w:pPr>
@@ -1923,14 +1949,8 @@
           <w:rFonts w:ascii="標楷體" w:hAnsi="標楷體" w:cs="新細明體" w:hint="eastAsia"/>
           <w:lang w:eastAsia="zh-TW"/>
         </w:rPr>
-        <w:t>建立多項通訊品質評估指標，包括可用衛星數量、平均仰角、平均距離及通訊品質評分等。研究進一步設定通訊品質門檻值，以量化評估不同時間條件下之通訊可用性。例如當可用衛星數量達到預設標準且平均仰角高於</w:t>
-      </w:r>
-      <w:r>
-        <w:rPr>
-          <w:rFonts w:ascii="標楷體" w:hAnsi="標楷體" w:cs="新細明體" w:hint="eastAsia"/>
-          <w:lang w:eastAsia="zh-TW"/>
-        </w:rPr>
-        <w:t>目標值時，系統判定通訊品質為良好；反之則顯示通訊品質較差。</w:t>
+        <w:lastRenderedPageBreak/>
+        <w:t>建立多項通訊品質評估指標，包括可用衛星數量、平均仰角、平均距離及通訊品質評分等。研究進一步設定通訊品質門檻值，以量化評估不同時間條件下之通訊可用性。例如當可用衛星數量達到預設標準且平均仰角高於目標值時，系統判定通訊品質為良好；反之則顯示通訊品質較差。</w:t>
       </w:r>
     </w:p>
     <w:p>
@@ -2340,50 +2360,14 @@
           <w:bCs/>
           <w:lang w:eastAsia="zh-TW"/>
         </w:rPr>
-        <w:t>綠色</w:t>
-      </w:r>
-      <w:proofErr w:type="gramStart"/>
-      <w:r>
-        <w:rPr>
-          <w:rFonts w:ascii="標楷體" w:hAnsi="標楷體" w:cs="新細明體"/>
-          <w:b/>
-          <w:bCs/>
-          <w:lang w:eastAsia="zh-TW"/>
-        </w:rPr>
-        <w:t>群組直條</w:t>
-      </w:r>
-      <w:proofErr w:type="gramEnd"/>
-      <w:r>
-        <w:rPr>
-          <w:rFonts w:ascii="標楷體" w:hAnsi="標楷體" w:cs="新細明體"/>
-          <w:b/>
-          <w:bCs/>
-          <w:lang w:eastAsia="zh-TW"/>
-        </w:rPr>
-        <w:t>圖（信號即時響應）</w:t>
-      </w:r>
-      <w:r>
-        <w:rPr>
-          <w:rFonts w:ascii="標楷體" w:hAnsi="標楷體" w:cs="新細明體"/>
-          <w:lang w:eastAsia="zh-TW"/>
-        </w:rPr>
-        <w:t>：對應左側 Y 軸，代表</w:t>
-      </w:r>
-      <w:proofErr w:type="gramStart"/>
-      <w:r>
-        <w:rPr>
-          <w:rFonts w:ascii="標楷體" w:hAnsi="標楷體" w:cs="新細明體"/>
-          <w:lang w:eastAsia="zh-TW"/>
-        </w:rPr>
-        <w:t>該秒級</w:t>
-      </w:r>
-      <w:proofErr w:type="gramEnd"/>
-      <w:r>
-        <w:rPr>
-          <w:rFonts w:ascii="標楷體" w:hAnsi="標楷體" w:cs="新細明體"/>
-          <w:lang w:eastAsia="zh-TW"/>
-        </w:rPr>
-        <w:t>時間戳記下的</w:t>
+        <w:t>綠色群組直條圖（信號即時響應）</w:t>
+      </w:r>
+      <w:r>
+        <w:rPr>
+          <w:rFonts w:ascii="標楷體" w:hAnsi="標楷體" w:cs="新細明體"/>
+          <w:lang w:eastAsia="zh-TW"/>
+        </w:rPr>
+        <w:t>：對應左側 Y 軸，代表該秒級時間戳記下的</w:t>
       </w:r>
       <w:r>
         <w:rPr>
@@ -2432,7 +2416,7 @@
         <w:autoSpaceDN/>
         <w:spacing w:after="100" w:afterAutospacing="1"/>
         <w:rPr>
-          <w:rFonts w:ascii="標楷體" w:hAnsi="標楷體" w:cs="新細明體" w:hint="eastAsia"/>
+          <w:rFonts w:ascii="標楷體" w:hAnsi="標楷體" w:cs="新細明體"/>
           <w:lang w:eastAsia="zh-TW"/>
         </w:rPr>
       </w:pPr>
@@ -2443,7 +2427,6 @@
           <w:bCs/>
           <w:lang w:eastAsia="zh-TW"/>
         </w:rPr>
-        <w:lastRenderedPageBreak/>
         <w:t>交叉綜合解讀（空間通訊理論驗證）</w:t>
       </w:r>
       <w:r>
@@ -2459,23 +2442,7 @@
           <w:lang w:eastAsia="zh-TW"/>
         </w:rPr>
         <w:br/>
-        <w:t>當藍色折線攀升至波峰</w:t>
-      </w:r>
-      <w:proofErr w:type="gramStart"/>
-      <w:r>
-        <w:rPr>
-          <w:rFonts w:ascii="標楷體" w:hAnsi="標楷體" w:cs="新細明體"/>
-          <w:lang w:eastAsia="zh-TW"/>
-        </w:rPr>
-        <w:t>（</w:t>
-      </w:r>
-      <w:proofErr w:type="gramEnd"/>
-      <w:r>
-        <w:rPr>
-          <w:rFonts w:ascii="標楷體" w:hAnsi="標楷體" w:cs="新細明體"/>
-          <w:lang w:eastAsia="zh-TW"/>
-        </w:rPr>
-        <w:t>天頂，如85</w:t>
+        <w:t>當藍色折線攀升至波峰（天頂，如85</w:t>
       </w:r>
       <w:r>
         <w:rPr>
@@ -2489,33 +2456,8 @@
           <w:rFonts w:ascii="標楷體" w:hAnsi="標楷體" w:cs="新細明體"/>
           <w:lang w:eastAsia="zh-TW"/>
         </w:rPr>
-        <w:t>時，下方的綠色直條圖同步達到最高點；而當折線隨衛星遠離而下降時，直</w:t>
-      </w:r>
-      <w:proofErr w:type="gramStart"/>
-      <w:r>
-        <w:rPr>
-          <w:rFonts w:ascii="標楷體" w:hAnsi="標楷體" w:cs="新細明體"/>
-          <w:lang w:eastAsia="zh-TW"/>
-        </w:rPr>
-        <w:t>條圖亦同步</w:t>
-      </w:r>
-      <w:proofErr w:type="gramEnd"/>
-      <w:r>
-        <w:rPr>
-          <w:rFonts w:ascii="標楷體" w:hAnsi="標楷體" w:cs="新細明體"/>
-          <w:lang w:eastAsia="zh-TW"/>
-        </w:rPr>
-        <w:t>衰減。此實驗完美驗證了</w:t>
-      </w:r>
-      <w:proofErr w:type="gramStart"/>
-      <w:r>
-        <w:rPr>
-          <w:rFonts w:ascii="標楷體" w:hAnsi="標楷體" w:cs="新細明體"/>
-          <w:lang w:eastAsia="zh-TW"/>
-        </w:rPr>
-        <w:t>——</w:t>
-      </w:r>
-      <w:proofErr w:type="gramEnd"/>
+        <w:t>時，下方的綠色直條圖同步達到最高點；而當折線隨衛星遠離而下降時，直條圖亦同步衰減。此實驗完美驗證了——</w:t>
+      </w:r>
       <w:r>
         <w:rPr>
           <w:rFonts w:ascii="標楷體" w:hAnsi="標楷體" w:cs="新細明體"/>
@@ -2575,7 +2517,7 @@
               <w:spacing w:after="100" w:afterAutospacing="1"/>
               <w:jc w:val="left"/>
               <w:rPr>
-                <w:rFonts w:ascii="標楷體" w:hAnsi="標楷體" w:cs="新細明體" w:hint="eastAsia"/>
+                <w:rFonts w:ascii="標楷體" w:hAnsi="標楷體" w:cs="新細明體"/>
                 <w:lang w:eastAsia="zh-TW"/>
               </w:rPr>
             </w:pPr>
@@ -2641,7 +2583,7 @@
               <w:spacing w:after="100" w:afterAutospacing="1"/>
               <w:jc w:val="center"/>
               <w:rPr>
-                <w:rFonts w:ascii="標楷體" w:hAnsi="標楷體" w:cs="新細明體" w:hint="eastAsia"/>
+                <w:rFonts w:ascii="標楷體" w:hAnsi="標楷體" w:cs="新細明體"/>
                 <w:lang w:eastAsia="zh-TW"/>
               </w:rPr>
             </w:pPr>
@@ -2662,7 +2604,7 @@
         <w:autoSpaceDN/>
         <w:spacing w:after="100" w:afterAutospacing="1"/>
         <w:rPr>
-          <w:rFonts w:ascii="標楷體" w:hAnsi="標楷體" w:cs="新細明體" w:hint="eastAsia"/>
+          <w:rFonts w:ascii="標楷體" w:hAnsi="標楷體" w:cs="新細明體"/>
           <w:lang w:eastAsia="zh-TW"/>
         </w:rPr>
       </w:pPr>
@@ -2785,23 +2727,7 @@
           <w:rFonts w:ascii="標楷體" w:hAnsi="標楷體" w:cs="新細明體"/>
           <w:lang w:eastAsia="zh-TW"/>
         </w:rPr>
-        <w:t xml:space="preserve"> </w:t>
-      </w:r>
-      <w:proofErr w:type="gramStart"/>
-      <w:r>
-        <w:rPr>
-          <w:rFonts w:ascii="標楷體" w:hAnsi="標楷體" w:cs="新細明體"/>
-          <w:lang w:eastAsia="zh-TW"/>
-        </w:rPr>
-        <w:t>顆與</w:t>
-      </w:r>
-      <w:proofErr w:type="gramEnd"/>
-      <w:r>
-        <w:rPr>
-          <w:rFonts w:ascii="標楷體" w:hAnsi="標楷體" w:cs="新細明體"/>
-          <w:lang w:eastAsia="zh-TW"/>
-        </w:rPr>
-        <w:t xml:space="preserve"> </w:t>
+        <w:t xml:space="preserve"> 顆與 </w:t>
       </w:r>
       <w:r>
         <w:rPr>
@@ -2815,23 +2741,7 @@
           <w:rFonts w:ascii="標楷體" w:hAnsi="標楷體" w:cs="新細明體"/>
           <w:lang w:eastAsia="zh-TW"/>
         </w:rPr>
-        <w:t xml:space="preserve"> 顆之間動態交替。這證實低軌衛星群在軌道交織切換（Handover）時的連續性，確保地面接收站在任何</w:t>
-      </w:r>
-      <w:proofErr w:type="gramStart"/>
-      <w:r>
-        <w:rPr>
-          <w:rFonts w:ascii="標楷體" w:hAnsi="標楷體" w:cs="新細明體"/>
-          <w:lang w:eastAsia="zh-TW"/>
-        </w:rPr>
-        <w:t>極端秒級</w:t>
-      </w:r>
-      <w:proofErr w:type="gramEnd"/>
-      <w:r>
-        <w:rPr>
-          <w:rFonts w:ascii="標楷體" w:hAnsi="標楷體" w:cs="新細明體"/>
-          <w:lang w:eastAsia="zh-TW"/>
-        </w:rPr>
-        <w:t xml:space="preserve">區間內，皆有至少 </w:t>
+        <w:t xml:space="preserve"> 顆之間動態交替。這證實低軌衛星群在軌道交織切換（Handover）時的連續性，確保地面接收站在任何極端秒級區間內，皆有至少 </w:t>
       </w:r>
       <w:r>
         <w:rPr>
@@ -2950,6 +2860,7 @@
           <w:bCs/>
           <w:lang w:eastAsia="zh-TW"/>
         </w:rPr>
+        <w:lastRenderedPageBreak/>
         <w:t>通訊品質</w:t>
       </w:r>
       <w:r>
@@ -2988,39 +2899,7 @@
           <w:rFonts w:ascii="標楷體" w:hAnsi="標楷體" w:cs="新細明體"/>
           <w:lang w:eastAsia="zh-TW"/>
         </w:rPr>
-        <w:t>：系統會即時抓取</w:t>
-      </w:r>
-      <w:proofErr w:type="gramStart"/>
-      <w:r>
-        <w:rPr>
-          <w:rFonts w:ascii="標楷體" w:hAnsi="標楷體" w:cs="新細明體"/>
-          <w:lang w:eastAsia="zh-TW"/>
-        </w:rPr>
-        <w:t>量表圖的</w:t>
-      </w:r>
-      <w:proofErr w:type="gramEnd"/>
-      <w:r>
-        <w:rPr>
-          <w:rFonts w:ascii="標楷體" w:hAnsi="標楷體" w:cs="新細明體"/>
-          <w:lang w:eastAsia="zh-TW"/>
-        </w:rPr>
-        <w:t xml:space="preserve">真實平均值與 75% </w:t>
-      </w:r>
-      <w:proofErr w:type="gramStart"/>
-      <w:r>
-        <w:rPr>
-          <w:rFonts w:ascii="標楷體" w:hAnsi="標楷體" w:cs="新細明體"/>
-          <w:lang w:eastAsia="zh-TW"/>
-        </w:rPr>
-        <w:t>閥值做</w:t>
-      </w:r>
-      <w:proofErr w:type="gramEnd"/>
-      <w:r>
-        <w:rPr>
-          <w:rFonts w:ascii="標楷體" w:hAnsi="標楷體" w:cs="新細明體"/>
-          <w:lang w:eastAsia="zh-TW"/>
-        </w:rPr>
-        <w:t>比對。當平均值超過 75% 時，卡片自動即時跳轉為</w:t>
+        <w:t>：系統會即時抓取量表圖的真實平均值與 75% 閥值做比對。當平均值超過 75% 時，卡片自動即時跳轉為</w:t>
       </w:r>
       <w:r>
         <w:rPr>
@@ -3203,7 +3082,7 @@
         <w:spacing w:after="100" w:afterAutospacing="1"/>
         <w:jc w:val="left"/>
         <w:rPr>
-          <w:rFonts w:ascii="標楷體" w:hAnsi="標楷體" w:cs="新細明體" w:hint="eastAsia"/>
+          <w:rFonts w:ascii="標楷體" w:hAnsi="標楷體" w:cs="新細明體"/>
           <w:lang w:eastAsia="zh-TW"/>
         </w:rPr>
       </w:pPr>
@@ -3278,23 +3157,7 @@
           <w:rFonts w:ascii="標楷體" w:hAnsi="標楷體" w:cs="新細明體"/>
           <w:lang w:eastAsia="zh-TW"/>
         </w:rPr>
-        <w:t>分析發現，衛星仰角與通訊品質呈現正相關關係，當衛星接近天頂位置時，訊號強度較佳且通訊品質較穩定；</w:t>
-      </w:r>
-      <w:proofErr w:type="gramStart"/>
-      <w:r>
-        <w:rPr>
-          <w:rFonts w:ascii="標楷體" w:hAnsi="標楷體" w:cs="新細明體"/>
-          <w:lang w:eastAsia="zh-TW"/>
-        </w:rPr>
-        <w:t>反之，</w:t>
-      </w:r>
-      <w:proofErr w:type="gramEnd"/>
-      <w:r>
-        <w:rPr>
-          <w:rFonts w:ascii="標楷體" w:hAnsi="標楷體" w:cs="新細明體"/>
-          <w:lang w:eastAsia="zh-TW"/>
-        </w:rPr>
-        <w:t>當衛星仰角降低時，訊號品質亦可能受到影響。此結果與衛星通訊理論相符，顯示仰角可作為評估通訊品質的重要參考指標。</w:t>
+        <w:t>分析發現，衛星仰角與通訊品質呈現正相關關係，當衛星接近天頂位置時，訊號強度較佳且通訊品質較穩定；反之，當衛星仰角降低時，訊號品質亦可能受到影響。此結果與衛星通訊理論相符，顯示仰角可作為評估通訊品質的重要參考指標。</w:t>
       </w:r>
     </w:p>
     <w:p>
@@ -3502,37 +3365,58 @@
           <w:rFonts w:hint="eastAsia"/>
           <w:lang w:eastAsia="zh-TW"/>
         </w:rPr>
-        <w:t>「</w:t>
-      </w:r>
-      <w:proofErr w:type="gramStart"/>
+        <w:t>「中華電布局低中高軌衛星，持續關注</w:t>
+      </w:r>
       <w:r>
         <w:rPr>
           <w:rFonts w:hint="eastAsia"/>
           <w:lang w:eastAsia="zh-TW"/>
         </w:rPr>
-        <w:t>中華電布局</w:t>
-      </w:r>
-      <w:proofErr w:type="gramEnd"/>
+        <w:t xml:space="preserve"> Kuiper</w:t>
+      </w:r>
       <w:r>
         <w:rPr>
           <w:rFonts w:hint="eastAsia"/>
           <w:lang w:eastAsia="zh-TW"/>
         </w:rPr>
-        <w:t>低中高軌衛星，持續關注</w:t>
-      </w:r>
+        <w:t>、</w:t>
+      </w:r>
+      <w:proofErr w:type="spellStart"/>
       <w:r>
         <w:rPr>
           <w:rFonts w:hint="eastAsia"/>
           <w:lang w:eastAsia="zh-TW"/>
         </w:rPr>
-        <w:t xml:space="preserve"> Kuiper</w:t>
-      </w:r>
+        <w:t>Starlink</w:t>
+      </w:r>
+      <w:proofErr w:type="spellEnd"/>
       <w:r>
         <w:rPr>
           <w:rFonts w:hint="eastAsia"/>
           <w:lang w:eastAsia="zh-TW"/>
         </w:rPr>
-        <w:t>、</w:t>
+        <w:t xml:space="preserve"> </w:t>
+      </w:r>
+      <w:r>
+        <w:rPr>
+          <w:rFonts w:hint="eastAsia"/>
+          <w:lang w:eastAsia="zh-TW"/>
+        </w:rPr>
+        <w:t>海事合作」</w:t>
+      </w:r>
+      <w:r>
+        <w:rPr>
+          <w:rFonts w:hint="eastAsia"/>
+          <w:lang w:eastAsia="zh-TW"/>
+        </w:rPr>
+        <w:t>, 2026-03-11.</w:t>
+      </w:r>
+      <w:r>
+        <w:rPr>
+          <w:rFonts w:hint="eastAsia"/>
+          <w:lang w:eastAsia="zh-TW"/>
+        </w:rPr>
+        <w:t xml:space="preserve">[Online]. </w:t>
       </w:r>
       <w:proofErr w:type="spellStart"/>
       <w:r>
@@ -3540,44 +3424,6 @@
           <w:rFonts w:hint="eastAsia"/>
           <w:lang w:eastAsia="zh-TW"/>
         </w:rPr>
-        <w:t>Starlink</w:t>
-      </w:r>
-      <w:proofErr w:type="spellEnd"/>
-      <w:r>
-        <w:rPr>
-          <w:rFonts w:hint="eastAsia"/>
-          <w:lang w:eastAsia="zh-TW"/>
-        </w:rPr>
-        <w:t xml:space="preserve"> </w:t>
-      </w:r>
-      <w:r>
-        <w:rPr>
-          <w:rFonts w:hint="eastAsia"/>
-          <w:lang w:eastAsia="zh-TW"/>
-        </w:rPr>
-        <w:t>海事合作」</w:t>
-      </w:r>
-      <w:r>
-        <w:rPr>
-          <w:rFonts w:hint="eastAsia"/>
-          <w:lang w:eastAsia="zh-TW"/>
-        </w:rPr>
-        <w:t>, 2026-03-11.</w:t>
-      </w:r>
-      <w:r>
-        <w:rPr>
-          <w:rFonts w:hint="eastAsia"/>
-          <w:lang w:eastAsia="zh-TW"/>
-        </w:rPr>
-        <w:t xml:space="preserve">[Online]. </w:t>
-      </w:r>
-      <w:proofErr w:type="spellStart"/>
-      <w:r>
-        <w:rPr>
-          <w:rFonts w:hint="eastAsia"/>
-          <w:lang w:eastAsia="zh-TW"/>
-        </w:rPr>
-        <w:lastRenderedPageBreak/>
         <w:t>Available:</w:t>
       </w:r>
       <w:hyperlink r:id="rId13" w:history="1">
@@ -3726,17 +3572,8 @@
           <w:rFonts w:hint="eastAsia"/>
           <w:lang w:eastAsia="zh-TW"/>
         </w:rPr>
-        <w:t>「已經從海底電纜、陸地通訊系統到空中衛星，海陸空三管齊下」社</w:t>
-      </w:r>
-      <w:proofErr w:type="gramStart"/>
-      <w:r>
-        <w:rPr>
-          <w:rFonts w:hint="eastAsia"/>
-          <w:lang w:eastAsia="zh-TW"/>
-        </w:rPr>
-        <w:t>群貼文</w:t>
-      </w:r>
-      <w:proofErr w:type="gramEnd"/>
+        <w:t>「已經從海底電纜、陸地通訊系統到空中衛星，海陸空三管齊下」社群貼文</w:t>
+      </w:r>
       <w:r>
         <w:rPr>
           <w:rFonts w:hint="eastAsia"/>
@@ -3914,7 +3751,14 @@
         <w:rPr>
           <w:lang w:eastAsia="zh-TW"/>
         </w:rPr>
-        <w:t xml:space="preserve"> Dish Angles: What’s Optimal for Your Connection?”, 2026-01-11. [Online]. Available:</w:t>
+        <w:t xml:space="preserve"> Dish Angles: What’s Optimal for Your Connection?”, 2026-01-11. [Online]. </w:t>
+      </w:r>
+      <w:r>
+        <w:rPr>
+          <w:lang w:eastAsia="zh-TW"/>
+        </w:rPr>
+        <w:lastRenderedPageBreak/>
+        <w:t>Available:</w:t>
       </w:r>
       <w:hyperlink r:id="rId18" w:history="1">
         <w:r>
@@ -4009,7 +3853,6 @@
         </w:rPr>
         <w:t>Taiwan</w:t>
       </w:r>
-      <w:proofErr w:type="gramStart"/>
       <w:r>
         <w:rPr>
           <w:rFonts w:hint="eastAsia"/>
@@ -4017,7 +3860,6 @@
         </w:rPr>
         <w:t>’</w:t>
       </w:r>
-      <w:proofErr w:type="gramEnd"/>
       <w:r>
         <w:rPr>
           <w:rFonts w:hint="eastAsia"/>
@@ -4102,23 +3944,22 @@
         </w:numPr>
         <w:ind w:leftChars="0"/>
         <w:rPr>
+          <w:lang w:eastAsia="zh-TW"/>
+        </w:rPr>
+      </w:pPr>
+      <w:bookmarkStart w:id="12" w:name="_Ref231591481"/>
+      <w:r>
+        <w:rPr>
           <w:rFonts w:hint="eastAsia"/>
           <w:lang w:eastAsia="zh-TW"/>
         </w:rPr>
-      </w:pPr>
-      <w:bookmarkStart w:id="12" w:name="_Ref231591481"/>
+        <w:t>數發部</w:t>
+      </w:r>
       <w:r>
         <w:rPr>
           <w:rFonts w:hint="eastAsia"/>
           <w:lang w:eastAsia="zh-TW"/>
         </w:rPr>
-        <w:t>數發部</w:t>
-      </w:r>
-      <w:r>
-        <w:rPr>
-          <w:rFonts w:hint="eastAsia"/>
-          <w:lang w:eastAsia="zh-TW"/>
-        </w:rPr>
         <w:t>,</w:t>
       </w:r>
       <w:r>
@@ -4127,14 +3968,12 @@
         </w:rPr>
         <w:t xml:space="preserve"> </w:t>
       </w:r>
-      <w:proofErr w:type="gramStart"/>
       <w:r>
         <w:rPr>
           <w:lang w:eastAsia="zh-TW"/>
         </w:rPr>
         <w:t>“</w:t>
       </w:r>
-      <w:proofErr w:type="gramEnd"/>
       <w:r>
         <w:rPr>
           <w:rFonts w:hint="eastAsia"/>
@@ -4167,21 +4006,7 @@
             <w:rStyle w:val="a8"/>
             <w:lang w:eastAsia="zh-TW"/>
           </w:rPr>
-          <w:t>https://moda.gov.tw/major-policies/subs</w:t>
-        </w:r>
-        <w:r>
-          <w:rPr>
-            <w:rStyle w:val="a8"/>
-            <w:lang w:eastAsia="zh-TW"/>
-          </w:rPr>
-          <w:t>e</w:t>
-        </w:r>
-        <w:r>
-          <w:rPr>
-            <w:rStyle w:val="a8"/>
-            <w:lang w:eastAsia="zh-TW"/>
-          </w:rPr>
-          <w:t>acable/fault/1749</w:t>
+          <w:t>https://moda.gov.tw/major-policies/subseacable/fault/1749</w:t>
         </w:r>
       </w:hyperlink>
       <w:bookmarkEnd w:id="12"/>

--- a/112111119_賴俊升.docx
+++ b/112111119_賴俊升.docx
@@ -117,8 +117,21 @@
           <w:iCs/>
           <w:lang w:eastAsia="zh-TW"/>
         </w:rPr>
-        <w:t>摘要—</w:t>
-      </w:r>
+        <w:t>摘要</w:t>
+      </w:r>
+      <w:proofErr w:type="gramStart"/>
+      <w:r>
+        <w:rPr>
+          <w:rFonts w:hint="eastAsia"/>
+          <w:b/>
+          <w:bCs/>
+          <w:i/>
+          <w:iCs/>
+          <w:lang w:eastAsia="zh-TW"/>
+        </w:rPr>
+        <w:t>—</w:t>
+      </w:r>
+      <w:proofErr w:type="gramEnd"/>
       <w:r>
         <w:rPr>
           <w:b/>
@@ -333,7 +346,29 @@
           <w:iCs/>
           <w:lang w:eastAsia="zh-TW"/>
         </w:rPr>
-        <w:t>進行衛星軌道運算與資料前處理，計算衛星經緯度、高度、仰角、方位角及與臺中觀測站之距離等參數，並以</w:t>
+        <w:t>進行衛星軌道運算與資料前處理，計算衛星經緯度、高度、仰角、方位角及與</w:t>
+      </w:r>
+      <w:proofErr w:type="gramStart"/>
+      <w:r>
+        <w:rPr>
+          <w:b/>
+          <w:bCs/>
+          <w:i/>
+          <w:iCs/>
+          <w:lang w:eastAsia="zh-TW"/>
+        </w:rPr>
+        <w:t>臺</w:t>
+      </w:r>
+      <w:proofErr w:type="gramEnd"/>
+      <w:r>
+        <w:rPr>
+          <w:b/>
+          <w:bCs/>
+          <w:i/>
+          <w:iCs/>
+          <w:lang w:eastAsia="zh-TW"/>
+        </w:rPr>
+        <w:t>中觀測站之距離等參數，並以</w:t>
       </w:r>
       <w:r>
         <w:rPr>
@@ -448,7 +483,29 @@
           <w:iCs/>
           <w:lang w:eastAsia="zh-TW"/>
         </w:rPr>
-        <w:t>。分析結果亦證實衛星仰角與通訊品質呈現正相關關係，當衛星接近天頂位置時，其訊號強度及通訊品質表現最佳。此外，在海底電纜中斷等模擬情境下，系統仍能維持一定程度之通訊服務能力，顯示低軌衛星具備作為地面通訊系統備援方案之潛力。</w:t>
+        <w:t>。分析結果亦證實衛星仰角與通訊品質呈現正相關關係，當衛星接近天頂位置時，其訊號強度及通訊品質表現最佳。</w:t>
+      </w:r>
+      <w:proofErr w:type="gramStart"/>
+      <w:r>
+        <w:rPr>
+          <w:b/>
+          <w:bCs/>
+          <w:i/>
+          <w:iCs/>
+          <w:lang w:eastAsia="zh-TW"/>
+        </w:rPr>
+        <w:t>此外，</w:t>
+      </w:r>
+      <w:proofErr w:type="gramEnd"/>
+      <w:r>
+        <w:rPr>
+          <w:b/>
+          <w:bCs/>
+          <w:i/>
+          <w:iCs/>
+          <w:lang w:eastAsia="zh-TW"/>
+        </w:rPr>
+        <w:t>在海底電纜中斷等模擬情境下，系統仍能維持一定程度之通訊服務能力，顯示低軌衛星具備作為地面通訊系統備援方案之潛力。</w:t>
       </w:r>
     </w:p>
     <w:p>
@@ -503,6 +560,7 @@
         </w:rPr>
         <w:t>詞</w:t>
       </w:r>
+      <w:proofErr w:type="gramStart"/>
       <w:r>
         <w:rPr>
           <w:b/>
@@ -513,6 +571,7 @@
         </w:rPr>
         <w:t>—</w:t>
       </w:r>
+      <w:proofErr w:type="gramEnd"/>
       <w:r>
         <w:rPr>
           <w:b/>
@@ -521,8 +580,9 @@
           <w:iCs/>
           <w:lang w:eastAsia="zh-TW"/>
         </w:rPr>
-        <w:t>低地球軌道衛星、星鏈計畫、通訊備援、通訊韌性、</w:t>
-      </w:r>
+        <w:t>低地球軌道衛星、</w:t>
+      </w:r>
+      <w:proofErr w:type="gramStart"/>
       <w:r>
         <w:rPr>
           <w:b/>
@@ -531,8 +591,9 @@
           <w:iCs/>
           <w:lang w:eastAsia="zh-TW"/>
         </w:rPr>
-        <w:t>Power BI</w:t>
-      </w:r>
+        <w:t>星鏈計畫</w:t>
+      </w:r>
+      <w:proofErr w:type="gramEnd"/>
       <w:r>
         <w:rPr>
           <w:b/>
@@ -541,6 +602,26 @@
           <w:iCs/>
           <w:lang w:eastAsia="zh-TW"/>
         </w:rPr>
+        <w:t>、通訊備援、通訊韌性、</w:t>
+      </w:r>
+      <w:r>
+        <w:rPr>
+          <w:b/>
+          <w:bCs/>
+          <w:i/>
+          <w:iCs/>
+          <w:lang w:eastAsia="zh-TW"/>
+        </w:rPr>
+        <w:t>Power BI</w:t>
+      </w:r>
+      <w:r>
+        <w:rPr>
+          <w:b/>
+          <w:bCs/>
+          <w:i/>
+          <w:iCs/>
+          <w:lang w:eastAsia="zh-TW"/>
+        </w:rPr>
         <w:t>、資料視覺化。</w:t>
       </w:r>
     </w:p>
@@ -584,33 +665,49 @@
         <w:spacing w:before="100" w:beforeAutospacing="1" w:after="100" w:afterAutospacing="1"/>
         <w:jc w:val="left"/>
         <w:rPr>
+          <w:rFonts w:ascii="標楷體" w:hAnsi="標楷體" w:cs="新細明體"/>
+          <w:lang w:eastAsia="zh-TW"/>
+        </w:rPr>
+      </w:pPr>
+      <w:bookmarkStart w:id="1" w:name="_Hlk231314080"/>
+      <w:r>
+        <w:rPr>
           <w:rFonts w:ascii="標楷體" w:hAnsi="標楷體" w:cs="新細明體" w:hint="eastAsia"/>
           <w:lang w:eastAsia="zh-TW"/>
         </w:rPr>
-      </w:pPr>
-      <w:bookmarkStart w:id="1" w:name="_Hlk231314080"/>
+        <w:t xml:space="preserve">低軌衛星（Low Earth Orbit, LEO）通訊系統近年來快速發展，其中以 </w:t>
+      </w:r>
+      <w:proofErr w:type="spellStart"/>
       <w:r>
         <w:rPr>
           <w:rFonts w:ascii="標楷體" w:hAnsi="標楷體" w:cs="新細明體" w:hint="eastAsia"/>
           <w:lang w:eastAsia="zh-TW"/>
         </w:rPr>
-        <w:t xml:space="preserve">低軌衛星（Low Earth Orbit, LEO）通訊系統近年來快速發展，其中以 </w:t>
-      </w:r>
-      <w:proofErr w:type="spellStart"/>
+        <w:t>Starlink</w:t>
+      </w:r>
+      <w:proofErr w:type="spellEnd"/>
       <w:r>
         <w:rPr>
           <w:rFonts w:ascii="標楷體" w:hAnsi="標楷體" w:cs="新細明體" w:hint="eastAsia"/>
           <w:lang w:eastAsia="zh-TW"/>
         </w:rPr>
-        <w:t>Starlink</w:t>
-      </w:r>
-      <w:proofErr w:type="spellEnd"/>
+        <w:t xml:space="preserve"> 為最具代表性的商業應用案例。相較於傳統地球同步軌道衛星（GEO），低軌衛星具有軌道高度較低、傳輸延遲小、訊號品質佳及覆蓋範圍廣等優勢，能有效提供高速且穩定的網際網路服務。由於低軌衛星可透過大量衛星組成星座網路，即使部分地面基礎設施因天災、戰爭或其他突發事件受損，仍能維持基本通訊能力，因此被視為提升國家通訊韌性的重要技術之</w:t>
+      </w:r>
+      <w:proofErr w:type="gramStart"/>
       <w:r>
         <w:rPr>
           <w:rFonts w:ascii="標楷體" w:hAnsi="標楷體" w:cs="新細明體" w:hint="eastAsia"/>
           <w:lang w:eastAsia="zh-TW"/>
         </w:rPr>
-        <w:t xml:space="preserve"> 為最具代表性的商業應用案例。相較於傳統地球同步軌道衛星（GEO），低軌衛星具有軌道高度較低、傳輸延遲小、訊號品質佳及覆蓋範圍廣等優勢，能有效提供高速且穩定的網際網路服務。由於低軌衛星可透過大量衛星組成星座網路，即使部分地面基礎設施因天災、戰爭或其他突發事件受損，仍能維持基本通訊能力，因此被視為提升國家通訊韌性的重要技術之一。</w:t>
+        <w:t>一</w:t>
+      </w:r>
+      <w:proofErr w:type="gramEnd"/>
+      <w:r>
+        <w:rPr>
+          <w:rFonts w:ascii="標楷體" w:hAnsi="標楷體" w:cs="新細明體" w:hint="eastAsia"/>
+          <w:lang w:eastAsia="zh-TW"/>
+        </w:rPr>
+        <w:t>。</w:t>
       </w:r>
     </w:p>
     <w:p>
@@ -632,32 +729,48 @@
         <w:spacing w:before="100" w:beforeAutospacing="1" w:after="100" w:afterAutospacing="1"/>
         <w:jc w:val="left"/>
         <w:rPr>
+          <w:rFonts w:ascii="標楷體" w:hAnsi="標楷體" w:cs="新細明體"/>
+          <w:lang w:eastAsia="zh-TW"/>
+        </w:rPr>
+      </w:pPr>
+      <w:r>
+        <w:rPr>
           <w:rFonts w:ascii="標楷體" w:hAnsi="標楷體" w:cs="新細明體" w:hint="eastAsia"/>
           <w:lang w:eastAsia="zh-TW"/>
         </w:rPr>
-      </w:pPr>
+        <w:t xml:space="preserve">近年來，臺灣政府積極推動數位基礎建設與通訊韌性政策，強化關鍵基礎設施的備援能力。為降低對海底電纜及地面通訊網路的依賴，中華電信已與 </w:t>
+      </w:r>
+      <w:proofErr w:type="spellStart"/>
       <w:r>
         <w:rPr>
           <w:rFonts w:ascii="標楷體" w:hAnsi="標楷體" w:cs="新細明體" w:hint="eastAsia"/>
           <w:lang w:eastAsia="zh-TW"/>
         </w:rPr>
-        <w:t xml:space="preserve">近年來，臺灣政府積極推動數位基礎建設與通訊韌性政策，強化關鍵基礎設施的備援能力。為降低對海底電纜及地面通訊網路的依賴，中華電信已與 </w:t>
-      </w:r>
-      <w:proofErr w:type="spellStart"/>
+        <w:t>OneWeb</w:t>
+      </w:r>
+      <w:proofErr w:type="spellEnd"/>
       <w:r>
         <w:rPr>
           <w:rFonts w:ascii="標楷體" w:hAnsi="標楷體" w:cs="新細明體" w:hint="eastAsia"/>
           <w:lang w:eastAsia="zh-TW"/>
         </w:rPr>
-        <w:t>OneWeb</w:t>
-      </w:r>
-      <w:proofErr w:type="spellEnd"/>
+        <w:t xml:space="preserve"> 合作建置低軌衛星地面站，並持續評估與其他衛星服務供應商合作的可能性，以建立多軌道、多供應商及多層次的衛星通訊架構。</w:t>
+      </w:r>
+      <w:proofErr w:type="gramStart"/>
       <w:r>
         <w:rPr>
           <w:rFonts w:ascii="標楷體" w:hAnsi="標楷體" w:cs="新細明體" w:hint="eastAsia"/>
           <w:lang w:eastAsia="zh-TW"/>
         </w:rPr>
-        <w:t xml:space="preserve"> 合作建置低軌衛星地面站，並持續評估與其他衛星服務供應商合作的可能性，以建立多軌道、多供應商及多層次的衛星通訊架構。此類備援系統不僅可支援偏遠山區、離島地區的網路需求，也能在地震、颱風等重大災害發生時，提供緊急通訊服務，確保政府機關、救災單位及民眾之間的資訊傳遞不中斷。</w:t>
+        <w:t>此類備援</w:t>
+      </w:r>
+      <w:proofErr w:type="gramEnd"/>
+      <w:r>
+        <w:rPr>
+          <w:rFonts w:ascii="標楷體" w:hAnsi="標楷體" w:cs="新細明體" w:hint="eastAsia"/>
+          <w:lang w:eastAsia="zh-TW"/>
+        </w:rPr>
+        <w:t>系統不僅可支援偏遠山區、離島地區的網路需求，也能在地震、颱風等重大災害發生時，提供緊急通訊服務，確保政府機關、救災單位及民眾之間的資訊傳遞不中斷。</w:t>
       </w:r>
     </w:p>
     <w:p>
@@ -679,32 +792,48 @@
         <w:spacing w:before="100" w:beforeAutospacing="1" w:after="100" w:afterAutospacing="1"/>
         <w:jc w:val="left"/>
         <w:rPr>
+          <w:rFonts w:ascii="標楷體" w:hAnsi="標楷體" w:cs="新細明體"/>
+          <w:lang w:eastAsia="zh-TW"/>
+        </w:rPr>
+      </w:pPr>
+      <w:r>
+        <w:rPr>
           <w:rFonts w:ascii="標楷體" w:hAnsi="標楷體" w:cs="新細明體" w:hint="eastAsia"/>
           <w:lang w:eastAsia="zh-TW"/>
         </w:rPr>
-      </w:pPr>
+        <w:t xml:space="preserve">基於上述發展趨勢與實際需求，本研究以 </w:t>
+      </w:r>
+      <w:proofErr w:type="spellStart"/>
       <w:r>
         <w:rPr>
           <w:rFonts w:ascii="標楷體" w:hAnsi="標楷體" w:cs="新細明體" w:hint="eastAsia"/>
           <w:lang w:eastAsia="zh-TW"/>
         </w:rPr>
-        <w:t xml:space="preserve">基於上述發展趨勢與實際需求，本研究以 </w:t>
-      </w:r>
-      <w:proofErr w:type="spellStart"/>
+        <w:t>Starlink</w:t>
+      </w:r>
+      <w:proofErr w:type="spellEnd"/>
       <w:r>
         <w:rPr>
           <w:rFonts w:ascii="標楷體" w:hAnsi="標楷體" w:cs="新細明體" w:hint="eastAsia"/>
           <w:lang w:eastAsia="zh-TW"/>
         </w:rPr>
-        <w:t>Starlink</w:t>
-      </w:r>
-      <w:proofErr w:type="spellEnd"/>
+        <w:t xml:space="preserve"> 衛星軌道資料作為分析對象，蒐集衛星位置、軌道高度、仰角、可見衛星數量及覆蓋範圍等相關資訊，並結合 Power BI 視覺化分析工具建立互動式儀表板。透過地圖、卡片、折線圖及篩選器等功能，使用者可即時觀察臺灣上空衛星分布情形、不同時間點的可用衛星數量，以及衛星相對於地面觀測站的位置變化。</w:t>
+      </w:r>
+      <w:proofErr w:type="gramStart"/>
       <w:r>
         <w:rPr>
           <w:rFonts w:ascii="標楷體" w:hAnsi="標楷體" w:cs="新細明體" w:hint="eastAsia"/>
           <w:lang w:eastAsia="zh-TW"/>
         </w:rPr>
-        <w:t xml:space="preserve"> 衛星軌道資料作為分析對象，蒐集衛星位置、軌道高度、仰角、可見衛星數量及覆蓋範圍等相關資訊，並結合 Power BI 視覺化分析工具建立互動式儀表板。透過地圖、卡片、折線圖及篩選器等功能，使用者可即時觀察臺灣上空衛星分布情形、不同時間點的可用衛星數量，以及衛星相對於地面觀測站的位置變化。此外，研究亦針對衛星仰角與距離對通訊品質可能造成的影響進行分析，藉由視覺化呈現衛星覆蓋能力與連線穩定度之間的關聯性。</w:t>
+        <w:t>此外，</w:t>
+      </w:r>
+      <w:proofErr w:type="gramEnd"/>
+      <w:r>
+        <w:rPr>
+          <w:rFonts w:ascii="標楷體" w:hAnsi="標楷體" w:cs="新細明體" w:hint="eastAsia"/>
+          <w:lang w:eastAsia="zh-TW"/>
+        </w:rPr>
+        <w:t>研究亦針對衛星仰角與距離對通訊品質可能造成的影響進行分析，藉由視覺化呈現衛星覆蓋能力與連線穩定度之間的關聯性。</w:t>
       </w:r>
     </w:p>
     <w:p>
@@ -778,7 +907,7 @@
         <w:spacing w:before="100" w:beforeAutospacing="1" w:after="100" w:afterAutospacing="1"/>
         <w:jc w:val="left"/>
         <w:rPr>
-          <w:rFonts w:ascii="標楷體" w:hAnsi="標楷體" w:cs="新細明體" w:hint="eastAsia"/>
+          <w:rFonts w:ascii="標楷體" w:hAnsi="標楷體" w:cs="新細明體"/>
           <w:lang w:eastAsia="zh-TW"/>
         </w:rPr>
       </w:pPr>
@@ -814,7 +943,39 @@
           <w:lang w:eastAsia="zh-TW"/>
         </w:rPr>
         <w:lastRenderedPageBreak/>
-        <w:t>灣為例，電信事業之外資投資比例受到限制，直接持股比例上限為49%，且衛星服務業者若欲在臺提供商業服務，仍須符合主管機關對於頻譜使用、設備認證、資安管理及地面站設置等相關規範。</w:t>
+        <w:t>灣為例，電信事業之外資投資比例受到限制，直接持股比例上限為49%，且衛星服務業者若欲在</w:t>
+      </w:r>
+      <w:proofErr w:type="gramStart"/>
+      <w:r>
+        <w:rPr>
+          <w:rFonts w:ascii="標楷體" w:hAnsi="標楷體" w:cs="新細明體" w:hint="eastAsia"/>
+          <w:lang w:eastAsia="zh-TW"/>
+        </w:rPr>
+        <w:t>臺</w:t>
+      </w:r>
+      <w:proofErr w:type="gramEnd"/>
+      <w:r>
+        <w:rPr>
+          <w:rFonts w:ascii="標楷體" w:hAnsi="標楷體" w:cs="新細明體" w:hint="eastAsia"/>
+          <w:lang w:eastAsia="zh-TW"/>
+        </w:rPr>
+        <w:t>提供商業服務，仍須符合主管機關對於頻譜使用、設備認證、</w:t>
+      </w:r>
+      <w:proofErr w:type="gramStart"/>
+      <w:r>
+        <w:rPr>
+          <w:rFonts w:ascii="標楷體" w:hAnsi="標楷體" w:cs="新細明體" w:hint="eastAsia"/>
+          <w:lang w:eastAsia="zh-TW"/>
+        </w:rPr>
+        <w:t>資安管理</w:t>
+      </w:r>
+      <w:proofErr w:type="gramEnd"/>
+      <w:r>
+        <w:rPr>
+          <w:rFonts w:ascii="標楷體" w:hAnsi="標楷體" w:cs="新細明體" w:hint="eastAsia"/>
+          <w:lang w:eastAsia="zh-TW"/>
+        </w:rPr>
+        <w:t>及地面站設置等相關規範。</w:t>
       </w:r>
     </w:p>
     <w:p>
@@ -824,7 +985,7 @@
         <w:spacing w:before="100" w:beforeAutospacing="1" w:after="100" w:afterAutospacing="1"/>
         <w:jc w:val="left"/>
         <w:rPr>
-          <w:rFonts w:ascii="標楷體" w:hAnsi="標楷體" w:cs="新細明體" w:hint="eastAsia"/>
+          <w:rFonts w:ascii="標楷體" w:hAnsi="標楷體" w:cs="新細明體"/>
           <w:lang w:eastAsia="zh-TW"/>
         </w:rPr>
       </w:pPr>
@@ -859,7 +1020,23 @@
           <w:rFonts w:ascii="標楷體" w:hAnsi="標楷體" w:cs="新細明體" w:hint="eastAsia"/>
           <w:lang w:eastAsia="zh-TW"/>
         </w:rPr>
-        <w:t>低軌衛星通訊品質容易受到多項環境因素影響。由於衛星持續繞行地球運轉，地面終端設備需不斷與不同衛星進行切換，因此系統必須具備良好的追蹤與切換能力。當衛星仰角較低時，訊號需要穿越較長的大氣層傳播路徑，容易受到降雨、雲層、水氣及電離層變化等因素影響，造成訊號衰減、延遲增加或封包遺失等情形。</w:t>
+        <w:t>低軌衛星通訊品質容易受到多項環境因素影響。由於衛星持續繞行地球運轉，地面終端設備需不斷與不同衛星進行切換，因此系統必須具備良好的追蹤與切換能力。當衛星仰角較低時，訊號需要穿越較長的大氣層傳播路徑，容易受到降雨、雲層、水氣及電離層變化等因素影響，造成訊號衰減、延遲</w:t>
+      </w:r>
+      <w:proofErr w:type="gramStart"/>
+      <w:r>
+        <w:rPr>
+          <w:rFonts w:ascii="標楷體" w:hAnsi="標楷體" w:cs="新細明體" w:hint="eastAsia"/>
+          <w:lang w:eastAsia="zh-TW"/>
+        </w:rPr>
+        <w:t>增加或封包</w:t>
+      </w:r>
+      <w:proofErr w:type="gramEnd"/>
+      <w:r>
+        <w:rPr>
+          <w:rFonts w:ascii="標楷體" w:hAnsi="標楷體" w:cs="新細明體" w:hint="eastAsia"/>
+          <w:lang w:eastAsia="zh-TW"/>
+        </w:rPr>
+        <w:t>遺失等情形。</w:t>
       </w:r>
     </w:p>
     <w:p>
@@ -869,7 +1046,7 @@
         <w:spacing w:before="100" w:beforeAutospacing="1" w:after="100" w:afterAutospacing="1"/>
         <w:jc w:val="left"/>
         <w:rPr>
-          <w:rFonts w:ascii="標楷體" w:hAnsi="標楷體" w:cs="新細明體" w:hint="eastAsia"/>
+          <w:rFonts w:ascii="標楷體" w:hAnsi="標楷體" w:cs="新細明體"/>
           <w:lang w:eastAsia="zh-TW"/>
         </w:rPr>
       </w:pPr>
@@ -888,16 +1065,48 @@
         <w:spacing w:before="100" w:beforeAutospacing="1" w:after="100" w:afterAutospacing="1"/>
         <w:jc w:val="left"/>
         <w:rPr>
+          <w:rFonts w:ascii="標楷體" w:hAnsi="標楷體" w:cs="新細明體"/>
+          <w:lang w:eastAsia="zh-TW"/>
+        </w:rPr>
+      </w:pPr>
+      <w:r>
+        <w:rPr>
           <w:rFonts w:ascii="標楷體" w:hAnsi="標楷體" w:cs="新細明體" w:hint="eastAsia"/>
           <w:lang w:eastAsia="zh-TW"/>
         </w:rPr>
-      </w:pPr>
+        <w:t>可見衛星數量會隨時間、地理位置及衛星軌道配置而持續變化，因此通訊品質具有高度動態特性。當同一時間可供連線的衛星數量較</w:t>
+      </w:r>
+      <w:proofErr w:type="gramStart"/>
       <w:r>
         <w:rPr>
           <w:rFonts w:ascii="標楷體" w:hAnsi="標楷體" w:cs="新細明體" w:hint="eastAsia"/>
           <w:lang w:eastAsia="zh-TW"/>
         </w:rPr>
-        <w:t>可見衛星數量會隨時間、地理位置及衛星軌道配置而持續變化，因此通訊品質具有高度動態特性。當同一時間可供連線的衛星數量較多時，系統能夠提供較佳的備援能力與網路穩定度；反之，若可見衛星數量減少，則可能增加切換頻率或影響服務品質。因此，必須透過持續監測衛星位置、仰角、距離及覆蓋範圍等資料，建立完整的分析機制，以評估不同時間與地區的通訊可用性。</w:t>
+        <w:t>多時，</w:t>
+      </w:r>
+      <w:proofErr w:type="gramEnd"/>
+      <w:r>
+        <w:rPr>
+          <w:rFonts w:ascii="標楷體" w:hAnsi="標楷體" w:cs="新細明體" w:hint="eastAsia"/>
+          <w:lang w:eastAsia="zh-TW"/>
+        </w:rPr>
+        <w:t>系統能夠提供較佳的備援能力與網路穩定度；</w:t>
+      </w:r>
+      <w:proofErr w:type="gramStart"/>
+      <w:r>
+        <w:rPr>
+          <w:rFonts w:ascii="標楷體" w:hAnsi="標楷體" w:cs="新細明體" w:hint="eastAsia"/>
+          <w:lang w:eastAsia="zh-TW"/>
+        </w:rPr>
+        <w:t>反之，</w:t>
+      </w:r>
+      <w:proofErr w:type="gramEnd"/>
+      <w:r>
+        <w:rPr>
+          <w:rFonts w:ascii="標楷體" w:hAnsi="標楷體" w:cs="新細明體" w:hint="eastAsia"/>
+          <w:lang w:eastAsia="zh-TW"/>
+        </w:rPr>
+        <w:t>若可見衛星數量減少，則可能增加切換頻率或影響服務品質。因此，必須透過持續監測衛星位置、仰角、距離及覆蓋範圍等資料，建立完整的分析機制，以評估不同時間與地區的通訊可用性。</w:t>
       </w:r>
     </w:p>
     <w:p>
@@ -907,37 +1116,53 @@
         <w:spacing w:before="100" w:beforeAutospacing="1" w:after="100" w:afterAutospacing="1"/>
         <w:jc w:val="left"/>
         <w:rPr>
+          <w:rFonts w:ascii="標楷體" w:hAnsi="標楷體" w:cs="新細明體"/>
+          <w:lang w:eastAsia="zh-TW"/>
+        </w:rPr>
+      </w:pPr>
+      <w:r>
+        <w:rPr>
           <w:rFonts w:ascii="標楷體" w:hAnsi="標楷體" w:cs="新細明體" w:hint="eastAsia"/>
           <w:lang w:eastAsia="zh-TW"/>
         </w:rPr>
-      </w:pPr>
+        <w:t>以</w:t>
+      </w:r>
       <w:r>
         <w:rPr>
           <w:rFonts w:ascii="標楷體" w:hAnsi="標楷體" w:cs="新細明體" w:hint="eastAsia"/>
           <w:lang w:eastAsia="zh-TW"/>
         </w:rPr>
-        <w:t>以</w:t>
+        <w:t>成本層面</w:t>
       </w:r>
       <w:r>
         <w:rPr>
           <w:rFonts w:ascii="標楷體" w:hAnsi="標楷體" w:cs="新細明體" w:hint="eastAsia"/>
           <w:lang w:eastAsia="zh-TW"/>
         </w:rPr>
-        <w:t>成本層面</w:t>
+        <w:t>來看</w:t>
       </w:r>
       <w:r>
         <w:rPr>
           <w:rFonts w:ascii="標楷體" w:hAnsi="標楷體" w:cs="新細明體" w:hint="eastAsia"/>
           <w:lang w:eastAsia="zh-TW"/>
         </w:rPr>
-        <w:t>來看</w:t>
-      </w:r>
+        <w:t>低軌衛星通訊系統需要大量衛星發射、地面站建置及終端設備部署，整體投資成本相當可觀。雖然近年來火箭發射成本下降及衛星製造技術進步，使得低軌衛星服務逐漸</w:t>
+      </w:r>
+      <w:proofErr w:type="gramStart"/>
       <w:r>
         <w:rPr>
           <w:rFonts w:ascii="標楷體" w:hAnsi="標楷體" w:cs="新細明體" w:hint="eastAsia"/>
           <w:lang w:eastAsia="zh-TW"/>
         </w:rPr>
-        <w:t>低軌衛星通訊系統需要大量衛星發射、地面站建置及終端設備部署，整體投資成本相當可觀。雖然近年來火箭發射成本下降及衛星製造技術進步，使得低軌衛星服務逐漸普及，但相較於傳統光纖或行動通訊網路，其建置與維運成本仍然偏高。如何在通訊效能與建置成本之間取得平衡，也是未來推廣低軌衛星通訊的重要課題。</w:t>
+        <w:t>普及，</w:t>
+      </w:r>
+      <w:proofErr w:type="gramEnd"/>
+      <w:r>
+        <w:rPr>
+          <w:rFonts w:ascii="標楷體" w:hAnsi="標楷體" w:cs="新細明體" w:hint="eastAsia"/>
+          <w:lang w:eastAsia="zh-TW"/>
+        </w:rPr>
+        <w:t>但相較於傳統光纖或行動通訊網路，其建置與維運成本仍然偏高。如何在通訊效能與建置成本之間取得平衡，也是未來推廣低軌衛星通訊的重要課題。</w:t>
       </w:r>
     </w:p>
     <w:p>
@@ -1294,7 +1519,21 @@
         <w:rPr>
           <w:lang w:eastAsia="zh-TW"/>
         </w:rPr>
-        <w:t>以臺中觀測站作為固定觀測位置，計算衛星與地面站之間的距離、仰角（</w:t>
+        <w:t>以</w:t>
+      </w:r>
+      <w:proofErr w:type="gramStart"/>
+      <w:r>
+        <w:rPr>
+          <w:lang w:eastAsia="zh-TW"/>
+        </w:rPr>
+        <w:t>臺</w:t>
+      </w:r>
+      <w:proofErr w:type="gramEnd"/>
+      <w:r>
+        <w:rPr>
+          <w:lang w:eastAsia="zh-TW"/>
+        </w:rPr>
+        <w:t>中觀測站作為固定觀測位置，計算衛星與地面站之間的距離、仰角（</w:t>
       </w:r>
       <w:r>
         <w:rPr>
@@ -1437,7 +1676,6 @@
     <w:p>
       <w:pPr>
         <w:rPr>
-          <w:rFonts w:hint="eastAsia"/>
           <w:lang w:eastAsia="zh-TW"/>
         </w:rPr>
       </w:pPr>
@@ -1883,35 +2121,32 @@
         <w:spacing w:before="100" w:beforeAutospacing="1" w:after="100" w:afterAutospacing="1"/>
         <w:jc w:val="left"/>
         <w:rPr>
-          <w:rFonts w:ascii="標楷體" w:hAnsi="標楷體" w:cs="新細明體"/>
-          <w:lang w:eastAsia="zh-TW"/>
-        </w:rPr>
-      </w:pPr>
-      <w:r>
-        <w:rPr>
-          <w:rFonts w:ascii="標楷體" w:hAnsi="標楷體" w:cs="新細明體"/>
-          <w:lang w:eastAsia="zh-TW"/>
-        </w:rPr>
-        <w:t>仰角代表衛星相對於地面站之高度角度，通常仰角越高，訊號穿越大氣層之路徑越短，通訊品質越佳，因此被視為重要的通訊品質評估指標。</w:t>
-      </w:r>
-    </w:p>
-    <w:p>
-      <w:pPr>
-        <w:pStyle w:val="1"/>
-        <w:rPr>
-          <w:sz w:val="40"/>
-          <w:szCs w:val="40"/>
-          <w:lang w:eastAsia="zh-TW"/>
-        </w:rPr>
-      </w:pPr>
-      <w:r>
-        <w:rPr>
-          <w:rFonts w:hint="eastAsia"/>
-          <w:sz w:val="40"/>
-          <w:szCs w:val="40"/>
-          <w:lang w:eastAsia="zh-TW"/>
-        </w:rPr>
-        <w:t>提出方法</w:t>
+          <w:rFonts w:ascii="標楷體" w:hAnsi="標楷體" w:cs="新細明體" w:hint="eastAsia"/>
+          <w:lang w:eastAsia="zh-TW"/>
+        </w:rPr>
+      </w:pPr>
+      <w:r>
+        <w:rPr>
+          <w:rFonts w:ascii="標楷體" w:hAnsi="標楷體" w:cs="新細明體" w:hint="eastAsia"/>
+          <w:lang w:eastAsia="zh-TW"/>
+        </w:rPr>
+        <w:t>仰角（Elevation Angle）是指衛星相對於地面觀測站或接收站在地平線上的高度角度，通常以度（°）作為單位表示。當衛星位於地平線方向時，其仰角為0°；當衛星位於觀測站正上方時，仰角則接近90°。在衛星通訊系統中，仰角是評估衛星</w:t>
+      </w:r>
+      <w:proofErr w:type="gramStart"/>
+      <w:r>
+        <w:rPr>
+          <w:rFonts w:ascii="標楷體" w:hAnsi="標楷體" w:cs="新細明體" w:hint="eastAsia"/>
+          <w:lang w:eastAsia="zh-TW"/>
+        </w:rPr>
+        <w:t>可視性與</w:t>
+      </w:r>
+      <w:proofErr w:type="gramEnd"/>
+      <w:r>
+        <w:rPr>
+          <w:rFonts w:ascii="標楷體" w:hAnsi="標楷體" w:cs="新細明體" w:hint="eastAsia"/>
+          <w:lang w:eastAsia="zh-TW"/>
+        </w:rPr>
+        <w:t>通訊品質的重要參數之一，因為它直接影響訊號傳輸路徑長度以及受到環境干擾的程度。</w:t>
       </w:r>
     </w:p>
     <w:p>
@@ -1921,16 +2156,40 @@
         <w:spacing w:before="100" w:beforeAutospacing="1" w:after="100" w:afterAutospacing="1"/>
         <w:jc w:val="left"/>
         <w:rPr>
-          <w:rFonts w:ascii="標楷體" w:hAnsi="標楷體" w:cs="新細明體"/>
-          <w:lang w:eastAsia="zh-TW"/>
-        </w:rPr>
-      </w:pPr>
-      <w:r>
-        <w:rPr>
           <w:rFonts w:ascii="標楷體" w:hAnsi="標楷體" w:cs="新細明體" w:hint="eastAsia"/>
           <w:lang w:eastAsia="zh-TW"/>
         </w:rPr>
-        <w:t>資料處理利用 Python 進行軌道計算與資料前處理，產生衛星經緯度、高度、仰角、方位角及衛星與觀測站距離等分析資料。</w:t>
+      </w:pPr>
+      <w:r>
+        <w:rPr>
+          <w:rFonts w:ascii="標楷體" w:hAnsi="標楷體" w:cs="新細明體" w:hint="eastAsia"/>
+          <w:lang w:eastAsia="zh-TW"/>
+        </w:rPr>
+        <w:t>一般而言，衛星仰角越高，代表衛星位於觀測站上方較接近天頂的位置，此時無線電訊號穿越大氣層的距離較</w:t>
+      </w:r>
+      <w:r>
+        <w:rPr>
+          <w:rFonts w:ascii="標楷體" w:hAnsi="標楷體" w:cs="新細明體" w:hint="eastAsia"/>
+          <w:lang w:eastAsia="zh-TW"/>
+        </w:rPr>
+        <w:lastRenderedPageBreak/>
+        <w:t>短，訊號衰減相對較小，因此能夠獲得較佳的接收品質與較穩定的通訊連線。相反地，當衛星仰角較低時，訊號必須穿越更長的大氣傳播路徑，不僅容易受到水氣、雨滴、雲層及電離層等因素影響，也可能因多重路徑效應（Multipath Effect）而造成訊號品質下降。</w:t>
+      </w:r>
+      <w:proofErr w:type="gramStart"/>
+      <w:r>
+        <w:rPr>
+          <w:rFonts w:ascii="標楷體" w:hAnsi="標楷體" w:cs="新細明體" w:hint="eastAsia"/>
+          <w:lang w:eastAsia="zh-TW"/>
+        </w:rPr>
+        <w:t>此外，</w:t>
+      </w:r>
+      <w:proofErr w:type="gramEnd"/>
+      <w:r>
+        <w:rPr>
+          <w:rFonts w:ascii="標楷體" w:hAnsi="標楷體" w:cs="新細明體" w:hint="eastAsia"/>
+          <w:lang w:eastAsia="zh-TW"/>
+        </w:rPr>
+        <w:t>較低仰角的訊號更容易受到地形、建築物、樹木或其他障礙物遮蔽，進而導致訊號中斷或連線不穩定。</w:t>
       </w:r>
     </w:p>
     <w:p>
@@ -1940,17 +2199,16 @@
         <w:spacing w:before="100" w:beforeAutospacing="1" w:after="100" w:afterAutospacing="1"/>
         <w:jc w:val="left"/>
         <w:rPr>
-          <w:rFonts w:ascii="標楷體" w:hAnsi="標楷體" w:cs="新細明體"/>
-          <w:lang w:eastAsia="zh-TW"/>
-        </w:rPr>
-      </w:pPr>
-      <w:r>
-        <w:rPr>
           <w:rFonts w:ascii="標楷體" w:hAnsi="標楷體" w:cs="新細明體" w:hint="eastAsia"/>
           <w:lang w:eastAsia="zh-TW"/>
         </w:rPr>
-        <w:lastRenderedPageBreak/>
-        <w:t>建立多項通訊品質評估指標，包括可用衛星數量、平均仰角、平均距離及通訊品質評分等。研究進一步設定通訊品質門檻值，以量化評估不同時間條件下之通訊可用性。例如當可用衛星數量達到預設標準且平均仰角高於目標值時，系統判定通訊品質為良好；反之則顯示通訊品質較差。</w:t>
+      </w:pPr>
+      <w:r>
+        <w:rPr>
+          <w:rFonts w:ascii="標楷體" w:hAnsi="標楷體" w:cs="新細明體" w:hint="eastAsia"/>
+          <w:lang w:eastAsia="zh-TW"/>
+        </w:rPr>
+        <w:t>仰角亦與衛星覆蓋範圍及可見時間有密切關聯。較低的仰角雖然能增加單顆衛星的理論覆蓋範圍，但通訊品質相對較差；較高的仰角則可提供較佳的連線品質，但單顆衛星可服務的地面範圍較小。因此，在實際應用中必須於覆蓋範圍與通訊品質之間取得平衡。對於災害應變、緊急通訊及偏遠地區網路服務等應用而言，仰角資訊能夠協助判斷衛星是否適合作為即時通訊鏈路，並作為網路效能評估的重要依據。</w:t>
       </w:r>
     </w:p>
     <w:p>
@@ -1960,16 +2218,48 @@
         <w:spacing w:before="100" w:beforeAutospacing="1" w:after="100" w:afterAutospacing="1"/>
         <w:jc w:val="left"/>
         <w:rPr>
-          <w:rFonts w:ascii="標楷體" w:hAnsi="標楷體" w:cs="新細明體"/>
-          <w:lang w:eastAsia="zh-TW"/>
-        </w:rPr>
-      </w:pPr>
-      <w:r>
-        <w:rPr>
           <w:rFonts w:ascii="標楷體" w:hAnsi="標楷體" w:cs="新細明體" w:hint="eastAsia"/>
           <w:lang w:eastAsia="zh-TW"/>
         </w:rPr>
-        <w:t>透過地圖呈現衛星空間分布情形，並利用卡片顯示關鍵指標，協助使用者快速掌握目前通訊狀態。同時透過折線圖及散佈圖分析衛星數量、仰角及通訊品質隨時間之變化趨勢，以利進行決策分析。</w:t>
+      </w:pPr>
+      <w:r>
+        <w:rPr>
+          <w:rFonts w:ascii="標楷體" w:hAnsi="標楷體" w:cs="新細明體" w:hint="eastAsia"/>
+          <w:lang w:eastAsia="zh-TW"/>
+        </w:rPr>
+        <w:t xml:space="preserve">在本研究中仰角被列為分析 </w:t>
+      </w:r>
+      <w:proofErr w:type="spellStart"/>
+      <w:r>
+        <w:rPr>
+          <w:rFonts w:ascii="標楷體" w:hAnsi="標楷體" w:cs="新細明體" w:hint="eastAsia"/>
+          <w:lang w:eastAsia="zh-TW"/>
+        </w:rPr>
+        <w:t>Starlink</w:t>
+      </w:r>
+      <w:proofErr w:type="spellEnd"/>
+      <w:r>
+        <w:rPr>
+          <w:rFonts w:ascii="標楷體" w:hAnsi="標楷體" w:cs="新細明體" w:hint="eastAsia"/>
+          <w:lang w:eastAsia="zh-TW"/>
+        </w:rPr>
+        <w:t xml:space="preserve"> 衛星可用性與通訊品質的重要指標之</w:t>
+      </w:r>
+      <w:proofErr w:type="gramStart"/>
+      <w:r>
+        <w:rPr>
+          <w:rFonts w:ascii="標楷體" w:hAnsi="標楷體" w:cs="新細明體" w:hint="eastAsia"/>
+          <w:lang w:eastAsia="zh-TW"/>
+        </w:rPr>
+        <w:t>一</w:t>
+      </w:r>
+      <w:proofErr w:type="gramEnd"/>
+      <w:r>
+        <w:rPr>
+          <w:rFonts w:ascii="標楷體" w:hAnsi="標楷體" w:cs="新細明體" w:hint="eastAsia"/>
+          <w:lang w:eastAsia="zh-TW"/>
+        </w:rPr>
+        <w:t>。透過 Power BI 視覺化儀表板呈現衛星仰角的變化情形，並結合可見衛星數量、衛星距離及覆蓋範圍等資料進行交叉分析，可更全面地評估不同時間及不同觀測條件下的通訊品質，進一步了解低軌衛星系統於臺灣地區作為通訊備援方案的實際應用效能與發展潛力。</w:t>
       </w:r>
     </w:p>
     <w:p>
@@ -1988,7 +2278,7 @@
           <w:szCs w:val="40"/>
           <w:lang w:eastAsia="zh-TW"/>
         </w:rPr>
-        <w:t>實驗與呈現</w:t>
+        <w:t>提出方法</w:t>
       </w:r>
     </w:p>
     <w:p>
@@ -2004,26 +2294,10 @@
       </w:pPr>
       <w:r>
         <w:rPr>
-          <w:rFonts w:ascii="標楷體" w:hAnsi="標楷體" w:cs="新細明體"/>
-          <w:lang w:eastAsia="zh-TW"/>
-        </w:rPr>
-        <w:t xml:space="preserve">地圖視覺化結果顯示 </w:t>
-      </w:r>
-      <w:proofErr w:type="spellStart"/>
-      <w:r>
-        <w:rPr>
-          <w:rFonts w:ascii="標楷體" w:hAnsi="標楷體" w:cs="新細明體"/>
-          <w:lang w:eastAsia="zh-TW"/>
-        </w:rPr>
-        <w:t>Starlink</w:t>
-      </w:r>
-      <w:proofErr w:type="spellEnd"/>
-      <w:r>
-        <w:rPr>
-          <w:rFonts w:ascii="標楷體" w:hAnsi="標楷體" w:cs="新細明體"/>
-          <w:lang w:eastAsia="zh-TW"/>
-        </w:rPr>
-        <w:t xml:space="preserve"> 衛星於臺灣上空具有持續性的覆蓋能力。於觀測期間內，多數時間皆可觀察到多顆衛星同時位於可通訊範圍內，顯示低軌衛星星系具備透過衛星接續切換（Handover）維持服務連續性之能力。由於衛星持續沿軌道運行，因此可見衛星數量會隨時間變化，但整體而言仍能維持穩定覆蓋。</w:t>
+          <w:rFonts w:ascii="標楷體" w:hAnsi="標楷體" w:cs="新細明體" w:hint="eastAsia"/>
+          <w:lang w:eastAsia="zh-TW"/>
+        </w:rPr>
+        <w:t>資料處理利用 Python 進行軌道計算與資料前處理，產生衛星經緯度、高度、仰角、方位角及衛星與觀測站距離等分析資料。</w:t>
       </w:r>
     </w:p>
     <w:p>
@@ -2037,6 +2311,86 @@
           <w:lang w:eastAsia="zh-TW"/>
         </w:rPr>
       </w:pPr>
+      <w:r>
+        <w:rPr>
+          <w:rFonts w:ascii="標楷體" w:hAnsi="標楷體" w:cs="新細明體" w:hint="eastAsia"/>
+          <w:lang w:eastAsia="zh-TW"/>
+        </w:rPr>
+        <w:t>建立多項通訊品質評估指標，包括可用衛星數量、平均仰角、平均距離及通訊品質評分等。研究進一步設定通訊品質門檻值，以量化評估不同時間條件下之通訊可用性。例如當可用衛星數量達到預設標準且平均仰角高於目標值時，系統判定通訊品質為良好；反之則顯示通訊品質較差。</w:t>
+      </w:r>
+    </w:p>
+    <w:p>
+      <w:pPr>
+        <w:autoSpaceDE/>
+        <w:autoSpaceDN/>
+        <w:spacing w:before="100" w:beforeAutospacing="1" w:after="100" w:afterAutospacing="1"/>
+        <w:jc w:val="left"/>
+        <w:rPr>
+          <w:rFonts w:ascii="標楷體" w:hAnsi="標楷體" w:cs="新細明體"/>
+          <w:lang w:eastAsia="zh-TW"/>
+        </w:rPr>
+      </w:pPr>
+      <w:r>
+        <w:rPr>
+          <w:rFonts w:ascii="標楷體" w:hAnsi="標楷體" w:cs="新細明體" w:hint="eastAsia"/>
+          <w:lang w:eastAsia="zh-TW"/>
+        </w:rPr>
+        <w:t>透過地圖呈現衛星空間分布情形，並利用卡片顯示關鍵指標，協助使用者快速掌握目前通訊狀態。同時透過折線圖及散佈圖分析衛星數量、仰角及通訊品質隨時間之變化趨勢，以利進行決策分析。</w:t>
+      </w:r>
+    </w:p>
+    <w:p>
+      <w:pPr>
+        <w:pStyle w:val="1"/>
+        <w:rPr>
+          <w:sz w:val="40"/>
+          <w:szCs w:val="40"/>
+          <w:lang w:eastAsia="zh-TW"/>
+        </w:rPr>
+      </w:pPr>
+      <w:r>
+        <w:rPr>
+          <w:rFonts w:hint="eastAsia"/>
+          <w:sz w:val="40"/>
+          <w:szCs w:val="40"/>
+          <w:lang w:eastAsia="zh-TW"/>
+        </w:rPr>
+        <w:t>實驗與呈現</w:t>
+      </w:r>
+    </w:p>
+    <w:p>
+      <w:pPr>
+        <w:autoSpaceDE/>
+        <w:autoSpaceDN/>
+        <w:spacing w:before="100" w:beforeAutospacing="1" w:after="100" w:afterAutospacing="1"/>
+        <w:jc w:val="left"/>
+        <w:rPr>
+          <w:rFonts w:ascii="標楷體" w:hAnsi="標楷體" w:cs="新細明體" w:hint="eastAsia"/>
+          <w:lang w:eastAsia="zh-TW"/>
+        </w:rPr>
+      </w:pPr>
+      <w:r>
+        <w:rPr>
+          <w:rFonts w:ascii="標楷體" w:hAnsi="標楷體" w:cs="新細明體"/>
+          <w:lang w:eastAsia="zh-TW"/>
+        </w:rPr>
+        <w:t xml:space="preserve">地圖視覺化結果顯示 </w:t>
+      </w:r>
+      <w:proofErr w:type="spellStart"/>
+      <w:r>
+        <w:rPr>
+          <w:rFonts w:ascii="標楷體" w:hAnsi="標楷體" w:cs="新細明體"/>
+          <w:lang w:eastAsia="zh-TW"/>
+        </w:rPr>
+        <w:t>Starlink</w:t>
+      </w:r>
+      <w:proofErr w:type="spellEnd"/>
+      <w:r>
+        <w:rPr>
+          <w:rFonts w:ascii="標楷體" w:hAnsi="標楷體" w:cs="新細明體"/>
+          <w:lang w:eastAsia="zh-TW"/>
+        </w:rPr>
+        <w:t xml:space="preserve"> 衛星於臺灣上空具有持續性的覆蓋能力。於觀測期間內，多數時間皆可觀察到多顆衛星同時位於可通訊範圍內，顯示低軌衛星星系具備透過衛星接續切換（Handover）維持服務連續性之能力。由於衛星持續沿軌道運行，因此可見衛星數量會隨時間變化，但整體而言仍能維持穩定覆蓋。</w:t>
+      </w:r>
     </w:p>
     <w:p>
       <w:pPr>
@@ -2360,14 +2714,50 @@
           <w:bCs/>
           <w:lang w:eastAsia="zh-TW"/>
         </w:rPr>
-        <w:t>綠色群組直條圖（信號即時響應）</w:t>
-      </w:r>
-      <w:r>
-        <w:rPr>
-          <w:rFonts w:ascii="標楷體" w:hAnsi="標楷體" w:cs="新細明體"/>
-          <w:lang w:eastAsia="zh-TW"/>
-        </w:rPr>
-        <w:t>：對應左側 Y 軸，代表該秒級時間戳記下的</w:t>
+        <w:t>綠色</w:t>
+      </w:r>
+      <w:proofErr w:type="gramStart"/>
+      <w:r>
+        <w:rPr>
+          <w:rFonts w:ascii="標楷體" w:hAnsi="標楷體" w:cs="新細明體"/>
+          <w:b/>
+          <w:bCs/>
+          <w:lang w:eastAsia="zh-TW"/>
+        </w:rPr>
+        <w:t>群組直條</w:t>
+      </w:r>
+      <w:proofErr w:type="gramEnd"/>
+      <w:r>
+        <w:rPr>
+          <w:rFonts w:ascii="標楷體" w:hAnsi="標楷體" w:cs="新細明體"/>
+          <w:b/>
+          <w:bCs/>
+          <w:lang w:eastAsia="zh-TW"/>
+        </w:rPr>
+        <w:t>圖（信號即時響應）</w:t>
+      </w:r>
+      <w:r>
+        <w:rPr>
+          <w:rFonts w:ascii="標楷體" w:hAnsi="標楷體" w:cs="新細明體"/>
+          <w:lang w:eastAsia="zh-TW"/>
+        </w:rPr>
+        <w:t>：對應左側 Y 軸，代表</w:t>
+      </w:r>
+      <w:proofErr w:type="gramStart"/>
+      <w:r>
+        <w:rPr>
+          <w:rFonts w:ascii="標楷體" w:hAnsi="標楷體" w:cs="新細明體"/>
+          <w:lang w:eastAsia="zh-TW"/>
+        </w:rPr>
+        <w:t>該秒級</w:t>
+      </w:r>
+      <w:proofErr w:type="gramEnd"/>
+      <w:r>
+        <w:rPr>
+          <w:rFonts w:ascii="標楷體" w:hAnsi="標楷體" w:cs="新細明體"/>
+          <w:lang w:eastAsia="zh-TW"/>
+        </w:rPr>
+        <w:t>時間戳記下的</w:t>
       </w:r>
       <w:r>
         <w:rPr>
@@ -2442,7 +2832,23 @@
           <w:lang w:eastAsia="zh-TW"/>
         </w:rPr>
         <w:br/>
-        <w:t>當藍色折線攀升至波峰（天頂，如85</w:t>
+        <w:t>當藍色折線攀升至波峰</w:t>
+      </w:r>
+      <w:proofErr w:type="gramStart"/>
+      <w:r>
+        <w:rPr>
+          <w:rFonts w:ascii="標楷體" w:hAnsi="標楷體" w:cs="新細明體"/>
+          <w:lang w:eastAsia="zh-TW"/>
+        </w:rPr>
+        <w:t>（</w:t>
+      </w:r>
+      <w:proofErr w:type="gramEnd"/>
+      <w:r>
+        <w:rPr>
+          <w:rFonts w:ascii="標楷體" w:hAnsi="標楷體" w:cs="新細明體"/>
+          <w:lang w:eastAsia="zh-TW"/>
+        </w:rPr>
+        <w:t>天頂，如85</w:t>
       </w:r>
       <w:r>
         <w:rPr>
@@ -2456,8 +2862,33 @@
           <w:rFonts w:ascii="標楷體" w:hAnsi="標楷體" w:cs="新細明體"/>
           <w:lang w:eastAsia="zh-TW"/>
         </w:rPr>
-        <w:t>時，下方的綠色直條圖同步達到最高點；而當折線隨衛星遠離而下降時，直條圖亦同步衰減。此實驗完美驗證了——</w:t>
-      </w:r>
+        <w:t>時，下方的綠色直條圖同步達到最高點；而當折線隨衛星遠離而下降時，直</w:t>
+      </w:r>
+      <w:proofErr w:type="gramStart"/>
+      <w:r>
+        <w:rPr>
+          <w:rFonts w:ascii="標楷體" w:hAnsi="標楷體" w:cs="新細明體"/>
+          <w:lang w:eastAsia="zh-TW"/>
+        </w:rPr>
+        <w:t>條圖亦同步</w:t>
+      </w:r>
+      <w:proofErr w:type="gramEnd"/>
+      <w:r>
+        <w:rPr>
+          <w:rFonts w:ascii="標楷體" w:hAnsi="標楷體" w:cs="新細明體"/>
+          <w:lang w:eastAsia="zh-TW"/>
+        </w:rPr>
+        <w:t>衰減。此實驗完美驗證了</w:t>
+      </w:r>
+      <w:proofErr w:type="gramStart"/>
+      <w:r>
+        <w:rPr>
+          <w:rFonts w:ascii="標楷體" w:hAnsi="標楷體" w:cs="新細明體"/>
+          <w:lang w:eastAsia="zh-TW"/>
+        </w:rPr>
+        <w:t>——</w:t>
+      </w:r>
+      <w:proofErr w:type="gramEnd"/>
       <w:r>
         <w:rPr>
           <w:rFonts w:ascii="標楷體" w:hAnsi="標楷體" w:cs="新細明體"/>
@@ -2525,6 +2956,7 @@
               <w:rPr>
                 <w:noProof/>
               </w:rPr>
+              <w:lastRenderedPageBreak/>
               <w:drawing>
                 <wp:inline distT="0" distB="0" distL="0" distR="0" wp14:anchorId="1D8D42AC" wp14:editId="4F437E99">
                   <wp:extent cx="3442709" cy="1530350"/>
@@ -2727,7 +3159,23 @@
           <w:rFonts w:ascii="標楷體" w:hAnsi="標楷體" w:cs="新細明體"/>
           <w:lang w:eastAsia="zh-TW"/>
         </w:rPr>
-        <w:t xml:space="preserve"> 顆與 </w:t>
+        <w:t xml:space="preserve"> </w:t>
+      </w:r>
+      <w:proofErr w:type="gramStart"/>
+      <w:r>
+        <w:rPr>
+          <w:rFonts w:ascii="標楷體" w:hAnsi="標楷體" w:cs="新細明體"/>
+          <w:lang w:eastAsia="zh-TW"/>
+        </w:rPr>
+        <w:t>顆與</w:t>
+      </w:r>
+      <w:proofErr w:type="gramEnd"/>
+      <w:r>
+        <w:rPr>
+          <w:rFonts w:ascii="標楷體" w:hAnsi="標楷體" w:cs="新細明體"/>
+          <w:lang w:eastAsia="zh-TW"/>
+        </w:rPr>
+        <w:t xml:space="preserve"> </w:t>
       </w:r>
       <w:r>
         <w:rPr>
@@ -2741,7 +3189,23 @@
           <w:rFonts w:ascii="標楷體" w:hAnsi="標楷體" w:cs="新細明體"/>
           <w:lang w:eastAsia="zh-TW"/>
         </w:rPr>
-        <w:t xml:space="preserve"> 顆之間動態交替。這證實低軌衛星群在軌道交織切換（Handover）時的連續性，確保地面接收站在任何極端秒級區間內，皆有至少 </w:t>
+        <w:t xml:space="preserve"> 顆之間動態交替。這證實低軌衛星群在軌道交織切換（Handover）時的連續性，確保地面接收站在任何</w:t>
+      </w:r>
+      <w:proofErr w:type="gramStart"/>
+      <w:r>
+        <w:rPr>
+          <w:rFonts w:ascii="標楷體" w:hAnsi="標楷體" w:cs="新細明體"/>
+          <w:lang w:eastAsia="zh-TW"/>
+        </w:rPr>
+        <w:t>極端秒級</w:t>
+      </w:r>
+      <w:proofErr w:type="gramEnd"/>
+      <w:r>
+        <w:rPr>
+          <w:rFonts w:ascii="標楷體" w:hAnsi="標楷體" w:cs="新細明體"/>
+          <w:lang w:eastAsia="zh-TW"/>
+        </w:rPr>
+        <w:t xml:space="preserve">區間內，皆有至少 </w:t>
       </w:r>
       <w:r>
         <w:rPr>
@@ -2860,7 +3324,6 @@
           <w:bCs/>
           <w:lang w:eastAsia="zh-TW"/>
         </w:rPr>
-        <w:lastRenderedPageBreak/>
         <w:t>通訊品質</w:t>
       </w:r>
       <w:r>
@@ -2899,7 +3362,39 @@
           <w:rFonts w:ascii="標楷體" w:hAnsi="標楷體" w:cs="新細明體"/>
           <w:lang w:eastAsia="zh-TW"/>
         </w:rPr>
-        <w:t>：系統會即時抓取量表圖的真實平均值與 75% 閥值做比對。當平均值超過 75% 時，卡片自動即時跳轉為</w:t>
+        <w:t>：系統會即時抓取</w:t>
+      </w:r>
+      <w:proofErr w:type="gramStart"/>
+      <w:r>
+        <w:rPr>
+          <w:rFonts w:ascii="標楷體" w:hAnsi="標楷體" w:cs="新細明體"/>
+          <w:lang w:eastAsia="zh-TW"/>
+        </w:rPr>
+        <w:t>量表圖的</w:t>
+      </w:r>
+      <w:proofErr w:type="gramEnd"/>
+      <w:r>
+        <w:rPr>
+          <w:rFonts w:ascii="標楷體" w:hAnsi="標楷體" w:cs="新細明體"/>
+          <w:lang w:eastAsia="zh-TW"/>
+        </w:rPr>
+        <w:t xml:space="preserve">真實平均值與 75% </w:t>
+      </w:r>
+      <w:proofErr w:type="gramStart"/>
+      <w:r>
+        <w:rPr>
+          <w:rFonts w:ascii="標楷體" w:hAnsi="標楷體" w:cs="新細明體"/>
+          <w:lang w:eastAsia="zh-TW"/>
+        </w:rPr>
+        <w:t>閥值做</w:t>
+      </w:r>
+      <w:proofErr w:type="gramEnd"/>
+      <w:r>
+        <w:rPr>
+          <w:rFonts w:ascii="標楷體" w:hAnsi="標楷體" w:cs="新細明體"/>
+          <w:lang w:eastAsia="zh-TW"/>
+        </w:rPr>
+        <w:t>比對。當平均值超過 75% 時，卡片自動即時跳轉為</w:t>
       </w:r>
       <w:r>
         <w:rPr>
@@ -3006,8 +3501,8 @@
                 <w:lang w:eastAsia="zh-TW"/>
               </w:rPr>
               <w:drawing>
-                <wp:inline distT="0" distB="0" distL="0" distR="0" wp14:anchorId="5E80E076" wp14:editId="112FF6DF">
-                  <wp:extent cx="3156585" cy="1779270"/>
+                <wp:inline distT="0" distB="0" distL="0" distR="0" wp14:anchorId="5E80E076" wp14:editId="3527AF1E">
+                  <wp:extent cx="3156585" cy="1508760"/>
                   <wp:effectExtent l="0" t="0" r="5715" b="0"/>
                   <wp:docPr id="1" name="圖片 1"/>
                   <wp:cNvGraphicFramePr>
@@ -3029,7 +3524,7 @@
                         <pic:spPr>
                           <a:xfrm>
                             <a:off x="0" y="0"/>
-                            <a:ext cx="3156585" cy="1779270"/>
+                            <a:ext cx="3156585" cy="1508760"/>
                           </a:xfrm>
                           <a:prstGeom prst="rect">
                             <a:avLst/>
@@ -3071,6 +3566,13 @@
               </w:rPr>
               <w:t xml:space="preserve">圖4 </w:t>
             </w:r>
+            <w:r>
+              <w:rPr>
+                <w:rFonts w:ascii="標楷體" w:hAnsi="標楷體" w:cs="新細明體" w:hint="eastAsia"/>
+                <w:lang w:eastAsia="zh-TW"/>
+              </w:rPr>
+              <w:t>通訊能力</w:t>
+            </w:r>
           </w:p>
         </w:tc>
       </w:tr>
@@ -3157,7 +3659,23 @@
           <w:rFonts w:ascii="標楷體" w:hAnsi="標楷體" w:cs="新細明體"/>
           <w:lang w:eastAsia="zh-TW"/>
         </w:rPr>
-        <w:t>分析發現，衛星仰角與通訊品質呈現正相關關係，當衛星接近天頂位置時，訊號強度較佳且通訊品質較穩定；反之，當衛星仰角降低時，訊號品質亦可能受到影響。此結果與衛星通訊理論相符，顯示仰角可作為評估通訊品質的重要參考指標。</w:t>
+        <w:t>分析發現，衛星仰角與通訊品質呈現正相關關係，當衛星接近天頂位置時，訊號強度較佳且通訊品質較穩定；</w:t>
+      </w:r>
+      <w:proofErr w:type="gramStart"/>
+      <w:r>
+        <w:rPr>
+          <w:rFonts w:ascii="標楷體" w:hAnsi="標楷體" w:cs="新細明體"/>
+          <w:lang w:eastAsia="zh-TW"/>
+        </w:rPr>
+        <w:t>反之，</w:t>
+      </w:r>
+      <w:proofErr w:type="gramEnd"/>
+      <w:r>
+        <w:rPr>
+          <w:rFonts w:ascii="標楷體" w:hAnsi="標楷體" w:cs="新細明體"/>
+          <w:lang w:eastAsia="zh-TW"/>
+        </w:rPr>
+        <w:t>當衛星仰角降低時，訊號品質亦可能受到影響。此結果與衛星通訊理論相符，顯示仰角可作為評估通訊品質的重要參考指標。</w:t>
       </w:r>
     </w:p>
     <w:p>
@@ -3365,7 +3883,23 @@
           <w:rFonts w:hint="eastAsia"/>
           <w:lang w:eastAsia="zh-TW"/>
         </w:rPr>
-        <w:t>「中華電布局低中高軌衛星，持續關注</w:t>
+        <w:t>「</w:t>
+      </w:r>
+      <w:proofErr w:type="gramStart"/>
+      <w:r>
+        <w:rPr>
+          <w:rFonts w:hint="eastAsia"/>
+          <w:lang w:eastAsia="zh-TW"/>
+        </w:rPr>
+        <w:t>中華電布局</w:t>
+      </w:r>
+      <w:proofErr w:type="gramEnd"/>
+      <w:r>
+        <w:rPr>
+          <w:rFonts w:hint="eastAsia"/>
+          <w:lang w:eastAsia="zh-TW"/>
+        </w:rPr>
+        <w:t>低中高軌衛星，持續關注</w:t>
       </w:r>
       <w:r>
         <w:rPr>
@@ -3572,8 +4106,17 @@
           <w:rFonts w:hint="eastAsia"/>
           <w:lang w:eastAsia="zh-TW"/>
         </w:rPr>
-        <w:t>「已經從海底電纜、陸地通訊系統到空中衛星，海陸空三管齊下」社群貼文</w:t>
-      </w:r>
+        <w:t>「已經從海底電纜、陸地通訊系統到空中衛星，海陸空三管齊下」社</w:t>
+      </w:r>
+      <w:proofErr w:type="gramStart"/>
+      <w:r>
+        <w:rPr>
+          <w:rFonts w:hint="eastAsia"/>
+          <w:lang w:eastAsia="zh-TW"/>
+        </w:rPr>
+        <w:t>群貼文</w:t>
+      </w:r>
+      <w:proofErr w:type="gramEnd"/>
       <w:r>
         <w:rPr>
           <w:rFonts w:hint="eastAsia"/>
@@ -3597,7 +4140,15 @@
             <w:rStyle w:val="a8"/>
             <w:lang w:eastAsia="zh-TW"/>
           </w:rPr>
-          <w:t>https://www.facebook.com/moda.gov.tw/posts/%E5%82%99%E6%8F%B4%E5%A4%9A%E7%AE%A1%E9%81%93%E9%80%9A%E8%A8%8A%E6%9C%89%E4%BE%9D%E9%9D%A0%E6%95%B8%E7%99%BC%E9%83%A8%E7%82%BA%E4%BA%86%E8%AE%93%E5%A4%A7%E5%AE%B6%E7%9A%84%E9%80%9A%E8%A8%8A%E6%9B%B4%E5%8F%AF%E9%9D%A0%E5%B7%B2%E7%B6%93%E5%BE%9E%E6%B5%B7%E5%BA%95%E9%9B%BB%E7%BA%9C%E9%99%B8%E5%9C%B0%E9%80%9A%E8%A8%8A%E7%B3%BB%E7%B5%B1%E5%88%B0%E7%A9%BA%E4%B8%AD%E8%A1%9B%E6%98%9F%E6%B5%B7%E9%99%B8%E7%A9%BA%E4%B8%89%E7%AE%A1%E9%BD%8A%E4%B8%8B%E5%85%A8%E9%9D%A2%E5%8A%A0%E5%BC%B7%E9%80%9A%E8%A8%8A%E9%9F%8C%E6%80%A7%E6%B5%B7%E5%BA%95%E9%9B%BB%E7%BA%9C%E9%80%8F%E9%81%8E%E4%BF%AE%E6%B3%95%E8%88%87%E9%9B%BB%E4%BF%A1%E6%A5%AD%E8%80%85%E5%90%88%E4%BD%9C%E5%BC%B7%E5%8C%96%E4%BA%8B%E5%89%8D%E9%98%B2%E8%AD%B7%E4%BA%8B%E4%B8%AD/939546372224795/</w:t>
+          <w:t>https://www.facebook.com/moda.gov.tw/posts/%E5%82%99%E6%8F%B4%E5%A4%9A%E7%AE%A1%E9%81%93%E9%80%9A%E8%A8%8A%E6%9C%89%E4</w:t>
+        </w:r>
+        <w:r>
+          <w:rPr>
+            <w:rStyle w:val="a8"/>
+            <w:lang w:eastAsia="zh-TW"/>
+          </w:rPr>
+          <w:lastRenderedPageBreak/>
+          <w:t>%BE%9D%E9%9D%A0%E6%95%B8%E7%99%BC%E9%83%A8%E7%82%BA%E4%BA%86%E8%AE%93%E5%A4%A7%E5%AE%B6%E7%9A%84%E9%80%9A%E8%A8%8A%E6%9B%B4%E5%8F%AF%E9%9D%A0%E5%B7%B2%E7%B6%93%E5%BE%9E%E6%B5%B7%E5%BA%95%E9%9B%BB%E7%BA%9C%E9%99%B8%E5%9C%B0%E9%80%9A%E8%A8%8A%E7%B3%BB%E7%B5%B1%E5%88%B0%E7%A9%BA%E4%B8%AD%E8%A1%9B%E6%98%9F%E6%B5%B7%E9%99%B8%E7%A9%BA%E4%B8%89%E7%AE%A1%E9%BD%8A%E4%B8%8B%E5%85%A8%E9%9D%A2%E5%8A%A0%E5%BC%B7%E9%80%9A%E8%A8%8A%E9%9F%8C%E6%80%A7%E6%B5%B7%E5%BA%95%E9%9B%BB%E7%BA%9C%E9%80%8F%E9%81%8E%E4%BF%AE%E6%B3%95%E8%88%87%E9%9B%BB%E4%BF%A1%E6%A5%AD%E8%80%85%E5%90%88%E4%BD%9C%E5%BC%B7%E5%8C%96%E4%BA%8B%E5%89%8D%E9%98%B2%E8%AD%B7%E4%BA%8B%E4%B8%AD/939546372224795/</w:t>
         </w:r>
       </w:hyperlink>
       <w:bookmarkEnd w:id="5"/>
@@ -3751,14 +4302,7 @@
         <w:rPr>
           <w:lang w:eastAsia="zh-TW"/>
         </w:rPr>
-        <w:t xml:space="preserve"> Dish Angles: What’s Optimal for Your Connection?”, 2026-01-11. [Online]. </w:t>
-      </w:r>
-      <w:r>
-        <w:rPr>
-          <w:lang w:eastAsia="zh-TW"/>
-        </w:rPr>
-        <w:lastRenderedPageBreak/>
-        <w:t>Available:</w:t>
+        <w:t xml:space="preserve"> Dish Angles: What’s Optimal for Your Connection?”, 2026-01-11. [Online]. Available:</w:t>
       </w:r>
       <w:hyperlink r:id="rId18" w:history="1">
         <w:r>
@@ -3853,6 +4397,7 @@
         </w:rPr>
         <w:t>Taiwan</w:t>
       </w:r>
+      <w:proofErr w:type="gramStart"/>
       <w:r>
         <w:rPr>
           <w:rFonts w:hint="eastAsia"/>
@@ -3860,6 +4405,7 @@
         </w:rPr>
         <w:t>’</w:t>
       </w:r>
+      <w:proofErr w:type="gramEnd"/>
       <w:r>
         <w:rPr>
           <w:rFonts w:hint="eastAsia"/>
@@ -3968,12 +4514,14 @@
         </w:rPr>
         <w:t xml:space="preserve"> </w:t>
       </w:r>
+      <w:proofErr w:type="gramStart"/>
       <w:r>
         <w:rPr>
           <w:lang w:eastAsia="zh-TW"/>
         </w:rPr>
         <w:t>“</w:t>
       </w:r>
+      <w:proofErr w:type="gramEnd"/>
       <w:r>
         <w:rPr>
           <w:rFonts w:hint="eastAsia"/>

--- a/112111119_賴俊升.docx
+++ b/112111119_賴俊升.docx
@@ -21,7 +21,6 @@
         </w:rPr>
         <w:t>低軌衛星（</w:t>
       </w:r>
-      <w:proofErr w:type="spellStart"/>
       <w:r>
         <w:rPr>
           <w:rFonts w:hint="eastAsia"/>
@@ -31,7 +30,6 @@
         </w:rPr>
         <w:t>Starlink</w:t>
       </w:r>
-      <w:proofErr w:type="spellEnd"/>
       <w:r>
         <w:rPr>
           <w:rFonts w:hint="eastAsia"/>
@@ -99,14 +97,6 @@
           <w:lang w:eastAsia="zh-TW"/>
         </w:rPr>
       </w:pPr>
-      <w:r>
-        <w:rPr>
-          <w:sz w:val="40"/>
-          <w:szCs w:val="40"/>
-        </w:rPr>
-        <w:footnoteReference w:customMarkFollows="1" w:id="1"/>
-        <w:sym w:font="Symbol" w:char="F020"/>
-      </w:r>
       <w:bookmarkStart w:id="0" w:name="PointTmp"/>
       <w:r>
         <w:rPr>
@@ -117,9 +107,315 @@
           <w:iCs/>
           <w:lang w:eastAsia="zh-TW"/>
         </w:rPr>
-        <w:t>摘要</w:t>
-      </w:r>
-      <w:proofErr w:type="gramStart"/>
+        <w:t>摘要—</w:t>
+      </w:r>
+      <w:r>
+        <w:rPr>
+          <w:b/>
+          <w:bCs/>
+          <w:i/>
+          <w:iCs/>
+          <w:lang w:eastAsia="zh-TW"/>
+        </w:rPr>
+        <w:t>近年來，天然災害、海底電纜中斷及地面通訊設施故障等事件頻繁發生，使通訊韌性成為各國重視的重要議題。低軌衛星（</w:t>
+      </w:r>
+      <w:r>
+        <w:rPr>
+          <w:b/>
+          <w:bCs/>
+          <w:i/>
+          <w:iCs/>
+          <w:lang w:eastAsia="zh-TW"/>
+        </w:rPr>
+        <w:t>Low Earth Orbit, LEO</w:t>
+      </w:r>
+      <w:r>
+        <w:rPr>
+          <w:b/>
+          <w:bCs/>
+          <w:i/>
+          <w:iCs/>
+          <w:lang w:eastAsia="zh-TW"/>
+        </w:rPr>
+        <w:t>）通訊系統因具備</w:t>
+      </w:r>
+      <w:r>
+        <w:rPr>
+          <w:b/>
+          <w:bCs/>
+          <w:i/>
+          <w:iCs/>
+          <w:u w:val="single"/>
+          <w:lang w:eastAsia="zh-TW"/>
+        </w:rPr>
+        <w:t>低延遲、廣域覆蓋及快速部署</w:t>
+      </w:r>
+      <w:r>
+        <w:rPr>
+          <w:b/>
+          <w:bCs/>
+          <w:i/>
+          <w:iCs/>
+          <w:lang w:eastAsia="zh-TW"/>
+        </w:rPr>
+        <w:t>等特性，被視為提升通訊備援能力的重要解決方案。本研究以</w:t>
+      </w:r>
+      <w:r>
+        <w:rPr>
+          <w:b/>
+          <w:bCs/>
+          <w:i/>
+          <w:iCs/>
+          <w:lang w:eastAsia="zh-TW"/>
+        </w:rPr>
+        <w:t xml:space="preserve"> Starlink </w:t>
+      </w:r>
+      <w:r>
+        <w:rPr>
+          <w:b/>
+          <w:bCs/>
+          <w:i/>
+          <w:iCs/>
+          <w:lang w:eastAsia="zh-TW"/>
+        </w:rPr>
+        <w:t>低軌衛星系統為研究對象，探討其於臺灣地區作為通訊備援系統之可行性與應用價值。</w:t>
+      </w:r>
+    </w:p>
+    <w:p>
+      <w:pPr>
+        <w:rPr>
+          <w:b/>
+          <w:bCs/>
+          <w:i/>
+          <w:iCs/>
+          <w:lang w:eastAsia="zh-TW"/>
+        </w:rPr>
+      </w:pPr>
+      <w:r>
+        <w:rPr>
+          <w:b/>
+          <w:bCs/>
+          <w:i/>
+          <w:iCs/>
+          <w:lang w:eastAsia="zh-TW"/>
+        </w:rPr>
+        <w:t>研究採用</w:t>
+      </w:r>
+      <w:r>
+        <w:rPr>
+          <w:b/>
+          <w:bCs/>
+          <w:i/>
+          <w:iCs/>
+          <w:lang w:eastAsia="zh-TW"/>
+        </w:rPr>
+        <w:t xml:space="preserve"> Starlink </w:t>
+      </w:r>
+      <w:r>
+        <w:rPr>
+          <w:b/>
+          <w:bCs/>
+          <w:i/>
+          <w:iCs/>
+          <w:lang w:eastAsia="zh-TW"/>
+        </w:rPr>
+        <w:t>公開之</w:t>
+      </w:r>
+      <w:r>
+        <w:rPr>
+          <w:b/>
+          <w:bCs/>
+          <w:i/>
+          <w:iCs/>
+          <w:lang w:eastAsia="zh-TW"/>
+        </w:rPr>
+        <w:t xml:space="preserve"> TLE</w:t>
+      </w:r>
+      <w:r>
+        <w:rPr>
+          <w:b/>
+          <w:bCs/>
+          <w:i/>
+          <w:iCs/>
+          <w:lang w:eastAsia="zh-TW"/>
+        </w:rPr>
+        <w:t>（</w:t>
+      </w:r>
+      <w:r>
+        <w:rPr>
+          <w:b/>
+          <w:bCs/>
+          <w:i/>
+          <w:iCs/>
+          <w:lang w:eastAsia="zh-TW"/>
+        </w:rPr>
+        <w:t>Two-Line Element</w:t>
+      </w:r>
+      <w:r>
+        <w:rPr>
+          <w:b/>
+          <w:bCs/>
+          <w:i/>
+          <w:iCs/>
+          <w:lang w:eastAsia="zh-TW"/>
+        </w:rPr>
+        <w:t>）軌道資料作為分析基礎，利用</w:t>
+      </w:r>
+      <w:r>
+        <w:rPr>
+          <w:b/>
+          <w:bCs/>
+          <w:i/>
+          <w:iCs/>
+          <w:lang w:eastAsia="zh-TW"/>
+        </w:rPr>
+        <w:t xml:space="preserve"> Python </w:t>
+      </w:r>
+      <w:r>
+        <w:rPr>
+          <w:b/>
+          <w:bCs/>
+          <w:i/>
+          <w:iCs/>
+          <w:lang w:eastAsia="zh-TW"/>
+        </w:rPr>
+        <w:t>進行衛星軌道運算與資料前處理，計算衛星經緯度、高度、仰角、方位角及與臺中觀測站之距離等參數，並以</w:t>
+      </w:r>
+      <w:r>
+        <w:rPr>
+          <w:b/>
+          <w:bCs/>
+          <w:i/>
+          <w:iCs/>
+          <w:lang w:eastAsia="zh-TW"/>
+        </w:rPr>
+        <w:t xml:space="preserve"> Power BI </w:t>
+      </w:r>
+      <w:r>
+        <w:rPr>
+          <w:b/>
+          <w:bCs/>
+          <w:i/>
+          <w:iCs/>
+          <w:lang w:eastAsia="zh-TW"/>
+        </w:rPr>
+        <w:t>建立互動式視覺化儀表板。研究透過地圖、卡片、折線圖及散佈圖等視覺化元件，分析衛星空間分布、可用衛星數量、仰角變化及通訊品質指標，並模擬海底電纜中斷等情境，評估低軌衛星之備援能力。</w:t>
+      </w:r>
+    </w:p>
+    <w:p>
+      <w:pPr>
+        <w:rPr>
+          <w:b/>
+          <w:bCs/>
+          <w:i/>
+          <w:iCs/>
+          <w:lang w:eastAsia="zh-TW"/>
+        </w:rPr>
+      </w:pPr>
+      <w:r>
+        <w:rPr>
+          <w:b/>
+          <w:bCs/>
+          <w:i/>
+          <w:iCs/>
+          <w:lang w:eastAsia="zh-TW"/>
+        </w:rPr>
+        <w:t>研究結果顯示，</w:t>
+      </w:r>
+      <w:r>
+        <w:rPr>
+          <w:b/>
+          <w:bCs/>
+          <w:i/>
+          <w:iCs/>
+          <w:lang w:eastAsia="zh-TW"/>
+        </w:rPr>
+        <w:t xml:space="preserve">Starlink </w:t>
+      </w:r>
+      <w:r>
+        <w:rPr>
+          <w:b/>
+          <w:bCs/>
+          <w:i/>
+          <w:iCs/>
+          <w:lang w:eastAsia="zh-TW"/>
+        </w:rPr>
+        <w:t>衛星於臺灣上空</w:t>
+      </w:r>
+      <w:r>
+        <w:rPr>
+          <w:b/>
+          <w:bCs/>
+          <w:i/>
+          <w:iCs/>
+          <w:u w:val="single"/>
+          <w:lang w:eastAsia="zh-TW"/>
+        </w:rPr>
+        <w:t>具有穩定且持續的覆蓋能力</w:t>
+      </w:r>
+      <w:r>
+        <w:rPr>
+          <w:b/>
+          <w:bCs/>
+          <w:i/>
+          <w:iCs/>
+          <w:lang w:eastAsia="zh-TW"/>
+        </w:rPr>
+        <w:t>，多數時間皆維持</w:t>
+      </w:r>
+      <w:r>
+        <w:rPr>
+          <w:b/>
+          <w:bCs/>
+          <w:i/>
+          <w:iCs/>
+          <w:u w:val="single"/>
+          <w:lang w:eastAsia="zh-TW"/>
+        </w:rPr>
+        <w:t>多顆衛星同時可供連線</w:t>
+      </w:r>
+      <w:r>
+        <w:rPr>
+          <w:b/>
+          <w:bCs/>
+          <w:i/>
+          <w:iCs/>
+          <w:lang w:eastAsia="zh-TW"/>
+        </w:rPr>
+        <w:t>。分析結果亦證實衛星仰角與通訊品質呈現正相關關係，當衛星接近天頂位置時，其訊號強度及通訊品質表現最佳。此外，在海底電纜中斷等模擬情境下，系統仍能維持一定程度之通訊服務能力，顯示低軌衛星具備作為地面通訊系統備援方案之潛力。</w:t>
+      </w:r>
+    </w:p>
+    <w:p>
+      <w:pPr>
+        <w:rPr>
+          <w:b/>
+          <w:bCs/>
+          <w:i/>
+          <w:iCs/>
+          <w:lang w:eastAsia="zh-TW"/>
+        </w:rPr>
+      </w:pPr>
+      <w:r>
+        <w:rPr>
+          <w:b/>
+          <w:bCs/>
+          <w:i/>
+          <w:iCs/>
+          <w:lang w:eastAsia="zh-TW"/>
+        </w:rPr>
+        <w:t>本研究透過資料分析與視覺化技術驗證低軌衛星系統於提升臺灣通訊韌性方面之應用價值，研究成果可作為未來衛星通訊建設、災害應變規劃及數位韌性發展之參考依據。</w:t>
+      </w:r>
+    </w:p>
+    <w:p>
+      <w:pPr>
+        <w:rPr>
+          <w:b/>
+          <w:bCs/>
+          <w:i/>
+          <w:iCs/>
+          <w:lang w:eastAsia="zh-TW"/>
+        </w:rPr>
+      </w:pPr>
       <w:r>
         <w:rPr>
           <w:rFonts w:hint="eastAsia"/>
@@ -129,9 +425,8 @@
           <w:iCs/>
           <w:lang w:eastAsia="zh-TW"/>
         </w:rPr>
-        <w:t>—</w:t>
-      </w:r>
-      <w:proofErr w:type="gramEnd"/>
+        <w:t>關鍵</w:t>
+      </w:r>
       <w:r>
         <w:rPr>
           <w:b/>
@@ -140,7 +435,7 @@
           <w:iCs/>
           <w:lang w:eastAsia="zh-TW"/>
         </w:rPr>
-        <w:t>近年來，天然災害、海底電纜中斷及地面通訊設施故障等事件頻繁發生，使通訊韌性成為各國重視的重要議題。低軌衛星（</w:t>
+        <w:t>詞</w:t>
       </w:r>
       <w:r>
         <w:rPr>
@@ -150,7 +445,7 @@
           <w:iCs/>
           <w:lang w:eastAsia="zh-TW"/>
         </w:rPr>
-        <w:t>Low Earth Orbit, LEO</w:t>
+        <w:t>—</w:t>
       </w:r>
       <w:r>
         <w:rPr>
@@ -160,7 +455,7 @@
           <w:iCs/>
           <w:lang w:eastAsia="zh-TW"/>
         </w:rPr>
-        <w:t>）通訊系統因具備</w:t>
+        <w:t>低地球軌道衛星、星鏈計畫、通訊備援、通訊韌性、</w:t>
       </w:r>
       <w:r>
         <w:rPr>
@@ -168,10 +463,9 @@
           <w:bCs/>
           <w:i/>
           <w:iCs/>
-          <w:u w:val="single"/>
-          <w:lang w:eastAsia="zh-TW"/>
-        </w:rPr>
-        <w:t>低延遲、廣域覆蓋及快速部署</w:t>
+          <w:lang w:eastAsia="zh-TW"/>
+        </w:rPr>
+        <w:t>Power BI</w:t>
       </w:r>
       <w:r>
         <w:rPr>
@@ -181,447 +475,6 @@
           <w:iCs/>
           <w:lang w:eastAsia="zh-TW"/>
         </w:rPr>
-        <w:t>等特性，被視為提升通訊備援能力的重要解決方案。本研究以</w:t>
-      </w:r>
-      <w:r>
-        <w:rPr>
-          <w:b/>
-          <w:bCs/>
-          <w:i/>
-          <w:iCs/>
-          <w:lang w:eastAsia="zh-TW"/>
-        </w:rPr>
-        <w:t xml:space="preserve"> </w:t>
-      </w:r>
-      <w:proofErr w:type="spellStart"/>
-      <w:r>
-        <w:rPr>
-          <w:b/>
-          <w:bCs/>
-          <w:i/>
-          <w:iCs/>
-          <w:lang w:eastAsia="zh-TW"/>
-        </w:rPr>
-        <w:t>Starlink</w:t>
-      </w:r>
-      <w:proofErr w:type="spellEnd"/>
-      <w:r>
-        <w:rPr>
-          <w:b/>
-          <w:bCs/>
-          <w:i/>
-          <w:iCs/>
-          <w:lang w:eastAsia="zh-TW"/>
-        </w:rPr>
-        <w:t xml:space="preserve"> </w:t>
-      </w:r>
-      <w:r>
-        <w:rPr>
-          <w:b/>
-          <w:bCs/>
-          <w:i/>
-          <w:iCs/>
-          <w:lang w:eastAsia="zh-TW"/>
-        </w:rPr>
-        <w:t>低軌衛星系統為研究對象，探討其於臺灣地區作為通訊備援系統之可行性與應用價值。</w:t>
-      </w:r>
-    </w:p>
-    <w:p>
-      <w:pPr>
-        <w:rPr>
-          <w:b/>
-          <w:bCs/>
-          <w:i/>
-          <w:iCs/>
-          <w:lang w:eastAsia="zh-TW"/>
-        </w:rPr>
-      </w:pPr>
-      <w:r>
-        <w:rPr>
-          <w:b/>
-          <w:bCs/>
-          <w:i/>
-          <w:iCs/>
-          <w:lang w:eastAsia="zh-TW"/>
-        </w:rPr>
-        <w:t>研究採用</w:t>
-      </w:r>
-      <w:r>
-        <w:rPr>
-          <w:b/>
-          <w:bCs/>
-          <w:i/>
-          <w:iCs/>
-          <w:lang w:eastAsia="zh-TW"/>
-        </w:rPr>
-        <w:t xml:space="preserve"> </w:t>
-      </w:r>
-      <w:proofErr w:type="spellStart"/>
-      <w:r>
-        <w:rPr>
-          <w:b/>
-          <w:bCs/>
-          <w:i/>
-          <w:iCs/>
-          <w:lang w:eastAsia="zh-TW"/>
-        </w:rPr>
-        <w:t>Starlink</w:t>
-      </w:r>
-      <w:proofErr w:type="spellEnd"/>
-      <w:r>
-        <w:rPr>
-          <w:b/>
-          <w:bCs/>
-          <w:i/>
-          <w:iCs/>
-          <w:lang w:eastAsia="zh-TW"/>
-        </w:rPr>
-        <w:t xml:space="preserve"> </w:t>
-      </w:r>
-      <w:r>
-        <w:rPr>
-          <w:b/>
-          <w:bCs/>
-          <w:i/>
-          <w:iCs/>
-          <w:lang w:eastAsia="zh-TW"/>
-        </w:rPr>
-        <w:t>公開之</w:t>
-      </w:r>
-      <w:r>
-        <w:rPr>
-          <w:b/>
-          <w:bCs/>
-          <w:i/>
-          <w:iCs/>
-          <w:lang w:eastAsia="zh-TW"/>
-        </w:rPr>
-        <w:t xml:space="preserve"> TLE</w:t>
-      </w:r>
-      <w:r>
-        <w:rPr>
-          <w:b/>
-          <w:bCs/>
-          <w:i/>
-          <w:iCs/>
-          <w:lang w:eastAsia="zh-TW"/>
-        </w:rPr>
-        <w:t>（</w:t>
-      </w:r>
-      <w:r>
-        <w:rPr>
-          <w:b/>
-          <w:bCs/>
-          <w:i/>
-          <w:iCs/>
-          <w:lang w:eastAsia="zh-TW"/>
-        </w:rPr>
-        <w:t>Two-Line Element</w:t>
-      </w:r>
-      <w:r>
-        <w:rPr>
-          <w:b/>
-          <w:bCs/>
-          <w:i/>
-          <w:iCs/>
-          <w:lang w:eastAsia="zh-TW"/>
-        </w:rPr>
-        <w:t>）軌道資料作為分析基礎，利用</w:t>
-      </w:r>
-      <w:r>
-        <w:rPr>
-          <w:b/>
-          <w:bCs/>
-          <w:i/>
-          <w:iCs/>
-          <w:lang w:eastAsia="zh-TW"/>
-        </w:rPr>
-        <w:t xml:space="preserve"> Python </w:t>
-      </w:r>
-      <w:r>
-        <w:rPr>
-          <w:b/>
-          <w:bCs/>
-          <w:i/>
-          <w:iCs/>
-          <w:lang w:eastAsia="zh-TW"/>
-        </w:rPr>
-        <w:t>進行衛星軌道運算與資料前處理，計算衛星經緯度、高度、仰角、方位角及與</w:t>
-      </w:r>
-      <w:proofErr w:type="gramStart"/>
-      <w:r>
-        <w:rPr>
-          <w:b/>
-          <w:bCs/>
-          <w:i/>
-          <w:iCs/>
-          <w:lang w:eastAsia="zh-TW"/>
-        </w:rPr>
-        <w:t>臺</w:t>
-      </w:r>
-      <w:proofErr w:type="gramEnd"/>
-      <w:r>
-        <w:rPr>
-          <w:b/>
-          <w:bCs/>
-          <w:i/>
-          <w:iCs/>
-          <w:lang w:eastAsia="zh-TW"/>
-        </w:rPr>
-        <w:t>中觀測站之距離等參數，並以</w:t>
-      </w:r>
-      <w:r>
-        <w:rPr>
-          <w:b/>
-          <w:bCs/>
-          <w:i/>
-          <w:iCs/>
-          <w:lang w:eastAsia="zh-TW"/>
-        </w:rPr>
-        <w:t xml:space="preserve"> Power BI </w:t>
-      </w:r>
-      <w:r>
-        <w:rPr>
-          <w:b/>
-          <w:bCs/>
-          <w:i/>
-          <w:iCs/>
-          <w:lang w:eastAsia="zh-TW"/>
-        </w:rPr>
-        <w:t>建立互動式視覺化儀表板。研究透過地圖、卡片、折線圖及散佈圖等視覺化元件，分析衛星空間分布、可用衛星數量、仰角變化及通訊品質指標，並模擬海底電纜中斷等情境，評估低軌衛星之備援能力。</w:t>
-      </w:r>
-    </w:p>
-    <w:p>
-      <w:pPr>
-        <w:rPr>
-          <w:b/>
-          <w:bCs/>
-          <w:i/>
-          <w:iCs/>
-          <w:lang w:eastAsia="zh-TW"/>
-        </w:rPr>
-      </w:pPr>
-      <w:r>
-        <w:rPr>
-          <w:b/>
-          <w:bCs/>
-          <w:i/>
-          <w:iCs/>
-          <w:lang w:eastAsia="zh-TW"/>
-        </w:rPr>
-        <w:t>研究結果顯示，</w:t>
-      </w:r>
-      <w:proofErr w:type="spellStart"/>
-      <w:r>
-        <w:rPr>
-          <w:b/>
-          <w:bCs/>
-          <w:i/>
-          <w:iCs/>
-          <w:lang w:eastAsia="zh-TW"/>
-        </w:rPr>
-        <w:t>Starlink</w:t>
-      </w:r>
-      <w:proofErr w:type="spellEnd"/>
-      <w:r>
-        <w:rPr>
-          <w:b/>
-          <w:bCs/>
-          <w:i/>
-          <w:iCs/>
-          <w:lang w:eastAsia="zh-TW"/>
-        </w:rPr>
-        <w:t xml:space="preserve"> </w:t>
-      </w:r>
-      <w:r>
-        <w:rPr>
-          <w:b/>
-          <w:bCs/>
-          <w:i/>
-          <w:iCs/>
-          <w:lang w:eastAsia="zh-TW"/>
-        </w:rPr>
-        <w:t>衛星於臺灣上空</w:t>
-      </w:r>
-      <w:r>
-        <w:rPr>
-          <w:b/>
-          <w:bCs/>
-          <w:i/>
-          <w:iCs/>
-          <w:u w:val="single"/>
-          <w:lang w:eastAsia="zh-TW"/>
-        </w:rPr>
-        <w:t>具有穩定且持續的覆蓋能力</w:t>
-      </w:r>
-      <w:r>
-        <w:rPr>
-          <w:b/>
-          <w:bCs/>
-          <w:i/>
-          <w:iCs/>
-          <w:lang w:eastAsia="zh-TW"/>
-        </w:rPr>
-        <w:t>，多數時間皆維持</w:t>
-      </w:r>
-      <w:r>
-        <w:rPr>
-          <w:b/>
-          <w:bCs/>
-          <w:i/>
-          <w:iCs/>
-          <w:u w:val="single"/>
-          <w:lang w:eastAsia="zh-TW"/>
-        </w:rPr>
-        <w:t>多顆衛星同時可供連線</w:t>
-      </w:r>
-      <w:r>
-        <w:rPr>
-          <w:b/>
-          <w:bCs/>
-          <w:i/>
-          <w:iCs/>
-          <w:lang w:eastAsia="zh-TW"/>
-        </w:rPr>
-        <w:t>。分析結果亦證實衛星仰角與通訊品質呈現正相關關係，當衛星接近天頂位置時，其訊號強度及通訊品質表現最佳。</w:t>
-      </w:r>
-      <w:proofErr w:type="gramStart"/>
-      <w:r>
-        <w:rPr>
-          <w:b/>
-          <w:bCs/>
-          <w:i/>
-          <w:iCs/>
-          <w:lang w:eastAsia="zh-TW"/>
-        </w:rPr>
-        <w:t>此外，</w:t>
-      </w:r>
-      <w:proofErr w:type="gramEnd"/>
-      <w:r>
-        <w:rPr>
-          <w:b/>
-          <w:bCs/>
-          <w:i/>
-          <w:iCs/>
-          <w:lang w:eastAsia="zh-TW"/>
-        </w:rPr>
-        <w:t>在海底電纜中斷等模擬情境下，系統仍能維持一定程度之通訊服務能力，顯示低軌衛星具備作為地面通訊系統備援方案之潛力。</w:t>
-      </w:r>
-    </w:p>
-    <w:p>
-      <w:pPr>
-        <w:rPr>
-          <w:b/>
-          <w:bCs/>
-          <w:i/>
-          <w:iCs/>
-          <w:lang w:eastAsia="zh-TW"/>
-        </w:rPr>
-      </w:pPr>
-      <w:r>
-        <w:rPr>
-          <w:b/>
-          <w:bCs/>
-          <w:i/>
-          <w:iCs/>
-          <w:lang w:eastAsia="zh-TW"/>
-        </w:rPr>
-        <w:t>本研究透過資料分析與視覺化技術驗證低軌衛星系統於提升臺灣通訊韌性方面之應用價值，研究成果可作為未來衛星通訊建設、災害應變規劃及數位韌性發展之參考依據。</w:t>
-      </w:r>
-    </w:p>
-    <w:p>
-      <w:pPr>
-        <w:rPr>
-          <w:b/>
-          <w:bCs/>
-          <w:i/>
-          <w:iCs/>
-          <w:lang w:eastAsia="zh-TW"/>
-        </w:rPr>
-      </w:pPr>
-      <w:r>
-        <w:rPr>
-          <w:rFonts w:hint="eastAsia"/>
-          <w:b/>
-          <w:bCs/>
-          <w:i/>
-          <w:iCs/>
-          <w:lang w:eastAsia="zh-TW"/>
-        </w:rPr>
-        <w:t>關鍵</w:t>
-      </w:r>
-      <w:r>
-        <w:rPr>
-          <w:b/>
-          <w:bCs/>
-          <w:i/>
-          <w:iCs/>
-          <w:lang w:eastAsia="zh-TW"/>
-        </w:rPr>
-        <w:t>詞</w:t>
-      </w:r>
-      <w:proofErr w:type="gramStart"/>
-      <w:r>
-        <w:rPr>
-          <w:b/>
-          <w:bCs/>
-          <w:i/>
-          <w:iCs/>
-          <w:lang w:eastAsia="zh-TW"/>
-        </w:rPr>
-        <w:t>—</w:t>
-      </w:r>
-      <w:proofErr w:type="gramEnd"/>
-      <w:r>
-        <w:rPr>
-          <w:b/>
-          <w:bCs/>
-          <w:i/>
-          <w:iCs/>
-          <w:lang w:eastAsia="zh-TW"/>
-        </w:rPr>
-        <w:t>低地球軌道衛星、</w:t>
-      </w:r>
-      <w:proofErr w:type="gramStart"/>
-      <w:r>
-        <w:rPr>
-          <w:b/>
-          <w:bCs/>
-          <w:i/>
-          <w:iCs/>
-          <w:lang w:eastAsia="zh-TW"/>
-        </w:rPr>
-        <w:t>星鏈計畫</w:t>
-      </w:r>
-      <w:proofErr w:type="gramEnd"/>
-      <w:r>
-        <w:rPr>
-          <w:b/>
-          <w:bCs/>
-          <w:i/>
-          <w:iCs/>
-          <w:lang w:eastAsia="zh-TW"/>
-        </w:rPr>
-        <w:t>、通訊備援、通訊韌性、</w:t>
-      </w:r>
-      <w:r>
-        <w:rPr>
-          <w:b/>
-          <w:bCs/>
-          <w:i/>
-          <w:iCs/>
-          <w:lang w:eastAsia="zh-TW"/>
-        </w:rPr>
-        <w:t>Power BI</w:t>
-      </w:r>
-      <w:r>
-        <w:rPr>
-          <w:b/>
-          <w:bCs/>
-          <w:i/>
-          <w:iCs/>
-          <w:lang w:eastAsia="zh-TW"/>
-        </w:rPr>
         <w:t>、資料視覺化。</w:t>
       </w:r>
     </w:p>
@@ -652,11 +505,9 @@
           <w:lang w:eastAsia="zh-TW"/>
         </w:rPr>
       </w:pPr>
-      <w:proofErr w:type="spellStart"/>
       <w:r>
         <w:t>應用</w:t>
       </w:r>
-      <w:proofErr w:type="spellEnd"/>
     </w:p>
     <w:p>
       <w:pPr>
@@ -675,39 +526,7 @@
           <w:rFonts w:ascii="標楷體" w:hAnsi="標楷體" w:cs="新細明體" w:hint="eastAsia"/>
           <w:lang w:eastAsia="zh-TW"/>
         </w:rPr>
-        <w:t xml:space="preserve">低軌衛星（Low Earth Orbit, LEO）通訊系統近年來快速發展，其中以 </w:t>
-      </w:r>
-      <w:proofErr w:type="spellStart"/>
-      <w:r>
-        <w:rPr>
-          <w:rFonts w:ascii="標楷體" w:hAnsi="標楷體" w:cs="新細明體" w:hint="eastAsia"/>
-          <w:lang w:eastAsia="zh-TW"/>
-        </w:rPr>
-        <w:t>Starlink</w:t>
-      </w:r>
-      <w:proofErr w:type="spellEnd"/>
-      <w:r>
-        <w:rPr>
-          <w:rFonts w:ascii="標楷體" w:hAnsi="標楷體" w:cs="新細明體" w:hint="eastAsia"/>
-          <w:lang w:eastAsia="zh-TW"/>
-        </w:rPr>
-        <w:t xml:space="preserve"> 為最具代表性的商業應用案例。相較於傳統地球同步軌道衛星（GEO），低軌衛星具有軌道高度較低、傳輸延遲小、訊號品質佳及覆蓋範圍廣等優勢，能有效提供高速且穩定的網際網路服務。由於低軌衛星可透過大量衛星組成星座網路，即使部分地面基礎設施因天災、戰爭或其他突發事件受損，仍能維持基本通訊能力，因此被視為提升國家通訊韌性的重要技術之</w:t>
-      </w:r>
-      <w:proofErr w:type="gramStart"/>
-      <w:r>
-        <w:rPr>
-          <w:rFonts w:ascii="標楷體" w:hAnsi="標楷體" w:cs="新細明體" w:hint="eastAsia"/>
-          <w:lang w:eastAsia="zh-TW"/>
-        </w:rPr>
-        <w:t>一</w:t>
-      </w:r>
-      <w:proofErr w:type="gramEnd"/>
-      <w:r>
-        <w:rPr>
-          <w:rFonts w:ascii="標楷體" w:hAnsi="標楷體" w:cs="新細明體" w:hint="eastAsia"/>
-          <w:lang w:eastAsia="zh-TW"/>
-        </w:rPr>
-        <w:t>。</w:t>
+        <w:t>低軌衛星（Low Earth Orbit, LEO）通訊系統近年來快速發展，其中以 Starlink 為最具代表性的商業應用案例。相較於傳統地球同步軌道衛星（GEO），低軌衛星具有軌道高度較低、傳輸延遲小、訊號品質佳及覆蓋範圍廣等優勢，能有效提供高速且穩定的網際網路服務。由於低軌衛星可透過大量衛星組成星座網路，即使部分地面基礎設施因天災、戰爭或其他突發事件受損，仍能維持基本通訊能力，因此被視為提升國家通訊韌性的重要技術之一。</w:t>
       </w:r>
     </w:p>
     <w:p>
@@ -738,39 +557,7 @@
           <w:rFonts w:ascii="標楷體" w:hAnsi="標楷體" w:cs="新細明體" w:hint="eastAsia"/>
           <w:lang w:eastAsia="zh-TW"/>
         </w:rPr>
-        <w:t xml:space="preserve">近年來，臺灣政府積極推動數位基礎建設與通訊韌性政策，強化關鍵基礎設施的備援能力。為降低對海底電纜及地面通訊網路的依賴，中華電信已與 </w:t>
-      </w:r>
-      <w:proofErr w:type="spellStart"/>
-      <w:r>
-        <w:rPr>
-          <w:rFonts w:ascii="標楷體" w:hAnsi="標楷體" w:cs="新細明體" w:hint="eastAsia"/>
-          <w:lang w:eastAsia="zh-TW"/>
-        </w:rPr>
-        <w:t>OneWeb</w:t>
-      </w:r>
-      <w:proofErr w:type="spellEnd"/>
-      <w:r>
-        <w:rPr>
-          <w:rFonts w:ascii="標楷體" w:hAnsi="標楷體" w:cs="新細明體" w:hint="eastAsia"/>
-          <w:lang w:eastAsia="zh-TW"/>
-        </w:rPr>
-        <w:t xml:space="preserve"> 合作建置低軌衛星地面站，並持續評估與其他衛星服務供應商合作的可能性，以建立多軌道、多供應商及多層次的衛星通訊架構。</w:t>
-      </w:r>
-      <w:proofErr w:type="gramStart"/>
-      <w:r>
-        <w:rPr>
-          <w:rFonts w:ascii="標楷體" w:hAnsi="標楷體" w:cs="新細明體" w:hint="eastAsia"/>
-          <w:lang w:eastAsia="zh-TW"/>
-        </w:rPr>
-        <w:t>此類備援</w:t>
-      </w:r>
-      <w:proofErr w:type="gramEnd"/>
-      <w:r>
-        <w:rPr>
-          <w:rFonts w:ascii="標楷體" w:hAnsi="標楷體" w:cs="新細明體" w:hint="eastAsia"/>
-          <w:lang w:eastAsia="zh-TW"/>
-        </w:rPr>
-        <w:t>系統不僅可支援偏遠山區、離島地區的網路需求，也能在地震、颱風等重大災害發生時，提供緊急通訊服務，確保政府機關、救災單位及民眾之間的資訊傳遞不中斷。</w:t>
+        <w:t>近年來，臺灣政府積極推動數位基礎建設與通訊韌性政策，強化關鍵基礎設施的備援能力。為降低對海底電纜及地面通訊網路的依賴，中華電信已與 OneWeb 合作建置低軌衛星地面站，並持續評估與其他衛星服務供應商合作的可能性，以建立多軌道、多供應商及多層次的衛星通訊架構。此類備援系統不僅可支援偏遠山區、離島地區的網路需求，也能在地震、颱風等重大災害發生時，提供緊急通訊服務，確保政府機關、救災單位及民眾之間的資訊傳遞不中斷。</w:t>
       </w:r>
     </w:p>
     <w:p>
@@ -801,39 +588,7 @@
           <w:rFonts w:ascii="標楷體" w:hAnsi="標楷體" w:cs="新細明體" w:hint="eastAsia"/>
           <w:lang w:eastAsia="zh-TW"/>
         </w:rPr>
-        <w:t xml:space="preserve">基於上述發展趨勢與實際需求，本研究以 </w:t>
-      </w:r>
-      <w:proofErr w:type="spellStart"/>
-      <w:r>
-        <w:rPr>
-          <w:rFonts w:ascii="標楷體" w:hAnsi="標楷體" w:cs="新細明體" w:hint="eastAsia"/>
-          <w:lang w:eastAsia="zh-TW"/>
-        </w:rPr>
-        <w:t>Starlink</w:t>
-      </w:r>
-      <w:proofErr w:type="spellEnd"/>
-      <w:r>
-        <w:rPr>
-          <w:rFonts w:ascii="標楷體" w:hAnsi="標楷體" w:cs="新細明體" w:hint="eastAsia"/>
-          <w:lang w:eastAsia="zh-TW"/>
-        </w:rPr>
-        <w:t xml:space="preserve"> 衛星軌道資料作為分析對象，蒐集衛星位置、軌道高度、仰角、可見衛星數量及覆蓋範圍等相關資訊，並結合 Power BI 視覺化分析工具建立互動式儀表板。透過地圖、卡片、折線圖及篩選器等功能，使用者可即時觀察臺灣上空衛星分布情形、不同時間點的可用衛星數量，以及衛星相對於地面觀測站的位置變化。</w:t>
-      </w:r>
-      <w:proofErr w:type="gramStart"/>
-      <w:r>
-        <w:rPr>
-          <w:rFonts w:ascii="標楷體" w:hAnsi="標楷體" w:cs="新細明體" w:hint="eastAsia"/>
-          <w:lang w:eastAsia="zh-TW"/>
-        </w:rPr>
-        <w:t>此外，</w:t>
-      </w:r>
-      <w:proofErr w:type="gramEnd"/>
-      <w:r>
-        <w:rPr>
-          <w:rFonts w:ascii="標楷體" w:hAnsi="標楷體" w:cs="新細明體" w:hint="eastAsia"/>
-          <w:lang w:eastAsia="zh-TW"/>
-        </w:rPr>
-        <w:t>研究亦針對衛星仰角與距離對通訊品質可能造成的影響進行分析，藉由視覺化呈現衛星覆蓋能力與連線穩定度之間的關聯性。</w:t>
+        <w:t>基於上述發展趨勢與實際需求，本研究以 Starlink 衛星軌道資料作為分析對象，蒐集衛星位置、軌道高度、仰角、可見衛星數量及覆蓋範圍等相關資訊，並結合 Power BI 視覺化分析工具建立互動式儀表板。透過地圖、卡片、折線圖及篩選器等功能，使用者可即時觀察臺灣上空衛星分布情形、不同時間點的可用衛星數量，以及衛星相對於地面觀測站的位置變化。此外，研究亦針對衛星仰角與距離對通訊品質可能造成的影響進行分析，藉由視覺化呈現衛星覆蓋能力與連線穩定度之間的關聯性。</w:t>
       </w:r>
     </w:p>
     <w:p>
@@ -864,23 +619,7 @@
           <w:rFonts w:ascii="標楷體" w:hAnsi="標楷體" w:cs="新細明體" w:hint="eastAsia"/>
           <w:lang w:eastAsia="zh-TW"/>
         </w:rPr>
-        <w:t xml:space="preserve">透過本研究所建置之分析平台，不僅能協助使用者快速掌握 </w:t>
-      </w:r>
-      <w:proofErr w:type="spellStart"/>
-      <w:r>
-        <w:rPr>
-          <w:rFonts w:ascii="標楷體" w:hAnsi="標楷體" w:cs="新細明體" w:hint="eastAsia"/>
-          <w:lang w:eastAsia="zh-TW"/>
-        </w:rPr>
-        <w:t>Starlink</w:t>
-      </w:r>
-      <w:proofErr w:type="spellEnd"/>
-      <w:r>
-        <w:rPr>
-          <w:rFonts w:ascii="標楷體" w:hAnsi="標楷體" w:cs="新細明體" w:hint="eastAsia"/>
-          <w:lang w:eastAsia="zh-TW"/>
-        </w:rPr>
-        <w:t xml:space="preserve"> 衛星網路在臺灣地區的可用性與覆蓋特性，也能作為評估低軌衛星通訊系統在災害應變、偏鄉網路建設及國家通訊備援策略中的參考依據，進一步驗證低軌衛星技術於提升通訊韌性及確保關鍵通訊服務持續運作方面之應用價值。</w:t>
+        <w:t>透過本研究所建置之分析平台，不僅能協助使用者快速掌握 Starlink 衛星網路在臺灣地區的可用性與覆蓋特性，也能作為評估低軌衛星通訊系統在災害應變、偏鄉網路建設及國家通訊備援策略中的參考依據，進一步驗證低軌衛星技術於提升通訊韌性及確保關鍵通訊服務持續運作方面之應用價值。</w:t>
       </w:r>
     </w:p>
     <w:bookmarkEnd w:id="1"/>
@@ -935,7 +674,7 @@
           <w:rFonts w:ascii="標楷體" w:hAnsi="標楷體" w:cs="新細明體" w:hint="eastAsia"/>
           <w:lang w:eastAsia="zh-TW"/>
         </w:rPr>
-        <w:t>衛星通訊服務涉及國家通訊安全、頻譜管理及電信市場監管等議題，因此各國皆設有相關法規進行管理。以臺</w:t>
+        <w:t>衛星通訊服務涉及國家通訊安全、頻譜管理及電信市場監管等議題，因此各國皆設有相關法規進行管理。以臺灣為例，電信事業之外資投資比例受到限制，直接持股比例上限為49%，且衛星服務業者若欲在臺提供商業服</w:t>
       </w:r>
       <w:r>
         <w:rPr>
@@ -943,39 +682,7 @@
           <w:lang w:eastAsia="zh-TW"/>
         </w:rPr>
         <w:lastRenderedPageBreak/>
-        <w:t>灣為例，電信事業之外資投資比例受到限制，直接持股比例上限為49%，且衛星服務業者若欲在</w:t>
-      </w:r>
-      <w:proofErr w:type="gramStart"/>
-      <w:r>
-        <w:rPr>
-          <w:rFonts w:ascii="標楷體" w:hAnsi="標楷體" w:cs="新細明體" w:hint="eastAsia"/>
-          <w:lang w:eastAsia="zh-TW"/>
-        </w:rPr>
-        <w:t>臺</w:t>
-      </w:r>
-      <w:proofErr w:type="gramEnd"/>
-      <w:r>
-        <w:rPr>
-          <w:rFonts w:ascii="標楷體" w:hAnsi="標楷體" w:cs="新細明體" w:hint="eastAsia"/>
-          <w:lang w:eastAsia="zh-TW"/>
-        </w:rPr>
-        <w:t>提供商業服務，仍須符合主管機關對於頻譜使用、設備認證、</w:t>
-      </w:r>
-      <w:proofErr w:type="gramStart"/>
-      <w:r>
-        <w:rPr>
-          <w:rFonts w:ascii="標楷體" w:hAnsi="標楷體" w:cs="新細明體" w:hint="eastAsia"/>
-          <w:lang w:eastAsia="zh-TW"/>
-        </w:rPr>
-        <w:t>資安管理</w:t>
-      </w:r>
-      <w:proofErr w:type="gramEnd"/>
-      <w:r>
-        <w:rPr>
-          <w:rFonts w:ascii="標楷體" w:hAnsi="標楷體" w:cs="新細明體" w:hint="eastAsia"/>
-          <w:lang w:eastAsia="zh-TW"/>
-        </w:rPr>
-        <w:t>及地面站設置等相關規範。</w:t>
+        <w:t>務，仍須符合主管機關對於頻譜使用、設備認證、資安管理及地面站設置等相關規範。</w:t>
       </w:r>
     </w:p>
     <w:p>
@@ -1020,23 +727,7 @@
           <w:rFonts w:ascii="標楷體" w:hAnsi="標楷體" w:cs="新細明體" w:hint="eastAsia"/>
           <w:lang w:eastAsia="zh-TW"/>
         </w:rPr>
-        <w:t>低軌衛星通訊品質容易受到多項環境因素影響。由於衛星持續繞行地球運轉，地面終端設備需不斷與不同衛星進行切換，因此系統必須具備良好的追蹤與切換能力。當衛星仰角較低時，訊號需要穿越較長的大氣層傳播路徑，容易受到降雨、雲層、水氣及電離層變化等因素影響，造成訊號衰減、延遲</w:t>
-      </w:r>
-      <w:proofErr w:type="gramStart"/>
-      <w:r>
-        <w:rPr>
-          <w:rFonts w:ascii="標楷體" w:hAnsi="標楷體" w:cs="新細明體" w:hint="eastAsia"/>
-          <w:lang w:eastAsia="zh-TW"/>
-        </w:rPr>
-        <w:t>增加或封包</w:t>
-      </w:r>
-      <w:proofErr w:type="gramEnd"/>
-      <w:r>
-        <w:rPr>
-          <w:rFonts w:ascii="標楷體" w:hAnsi="標楷體" w:cs="新細明體" w:hint="eastAsia"/>
-          <w:lang w:eastAsia="zh-TW"/>
-        </w:rPr>
-        <w:t>遺失等情形。</w:t>
+        <w:t>低軌衛星通訊品質容易受到多項環境因素影響。由於衛星持續繞行地球運轉，地面終端設備需不斷與不同衛星進行切換，因此系統必須具備良好的追蹤與切換能力。當衛星仰角較低時，訊號需要穿越較長的大氣層傳播路徑，容易受到降雨、雲層、水氣及電離層變化等因素影響，造成訊號衰減、延遲增加或封包遺失等情形。</w:t>
       </w:r>
     </w:p>
     <w:p>
@@ -1074,39 +765,7 @@
           <w:rFonts w:ascii="標楷體" w:hAnsi="標楷體" w:cs="新細明體" w:hint="eastAsia"/>
           <w:lang w:eastAsia="zh-TW"/>
         </w:rPr>
-        <w:t>可見衛星數量會隨時間、地理位置及衛星軌道配置而持續變化，因此通訊品質具有高度動態特性。當同一時間可供連線的衛星數量較</w:t>
-      </w:r>
-      <w:proofErr w:type="gramStart"/>
-      <w:r>
-        <w:rPr>
-          <w:rFonts w:ascii="標楷體" w:hAnsi="標楷體" w:cs="新細明體" w:hint="eastAsia"/>
-          <w:lang w:eastAsia="zh-TW"/>
-        </w:rPr>
-        <w:t>多時，</w:t>
-      </w:r>
-      <w:proofErr w:type="gramEnd"/>
-      <w:r>
-        <w:rPr>
-          <w:rFonts w:ascii="標楷體" w:hAnsi="標楷體" w:cs="新細明體" w:hint="eastAsia"/>
-          <w:lang w:eastAsia="zh-TW"/>
-        </w:rPr>
-        <w:t>系統能夠提供較佳的備援能力與網路穩定度；</w:t>
-      </w:r>
-      <w:proofErr w:type="gramStart"/>
-      <w:r>
-        <w:rPr>
-          <w:rFonts w:ascii="標楷體" w:hAnsi="標楷體" w:cs="新細明體" w:hint="eastAsia"/>
-          <w:lang w:eastAsia="zh-TW"/>
-        </w:rPr>
-        <w:t>反之，</w:t>
-      </w:r>
-      <w:proofErr w:type="gramEnd"/>
-      <w:r>
-        <w:rPr>
-          <w:rFonts w:ascii="標楷體" w:hAnsi="標楷體" w:cs="新細明體" w:hint="eastAsia"/>
-          <w:lang w:eastAsia="zh-TW"/>
-        </w:rPr>
-        <w:t>若可見衛星數量減少，則可能增加切換頻率或影響服務品質。因此，必須透過持續監測衛星位置、仰角、距離及覆蓋範圍等資料，建立完整的分析機制，以評估不同時間與地區的通訊可用性。</w:t>
+        <w:t>可見衛星數量會隨時間、地理位置及衛星軌道配置而持續變化，因此通訊品質具有高度動態特性。當同一時間可供連線的衛星數量較多時，系統能夠提供較佳的備援能力與網路穩定度；反之，若可見衛星數量減少，則可能增加切換頻率或影響服務品質。因此，必須透過持續監測衛星位置、仰角、距離及覆蓋範圍等資料，建立完整的分析機制，以評估不同時間與地區的通訊可用性。</w:t>
       </w:r>
     </w:p>
     <w:p>
@@ -1146,23 +805,7 @@
           <w:rFonts w:ascii="標楷體" w:hAnsi="標楷體" w:cs="新細明體" w:hint="eastAsia"/>
           <w:lang w:eastAsia="zh-TW"/>
         </w:rPr>
-        <w:t>低軌衛星通訊系統需要大量衛星發射、地面站建置及終端設備部署，整體投資成本相當可觀。雖然近年來火箭發射成本下降及衛星製造技術進步，使得低軌衛星服務逐漸</w:t>
-      </w:r>
-      <w:proofErr w:type="gramStart"/>
-      <w:r>
-        <w:rPr>
-          <w:rFonts w:ascii="標楷體" w:hAnsi="標楷體" w:cs="新細明體" w:hint="eastAsia"/>
-          <w:lang w:eastAsia="zh-TW"/>
-        </w:rPr>
-        <w:t>普及，</w:t>
-      </w:r>
-      <w:proofErr w:type="gramEnd"/>
-      <w:r>
-        <w:rPr>
-          <w:rFonts w:ascii="標楷體" w:hAnsi="標楷體" w:cs="新細明體" w:hint="eastAsia"/>
-          <w:lang w:eastAsia="zh-TW"/>
-        </w:rPr>
-        <w:t>但相較於傳統光纖或行動通訊網路，其建置與維運成本仍然偏高。如何在通訊效能與建置成本之間取得平衡，也是未來推廣低軌衛星通訊的重要課題。</w:t>
+        <w:t>低軌衛星通訊系統需要大量衛星發射、地面站建置及終端設備部署，整體投資成本相當可觀。雖然近年來火箭發射成本下降及衛星製造技術進步，使得低軌衛星服務逐漸普及，但相較於傳統光纖或行動通訊網路，其建置與維運成本仍然偏高。如何在通訊效能與建置成本之間取得平衡，也是未來推廣低軌衛星通訊的重要課題。</w:t>
       </w:r>
     </w:p>
     <w:p>
@@ -1197,23 +840,7 @@
           <w:rFonts w:ascii="標楷體" w:hAnsi="標楷體" w:cs="新細明體"/>
           <w:lang w:eastAsia="zh-TW"/>
         </w:rPr>
-        <w:t xml:space="preserve">以 Power BI 為核心之衛星通訊分析儀表板，透過整合衛星軌道資料、觀測站資訊及通訊品質指標，評估 </w:t>
-      </w:r>
-      <w:proofErr w:type="spellStart"/>
-      <w:r>
-        <w:rPr>
-          <w:rFonts w:ascii="標楷體" w:hAnsi="標楷體" w:cs="新細明體"/>
-          <w:lang w:eastAsia="zh-TW"/>
-        </w:rPr>
-        <w:t>Starlink</w:t>
-      </w:r>
-      <w:proofErr w:type="spellEnd"/>
-      <w:r>
-        <w:rPr>
-          <w:rFonts w:ascii="標楷體" w:hAnsi="標楷體" w:cs="新細明體"/>
-          <w:lang w:eastAsia="zh-TW"/>
-        </w:rPr>
-        <w:t xml:space="preserve"> 系統於緊急通訊情境下之備援能力。</w:t>
+        <w:t>以 Power BI 為核心之衛星通訊分析儀表板，透過整合衛星軌道資料、觀測站資訊及通訊品質指標，評估 Starlink 系統於緊急通訊情境下之備援能力。</w:t>
       </w:r>
     </w:p>
     <w:p>
@@ -1316,11 +943,9 @@
           <w:lang w:eastAsia="zh-TW"/>
         </w:rPr>
       </w:pPr>
-      <w:proofErr w:type="spellStart"/>
       <w:r>
         <w:t>實驗方式</w:t>
       </w:r>
-      <w:proofErr w:type="spellEnd"/>
     </w:p>
     <w:p>
       <w:pPr>
@@ -1338,21 +963,7 @@
         <w:rPr>
           <w:lang w:eastAsia="zh-TW"/>
         </w:rPr>
-        <w:t xml:space="preserve"> </w:t>
-      </w:r>
-      <w:proofErr w:type="spellStart"/>
-      <w:r>
-        <w:rPr>
-          <w:lang w:eastAsia="zh-TW"/>
-        </w:rPr>
-        <w:t>Starlink</w:t>
-      </w:r>
-      <w:proofErr w:type="spellEnd"/>
-      <w:r>
-        <w:rPr>
-          <w:lang w:eastAsia="zh-TW"/>
-        </w:rPr>
-        <w:t xml:space="preserve"> </w:t>
+        <w:t xml:space="preserve"> Starlink </w:t>
       </w:r>
       <w:r>
         <w:rPr>
@@ -1436,22 +1047,14 @@
         <w:rPr>
           <w:lang w:eastAsia="zh-TW"/>
         </w:rPr>
-        <w:t>，並以預先整理完成之</w:t>
-      </w:r>
-      <w:r>
-        <w:rPr>
-          <w:lang w:eastAsia="zh-TW"/>
-        </w:rPr>
-        <w:t>「</w:t>
-      </w:r>
-      <w:proofErr w:type="spellStart"/>
+        <w:t>，並以預先整理完成之「</w:t>
+      </w:r>
       <w:r>
         <w:rPr>
           <w:lang w:eastAsia="zh-TW"/>
         </w:rPr>
         <w:t>Starlink_Taiwan_Complete</w:t>
       </w:r>
-      <w:proofErr w:type="spellEnd"/>
       <w:r>
         <w:rPr>
           <w:lang w:eastAsia="zh-TW"/>
@@ -1468,7 +1071,13 @@
         <w:rPr>
           <w:lang w:eastAsia="zh-TW"/>
         </w:rPr>
-        <w:t>視覺化分析技術，評估低軌衛星系統於臺灣地區作為通訊備援方案之可行性。</w:t>
+        <w:t>視覺化分</w:t>
+      </w:r>
+      <w:r>
+        <w:rPr>
+          <w:lang w:eastAsia="zh-TW"/>
+        </w:rPr>
+        <w:t>析技術，評估低軌衛星系統於臺灣地區作為通訊備援方案之可行性。</w:t>
       </w:r>
     </w:p>
     <w:p>
@@ -1519,21 +1128,7 @@
         <w:rPr>
           <w:lang w:eastAsia="zh-TW"/>
         </w:rPr>
-        <w:t>以</w:t>
-      </w:r>
-      <w:proofErr w:type="gramStart"/>
-      <w:r>
-        <w:rPr>
-          <w:lang w:eastAsia="zh-TW"/>
-        </w:rPr>
-        <w:t>臺</w:t>
-      </w:r>
-      <w:proofErr w:type="gramEnd"/>
-      <w:r>
-        <w:rPr>
-          <w:lang w:eastAsia="zh-TW"/>
-        </w:rPr>
-        <w:t>中觀測站作為固定觀測位置，計算衛星與地面站之間的距離、仰角（</w:t>
+        <w:t>以臺中觀測站作為固定觀測位置，計算衛星與地面站之間的距離、仰角（</w:t>
       </w:r>
       <w:r>
         <w:rPr>
@@ -1876,21 +1471,7 @@
         <w:rPr>
           <w:lang w:eastAsia="zh-TW"/>
         </w:rPr>
-        <w:t xml:space="preserve"> </w:t>
-      </w:r>
-      <w:proofErr w:type="spellStart"/>
-      <w:r>
-        <w:rPr>
-          <w:lang w:eastAsia="zh-TW"/>
-        </w:rPr>
-        <w:t>Starlink</w:t>
-      </w:r>
-      <w:proofErr w:type="spellEnd"/>
-      <w:r>
-        <w:rPr>
-          <w:lang w:eastAsia="zh-TW"/>
-        </w:rPr>
-        <w:t xml:space="preserve"> </w:t>
+        <w:t xml:space="preserve"> Starlink </w:t>
       </w:r>
       <w:r>
         <w:rPr>
@@ -2121,32 +1702,16 @@
         <w:spacing w:before="100" w:beforeAutospacing="1" w:after="100" w:afterAutospacing="1"/>
         <w:jc w:val="left"/>
         <w:rPr>
+          <w:rFonts w:ascii="標楷體" w:hAnsi="標楷體" w:cs="新細明體"/>
+          <w:lang w:eastAsia="zh-TW"/>
+        </w:rPr>
+      </w:pPr>
+      <w:r>
+        <w:rPr>
           <w:rFonts w:ascii="標楷體" w:hAnsi="標楷體" w:cs="新細明體" w:hint="eastAsia"/>
           <w:lang w:eastAsia="zh-TW"/>
         </w:rPr>
-      </w:pPr>
-      <w:r>
-        <w:rPr>
-          <w:rFonts w:ascii="標楷體" w:hAnsi="標楷體" w:cs="新細明體" w:hint="eastAsia"/>
-          <w:lang w:eastAsia="zh-TW"/>
-        </w:rPr>
-        <w:t>仰角（Elevation Angle）是指衛星相對於地面觀測站或接收站在地平線上的高度角度，通常以度（°）作為單位表示。當衛星位於地平線方向時，其仰角為0°；當衛星位於觀測站正上方時，仰角則接近90°。在衛星通訊系統中，仰角是評估衛星</w:t>
-      </w:r>
-      <w:proofErr w:type="gramStart"/>
-      <w:r>
-        <w:rPr>
-          <w:rFonts w:ascii="標楷體" w:hAnsi="標楷體" w:cs="新細明體" w:hint="eastAsia"/>
-          <w:lang w:eastAsia="zh-TW"/>
-        </w:rPr>
-        <w:t>可視性與</w:t>
-      </w:r>
-      <w:proofErr w:type="gramEnd"/>
-      <w:r>
-        <w:rPr>
-          <w:rFonts w:ascii="標楷體" w:hAnsi="標楷體" w:cs="新細明體" w:hint="eastAsia"/>
-          <w:lang w:eastAsia="zh-TW"/>
-        </w:rPr>
-        <w:t>通訊品質的重要參數之一，因為它直接影響訊號傳輸路徑長度以及受到環境干擾的程度。</w:t>
+        <w:t>仰角（Elevation Angle）是指衛星相對於地面觀測站或接收站在地平線上的高度角度，通常以度（°）作為單位表示。當衛星位於地平線方向時，其仰角為0°；當衛星位於觀測站正上方時，仰角則接近90°。在衛星通訊系統中，仰角是評估衛星可視性與通訊品質的重要參數之一，因為它直接影響訊號傳輸路徑長度以及受到環境干擾的程度。</w:t>
       </w:r>
     </w:p>
     <w:p>
@@ -2156,40 +1721,24 @@
         <w:spacing w:before="100" w:beforeAutospacing="1" w:after="100" w:afterAutospacing="1"/>
         <w:jc w:val="left"/>
         <w:rPr>
+          <w:rFonts w:ascii="標楷體" w:hAnsi="標楷體" w:cs="新細明體"/>
+          <w:lang w:eastAsia="zh-TW"/>
+        </w:rPr>
+      </w:pPr>
+      <w:r>
+        <w:rPr>
           <w:rFonts w:ascii="標楷體" w:hAnsi="標楷體" w:cs="新細明體" w:hint="eastAsia"/>
           <w:lang w:eastAsia="zh-TW"/>
         </w:rPr>
-      </w:pPr>
+        <w:t>一般而言，衛星仰角越高，代表衛星位於觀測站上方較接近天頂的位置，此時無線電訊號穿越大氣層的距離較短，訊號衰減相對較小，因此能夠獲得較佳的接收品質與較穩定的通訊連線。相反地，當衛星仰角較低時，訊</w:t>
+      </w:r>
       <w:r>
         <w:rPr>
           <w:rFonts w:ascii="標楷體" w:hAnsi="標楷體" w:cs="新細明體" w:hint="eastAsia"/>
           <w:lang w:eastAsia="zh-TW"/>
         </w:rPr>
-        <w:t>一般而言，衛星仰角越高，代表衛星位於觀測站上方較接近天頂的位置，此時無線電訊號穿越大氣層的距離較</w:t>
-      </w:r>
-      <w:r>
-        <w:rPr>
-          <w:rFonts w:ascii="標楷體" w:hAnsi="標楷體" w:cs="新細明體" w:hint="eastAsia"/>
-          <w:lang w:eastAsia="zh-TW"/>
-        </w:rPr>
         <w:lastRenderedPageBreak/>
-        <w:t>短，訊號衰減相對較小，因此能夠獲得較佳的接收品質與較穩定的通訊連線。相反地，當衛星仰角較低時，訊號必須穿越更長的大氣傳播路徑，不僅容易受到水氣、雨滴、雲層及電離層等因素影響，也可能因多重路徑效應（Multipath Effect）而造成訊號品質下降。</w:t>
-      </w:r>
-      <w:proofErr w:type="gramStart"/>
-      <w:r>
-        <w:rPr>
-          <w:rFonts w:ascii="標楷體" w:hAnsi="標楷體" w:cs="新細明體" w:hint="eastAsia"/>
-          <w:lang w:eastAsia="zh-TW"/>
-        </w:rPr>
-        <w:t>此外，</w:t>
-      </w:r>
-      <w:proofErr w:type="gramEnd"/>
-      <w:r>
-        <w:rPr>
-          <w:rFonts w:ascii="標楷體" w:hAnsi="標楷體" w:cs="新細明體" w:hint="eastAsia"/>
-          <w:lang w:eastAsia="zh-TW"/>
-        </w:rPr>
-        <w:t>較低仰角的訊號更容易受到地形、建築物、樹木或其他障礙物遮蔽，進而導致訊號中斷或連線不穩定。</w:t>
+        <w:t>號必須穿越更長的大氣傳播路徑，不僅容易受到水氣、雨滴、雲層及電離層等因素影響，也可能因多重路徑效應（Multipath Effect）而造成訊號品質下降。此外，較低仰角的訊號更容易受到地形、建築物、樹木或其他障礙物遮蔽，進而導致訊號中斷或連線不穩定。</w:t>
       </w:r>
     </w:p>
     <w:p>
@@ -2199,7 +1748,7 @@
         <w:spacing w:before="100" w:beforeAutospacing="1" w:after="100" w:afterAutospacing="1"/>
         <w:jc w:val="left"/>
         <w:rPr>
-          <w:rFonts w:ascii="標楷體" w:hAnsi="標楷體" w:cs="新細明體" w:hint="eastAsia"/>
+          <w:rFonts w:ascii="標楷體" w:hAnsi="標楷體" w:cs="新細明體"/>
           <w:lang w:eastAsia="zh-TW"/>
         </w:rPr>
       </w:pPr>
@@ -2218,48 +1767,16 @@
         <w:spacing w:before="100" w:beforeAutospacing="1" w:after="100" w:afterAutospacing="1"/>
         <w:jc w:val="left"/>
         <w:rPr>
+          <w:rFonts w:ascii="標楷體" w:hAnsi="標楷體" w:cs="新細明體"/>
+          <w:lang w:eastAsia="zh-TW"/>
+        </w:rPr>
+      </w:pPr>
+      <w:r>
+        <w:rPr>
           <w:rFonts w:ascii="標楷體" w:hAnsi="標楷體" w:cs="新細明體" w:hint="eastAsia"/>
           <w:lang w:eastAsia="zh-TW"/>
         </w:rPr>
-      </w:pPr>
-      <w:r>
-        <w:rPr>
-          <w:rFonts w:ascii="標楷體" w:hAnsi="標楷體" w:cs="新細明體" w:hint="eastAsia"/>
-          <w:lang w:eastAsia="zh-TW"/>
-        </w:rPr>
-        <w:t xml:space="preserve">在本研究中仰角被列為分析 </w:t>
-      </w:r>
-      <w:proofErr w:type="spellStart"/>
-      <w:r>
-        <w:rPr>
-          <w:rFonts w:ascii="標楷體" w:hAnsi="標楷體" w:cs="新細明體" w:hint="eastAsia"/>
-          <w:lang w:eastAsia="zh-TW"/>
-        </w:rPr>
-        <w:t>Starlink</w:t>
-      </w:r>
-      <w:proofErr w:type="spellEnd"/>
-      <w:r>
-        <w:rPr>
-          <w:rFonts w:ascii="標楷體" w:hAnsi="標楷體" w:cs="新細明體" w:hint="eastAsia"/>
-          <w:lang w:eastAsia="zh-TW"/>
-        </w:rPr>
-        <w:t xml:space="preserve"> 衛星可用性與通訊品質的重要指標之</w:t>
-      </w:r>
-      <w:proofErr w:type="gramStart"/>
-      <w:r>
-        <w:rPr>
-          <w:rFonts w:ascii="標楷體" w:hAnsi="標楷體" w:cs="新細明體" w:hint="eastAsia"/>
-          <w:lang w:eastAsia="zh-TW"/>
-        </w:rPr>
-        <w:t>一</w:t>
-      </w:r>
-      <w:proofErr w:type="gramEnd"/>
-      <w:r>
-        <w:rPr>
-          <w:rFonts w:ascii="標楷體" w:hAnsi="標楷體" w:cs="新細明體" w:hint="eastAsia"/>
-          <w:lang w:eastAsia="zh-TW"/>
-        </w:rPr>
-        <w:t>。透過 Power BI 視覺化儀表板呈現衛星仰角的變化情形，並結合可見衛星數量、衛星距離及覆蓋範圍等資料進行交叉分析，可更全面地評估不同時間及不同觀測條件下的通訊品質，進一步了解低軌衛星系統於臺灣地區作為通訊備援方案的實際應用效能與發展潛力。</w:t>
+        <w:t>在本研究中仰角被列為分析 Starlink 衛星可用性與通訊品質的重要指標之一。透過 Power BI 視覺化儀表板呈現衛星仰角的變化情形，並結合可見衛星數量、衛星距離及覆蓋範圍等資料進行交叉分析，可更全面地評估不同時間及不同觀測條件下的通訊品質，進一步了解低軌衛星系統於臺灣地區作為通訊備援方案的實際應用效能與發展潛力。</w:t>
       </w:r>
     </w:p>
     <w:p>
@@ -2364,32 +1881,16 @@
         <w:spacing w:before="100" w:beforeAutospacing="1" w:after="100" w:afterAutospacing="1"/>
         <w:jc w:val="left"/>
         <w:rPr>
-          <w:rFonts w:ascii="標楷體" w:hAnsi="標楷體" w:cs="新細明體" w:hint="eastAsia"/>
-          <w:lang w:eastAsia="zh-TW"/>
-        </w:rPr>
-      </w:pPr>
-      <w:r>
-        <w:rPr>
-          <w:rFonts w:ascii="標楷體" w:hAnsi="標楷體" w:cs="新細明體"/>
-          <w:lang w:eastAsia="zh-TW"/>
-        </w:rPr>
-        <w:t xml:space="preserve">地圖視覺化結果顯示 </w:t>
-      </w:r>
-      <w:proofErr w:type="spellStart"/>
-      <w:r>
-        <w:rPr>
-          <w:rFonts w:ascii="標楷體" w:hAnsi="標楷體" w:cs="新細明體"/>
-          <w:lang w:eastAsia="zh-TW"/>
-        </w:rPr>
-        <w:t>Starlink</w:t>
-      </w:r>
-      <w:proofErr w:type="spellEnd"/>
-      <w:r>
-        <w:rPr>
-          <w:rFonts w:ascii="標楷體" w:hAnsi="標楷體" w:cs="新細明體"/>
-          <w:lang w:eastAsia="zh-TW"/>
-        </w:rPr>
-        <w:t xml:space="preserve"> 衛星於臺灣上空具有持續性的覆蓋能力。於觀測期間內，多數時間皆可觀察到多顆衛星同時位於可通訊範圍內，顯示低軌衛星星系具備透過衛星接續切換（Handover）維持服務連續性之能力。由於衛星持續沿軌道運行，因此可見衛星數量會隨時間變化，但整體而言仍能維持穩定覆蓋。</w:t>
+          <w:rFonts w:ascii="標楷體" w:hAnsi="標楷體" w:cs="新細明體"/>
+          <w:lang w:eastAsia="zh-TW"/>
+        </w:rPr>
+      </w:pPr>
+      <w:r>
+        <w:rPr>
+          <w:rFonts w:ascii="標楷體" w:hAnsi="標楷體" w:cs="新細明體"/>
+          <w:lang w:eastAsia="zh-TW"/>
+        </w:rPr>
+        <w:t>地圖視覺化結果顯示 Starlink 衛星於臺灣上空具有持續性的覆蓋能力。於觀測期間內，多數時間皆可觀察到多顆衛星同時位於可通訊範圍內，顯示低軌衛星星系具備透過衛星接續切換（Handover）維持服務連續性之能力。由於衛星持續沿軌道運行，因此可見衛星數量會隨時間變化，但整體而言仍能維持穩定覆蓋。</w:t>
       </w:r>
     </w:p>
     <w:p>
@@ -2663,27 +2164,7 @@
           <w:bCs/>
           <w:lang w:eastAsia="zh-TW"/>
         </w:rPr>
-        <w:t>仰角平均值（</w:t>
-      </w:r>
-      <w:proofErr w:type="spellStart"/>
-      <w:r>
-        <w:rPr>
-          <w:rFonts w:ascii="標楷體" w:hAnsi="標楷體" w:cs="新細明體"/>
-          <w:b/>
-          <w:bCs/>
-          <w:lang w:eastAsia="zh-TW"/>
-        </w:rPr>
-        <w:t>Elevation_Deg</w:t>
-      </w:r>
-      <w:proofErr w:type="spellEnd"/>
-      <w:r>
-        <w:rPr>
-          <w:rFonts w:ascii="標楷體" w:hAnsi="標楷體" w:cs="新細明體"/>
-          <w:b/>
-          <w:bCs/>
-          <w:lang w:eastAsia="zh-TW"/>
-        </w:rPr>
-        <w:t>）</w:t>
+        <w:t>仰角平均值（Elevation_Deg）</w:t>
       </w:r>
       <w:r>
         <w:rPr>
@@ -2714,9 +2195,15 @@
           <w:bCs/>
           <w:lang w:eastAsia="zh-TW"/>
         </w:rPr>
-        <w:t>綠色</w:t>
-      </w:r>
-      <w:proofErr w:type="gramStart"/>
+        <w:t>綠色群組直條圖（信號即時響應）</w:t>
+      </w:r>
+      <w:r>
+        <w:rPr>
+          <w:rFonts w:ascii="標楷體" w:hAnsi="標楷體" w:cs="新細明體"/>
+          <w:lang w:eastAsia="zh-TW"/>
+        </w:rPr>
+        <w:t>：對應左側 Y 軸，代表該秒級時間戳記下的</w:t>
+      </w:r>
       <w:r>
         <w:rPr>
           <w:rFonts w:ascii="標楷體" w:hAnsi="標楷體" w:cs="新細明體"/>
@@ -2724,69 +2211,7 @@
           <w:bCs/>
           <w:lang w:eastAsia="zh-TW"/>
         </w:rPr>
-        <w:t>群組直條</w:t>
-      </w:r>
-      <w:proofErr w:type="gramEnd"/>
-      <w:r>
-        <w:rPr>
-          <w:rFonts w:ascii="標楷體" w:hAnsi="標楷體" w:cs="新細明體"/>
-          <w:b/>
-          <w:bCs/>
-          <w:lang w:eastAsia="zh-TW"/>
-        </w:rPr>
-        <w:t>圖（信號即時響應）</w:t>
-      </w:r>
-      <w:r>
-        <w:rPr>
-          <w:rFonts w:ascii="標楷體" w:hAnsi="標楷體" w:cs="新細明體"/>
-          <w:lang w:eastAsia="zh-TW"/>
-        </w:rPr>
-        <w:t>：對應左側 Y 軸，代表</w:t>
-      </w:r>
-      <w:proofErr w:type="gramStart"/>
-      <w:r>
-        <w:rPr>
-          <w:rFonts w:ascii="標楷體" w:hAnsi="標楷體" w:cs="新細明體"/>
-          <w:lang w:eastAsia="zh-TW"/>
-        </w:rPr>
-        <w:t>該秒級</w:t>
-      </w:r>
-      <w:proofErr w:type="gramEnd"/>
-      <w:r>
-        <w:rPr>
-          <w:rFonts w:ascii="標楷體" w:hAnsi="標楷體" w:cs="新細明體"/>
-          <w:lang w:eastAsia="zh-TW"/>
-        </w:rPr>
-        <w:t>時間戳記下的</w:t>
-      </w:r>
-      <w:r>
-        <w:rPr>
-          <w:rFonts w:ascii="標楷體" w:hAnsi="標楷體" w:cs="新細明體"/>
-          <w:b/>
-          <w:bCs/>
-          <w:lang w:eastAsia="zh-TW"/>
-        </w:rPr>
-        <w:t>訊號強度平均值（</w:t>
-      </w:r>
-      <w:proofErr w:type="spellStart"/>
-      <w:r>
-        <w:rPr>
-          <w:rFonts w:ascii="標楷體" w:hAnsi="標楷體" w:cs="新細明體"/>
-          <w:b/>
-          <w:bCs/>
-          <w:lang w:eastAsia="zh-TW"/>
-        </w:rPr>
-        <w:t>Signal_Strength_Pct</w:t>
-      </w:r>
-      <w:proofErr w:type="spellEnd"/>
-      <w:r>
-        <w:rPr>
-          <w:rFonts w:ascii="標楷體" w:hAnsi="標楷體" w:cs="新細明體"/>
-          <w:b/>
-          <w:bCs/>
-          <w:lang w:eastAsia="zh-TW"/>
-        </w:rPr>
-        <w:t>）</w:t>
+        <w:t>訊號強度平均值（Signal_Strength_Pct）</w:t>
       </w:r>
       <w:r>
         <w:rPr>
@@ -2832,23 +2257,7 @@
           <w:lang w:eastAsia="zh-TW"/>
         </w:rPr>
         <w:br/>
-        <w:t>當藍色折線攀升至波峰</w:t>
-      </w:r>
-      <w:proofErr w:type="gramStart"/>
-      <w:r>
-        <w:rPr>
-          <w:rFonts w:ascii="標楷體" w:hAnsi="標楷體" w:cs="新細明體"/>
-          <w:lang w:eastAsia="zh-TW"/>
-        </w:rPr>
-        <w:t>（</w:t>
-      </w:r>
-      <w:proofErr w:type="gramEnd"/>
-      <w:r>
-        <w:rPr>
-          <w:rFonts w:ascii="標楷體" w:hAnsi="標楷體" w:cs="新細明體"/>
-          <w:lang w:eastAsia="zh-TW"/>
-        </w:rPr>
-        <w:t>天頂，如85</w:t>
+        <w:t>當藍色折線攀升至波峰（天頂，如85</w:t>
       </w:r>
       <w:r>
         <w:rPr>
@@ -2862,33 +2271,8 @@
           <w:rFonts w:ascii="標楷體" w:hAnsi="標楷體" w:cs="新細明體"/>
           <w:lang w:eastAsia="zh-TW"/>
         </w:rPr>
-        <w:t>時，下方的綠色直條圖同步達到最高點；而當折線隨衛星遠離而下降時，直</w:t>
-      </w:r>
-      <w:proofErr w:type="gramStart"/>
-      <w:r>
-        <w:rPr>
-          <w:rFonts w:ascii="標楷體" w:hAnsi="標楷體" w:cs="新細明體"/>
-          <w:lang w:eastAsia="zh-TW"/>
-        </w:rPr>
-        <w:t>條圖亦同步</w:t>
-      </w:r>
-      <w:proofErr w:type="gramEnd"/>
-      <w:r>
-        <w:rPr>
-          <w:rFonts w:ascii="標楷體" w:hAnsi="標楷體" w:cs="新細明體"/>
-          <w:lang w:eastAsia="zh-TW"/>
-        </w:rPr>
-        <w:t>衰減。此實驗完美驗證了</w:t>
-      </w:r>
-      <w:proofErr w:type="gramStart"/>
-      <w:r>
-        <w:rPr>
-          <w:rFonts w:ascii="標楷體" w:hAnsi="標楷體" w:cs="新細明體"/>
-          <w:lang w:eastAsia="zh-TW"/>
-        </w:rPr>
-        <w:t>——</w:t>
-      </w:r>
-      <w:proofErr w:type="gramEnd"/>
+        <w:t>時，下方的綠色直條圖同步達到最高點；而當折線隨衛星遠離而下降時，直條圖亦同步衰減。此實驗完美驗證了——</w:t>
+      </w:r>
       <w:r>
         <w:rPr>
           <w:rFonts w:ascii="標楷體" w:hAnsi="標楷體" w:cs="新細明體"/>
@@ -2956,7 +2340,6 @@
               <w:rPr>
                 <w:noProof/>
               </w:rPr>
-              <w:lastRenderedPageBreak/>
               <w:drawing>
                 <wp:inline distT="0" distB="0" distL="0" distR="0" wp14:anchorId="1D8D42AC" wp14:editId="4F437E99">
                   <wp:extent cx="3442709" cy="1530350"/>
@@ -3159,23 +2542,7 @@
           <w:rFonts w:ascii="標楷體" w:hAnsi="標楷體" w:cs="新細明體"/>
           <w:lang w:eastAsia="zh-TW"/>
         </w:rPr>
-        <w:t xml:space="preserve"> </w:t>
-      </w:r>
-      <w:proofErr w:type="gramStart"/>
-      <w:r>
-        <w:rPr>
-          <w:rFonts w:ascii="標楷體" w:hAnsi="標楷體" w:cs="新細明體"/>
-          <w:lang w:eastAsia="zh-TW"/>
-        </w:rPr>
-        <w:t>顆與</w:t>
-      </w:r>
-      <w:proofErr w:type="gramEnd"/>
-      <w:r>
-        <w:rPr>
-          <w:rFonts w:ascii="標楷體" w:hAnsi="標楷體" w:cs="新細明體"/>
-          <w:lang w:eastAsia="zh-TW"/>
-        </w:rPr>
-        <w:t xml:space="preserve"> </w:t>
+        <w:t xml:space="preserve"> 顆與 </w:t>
       </w:r>
       <w:r>
         <w:rPr>
@@ -3189,23 +2556,7 @@
           <w:rFonts w:ascii="標楷體" w:hAnsi="標楷體" w:cs="新細明體"/>
           <w:lang w:eastAsia="zh-TW"/>
         </w:rPr>
-        <w:t xml:space="preserve"> 顆之間動態交替。這證實低軌衛星群在軌道交織切換（Handover）時的連續性，確保地面接收站在任何</w:t>
-      </w:r>
-      <w:proofErr w:type="gramStart"/>
-      <w:r>
-        <w:rPr>
-          <w:rFonts w:ascii="標楷體" w:hAnsi="標楷體" w:cs="新細明體"/>
-          <w:lang w:eastAsia="zh-TW"/>
-        </w:rPr>
-        <w:t>極端秒級</w:t>
-      </w:r>
-      <w:proofErr w:type="gramEnd"/>
-      <w:r>
-        <w:rPr>
-          <w:rFonts w:ascii="標楷體" w:hAnsi="標楷體" w:cs="新細明體"/>
-          <w:lang w:eastAsia="zh-TW"/>
-        </w:rPr>
-        <w:t xml:space="preserve">區間內，皆有至少 </w:t>
+        <w:t xml:space="preserve"> 顆之間動態交替。這證實低軌衛星群在軌道交織切換（Handover）時的連續性，確保地面接收站在任何極端秒級區間內，皆有至少 </w:t>
       </w:r>
       <w:r>
         <w:rPr>
@@ -3362,39 +2713,7 @@
           <w:rFonts w:ascii="標楷體" w:hAnsi="標楷體" w:cs="新細明體"/>
           <w:lang w:eastAsia="zh-TW"/>
         </w:rPr>
-        <w:t>：系統會即時抓取</w:t>
-      </w:r>
-      <w:proofErr w:type="gramStart"/>
-      <w:r>
-        <w:rPr>
-          <w:rFonts w:ascii="標楷體" w:hAnsi="標楷體" w:cs="新細明體"/>
-          <w:lang w:eastAsia="zh-TW"/>
-        </w:rPr>
-        <w:t>量表圖的</w:t>
-      </w:r>
-      <w:proofErr w:type="gramEnd"/>
-      <w:r>
-        <w:rPr>
-          <w:rFonts w:ascii="標楷體" w:hAnsi="標楷體" w:cs="新細明體"/>
-          <w:lang w:eastAsia="zh-TW"/>
-        </w:rPr>
-        <w:t xml:space="preserve">真實平均值與 75% </w:t>
-      </w:r>
-      <w:proofErr w:type="gramStart"/>
-      <w:r>
-        <w:rPr>
-          <w:rFonts w:ascii="標楷體" w:hAnsi="標楷體" w:cs="新細明體"/>
-          <w:lang w:eastAsia="zh-TW"/>
-        </w:rPr>
-        <w:t>閥值做</w:t>
-      </w:r>
-      <w:proofErr w:type="gramEnd"/>
-      <w:r>
-        <w:rPr>
-          <w:rFonts w:ascii="標楷體" w:hAnsi="標楷體" w:cs="新細明體"/>
-          <w:lang w:eastAsia="zh-TW"/>
-        </w:rPr>
-        <w:t>比對。當平均值超過 75% 時，卡片自動即時跳轉為</w:t>
+        <w:t>：系統會即時抓取量表圖的真實平均值與 75% 閥值做比對。當平均值超過 75% 時，卡片自動即時跳轉為</w:t>
       </w:r>
       <w:r>
         <w:rPr>
@@ -3624,23 +2943,7 @@
           <w:rFonts w:ascii="標楷體" w:hAnsi="標楷體" w:cs="新細明體"/>
           <w:lang w:eastAsia="zh-TW"/>
         </w:rPr>
-        <w:t>研究結果顯示，</w:t>
-      </w:r>
-      <w:proofErr w:type="spellStart"/>
-      <w:r>
-        <w:rPr>
-          <w:rFonts w:ascii="標楷體" w:hAnsi="標楷體" w:cs="新細明體"/>
-          <w:lang w:eastAsia="zh-TW"/>
-        </w:rPr>
-        <w:t>Starlink</w:t>
-      </w:r>
-      <w:proofErr w:type="spellEnd"/>
-      <w:r>
-        <w:rPr>
-          <w:rFonts w:ascii="標楷體" w:hAnsi="標楷體" w:cs="新細明體"/>
-          <w:lang w:eastAsia="zh-TW"/>
-        </w:rPr>
-        <w:t xml:space="preserve"> 衛星於臺灣上空具有穩定且持續的覆蓋特性，在觀測期間內多數時間皆維持多顆衛星同時可供連線。</w:t>
+        <w:t>研究結果顯示，Starlink 衛星於臺灣上空具有穩定且持續的覆蓋特性，在觀測期間內多數時間皆維持多顆衛星同時可供連線。</w:t>
       </w:r>
     </w:p>
     <w:p>
@@ -3661,21 +2964,12 @@
         </w:rPr>
         <w:t>分析發現，衛星仰角與通訊品質呈現正相關關係，當衛星接近天頂位置時，訊號強度較佳且通訊品質較穩定；</w:t>
       </w:r>
-      <w:proofErr w:type="gramStart"/>
-      <w:r>
-        <w:rPr>
-          <w:rFonts w:ascii="標楷體" w:hAnsi="標楷體" w:cs="新細明體"/>
-          <w:lang w:eastAsia="zh-TW"/>
-        </w:rPr>
-        <w:t>反之，</w:t>
-      </w:r>
-      <w:proofErr w:type="gramEnd"/>
-      <w:r>
-        <w:rPr>
-          <w:rFonts w:ascii="標楷體" w:hAnsi="標楷體" w:cs="新細明體"/>
-          <w:lang w:eastAsia="zh-TW"/>
-        </w:rPr>
-        <w:t>當衛星仰角降低時，訊號品質亦可能受到影響。此結果與衛星通訊理論相符，顯示仰角可作為評估通訊品質的重要參考指標。</w:t>
+      <w:r>
+        <w:rPr>
+          <w:rFonts w:ascii="標楷體" w:hAnsi="標楷體" w:cs="新細明體"/>
+          <w:lang w:eastAsia="zh-TW"/>
+        </w:rPr>
+        <w:t>反之，當衛星仰角降低時，訊號品質亦可能受到影響。此結果與衛星通訊理論相符，顯示仰角可作為評估通訊品質的重要參考指標。</w:t>
       </w:r>
     </w:p>
     <w:p>
@@ -3732,23 +3026,7 @@
           <w:rFonts w:ascii="標楷體" w:hAnsi="標楷體" w:cs="新細明體"/>
           <w:lang w:eastAsia="zh-TW"/>
         </w:rPr>
-        <w:t xml:space="preserve">在海底電纜中斷等模擬情境下，研究結果顯示 </w:t>
-      </w:r>
-      <w:proofErr w:type="spellStart"/>
-      <w:r>
-        <w:rPr>
-          <w:rFonts w:ascii="標楷體" w:hAnsi="標楷體" w:cs="新細明體"/>
-          <w:lang w:eastAsia="zh-TW"/>
-        </w:rPr>
-        <w:t>Starlink</w:t>
-      </w:r>
-      <w:proofErr w:type="spellEnd"/>
-      <w:r>
-        <w:rPr>
-          <w:rFonts w:ascii="標楷體" w:hAnsi="標楷體" w:cs="新細明體"/>
-          <w:lang w:eastAsia="zh-TW"/>
-        </w:rPr>
-        <w:t xml:space="preserve"> 系統仍能提供基本通訊能力，並維持一定水準之網路服務品質。因此，低軌衛星系統可作為現有地面通訊網路的重要補充，有助於提升臺灣於天然災害、重大事故或國際海纜異常期間之通訊韌性。</w:t>
+        <w:t>在海底電纜中斷等模擬情境下，研究結果顯示 Starlink 系統仍能提供基本通訊能力，並維持一定水準之網路服務品質。因此，低軌衛星系統可作為現有地面通訊網路的重要補充，有助於提升臺灣於天然災害、重大事故或國際海纜異常期間之通訊韌性。</w:t>
       </w:r>
     </w:p>
     <w:p>
@@ -3806,19 +3084,11 @@
         <w:t xml:space="preserve"> </w:t>
       </w:r>
       <w:bookmarkStart w:id="2" w:name="_Ref227621702"/>
-      <w:proofErr w:type="spellStart"/>
-      <w:r>
-        <w:rPr>
-          <w:lang w:eastAsia="zh-TW"/>
-        </w:rPr>
-        <w:t>CelesTrak</w:t>
-      </w:r>
-      <w:proofErr w:type="spellEnd"/>
-      <w:r>
-        <w:rPr>
-          <w:lang w:eastAsia="zh-TW"/>
-        </w:rPr>
-        <w:t xml:space="preserve">, "Current NORAD Two-Line Element Sets," [Online]. Available: </w:t>
+      <w:r>
+        <w:rPr>
+          <w:lang w:eastAsia="zh-TW"/>
+        </w:rPr>
+        <w:t xml:space="preserve">CelesTrak, "Current NORAD Two-Line Element Sets," [Online]. Available: </w:t>
       </w:r>
       <w:hyperlink r:id="rId12" w:tgtFrame="_blank" w:history="1">
         <w:r>
@@ -3848,117 +3118,75 @@
         </w:rPr>
       </w:pPr>
       <w:bookmarkStart w:id="3" w:name="_Ref227587590"/>
-      <w:proofErr w:type="spellStart"/>
       <w:r>
         <w:rPr>
           <w:rFonts w:hint="eastAsia"/>
           <w:lang w:eastAsia="zh-TW"/>
         </w:rPr>
-        <w:t>TechNews</w:t>
-      </w:r>
-      <w:proofErr w:type="spellEnd"/>
+        <w:t xml:space="preserve">TechNews </w:t>
+      </w:r>
       <w:r>
         <w:rPr>
           <w:rFonts w:hint="eastAsia"/>
           <w:lang w:eastAsia="zh-TW"/>
         </w:rPr>
-        <w:t xml:space="preserve"> </w:t>
+        <w:t>科技新報</w:t>
       </w:r>
       <w:r>
         <w:rPr>
           <w:rFonts w:hint="eastAsia"/>
           <w:lang w:eastAsia="zh-TW"/>
         </w:rPr>
-        <w:t>科技新報</w:t>
+        <w:t xml:space="preserve">, </w:t>
       </w:r>
       <w:r>
         <w:rPr>
           <w:rFonts w:hint="eastAsia"/>
           <w:lang w:eastAsia="zh-TW"/>
         </w:rPr>
-        <w:t xml:space="preserve">, </w:t>
+        <w:t>「中華電布局低中高軌衛星，持續關注</w:t>
       </w:r>
       <w:r>
         <w:rPr>
           <w:rFonts w:hint="eastAsia"/>
           <w:lang w:eastAsia="zh-TW"/>
         </w:rPr>
-        <w:t>「</w:t>
-      </w:r>
-      <w:proofErr w:type="gramStart"/>
+        <w:t xml:space="preserve"> Kuiper</w:t>
+      </w:r>
       <w:r>
         <w:rPr>
           <w:rFonts w:hint="eastAsia"/>
           <w:lang w:eastAsia="zh-TW"/>
         </w:rPr>
-        <w:t>中華電布局</w:t>
-      </w:r>
-      <w:proofErr w:type="gramEnd"/>
+        <w:t>、</w:t>
+      </w:r>
       <w:r>
         <w:rPr>
           <w:rFonts w:hint="eastAsia"/>
           <w:lang w:eastAsia="zh-TW"/>
         </w:rPr>
-        <w:t>低中高軌衛星，持續關注</w:t>
+        <w:t xml:space="preserve">Starlink </w:t>
       </w:r>
       <w:r>
         <w:rPr>
           <w:rFonts w:hint="eastAsia"/>
           <w:lang w:eastAsia="zh-TW"/>
         </w:rPr>
-        <w:t xml:space="preserve"> Kuiper</w:t>
+        <w:t>海事合作」</w:t>
       </w:r>
       <w:r>
         <w:rPr>
           <w:rFonts w:hint="eastAsia"/>
           <w:lang w:eastAsia="zh-TW"/>
         </w:rPr>
-        <w:t>、</w:t>
-      </w:r>
-      <w:proofErr w:type="spellStart"/>
+        <w:t>, 2026-03-11.</w:t>
+      </w:r>
       <w:r>
         <w:rPr>
           <w:rFonts w:hint="eastAsia"/>
           <w:lang w:eastAsia="zh-TW"/>
         </w:rPr>
-        <w:t>Starlink</w:t>
-      </w:r>
-      <w:proofErr w:type="spellEnd"/>
-      <w:r>
-        <w:rPr>
-          <w:rFonts w:hint="eastAsia"/>
-          <w:lang w:eastAsia="zh-TW"/>
-        </w:rPr>
-        <w:t xml:space="preserve"> </w:t>
-      </w:r>
-      <w:r>
-        <w:rPr>
-          <w:rFonts w:hint="eastAsia"/>
-          <w:lang w:eastAsia="zh-TW"/>
-        </w:rPr>
-        <w:t>海事合作」</w:t>
-      </w:r>
-      <w:r>
-        <w:rPr>
-          <w:rFonts w:hint="eastAsia"/>
-          <w:lang w:eastAsia="zh-TW"/>
-        </w:rPr>
-        <w:t>, 2026-03-11.</w:t>
-      </w:r>
-      <w:r>
-        <w:rPr>
-          <w:rFonts w:hint="eastAsia"/>
-          <w:lang w:eastAsia="zh-TW"/>
-        </w:rPr>
-        <w:t xml:space="preserve">[Online]. </w:t>
-      </w:r>
-      <w:proofErr w:type="spellStart"/>
-      <w:r>
-        <w:rPr>
-          <w:rFonts w:hint="eastAsia"/>
-          <w:lang w:eastAsia="zh-TW"/>
-        </w:rPr>
-        <w:t>Available:</w:t>
+        <w:t>[Online]. Available:</w:t>
       </w:r>
       <w:hyperlink r:id="rId13" w:history="1">
         <w:r>
@@ -3967,16 +3195,7 @@
             <w:rFonts w:hint="eastAsia"/>
             <w:lang w:eastAsia="zh-TW"/>
           </w:rPr>
-          <w:t>https</w:t>
-        </w:r>
-        <w:proofErr w:type="spellEnd"/>
-        <w:r>
-          <w:rPr>
-            <w:rStyle w:val="a8"/>
-            <w:rFonts w:hint="eastAsia"/>
-            <w:lang w:eastAsia="zh-TW"/>
-          </w:rPr>
-          <w:t>://technews.tw/2026/03/12/cht-kuiper-starlink/</w:t>
+          <w:t>https://technews.tw/2026/03/12/cht-kuiper-starlink/</w:t>
         </w:r>
       </w:hyperlink>
       <w:bookmarkEnd w:id="3"/>
@@ -4018,23 +3237,7 @@
           <w:rFonts w:hint="eastAsia"/>
           <w:lang w:eastAsia="zh-TW"/>
         </w:rPr>
-        <w:t xml:space="preserve"> </w:t>
-      </w:r>
-      <w:proofErr w:type="spellStart"/>
-      <w:r>
-        <w:rPr>
-          <w:rFonts w:hint="eastAsia"/>
-          <w:lang w:eastAsia="zh-TW"/>
-        </w:rPr>
-        <w:t>OneWeb</w:t>
-      </w:r>
-      <w:proofErr w:type="spellEnd"/>
-      <w:r>
-        <w:rPr>
-          <w:rFonts w:hint="eastAsia"/>
-          <w:lang w:eastAsia="zh-TW"/>
-        </w:rPr>
-        <w:t xml:space="preserve"> </w:t>
+        <w:t xml:space="preserve"> OneWeb </w:t>
       </w:r>
       <w:r>
         <w:rPr>
@@ -4106,17 +3309,8 @@
           <w:rFonts w:hint="eastAsia"/>
           <w:lang w:eastAsia="zh-TW"/>
         </w:rPr>
-        <w:t>「已經從海底電纜、陸地通訊系統到空中衛星，海陸空三管齊下」社</w:t>
-      </w:r>
-      <w:proofErr w:type="gramStart"/>
-      <w:r>
-        <w:rPr>
-          <w:rFonts w:hint="eastAsia"/>
-          <w:lang w:eastAsia="zh-TW"/>
-        </w:rPr>
-        <w:t>群貼文</w:t>
-      </w:r>
-      <w:proofErr w:type="gramEnd"/>
+        <w:t>「已經從海底電纜、陸地通訊系統到空中衛星，海陸空三管齊下」社群貼文</w:t>
+      </w:r>
       <w:r>
         <w:rPr>
           <w:rFonts w:hint="eastAsia"/>
@@ -4140,7 +3334,7 @@
             <w:rStyle w:val="a8"/>
             <w:lang w:eastAsia="zh-TW"/>
           </w:rPr>
-          <w:t>https://www.facebook.com/moda.gov.tw/posts/%E5%82%99%E6%8F%B4%E5%A4%9A%E7%AE%A1%E9%81%93%E9%80%9A%E8%A8%8A%E6%9C%89%E4</w:t>
+          <w:t>https://www.facebook.com/moda.gov.tw/posts/%E5%82%99%E6%8F%B4%E5%A4%9A%E7%AE%A1%E9%81%93%E9%80%9A%E8%A8%8A%E6%9C%89%E4%BE%9D%E9%9D%A0%E6%95%B8%E7%99%BC%E9%83%A8%E7%82%BA%E4%BA%86%E8%AE%93%E5%A4%A7%E5%AE%B6%E7%9A%84%E9%80%9A%E8%A8%8A%E6%9B%B4%E5%8F%AF%E9%9D%A0%E5%B7%B2%E7%B6%93%E5%BE%9E%E6%B5%B7%E5%BA%95%E9%9B%BB%E7%BA%9C%E9%99%B8%E5%9C%B0%E9%80%9A%E8%A8%8A%E7%B3%BB%E7%B5%B1%E5%88%B0%E7%A9%BA%E4%B8%AD%E8%A1%9B%E6%98%9F%E6%B5%B7%E9%99%B8%E7%A9%BA%E4%B8%89%E7%AE%A1%E9%BD%8A%E4%B8%8B%E5%85%A8%E9%9D%A2%E5%8A%A0%E5%BC%B7%E9%80%9</w:t>
         </w:r>
         <w:r>
           <w:rPr>
@@ -4148,7 +3342,7 @@
             <w:lang w:eastAsia="zh-TW"/>
           </w:rPr>
           <w:lastRenderedPageBreak/>
-          <w:t>%BE%9D%E9%9D%A0%E6%95%B8%E7%99%BC%E9%83%A8%E7%82%BA%E4%BA%86%E8%AE%93%E5%A4%A7%E5%AE%B6%E7%9A%84%E9%80%9A%E8%A8%8A%E6%9B%B4%E5%8F%AF%E9%9D%A0%E5%B7%B2%E7%B6%93%E5%BE%9E%E6%B5%B7%E5%BA%95%E9%9B%BB%E7%BA%9C%E9%99%B8%E5%9C%B0%E9%80%9A%E8%A8%8A%E7%B3%BB%E7%B5%B1%E5%88%B0%E7%A9%BA%E4%B8%AD%E8%A1%9B%E6%98%9F%E6%B5%B7%E9%99%B8%E7%A9%BA%E4%B8%89%E7%AE%A1%E9%BD%8A%E4%B8%8B%E5%85%A8%E9%9D%A2%E5%8A%A0%E5%BC%B7%E9%80%9A%E8%A8%8A%E9%9F%8C%E6%80%A7%E6%B5%B7%E5%BA%95%E9%9B%BB%E7%BA%9C%E9%80%8F%E9%81%8E%E4%BF%AE%E6%B3%95%E8%88%87%E9%9B%BB%E4%BF%A1%E6%A5%AD%E8%80%85%E5%90%88%E4%BD%9C%E5%BC%B7%E5%8C%96%E4%BA%8B%E5%89%8D%E9%98%B2%E8%AD%B7%E4%BA%8B%E4%B8%AD/939546372224795/</w:t>
+          <w:t>A%E8%A8%8A%E9%9F%8C%E6%80%A7%E6%B5%B7%E5%BA%95%E9%9B%BB%E7%BA%9C%E9%80%8F%E9%81%8E%E4%BF%AE%E6%B3%95%E8%88%87%E9%9B%BB%E4%BF%A1%E6%A5%AD%E8%80%85%E5%90%88%E4%BD%9C%E5%BC%B7%E5%8C%96%E4%BA%8B%E5%89%8D%E9%98%B2%E8%AD%B7%E4%BA%8B%E4%B8%AD/939546372224795/</w:t>
         </w:r>
       </w:hyperlink>
       <w:bookmarkEnd w:id="5"/>
@@ -4168,21 +3362,7 @@
         <w:rPr>
           <w:lang w:eastAsia="zh-TW"/>
         </w:rPr>
-        <w:t xml:space="preserve">W. Gao et al., “Network Characteristics of LEO Satellite Constellations: A </w:t>
-      </w:r>
-      <w:proofErr w:type="spellStart"/>
-      <w:r>
-        <w:rPr>
-          <w:lang w:eastAsia="zh-TW"/>
-        </w:rPr>
-        <w:t>Starlink</w:t>
-      </w:r>
-      <w:proofErr w:type="spellEnd"/>
-      <w:r>
-        <w:rPr>
-          <w:lang w:eastAsia="zh-TW"/>
-        </w:rPr>
-        <w:t>-Based Measurement from End Users,” arXiv:2212.13697, 2022. [Online]. Available:</w:t>
+        <w:t>W. Gao et al., “Network Characteristics of LEO Satellite Constellations: A Starlink-Based Measurement from End Users,” arXiv:2212.13697, 2022. [Online]. Available:</w:t>
       </w:r>
       <w:r>
         <w:rPr>
@@ -4217,35 +3397,7 @@
         <w:rPr>
           <w:lang w:eastAsia="zh-TW"/>
         </w:rPr>
-        <w:t xml:space="preserve">J. </w:t>
-      </w:r>
-      <w:proofErr w:type="spellStart"/>
-      <w:r>
-        <w:rPr>
-          <w:lang w:eastAsia="zh-TW"/>
-        </w:rPr>
-        <w:t>Hron</w:t>
-      </w:r>
-      <w:proofErr w:type="spellEnd"/>
-      <w:r>
-        <w:rPr>
-          <w:lang w:eastAsia="zh-TW"/>
-        </w:rPr>
-        <w:t xml:space="preserve"> et al., “The Sky Distribution and Magnitudes of </w:t>
-      </w:r>
-      <w:proofErr w:type="spellStart"/>
-      <w:r>
-        <w:rPr>
-          <w:lang w:eastAsia="zh-TW"/>
-        </w:rPr>
-        <w:t>Starlink</w:t>
-      </w:r>
-      <w:proofErr w:type="spellEnd"/>
-      <w:r>
-        <w:rPr>
-          <w:lang w:eastAsia="zh-TW"/>
-        </w:rPr>
-        <w:t xml:space="preserve"> Satellites by the Year 2027,” arXiv:2209.12060, 2022. [Online]. Available:</w:t>
+        <w:t>J. Hron et al., “The Sky Distribution and Magnitudes of Starlink Satellites by the Year 2027,” arXiv:2209.12060, 2022. [Online]. Available:</w:t>
       </w:r>
       <w:r>
         <w:rPr>
@@ -4276,33 +3428,11 @@
         </w:rPr>
       </w:pPr>
       <w:bookmarkStart w:id="8" w:name="_Ref227587702"/>
-      <w:proofErr w:type="spellStart"/>
-      <w:r>
-        <w:rPr>
-          <w:lang w:eastAsia="zh-TW"/>
-        </w:rPr>
-        <w:t>SpaceTek</w:t>
-      </w:r>
-      <w:proofErr w:type="spellEnd"/>
-      <w:r>
-        <w:rPr>
-          <w:lang w:eastAsia="zh-TW"/>
-        </w:rPr>
-        <w:t xml:space="preserve"> Australia, “Decoding </w:t>
-      </w:r>
-      <w:proofErr w:type="spellStart"/>
-      <w:r>
-        <w:rPr>
-          <w:lang w:eastAsia="zh-TW"/>
-        </w:rPr>
-        <w:t>Starlink</w:t>
-      </w:r>
-      <w:proofErr w:type="spellEnd"/>
-      <w:r>
-        <w:rPr>
-          <w:lang w:eastAsia="zh-TW"/>
-        </w:rPr>
-        <w:t xml:space="preserve"> Dish Angles: What’s Optimal for Your Connection?”, 2026-01-11. [Online]. Available:</w:t>
+      <w:r>
+        <w:rPr>
+          <w:lang w:eastAsia="zh-TW"/>
+        </w:rPr>
+        <w:t>SpaceTek Australia, “Decoding Starlink Dish Angles: What’s Optimal for Your Connection?”, 2026-01-11. [Online]. Available:</w:t>
       </w:r>
       <w:hyperlink r:id="rId18" w:history="1">
         <w:r>
@@ -4326,33 +3456,11 @@
         </w:rPr>
       </w:pPr>
       <w:bookmarkStart w:id="9" w:name="_Ref227621603"/>
-      <w:proofErr w:type="spellStart"/>
-      <w:r>
-        <w:rPr>
-          <w:lang w:eastAsia="zh-TW"/>
-        </w:rPr>
-        <w:t>Astranis</w:t>
-      </w:r>
-      <w:proofErr w:type="spellEnd"/>
-      <w:r>
-        <w:rPr>
-          <w:lang w:eastAsia="zh-TW"/>
-        </w:rPr>
-        <w:t xml:space="preserve">, "Chunghwa Telecom and </w:t>
-      </w:r>
-      <w:proofErr w:type="spellStart"/>
-      <w:r>
-        <w:rPr>
-          <w:lang w:eastAsia="zh-TW"/>
-        </w:rPr>
-        <w:t>Astranis</w:t>
-      </w:r>
-      <w:proofErr w:type="spellEnd"/>
-      <w:r>
-        <w:rPr>
-          <w:lang w:eastAsia="zh-TW"/>
-        </w:rPr>
-        <w:t xml:space="preserve"> Sign Strategic Agreement to Launch Taiwan’s First Dedicated Satellite," 2026-03-11. [Online]. Available:</w:t>
+      <w:r>
+        <w:rPr>
+          <w:lang w:eastAsia="zh-TW"/>
+        </w:rPr>
+        <w:t>Astranis, "Chunghwa Telecom and Astranis Sign Strategic Agreement to Launch Taiwan’s First Dedicated Satellite," 2026-03-11. [Online]. Available:</w:t>
       </w:r>
       <w:hyperlink r:id="rId19" w:history="1">
         <w:r>
@@ -4397,7 +3505,6 @@
         </w:rPr>
         <w:t>Taiwan</w:t>
       </w:r>
-      <w:proofErr w:type="gramStart"/>
       <w:r>
         <w:rPr>
           <w:rFonts w:hint="eastAsia"/>
@@ -4405,7 +3512,6 @@
         </w:rPr>
         <w:t>’</w:t>
       </w:r>
-      <w:proofErr w:type="gramEnd"/>
       <w:r>
         <w:rPr>
           <w:rFonts w:hint="eastAsia"/>
@@ -4514,14 +3620,12 @@
         </w:rPr>
         <w:t xml:space="preserve"> </w:t>
       </w:r>
-      <w:proofErr w:type="gramStart"/>
       <w:r>
         <w:rPr>
           <w:lang w:eastAsia="zh-TW"/>
         </w:rPr>
         <w:t>“</w:t>
       </w:r>
-      <w:proofErr w:type="gramEnd"/>
       <w:r>
         <w:rPr>
           <w:rFonts w:hint="eastAsia"/>
@@ -4598,17 +3702,6 @@
       <w:r>
         <w:continuationSeparator/>
       </w:r>
-    </w:p>
-  </w:footnote>
-  <w:footnote w:id="1">
-    <w:p>
-      <w:pPr>
-        <w:pStyle w:val="a4"/>
-        <w:ind w:firstLine="0"/>
-        <w:rPr>
-          <w:lang w:eastAsia="zh-TW"/>
-        </w:rPr>
-      </w:pPr>
     </w:p>
   </w:footnote>
 </w:footnotes>
@@ -7195,6 +6288,7 @@
   <w:style w:type="character" w:default="1" w:styleId="a0">
     <w:name w:val="Default Paragraph Font"/>
     <w:uiPriority w:val="1"/>
+    <w:semiHidden/>
     <w:unhideWhenUsed/>
   </w:style>
   <w:style w:type="table" w:default="1" w:styleId="a1">

--- a/112111119_賴俊升.docx
+++ b/112111119_賴俊升.docx
@@ -21,6 +21,7 @@
         </w:rPr>
         <w:t>低軌衛星（</w:t>
       </w:r>
+      <w:proofErr w:type="spellStart"/>
       <w:r>
         <w:rPr>
           <w:rFonts w:hint="eastAsia"/>
@@ -30,6 +31,7 @@
         </w:rPr>
         <w:t>Starlink</w:t>
       </w:r>
+      <w:proofErr w:type="spellEnd"/>
       <w:r>
         <w:rPr>
           <w:rFonts w:hint="eastAsia"/>
@@ -168,8 +170,9 @@
           <w:iCs/>
           <w:lang w:eastAsia="zh-TW"/>
         </w:rPr>
-        <w:t xml:space="preserve"> Starlink </w:t>
-      </w:r>
+        <w:t xml:space="preserve"> </w:t>
+      </w:r>
+      <w:proofErr w:type="spellStart"/>
       <w:r>
         <w:rPr>
           <w:b/>
@@ -178,11 +181,10 @@
           <w:iCs/>
           <w:lang w:eastAsia="zh-TW"/>
         </w:rPr>
-        <w:t>低軌衛星系統為研究對象，探討其於臺灣地區作為通訊備援系統之可行性與應用價值。</w:t>
-      </w:r>
-    </w:p>
-    <w:p>
-      <w:pPr>
+        <w:t>Starlink</w:t>
+      </w:r>
+      <w:proofErr w:type="spellEnd"/>
+      <w:r>
         <w:rPr>
           <w:b/>
           <w:bCs/>
@@ -190,7 +192,8 @@
           <w:iCs/>
           <w:lang w:eastAsia="zh-TW"/>
         </w:rPr>
-      </w:pPr>
+        <w:t xml:space="preserve"> </w:t>
+      </w:r>
       <w:r>
         <w:rPr>
           <w:b/>
@@ -199,9 +202,11 @@
           <w:iCs/>
           <w:lang w:eastAsia="zh-TW"/>
         </w:rPr>
-        <w:t>研究採用</w:t>
-      </w:r>
-      <w:r>
+        <w:t>低軌衛星系統為研究對象，探討其於臺灣地區作為通訊備援系統之可行性與應用價值。</w:t>
+      </w:r>
+    </w:p>
+    <w:p>
+      <w:pPr>
         <w:rPr>
           <w:b/>
           <w:bCs/>
@@ -209,8 +214,7 @@
           <w:iCs/>
           <w:lang w:eastAsia="zh-TW"/>
         </w:rPr>
-        <w:t xml:space="preserve"> Starlink </w:t>
-      </w:r>
+      </w:pPr>
       <w:r>
         <w:rPr>
           <w:b/>
@@ -219,7 +223,7 @@
           <w:iCs/>
           <w:lang w:eastAsia="zh-TW"/>
         </w:rPr>
-        <w:t>公開之</w:t>
+        <w:t>研究採用</w:t>
       </w:r>
       <w:r>
         <w:rPr>
@@ -229,8 +233,9 @@
           <w:iCs/>
           <w:lang w:eastAsia="zh-TW"/>
         </w:rPr>
-        <w:t xml:space="preserve"> TLE</w:t>
-      </w:r>
+        <w:t xml:space="preserve"> </w:t>
+      </w:r>
+      <w:proofErr w:type="spellStart"/>
       <w:r>
         <w:rPr>
           <w:b/>
@@ -239,8 +244,9 @@
           <w:iCs/>
           <w:lang w:eastAsia="zh-TW"/>
         </w:rPr>
-        <w:t>（</w:t>
-      </w:r>
+        <w:t>Starlink</w:t>
+      </w:r>
+      <w:proofErr w:type="spellEnd"/>
       <w:r>
         <w:rPr>
           <w:b/>
@@ -249,7 +255,7 @@
           <w:iCs/>
           <w:lang w:eastAsia="zh-TW"/>
         </w:rPr>
-        <w:t>Two-Line Element</w:t>
+        <w:t xml:space="preserve"> </w:t>
       </w:r>
       <w:r>
         <w:rPr>
@@ -259,7 +265,7 @@
           <w:iCs/>
           <w:lang w:eastAsia="zh-TW"/>
         </w:rPr>
-        <w:t>）軌道資料作為分析基礎，利用</w:t>
+        <w:t>公開之</w:t>
       </w:r>
       <w:r>
         <w:rPr>
@@ -269,7 +275,7 @@
           <w:iCs/>
           <w:lang w:eastAsia="zh-TW"/>
         </w:rPr>
-        <w:t xml:space="preserve"> Python </w:t>
+        <w:t xml:space="preserve"> TLE</w:t>
       </w:r>
       <w:r>
         <w:rPr>
@@ -279,7 +285,7 @@
           <w:iCs/>
           <w:lang w:eastAsia="zh-TW"/>
         </w:rPr>
-        <w:t>進行衛星軌道運算與資料前處理，計算衛星經緯度、高度、仰角、方位角及與臺中觀測站之距離等參數，並以</w:t>
+        <w:t>（</w:t>
       </w:r>
       <w:r>
         <w:rPr>
@@ -289,7 +295,7 @@
           <w:iCs/>
           <w:lang w:eastAsia="zh-TW"/>
         </w:rPr>
-        <w:t xml:space="preserve"> Power BI </w:t>
+        <w:t>Two-Line Element</w:t>
       </w:r>
       <w:r>
         <w:rPr>
@@ -299,11 +305,9 @@
           <w:iCs/>
           <w:lang w:eastAsia="zh-TW"/>
         </w:rPr>
-        <w:t>建立互動式視覺化儀表板。研究透過地圖、卡片、折線圖及散佈圖等視覺化元件，分析衛星空間分布、可用衛星數量、仰角變化及通訊品質指標，並模擬海底電纜中斷等情境，評估低軌衛星之備援能力。</w:t>
-      </w:r>
-    </w:p>
-    <w:p>
-      <w:pPr>
+        <w:t>）軌道資料作為分析基礎，利用</w:t>
+      </w:r>
+      <w:r>
         <w:rPr>
           <w:b/>
           <w:bCs/>
@@ -311,7 +315,8 @@
           <w:iCs/>
           <w:lang w:eastAsia="zh-TW"/>
         </w:rPr>
-      </w:pPr>
+        <w:t xml:space="preserve"> Python </w:t>
+      </w:r>
       <w:r>
         <w:rPr>
           <w:b/>
@@ -320,7 +325,7 @@
           <w:iCs/>
           <w:lang w:eastAsia="zh-TW"/>
         </w:rPr>
-        <w:t>研究結果顯示，</w:t>
+        <w:t>進行衛星軌道運算與資料前處理，計算衛星經緯度、高度、仰角、方位角及與臺中觀測站之距離等參數，並以</w:t>
       </w:r>
       <w:r>
         <w:rPr>
@@ -330,7 +335,60 @@
           <w:iCs/>
           <w:lang w:eastAsia="zh-TW"/>
         </w:rPr>
-        <w:t xml:space="preserve">Starlink </w:t>
+        <w:t xml:space="preserve"> Power BI </w:t>
+      </w:r>
+      <w:r>
+        <w:rPr>
+          <w:b/>
+          <w:bCs/>
+          <w:i/>
+          <w:iCs/>
+          <w:lang w:eastAsia="zh-TW"/>
+        </w:rPr>
+        <w:t>建立互動式視覺化儀表板。研究透過地圖、卡片、折線圖及散佈圖等視覺化元件，分析衛星空間分布、可用衛星數量、仰角變化及通訊品質指標，並模擬海底電纜中斷等情境，評估低軌衛星之備援能力。</w:t>
+      </w:r>
+    </w:p>
+    <w:p>
+      <w:pPr>
+        <w:rPr>
+          <w:b/>
+          <w:bCs/>
+          <w:i/>
+          <w:iCs/>
+          <w:lang w:eastAsia="zh-TW"/>
+        </w:rPr>
+      </w:pPr>
+      <w:r>
+        <w:rPr>
+          <w:b/>
+          <w:bCs/>
+          <w:i/>
+          <w:iCs/>
+          <w:lang w:eastAsia="zh-TW"/>
+        </w:rPr>
+        <w:t>研究結果顯示，</w:t>
+      </w:r>
+      <w:proofErr w:type="spellStart"/>
+      <w:r>
+        <w:rPr>
+          <w:b/>
+          <w:bCs/>
+          <w:i/>
+          <w:iCs/>
+          <w:lang w:eastAsia="zh-TW"/>
+        </w:rPr>
+        <w:t>Starlink</w:t>
+      </w:r>
+      <w:proofErr w:type="spellEnd"/>
+      <w:r>
+        <w:rPr>
+          <w:b/>
+          <w:bCs/>
+          <w:i/>
+          <w:iCs/>
+          <w:lang w:eastAsia="zh-TW"/>
+        </w:rPr>
+        <w:t xml:space="preserve"> </w:t>
       </w:r>
       <w:r>
         <w:rPr>
@@ -505,9 +563,11 @@
           <w:lang w:eastAsia="zh-TW"/>
         </w:rPr>
       </w:pPr>
+      <w:proofErr w:type="spellStart"/>
       <w:r>
         <w:t>應用</w:t>
       </w:r>
+      <w:proofErr w:type="spellEnd"/>
     </w:p>
     <w:p>
       <w:pPr>
@@ -526,7 +586,23 @@
           <w:rFonts w:ascii="標楷體" w:hAnsi="標楷體" w:cs="新細明體" w:hint="eastAsia"/>
           <w:lang w:eastAsia="zh-TW"/>
         </w:rPr>
-        <w:t>低軌衛星（Low Earth Orbit, LEO）通訊系統近年來快速發展，其中以 Starlink 為最具代表性的商業應用案例。相較於傳統地球同步軌道衛星（GEO），低軌衛星具有軌道高度較低、傳輸延遲小、訊號品質佳及覆蓋範圍廣等優勢，能有效提供高速且穩定的網際網路服務。由於低軌衛星可透過大量衛星組成星座網路，即使部分地面基礎設施因天災、戰爭或其他突發事件受損，仍能維持基本通訊能力，因此被視為提升國家通訊韌性的重要技術之一。</w:t>
+        <w:t xml:space="preserve">低軌衛星（Low Earth Orbit, LEO）通訊系統近年來快速發展，其中以 </w:t>
+      </w:r>
+      <w:proofErr w:type="spellStart"/>
+      <w:r>
+        <w:rPr>
+          <w:rFonts w:ascii="標楷體" w:hAnsi="標楷體" w:cs="新細明體" w:hint="eastAsia"/>
+          <w:lang w:eastAsia="zh-TW"/>
+        </w:rPr>
+        <w:t>Starlink</w:t>
+      </w:r>
+      <w:proofErr w:type="spellEnd"/>
+      <w:r>
+        <w:rPr>
+          <w:rFonts w:ascii="標楷體" w:hAnsi="標楷體" w:cs="新細明體" w:hint="eastAsia"/>
+          <w:lang w:eastAsia="zh-TW"/>
+        </w:rPr>
+        <w:t xml:space="preserve"> 為最具代表性的商業應用案例。相較於傳統地球同步軌道衛星（GEO），低軌衛星具有軌道高度較低、傳輸延遲小、訊號品質佳及覆蓋範圍廣等優勢，能有效提供高速且穩定的網際網路服務。由於低軌衛星可透過大量衛星組成星座網路，即使部分地面基礎設施因天災、戰爭或其他突發事件受損，仍能維持基本通訊能力，因此被視為提升國家通訊韌性的重要技術之一。</w:t>
       </w:r>
     </w:p>
     <w:p>
@@ -557,7 +633,23 @@
           <w:rFonts w:ascii="標楷體" w:hAnsi="標楷體" w:cs="新細明體" w:hint="eastAsia"/>
           <w:lang w:eastAsia="zh-TW"/>
         </w:rPr>
-        <w:t>近年來，臺灣政府積極推動數位基礎建設與通訊韌性政策，強化關鍵基礎設施的備援能力。為降低對海底電纜及地面通訊網路的依賴，中華電信已與 OneWeb 合作建置低軌衛星地面站，並持續評估與其他衛星服務供應商合作的可能性，以建立多軌道、多供應商及多層次的衛星通訊架構。此類備援系統不僅可支援偏遠山區、離島地區的網路需求，也能在地震、颱風等重大災害發生時，提供緊急通訊服務，確保政府機關、救災單位及民眾之間的資訊傳遞不中斷。</w:t>
+        <w:t xml:space="preserve">近年來，臺灣政府積極推動數位基礎建設與通訊韌性政策，強化關鍵基礎設施的備援能力。為降低對海底電纜及地面通訊網路的依賴，中華電信已與 </w:t>
+      </w:r>
+      <w:proofErr w:type="spellStart"/>
+      <w:r>
+        <w:rPr>
+          <w:rFonts w:ascii="標楷體" w:hAnsi="標楷體" w:cs="新細明體" w:hint="eastAsia"/>
+          <w:lang w:eastAsia="zh-TW"/>
+        </w:rPr>
+        <w:t>OneWeb</w:t>
+      </w:r>
+      <w:proofErr w:type="spellEnd"/>
+      <w:r>
+        <w:rPr>
+          <w:rFonts w:ascii="標楷體" w:hAnsi="標楷體" w:cs="新細明體" w:hint="eastAsia"/>
+          <w:lang w:eastAsia="zh-TW"/>
+        </w:rPr>
+        <w:t xml:space="preserve"> 合作建置低軌衛星地面站，並持續評估與其他衛星服務供應商合作的可能性，以建立多軌道、多供應商及多層次的衛星通訊架構。此類備援系統不僅可支援偏遠山區、離島地區的網路需求，也能在地震、颱風等重大災害發生時，提供緊急通訊服務，確保政府機關、救災單位及民眾之間的資訊傳遞不中斷。</w:t>
       </w:r>
     </w:p>
     <w:p>
@@ -588,7 +680,23 @@
           <w:rFonts w:ascii="標楷體" w:hAnsi="標楷體" w:cs="新細明體" w:hint="eastAsia"/>
           <w:lang w:eastAsia="zh-TW"/>
         </w:rPr>
-        <w:t>基於上述發展趨勢與實際需求，本研究以 Starlink 衛星軌道資料作為分析對象，蒐集衛星位置、軌道高度、仰角、可見衛星數量及覆蓋範圍等相關資訊，並結合 Power BI 視覺化分析工具建立互動式儀表板。透過地圖、卡片、折線圖及篩選器等功能，使用者可即時觀察臺灣上空衛星分布情形、不同時間點的可用衛星數量，以及衛星相對於地面觀測站的位置變化。此外，研究亦針對衛星仰角與距離對通訊品質可能造成的影響進行分析，藉由視覺化呈現衛星覆蓋能力與連線穩定度之間的關聯性。</w:t>
+        <w:t xml:space="preserve">基於上述發展趨勢與實際需求，本研究以 </w:t>
+      </w:r>
+      <w:proofErr w:type="spellStart"/>
+      <w:r>
+        <w:rPr>
+          <w:rFonts w:ascii="標楷體" w:hAnsi="標楷體" w:cs="新細明體" w:hint="eastAsia"/>
+          <w:lang w:eastAsia="zh-TW"/>
+        </w:rPr>
+        <w:t>Starlink</w:t>
+      </w:r>
+      <w:proofErr w:type="spellEnd"/>
+      <w:r>
+        <w:rPr>
+          <w:rFonts w:ascii="標楷體" w:hAnsi="標楷體" w:cs="新細明體" w:hint="eastAsia"/>
+          <w:lang w:eastAsia="zh-TW"/>
+        </w:rPr>
+        <w:t xml:space="preserve"> 衛星軌道資料作為分析對象，蒐集衛星位置、軌道高度、仰角、可見衛星數量及覆蓋範圍等相關資訊，並結合 Power BI 視覺化分析工具建立互動式儀表板。透過地圖、卡片、折線圖及篩選器等功能，使用者可即時觀察臺灣上空衛星分布情形、不同時間點的可用衛星數量，以及衛星相對於地面觀測站的位置變化。此外，研究亦針對衛星仰角與距離對通訊品質可能造成的影響進行分析，藉由視覺化呈現衛星覆蓋能力與連線穩定度之間的關聯性。</w:t>
       </w:r>
     </w:p>
     <w:p>
@@ -619,7 +727,23 @@
           <w:rFonts w:ascii="標楷體" w:hAnsi="標楷體" w:cs="新細明體" w:hint="eastAsia"/>
           <w:lang w:eastAsia="zh-TW"/>
         </w:rPr>
-        <w:t>透過本研究所建置之分析平台，不僅能協助使用者快速掌握 Starlink 衛星網路在臺灣地區的可用性與覆蓋特性，也能作為評估低軌衛星通訊系統在災害應變、偏鄉網路建設及國家通訊備援策略中的參考依據，進一步驗證低軌衛星技術於提升通訊韌性及確保關鍵通訊服務持續運作方面之應用價值。</w:t>
+        <w:t xml:space="preserve">透過本研究所建置之分析平台，不僅能協助使用者快速掌握 </w:t>
+      </w:r>
+      <w:proofErr w:type="spellStart"/>
+      <w:r>
+        <w:rPr>
+          <w:rFonts w:ascii="標楷體" w:hAnsi="標楷體" w:cs="新細明體" w:hint="eastAsia"/>
+          <w:lang w:eastAsia="zh-TW"/>
+        </w:rPr>
+        <w:t>Starlink</w:t>
+      </w:r>
+      <w:proofErr w:type="spellEnd"/>
+      <w:r>
+        <w:rPr>
+          <w:rFonts w:ascii="標楷體" w:hAnsi="標楷體" w:cs="新細明體" w:hint="eastAsia"/>
+          <w:lang w:eastAsia="zh-TW"/>
+        </w:rPr>
+        <w:t xml:space="preserve"> 衛星網路在臺灣地區的可用性與覆蓋特性，也能作為評估低軌衛星通訊系統在災害應變、偏鄉網路建設及國家通訊備援策略中的參考依據，進一步驗證低軌衛星技術於提升通訊韌性及確保關鍵通訊服務持續運作方面之應用價值。</w:t>
       </w:r>
     </w:p>
     <w:bookmarkEnd w:id="1"/>
@@ -840,7 +964,23 @@
           <w:rFonts w:ascii="標楷體" w:hAnsi="標楷體" w:cs="新細明體"/>
           <w:lang w:eastAsia="zh-TW"/>
         </w:rPr>
-        <w:t>以 Power BI 為核心之衛星通訊分析儀表板，透過整合衛星軌道資料、觀測站資訊及通訊品質指標，評估 Starlink 系統於緊急通訊情境下之備援能力。</w:t>
+        <w:t xml:space="preserve">以 Power BI 為核心之衛星通訊分析儀表板，透過整合衛星軌道資料、觀測站資訊及通訊品質指標，評估 </w:t>
+      </w:r>
+      <w:proofErr w:type="spellStart"/>
+      <w:r>
+        <w:rPr>
+          <w:rFonts w:ascii="標楷體" w:hAnsi="標楷體" w:cs="新細明體"/>
+          <w:lang w:eastAsia="zh-TW"/>
+        </w:rPr>
+        <w:t>Starlink</w:t>
+      </w:r>
+      <w:proofErr w:type="spellEnd"/>
+      <w:r>
+        <w:rPr>
+          <w:rFonts w:ascii="標楷體" w:hAnsi="標楷體" w:cs="新細明體"/>
+          <w:lang w:eastAsia="zh-TW"/>
+        </w:rPr>
+        <w:t xml:space="preserve"> 系統於緊急通訊情境下之備援能力。</w:t>
       </w:r>
     </w:p>
     <w:p>
@@ -943,9 +1083,11 @@
           <w:lang w:eastAsia="zh-TW"/>
         </w:rPr>
       </w:pPr>
+      <w:proofErr w:type="spellStart"/>
       <w:r>
         <w:t>實驗方式</w:t>
       </w:r>
+      <w:proofErr w:type="spellEnd"/>
     </w:p>
     <w:p>
       <w:pPr>
@@ -963,7 +1105,21 @@
         <w:rPr>
           <w:lang w:eastAsia="zh-TW"/>
         </w:rPr>
-        <w:t xml:space="preserve"> Starlink </w:t>
+        <w:t xml:space="preserve"> </w:t>
+      </w:r>
+      <w:proofErr w:type="spellStart"/>
+      <w:r>
+        <w:rPr>
+          <w:lang w:eastAsia="zh-TW"/>
+        </w:rPr>
+        <w:t>Starlink</w:t>
+      </w:r>
+      <w:proofErr w:type="spellEnd"/>
+      <w:r>
+        <w:rPr>
+          <w:lang w:eastAsia="zh-TW"/>
+        </w:rPr>
+        <w:t xml:space="preserve"> </w:t>
       </w:r>
       <w:r>
         <w:rPr>
@@ -1049,12 +1205,14 @@
         </w:rPr>
         <w:t>，並以預先整理完成之「</w:t>
       </w:r>
+      <w:proofErr w:type="spellStart"/>
       <w:r>
         <w:rPr>
           <w:lang w:eastAsia="zh-TW"/>
         </w:rPr>
         <w:t>Starlink_Taiwan_Complete</w:t>
       </w:r>
+      <w:proofErr w:type="spellEnd"/>
       <w:r>
         <w:rPr>
           <w:lang w:eastAsia="zh-TW"/>
@@ -1471,7 +1629,21 @@
         <w:rPr>
           <w:lang w:eastAsia="zh-TW"/>
         </w:rPr>
-        <w:t xml:space="preserve"> Starlink </w:t>
+        <w:t xml:space="preserve"> </w:t>
+      </w:r>
+      <w:proofErr w:type="spellStart"/>
+      <w:r>
+        <w:rPr>
+          <w:lang w:eastAsia="zh-TW"/>
+        </w:rPr>
+        <w:t>Starlink</w:t>
+      </w:r>
+      <w:proofErr w:type="spellEnd"/>
+      <w:r>
+        <w:rPr>
+          <w:lang w:eastAsia="zh-TW"/>
+        </w:rPr>
+        <w:t xml:space="preserve"> </w:t>
       </w:r>
       <w:r>
         <w:rPr>
@@ -1776,7 +1948,23 @@
           <w:rFonts w:ascii="標楷體" w:hAnsi="標楷體" w:cs="新細明體" w:hint="eastAsia"/>
           <w:lang w:eastAsia="zh-TW"/>
         </w:rPr>
-        <w:t>在本研究中仰角被列為分析 Starlink 衛星可用性與通訊品質的重要指標之一。透過 Power BI 視覺化儀表板呈現衛星仰角的變化情形，並結合可見衛星數量、衛星距離及覆蓋範圍等資料進行交叉分析，可更全面地評估不同時間及不同觀測條件下的通訊品質，進一步了解低軌衛星系統於臺灣地區作為通訊備援方案的實際應用效能與發展潛力。</w:t>
+        <w:t xml:space="preserve">在本研究中仰角被列為分析 </w:t>
+      </w:r>
+      <w:proofErr w:type="spellStart"/>
+      <w:r>
+        <w:rPr>
+          <w:rFonts w:ascii="標楷體" w:hAnsi="標楷體" w:cs="新細明體" w:hint="eastAsia"/>
+          <w:lang w:eastAsia="zh-TW"/>
+        </w:rPr>
+        <w:t>Starlink</w:t>
+      </w:r>
+      <w:proofErr w:type="spellEnd"/>
+      <w:r>
+        <w:rPr>
+          <w:rFonts w:ascii="標楷體" w:hAnsi="標楷體" w:cs="新細明體" w:hint="eastAsia"/>
+          <w:lang w:eastAsia="zh-TW"/>
+        </w:rPr>
+        <w:t xml:space="preserve"> 衛星可用性與通訊品質的重要指標之一。透過 Power BI 視覺化儀表板呈現衛星仰角的變化情形，並結合可見衛星數量、衛星距離及覆蓋範圍等資料進行交叉分析，可更全面地評估不同時間及不同觀測條件下的通訊品質，進一步了解低軌衛星系統於臺灣地區作為通訊備援方案的實際應用效能與發展潛力。</w:t>
       </w:r>
     </w:p>
     <w:p>
@@ -1890,7 +2078,23 @@
           <w:rFonts w:ascii="標楷體" w:hAnsi="標楷體" w:cs="新細明體"/>
           <w:lang w:eastAsia="zh-TW"/>
         </w:rPr>
-        <w:t>地圖視覺化結果顯示 Starlink 衛星於臺灣上空具有持續性的覆蓋能力。於觀測期間內，多數時間皆可觀察到多顆衛星同時位於可通訊範圍內，顯示低軌衛星星系具備透過衛星接續切換（Handover）維持服務連續性之能力。由於衛星持續沿軌道運行，因此可見衛星數量會隨時間變化，但整體而言仍能維持穩定覆蓋。</w:t>
+        <w:t xml:space="preserve">地圖視覺化結果顯示 </w:t>
+      </w:r>
+      <w:proofErr w:type="spellStart"/>
+      <w:r>
+        <w:rPr>
+          <w:rFonts w:ascii="標楷體" w:hAnsi="標楷體" w:cs="新細明體"/>
+          <w:lang w:eastAsia="zh-TW"/>
+        </w:rPr>
+        <w:t>Starlink</w:t>
+      </w:r>
+      <w:proofErr w:type="spellEnd"/>
+      <w:r>
+        <w:rPr>
+          <w:rFonts w:ascii="標楷體" w:hAnsi="標楷體" w:cs="新細明體"/>
+          <w:lang w:eastAsia="zh-TW"/>
+        </w:rPr>
+        <w:t xml:space="preserve"> 衛星於臺灣上空具有持續性的覆蓋能力。於觀測期間內，多數時間皆可觀察到多顆衛星同時位於可通訊範圍內，顯示低軌衛星星系具備透過衛星接續切換（Handover）維持服務連續性之能力。由於衛星持續沿軌道運行，因此可見衛星數量會隨時間變化，但整體而言仍能維持穩定覆蓋。</w:t>
       </w:r>
     </w:p>
     <w:p>
@@ -2164,7 +2368,27 @@
           <w:bCs/>
           <w:lang w:eastAsia="zh-TW"/>
         </w:rPr>
-        <w:t>仰角平均值（Elevation_Deg）</w:t>
+        <w:t>仰角平均值（</w:t>
+      </w:r>
+      <w:proofErr w:type="spellStart"/>
+      <w:r>
+        <w:rPr>
+          <w:rFonts w:ascii="標楷體" w:hAnsi="標楷體" w:cs="新細明體"/>
+          <w:b/>
+          <w:bCs/>
+          <w:lang w:eastAsia="zh-TW"/>
+        </w:rPr>
+        <w:t>Elevation_Deg</w:t>
+      </w:r>
+      <w:proofErr w:type="spellEnd"/>
+      <w:r>
+        <w:rPr>
+          <w:rFonts w:ascii="標楷體" w:hAnsi="標楷體" w:cs="新細明體"/>
+          <w:b/>
+          <w:bCs/>
+          <w:lang w:eastAsia="zh-TW"/>
+        </w:rPr>
+        <w:t>）</w:t>
       </w:r>
       <w:r>
         <w:rPr>
@@ -2211,7 +2435,27 @@
           <w:bCs/>
           <w:lang w:eastAsia="zh-TW"/>
         </w:rPr>
-        <w:t>訊號強度平均值（Signal_Strength_Pct）</w:t>
+        <w:t>訊號強度平均值（</w:t>
+      </w:r>
+      <w:proofErr w:type="spellStart"/>
+      <w:r>
+        <w:rPr>
+          <w:rFonts w:ascii="標楷體" w:hAnsi="標楷體" w:cs="新細明體"/>
+          <w:b/>
+          <w:bCs/>
+          <w:lang w:eastAsia="zh-TW"/>
+        </w:rPr>
+        <w:t>Signal_Strength_Pct</w:t>
+      </w:r>
+      <w:proofErr w:type="spellEnd"/>
+      <w:r>
+        <w:rPr>
+          <w:rFonts w:ascii="標楷體" w:hAnsi="標楷體" w:cs="新細明體"/>
+          <w:b/>
+          <w:bCs/>
+          <w:lang w:eastAsia="zh-TW"/>
+        </w:rPr>
+        <w:t>）</w:t>
       </w:r>
       <w:r>
         <w:rPr>
@@ -2943,7 +3187,23 @@
           <w:rFonts w:ascii="標楷體" w:hAnsi="標楷體" w:cs="新細明體"/>
           <w:lang w:eastAsia="zh-TW"/>
         </w:rPr>
-        <w:t>研究結果顯示，Starlink 衛星於臺灣上空具有穩定且持續的覆蓋特性，在觀測期間內多數時間皆維持多顆衛星同時可供連線。</w:t>
+        <w:t>研究結果顯示，</w:t>
+      </w:r>
+      <w:proofErr w:type="spellStart"/>
+      <w:r>
+        <w:rPr>
+          <w:rFonts w:ascii="標楷體" w:hAnsi="標楷體" w:cs="新細明體"/>
+          <w:lang w:eastAsia="zh-TW"/>
+        </w:rPr>
+        <w:t>Starlink</w:t>
+      </w:r>
+      <w:proofErr w:type="spellEnd"/>
+      <w:r>
+        <w:rPr>
+          <w:rFonts w:ascii="標楷體" w:hAnsi="標楷體" w:cs="新細明體"/>
+          <w:lang w:eastAsia="zh-TW"/>
+        </w:rPr>
+        <w:t xml:space="preserve"> 衛星於臺灣上空具有穩定且持續的覆蓋特性，在觀測期間內多數時間皆維持多顆衛星同時可供連線。</w:t>
       </w:r>
     </w:p>
     <w:p>
@@ -3026,7 +3286,23 @@
           <w:rFonts w:ascii="標楷體" w:hAnsi="標楷體" w:cs="新細明體"/>
           <w:lang w:eastAsia="zh-TW"/>
         </w:rPr>
-        <w:t>在海底電纜中斷等模擬情境下，研究結果顯示 Starlink 系統仍能提供基本通訊能力，並維持一定水準之網路服務品質。因此，低軌衛星系統可作為現有地面通訊網路的重要補充，有助於提升臺灣於天然災害、重大事故或國際海纜異常期間之通訊韌性。</w:t>
+        <w:t xml:space="preserve">在海底電纜中斷等模擬情境下，研究結果顯示 </w:t>
+      </w:r>
+      <w:proofErr w:type="spellStart"/>
+      <w:r>
+        <w:rPr>
+          <w:rFonts w:ascii="標楷體" w:hAnsi="標楷體" w:cs="新細明體"/>
+          <w:lang w:eastAsia="zh-TW"/>
+        </w:rPr>
+        <w:t>Starlink</w:t>
+      </w:r>
+      <w:proofErr w:type="spellEnd"/>
+      <w:r>
+        <w:rPr>
+          <w:rFonts w:ascii="標楷體" w:hAnsi="標楷體" w:cs="新細明體"/>
+          <w:lang w:eastAsia="zh-TW"/>
+        </w:rPr>
+        <w:t xml:space="preserve"> 系統仍能提供基本通訊能力，並維持一定水準之網路服務品質。因此，低軌衛星系統可作為現有地面通訊網路的重要補充，有助於提升臺灣於天然災害、重大事故或國際海纜異常期間之通訊韌性。</w:t>
       </w:r>
     </w:p>
     <w:p>
@@ -3084,11 +3360,19 @@
         <w:t xml:space="preserve"> </w:t>
       </w:r>
       <w:bookmarkStart w:id="2" w:name="_Ref227621702"/>
-      <w:r>
-        <w:rPr>
-          <w:lang w:eastAsia="zh-TW"/>
-        </w:rPr>
-        <w:t xml:space="preserve">CelesTrak, "Current NORAD Two-Line Element Sets," [Online]. Available: </w:t>
+      <w:proofErr w:type="spellStart"/>
+      <w:r>
+        <w:rPr>
+          <w:lang w:eastAsia="zh-TW"/>
+        </w:rPr>
+        <w:t>CelesTrak</w:t>
+      </w:r>
+      <w:proofErr w:type="spellEnd"/>
+      <w:r>
+        <w:rPr>
+          <w:lang w:eastAsia="zh-TW"/>
+        </w:rPr>
+        <w:t xml:space="preserve">, "Current NORAD Two-Line Element Sets," [Online]. Available: </w:t>
       </w:r>
       <w:hyperlink r:id="rId12" w:tgtFrame="_blank" w:history="1">
         <w:r>
@@ -3118,18 +3402,27 @@
         </w:rPr>
       </w:pPr>
       <w:bookmarkStart w:id="3" w:name="_Ref227587590"/>
+      <w:proofErr w:type="spellStart"/>
       <w:r>
         <w:rPr>
           <w:rFonts w:hint="eastAsia"/>
           <w:lang w:eastAsia="zh-TW"/>
         </w:rPr>
-        <w:t xml:space="preserve">TechNews </w:t>
-      </w:r>
+        <w:t>TechNews</w:t>
+      </w:r>
+      <w:proofErr w:type="spellEnd"/>
       <w:r>
         <w:rPr>
           <w:rFonts w:hint="eastAsia"/>
           <w:lang w:eastAsia="zh-TW"/>
         </w:rPr>
+        <w:t xml:space="preserve"> </w:t>
+      </w:r>
+      <w:r>
+        <w:rPr>
+          <w:rFonts w:hint="eastAsia"/>
+          <w:lang w:eastAsia="zh-TW"/>
+        </w:rPr>
         <w:t>科技新報</w:t>
       </w:r>
       <w:r>
@@ -3160,18 +3453,27 @@
         </w:rPr>
         <w:t>、</w:t>
       </w:r>
+      <w:proofErr w:type="spellStart"/>
       <w:r>
         <w:rPr>
           <w:rFonts w:hint="eastAsia"/>
           <w:lang w:eastAsia="zh-TW"/>
         </w:rPr>
-        <w:t xml:space="preserve">Starlink </w:t>
-      </w:r>
+        <w:t>Starlink</w:t>
+      </w:r>
+      <w:proofErr w:type="spellEnd"/>
       <w:r>
         <w:rPr>
           <w:rFonts w:hint="eastAsia"/>
           <w:lang w:eastAsia="zh-TW"/>
         </w:rPr>
+        <w:t xml:space="preserve"> </w:t>
+      </w:r>
+      <w:r>
+        <w:rPr>
+          <w:rFonts w:hint="eastAsia"/>
+          <w:lang w:eastAsia="zh-TW"/>
+        </w:rPr>
         <w:t>海事合作」</w:t>
       </w:r>
       <w:r>
@@ -3186,7 +3488,15 @@
           <w:rFonts w:hint="eastAsia"/>
           <w:lang w:eastAsia="zh-TW"/>
         </w:rPr>
-        <w:t>[Online]. Available:</w:t>
+        <w:t xml:space="preserve">[Online]. </w:t>
+      </w:r>
+      <w:proofErr w:type="spellStart"/>
+      <w:r>
+        <w:rPr>
+          <w:rFonts w:hint="eastAsia"/>
+          <w:lang w:eastAsia="zh-TW"/>
+        </w:rPr>
+        <w:t>Available:</w:t>
       </w:r>
       <w:hyperlink r:id="rId13" w:history="1">
         <w:r>
@@ -3195,7 +3505,16 @@
             <w:rFonts w:hint="eastAsia"/>
             <w:lang w:eastAsia="zh-TW"/>
           </w:rPr>
-          <w:t>https://technews.tw/2026/03/12/cht-kuiper-starlink/</w:t>
+          <w:t>https</w:t>
+        </w:r>
+        <w:proofErr w:type="spellEnd"/>
+        <w:r>
+          <w:rPr>
+            <w:rStyle w:val="a8"/>
+            <w:rFonts w:hint="eastAsia"/>
+            <w:lang w:eastAsia="zh-TW"/>
+          </w:rPr>
+          <w:t>://technews.tw/2026/03/12/cht-kuiper-starlink/</w:t>
         </w:r>
       </w:hyperlink>
       <w:bookmarkEnd w:id="3"/>
@@ -3237,7 +3556,23 @@
           <w:rFonts w:hint="eastAsia"/>
           <w:lang w:eastAsia="zh-TW"/>
         </w:rPr>
-        <w:t xml:space="preserve"> OneWeb </w:t>
+        <w:t xml:space="preserve"> </w:t>
+      </w:r>
+      <w:proofErr w:type="spellStart"/>
+      <w:r>
+        <w:rPr>
+          <w:rFonts w:hint="eastAsia"/>
+          <w:lang w:eastAsia="zh-TW"/>
+        </w:rPr>
+        <w:t>OneWeb</w:t>
+      </w:r>
+      <w:proofErr w:type="spellEnd"/>
+      <w:r>
+        <w:rPr>
+          <w:rFonts w:hint="eastAsia"/>
+          <w:lang w:eastAsia="zh-TW"/>
+        </w:rPr>
+        <w:t xml:space="preserve"> </w:t>
       </w:r>
       <w:r>
         <w:rPr>
@@ -3362,7 +3697,21 @@
         <w:rPr>
           <w:lang w:eastAsia="zh-TW"/>
         </w:rPr>
-        <w:t>W. Gao et al., “Network Characteristics of LEO Satellite Constellations: A Starlink-Based Measurement from End Users,” arXiv:2212.13697, 2022. [Online]. Available:</w:t>
+        <w:t xml:space="preserve">W. Gao et al., “Network Characteristics of LEO Satellite Constellations: A </w:t>
+      </w:r>
+      <w:proofErr w:type="spellStart"/>
+      <w:r>
+        <w:rPr>
+          <w:lang w:eastAsia="zh-TW"/>
+        </w:rPr>
+        <w:t>Starlink</w:t>
+      </w:r>
+      <w:proofErr w:type="spellEnd"/>
+      <w:r>
+        <w:rPr>
+          <w:lang w:eastAsia="zh-TW"/>
+        </w:rPr>
+        <w:t>-Based Measurement from End Users,” arXiv:2212.13697, 2022. [Online]. Available:</w:t>
       </w:r>
       <w:r>
         <w:rPr>
@@ -3397,7 +3746,35 @@
         <w:rPr>
           <w:lang w:eastAsia="zh-TW"/>
         </w:rPr>
-        <w:t>J. Hron et al., “The Sky Distribution and Magnitudes of Starlink Satellites by the Year 2027,” arXiv:2209.12060, 2022. [Online]. Available:</w:t>
+        <w:t xml:space="preserve">J. </w:t>
+      </w:r>
+      <w:proofErr w:type="spellStart"/>
+      <w:r>
+        <w:rPr>
+          <w:lang w:eastAsia="zh-TW"/>
+        </w:rPr>
+        <w:t>Hron</w:t>
+      </w:r>
+      <w:proofErr w:type="spellEnd"/>
+      <w:r>
+        <w:rPr>
+          <w:lang w:eastAsia="zh-TW"/>
+        </w:rPr>
+        <w:t xml:space="preserve"> et al., “The Sky Distribution and Magnitudes of </w:t>
+      </w:r>
+      <w:proofErr w:type="spellStart"/>
+      <w:r>
+        <w:rPr>
+          <w:lang w:eastAsia="zh-TW"/>
+        </w:rPr>
+        <w:t>Starlink</w:t>
+      </w:r>
+      <w:proofErr w:type="spellEnd"/>
+      <w:r>
+        <w:rPr>
+          <w:lang w:eastAsia="zh-TW"/>
+        </w:rPr>
+        <w:t xml:space="preserve"> Satellites by the Year 2027,” arXiv:2209.12060, 2022. [Online]. Available:</w:t>
       </w:r>
       <w:r>
         <w:rPr>
@@ -3428,11 +3805,33 @@
         </w:rPr>
       </w:pPr>
       <w:bookmarkStart w:id="8" w:name="_Ref227587702"/>
-      <w:r>
-        <w:rPr>
-          <w:lang w:eastAsia="zh-TW"/>
-        </w:rPr>
-        <w:t>SpaceTek Australia, “Decoding Starlink Dish Angles: What’s Optimal for Your Connection?”, 2026-01-11. [Online]. Available:</w:t>
+      <w:proofErr w:type="spellStart"/>
+      <w:r>
+        <w:rPr>
+          <w:lang w:eastAsia="zh-TW"/>
+        </w:rPr>
+        <w:t>SpaceTek</w:t>
+      </w:r>
+      <w:proofErr w:type="spellEnd"/>
+      <w:r>
+        <w:rPr>
+          <w:lang w:eastAsia="zh-TW"/>
+        </w:rPr>
+        <w:t xml:space="preserve"> Australia, “Decoding </w:t>
+      </w:r>
+      <w:proofErr w:type="spellStart"/>
+      <w:r>
+        <w:rPr>
+          <w:lang w:eastAsia="zh-TW"/>
+        </w:rPr>
+        <w:t>Starlink</w:t>
+      </w:r>
+      <w:proofErr w:type="spellEnd"/>
+      <w:r>
+        <w:rPr>
+          <w:lang w:eastAsia="zh-TW"/>
+        </w:rPr>
+        <w:t xml:space="preserve"> Dish Angles: What’s Optimal for Your Connection?”, 2026-01-11. [Online]. Available:</w:t>
       </w:r>
       <w:hyperlink r:id="rId18" w:history="1">
         <w:r>
@@ -3456,11 +3855,33 @@
         </w:rPr>
       </w:pPr>
       <w:bookmarkStart w:id="9" w:name="_Ref227621603"/>
-      <w:r>
-        <w:rPr>
-          <w:lang w:eastAsia="zh-TW"/>
-        </w:rPr>
-        <w:t>Astranis, "Chunghwa Telecom and Astranis Sign Strategic Agreement to Launch Taiwan’s First Dedicated Satellite," 2026-03-11. [Online]. Available:</w:t>
+      <w:proofErr w:type="spellStart"/>
+      <w:r>
+        <w:rPr>
+          <w:lang w:eastAsia="zh-TW"/>
+        </w:rPr>
+        <w:t>Astranis</w:t>
+      </w:r>
+      <w:proofErr w:type="spellEnd"/>
+      <w:r>
+        <w:rPr>
+          <w:lang w:eastAsia="zh-TW"/>
+        </w:rPr>
+        <w:t xml:space="preserve">, "Chunghwa Telecom and </w:t>
+      </w:r>
+      <w:proofErr w:type="spellStart"/>
+      <w:r>
+        <w:rPr>
+          <w:lang w:eastAsia="zh-TW"/>
+        </w:rPr>
+        <w:t>Astranis</w:t>
+      </w:r>
+      <w:proofErr w:type="spellEnd"/>
+      <w:r>
+        <w:rPr>
+          <w:lang w:eastAsia="zh-TW"/>
+        </w:rPr>
+        <w:t xml:space="preserve"> Sign Strategic Agreement to Launch Taiwan’s First Dedicated Satellite," 2026-03-11. [Online]. Available:</w:t>
       </w:r>
       <w:hyperlink r:id="rId19" w:history="1">
         <w:r>
@@ -3566,7 +3987,21 @@
         <w:rPr>
           <w:lang w:eastAsia="zh-TW"/>
         </w:rPr>
-        <w:t>OECD, “Enhancing the Resilience of Communication Networks,” OECD Publishing, 2025. [Online]. Available:</w:t>
+        <w:t xml:space="preserve">OECD, </w:t>
+      </w:r>
+      <w:bookmarkStart w:id="12" w:name="_Hlk231845937"/>
+      <w:r>
+        <w:rPr>
+          <w:lang w:eastAsia="zh-TW"/>
+        </w:rPr>
+        <w:t>“</w:t>
+      </w:r>
+      <w:bookmarkEnd w:id="12"/>
+      <w:r>
+        <w:rPr>
+          <w:lang w:eastAsia="zh-TW"/>
+        </w:rPr>
+        <w:t>Enhancing the Resilience of Communication Networks,” OECD Publishing, 2025. [Online]. Available:</w:t>
       </w:r>
       <w:bookmarkEnd w:id="11"/>
     </w:p>
@@ -3599,7 +4034,7 @@
           <w:lang w:eastAsia="zh-TW"/>
         </w:rPr>
       </w:pPr>
-      <w:bookmarkStart w:id="12" w:name="_Ref231591481"/>
+      <w:bookmarkStart w:id="13" w:name="_Ref231591481"/>
       <w:r>
         <w:rPr>
           <w:rFonts w:hint="eastAsia"/>
@@ -3616,12 +4051,7 @@
       </w:r>
       <w:r>
         <w:rPr>
-          <w:lang w:eastAsia="zh-TW"/>
-        </w:rPr>
-        <w:t xml:space="preserve"> </w:t>
-      </w:r>
-      <w:r>
-        <w:rPr>
+          <w:rFonts w:hint="eastAsia"/>
           <w:lang w:eastAsia="zh-TW"/>
         </w:rPr>
         <w:t>“</w:t>
@@ -3635,6 +4065,7 @@
       </w:r>
       <w:r>
         <w:rPr>
+          <w:rFonts w:hint="eastAsia"/>
           <w:lang w:eastAsia="zh-TW"/>
         </w:rPr>
         <w:t>“</w:t>
@@ -3661,7 +4092,7 @@
           <w:t>https://moda.gov.tw/major-policies/subseacable/fault/1749</w:t>
         </w:r>
       </w:hyperlink>
-      <w:bookmarkEnd w:id="12"/>
+      <w:bookmarkEnd w:id="13"/>
     </w:p>
     <w:sectPr>
       <w:headerReference w:type="default" r:id="rId23"/>

--- a/112111119_賴俊升.docx
+++ b/112111119_賴俊升.docx
@@ -109,8 +109,21 @@
           <w:iCs/>
           <w:lang w:eastAsia="zh-TW"/>
         </w:rPr>
-        <w:t>摘要—</w:t>
-      </w:r>
+        <w:t>摘要</w:t>
+      </w:r>
+      <w:proofErr w:type="gramStart"/>
+      <w:r>
+        <w:rPr>
+          <w:rFonts w:hint="eastAsia"/>
+          <w:b/>
+          <w:bCs/>
+          <w:i/>
+          <w:iCs/>
+          <w:lang w:eastAsia="zh-TW"/>
+        </w:rPr>
+        <w:t>—</w:t>
+      </w:r>
+      <w:proofErr w:type="gramEnd"/>
       <w:r>
         <w:rPr>
           <w:b/>
@@ -325,7 +338,29 @@
           <w:iCs/>
           <w:lang w:eastAsia="zh-TW"/>
         </w:rPr>
-        <w:t>進行衛星軌道運算與資料前處理，計算衛星經緯度、高度、仰角、方位角及與臺中觀測站之距離等參數，並以</w:t>
+        <w:t>進行衛星軌道運算與資料前處理，計算衛星經緯度、高度、仰角、方位角及與</w:t>
+      </w:r>
+      <w:proofErr w:type="gramStart"/>
+      <w:r>
+        <w:rPr>
+          <w:b/>
+          <w:bCs/>
+          <w:i/>
+          <w:iCs/>
+          <w:lang w:eastAsia="zh-TW"/>
+        </w:rPr>
+        <w:t>臺</w:t>
+      </w:r>
+      <w:proofErr w:type="gramEnd"/>
+      <w:r>
+        <w:rPr>
+          <w:b/>
+          <w:bCs/>
+          <w:i/>
+          <w:iCs/>
+          <w:lang w:eastAsia="zh-TW"/>
+        </w:rPr>
+        <w:t>中觀測站之距離等參數，並以</w:t>
       </w:r>
       <w:r>
         <w:rPr>
@@ -440,7 +475,29 @@
           <w:iCs/>
           <w:lang w:eastAsia="zh-TW"/>
         </w:rPr>
-        <w:t>。分析結果亦證實衛星仰角與通訊品質呈現正相關關係，當衛星接近天頂位置時，其訊號強度及通訊品質表現最佳。此外，在海底電纜中斷等模擬情境下，系統仍能維持一定程度之通訊服務能力，顯示低軌衛星具備作為地面通訊系統備援方案之潛力。</w:t>
+        <w:t>。分析結果亦證實衛星仰角與通訊品質呈現正相關關係，當衛星接近天頂位置時，其訊號強度及通訊品質表現最佳。</w:t>
+      </w:r>
+      <w:proofErr w:type="gramStart"/>
+      <w:r>
+        <w:rPr>
+          <w:b/>
+          <w:bCs/>
+          <w:i/>
+          <w:iCs/>
+          <w:lang w:eastAsia="zh-TW"/>
+        </w:rPr>
+        <w:t>此外，</w:t>
+      </w:r>
+      <w:proofErr w:type="gramEnd"/>
+      <w:r>
+        <w:rPr>
+          <w:b/>
+          <w:bCs/>
+          <w:i/>
+          <w:iCs/>
+          <w:lang w:eastAsia="zh-TW"/>
+        </w:rPr>
+        <w:t>在海底電纜中斷等模擬情境下，系統仍能維持一定程度之通訊服務能力，顯示低軌衛星具備作為地面通訊系統備援方案之潛力。</w:t>
       </w:r>
     </w:p>
     <w:p>
@@ -495,6 +552,7 @@
         </w:rPr>
         <w:t>詞</w:t>
       </w:r>
+      <w:proofErr w:type="gramStart"/>
       <w:r>
         <w:rPr>
           <w:b/>
@@ -505,6 +563,7 @@
         </w:rPr>
         <w:t>—</w:t>
       </w:r>
+      <w:proofErr w:type="gramEnd"/>
       <w:r>
         <w:rPr>
           <w:b/>
@@ -513,8 +572,9 @@
           <w:iCs/>
           <w:lang w:eastAsia="zh-TW"/>
         </w:rPr>
-        <w:t>低地球軌道衛星、星鏈計畫、通訊備援、通訊韌性、</w:t>
-      </w:r>
+        <w:t>低地球軌道衛星、</w:t>
+      </w:r>
+      <w:proofErr w:type="gramStart"/>
       <w:r>
         <w:rPr>
           <w:b/>
@@ -523,8 +583,9 @@
           <w:iCs/>
           <w:lang w:eastAsia="zh-TW"/>
         </w:rPr>
-        <w:t>Power BI</w:t>
-      </w:r>
+        <w:t>星鏈計畫</w:t>
+      </w:r>
+      <w:proofErr w:type="gramEnd"/>
       <w:r>
         <w:rPr>
           <w:b/>
@@ -533,6 +594,26 @@
           <w:iCs/>
           <w:lang w:eastAsia="zh-TW"/>
         </w:rPr>
+        <w:t>、通訊備援、通訊韌性、</w:t>
+      </w:r>
+      <w:r>
+        <w:rPr>
+          <w:b/>
+          <w:bCs/>
+          <w:i/>
+          <w:iCs/>
+          <w:lang w:eastAsia="zh-TW"/>
+        </w:rPr>
+        <w:t>Power BI</w:t>
+      </w:r>
+      <w:r>
+        <w:rPr>
+          <w:b/>
+          <w:bCs/>
+          <w:i/>
+          <w:iCs/>
+          <w:lang w:eastAsia="zh-TW"/>
+        </w:rPr>
         <w:t>、資料視覺化。</w:t>
       </w:r>
     </w:p>
@@ -602,7 +683,23 @@
           <w:rFonts w:ascii="標楷體" w:hAnsi="標楷體" w:cs="新細明體" w:hint="eastAsia"/>
           <w:lang w:eastAsia="zh-TW"/>
         </w:rPr>
-        <w:t xml:space="preserve"> 為最具代表性的商業應用案例。相較於傳統地球同步軌道衛星（GEO），低軌衛星具有軌道高度較低、傳輸延遲小、訊號品質佳及覆蓋範圍廣等優勢，能有效提供高速且穩定的網際網路服務。由於低軌衛星可透過大量衛星組成星座網路，即使部分地面基礎設施因天災、戰爭或其他突發事件受損，仍能維持基本通訊能力，因此被視為提升國家通訊韌性的重要技術之一。</w:t>
+        <w:t xml:space="preserve"> 為最具代表性的商業應用案例。相較於傳統地球同步軌道衛星（GEO），低軌衛星具有軌道高度較低、傳輸延遲小、訊號品質佳及覆蓋範圍廣等優勢，能有效提供高速且穩定的網際網路服務。由於低軌衛星可透過大量衛星組成星座網路，即使部分地面基礎設施因天災、戰爭或其他突發事件受損，仍能維持基本通訊能力，因此被視為提升國家通訊韌性的重要技術之</w:t>
+      </w:r>
+      <w:proofErr w:type="gramStart"/>
+      <w:r>
+        <w:rPr>
+          <w:rFonts w:ascii="標楷體" w:hAnsi="標楷體" w:cs="新細明體" w:hint="eastAsia"/>
+          <w:lang w:eastAsia="zh-TW"/>
+        </w:rPr>
+        <w:t>一</w:t>
+      </w:r>
+      <w:proofErr w:type="gramEnd"/>
+      <w:r>
+        <w:rPr>
+          <w:rFonts w:ascii="標楷體" w:hAnsi="標楷體" w:cs="新細明體" w:hint="eastAsia"/>
+          <w:lang w:eastAsia="zh-TW"/>
+        </w:rPr>
+        <w:t>。</w:t>
       </w:r>
     </w:p>
     <w:p>
@@ -649,7 +746,23 @@
           <w:rFonts w:ascii="標楷體" w:hAnsi="標楷體" w:cs="新細明體" w:hint="eastAsia"/>
           <w:lang w:eastAsia="zh-TW"/>
         </w:rPr>
-        <w:t xml:space="preserve"> 合作建置低軌衛星地面站，並持續評估與其他衛星服務供應商合作的可能性，以建立多軌道、多供應商及多層次的衛星通訊架構。此類備援系統不僅可支援偏遠山區、離島地區的網路需求，也能在地震、颱風等重大災害發生時，提供緊急通訊服務，確保政府機關、救災單位及民眾之間的資訊傳遞不中斷。</w:t>
+        <w:t xml:space="preserve"> 合作建置低軌衛星地面站，並持續評估與其他衛星服務供應商合作的可能性，以建立多軌道、多供應商及多層次的衛星通訊架構。</w:t>
+      </w:r>
+      <w:proofErr w:type="gramStart"/>
+      <w:r>
+        <w:rPr>
+          <w:rFonts w:ascii="標楷體" w:hAnsi="標楷體" w:cs="新細明體" w:hint="eastAsia"/>
+          <w:lang w:eastAsia="zh-TW"/>
+        </w:rPr>
+        <w:t>此類備援</w:t>
+      </w:r>
+      <w:proofErr w:type="gramEnd"/>
+      <w:r>
+        <w:rPr>
+          <w:rFonts w:ascii="標楷體" w:hAnsi="標楷體" w:cs="新細明體" w:hint="eastAsia"/>
+          <w:lang w:eastAsia="zh-TW"/>
+        </w:rPr>
+        <w:t>系統不僅可支援偏遠山區、離島地區的網路需求，也能在地震、颱風等重大災害發生時，提供緊急通訊服務，確保政府機關、救災單位及民眾之間的資訊傳遞不中斷。</w:t>
       </w:r>
     </w:p>
     <w:p>
@@ -696,7 +809,23 @@
           <w:rFonts w:ascii="標楷體" w:hAnsi="標楷體" w:cs="新細明體" w:hint="eastAsia"/>
           <w:lang w:eastAsia="zh-TW"/>
         </w:rPr>
-        <w:t xml:space="preserve"> 衛星軌道資料作為分析對象，蒐集衛星位置、軌道高度、仰角、可見衛星數量及覆蓋範圍等相關資訊，並結合 Power BI 視覺化分析工具建立互動式儀表板。透過地圖、卡片、折線圖及篩選器等功能，使用者可即時觀察臺灣上空衛星分布情形、不同時間點的可用衛星數量，以及衛星相對於地面觀測站的位置變化。此外，研究亦針對衛星仰角與距離對通訊品質可能造成的影響進行分析，藉由視覺化呈現衛星覆蓋能力與連線穩定度之間的關聯性。</w:t>
+        <w:t xml:space="preserve"> 衛星軌道資料作為分析對象，蒐集衛星位置、軌道高度、仰角、可見衛星數量及覆蓋範圍等相關資訊，並結合 Power BI 視覺化分析工具建立互動式儀表板。透過地圖、卡片、折線圖及篩選器等功能，使用者可即時觀察臺灣上空衛星分布情形、不同時間點的可用衛星數量，以及衛星相對於地面觀測站的位置變化。</w:t>
+      </w:r>
+      <w:proofErr w:type="gramStart"/>
+      <w:r>
+        <w:rPr>
+          <w:rFonts w:ascii="標楷體" w:hAnsi="標楷體" w:cs="新細明體" w:hint="eastAsia"/>
+          <w:lang w:eastAsia="zh-TW"/>
+        </w:rPr>
+        <w:t>此外，</w:t>
+      </w:r>
+      <w:proofErr w:type="gramEnd"/>
+      <w:r>
+        <w:rPr>
+          <w:rFonts w:ascii="標楷體" w:hAnsi="標楷體" w:cs="新細明體" w:hint="eastAsia"/>
+          <w:lang w:eastAsia="zh-TW"/>
+        </w:rPr>
+        <w:t>研究亦針對衛星仰角與距離對通訊品質可能造成的影響進行分析，藉由視覺化呈現衛星覆蓋能力與連線穩定度之間的關聯性。</w:t>
       </w:r>
     </w:p>
     <w:p>
@@ -798,15 +927,47 @@
           <w:rFonts w:ascii="標楷體" w:hAnsi="標楷體" w:cs="新細明體" w:hint="eastAsia"/>
           <w:lang w:eastAsia="zh-TW"/>
         </w:rPr>
-        <w:t>衛星通訊服務涉及國家通訊安全、頻譜管理及電信市場監管等議題，因此各國皆設有相關法規進行管理。以臺灣為例，電信事業之外資投資比例受到限制，直接持股比例上限為49%，且衛星服務業者若欲在臺提供商業服</w:t>
-      </w:r>
+        <w:t>衛星通訊服務涉及國家通訊安全、頻譜管理及電信市場監管等議題，因此各國皆設有相關法規進行管理。以臺灣為例，電信事業之外資投資比例受到限制，直接持股比例上限為49%，且衛星服務業者若欲在</w:t>
+      </w:r>
+      <w:proofErr w:type="gramStart"/>
       <w:r>
         <w:rPr>
           <w:rFonts w:ascii="標楷體" w:hAnsi="標楷體" w:cs="新細明體" w:hint="eastAsia"/>
           <w:lang w:eastAsia="zh-TW"/>
         </w:rPr>
+        <w:t>臺</w:t>
+      </w:r>
+      <w:proofErr w:type="gramEnd"/>
+      <w:r>
+        <w:rPr>
+          <w:rFonts w:ascii="標楷體" w:hAnsi="標楷體" w:cs="新細明體" w:hint="eastAsia"/>
+          <w:lang w:eastAsia="zh-TW"/>
+        </w:rPr>
+        <w:t>提供商業服</w:t>
+      </w:r>
+      <w:r>
+        <w:rPr>
+          <w:rFonts w:ascii="標楷體" w:hAnsi="標楷體" w:cs="新細明體" w:hint="eastAsia"/>
+          <w:lang w:eastAsia="zh-TW"/>
+        </w:rPr>
         <w:lastRenderedPageBreak/>
-        <w:t>務，仍須符合主管機關對於頻譜使用、設備認證、資安管理及地面站設置等相關規範。</w:t>
+        <w:t>務，仍須符合主管機關對於頻譜使用、設備認證、</w:t>
+      </w:r>
+      <w:proofErr w:type="gramStart"/>
+      <w:r>
+        <w:rPr>
+          <w:rFonts w:ascii="標楷體" w:hAnsi="標楷體" w:cs="新細明體" w:hint="eastAsia"/>
+          <w:lang w:eastAsia="zh-TW"/>
+        </w:rPr>
+        <w:t>資安管理</w:t>
+      </w:r>
+      <w:proofErr w:type="gramEnd"/>
+      <w:r>
+        <w:rPr>
+          <w:rFonts w:ascii="標楷體" w:hAnsi="標楷體" w:cs="新細明體" w:hint="eastAsia"/>
+          <w:lang w:eastAsia="zh-TW"/>
+        </w:rPr>
+        <w:t>及地面站設置等相關規範。</w:t>
       </w:r>
     </w:p>
     <w:p>
@@ -851,7 +1012,23 @@
           <w:rFonts w:ascii="標楷體" w:hAnsi="標楷體" w:cs="新細明體" w:hint="eastAsia"/>
           <w:lang w:eastAsia="zh-TW"/>
         </w:rPr>
-        <w:t>低軌衛星通訊品質容易受到多項環境因素影響。由於衛星持續繞行地球運轉，地面終端設備需不斷與不同衛星進行切換，因此系統必須具備良好的追蹤與切換能力。當衛星仰角較低時，訊號需要穿越較長的大氣層傳播路徑，容易受到降雨、雲層、水氣及電離層變化等因素影響，造成訊號衰減、延遲增加或封包遺失等情形。</w:t>
+        <w:t>低軌衛星通訊品質容易受到多項環境因素影響。由於衛星持續繞行地球運轉，地面終端設備需不斷與不同衛星進行切換，因此系統必須具備良好的追蹤與切換能力。當衛星仰角較低時，訊號需要穿越較長的大氣層傳播路徑，容易受到降雨、雲層、水氣及電離層變化等因素影響，造成訊號衰減、延遲</w:t>
+      </w:r>
+      <w:proofErr w:type="gramStart"/>
+      <w:r>
+        <w:rPr>
+          <w:rFonts w:ascii="標楷體" w:hAnsi="標楷體" w:cs="新細明體" w:hint="eastAsia"/>
+          <w:lang w:eastAsia="zh-TW"/>
+        </w:rPr>
+        <w:t>增加或封包</w:t>
+      </w:r>
+      <w:proofErr w:type="gramEnd"/>
+      <w:r>
+        <w:rPr>
+          <w:rFonts w:ascii="標楷體" w:hAnsi="標楷體" w:cs="新細明體" w:hint="eastAsia"/>
+          <w:lang w:eastAsia="zh-TW"/>
+        </w:rPr>
+        <w:t>遺失等情形。</w:t>
       </w:r>
     </w:p>
     <w:p>
@@ -889,7 +1066,39 @@
           <w:rFonts w:ascii="標楷體" w:hAnsi="標楷體" w:cs="新細明體" w:hint="eastAsia"/>
           <w:lang w:eastAsia="zh-TW"/>
         </w:rPr>
-        <w:t>可見衛星數量會隨時間、地理位置及衛星軌道配置而持續變化，因此通訊品質具有高度動態特性。當同一時間可供連線的衛星數量較多時，系統能夠提供較佳的備援能力與網路穩定度；反之，若可見衛星數量減少，則可能增加切換頻率或影響服務品質。因此，必須透過持續監測衛星位置、仰角、距離及覆蓋範圍等資料，建立完整的分析機制，以評估不同時間與地區的通訊可用性。</w:t>
+        <w:t>可見衛星數量會隨時間、地理位置及衛星軌道配置而持續變化，因此通訊品質具有高度動態特性。當同一時間可供連線的衛星數量較</w:t>
+      </w:r>
+      <w:proofErr w:type="gramStart"/>
+      <w:r>
+        <w:rPr>
+          <w:rFonts w:ascii="標楷體" w:hAnsi="標楷體" w:cs="新細明體" w:hint="eastAsia"/>
+          <w:lang w:eastAsia="zh-TW"/>
+        </w:rPr>
+        <w:t>多時，</w:t>
+      </w:r>
+      <w:proofErr w:type="gramEnd"/>
+      <w:r>
+        <w:rPr>
+          <w:rFonts w:ascii="標楷體" w:hAnsi="標楷體" w:cs="新細明體" w:hint="eastAsia"/>
+          <w:lang w:eastAsia="zh-TW"/>
+        </w:rPr>
+        <w:t>系統能夠提供較佳的備援能力與網路穩定度；</w:t>
+      </w:r>
+      <w:proofErr w:type="gramStart"/>
+      <w:r>
+        <w:rPr>
+          <w:rFonts w:ascii="標楷體" w:hAnsi="標楷體" w:cs="新細明體" w:hint="eastAsia"/>
+          <w:lang w:eastAsia="zh-TW"/>
+        </w:rPr>
+        <w:t>反之，</w:t>
+      </w:r>
+      <w:proofErr w:type="gramEnd"/>
+      <w:r>
+        <w:rPr>
+          <w:rFonts w:ascii="標楷體" w:hAnsi="標楷體" w:cs="新細明體" w:hint="eastAsia"/>
+          <w:lang w:eastAsia="zh-TW"/>
+        </w:rPr>
+        <w:t>若可見衛星數量減少，則可能增加切換頻率或影響服務品質。因此，必須透過持續監測衛星位置、仰角、距離及覆蓋範圍等資料，建立完整的分析機制，以評估不同時間與地區的通訊可用性。</w:t>
       </w:r>
     </w:p>
     <w:p>
@@ -929,7 +1138,23 @@
           <w:rFonts w:ascii="標楷體" w:hAnsi="標楷體" w:cs="新細明體" w:hint="eastAsia"/>
           <w:lang w:eastAsia="zh-TW"/>
         </w:rPr>
-        <w:t>低軌衛星通訊系統需要大量衛星發射、地面站建置及終端設備部署，整體投資成本相當可觀。雖然近年來火箭發射成本下降及衛星製造技術進步，使得低軌衛星服務逐漸普及，但相較於傳統光纖或行動通訊網路，其建置與維運成本仍然偏高。如何在通訊效能與建置成本之間取得平衡，也是未來推廣低軌衛星通訊的重要課題。</w:t>
+        <w:t>低軌衛星通訊系統需要大量衛星發射、地面站建置及終端設備部署，整體投資成本相當可觀。雖然近年來火箭發射成本下降及衛星製造技術進步，使得低軌衛星服務逐漸</w:t>
+      </w:r>
+      <w:proofErr w:type="gramStart"/>
+      <w:r>
+        <w:rPr>
+          <w:rFonts w:ascii="標楷體" w:hAnsi="標楷體" w:cs="新細明體" w:hint="eastAsia"/>
+          <w:lang w:eastAsia="zh-TW"/>
+        </w:rPr>
+        <w:t>普及，</w:t>
+      </w:r>
+      <w:proofErr w:type="gramEnd"/>
+      <w:r>
+        <w:rPr>
+          <w:rFonts w:ascii="標楷體" w:hAnsi="標楷體" w:cs="新細明體" w:hint="eastAsia"/>
+          <w:lang w:eastAsia="zh-TW"/>
+        </w:rPr>
+        <w:t>但相較於傳統光纖或行動通訊網路，其建置與維運成本仍然偏高。如何在通訊效能與建置成本之間取得平衡，也是未來推廣低軌衛星通訊的重要課題。</w:t>
       </w:r>
     </w:p>
     <w:p>
@@ -1059,7 +1284,7 @@
           <w:rFonts w:ascii="標楷體" w:hAnsi="標楷體" w:cs="新細明體"/>
           <w:lang w:eastAsia="zh-TW"/>
         </w:rPr>
-        <w:t>[11]</w:t>
+        <w:t>[10]</w:t>
       </w:r>
       <w:r>
         <w:rPr>
@@ -1286,7 +1511,21 @@
         <w:rPr>
           <w:lang w:eastAsia="zh-TW"/>
         </w:rPr>
-        <w:t>以臺中觀測站作為固定觀測位置，計算衛星與地面站之間的距離、仰角（</w:t>
+        <w:t>以</w:t>
+      </w:r>
+      <w:proofErr w:type="gramStart"/>
+      <w:r>
+        <w:rPr>
+          <w:lang w:eastAsia="zh-TW"/>
+        </w:rPr>
+        <w:t>臺</w:t>
+      </w:r>
+      <w:proofErr w:type="gramEnd"/>
+      <w:r>
+        <w:rPr>
+          <w:lang w:eastAsia="zh-TW"/>
+        </w:rPr>
+        <w:t>中觀測站作為固定觀測位置，計算衛星與地面站之間的距離、仰角（</w:t>
       </w:r>
       <w:r>
         <w:rPr>
@@ -1696,7 +1935,168 @@
         <w:rPr>
           <w:lang w:eastAsia="zh-TW"/>
         </w:rPr>
-        <w:t>近年來全球對於通訊韌性的重視程度持續提升，特別是在天然災害、戰爭衝突及海底電纜中斷事件頻繁發生的背景下，衛星通訊逐漸成為重要的備援技術。臺灣由於國際網路高度依賴海底電纜，因此一旦發生斷纜事件，可能對整體通訊服務造成影響。為提升網路基礎設施之韌性，國內電信業者已陸續與國際衛星營運商合作</w:t>
+        <w:t>臺灣高度依賴海底電纜的國際網路基礎設施，在天然災害、戰爭衝突及海底電纜中斷事件頻繁的背景下，</w:t>
+      </w:r>
+      <w:r>
+        <w:rPr>
+          <w:rFonts w:hint="eastAsia"/>
+          <w:lang w:eastAsia="zh-TW"/>
+        </w:rPr>
+        <w:t>極</w:t>
+      </w:r>
+      <w:r>
+        <w:rPr>
+          <w:lang w:eastAsia="zh-TW"/>
+        </w:rPr>
+        <w:t>需建立衛星通訊備援系統以強化通訊韌性與國家安全</w:t>
+      </w:r>
+      <w:r>
+        <w:rPr>
+          <w:lang w:eastAsia="zh-TW"/>
+        </w:rPr>
+        <w:t xml:space="preserve"> </w:t>
+      </w:r>
+      <w:r>
+        <w:rPr>
+          <w:lang w:eastAsia="zh-TW"/>
+        </w:rPr>
+        <w:t>。</w:t>
+      </w:r>
+    </w:p>
+    <w:p>
+      <w:pPr>
+        <w:rPr>
+          <w:b/>
+          <w:bCs/>
+          <w:lang w:eastAsia="zh-TW"/>
+        </w:rPr>
+      </w:pPr>
+      <w:r>
+        <w:rPr>
+          <w:b/>
+          <w:bCs/>
+          <w:lang w:eastAsia="zh-TW"/>
+        </w:rPr>
+        <w:t>現況挑戰</w:t>
+      </w:r>
+      <w:r>
+        <w:rPr>
+          <w:rFonts w:hint="eastAsia"/>
+          <w:b/>
+          <w:bCs/>
+          <w:lang w:eastAsia="zh-TW"/>
+        </w:rPr>
+        <w:t>:</w:t>
+      </w:r>
+    </w:p>
+    <w:p>
+      <w:pPr>
+        <w:numPr>
+          <w:ilvl w:val="0"/>
+          <w:numId w:val="19"/>
+        </w:numPr>
+        <w:rPr>
+          <w:lang w:eastAsia="zh-TW"/>
+        </w:rPr>
+      </w:pPr>
+      <w:r>
+        <w:rPr>
+          <w:b/>
+          <w:bCs/>
+          <w:lang w:eastAsia="zh-TW"/>
+        </w:rPr>
+        <w:t>海底電纜依賴</w:t>
+      </w:r>
+      <w:r>
+        <w:rPr>
+          <w:lang w:eastAsia="zh-TW"/>
+        </w:rPr>
+        <w:t>：臺灣國際網路高度依賴海底電纜，斷纜事件可能對整體通訊造成嚴重影響</w:t>
+      </w:r>
+    </w:p>
+    <w:p>
+      <w:pPr>
+        <w:numPr>
+          <w:ilvl w:val="0"/>
+          <w:numId w:val="19"/>
+        </w:numPr>
+        <w:rPr>
+          <w:lang w:eastAsia="zh-TW"/>
+        </w:rPr>
+      </w:pPr>
+      <w:r>
+        <w:rPr>
+          <w:b/>
+          <w:bCs/>
+          <w:lang w:eastAsia="zh-TW"/>
+        </w:rPr>
+        <w:t>緊急情境需求</w:t>
+      </w:r>
+      <w:r>
+        <w:rPr>
+          <w:lang w:eastAsia="zh-TW"/>
+        </w:rPr>
+        <w:t>：天然災害、戰爭</w:t>
+      </w:r>
+      <w:proofErr w:type="gramStart"/>
+      <w:r>
+        <w:rPr>
+          <w:lang w:eastAsia="zh-TW"/>
+        </w:rPr>
+        <w:t>衝突頻發</w:t>
+      </w:r>
+      <w:proofErr w:type="gramEnd"/>
+      <w:r>
+        <w:rPr>
+          <w:lang w:eastAsia="zh-TW"/>
+        </w:rPr>
+        <w:t>，需建構多軌道衛星通訊架構</w:t>
+      </w:r>
+    </w:p>
+    <w:p>
+      <w:pPr>
+        <w:numPr>
+          <w:ilvl w:val="0"/>
+          <w:numId w:val="19"/>
+        </w:numPr>
+        <w:rPr>
+          <w:b/>
+          <w:bCs/>
+          <w:lang w:eastAsia="zh-TW"/>
+        </w:rPr>
+      </w:pPr>
+      <w:r>
+        <w:rPr>
+          <w:b/>
+          <w:bCs/>
+          <w:lang w:eastAsia="zh-TW"/>
+        </w:rPr>
+        <w:t>國內業者應對</w:t>
+      </w:r>
+    </w:p>
+    <w:p>
+      <w:pPr>
+        <w:rPr>
+          <w:lang w:eastAsia="zh-TW"/>
+        </w:rPr>
+      </w:pPr>
+      <w:r>
+        <w:rPr>
+          <w:lang w:eastAsia="zh-TW"/>
+        </w:rPr>
+        <w:t>國內電信業者已陸續與國際衛星營運商合作，建構多軌道衛星通訊架構，強化緊急情境下的通訊能力</w:t>
+      </w:r>
+      <w:r>
+        <w:rPr>
+          <w:lang w:eastAsia="zh-TW"/>
+        </w:rPr>
+        <w:t xml:space="preserve"> </w:t>
+      </w:r>
+      <w:r>
+        <w:rPr>
+          <w:lang w:eastAsia="zh-TW"/>
+        </w:rPr>
+        <w:t>。</w:t>
       </w:r>
       <w:r>
         <w:rPr>
@@ -1838,12 +2238,1724 @@
         </w:rPr>
         <w:fldChar w:fldCharType="end"/>
       </w:r>
-      <w:r>
-        <w:rPr>
-          <w:lang w:eastAsia="zh-TW"/>
-        </w:rPr>
-        <w:t>，建構多軌道衛星通訊架構，以強化緊急情境下之通訊能力。</w:t>
-      </w:r>
+    </w:p>
+    <w:p>
+      <w:pPr>
+        <w:numPr>
+          <w:ilvl w:val="0"/>
+          <w:numId w:val="19"/>
+        </w:numPr>
+        <w:rPr>
+          <w:b/>
+          <w:bCs/>
+          <w:lang w:eastAsia="zh-TW"/>
+        </w:rPr>
+      </w:pPr>
+      <w:r>
+        <w:rPr>
+          <w:b/>
+          <w:bCs/>
+          <w:lang w:eastAsia="zh-TW"/>
+        </w:rPr>
+        <w:t>主要低軌衛星業者競爭分析</w:t>
+      </w:r>
+    </w:p>
+    <w:tbl>
+      <w:tblPr>
+        <w:tblW w:w="5000" w:type="pct"/>
+        <w:tblCellMar>
+          <w:top w:w="15" w:type="dxa"/>
+          <w:left w:w="15" w:type="dxa"/>
+          <w:bottom w:w="15" w:type="dxa"/>
+          <w:right w:w="15" w:type="dxa"/>
+        </w:tblCellMar>
+        <w:tblLook w:val="04A0" w:firstRow="1" w:lastRow="0" w:firstColumn="1" w:lastColumn="0" w:noHBand="0" w:noVBand="1"/>
+      </w:tblPr>
+      <w:tblGrid>
+        <w:gridCol w:w="567"/>
+        <w:gridCol w:w="1382"/>
+        <w:gridCol w:w="1378"/>
+        <w:gridCol w:w="1628"/>
+      </w:tblGrid>
+      <w:tr>
+        <w:trPr>
+          <w:tblHeader/>
+        </w:trPr>
+        <w:tc>
+          <w:tcPr>
+            <w:tcW w:w="0" w:type="auto"/>
+            <w:tcBorders>
+              <w:top w:val="single" w:sz="6" w:space="0" w:color="DDDDDD"/>
+              <w:left w:val="single" w:sz="6" w:space="0" w:color="DDDDDD"/>
+              <w:bottom w:val="single" w:sz="6" w:space="0" w:color="DDDDDD"/>
+              <w:right w:val="single" w:sz="6" w:space="0" w:color="DDDDDD"/>
+            </w:tcBorders>
+            <w:shd w:val="clear" w:color="auto" w:fill="F2F2F2"/>
+            <w:tcMar>
+              <w:top w:w="120" w:type="dxa"/>
+              <w:left w:w="120" w:type="dxa"/>
+              <w:bottom w:w="120" w:type="dxa"/>
+              <w:right w:w="120" w:type="dxa"/>
+            </w:tcMar>
+            <w:vAlign w:val="center"/>
+            <w:hideMark/>
+          </w:tcPr>
+          <w:p>
+            <w:pPr>
+              <w:rPr>
+                <w:b/>
+                <w:bCs/>
+                <w:lang w:eastAsia="zh-TW"/>
+              </w:rPr>
+            </w:pPr>
+            <w:r>
+              <w:rPr>
+                <w:b/>
+                <w:bCs/>
+                <w:lang w:eastAsia="zh-TW"/>
+              </w:rPr>
+              <w:lastRenderedPageBreak/>
+              <w:t>業者</w:t>
+            </w:r>
+          </w:p>
+        </w:tc>
+        <w:tc>
+          <w:tcPr>
+            <w:tcW w:w="0" w:type="auto"/>
+            <w:tcBorders>
+              <w:top w:val="single" w:sz="6" w:space="0" w:color="DDDDDD"/>
+              <w:left w:val="single" w:sz="6" w:space="0" w:color="DDDDDD"/>
+              <w:bottom w:val="single" w:sz="6" w:space="0" w:color="DDDDDD"/>
+              <w:right w:val="single" w:sz="6" w:space="0" w:color="DDDDDD"/>
+            </w:tcBorders>
+            <w:shd w:val="clear" w:color="auto" w:fill="F2F2F2"/>
+            <w:tcMar>
+              <w:top w:w="120" w:type="dxa"/>
+              <w:left w:w="120" w:type="dxa"/>
+              <w:bottom w:w="120" w:type="dxa"/>
+              <w:right w:w="120" w:type="dxa"/>
+            </w:tcMar>
+            <w:vAlign w:val="center"/>
+            <w:hideMark/>
+          </w:tcPr>
+          <w:p>
+            <w:pPr>
+              <w:rPr>
+                <w:b/>
+                <w:bCs/>
+                <w:lang w:eastAsia="zh-TW"/>
+              </w:rPr>
+            </w:pPr>
+            <w:proofErr w:type="spellStart"/>
+            <w:r>
+              <w:rPr>
+                <w:b/>
+                <w:bCs/>
+                <w:lang w:eastAsia="zh-TW"/>
+              </w:rPr>
+              <w:t>Starlink</w:t>
+            </w:r>
+            <w:proofErr w:type="spellEnd"/>
+          </w:p>
+        </w:tc>
+        <w:tc>
+          <w:tcPr>
+            <w:tcW w:w="0" w:type="auto"/>
+            <w:tcBorders>
+              <w:top w:val="single" w:sz="6" w:space="0" w:color="DDDDDD"/>
+              <w:left w:val="single" w:sz="6" w:space="0" w:color="DDDDDD"/>
+              <w:bottom w:val="single" w:sz="6" w:space="0" w:color="DDDDDD"/>
+              <w:right w:val="single" w:sz="6" w:space="0" w:color="DDDDDD"/>
+            </w:tcBorders>
+            <w:shd w:val="clear" w:color="auto" w:fill="F2F2F2"/>
+            <w:tcMar>
+              <w:top w:w="120" w:type="dxa"/>
+              <w:left w:w="120" w:type="dxa"/>
+              <w:bottom w:w="120" w:type="dxa"/>
+              <w:right w:w="120" w:type="dxa"/>
+            </w:tcMar>
+            <w:vAlign w:val="center"/>
+            <w:hideMark/>
+          </w:tcPr>
+          <w:p>
+            <w:pPr>
+              <w:rPr>
+                <w:b/>
+                <w:bCs/>
+                <w:lang w:eastAsia="zh-TW"/>
+              </w:rPr>
+            </w:pPr>
+            <w:r>
+              <w:rPr>
+                <w:b/>
+                <w:bCs/>
+                <w:lang w:eastAsia="zh-TW"/>
+              </w:rPr>
+              <w:t>Amazon LEO</w:t>
+            </w:r>
+          </w:p>
+        </w:tc>
+        <w:tc>
+          <w:tcPr>
+            <w:tcW w:w="0" w:type="auto"/>
+            <w:tcBorders>
+              <w:top w:val="single" w:sz="6" w:space="0" w:color="DDDDDD"/>
+              <w:left w:val="single" w:sz="6" w:space="0" w:color="DDDDDD"/>
+              <w:bottom w:val="single" w:sz="6" w:space="0" w:color="DDDDDD"/>
+              <w:right w:val="single" w:sz="6" w:space="0" w:color="DDDDDD"/>
+            </w:tcBorders>
+            <w:shd w:val="clear" w:color="auto" w:fill="F2F2F2"/>
+            <w:tcMar>
+              <w:top w:w="120" w:type="dxa"/>
+              <w:left w:w="120" w:type="dxa"/>
+              <w:bottom w:w="120" w:type="dxa"/>
+              <w:right w:w="120" w:type="dxa"/>
+            </w:tcMar>
+            <w:vAlign w:val="center"/>
+            <w:hideMark/>
+          </w:tcPr>
+          <w:p>
+            <w:pPr>
+              <w:rPr>
+                <w:b/>
+                <w:bCs/>
+                <w:lang w:eastAsia="zh-TW"/>
+              </w:rPr>
+            </w:pPr>
+            <w:r>
+              <w:rPr>
+                <w:b/>
+                <w:bCs/>
+                <w:lang w:eastAsia="zh-TW"/>
+              </w:rPr>
+              <w:t xml:space="preserve">AST </w:t>
+            </w:r>
+            <w:proofErr w:type="spellStart"/>
+            <w:r>
+              <w:rPr>
+                <w:b/>
+                <w:bCs/>
+                <w:lang w:eastAsia="zh-TW"/>
+              </w:rPr>
+              <w:t>SpaceMobile</w:t>
+            </w:r>
+            <w:proofErr w:type="spellEnd"/>
+          </w:p>
+        </w:tc>
+      </w:tr>
+      <w:tr>
+        <w:trPr>
+          <w:tblHeader/>
+        </w:trPr>
+        <w:tc>
+          <w:tcPr>
+            <w:tcW w:w="0" w:type="auto"/>
+            <w:tcBorders>
+              <w:top w:val="single" w:sz="6" w:space="0" w:color="DDDDDD"/>
+              <w:left w:val="single" w:sz="6" w:space="0" w:color="DDDDDD"/>
+              <w:bottom w:val="single" w:sz="6" w:space="0" w:color="DDDDDD"/>
+              <w:right w:val="single" w:sz="6" w:space="0" w:color="DDDDDD"/>
+            </w:tcBorders>
+            <w:tcMar>
+              <w:top w:w="120" w:type="dxa"/>
+              <w:left w:w="120" w:type="dxa"/>
+              <w:bottom w:w="120" w:type="dxa"/>
+              <w:right w:w="120" w:type="dxa"/>
+            </w:tcMar>
+            <w:vAlign w:val="center"/>
+            <w:hideMark/>
+          </w:tcPr>
+          <w:p>
+            <w:pPr>
+              <w:rPr>
+                <w:lang w:eastAsia="zh-TW"/>
+              </w:rPr>
+            </w:pPr>
+            <w:r>
+              <w:rPr>
+                <w:b/>
+                <w:bCs/>
+                <w:lang w:eastAsia="zh-TW"/>
+              </w:rPr>
+              <w:t>來台協商</w:t>
+            </w:r>
+          </w:p>
+        </w:tc>
+        <w:tc>
+          <w:tcPr>
+            <w:tcW w:w="0" w:type="auto"/>
+            <w:tcBorders>
+              <w:top w:val="single" w:sz="6" w:space="0" w:color="DDDDDD"/>
+              <w:left w:val="single" w:sz="6" w:space="0" w:color="DDDDDD"/>
+              <w:bottom w:val="single" w:sz="6" w:space="0" w:color="DDDDDD"/>
+              <w:right w:val="single" w:sz="6" w:space="0" w:color="DDDDDD"/>
+            </w:tcBorders>
+            <w:tcMar>
+              <w:top w:w="120" w:type="dxa"/>
+              <w:left w:w="120" w:type="dxa"/>
+              <w:bottom w:w="120" w:type="dxa"/>
+              <w:right w:w="120" w:type="dxa"/>
+            </w:tcMar>
+            <w:vAlign w:val="center"/>
+            <w:hideMark/>
+          </w:tcPr>
+          <w:p>
+            <w:pPr>
+              <w:rPr>
+                <w:lang w:eastAsia="zh-TW"/>
+              </w:rPr>
+            </w:pPr>
+            <w:r>
+              <w:rPr>
+                <w:lang w:eastAsia="zh-TW"/>
+              </w:rPr>
+              <w:t>2021</w:t>
+            </w:r>
+            <w:r>
+              <w:rPr>
+                <w:lang w:eastAsia="zh-TW"/>
+              </w:rPr>
+              <w:t>年與</w:t>
+            </w:r>
+            <w:r>
+              <w:rPr>
+                <w:lang w:eastAsia="zh-TW"/>
+              </w:rPr>
+              <w:t>NCC</w:t>
+            </w:r>
+            <w:r>
+              <w:rPr>
+                <w:lang w:eastAsia="zh-TW"/>
+              </w:rPr>
+              <w:t>協商破局</w:t>
+            </w:r>
+          </w:p>
+        </w:tc>
+        <w:tc>
+          <w:tcPr>
+            <w:tcW w:w="0" w:type="auto"/>
+            <w:tcBorders>
+              <w:top w:val="single" w:sz="6" w:space="0" w:color="DDDDDD"/>
+              <w:left w:val="single" w:sz="6" w:space="0" w:color="DDDDDD"/>
+              <w:bottom w:val="single" w:sz="6" w:space="0" w:color="DDDDDD"/>
+              <w:right w:val="single" w:sz="6" w:space="0" w:color="DDDDDD"/>
+            </w:tcBorders>
+            <w:tcMar>
+              <w:top w:w="120" w:type="dxa"/>
+              <w:left w:w="120" w:type="dxa"/>
+              <w:bottom w:w="120" w:type="dxa"/>
+              <w:right w:w="120" w:type="dxa"/>
+            </w:tcMar>
+            <w:vAlign w:val="center"/>
+            <w:hideMark/>
+          </w:tcPr>
+          <w:p>
+            <w:pPr>
+              <w:rPr>
+                <w:lang w:eastAsia="zh-TW"/>
+              </w:rPr>
+            </w:pPr>
+            <w:r>
+              <w:rPr>
+                <w:lang w:eastAsia="zh-TW"/>
+              </w:rPr>
+              <w:t>積極與台灣代理商合作</w:t>
+            </w:r>
+          </w:p>
+        </w:tc>
+        <w:tc>
+          <w:tcPr>
+            <w:tcW w:w="0" w:type="auto"/>
+            <w:tcBorders>
+              <w:top w:val="single" w:sz="6" w:space="0" w:color="DDDDDD"/>
+              <w:left w:val="single" w:sz="6" w:space="0" w:color="DDDDDD"/>
+              <w:bottom w:val="single" w:sz="6" w:space="0" w:color="DDDDDD"/>
+              <w:right w:val="single" w:sz="6" w:space="0" w:color="DDDDDD"/>
+            </w:tcBorders>
+            <w:tcMar>
+              <w:top w:w="120" w:type="dxa"/>
+              <w:left w:w="120" w:type="dxa"/>
+              <w:bottom w:w="120" w:type="dxa"/>
+              <w:right w:w="120" w:type="dxa"/>
+            </w:tcMar>
+            <w:vAlign w:val="center"/>
+            <w:hideMark/>
+          </w:tcPr>
+          <w:p>
+            <w:pPr>
+              <w:rPr>
+                <w:lang w:eastAsia="zh-TW"/>
+              </w:rPr>
+            </w:pPr>
+            <w:r>
+              <w:rPr>
+                <w:lang w:eastAsia="zh-TW"/>
+              </w:rPr>
+              <w:t>2026/3</w:t>
+            </w:r>
+            <w:r>
+              <w:rPr>
+                <w:lang w:eastAsia="zh-TW"/>
+              </w:rPr>
+              <w:t>與台灣大哥大簽署</w:t>
+            </w:r>
+            <w:r>
+              <w:rPr>
+                <w:lang w:eastAsia="zh-TW"/>
+              </w:rPr>
+              <w:t>MOU</w:t>
+            </w:r>
+          </w:p>
+        </w:tc>
+      </w:tr>
+      <w:tr>
+        <w:trPr>
+          <w:tblHeader/>
+        </w:trPr>
+        <w:tc>
+          <w:tcPr>
+            <w:tcW w:w="0" w:type="auto"/>
+            <w:tcBorders>
+              <w:top w:val="single" w:sz="6" w:space="0" w:color="DDDDDD"/>
+              <w:left w:val="single" w:sz="6" w:space="0" w:color="DDDDDD"/>
+              <w:bottom w:val="single" w:sz="6" w:space="0" w:color="DDDDDD"/>
+              <w:right w:val="single" w:sz="6" w:space="0" w:color="DDDDDD"/>
+            </w:tcBorders>
+            <w:tcMar>
+              <w:top w:w="120" w:type="dxa"/>
+              <w:left w:w="120" w:type="dxa"/>
+              <w:bottom w:w="120" w:type="dxa"/>
+              <w:right w:w="120" w:type="dxa"/>
+            </w:tcMar>
+            <w:vAlign w:val="center"/>
+            <w:hideMark/>
+          </w:tcPr>
+          <w:p>
+            <w:pPr>
+              <w:rPr>
+                <w:lang w:eastAsia="zh-TW"/>
+              </w:rPr>
+            </w:pPr>
+            <w:r>
+              <w:rPr>
+                <w:b/>
+                <w:bCs/>
+                <w:lang w:eastAsia="zh-TW"/>
+              </w:rPr>
+              <w:t>爭議點</w:t>
+            </w:r>
+          </w:p>
+        </w:tc>
+        <w:tc>
+          <w:tcPr>
+            <w:tcW w:w="0" w:type="auto"/>
+            <w:tcBorders>
+              <w:top w:val="single" w:sz="6" w:space="0" w:color="DDDDDD"/>
+              <w:left w:val="single" w:sz="6" w:space="0" w:color="DDDDDD"/>
+              <w:bottom w:val="single" w:sz="6" w:space="0" w:color="DDDDDD"/>
+              <w:right w:val="single" w:sz="6" w:space="0" w:color="DDDDDD"/>
+            </w:tcBorders>
+            <w:tcMar>
+              <w:top w:w="120" w:type="dxa"/>
+              <w:left w:w="120" w:type="dxa"/>
+              <w:bottom w:w="120" w:type="dxa"/>
+              <w:right w:w="120" w:type="dxa"/>
+            </w:tcMar>
+            <w:vAlign w:val="center"/>
+            <w:hideMark/>
+          </w:tcPr>
+          <w:p>
+            <w:pPr>
+              <w:rPr>
+                <w:lang w:eastAsia="zh-TW"/>
+              </w:rPr>
+            </w:pPr>
+            <w:r>
+              <w:rPr>
+                <w:lang w:eastAsia="zh-TW"/>
+              </w:rPr>
+              <w:t>堅持</w:t>
+            </w:r>
+            <w:r>
+              <w:rPr>
+                <w:lang w:eastAsia="zh-TW"/>
+              </w:rPr>
+              <w:t>100%</w:t>
+            </w:r>
+            <w:r>
+              <w:rPr>
+                <w:lang w:eastAsia="zh-TW"/>
+              </w:rPr>
+              <w:t>獨資，與《電信管理法》第</w:t>
+            </w:r>
+            <w:r>
+              <w:rPr>
+                <w:lang w:eastAsia="zh-TW"/>
+              </w:rPr>
+              <w:t>36</w:t>
+            </w:r>
+            <w:r>
+              <w:rPr>
+                <w:lang w:eastAsia="zh-TW"/>
+              </w:rPr>
+              <w:t>條衝突</w:t>
+            </w:r>
+            <w:r>
+              <w:rPr>
+                <w:lang w:eastAsia="zh-TW"/>
+              </w:rPr>
+              <w:t xml:space="preserve"> 2</w:t>
+            </w:r>
+          </w:p>
+        </w:tc>
+        <w:tc>
+          <w:tcPr>
+            <w:tcW w:w="0" w:type="auto"/>
+            <w:tcBorders>
+              <w:top w:val="single" w:sz="6" w:space="0" w:color="DDDDDD"/>
+              <w:left w:val="single" w:sz="6" w:space="0" w:color="DDDDDD"/>
+              <w:bottom w:val="single" w:sz="6" w:space="0" w:color="DDDDDD"/>
+              <w:right w:val="single" w:sz="6" w:space="0" w:color="DDDDDD"/>
+            </w:tcBorders>
+            <w:tcMar>
+              <w:top w:w="120" w:type="dxa"/>
+              <w:left w:w="120" w:type="dxa"/>
+              <w:bottom w:w="120" w:type="dxa"/>
+              <w:right w:w="120" w:type="dxa"/>
+            </w:tcMar>
+            <w:vAlign w:val="center"/>
+            <w:hideMark/>
+          </w:tcPr>
+          <w:p>
+            <w:pPr>
+              <w:rPr>
+                <w:lang w:eastAsia="zh-TW"/>
+              </w:rPr>
+            </w:pPr>
+            <w:r>
+              <w:rPr>
+                <w:lang w:eastAsia="zh-TW"/>
+              </w:rPr>
+              <w:t>未要求修《電信管理法》</w:t>
+            </w:r>
+          </w:p>
+        </w:tc>
+        <w:tc>
+          <w:tcPr>
+            <w:tcW w:w="0" w:type="auto"/>
+            <w:tcBorders>
+              <w:top w:val="single" w:sz="6" w:space="0" w:color="DDDDDD"/>
+              <w:left w:val="single" w:sz="6" w:space="0" w:color="DDDDDD"/>
+              <w:bottom w:val="single" w:sz="6" w:space="0" w:color="DDDDDD"/>
+              <w:right w:val="single" w:sz="6" w:space="0" w:color="DDDDDD"/>
+            </w:tcBorders>
+            <w:tcMar>
+              <w:top w:w="120" w:type="dxa"/>
+              <w:left w:w="120" w:type="dxa"/>
+              <w:bottom w:w="120" w:type="dxa"/>
+              <w:right w:w="120" w:type="dxa"/>
+            </w:tcMar>
+            <w:vAlign w:val="center"/>
+            <w:hideMark/>
+          </w:tcPr>
+          <w:p>
+            <w:pPr>
+              <w:rPr>
+                <w:lang w:eastAsia="zh-TW"/>
+              </w:rPr>
+            </w:pPr>
+            <w:r>
+              <w:rPr>
+                <w:lang w:eastAsia="zh-TW"/>
+              </w:rPr>
+              <w:t>未要求修法</w:t>
+            </w:r>
+          </w:p>
+        </w:tc>
+      </w:tr>
+      <w:tr>
+        <w:trPr>
+          <w:tblHeader/>
+        </w:trPr>
+        <w:tc>
+          <w:tcPr>
+            <w:tcW w:w="0" w:type="auto"/>
+            <w:tcBorders>
+              <w:top w:val="single" w:sz="6" w:space="0" w:color="DDDDDD"/>
+              <w:left w:val="single" w:sz="6" w:space="0" w:color="DDDDDD"/>
+              <w:bottom w:val="single" w:sz="6" w:space="0" w:color="DDDDDD"/>
+              <w:right w:val="single" w:sz="6" w:space="0" w:color="DDDDDD"/>
+            </w:tcBorders>
+            <w:tcMar>
+              <w:top w:w="120" w:type="dxa"/>
+              <w:left w:w="120" w:type="dxa"/>
+              <w:bottom w:w="120" w:type="dxa"/>
+              <w:right w:w="120" w:type="dxa"/>
+            </w:tcMar>
+            <w:vAlign w:val="center"/>
+            <w:hideMark/>
+          </w:tcPr>
+          <w:p>
+            <w:pPr>
+              <w:rPr>
+                <w:lang w:eastAsia="zh-TW"/>
+              </w:rPr>
+            </w:pPr>
+            <w:r>
+              <w:rPr>
+                <w:b/>
+                <w:bCs/>
+                <w:lang w:eastAsia="zh-TW"/>
+              </w:rPr>
+              <w:t>衛星數量</w:t>
+            </w:r>
+          </w:p>
+        </w:tc>
+        <w:tc>
+          <w:tcPr>
+            <w:tcW w:w="0" w:type="auto"/>
+            <w:tcBorders>
+              <w:top w:val="single" w:sz="6" w:space="0" w:color="DDDDDD"/>
+              <w:left w:val="single" w:sz="6" w:space="0" w:color="DDDDDD"/>
+              <w:bottom w:val="single" w:sz="6" w:space="0" w:color="DDDDDD"/>
+              <w:right w:val="single" w:sz="6" w:space="0" w:color="DDDDDD"/>
+            </w:tcBorders>
+            <w:tcMar>
+              <w:top w:w="120" w:type="dxa"/>
+              <w:left w:w="120" w:type="dxa"/>
+              <w:bottom w:w="120" w:type="dxa"/>
+              <w:right w:w="120" w:type="dxa"/>
+            </w:tcMar>
+            <w:vAlign w:val="center"/>
+            <w:hideMark/>
+          </w:tcPr>
+          <w:p>
+            <w:pPr>
+              <w:rPr>
+                <w:lang w:eastAsia="zh-TW"/>
+              </w:rPr>
+            </w:pPr>
+            <w:r>
+              <w:rPr>
+                <w:lang w:eastAsia="zh-TW"/>
+              </w:rPr>
+              <w:t>4265</w:t>
+            </w:r>
+          </w:p>
+        </w:tc>
+        <w:tc>
+          <w:tcPr>
+            <w:tcW w:w="0" w:type="auto"/>
+            <w:tcBorders>
+              <w:top w:val="single" w:sz="6" w:space="0" w:color="DDDDDD"/>
+              <w:left w:val="single" w:sz="6" w:space="0" w:color="DDDDDD"/>
+              <w:bottom w:val="single" w:sz="6" w:space="0" w:color="DDDDDD"/>
+              <w:right w:val="single" w:sz="6" w:space="0" w:color="DDDDDD"/>
+            </w:tcBorders>
+            <w:tcMar>
+              <w:top w:w="120" w:type="dxa"/>
+              <w:left w:w="120" w:type="dxa"/>
+              <w:bottom w:w="120" w:type="dxa"/>
+              <w:right w:w="120" w:type="dxa"/>
+            </w:tcMar>
+            <w:vAlign w:val="center"/>
+            <w:hideMark/>
+          </w:tcPr>
+          <w:p>
+            <w:pPr>
+              <w:rPr>
+                <w:lang w:eastAsia="zh-TW"/>
+              </w:rPr>
+            </w:pPr>
+            <w:r>
+              <w:rPr>
+                <w:lang w:eastAsia="zh-TW"/>
+              </w:rPr>
+              <w:t>已發射</w:t>
+            </w:r>
+            <w:r>
+              <w:rPr>
+                <w:lang w:eastAsia="zh-TW"/>
+              </w:rPr>
+              <w:t>300+</w:t>
+            </w:r>
+            <w:r>
+              <w:rPr>
+                <w:lang w:eastAsia="zh-TW"/>
+              </w:rPr>
+              <w:t>枚，預計</w:t>
+            </w:r>
+            <w:r>
+              <w:rPr>
+                <w:lang w:eastAsia="zh-TW"/>
+              </w:rPr>
+              <w:t>2028</w:t>
+            </w:r>
+            <w:r>
+              <w:rPr>
+                <w:lang w:eastAsia="zh-TW"/>
+              </w:rPr>
+              <w:t>年前部署</w:t>
+            </w:r>
+            <w:r>
+              <w:rPr>
+                <w:lang w:eastAsia="zh-TW"/>
+              </w:rPr>
+              <w:t>3200+</w:t>
+            </w:r>
+            <w:r>
+              <w:rPr>
+                <w:lang w:eastAsia="zh-TW"/>
+              </w:rPr>
+              <w:t>枚</w:t>
+            </w:r>
+          </w:p>
+        </w:tc>
+        <w:tc>
+          <w:tcPr>
+            <w:tcW w:w="0" w:type="auto"/>
+            <w:tcBorders>
+              <w:top w:val="single" w:sz="6" w:space="0" w:color="DDDDDD"/>
+              <w:left w:val="single" w:sz="6" w:space="0" w:color="DDDDDD"/>
+              <w:bottom w:val="single" w:sz="6" w:space="0" w:color="DDDDDD"/>
+              <w:right w:val="single" w:sz="6" w:space="0" w:color="DDDDDD"/>
+            </w:tcBorders>
+            <w:tcMar>
+              <w:top w:w="120" w:type="dxa"/>
+              <w:left w:w="120" w:type="dxa"/>
+              <w:bottom w:w="120" w:type="dxa"/>
+              <w:right w:w="120" w:type="dxa"/>
+            </w:tcMar>
+            <w:vAlign w:val="center"/>
+            <w:hideMark/>
+          </w:tcPr>
+          <w:p>
+            <w:pPr>
+              <w:rPr>
+                <w:lang w:eastAsia="zh-TW"/>
+              </w:rPr>
+            </w:pPr>
+            <w:r>
+              <w:rPr>
+                <w:rFonts w:hint="eastAsia"/>
+                <w:lang w:eastAsia="zh-TW"/>
+              </w:rPr>
+              <w:t>6</w:t>
+            </w:r>
+          </w:p>
+        </w:tc>
+      </w:tr>
+      <w:tr>
+        <w:trPr>
+          <w:tblHeader/>
+        </w:trPr>
+        <w:tc>
+          <w:tcPr>
+            <w:tcW w:w="0" w:type="auto"/>
+            <w:tcBorders>
+              <w:top w:val="single" w:sz="6" w:space="0" w:color="DDDDDD"/>
+              <w:left w:val="single" w:sz="6" w:space="0" w:color="DDDDDD"/>
+              <w:bottom w:val="single" w:sz="6" w:space="0" w:color="DDDDDD"/>
+              <w:right w:val="single" w:sz="6" w:space="0" w:color="DDDDDD"/>
+            </w:tcBorders>
+            <w:tcMar>
+              <w:top w:w="120" w:type="dxa"/>
+              <w:left w:w="120" w:type="dxa"/>
+              <w:bottom w:w="120" w:type="dxa"/>
+              <w:right w:w="120" w:type="dxa"/>
+            </w:tcMar>
+            <w:vAlign w:val="center"/>
+            <w:hideMark/>
+          </w:tcPr>
+          <w:p>
+            <w:pPr>
+              <w:rPr>
+                <w:lang w:eastAsia="zh-TW"/>
+              </w:rPr>
+            </w:pPr>
+            <w:r>
+              <w:rPr>
+                <w:b/>
+                <w:bCs/>
+                <w:lang w:eastAsia="zh-TW"/>
+              </w:rPr>
+              <w:t>台灣服務時間</w:t>
+            </w:r>
+          </w:p>
+        </w:tc>
+        <w:tc>
+          <w:tcPr>
+            <w:tcW w:w="0" w:type="auto"/>
+            <w:tcBorders>
+              <w:top w:val="single" w:sz="6" w:space="0" w:color="DDDDDD"/>
+              <w:left w:val="single" w:sz="6" w:space="0" w:color="DDDDDD"/>
+              <w:bottom w:val="single" w:sz="6" w:space="0" w:color="DDDDDD"/>
+              <w:right w:val="single" w:sz="6" w:space="0" w:color="DDDDDD"/>
+            </w:tcBorders>
+            <w:tcMar>
+              <w:top w:w="120" w:type="dxa"/>
+              <w:left w:w="120" w:type="dxa"/>
+              <w:bottom w:w="120" w:type="dxa"/>
+              <w:right w:w="120" w:type="dxa"/>
+            </w:tcMar>
+            <w:vAlign w:val="center"/>
+            <w:hideMark/>
+          </w:tcPr>
+          <w:p>
+            <w:pPr>
+              <w:rPr>
+                <w:lang w:eastAsia="zh-TW"/>
+              </w:rPr>
+            </w:pPr>
+            <w:r>
+              <w:rPr>
+                <w:lang w:eastAsia="zh-TW"/>
+              </w:rPr>
+              <w:t>未將台灣列為高優先市場</w:t>
+            </w:r>
+          </w:p>
+        </w:tc>
+        <w:tc>
+          <w:tcPr>
+            <w:tcW w:w="0" w:type="auto"/>
+            <w:tcBorders>
+              <w:top w:val="single" w:sz="6" w:space="0" w:color="DDDDDD"/>
+              <w:left w:val="single" w:sz="6" w:space="0" w:color="DDDDDD"/>
+              <w:bottom w:val="single" w:sz="6" w:space="0" w:color="DDDDDD"/>
+              <w:right w:val="single" w:sz="6" w:space="0" w:color="DDDDDD"/>
+            </w:tcBorders>
+            <w:tcMar>
+              <w:top w:w="120" w:type="dxa"/>
+              <w:left w:w="120" w:type="dxa"/>
+              <w:bottom w:w="120" w:type="dxa"/>
+              <w:right w:w="120" w:type="dxa"/>
+            </w:tcMar>
+            <w:vAlign w:val="center"/>
+            <w:hideMark/>
+          </w:tcPr>
+          <w:p>
+            <w:pPr>
+              <w:rPr>
+                <w:lang w:eastAsia="zh-TW"/>
+              </w:rPr>
+            </w:pPr>
+            <w:r>
+              <w:rPr>
+                <w:lang w:eastAsia="zh-TW"/>
+              </w:rPr>
+              <w:t>2027</w:t>
+            </w:r>
+            <w:r>
+              <w:rPr>
+                <w:lang w:eastAsia="zh-TW"/>
+              </w:rPr>
+              <w:t>上半年提供全球商業服務（含台灣）</w:t>
+            </w:r>
+          </w:p>
+        </w:tc>
+        <w:tc>
+          <w:tcPr>
+            <w:tcW w:w="0" w:type="auto"/>
+            <w:tcBorders>
+              <w:top w:val="single" w:sz="6" w:space="0" w:color="DDDDDD"/>
+              <w:left w:val="single" w:sz="6" w:space="0" w:color="DDDDDD"/>
+              <w:bottom w:val="single" w:sz="6" w:space="0" w:color="DDDDDD"/>
+              <w:right w:val="single" w:sz="6" w:space="0" w:color="DDDDDD"/>
+            </w:tcBorders>
+            <w:tcMar>
+              <w:top w:w="120" w:type="dxa"/>
+              <w:left w:w="120" w:type="dxa"/>
+              <w:bottom w:w="120" w:type="dxa"/>
+              <w:right w:w="120" w:type="dxa"/>
+            </w:tcMar>
+            <w:vAlign w:val="center"/>
+            <w:hideMark/>
+          </w:tcPr>
+          <w:p>
+            <w:pPr>
+              <w:rPr>
+                <w:lang w:eastAsia="zh-TW"/>
+              </w:rPr>
+            </w:pPr>
+            <w:r>
+              <w:rPr>
+                <w:lang w:eastAsia="zh-TW"/>
+              </w:rPr>
+              <w:t>透過台</w:t>
+            </w:r>
+            <w:r>
+              <w:rPr>
+                <w:rFonts w:hint="eastAsia"/>
+                <w:lang w:eastAsia="zh-TW"/>
+              </w:rPr>
+              <w:t>灣</w:t>
+            </w:r>
+            <w:r>
+              <w:rPr>
+                <w:lang w:eastAsia="zh-TW"/>
+              </w:rPr>
+              <w:t>大</w:t>
+            </w:r>
+            <w:r>
+              <w:rPr>
+                <w:rFonts w:hint="eastAsia"/>
+                <w:lang w:eastAsia="zh-TW"/>
+              </w:rPr>
+              <w:t>哥大</w:t>
+            </w:r>
+            <w:r>
+              <w:rPr>
+                <w:lang w:eastAsia="zh-TW"/>
+              </w:rPr>
+              <w:t>提供低軌衛星通訊服務</w:t>
+            </w:r>
+          </w:p>
+        </w:tc>
+      </w:tr>
+      <w:tr>
+        <w:trPr>
+          <w:tblHeader/>
+        </w:trPr>
+        <w:tc>
+          <w:tcPr>
+            <w:tcW w:w="0" w:type="auto"/>
+            <w:tcBorders>
+              <w:top w:val="single" w:sz="6" w:space="0" w:color="DDDDDD"/>
+              <w:left w:val="single" w:sz="6" w:space="0" w:color="DDDDDD"/>
+              <w:bottom w:val="single" w:sz="6" w:space="0" w:color="DDDDDD"/>
+              <w:right w:val="single" w:sz="6" w:space="0" w:color="DDDDDD"/>
+            </w:tcBorders>
+            <w:tcMar>
+              <w:top w:w="120" w:type="dxa"/>
+              <w:left w:w="120" w:type="dxa"/>
+              <w:bottom w:w="120" w:type="dxa"/>
+              <w:right w:w="120" w:type="dxa"/>
+            </w:tcMar>
+            <w:vAlign w:val="center"/>
+            <w:hideMark/>
+          </w:tcPr>
+          <w:p>
+            <w:pPr>
+              <w:rPr>
+                <w:lang w:eastAsia="zh-TW"/>
+              </w:rPr>
+            </w:pPr>
+            <w:r>
+              <w:rPr>
+                <w:b/>
+                <w:bCs/>
+                <w:lang w:eastAsia="zh-TW"/>
+              </w:rPr>
+              <w:t>技術特色</w:t>
+            </w:r>
+          </w:p>
+        </w:tc>
+        <w:tc>
+          <w:tcPr>
+            <w:tcW w:w="0" w:type="auto"/>
+            <w:tcBorders>
+              <w:top w:val="single" w:sz="6" w:space="0" w:color="DDDDDD"/>
+              <w:left w:val="single" w:sz="6" w:space="0" w:color="DDDDDD"/>
+              <w:bottom w:val="single" w:sz="6" w:space="0" w:color="DDDDDD"/>
+              <w:right w:val="single" w:sz="6" w:space="0" w:color="DDDDDD"/>
+            </w:tcBorders>
+            <w:tcMar>
+              <w:top w:w="120" w:type="dxa"/>
+              <w:left w:w="120" w:type="dxa"/>
+              <w:bottom w:w="120" w:type="dxa"/>
+              <w:right w:w="120" w:type="dxa"/>
+            </w:tcMar>
+            <w:vAlign w:val="center"/>
+            <w:hideMark/>
+          </w:tcPr>
+          <w:p>
+            <w:pPr>
+              <w:rPr>
+                <w:lang w:eastAsia="zh-TW"/>
+              </w:rPr>
+            </w:pPr>
+            <w:r>
+              <w:rPr>
+                <w:rFonts w:hint="eastAsia"/>
+                <w:lang w:eastAsia="zh-TW"/>
+              </w:rPr>
+              <w:t>低軌衛星</w:t>
+            </w:r>
+          </w:p>
+        </w:tc>
+        <w:tc>
+          <w:tcPr>
+            <w:tcW w:w="0" w:type="auto"/>
+            <w:tcBorders>
+              <w:top w:val="single" w:sz="6" w:space="0" w:color="DDDDDD"/>
+              <w:left w:val="single" w:sz="6" w:space="0" w:color="DDDDDD"/>
+              <w:bottom w:val="single" w:sz="6" w:space="0" w:color="DDDDDD"/>
+              <w:right w:val="single" w:sz="6" w:space="0" w:color="DDDDDD"/>
+            </w:tcBorders>
+            <w:tcMar>
+              <w:top w:w="120" w:type="dxa"/>
+              <w:left w:w="120" w:type="dxa"/>
+              <w:bottom w:w="120" w:type="dxa"/>
+              <w:right w:w="120" w:type="dxa"/>
+            </w:tcMar>
+            <w:vAlign w:val="center"/>
+            <w:hideMark/>
+          </w:tcPr>
+          <w:p>
+            <w:pPr>
+              <w:rPr>
+                <w:lang w:eastAsia="zh-TW"/>
+              </w:rPr>
+            </w:pPr>
+            <w:r>
+              <w:rPr>
+                <w:lang w:eastAsia="zh-TW"/>
+              </w:rPr>
+              <w:t>衛星間雷射光中繼傳輸，不需連接地面</w:t>
+            </w:r>
+            <w:r>
+              <w:rPr>
+                <w:lang w:eastAsia="zh-TW"/>
+              </w:rPr>
+              <w:t>Gateway</w:t>
+            </w:r>
+          </w:p>
+        </w:tc>
+        <w:tc>
+          <w:tcPr>
+            <w:tcW w:w="0" w:type="auto"/>
+            <w:tcBorders>
+              <w:top w:val="single" w:sz="6" w:space="0" w:color="DDDDDD"/>
+              <w:left w:val="single" w:sz="6" w:space="0" w:color="DDDDDD"/>
+              <w:bottom w:val="single" w:sz="6" w:space="0" w:color="DDDDDD"/>
+              <w:right w:val="single" w:sz="6" w:space="0" w:color="DDDDDD"/>
+            </w:tcBorders>
+            <w:tcMar>
+              <w:top w:w="120" w:type="dxa"/>
+              <w:left w:w="120" w:type="dxa"/>
+              <w:bottom w:w="120" w:type="dxa"/>
+              <w:right w:w="120" w:type="dxa"/>
+            </w:tcMar>
+            <w:vAlign w:val="center"/>
+            <w:hideMark/>
+          </w:tcPr>
+          <w:p>
+            <w:pPr>
+              <w:rPr>
+                <w:lang w:eastAsia="zh-TW"/>
+              </w:rPr>
+            </w:pPr>
+            <w:r>
+              <w:rPr>
+                <w:lang w:eastAsia="zh-TW"/>
+              </w:rPr>
+              <w:t>手機直連衛星功能</w:t>
+            </w:r>
+          </w:p>
+        </w:tc>
+      </w:tr>
+    </w:tbl>
+    <w:p>
+      <w:pPr>
+        <w:rPr>
+          <w:rFonts w:hint="eastAsia"/>
+          <w:b/>
+          <w:bCs/>
+          <w:lang w:eastAsia="zh-TW"/>
+        </w:rPr>
+      </w:pPr>
+      <w:proofErr w:type="spellStart"/>
+      <w:r>
+        <w:rPr>
+          <w:b/>
+          <w:bCs/>
+          <w:lang w:eastAsia="zh-TW"/>
+        </w:rPr>
+        <w:t>Starlink</w:t>
+      </w:r>
+      <w:proofErr w:type="spellEnd"/>
+      <w:r>
+        <w:rPr>
+          <w:b/>
+          <w:bCs/>
+          <w:lang w:eastAsia="zh-TW"/>
+        </w:rPr>
+        <w:t>來台爭議</w:t>
+      </w:r>
+    </w:p>
+    <w:p>
+      <w:pPr>
+        <w:rPr>
+          <w:lang w:eastAsia="zh-TW"/>
+        </w:rPr>
+      </w:pPr>
+      <w:r>
+        <w:rPr>
+          <w:b/>
+          <w:bCs/>
+          <w:lang w:eastAsia="zh-TW"/>
+        </w:rPr>
+        <w:t>2021</w:t>
+      </w:r>
+      <w:r>
+        <w:rPr>
+          <w:b/>
+          <w:bCs/>
+          <w:lang w:eastAsia="zh-TW"/>
+        </w:rPr>
+        <w:t>年協商</w:t>
+      </w:r>
+      <w:r>
+        <w:rPr>
+          <w:lang w:eastAsia="zh-TW"/>
+        </w:rPr>
+        <w:t>：</w:t>
+      </w:r>
+      <w:proofErr w:type="spellStart"/>
+      <w:r>
+        <w:rPr>
+          <w:lang w:eastAsia="zh-TW"/>
+        </w:rPr>
+        <w:t>Starlink</w:t>
+      </w:r>
+      <w:proofErr w:type="spellEnd"/>
+      <w:r>
+        <w:rPr>
+          <w:lang w:eastAsia="zh-TW"/>
+        </w:rPr>
+        <w:t>曾與</w:t>
+      </w:r>
+      <w:r>
+        <w:rPr>
+          <w:lang w:eastAsia="zh-TW"/>
+        </w:rPr>
+        <w:t>NCC</w:t>
+      </w:r>
+      <w:r>
+        <w:rPr>
+          <w:lang w:eastAsia="zh-TW"/>
+        </w:rPr>
+        <w:t>協商來台提供服務</w:t>
+      </w:r>
+      <w:r>
+        <w:rPr>
+          <w:rFonts w:hint="eastAsia"/>
+          <w:lang w:eastAsia="zh-TW"/>
+        </w:rPr>
+        <w:t>要求</w:t>
+      </w:r>
+      <w:r>
+        <w:rPr>
+          <w:lang w:eastAsia="zh-TW"/>
+        </w:rPr>
+        <w:t>100%</w:t>
+      </w:r>
+      <w:r>
+        <w:rPr>
+          <w:lang w:eastAsia="zh-TW"/>
+        </w:rPr>
+        <w:t>獨資營運</w:t>
+      </w:r>
+      <w:r>
+        <w:rPr>
+          <w:rFonts w:hint="eastAsia"/>
+          <w:lang w:eastAsia="zh-TW"/>
+        </w:rPr>
+        <w:t>與</w:t>
+      </w:r>
+      <w:r>
+        <w:rPr>
+          <w:b/>
+          <w:bCs/>
+          <w:lang w:eastAsia="zh-TW"/>
+        </w:rPr>
+        <w:t>法規衝突</w:t>
+      </w:r>
+      <w:r>
+        <w:rPr>
+          <w:rFonts w:hint="eastAsia"/>
+          <w:b/>
+          <w:bCs/>
+          <w:lang w:eastAsia="zh-TW"/>
+        </w:rPr>
+        <w:t>。</w:t>
+      </w:r>
+    </w:p>
+    <w:p>
+      <w:pPr>
+        <w:rPr>
+          <w:lang w:eastAsia="zh-TW"/>
+        </w:rPr>
+      </w:pPr>
+      <w:r>
+        <w:rPr>
+          <w:rFonts w:hint="eastAsia"/>
+          <w:lang w:eastAsia="zh-TW"/>
+        </w:rPr>
+        <w:t>2025</w:t>
+      </w:r>
+      <w:r>
+        <w:rPr>
+          <w:rFonts w:hint="eastAsia"/>
+          <w:lang w:eastAsia="zh-TW"/>
+        </w:rPr>
+        <w:t>年</w:t>
+      </w:r>
+      <w:r>
+        <w:rPr>
+          <w:lang w:eastAsia="zh-TW"/>
+        </w:rPr>
+        <w:t>數發部主動聯繫</w:t>
+      </w:r>
+      <w:proofErr w:type="spellStart"/>
+      <w:r>
+        <w:rPr>
+          <w:lang w:eastAsia="zh-TW"/>
+        </w:rPr>
+        <w:t>Starlink</w:t>
+      </w:r>
+      <w:proofErr w:type="spellEnd"/>
+      <w:r>
+        <w:rPr>
+          <w:lang w:eastAsia="zh-TW"/>
+        </w:rPr>
+        <w:t>，對方回應因台灣</w:t>
+      </w:r>
+      <w:r>
+        <w:rPr>
+          <w:lang w:eastAsia="zh-TW"/>
+        </w:rPr>
+        <w:t>4G/5G</w:t>
+      </w:r>
+      <w:r>
+        <w:rPr>
+          <w:lang w:eastAsia="zh-TW"/>
+        </w:rPr>
+        <w:t>覆蓋率超</w:t>
+      </w:r>
+      <w:r>
+        <w:rPr>
+          <w:lang w:eastAsia="zh-TW"/>
+        </w:rPr>
+        <w:t>99%</w:t>
+      </w:r>
+      <w:r>
+        <w:rPr>
+          <w:lang w:eastAsia="zh-TW"/>
+        </w:rPr>
+        <w:t>，未將台灣列為高優先市場</w:t>
+      </w:r>
+      <w:r>
+        <w:rPr>
+          <w:lang w:eastAsia="zh-TW"/>
+        </w:rPr>
+        <w:t xml:space="preserve"> </w:t>
+      </w:r>
+      <w:r>
+        <w:rPr>
+          <w:lang w:eastAsia="zh-TW"/>
+        </w:rPr>
+        <w:t>。</w:t>
+      </w:r>
+      <w:r>
+        <w:rPr>
+          <w:lang w:eastAsia="zh-TW"/>
+        </w:rPr>
+        <w:fldChar w:fldCharType="begin"/>
+      </w:r>
+      <w:r>
+        <w:rPr>
+          <w:lang w:eastAsia="zh-TW"/>
+        </w:rPr>
+        <w:instrText xml:space="preserve"> REF _Ref232529829 \r \h </w:instrText>
+      </w:r>
+      <w:r>
+        <w:rPr>
+          <w:lang w:eastAsia="zh-TW"/>
+        </w:rPr>
+      </w:r>
+      <w:r>
+        <w:rPr>
+          <w:lang w:eastAsia="zh-TW"/>
+        </w:rPr>
+        <w:fldChar w:fldCharType="separate"/>
+      </w:r>
+      <w:r>
+        <w:rPr>
+          <w:lang w:eastAsia="zh-TW"/>
+        </w:rPr>
+        <w:t>[12]</w:t>
+      </w:r>
+      <w:r>
+        <w:rPr>
+          <w:lang w:eastAsia="zh-TW"/>
+        </w:rPr>
+        <w:fldChar w:fldCharType="end"/>
+      </w:r>
+      <w:r>
+        <w:rPr>
+          <w:lang w:eastAsia="zh-TW"/>
+        </w:rPr>
+        <w:t xml:space="preserve"> </w:t>
+      </w:r>
+    </w:p>
+    <w:p>
+      <w:pPr>
+        <w:rPr>
+          <w:rFonts w:hint="eastAsia"/>
+          <w:lang w:eastAsia="zh-TW"/>
+        </w:rPr>
+      </w:pPr>
+    </w:p>
+    <w:p>
+      <w:pPr>
+        <w:rPr>
+          <w:rFonts w:hint="eastAsia"/>
+          <w:b/>
+          <w:bCs/>
+          <w:lang w:eastAsia="zh-TW"/>
+        </w:rPr>
+      </w:pPr>
+      <w:r>
+        <w:rPr>
+          <w:b/>
+          <w:bCs/>
+          <w:lang w:eastAsia="zh-TW"/>
+        </w:rPr>
+        <w:t xml:space="preserve">Amazon LEO </w:t>
+      </w:r>
+      <w:r>
+        <w:rPr>
+          <w:b/>
+          <w:bCs/>
+          <w:lang w:eastAsia="zh-TW"/>
+        </w:rPr>
+        <w:t>技術優勢</w:t>
+      </w:r>
+    </w:p>
+    <w:p>
+      <w:pPr>
+        <w:rPr>
+          <w:lang w:eastAsia="zh-TW"/>
+        </w:rPr>
+      </w:pPr>
+      <w:r>
+        <w:rPr>
+          <w:b/>
+          <w:bCs/>
+          <w:lang w:eastAsia="zh-TW"/>
+        </w:rPr>
+        <w:t>雷射中繼傳輸</w:t>
+      </w:r>
+      <w:r>
+        <w:rPr>
+          <w:lang w:eastAsia="zh-TW"/>
+        </w:rPr>
+        <w:t>：</w:t>
+      </w:r>
+      <w:proofErr w:type="gramStart"/>
+      <w:r>
+        <w:rPr>
+          <w:lang w:eastAsia="zh-TW"/>
+        </w:rPr>
+        <w:t>衛星間可透過</w:t>
+      </w:r>
+      <w:proofErr w:type="gramEnd"/>
+      <w:r>
+        <w:rPr>
+          <w:lang w:eastAsia="zh-TW"/>
+        </w:rPr>
+        <w:t>雷射光中繼傳輸，不需立即連接地面</w:t>
+      </w:r>
+      <w:r>
+        <w:rPr>
+          <w:lang w:eastAsia="zh-TW"/>
+        </w:rPr>
+        <w:t>Gateway</w:t>
+      </w:r>
+    </w:p>
+    <w:p>
+      <w:pPr>
+        <w:rPr>
+          <w:lang w:eastAsia="zh-TW"/>
+        </w:rPr>
+      </w:pPr>
+      <w:r>
+        <w:rPr>
+          <w:lang w:eastAsia="zh-TW"/>
+        </w:rPr>
+        <w:t>台灣周邊無</w:t>
+      </w:r>
+      <w:r>
+        <w:rPr>
+          <w:lang w:eastAsia="zh-TW"/>
+        </w:rPr>
+        <w:t>Gateway</w:t>
+      </w:r>
+      <w:r>
+        <w:rPr>
+          <w:lang w:eastAsia="zh-TW"/>
+        </w:rPr>
+        <w:t>時，用戶仍可透過衛星接力連線至美國、日本</w:t>
+      </w:r>
+      <w:r>
+        <w:rPr>
+          <w:rFonts w:hint="eastAsia"/>
+          <w:lang w:eastAsia="zh-TW"/>
+        </w:rPr>
+        <w:t>。</w:t>
+      </w:r>
+    </w:p>
+    <w:p>
+      <w:pPr>
+        <w:rPr>
+          <w:rFonts w:hint="eastAsia"/>
+          <w:lang w:eastAsia="zh-TW"/>
+        </w:rPr>
+      </w:pPr>
+    </w:p>
+    <w:p>
+      <w:pPr>
+        <w:rPr>
+          <w:b/>
+          <w:bCs/>
+          <w:lang w:eastAsia="zh-TW"/>
+        </w:rPr>
+      </w:pPr>
+      <w:r>
+        <w:rPr>
+          <w:b/>
+          <w:bCs/>
+          <w:lang w:eastAsia="zh-TW"/>
+        </w:rPr>
+        <w:t>國家政策方向</w:t>
+      </w:r>
+    </w:p>
+    <w:p>
+      <w:pPr>
+        <w:rPr>
+          <w:b/>
+          <w:bCs/>
+          <w:lang w:eastAsia="zh-TW"/>
+        </w:rPr>
+      </w:pPr>
+      <w:r>
+        <w:rPr>
+          <w:b/>
+          <w:bCs/>
+          <w:lang w:eastAsia="zh-TW"/>
+        </w:rPr>
+        <w:t>實驗衛星計畫</w:t>
+      </w:r>
+      <w:r>
+        <w:rPr>
+          <w:lang w:eastAsia="zh-TW"/>
+        </w:rPr>
+        <w:t>：</w:t>
+      </w:r>
+      <w:r>
+        <w:rPr>
+          <w:lang w:eastAsia="zh-TW"/>
+        </w:rPr>
+        <w:t>Beyond 5G</w:t>
+      </w:r>
+      <w:r>
+        <w:rPr>
+          <w:lang w:eastAsia="zh-TW"/>
+        </w:rPr>
+        <w:t>低軌通訊衛星計畫含</w:t>
+      </w:r>
+      <w:r>
+        <w:rPr>
+          <w:lang w:eastAsia="zh-TW"/>
+        </w:rPr>
+        <w:t>2</w:t>
+      </w:r>
+      <w:r>
+        <w:rPr>
+          <w:lang w:eastAsia="zh-TW"/>
+        </w:rPr>
+        <w:t>顆衛星，首顆預計</w:t>
+      </w:r>
+      <w:r>
+        <w:rPr>
+          <w:lang w:eastAsia="zh-TW"/>
+        </w:rPr>
+        <w:t>2027</w:t>
+      </w:r>
+      <w:r>
+        <w:rPr>
+          <w:lang w:eastAsia="zh-TW"/>
+        </w:rPr>
+        <w:t>年升空，第二顆</w:t>
+      </w:r>
+      <w:r>
+        <w:rPr>
+          <w:lang w:eastAsia="zh-TW"/>
+        </w:rPr>
+        <w:t>2030</w:t>
+      </w:r>
+      <w:r>
+        <w:rPr>
+          <w:lang w:eastAsia="zh-TW"/>
+        </w:rPr>
+        <w:t>年發射</w:t>
+      </w:r>
+    </w:p>
+    <w:p>
+      <w:pPr>
+        <w:numPr>
+          <w:ilvl w:val="0"/>
+          <w:numId w:val="23"/>
+        </w:numPr>
+        <w:rPr>
+          <w:rFonts w:hint="eastAsia"/>
+          <w:lang w:eastAsia="zh-TW"/>
+        </w:rPr>
+      </w:pPr>
+      <w:r>
+        <w:rPr>
+          <w:b/>
+          <w:bCs/>
+          <w:lang w:eastAsia="zh-TW"/>
+        </w:rPr>
+        <w:t>目標</w:t>
+      </w:r>
+      <w:r>
+        <w:rPr>
+          <w:lang w:eastAsia="zh-TW"/>
+        </w:rPr>
+        <w:t>：讓台灣產業界具備衛星系統整合能力，</w:t>
+      </w:r>
+      <w:proofErr w:type="gramStart"/>
+      <w:r>
+        <w:rPr>
+          <w:rFonts w:hint="eastAsia"/>
+          <w:lang w:eastAsia="zh-TW"/>
+        </w:rPr>
+        <w:t>協</w:t>
+      </w:r>
+      <w:r>
+        <w:rPr>
+          <w:lang w:eastAsia="zh-TW"/>
+        </w:rPr>
+        <w:t>助台廠長期</w:t>
+      </w:r>
+      <w:proofErr w:type="gramEnd"/>
+      <w:r>
+        <w:rPr>
+          <w:lang w:eastAsia="zh-TW"/>
+        </w:rPr>
+        <w:t>缺乏的在軌驗證</w:t>
+      </w:r>
+    </w:p>
+    <w:p>
+      <w:pPr>
+        <w:numPr>
+          <w:ilvl w:val="0"/>
+          <w:numId w:val="24"/>
+        </w:numPr>
+        <w:rPr>
+          <w:lang w:eastAsia="zh-TW"/>
+        </w:rPr>
+      </w:pPr>
+      <w:r>
+        <w:rPr>
+          <w:b/>
+          <w:bCs/>
+          <w:lang w:eastAsia="zh-TW"/>
+        </w:rPr>
+        <w:t>備援必要性</w:t>
+      </w:r>
+      <w:r>
+        <w:rPr>
+          <w:lang w:eastAsia="zh-TW"/>
+        </w:rPr>
+        <w:t>：衛星通訊是提升網路基礎設施韌性的關鍵技術</w:t>
+      </w:r>
+    </w:p>
+    <w:p>
+      <w:pPr>
+        <w:numPr>
+          <w:ilvl w:val="0"/>
+          <w:numId w:val="24"/>
+        </w:numPr>
+        <w:rPr>
+          <w:lang w:eastAsia="zh-TW"/>
+        </w:rPr>
+      </w:pPr>
+      <w:r>
+        <w:rPr>
+          <w:b/>
+          <w:bCs/>
+          <w:lang w:eastAsia="zh-TW"/>
+        </w:rPr>
+        <w:t>政策平衡</w:t>
+      </w:r>
+      <w:r>
+        <w:rPr>
+          <w:lang w:eastAsia="zh-TW"/>
+        </w:rPr>
+        <w:t>：需在《電信管理法》外資限制與國際合作需求間取得平衡</w:t>
+      </w:r>
+    </w:p>
+    <w:p>
+      <w:pPr>
+        <w:numPr>
+          <w:ilvl w:val="0"/>
+          <w:numId w:val="24"/>
+        </w:numPr>
+        <w:rPr>
+          <w:lang w:eastAsia="zh-TW"/>
+        </w:rPr>
+      </w:pPr>
+      <w:r>
+        <w:rPr>
+          <w:b/>
+          <w:bCs/>
+          <w:lang w:eastAsia="zh-TW"/>
+        </w:rPr>
+        <w:t>產業發展</w:t>
+      </w:r>
+      <w:r>
+        <w:rPr>
+          <w:lang w:eastAsia="zh-TW"/>
+        </w:rPr>
+        <w:t>：仁寶、</w:t>
+      </w:r>
+      <w:proofErr w:type="gramStart"/>
+      <w:r>
+        <w:rPr>
+          <w:lang w:eastAsia="zh-TW"/>
+        </w:rPr>
+        <w:t>緯創領銜</w:t>
+      </w:r>
+      <w:proofErr w:type="gramEnd"/>
+      <w:r>
+        <w:rPr>
+          <w:lang w:eastAsia="zh-TW"/>
+        </w:rPr>
+        <w:t>的國內衛星製造計畫將強化台灣自主能力</w:t>
+      </w:r>
+      <w:r>
+        <w:rPr>
+          <w:lang w:eastAsia="zh-TW"/>
+        </w:rPr>
+        <w:fldChar w:fldCharType="begin"/>
+      </w:r>
+      <w:r>
+        <w:rPr>
+          <w:lang w:eastAsia="zh-TW"/>
+        </w:rPr>
+        <w:instrText xml:space="preserve"> REF _Ref232529814 \r \h </w:instrText>
+      </w:r>
+      <w:r>
+        <w:rPr>
+          <w:lang w:eastAsia="zh-TW"/>
+        </w:rPr>
+      </w:r>
+      <w:r>
+        <w:rPr>
+          <w:lang w:eastAsia="zh-TW"/>
+        </w:rPr>
+        <w:fldChar w:fldCharType="separate"/>
+      </w:r>
+      <w:r>
+        <w:rPr>
+          <w:lang w:eastAsia="zh-TW"/>
+        </w:rPr>
+        <w:t>[11]</w:t>
+      </w:r>
+      <w:r>
+        <w:rPr>
+          <w:lang w:eastAsia="zh-TW"/>
+        </w:rPr>
+        <w:fldChar w:fldCharType="end"/>
+      </w:r>
+    </w:p>
+    <w:p>
+      <w:pPr>
+        <w:numPr>
+          <w:ilvl w:val="0"/>
+          <w:numId w:val="24"/>
+        </w:numPr>
+        <w:rPr>
+          <w:lang w:eastAsia="zh-TW"/>
+        </w:rPr>
+      </w:pPr>
+      <w:r>
+        <w:rPr>
+          <w:b/>
+          <w:bCs/>
+          <w:lang w:eastAsia="zh-TW"/>
+        </w:rPr>
+        <w:t>時程規劃</w:t>
+      </w:r>
+      <w:r>
+        <w:rPr>
+          <w:lang w:eastAsia="zh-TW"/>
+        </w:rPr>
+        <w:t>：</w:t>
+      </w:r>
+      <w:r>
+        <w:rPr>
+          <w:lang w:eastAsia="zh-TW"/>
+        </w:rPr>
+        <w:t>Amazon LEO 2027</w:t>
+      </w:r>
+      <w:r>
+        <w:rPr>
+          <w:lang w:eastAsia="zh-TW"/>
+        </w:rPr>
+        <w:t>年、</w:t>
+      </w:r>
+      <w:r>
+        <w:rPr>
+          <w:lang w:eastAsia="zh-TW"/>
+        </w:rPr>
+        <w:t xml:space="preserve">AST </w:t>
+      </w:r>
+      <w:proofErr w:type="spellStart"/>
+      <w:r>
+        <w:rPr>
+          <w:lang w:eastAsia="zh-TW"/>
+        </w:rPr>
+        <w:t>SpaceMobile</w:t>
+      </w:r>
+      <w:proofErr w:type="spellEnd"/>
+      <w:r>
+        <w:rPr>
+          <w:lang w:eastAsia="zh-TW"/>
+        </w:rPr>
+        <w:t xml:space="preserve"> 2026</w:t>
+      </w:r>
+      <w:r>
+        <w:rPr>
+          <w:lang w:eastAsia="zh-TW"/>
+        </w:rPr>
+        <w:t>年將提供台灣服務，</w:t>
+      </w:r>
+      <w:proofErr w:type="spellStart"/>
+      <w:r>
+        <w:rPr>
+          <w:lang w:eastAsia="zh-TW"/>
+        </w:rPr>
+        <w:t>Starlink</w:t>
+      </w:r>
+      <w:proofErr w:type="spellEnd"/>
+      <w:r>
+        <w:rPr>
+          <w:lang w:eastAsia="zh-TW"/>
+        </w:rPr>
+        <w:t>尚未優先</w:t>
+      </w:r>
+    </w:p>
+    <w:p>
+      <w:pPr>
+        <w:rPr>
+          <w:lang w:eastAsia="zh-TW"/>
+        </w:rPr>
+      </w:pPr>
     </w:p>
     <w:p>
       <w:pPr>
@@ -1883,7 +3995,23 @@
           <w:rFonts w:ascii="標楷體" w:hAnsi="標楷體" w:cs="新細明體" w:hint="eastAsia"/>
           <w:lang w:eastAsia="zh-TW"/>
         </w:rPr>
-        <w:t>仰角（Elevation Angle）是指衛星相對於地面觀測站或接收站在地平線上的高度角度，通常以度（°）作為單位表示。當衛星位於地平線方向時，其仰角為0°；當衛星位於觀測站正上方時，仰角則接近90°。在衛星通訊系統中，仰角是評估衛星可視性與通訊品質的重要參數之一，因為它直接影響訊號傳輸路徑長度以及受到環境干擾的程度。</w:t>
+        <w:t>仰角（Elevation Angle）是指衛星相對於地面觀測站或接收站在地平線上的高度角度，通常以度（°）作為單位表示。當衛星位於地平線方向時，其仰角為0°；當衛星位於觀測站正上方時，仰角則接近90°。在衛星通訊系統中，仰角是評估衛星</w:t>
+      </w:r>
+      <w:proofErr w:type="gramStart"/>
+      <w:r>
+        <w:rPr>
+          <w:rFonts w:ascii="標楷體" w:hAnsi="標楷體" w:cs="新細明體" w:hint="eastAsia"/>
+          <w:lang w:eastAsia="zh-TW"/>
+        </w:rPr>
+        <w:t>可視性與</w:t>
+      </w:r>
+      <w:proofErr w:type="gramEnd"/>
+      <w:r>
+        <w:rPr>
+          <w:rFonts w:ascii="標楷體" w:hAnsi="標楷體" w:cs="新細明體" w:hint="eastAsia"/>
+          <w:lang w:eastAsia="zh-TW"/>
+        </w:rPr>
+        <w:t>通訊品質的重要參數之一，因為它直接影響訊號傳輸路徑長度以及受到環境干擾的程度。</w:t>
       </w:r>
     </w:p>
     <w:p>
@@ -1902,15 +4030,23 @@
           <w:rFonts w:ascii="標楷體" w:hAnsi="標楷體" w:cs="新細明體" w:hint="eastAsia"/>
           <w:lang w:eastAsia="zh-TW"/>
         </w:rPr>
-        <w:t>一般而言，衛星仰角越高，代表衛星位於觀測站上方較接近天頂的位置，此時無線電訊號穿越大氣層的距離較短，訊號衰減相對較小，因此能夠獲得較佳的接收品質與較穩定的通訊連線。相反地，當衛星仰角較低時，訊</w:t>
-      </w:r>
+        <w:t>一般而言，衛星仰角越高，代表衛星位於觀測站上方較接近天頂的位置，此時無線電訊號穿越大氣層的距離較短，訊號衰減相對較小，因此能夠獲得較佳的接收品質與較穩定的通訊連線。相反地，當衛星仰角較低時，訊號必須穿越更長的大氣傳播路徑，不僅容易受到水氣、雨滴、雲層及電離層等因素影響，也可能因多重路徑效應（Multipath Effect）而造成訊號品質下降。</w:t>
+      </w:r>
+      <w:proofErr w:type="gramStart"/>
       <w:r>
         <w:rPr>
           <w:rFonts w:ascii="標楷體" w:hAnsi="標楷體" w:cs="新細明體" w:hint="eastAsia"/>
           <w:lang w:eastAsia="zh-TW"/>
         </w:rPr>
-        <w:lastRenderedPageBreak/>
-        <w:t>號必須穿越更長的大氣傳播路徑，不僅容易受到水氣、雨滴、雲層及電離層等因素影響，也可能因多重路徑效應（Multipath Effect）而造成訊號品質下降。此外，較低仰角的訊號更容易受到地形、建築物、樹木或其他障礙物遮蔽，進而導致訊號中斷或連線不穩定。</w:t>
+        <w:t>此外，</w:t>
+      </w:r>
+      <w:proofErr w:type="gramEnd"/>
+      <w:r>
+        <w:rPr>
+          <w:rFonts w:ascii="標楷體" w:hAnsi="標楷體" w:cs="新細明體" w:hint="eastAsia"/>
+          <w:lang w:eastAsia="zh-TW"/>
+        </w:rPr>
+        <w:t>較低仰角的訊號更容易受到地形、建築物、樹木或其他障礙物遮蔽，進而導致訊號中斷或連線不穩定。</w:t>
       </w:r>
     </w:p>
     <w:p>
@@ -1964,7 +4100,23 @@
           <w:rFonts w:ascii="標楷體" w:hAnsi="標楷體" w:cs="新細明體" w:hint="eastAsia"/>
           <w:lang w:eastAsia="zh-TW"/>
         </w:rPr>
-        <w:t xml:space="preserve"> 衛星可用性與通訊品質的重要指標之一。透過 Power BI 視覺化儀表板呈現衛星仰角的變化情形，並結合可見衛星數量、衛星距離及覆蓋範圍等資料進行交叉分析，可更全面地評估不同時間及不同觀測條件下的通訊品質，進一步了解低軌衛星系統於臺灣地區作為通訊備援方案的實際應用效能與發展潛力。</w:t>
+        <w:t xml:space="preserve"> 衛星可用性與通訊品質的重要指標之</w:t>
+      </w:r>
+      <w:proofErr w:type="gramStart"/>
+      <w:r>
+        <w:rPr>
+          <w:rFonts w:ascii="標楷體" w:hAnsi="標楷體" w:cs="新細明體" w:hint="eastAsia"/>
+          <w:lang w:eastAsia="zh-TW"/>
+        </w:rPr>
+        <w:t>一</w:t>
+      </w:r>
+      <w:proofErr w:type="gramEnd"/>
+      <w:r>
+        <w:rPr>
+          <w:rFonts w:ascii="標楷體" w:hAnsi="標楷體" w:cs="新細明體" w:hint="eastAsia"/>
+          <w:lang w:eastAsia="zh-TW"/>
+        </w:rPr>
+        <w:t>。透過 Power BI 視覺化儀表板呈現衛星仰角的變化情形，並結合可見衛星數量、衛星距離及覆蓋範圍等資料進行交叉分析，可更全面地評估不同時間及不同觀測條件下的通訊品質，進一步了解低軌衛星系統於臺灣地區作為通訊備援方案的實際應用效能與發展潛力。</w:t>
       </w:r>
     </w:p>
     <w:p>
@@ -2040,6 +4192,7 @@
           <w:rFonts w:ascii="標楷體" w:hAnsi="標楷體" w:cs="新細明體" w:hint="eastAsia"/>
           <w:lang w:eastAsia="zh-TW"/>
         </w:rPr>
+        <w:lastRenderedPageBreak/>
         <w:t>透過地圖呈現衛星空間分布情形，並利用卡片顯示關鍵指標，協助使用者快速掌握目前通訊狀態。同時透過折線圖及散佈圖分析衛星數量、仰角及通訊品質隨時間之變化趨勢，以利進行決策分析。</w:t>
       </w:r>
     </w:p>
@@ -2097,70 +4250,36 @@
         <w:t xml:space="preserve"> 衛星於臺灣上空具有持續性的覆蓋能力。於觀測期間內，多數時間皆可觀察到多顆衛星同時位於可通訊範圍內，顯示低軌衛星星系具備透過衛星接續切換（Handover）維持服務連續性之能力。由於衛星持續沿軌道運行，因此可見衛星數量會隨時間變化，但整體而言仍能維持穩定覆蓋。</w:t>
       </w:r>
     </w:p>
-    <w:p>
-      <w:pPr>
-        <w:autoSpaceDE/>
-        <w:autoSpaceDN/>
-        <w:spacing w:before="100" w:beforeAutospacing="1" w:after="100" w:afterAutospacing="1"/>
-        <w:jc w:val="left"/>
-        <w:rPr>
-          <w:rFonts w:ascii="標楷體" w:hAnsi="標楷體" w:cs="新細明體"/>
-          <w:lang w:eastAsia="zh-TW"/>
-        </w:rPr>
-      </w:pPr>
-      <w:r>
-        <w:rPr>
-          <w:rFonts w:ascii="標楷體" w:hAnsi="標楷體" w:cs="新細明體"/>
-          <w:lang w:eastAsia="zh-TW"/>
-        </w:rPr>
-        <w:t>在單一衛星通訊品質分析方面，研究觀察衛星過境期間之仰角、距離及訊號強度變化。結果顯示，當衛星自地平線升起並逐漸接近天頂位置時，其仰角持續增加，與地面站之距離則逐漸縮短；當衛星離開觀測區域時，仰角降低而距離增加。</w:t>
-      </w:r>
-    </w:p>
-    <w:p>
-      <w:pPr>
-        <w:autoSpaceDE/>
-        <w:autoSpaceDN/>
-        <w:spacing w:before="100" w:beforeAutospacing="1" w:after="100" w:afterAutospacing="1"/>
-        <w:jc w:val="left"/>
-        <w:rPr>
-          <w:rFonts w:ascii="標楷體" w:hAnsi="標楷體" w:cs="新細明體"/>
-          <w:lang w:eastAsia="zh-TW"/>
-        </w:rPr>
-      </w:pPr>
-      <w:r>
-        <w:rPr>
-          <w:rFonts w:ascii="標楷體" w:hAnsi="標楷體" w:cs="新細明體"/>
-          <w:lang w:eastAsia="zh-TW"/>
-        </w:rPr>
-        <w:t>顯示較高仰角有助於提升通訊品質，符合衛星通訊理論預期。</w:t>
-      </w:r>
-    </w:p>
     <w:tbl>
       <w:tblPr>
+        <w:tblStyle w:val="af2"/>
         <w:tblW w:w="0" w:type="auto"/>
-        <w:jc w:val="center"/>
+        <w:tblBorders>
+          <w:top w:val="none" w:sz="0" w:space="0" w:color="auto"/>
+          <w:left w:val="none" w:sz="0" w:space="0" w:color="auto"/>
+          <w:bottom w:val="none" w:sz="0" w:space="0" w:color="auto"/>
+          <w:right w:val="none" w:sz="0" w:space="0" w:color="auto"/>
+          <w:insideH w:val="none" w:sz="0" w:space="0" w:color="auto"/>
+          <w:insideV w:val="none" w:sz="0" w:space="0" w:color="auto"/>
+        </w:tblBorders>
         <w:tblLook w:val="04A0" w:firstRow="1" w:lastRow="0" w:firstColumn="1" w:lastColumn="0" w:noHBand="0" w:noVBand="1"/>
       </w:tblPr>
       <w:tblGrid>
         <w:gridCol w:w="4971"/>
       </w:tblGrid>
       <w:tr>
-        <w:trPr>
-          <w:jc w:val="center"/>
-        </w:trPr>
         <w:tc>
           <w:tcPr>
-            <w:tcW w:w="0" w:type="auto"/>
-            <w:shd w:val="clear" w:color="auto" w:fill="auto"/>
+            <w:tcW w:w="4961" w:type="dxa"/>
           </w:tcPr>
           <w:p>
             <w:pPr>
               <w:autoSpaceDE/>
               <w:autoSpaceDN/>
-              <w:spacing w:after="100" w:afterAutospacing="1"/>
+              <w:spacing w:before="100" w:beforeAutospacing="1" w:after="100" w:afterAutospacing="1"/>
               <w:jc w:val="left"/>
               <w:rPr>
-                <w:rFonts w:ascii="標楷體" w:hAnsi="標楷體" w:cs="新細明體"/>
+                <w:rFonts w:ascii="標楷體" w:hAnsi="標楷體" w:cs="新細明體" w:hint="eastAsia"/>
                 <w:lang w:eastAsia="zh-TW"/>
               </w:rPr>
             </w:pPr>
@@ -2169,10 +4288,10 @@
                 <w:noProof/>
               </w:rPr>
               <w:drawing>
-                <wp:inline distT="0" distB="0" distL="0" distR="0" wp14:anchorId="6A63187F" wp14:editId="42E07665">
+                <wp:inline distT="0" distB="0" distL="0" distR="0" wp14:anchorId="4F7BD7F9" wp14:editId="5D193FE6">
                   <wp:extent cx="3187276" cy="1891030"/>
                   <wp:effectExtent l="0" t="0" r="0" b="0"/>
-                  <wp:docPr id="9" name="圖片 9"/>
+                  <wp:docPr id="3" name="圖片 3"/>
                   <wp:cNvGraphicFramePr>
                     <a:graphicFrameLocks xmlns:a="http://schemas.openxmlformats.org/drawingml/2006/main" noChangeAspect="1"/>
                   </wp:cNvGraphicFramePr>
@@ -2208,22 +4327,18 @@
         </w:tc>
       </w:tr>
       <w:tr>
-        <w:trPr>
-          <w:jc w:val="center"/>
-        </w:trPr>
         <w:tc>
           <w:tcPr>
-            <w:tcW w:w="0" w:type="auto"/>
-            <w:shd w:val="clear" w:color="auto" w:fill="auto"/>
+            <w:tcW w:w="4961" w:type="dxa"/>
           </w:tcPr>
           <w:p>
             <w:pPr>
               <w:autoSpaceDE/>
               <w:autoSpaceDN/>
-              <w:spacing w:after="100" w:afterAutospacing="1"/>
+              <w:spacing w:before="100" w:beforeAutospacing="1" w:after="100" w:afterAutospacing="1"/>
               <w:jc w:val="center"/>
               <w:rPr>
-                <w:rFonts w:ascii="標楷體" w:hAnsi="標楷體" w:cs="新細明體"/>
+                <w:rFonts w:ascii="標楷體" w:hAnsi="標楷體" w:cs="新細明體" w:hint="eastAsia"/>
                 <w:lang w:eastAsia="zh-TW"/>
               </w:rPr>
             </w:pPr>
@@ -2232,21 +4347,7 @@
                 <w:rFonts w:ascii="標楷體" w:hAnsi="標楷體" w:cs="新細明體" w:hint="eastAsia"/>
                 <w:lang w:eastAsia="zh-TW"/>
               </w:rPr>
-              <w:t>圖</w:t>
-            </w:r>
-            <w:r>
-              <w:rPr>
-                <w:rFonts w:ascii="標楷體" w:hAnsi="標楷體" w:cs="新細明體" w:hint="eastAsia"/>
-                <w:lang w:eastAsia="zh-TW"/>
-              </w:rPr>
-              <w:t>2</w:t>
-            </w:r>
-            <w:r>
-              <w:rPr>
-                <w:rFonts w:ascii="標楷體" w:hAnsi="標楷體" w:cs="新細明體" w:hint="eastAsia"/>
-                <w:lang w:eastAsia="zh-TW"/>
-              </w:rPr>
-              <w:t xml:space="preserve"> </w:t>
+              <w:t xml:space="preserve">圖2 </w:t>
             </w:r>
             <w:r>
               <w:rPr>
@@ -2261,20 +4362,12 @@
     </w:tbl>
     <w:p>
       <w:pPr>
-        <w:rPr>
-          <w:vanish/>
-          <w:lang w:eastAsia="zh-TW"/>
-        </w:rPr>
-      </w:pPr>
-    </w:p>
-    <w:p>
-      <w:pPr>
         <w:autoSpaceDE/>
         <w:autoSpaceDN/>
-        <w:spacing w:after="100" w:afterAutospacing="1"/>
+        <w:spacing w:before="100" w:beforeAutospacing="1" w:after="100" w:afterAutospacing="1"/>
         <w:jc w:val="left"/>
         <w:rPr>
-          <w:rFonts w:ascii="標楷體" w:hAnsi="標楷體" w:cs="新細明體"/>
+          <w:rFonts w:ascii="標楷體" w:hAnsi="標楷體" w:cs="新細明體" w:hint="eastAsia"/>
           <w:lang w:eastAsia="zh-TW"/>
         </w:rPr>
       </w:pPr>
@@ -2283,290 +4376,37 @@
       <w:pPr>
         <w:autoSpaceDE/>
         <w:autoSpaceDN/>
-        <w:spacing w:after="100" w:afterAutospacing="1"/>
+        <w:spacing w:before="100" w:beforeAutospacing="1" w:after="100" w:afterAutospacing="1"/>
+        <w:jc w:val="left"/>
+        <w:rPr>
+          <w:rFonts w:ascii="標楷體" w:hAnsi="標楷體" w:cs="新細明體" w:hint="eastAsia"/>
+          <w:lang w:eastAsia="zh-TW"/>
+        </w:rPr>
+      </w:pPr>
+      <w:r>
         <w:rPr>
           <w:rFonts w:ascii="標楷體" w:hAnsi="標楷體" w:cs="新細明體"/>
           <w:lang w:eastAsia="zh-TW"/>
         </w:rPr>
-      </w:pPr>
-      <w:r>
-        <w:rPr>
-          <w:rFonts w:ascii="標楷體" w:hAnsi="標楷體" w:cs="新細明體"/>
-          <w:lang w:eastAsia="zh-TW"/>
-        </w:rPr>
-        <w:t>圖表專門用來還原</w:t>
-      </w:r>
-      <w:r>
-        <w:rPr>
-          <w:rFonts w:ascii="標楷體" w:hAnsi="標楷體" w:cs="新細明體"/>
-          <w:b/>
-          <w:bCs/>
-          <w:lang w:eastAsia="zh-TW"/>
-        </w:rPr>
-        <w:t>單一衛星過境時的「</w:t>
-      </w:r>
-      <w:r>
-        <w:rPr>
-          <w:rFonts w:ascii="標楷體" w:hAnsi="標楷體" w:cs="新細明體" w:hint="eastAsia"/>
-          <w:b/>
-          <w:bCs/>
-          <w:lang w:eastAsia="zh-TW"/>
-        </w:rPr>
-        <w:t>以秒為單位</w:t>
-      </w:r>
-      <w:r>
-        <w:rPr>
-          <w:rFonts w:ascii="標楷體" w:hAnsi="標楷體" w:cs="新細明體"/>
-          <w:b/>
-          <w:bCs/>
-          <w:lang w:eastAsia="zh-TW"/>
-        </w:rPr>
-        <w:t>物理特徵」</w:t>
-      </w:r>
-      <w:r>
-        <w:rPr>
-          <w:rFonts w:ascii="標楷體" w:hAnsi="標楷體" w:cs="新細明體"/>
-          <w:lang w:eastAsia="zh-TW"/>
-        </w:rPr>
-        <w:t>，解決了海量資料在時間軸上堆疊錯亂的問題。</w:t>
-      </w:r>
-    </w:p>
-    <w:p>
-      <w:pPr>
-        <w:numPr>
-          <w:ilvl w:val="0"/>
-          <w:numId w:val="15"/>
-        </w:numPr>
-        <w:autoSpaceDE/>
-        <w:autoSpaceDN/>
-        <w:spacing w:after="100" w:afterAutospacing="1"/>
-        <w:rPr>
-          <w:rFonts w:ascii="標楷體" w:hAnsi="標楷體" w:cs="新細明體"/>
-          <w:lang w:eastAsia="zh-TW"/>
-        </w:rPr>
-      </w:pPr>
-      <w:r>
-        <w:rPr>
-          <w:rFonts w:ascii="標楷體" w:hAnsi="標楷體" w:cs="新細明體"/>
-          <w:b/>
-          <w:bCs/>
-          <w:lang w:eastAsia="zh-TW"/>
-        </w:rPr>
-        <w:t>藍色折線圖（軌跡幾何型態）</w:t>
-      </w:r>
-      <w:r>
-        <w:rPr>
-          <w:rFonts w:ascii="標楷體" w:hAnsi="標楷體" w:cs="新細明體"/>
-          <w:lang w:eastAsia="zh-TW"/>
-        </w:rPr>
-        <w:t>：對應右側 Y 軸，呈現特定衛星過境時的</w:t>
-      </w:r>
-      <w:r>
-        <w:rPr>
-          <w:rFonts w:ascii="標楷體" w:hAnsi="標楷體" w:cs="新細明體"/>
-          <w:b/>
-          <w:bCs/>
-          <w:lang w:eastAsia="zh-TW"/>
-        </w:rPr>
-        <w:t>仰角平均值（</w:t>
-      </w:r>
-      <w:proofErr w:type="spellStart"/>
-      <w:r>
-        <w:rPr>
-          <w:rFonts w:ascii="標楷體" w:hAnsi="標楷體" w:cs="新細明體"/>
-          <w:b/>
-          <w:bCs/>
-          <w:lang w:eastAsia="zh-TW"/>
-        </w:rPr>
-        <w:t>Elevation_Deg</w:t>
-      </w:r>
-      <w:proofErr w:type="spellEnd"/>
-      <w:r>
-        <w:rPr>
-          <w:rFonts w:ascii="標楷體" w:hAnsi="標楷體" w:cs="新細明體"/>
-          <w:b/>
-          <w:bCs/>
-          <w:lang w:eastAsia="zh-TW"/>
-        </w:rPr>
-        <w:t>）</w:t>
-      </w:r>
-      <w:r>
-        <w:rPr>
-          <w:rFonts w:ascii="標楷體" w:hAnsi="標楷體" w:cs="新細明體"/>
-          <w:lang w:eastAsia="zh-TW"/>
-        </w:rPr>
-        <w:t>。</w:t>
-      </w:r>
-    </w:p>
-    <w:p>
-      <w:pPr>
-        <w:numPr>
-          <w:ilvl w:val="0"/>
-          <w:numId w:val="15"/>
-        </w:numPr>
-        <w:autoSpaceDE/>
-        <w:autoSpaceDN/>
-        <w:spacing w:after="100" w:afterAutospacing="1"/>
-        <w:rPr>
-          <w:rFonts w:ascii="標楷體" w:hAnsi="標楷體" w:cs="新細明體"/>
-          <w:lang w:eastAsia="zh-TW"/>
-        </w:rPr>
-      </w:pPr>
-      <w:r>
-        <w:rPr>
-          <w:rFonts w:ascii="標楷體" w:hAnsi="標楷體" w:cs="新細明體"/>
-          <w:b/>
-          <w:bCs/>
-          <w:lang w:eastAsia="zh-TW"/>
-        </w:rPr>
-        <w:t>綠色群組直條圖（信號即時響應）</w:t>
-      </w:r>
-      <w:r>
-        <w:rPr>
-          <w:rFonts w:ascii="標楷體" w:hAnsi="標楷體" w:cs="新細明體"/>
-          <w:lang w:eastAsia="zh-TW"/>
-        </w:rPr>
-        <w:t>：對應左側 Y 軸，代表該秒級時間戳記下的</w:t>
-      </w:r>
-      <w:r>
-        <w:rPr>
-          <w:rFonts w:ascii="標楷體" w:hAnsi="標楷體" w:cs="新細明體"/>
-          <w:b/>
-          <w:bCs/>
-          <w:lang w:eastAsia="zh-TW"/>
-        </w:rPr>
-        <w:t>訊號強度平均值（</w:t>
-      </w:r>
-      <w:proofErr w:type="spellStart"/>
-      <w:r>
-        <w:rPr>
-          <w:rFonts w:ascii="標楷體" w:hAnsi="標楷體" w:cs="新細明體"/>
-          <w:b/>
-          <w:bCs/>
-          <w:lang w:eastAsia="zh-TW"/>
-        </w:rPr>
-        <w:t>Signal_Strength_Pct</w:t>
-      </w:r>
-      <w:proofErr w:type="spellEnd"/>
-      <w:r>
-        <w:rPr>
-          <w:rFonts w:ascii="標楷體" w:hAnsi="標楷體" w:cs="新細明體"/>
-          <w:b/>
-          <w:bCs/>
-          <w:lang w:eastAsia="zh-TW"/>
-        </w:rPr>
-        <w:t>）</w:t>
-      </w:r>
-      <w:r>
-        <w:rPr>
-          <w:rFonts w:ascii="標楷體" w:hAnsi="標楷體" w:cs="新細明體"/>
-          <w:lang w:eastAsia="zh-TW"/>
-        </w:rPr>
-        <w:t>。</w:t>
-      </w:r>
-    </w:p>
-    <w:p>
-      <w:pPr>
-        <w:numPr>
-          <w:ilvl w:val="0"/>
-          <w:numId w:val="15"/>
-        </w:numPr>
-        <w:autoSpaceDE/>
-        <w:autoSpaceDN/>
-        <w:spacing w:after="100" w:afterAutospacing="1"/>
-        <w:rPr>
-          <w:rFonts w:ascii="標楷體" w:hAnsi="標楷體" w:cs="新細明體"/>
-          <w:lang w:eastAsia="zh-TW"/>
-        </w:rPr>
-      </w:pPr>
-      <w:r>
-        <w:rPr>
-          <w:rFonts w:ascii="標楷體" w:hAnsi="標楷體" w:cs="新細明體"/>
-          <w:b/>
-          <w:bCs/>
-          <w:lang w:eastAsia="zh-TW"/>
-        </w:rPr>
-        <w:t>交叉綜合解讀（空間通訊理論驗證）</w:t>
-      </w:r>
-      <w:r>
-        <w:rPr>
-          <w:rFonts w:ascii="標楷體" w:hAnsi="標楷體" w:cs="新細明體"/>
-          <w:lang w:eastAsia="zh-TW"/>
-        </w:rPr>
-        <w:t>：</w:t>
-      </w:r>
-      <w:r>
-        <w:rPr>
-          <w:rFonts w:ascii="標楷體" w:hAnsi="標楷體" w:cs="新細明體"/>
-          <w:lang w:eastAsia="zh-TW"/>
-        </w:rPr>
-        <w:br/>
-        <w:t>當藍色折線攀升至波峰（天頂，如85</w:t>
-      </w:r>
-      <w:r>
-        <w:rPr>
-          <w:rFonts w:ascii="標楷體" w:hAnsi="標楷體" w:cs="新細明體" w:hint="eastAsia"/>
-          <w:lang w:eastAsia="zh-TW"/>
-        </w:rPr>
-        <w:t>°</w:t>
-      </w:r>
-      <w:r>
-        <w:rPr>
-          <w:rFonts w:ascii="標楷體" w:hAnsi="標楷體" w:cs="新細明體"/>
-          <w:lang w:eastAsia="zh-TW"/>
-        </w:rPr>
-        <w:t>時，下方的綠色直條圖同步達到最高點；而當折線隨衛星遠離而下降時，直條圖亦同步衰減。此實驗完美驗證了——</w:t>
-      </w:r>
-      <w:r>
-        <w:rPr>
-          <w:rFonts w:ascii="標楷體" w:hAnsi="標楷體" w:cs="新細明體"/>
-          <w:b/>
-          <w:bCs/>
-          <w:lang w:eastAsia="zh-TW"/>
-        </w:rPr>
-        <w:t>衛星仰角越高，與地面站直線距離最短、穿透大氣層最薄，通訊品質達到最佳狀態</w:t>
-      </w:r>
-      <w:r>
-        <w:rPr>
-          <w:rFonts w:ascii="標楷體" w:hAnsi="標楷體" w:cs="新細明體"/>
-          <w:lang w:eastAsia="zh-TW"/>
-        </w:rPr>
-        <w:t>。</w:t>
-      </w:r>
-    </w:p>
-    <w:p>
-      <w:pPr>
-        <w:autoSpaceDE/>
-        <w:autoSpaceDN/>
-        <w:spacing w:after="100" w:afterAutospacing="1"/>
-        <w:rPr>
-          <w:rFonts w:ascii="標楷體" w:hAnsi="標楷體" w:cs="新細明體"/>
-          <w:lang w:eastAsia="zh-TW"/>
-        </w:rPr>
-      </w:pPr>
-      <w:r>
-        <w:rPr>
-          <w:rFonts w:ascii="標楷體" w:hAnsi="標楷體" w:cs="新細明體"/>
-          <w:lang w:eastAsia="zh-TW"/>
-        </w:rPr>
-        <w:t>折線圖結果顯示可用衛星數量於不同時段呈現規律性變化，反映衛星星系軌道運行特性。於多數觀測時間內，系統皆維持多顆符合通訊條件之衛星可供連線，顯示低軌衛星系統具備一定程度之冗餘能力。</w:t>
+        <w:t>在單一衛星通訊品質分析方面，研究觀察衛星過境期間之仰角、距離及訊號強度變化。結果顯示，當衛星自地平線升起並逐漸接近天頂位置時，其仰角持續增加，與地面站之距離則逐漸縮短；當衛星離開觀測區域時，仰角降低而距離增加。</w:t>
       </w:r>
     </w:p>
     <w:tbl>
       <w:tblPr>
-        <w:tblpPr w:leftFromText="180" w:rightFromText="180" w:vertAnchor="text" w:horzAnchor="margin" w:tblpY="301"/>
-        <w:tblOverlap w:val="never"/>
         <w:tblW w:w="0" w:type="auto"/>
-        <w:tblLayout w:type="fixed"/>
+        <w:jc w:val="center"/>
         <w:tblLook w:val="04A0" w:firstRow="1" w:lastRow="0" w:firstColumn="1" w:lastColumn="0" w:noHBand="0" w:noVBand="1"/>
       </w:tblPr>
       <w:tblGrid>
         <w:gridCol w:w="4971"/>
       </w:tblGrid>
       <w:tr>
+        <w:trPr>
+          <w:jc w:val="center"/>
+        </w:trPr>
         <w:tc>
           <w:tcPr>
-            <w:tcW w:w="4971" w:type="dxa"/>
+            <w:tcW w:w="0" w:type="auto"/>
             <w:shd w:val="clear" w:color="auto" w:fill="auto"/>
           </w:tcPr>
           <w:p>
@@ -2585,7 +4425,7 @@
                 <w:noProof/>
               </w:rPr>
               <w:drawing>
-                <wp:inline distT="0" distB="0" distL="0" distR="0" wp14:anchorId="1D8D42AC" wp14:editId="4F437E99">
+                <wp:inline distT="0" distB="0" distL="0" distR="0" wp14:anchorId="7F8D51FE" wp14:editId="6B8F6B31">
                   <wp:extent cx="3442709" cy="1530350"/>
                   <wp:effectExtent l="0" t="0" r="5715" b="0"/>
                   <wp:docPr id="10" name="圖片 10"/>
@@ -2630,9 +4470,12 @@
         </w:tc>
       </w:tr>
       <w:tr>
+        <w:trPr>
+          <w:jc w:val="center"/>
+        </w:trPr>
         <w:tc>
           <w:tcPr>
-            <w:tcW w:w="4971" w:type="dxa"/>
+            <w:tcW w:w="0" w:type="auto"/>
             <w:shd w:val="clear" w:color="auto" w:fill="auto"/>
           </w:tcPr>
           <w:p>
@@ -2659,25 +4502,40 @@
     </w:tbl>
     <w:p>
       <w:pPr>
+        <w:rPr>
+          <w:vanish/>
+          <w:lang w:eastAsia="zh-TW"/>
+        </w:rPr>
+      </w:pPr>
+    </w:p>
+    <w:p>
+      <w:pPr>
         <w:autoSpaceDE/>
         <w:autoSpaceDN/>
         <w:spacing w:after="100" w:afterAutospacing="1"/>
         <w:rPr>
-          <w:rFonts w:ascii="標楷體" w:hAnsi="標楷體" w:cs="新細明體"/>
-          <w:lang w:eastAsia="zh-TW"/>
-        </w:rPr>
-      </w:pPr>
-    </w:p>
-    <w:p>
-      <w:pPr>
-        <w:numPr>
-          <w:ilvl w:val="0"/>
-          <w:numId w:val="16"/>
-        </w:numPr>
+          <w:rFonts w:ascii="標楷體" w:hAnsi="標楷體" w:cs="新細明體" w:hint="eastAsia"/>
+          <w:lang w:eastAsia="zh-TW"/>
+        </w:rPr>
+      </w:pPr>
+    </w:p>
+    <w:p>
+      <w:pPr>
         <w:autoSpaceDE/>
         <w:autoSpaceDN/>
         <w:spacing w:after="100" w:afterAutospacing="1"/>
         <w:rPr>
+          <w:rFonts w:ascii="標楷體" w:hAnsi="標楷體" w:cs="新細明體" w:hint="eastAsia"/>
+          <w:lang w:eastAsia="zh-TW"/>
+        </w:rPr>
+      </w:pPr>
+    </w:p>
+    <w:p>
+      <w:pPr>
+        <w:autoSpaceDE/>
+        <w:autoSpaceDN/>
+        <w:spacing w:after="100" w:afterAutospacing="1"/>
+        <w:rPr>
           <w:rFonts w:ascii="標楷體" w:hAnsi="標楷體" w:cs="新細明體"/>
           <w:lang w:eastAsia="zh-TW"/>
         </w:rPr>
@@ -2689,22 +4547,32 @@
           <w:bCs/>
           <w:lang w:eastAsia="zh-TW"/>
         </w:rPr>
-        <w:t>可用衛星數（垂直時間清單）</w:t>
+        <w:t>觀測方法</w:t>
       </w:r>
       <w:r>
         <w:rPr>
           <w:rFonts w:ascii="標楷體" w:hAnsi="標楷體" w:cs="新細明體"/>
           <w:lang w:eastAsia="zh-TW"/>
         </w:rPr>
-        <w:t>：</w:t>
-      </w:r>
-    </w:p>
-    <w:p>
-      <w:pPr>
-        <w:numPr>
-          <w:ilvl w:val="1"/>
-          <w:numId w:val="16"/>
-        </w:numPr>
+        <w:t xml:space="preserve">：採用每 </w:t>
+      </w:r>
+      <w:r>
+        <w:rPr>
+          <w:rFonts w:ascii="標楷體" w:hAnsi="標楷體" w:cs="新細明體" w:hint="eastAsia"/>
+          <w:lang w:eastAsia="zh-TW"/>
+        </w:rPr>
+        <w:t>3</w:t>
+      </w:r>
+      <w:r>
+        <w:rPr>
+          <w:rFonts w:ascii="標楷體" w:hAnsi="標楷體" w:cs="新細明體"/>
+          <w:lang w:eastAsia="zh-TW"/>
+        </w:rPr>
+        <w:t>0 秒展開的動態方塊清單，計算當時滿足高度可用門檻（仰角 &gt; 46度）的同時在空衛星總數。</w:t>
+      </w:r>
+    </w:p>
+    <w:p>
+      <w:pPr>
         <w:autoSpaceDE/>
         <w:autoSpaceDN/>
         <w:spacing w:after="100" w:afterAutospacing="1"/>
@@ -2720,36 +4588,18 @@
           <w:bCs/>
           <w:lang w:eastAsia="zh-TW"/>
         </w:rPr>
-        <w:t>觀測方法</w:t>
+        <w:t>衛星可用比例</w:t>
       </w:r>
       <w:r>
         <w:rPr>
           <w:rFonts w:ascii="標楷體" w:hAnsi="標楷體" w:cs="新細明體"/>
           <w:lang w:eastAsia="zh-TW"/>
         </w:rPr>
-        <w:t xml:space="preserve">：採用每 </w:t>
-      </w:r>
-      <w:r>
-        <w:rPr>
-          <w:rFonts w:ascii="標楷體" w:hAnsi="標楷體" w:cs="新細明體" w:hint="eastAsia"/>
-          <w:lang w:eastAsia="zh-TW"/>
-        </w:rPr>
-        <w:t>3</w:t>
-      </w:r>
-      <w:r>
-        <w:rPr>
-          <w:rFonts w:ascii="標楷體" w:hAnsi="標楷體" w:cs="新細明體"/>
-          <w:lang w:eastAsia="zh-TW"/>
-        </w:rPr>
-        <w:t>0 秒展開的動態方塊清單，計算當時滿足高度可用門檻（仰角 &gt; 46度）的同時在空衛星總數。</w:t>
-      </w:r>
-    </w:p>
-    <w:p>
-      <w:pPr>
-        <w:numPr>
-          <w:ilvl w:val="1"/>
-          <w:numId w:val="16"/>
-        </w:numPr>
+        <w:t>：</w:t>
+      </w:r>
+    </w:p>
+    <w:p>
+      <w:pPr>
         <w:autoSpaceDE/>
         <w:autoSpaceDN/>
         <w:spacing w:after="100" w:afterAutospacing="1"/>
@@ -2761,68 +4611,13 @@
       <w:r>
         <w:rPr>
           <w:rFonts w:ascii="標楷體" w:hAnsi="標楷體" w:cs="新細明體"/>
-          <w:b/>
-          <w:bCs/>
-          <w:lang w:eastAsia="zh-TW"/>
-        </w:rPr>
-        <w:t>數據解讀</w:t>
-      </w:r>
-      <w:r>
-        <w:rPr>
-          <w:rFonts w:ascii="標楷體" w:hAnsi="標楷體" w:cs="新細明體"/>
-          <w:lang w:eastAsia="zh-TW"/>
-        </w:rPr>
-        <w:t xml:space="preserve">：畫面呈現數量在 </w:t>
-      </w:r>
-      <w:r>
-        <w:rPr>
-          <w:rFonts w:ascii="標楷體" w:hAnsi="標楷體" w:cs="新細明體" w:hint="eastAsia"/>
-          <w:lang w:eastAsia="zh-TW"/>
-        </w:rPr>
-        <w:t>3</w:t>
-      </w:r>
-      <w:r>
-        <w:rPr>
-          <w:rFonts w:ascii="標楷體" w:hAnsi="標楷體" w:cs="新細明體"/>
-          <w:lang w:eastAsia="zh-TW"/>
-        </w:rPr>
-        <w:t xml:space="preserve"> 顆與 </w:t>
-      </w:r>
-      <w:r>
-        <w:rPr>
-          <w:rFonts w:ascii="標楷體" w:hAnsi="標楷體" w:cs="新細明體" w:hint="eastAsia"/>
-          <w:lang w:eastAsia="zh-TW"/>
-        </w:rPr>
-        <w:t>6</w:t>
-      </w:r>
-      <w:r>
-        <w:rPr>
-          <w:rFonts w:ascii="標楷體" w:hAnsi="標楷體" w:cs="新細明體"/>
-          <w:lang w:eastAsia="zh-TW"/>
-        </w:rPr>
-        <w:t xml:space="preserve"> 顆之間動態交替。這證實低軌衛星群在軌道交織切換（Handover）時的連續性，確保地面接收站在任何極端秒級區間內，皆有至少 </w:t>
-      </w:r>
-      <w:r>
-        <w:rPr>
-          <w:rFonts w:ascii="標楷體" w:hAnsi="標楷體" w:cs="新細明體" w:hint="eastAsia"/>
-          <w:lang w:eastAsia="zh-TW"/>
-        </w:rPr>
-        <w:t>3</w:t>
-      </w:r>
-      <w:r>
-        <w:rPr>
-          <w:rFonts w:ascii="標楷體" w:hAnsi="標楷體" w:cs="新細明體"/>
-          <w:lang w:eastAsia="zh-TW"/>
-        </w:rPr>
-        <w:t xml:space="preserve"> 顆以上的衛星維持通訊骨幹，絕不斷訊。</w:t>
-      </w:r>
-    </w:p>
-    <w:p>
-      <w:pPr>
-        <w:numPr>
-          <w:ilvl w:val="0"/>
-          <w:numId w:val="16"/>
-        </w:numPr>
+          <w:lang w:eastAsia="zh-TW"/>
+        </w:rPr>
+        <w:t>透過 DAX 公式動態計算高仰角觀測筆數占總筆數之比例，用以量化全台通訊覆蓋率的總體健康度。</w:t>
+      </w:r>
+    </w:p>
+    <w:p>
+      <w:pPr>
         <w:autoSpaceDE/>
         <w:autoSpaceDN/>
         <w:spacing w:after="100" w:afterAutospacing="1"/>
@@ -2838,7 +4633,7 @@
           <w:bCs/>
           <w:lang w:eastAsia="zh-TW"/>
         </w:rPr>
-        <w:t>衛星可用比例（進度指標）</w:t>
+        <w:t>通訊品質</w:t>
       </w:r>
       <w:r>
         <w:rPr>
@@ -2850,10 +4645,6 @@
     </w:p>
     <w:p>
       <w:pPr>
-        <w:numPr>
-          <w:ilvl w:val="1"/>
-          <w:numId w:val="16"/>
-        </w:numPr>
         <w:autoSpaceDE/>
         <w:autoSpaceDN/>
         <w:spacing w:after="100" w:afterAutospacing="1"/>
@@ -2867,51 +4658,40 @@
           <w:rFonts w:ascii="標楷體" w:hAnsi="標楷體" w:cs="新細明體"/>
           <w:lang w:eastAsia="zh-TW"/>
         </w:rPr>
-        <w:t>透過 DAX 公式動態計算高仰角觀測筆數占總筆數之比例（維持在 9</w:t>
-      </w:r>
-      <w:r>
-        <w:rPr>
-          <w:rFonts w:ascii="標楷體" w:hAnsi="標楷體" w:cs="新細明體" w:hint="eastAsia"/>
-          <w:lang w:eastAsia="zh-TW"/>
-        </w:rPr>
-        <w:t>7</w:t>
-      </w:r>
+        <w:t>抓取</w:t>
+      </w:r>
+      <w:proofErr w:type="gramStart"/>
       <w:r>
         <w:rPr>
           <w:rFonts w:ascii="標楷體" w:hAnsi="標楷體" w:cs="新細明體"/>
           <w:lang w:eastAsia="zh-TW"/>
         </w:rPr>
-        <w:t>.</w:t>
-      </w:r>
-      <w:r>
-        <w:rPr>
-          <w:rFonts w:ascii="標楷體" w:hAnsi="標楷體" w:cs="新細明體" w:hint="eastAsia"/>
-          <w:lang w:eastAsia="zh-TW"/>
-        </w:rPr>
-        <w:t>02</w:t>
-      </w:r>
+        <w:t>量表圖的</w:t>
+      </w:r>
+      <w:proofErr w:type="gramEnd"/>
       <w:r>
         <w:rPr>
           <w:rFonts w:ascii="標楷體" w:hAnsi="標楷體" w:cs="新細明體"/>
           <w:lang w:eastAsia="zh-TW"/>
         </w:rPr>
-        <w:t>% 的極高水準），用以量化全台通訊覆蓋率的總體健康度。</w:t>
-      </w:r>
-    </w:p>
-    <w:p>
-      <w:pPr>
-        <w:numPr>
-          <w:ilvl w:val="0"/>
-          <w:numId w:val="16"/>
-        </w:numPr>
-        <w:autoSpaceDE/>
-        <w:autoSpaceDN/>
-        <w:spacing w:after="100" w:afterAutospacing="1"/>
+        <w:t xml:space="preserve">真實平均值與 75% </w:t>
+      </w:r>
+      <w:proofErr w:type="gramStart"/>
+      <w:r>
         <w:rPr>
           <w:rFonts w:ascii="標楷體" w:hAnsi="標楷體" w:cs="新細明體"/>
           <w:lang w:eastAsia="zh-TW"/>
         </w:rPr>
-      </w:pPr>
+        <w:t>閥值做</w:t>
+      </w:r>
+      <w:proofErr w:type="gramEnd"/>
+      <w:r>
+        <w:rPr>
+          <w:rFonts w:ascii="標楷體" w:hAnsi="標楷體" w:cs="新細明體"/>
+          <w:lang w:eastAsia="zh-TW"/>
+        </w:rPr>
+        <w:t>比對。當平均值超過 75% 時，卡片自動即時跳轉為</w:t>
+      </w:r>
       <w:r>
         <w:rPr>
           <w:rFonts w:ascii="標楷體" w:hAnsi="標楷體" w:cs="新細明體"/>
@@ -2919,30 +4699,15 @@
           <w:bCs/>
           <w:lang w:eastAsia="zh-TW"/>
         </w:rPr>
-        <w:t>通訊品質</w:t>
+        <w:t>「通訊良好」</w:t>
       </w:r>
       <w:r>
         <w:rPr>
           <w:rFonts w:ascii="標楷體" w:hAnsi="標楷體" w:cs="新細明體"/>
           <w:lang w:eastAsia="zh-TW"/>
         </w:rPr>
-        <w:t>：</w:t>
-      </w:r>
-    </w:p>
-    <w:p>
-      <w:pPr>
-        <w:numPr>
-          <w:ilvl w:val="1"/>
-          <w:numId w:val="16"/>
-        </w:numPr>
-        <w:autoSpaceDE/>
-        <w:autoSpaceDN/>
-        <w:spacing w:after="100" w:afterAutospacing="1"/>
-        <w:rPr>
-          <w:rFonts w:ascii="標楷體" w:hAnsi="標楷體" w:cs="新細明體"/>
-          <w:lang w:eastAsia="zh-TW"/>
-        </w:rPr>
-      </w:pPr>
+        <w:t>；一旦跌破 75%，警示為</w:t>
+      </w:r>
       <w:r>
         <w:rPr>
           <w:rFonts w:ascii="標楷體" w:hAnsi="標楷體" w:cs="新細明體"/>
@@ -2950,110 +4715,45 @@
           <w:bCs/>
           <w:lang w:eastAsia="zh-TW"/>
         </w:rPr>
-        <w:t>數據解讀</w:t>
+        <w:t>「通訊欠佳」</w:t>
       </w:r>
       <w:r>
         <w:rPr>
           <w:rFonts w:ascii="標楷體" w:hAnsi="標楷體" w:cs="新細明體"/>
           <w:lang w:eastAsia="zh-TW"/>
         </w:rPr>
-        <w:t>：系統會即時抓取量表圖的真實平均值與 75% 閥值做比對。當平均值超過 75% 時，卡片自動即時跳轉為</w:t>
-      </w:r>
-      <w:r>
-        <w:rPr>
-          <w:rFonts w:ascii="標楷體" w:hAnsi="標楷體" w:cs="新細明體"/>
-          <w:b/>
-          <w:bCs/>
-          <w:lang w:eastAsia="zh-TW"/>
-        </w:rPr>
-        <w:t>「通訊良好」</w:t>
-      </w:r>
-      <w:r>
-        <w:rPr>
-          <w:rFonts w:ascii="標楷體" w:hAnsi="標楷體" w:cs="新細明體"/>
-          <w:lang w:eastAsia="zh-TW"/>
-        </w:rPr>
-        <w:t>；一旦跌破 75%，警示為</w:t>
-      </w:r>
-      <w:r>
-        <w:rPr>
-          <w:rFonts w:ascii="標楷體" w:hAnsi="標楷體" w:cs="新細明體"/>
-          <w:b/>
-          <w:bCs/>
-          <w:lang w:eastAsia="zh-TW"/>
-        </w:rPr>
-        <w:t>「通訊欠佳」</w:t>
-      </w:r>
-      <w:r>
-        <w:rPr>
-          <w:rFonts w:ascii="標楷體" w:hAnsi="標楷體" w:cs="新細明體"/>
-          <w:lang w:eastAsia="zh-TW"/>
-        </w:rPr>
         <w:t>。</w:t>
-      </w:r>
-    </w:p>
-    <w:p>
-      <w:pPr>
-        <w:autoSpaceDE/>
-        <w:autoSpaceDN/>
-        <w:spacing w:after="100" w:afterAutospacing="1"/>
-        <w:rPr>
-          <w:rFonts w:ascii="標楷體" w:hAnsi="標楷體" w:cs="新細明體"/>
-          <w:lang w:eastAsia="zh-TW"/>
-        </w:rPr>
-      </w:pPr>
-    </w:p>
-    <w:p>
-      <w:pPr>
-        <w:autoSpaceDE/>
-        <w:autoSpaceDN/>
-        <w:spacing w:after="100" w:afterAutospacing="1"/>
-        <w:rPr>
-          <w:rFonts w:ascii="標楷體" w:hAnsi="標楷體" w:cs="新細明體"/>
-          <w:lang w:eastAsia="zh-TW"/>
-        </w:rPr>
-      </w:pPr>
-      <w:r>
-        <w:rPr>
-          <w:rFonts w:ascii="標楷體" w:hAnsi="標楷體" w:cs="新細明體" w:hint="eastAsia"/>
-          <w:lang w:eastAsia="zh-TW"/>
-        </w:rPr>
-        <w:t>由</w:t>
-      </w:r>
-      <w:r>
-        <w:rPr>
-          <w:rFonts w:ascii="標楷體" w:hAnsi="標楷體" w:cs="新細明體"/>
-          <w:lang w:eastAsia="zh-TW"/>
-        </w:rPr>
-        <w:t>分析結果顯示，大部分觀測時間皆能維持良好之通訊品質狀態，代表衛星系統於正常情況下具有穩定之連線能力。當可用衛星數量減少或平均仰角下降時，通訊品質評分亦隨之降低，顯示相關指標對於通訊效能具有明顯影響。</w:t>
       </w:r>
     </w:p>
     <w:tbl>
       <w:tblPr>
+        <w:tblStyle w:val="af2"/>
         <w:tblW w:w="0" w:type="auto"/>
-        <w:jc w:val="center"/>
+        <w:tblBorders>
+          <w:top w:val="none" w:sz="0" w:space="0" w:color="auto"/>
+          <w:left w:val="none" w:sz="0" w:space="0" w:color="auto"/>
+          <w:bottom w:val="none" w:sz="0" w:space="0" w:color="auto"/>
+          <w:right w:val="none" w:sz="0" w:space="0" w:color="auto"/>
+          <w:insideH w:val="none" w:sz="0" w:space="0" w:color="auto"/>
+          <w:insideV w:val="none" w:sz="0" w:space="0" w:color="auto"/>
+        </w:tblBorders>
         <w:tblLook w:val="04A0" w:firstRow="1" w:lastRow="0" w:firstColumn="1" w:lastColumn="0" w:noHBand="0" w:noVBand="1"/>
       </w:tblPr>
       <w:tblGrid>
         <w:gridCol w:w="4971"/>
       </w:tblGrid>
       <w:tr>
-        <w:trPr>
-          <w:jc w:val="center"/>
-        </w:trPr>
         <w:tc>
           <w:tcPr>
-            <w:tcW w:w="0" w:type="auto"/>
-            <w:shd w:val="clear" w:color="auto" w:fill="auto"/>
+            <w:tcW w:w="4961" w:type="dxa"/>
           </w:tcPr>
           <w:p>
             <w:pPr>
               <w:autoSpaceDE/>
               <w:autoSpaceDN/>
               <w:spacing w:after="100" w:afterAutospacing="1"/>
-              <w:jc w:val="left"/>
               <w:rPr>
-                <w:rFonts w:ascii="標楷體" w:hAnsi="標楷體" w:cs="新細明體"/>
+                <w:rFonts w:ascii="標楷體" w:hAnsi="標楷體" w:cs="新細明體" w:hint="eastAsia"/>
                 <w:lang w:eastAsia="zh-TW"/>
               </w:rPr>
             </w:pPr>
@@ -3064,10 +4764,10 @@
                 <w:lang w:eastAsia="zh-TW"/>
               </w:rPr>
               <w:drawing>
-                <wp:inline distT="0" distB="0" distL="0" distR="0" wp14:anchorId="5E80E076" wp14:editId="3527AF1E">
+                <wp:inline distT="0" distB="0" distL="0" distR="0" wp14:anchorId="7971A579" wp14:editId="17E61B67">
                   <wp:extent cx="3156585" cy="1508760"/>
                   <wp:effectExtent l="0" t="0" r="5715" b="0"/>
-                  <wp:docPr id="1" name="圖片 1"/>
+                  <wp:docPr id="5" name="圖片 5"/>
                   <wp:cNvGraphicFramePr>
                     <a:graphicFrameLocks xmlns:a="http://schemas.openxmlformats.org/drawingml/2006/main" noChangeAspect="1"/>
                   </wp:cNvGraphicFramePr>
@@ -3103,13 +4803,9 @@
         </w:tc>
       </w:tr>
       <w:tr>
-        <w:trPr>
-          <w:jc w:val="center"/>
-        </w:trPr>
         <w:tc>
           <w:tcPr>
-            <w:tcW w:w="0" w:type="auto"/>
-            <w:shd w:val="clear" w:color="auto" w:fill="auto"/>
+            <w:tcW w:w="4961" w:type="dxa"/>
           </w:tcPr>
           <w:p>
             <w:pPr>
@@ -3118,7 +4814,7 @@
               <w:spacing w:after="100" w:afterAutospacing="1"/>
               <w:jc w:val="center"/>
               <w:rPr>
-                <w:rFonts w:ascii="標楷體" w:hAnsi="標楷體" w:cs="新細明體"/>
+                <w:rFonts w:ascii="標楷體" w:hAnsi="標楷體" w:cs="新細明體" w:hint="eastAsia"/>
                 <w:lang w:eastAsia="zh-TW"/>
               </w:rPr>
             </w:pPr>
@@ -3127,14 +4823,7 @@
                 <w:rFonts w:ascii="標楷體" w:hAnsi="標楷體" w:cs="新細明體" w:hint="eastAsia"/>
                 <w:lang w:eastAsia="zh-TW"/>
               </w:rPr>
-              <w:t xml:space="preserve">圖4 </w:t>
-            </w:r>
-            <w:r>
-              <w:rPr>
-                <w:rFonts w:ascii="標楷體" w:hAnsi="標楷體" w:cs="新細明體" w:hint="eastAsia"/>
-                <w:lang w:eastAsia="zh-TW"/>
-              </w:rPr>
-              <w:t>通訊能力</w:t>
+              <w:t>圖4 通訊能力</w:t>
             </w:r>
           </w:p>
         </w:tc>
@@ -3145,9 +4834,8 @@
         <w:autoSpaceDE/>
         <w:autoSpaceDN/>
         <w:spacing w:after="100" w:afterAutospacing="1"/>
-        <w:jc w:val="left"/>
-        <w:rPr>
-          <w:rFonts w:ascii="標楷體" w:hAnsi="標楷體" w:cs="新細明體"/>
+        <w:rPr>
+          <w:rFonts w:ascii="標楷體" w:hAnsi="標楷體" w:cs="新細明體" w:hint="eastAsia"/>
           <w:lang w:eastAsia="zh-TW"/>
         </w:rPr>
       </w:pPr>
@@ -3224,12 +4912,21 @@
         </w:rPr>
         <w:t>分析發現，衛星仰角與通訊品質呈現正相關關係，當衛星接近天頂位置時，訊號強度較佳且通訊品質較穩定；</w:t>
       </w:r>
+      <w:proofErr w:type="gramStart"/>
       <w:r>
         <w:rPr>
           <w:rFonts w:ascii="標楷體" w:hAnsi="標楷體" w:cs="新細明體"/>
           <w:lang w:eastAsia="zh-TW"/>
         </w:rPr>
-        <w:t>反之，當衛星仰角降低時，訊號品質亦可能受到影響。此結果與衛星通訊理論相符，顯示仰角可作為評估通訊品質的重要參考指標。</w:t>
+        <w:t>反之，</w:t>
+      </w:r>
+      <w:proofErr w:type="gramEnd"/>
+      <w:r>
+        <w:rPr>
+          <w:rFonts w:ascii="標楷體" w:hAnsi="標楷體" w:cs="新細明體"/>
+          <w:lang w:eastAsia="zh-TW"/>
+        </w:rPr>
+        <w:t>當衛星仰角降低時，訊號品質亦可能受到影響。此結果與衛星通訊理論相符，顯示仰角可作為評估通訊品質的重要參考指標。</w:t>
       </w:r>
     </w:p>
     <w:p>
@@ -3340,6 +5037,7 @@
           <w:szCs w:val="40"/>
           <w:lang w:eastAsia="zh-TW"/>
         </w:rPr>
+        <w:lastRenderedPageBreak/>
         <w:t>參考文獻</w:t>
       </w:r>
     </w:p>
@@ -3437,7 +5135,23 @@
           <w:rFonts w:hint="eastAsia"/>
           <w:lang w:eastAsia="zh-TW"/>
         </w:rPr>
-        <w:t>「中華電布局低中高軌衛星，持續關注</w:t>
+        <w:t>「</w:t>
+      </w:r>
+      <w:proofErr w:type="gramStart"/>
+      <w:r>
+        <w:rPr>
+          <w:rFonts w:hint="eastAsia"/>
+          <w:lang w:eastAsia="zh-TW"/>
+        </w:rPr>
+        <w:t>中華電布局</w:t>
+      </w:r>
+      <w:proofErr w:type="gramEnd"/>
+      <w:r>
+        <w:rPr>
+          <w:rFonts w:hint="eastAsia"/>
+          <w:lang w:eastAsia="zh-TW"/>
+        </w:rPr>
+        <w:t>低中高軌衛星，持續關注</w:t>
       </w:r>
       <w:r>
         <w:rPr>
@@ -3644,8 +5358,17 @@
           <w:rFonts w:hint="eastAsia"/>
           <w:lang w:eastAsia="zh-TW"/>
         </w:rPr>
-        <w:t>「已經從海底電纜、陸地通訊系統到空中衛星，海陸空三管齊下」社群貼文</w:t>
-      </w:r>
+        <w:t>「已經從海底電纜、陸地通訊系統到空中衛星，海陸空三管齊下」社</w:t>
+      </w:r>
+      <w:proofErr w:type="gramStart"/>
+      <w:r>
+        <w:rPr>
+          <w:rFonts w:hint="eastAsia"/>
+          <w:lang w:eastAsia="zh-TW"/>
+        </w:rPr>
+        <w:t>群貼文</w:t>
+      </w:r>
+      <w:proofErr w:type="gramEnd"/>
       <w:r>
         <w:rPr>
           <w:rFonts w:hint="eastAsia"/>
@@ -3669,15 +5392,7 @@
             <w:rStyle w:val="a8"/>
             <w:lang w:eastAsia="zh-TW"/>
           </w:rPr>
-          <w:t>https://www.facebook.com/moda.gov.tw/posts/%E5%82%99%E6%8F%B4%E5%A4%9A%E7%AE%A1%E9%81%93%E9%80%9A%E8%A8%8A%E6%9C%89%E4%BE%9D%E9%9D%A0%E6%95%B8%E7%99%BC%E9%83%A8%E7%82%BA%E4%BA%86%E8%AE%93%E5%A4%A7%E5%AE%B6%E7%9A%84%E9%80%9A%E8%A8%8A%E6%9B%B4%E5%8F%AF%E9%9D%A0%E5%B7%B2%E7%B6%93%E5%BE%9E%E6%B5%B7%E5%BA%95%E9%9B%BB%E7%BA%9C%E9%99%B8%E5%9C%B0%E9%80%9A%E8%A8%8A%E7%B3%BB%E7%B5%B1%E5%88%B0%E7%A9%BA%E4%B8%AD%E8%A1%9B%E6%98%9F%E6%B5%B7%E9%99%B8%E7%A9%BA%E4%B8%89%E7%AE%A1%E9%BD%8A%E4%B8%8B%E5%85%A8%E9%9D%A2%E5%8A%A0%E5%BC%B7%E9%80%9</w:t>
-        </w:r>
-        <w:r>
-          <w:rPr>
-            <w:rStyle w:val="a8"/>
-            <w:lang w:eastAsia="zh-TW"/>
-          </w:rPr>
-          <w:lastRenderedPageBreak/>
-          <w:t>A%E8%A8%8A%E9%9F%8C%E6%80%A7%E6%B5%B7%E5%BA%95%E9%9B%BB%E7%BA%9C%E9%80%8F%E9%81%8E%E4%BF%AE%E6%B3%95%E8%88%87%E9%9B%BB%E4%BF%A1%E6%A5%AD%E8%80%85%E5%90%88%E4%BD%9C%E5%BC%B7%E5%8C%96%E4%BA%8B%E5%89%8D%E9%98%B2%E8%AD%B7%E4%BA%8B%E4%B8%AD/939546372224795/</w:t>
+          <w:t>https://www.facebook.com/moda.gov.tw/posts/%E5%82%99%E6%8F%B4%E5%A4%9A%E7%AE%A1%E9%81%93%E9%80%9A%E8%A8%8A%E6%9C%89%E4%BE%9D%E9%9D%A0%E6%95%B8%E7%99%BC%E9%83%A8%E7%82%BA%E4%BA%86%E8%AE%93%E5%A4%A7%E5%AE%B6%E7%9A%84%E9%80%9A%E8%A8%8A%E6%9B%B4%E5%8F%AF%E9%9D%A0%E5%B7%B2%E7%B6%93%E5%BE%9E%E6%B5%B7%E5%BA%95%E9%9B%BB%E7%BA%9C%E9%99%B8%E5%9C%B0%E9%80%9A%E8%A8%8A%E7%B3%BB%E7%B5%B1%E5%88%B0%E7%A9%BA%E4%B8%AD%E8%A1%9B%E6%98%9F%E6%B5%B7%E9%99%B8%E7%A9%BA%E4%B8%89%E7%AE%A1%E9%BD%8A%E4%B8%8B%E5%85%A8%E9%9D%A2%E5%8A%A0%E5%BC%B7%E9%80%9A%E8%A8%8A%E9%9F%8C%E6%80%A7%E6%B5%B7%E5%BA%95%E9%9B%BB%E7%BA%9C%E9%80%8F%E9%81%8E%E4%BF%AE%E6%B3%95%E8%88%87%E9%9B%BB%E4%BF%A1%E6%A5%AD%E8%80%85%E5%90%88%E4%BD%9C%E5%BC%B7%E5%8C%96%E4%BA%8B%E5%89%8D%E9%98%B2%E8%AD%B7%E4%BA%8B%E4%B8%AD/939546372224795/</w:t>
         </w:r>
       </w:hyperlink>
       <w:bookmarkEnd w:id="5"/>
@@ -3881,7 +5596,13 @@
         <w:rPr>
           <w:lang w:eastAsia="zh-TW"/>
         </w:rPr>
-        <w:t xml:space="preserve"> Sign Strategic Agreement to Launch Taiwan’s First Dedicated Satellite," 2026-03-11. [Online]. Available:</w:t>
+        <w:t xml:space="preserve"> Sign Strategic Agreement to Launch Taiwan’s First Dedicated Satellite," 2026-03-11. [Online]. </w:t>
+      </w:r>
+      <w:r>
+        <w:rPr>
+          <w:lang w:eastAsia="zh-TW"/>
+        </w:rPr>
+        <w:t>Available:</w:t>
       </w:r>
       <w:hyperlink r:id="rId19" w:history="1">
         <w:r>
@@ -3926,6 +5647,7 @@
         </w:rPr>
         <w:t>Taiwan</w:t>
       </w:r>
+      <w:proofErr w:type="gramStart"/>
       <w:r>
         <w:rPr>
           <w:rFonts w:hint="eastAsia"/>
@@ -3933,6 +5655,7 @@
         </w:rPr>
         <w:t>’</w:t>
       </w:r>
+      <w:proofErr w:type="gramEnd"/>
       <w:r>
         <w:rPr>
           <w:rFonts w:hint="eastAsia"/>
@@ -3974,56 +5697,6 @@
     </w:p>
     <w:p>
       <w:pPr>
-        <w:numPr>
-          <w:ilvl w:val="0"/>
-          <w:numId w:val="3"/>
-        </w:numPr>
-        <w:rPr>
-          <w:lang w:eastAsia="zh-TW"/>
-        </w:rPr>
-      </w:pPr>
-      <w:bookmarkStart w:id="11" w:name="_Ref227621660"/>
-      <w:r>
-        <w:rPr>
-          <w:lang w:eastAsia="zh-TW"/>
-        </w:rPr>
-        <w:t xml:space="preserve">OECD, </w:t>
-      </w:r>
-      <w:bookmarkStart w:id="12" w:name="_Hlk231845937"/>
-      <w:r>
-        <w:rPr>
-          <w:lang w:eastAsia="zh-TW"/>
-        </w:rPr>
-        <w:t>“</w:t>
-      </w:r>
-      <w:bookmarkEnd w:id="12"/>
-      <w:r>
-        <w:rPr>
-          <w:lang w:eastAsia="zh-TW"/>
-        </w:rPr>
-        <w:t>Enhancing the Resilience of Communication Networks,” OECD Publishing, 2025. [Online]. Available:</w:t>
-      </w:r>
-      <w:bookmarkEnd w:id="11"/>
-    </w:p>
-    <w:p>
-      <w:pPr>
-        <w:rPr>
-          <w:rStyle w:val="a8"/>
-          <w:lang w:eastAsia="zh-TW"/>
-        </w:rPr>
-      </w:pPr>
-      <w:hyperlink r:id="rId21" w:history="1">
-        <w:r>
-          <w:rPr>
-            <w:rStyle w:val="a8"/>
-            <w:lang w:eastAsia="zh-TW"/>
-          </w:rPr>
-          <w:t>https://www.oecd.org/content/dam/oecd/en/publications/reports/2025/05/enhancing-the-resilience-of-communication-networks_a47d78a1/d6920477-en.pdf</w:t>
-        </w:r>
-      </w:hyperlink>
-    </w:p>
-    <w:p>
-      <w:pPr>
         <w:pStyle w:val="af1"/>
         <w:numPr>
           <w:ilvl w:val="0"/>
@@ -4031,10 +5704,13 @@
         </w:numPr>
         <w:ind w:leftChars="0"/>
         <w:rPr>
-          <w:lang w:eastAsia="zh-TW"/>
-        </w:rPr>
-      </w:pPr>
-      <w:bookmarkStart w:id="13" w:name="_Ref231591481"/>
+          <w:rStyle w:val="a8"/>
+          <w:color w:val="auto"/>
+          <w:u w:val="none"/>
+          <w:lang w:eastAsia="zh-TW"/>
+        </w:rPr>
+      </w:pPr>
+      <w:bookmarkStart w:id="11" w:name="_Ref231591481"/>
       <w:r>
         <w:rPr>
           <w:rFonts w:hint="eastAsia"/>
@@ -4049,6 +5725,7 @@
         </w:rPr>
         <w:t>,</w:t>
       </w:r>
+      <w:proofErr w:type="gramStart"/>
       <w:r>
         <w:rPr>
           <w:rFonts w:hint="eastAsia"/>
@@ -4056,6 +5733,7 @@
         </w:rPr>
         <w:t>“</w:t>
       </w:r>
+      <w:proofErr w:type="gramEnd"/>
       <w:r>
         <w:rPr>
           <w:rFonts w:hint="eastAsia"/>
@@ -4083,7 +5761,7 @@
         </w:rPr>
         <w:t xml:space="preserve"> </w:t>
       </w:r>
-      <w:hyperlink r:id="rId22" w:history="1">
+      <w:hyperlink r:id="rId21" w:history="1">
         <w:r>
           <w:rPr>
             <w:rStyle w:val="a8"/>
@@ -4092,10 +5770,292 @@
           <w:t>https://moda.gov.tw/major-policies/subseacable/fault/1749</w:t>
         </w:r>
       </w:hyperlink>
+      <w:bookmarkEnd w:id="11"/>
+    </w:p>
+    <w:bookmarkStart w:id="12" w:name="_Ref232529814"/>
+    <w:p>
+      <w:pPr>
+        <w:pStyle w:val="af1"/>
+        <w:numPr>
+          <w:ilvl w:val="0"/>
+          <w:numId w:val="3"/>
+        </w:numPr>
+        <w:ind w:leftChars="0"/>
+        <w:rPr>
+          <w:lang w:eastAsia="zh-TW"/>
+        </w:rPr>
+      </w:pPr>
+      <w:r>
+        <w:fldChar w:fldCharType="begin"/>
+      </w:r>
+      <w:r>
+        <w:rPr>
+          <w:lang w:eastAsia="zh-TW"/>
+        </w:rPr>
+        <w:instrText>HYPERLINK "https://www.chinatimes.com/newspapers/2602"</w:instrText>
+      </w:r>
+      <w:r>
+        <w:fldChar w:fldCharType="separate"/>
+      </w:r>
+      <w:r>
+        <w:rPr>
+          <w:rStyle w:val="a8"/>
+          <w:rFonts w:hint="eastAsia"/>
+          <w:lang w:eastAsia="zh-TW"/>
+        </w:rPr>
+        <w:t>工商時報</w:t>
+      </w:r>
+      <w:r>
+        <w:rPr>
+          <w:rStyle w:val="a8"/>
+          <w:lang w:eastAsia="zh-TW"/>
+        </w:rPr>
+        <w:fldChar w:fldCharType="end"/>
+      </w:r>
+      <w:r>
+        <w:rPr>
+          <w:rFonts w:hint="eastAsia"/>
+          <w:lang w:eastAsia="zh-TW"/>
+        </w:rPr>
+        <w:t>,</w:t>
+      </w:r>
+      <w:r>
+        <w:rPr>
+          <w:rFonts w:ascii="Microsoft YaHei" w:eastAsia="Microsoft YaHei" w:hAnsi="Microsoft YaHei" w:cs="新細明體" w:hint="eastAsia"/>
+          <w:smallCaps/>
+          <w:color w:val="000000"/>
+          <w:kern w:val="36"/>
+          <w:sz w:val="72"/>
+          <w:szCs w:val="72"/>
+          <w:lang w:eastAsia="zh-TW"/>
+        </w:rPr>
+        <w:t xml:space="preserve"> </w:t>
+      </w:r>
+      <w:r>
+        <w:rPr>
+          <w:rFonts w:hint="eastAsia"/>
+          <w:lang w:eastAsia="zh-TW"/>
+        </w:rPr>
+        <w:t>國家低軌衛星標案</w:t>
+      </w:r>
+      <w:r>
+        <w:rPr>
+          <w:rFonts w:hint="eastAsia"/>
+          <w:lang w:eastAsia="zh-TW"/>
+        </w:rPr>
+        <w:t xml:space="preserve"> </w:t>
+      </w:r>
+      <w:r>
+        <w:rPr>
+          <w:rFonts w:hint="eastAsia"/>
+          <w:lang w:eastAsia="zh-TW"/>
+        </w:rPr>
+        <w:t>仁寶、</w:t>
+      </w:r>
+      <w:proofErr w:type="gramStart"/>
+      <w:r>
+        <w:rPr>
+          <w:rFonts w:hint="eastAsia"/>
+          <w:lang w:eastAsia="zh-TW"/>
+        </w:rPr>
+        <w:t>緯創搶</w:t>
+      </w:r>
+      <w:proofErr w:type="gramEnd"/>
+      <w:r>
+        <w:rPr>
+          <w:rFonts w:hint="eastAsia"/>
+          <w:lang w:eastAsia="zh-TW"/>
+        </w:rPr>
+        <w:t>下</w:t>
+      </w:r>
+      <w:r>
+        <w:rPr>
+          <w:rFonts w:hint="eastAsia"/>
+          <w:lang w:eastAsia="zh-TW"/>
+        </w:rPr>
+        <w:t>,</w:t>
+      </w:r>
+      <w:r>
+        <w:rPr>
+          <w:rFonts w:ascii="Verdana" w:hAnsi="Verdana"/>
+          <w:color w:val="000000"/>
+          <w:shd w:val="clear" w:color="auto" w:fill="FFFFFF"/>
+          <w:lang w:eastAsia="zh-TW"/>
+        </w:rPr>
+        <w:t xml:space="preserve"> </w:t>
+      </w:r>
+      <w:r>
+        <w:rPr>
+          <w:lang w:eastAsia="zh-TW"/>
+        </w:rPr>
+        <w:t>2025/09/26</w:t>
+      </w:r>
+      <w:r>
+        <w:rPr>
+          <w:rFonts w:hint="eastAsia"/>
+          <w:lang w:eastAsia="zh-TW"/>
+        </w:rPr>
+        <w:t>.</w:t>
+      </w:r>
+      <w:r>
+        <w:rPr>
+          <w:lang w:eastAsia="zh-TW"/>
+        </w:rPr>
+        <w:t xml:space="preserve"> </w:t>
+      </w:r>
+      <w:hyperlink r:id="rId22" w:history="1">
+        <w:r>
+          <w:rPr>
+            <w:rStyle w:val="a8"/>
+            <w:lang w:eastAsia="zh-TW"/>
+          </w:rPr>
+          <w:t>https://www.chinatimes.com/newspapers/20250926000206-260202?chdtv</w:t>
+        </w:r>
+      </w:hyperlink>
+      <w:bookmarkEnd w:id="12"/>
+    </w:p>
+    <w:bookmarkStart w:id="13" w:name="_Ref232529829"/>
+    <w:p>
+      <w:pPr>
+        <w:pStyle w:val="af1"/>
+        <w:numPr>
+          <w:ilvl w:val="0"/>
+          <w:numId w:val="3"/>
+        </w:numPr>
+        <w:ind w:leftChars="0"/>
+        <w:rPr>
+          <w:lang w:eastAsia="zh-TW"/>
+        </w:rPr>
+      </w:pPr>
+      <w:r>
+        <w:fldChar w:fldCharType="begin"/>
+      </w:r>
+      <w:r>
+        <w:rPr>
+          <w:lang w:eastAsia="zh-TW"/>
+        </w:rPr>
+        <w:instrText>HYPERLINK "https://money.udn.com/money/index"</w:instrText>
+      </w:r>
+      <w:r>
+        <w:fldChar w:fldCharType="separate"/>
+      </w:r>
+      <w:r>
+        <w:rPr>
+          <w:rStyle w:val="a8"/>
+          <w:rFonts w:hint="eastAsia"/>
+          <w:lang w:eastAsia="zh-TW"/>
+        </w:rPr>
+        <w:t>經濟日報</w:t>
+      </w:r>
+      <w:r>
+        <w:rPr>
+          <w:rStyle w:val="a8"/>
+          <w:lang w:eastAsia="zh-TW"/>
+        </w:rPr>
+        <w:fldChar w:fldCharType="end"/>
+      </w:r>
+      <w:r>
+        <w:rPr>
+          <w:rFonts w:hint="eastAsia"/>
+          <w:lang w:eastAsia="zh-TW"/>
+        </w:rPr>
+        <w:t>,</w:t>
+      </w:r>
+      <w:r>
+        <w:rPr>
+          <w:rFonts w:ascii="Noto Sans TC" w:eastAsia="Noto Sans TC" w:hAnsi="Noto Sans TC" w:cs="新細明體" w:hint="eastAsia"/>
+          <w:smallCaps/>
+          <w:color w:val="000000"/>
+          <w:kern w:val="36"/>
+          <w:sz w:val="51"/>
+          <w:szCs w:val="51"/>
+          <w:lang w:eastAsia="zh-TW"/>
+        </w:rPr>
+        <w:t xml:space="preserve"> </w:t>
+      </w:r>
+      <w:proofErr w:type="gramStart"/>
+      <w:r>
+        <w:rPr>
+          <w:rFonts w:hint="eastAsia"/>
+          <w:lang w:eastAsia="zh-TW"/>
+        </w:rPr>
+        <w:t>星鏈曾</w:t>
+      </w:r>
+      <w:proofErr w:type="gramEnd"/>
+      <w:r>
+        <w:rPr>
+          <w:rFonts w:hint="eastAsia"/>
+          <w:lang w:eastAsia="zh-TW"/>
+        </w:rPr>
+        <w:t>因獨資</w:t>
+      </w:r>
+      <w:proofErr w:type="gramStart"/>
+      <w:r>
+        <w:rPr>
+          <w:rFonts w:hint="eastAsia"/>
+          <w:lang w:eastAsia="zh-TW"/>
+        </w:rPr>
+        <w:t>要求卡關</w:t>
+      </w:r>
+      <w:proofErr w:type="gramEnd"/>
+      <w:r>
+        <w:rPr>
+          <w:rFonts w:hint="eastAsia"/>
+          <w:lang w:eastAsia="zh-TW"/>
+        </w:rPr>
+        <w:t>！林宜敬：未來競爭對手積極台灣代理商合作</w:t>
+      </w:r>
+      <w:r>
+        <w:rPr>
+          <w:rFonts w:hint="eastAsia"/>
+          <w:lang w:eastAsia="zh-TW"/>
+        </w:rPr>
+        <w:t>,</w:t>
+      </w:r>
+      <w:r>
+        <w:rPr>
+          <w:rFonts w:ascii="Noto Sans TC" w:eastAsia="Noto Sans TC" w:hAnsi="Noto Sans TC" w:hint="eastAsia"/>
+          <w:color w:val="333333"/>
+          <w:sz w:val="21"/>
+          <w:szCs w:val="21"/>
+          <w:shd w:val="clear" w:color="auto" w:fill="FFFFFF"/>
+          <w:lang w:eastAsia="zh-TW"/>
+        </w:rPr>
+        <w:t xml:space="preserve"> </w:t>
+      </w:r>
+      <w:r>
+        <w:rPr>
+          <w:rFonts w:hint="eastAsia"/>
+          <w:lang w:eastAsia="zh-TW"/>
+        </w:rPr>
+        <w:t>2026/05/16</w:t>
+      </w:r>
+      <w:r>
+        <w:rPr>
+          <w:rFonts w:hint="eastAsia"/>
+          <w:lang w:eastAsia="zh-TW"/>
+        </w:rPr>
+        <w:t>.</w:t>
+      </w:r>
+      <w:r>
+        <w:rPr>
+          <w:lang w:eastAsia="zh-TW"/>
+        </w:rPr>
+        <w:t xml:space="preserve"> </w:t>
+      </w:r>
+      <w:hyperlink r:id="rId23" w:history="1">
+        <w:r>
+          <w:rPr>
+            <w:rStyle w:val="a8"/>
+            <w:lang w:eastAsia="zh-TW"/>
+          </w:rPr>
+          <w:t>https://money.udn.com/money/story/5612/9506452</w:t>
+        </w:r>
+      </w:hyperlink>
       <w:bookmarkEnd w:id="13"/>
     </w:p>
     <w:sectPr>
-      <w:headerReference w:type="default" r:id="rId23"/>
+      <w:headerReference w:type="default" r:id="rId24"/>
       <w:pgSz w:w="12240" w:h="15840" w:code="1"/>
       <w:pgMar w:top="1008" w:right="936" w:bottom="1008" w:left="936" w:header="432" w:footer="432" w:gutter="0"/>
       <w:cols w:num="2" w:space="425"/>
@@ -4687,6 +6647,304 @@
     </w:lvl>
   </w:abstractNum>
   <w:abstractNum w:abstractNumId="4" w15:restartNumberingAfterBreak="0">
+    <w:nsid w:val="154A78E0"/>
+    <w:multiLevelType w:val="multilevel"/>
+    <w:tmpl w:val="E1840028"/>
+    <w:lvl w:ilvl="0">
+      <w:start w:val="1"/>
+      <w:numFmt w:val="bullet"/>
+      <w:lvlText w:val=""/>
+      <w:lvlJc w:val="left"/>
+      <w:pPr>
+        <w:tabs>
+          <w:tab w:val="num" w:pos="720"/>
+        </w:tabs>
+        <w:ind w:left="720" w:hanging="360"/>
+      </w:pPr>
+      <w:rPr>
+        <w:rFonts w:ascii="Symbol" w:hAnsi="Symbol" w:hint="default"/>
+        <w:sz w:val="20"/>
+      </w:rPr>
+    </w:lvl>
+    <w:lvl w:ilvl="1" w:tentative="1">
+      <w:start w:val="1"/>
+      <w:numFmt w:val="bullet"/>
+      <w:lvlText w:val=""/>
+      <w:lvlJc w:val="left"/>
+      <w:pPr>
+        <w:tabs>
+          <w:tab w:val="num" w:pos="1440"/>
+        </w:tabs>
+        <w:ind w:left="1440" w:hanging="360"/>
+      </w:pPr>
+      <w:rPr>
+        <w:rFonts w:ascii="Symbol" w:hAnsi="Symbol" w:hint="default"/>
+        <w:sz w:val="20"/>
+      </w:rPr>
+    </w:lvl>
+    <w:lvl w:ilvl="2" w:tentative="1">
+      <w:start w:val="1"/>
+      <w:numFmt w:val="bullet"/>
+      <w:lvlText w:val=""/>
+      <w:lvlJc w:val="left"/>
+      <w:pPr>
+        <w:tabs>
+          <w:tab w:val="num" w:pos="2160"/>
+        </w:tabs>
+        <w:ind w:left="2160" w:hanging="360"/>
+      </w:pPr>
+      <w:rPr>
+        <w:rFonts w:ascii="Symbol" w:hAnsi="Symbol" w:hint="default"/>
+        <w:sz w:val="20"/>
+      </w:rPr>
+    </w:lvl>
+    <w:lvl w:ilvl="3" w:tentative="1">
+      <w:start w:val="1"/>
+      <w:numFmt w:val="bullet"/>
+      <w:lvlText w:val=""/>
+      <w:lvlJc w:val="left"/>
+      <w:pPr>
+        <w:tabs>
+          <w:tab w:val="num" w:pos="2880"/>
+        </w:tabs>
+        <w:ind w:left="2880" w:hanging="360"/>
+      </w:pPr>
+      <w:rPr>
+        <w:rFonts w:ascii="Symbol" w:hAnsi="Symbol" w:hint="default"/>
+        <w:sz w:val="20"/>
+      </w:rPr>
+    </w:lvl>
+    <w:lvl w:ilvl="4" w:tentative="1">
+      <w:start w:val="1"/>
+      <w:numFmt w:val="bullet"/>
+      <w:lvlText w:val=""/>
+      <w:lvlJc w:val="left"/>
+      <w:pPr>
+        <w:tabs>
+          <w:tab w:val="num" w:pos="3600"/>
+        </w:tabs>
+        <w:ind w:left="3600" w:hanging="360"/>
+      </w:pPr>
+      <w:rPr>
+        <w:rFonts w:ascii="Symbol" w:hAnsi="Symbol" w:hint="default"/>
+        <w:sz w:val="20"/>
+      </w:rPr>
+    </w:lvl>
+    <w:lvl w:ilvl="5" w:tentative="1">
+      <w:start w:val="1"/>
+      <w:numFmt w:val="bullet"/>
+      <w:lvlText w:val=""/>
+      <w:lvlJc w:val="left"/>
+      <w:pPr>
+        <w:tabs>
+          <w:tab w:val="num" w:pos="4320"/>
+        </w:tabs>
+        <w:ind w:left="4320" w:hanging="360"/>
+      </w:pPr>
+      <w:rPr>
+        <w:rFonts w:ascii="Symbol" w:hAnsi="Symbol" w:hint="default"/>
+        <w:sz w:val="20"/>
+      </w:rPr>
+    </w:lvl>
+    <w:lvl w:ilvl="6" w:tentative="1">
+      <w:start w:val="1"/>
+      <w:numFmt w:val="bullet"/>
+      <w:lvlText w:val=""/>
+      <w:lvlJc w:val="left"/>
+      <w:pPr>
+        <w:tabs>
+          <w:tab w:val="num" w:pos="5040"/>
+        </w:tabs>
+        <w:ind w:left="5040" w:hanging="360"/>
+      </w:pPr>
+      <w:rPr>
+        <w:rFonts w:ascii="Symbol" w:hAnsi="Symbol" w:hint="default"/>
+        <w:sz w:val="20"/>
+      </w:rPr>
+    </w:lvl>
+    <w:lvl w:ilvl="7" w:tentative="1">
+      <w:start w:val="1"/>
+      <w:numFmt w:val="bullet"/>
+      <w:lvlText w:val=""/>
+      <w:lvlJc w:val="left"/>
+      <w:pPr>
+        <w:tabs>
+          <w:tab w:val="num" w:pos="5760"/>
+        </w:tabs>
+        <w:ind w:left="5760" w:hanging="360"/>
+      </w:pPr>
+      <w:rPr>
+        <w:rFonts w:ascii="Symbol" w:hAnsi="Symbol" w:hint="default"/>
+        <w:sz w:val="20"/>
+      </w:rPr>
+    </w:lvl>
+    <w:lvl w:ilvl="8" w:tentative="1">
+      <w:start w:val="1"/>
+      <w:numFmt w:val="bullet"/>
+      <w:lvlText w:val=""/>
+      <w:lvlJc w:val="left"/>
+      <w:pPr>
+        <w:tabs>
+          <w:tab w:val="num" w:pos="6480"/>
+        </w:tabs>
+        <w:ind w:left="6480" w:hanging="360"/>
+      </w:pPr>
+      <w:rPr>
+        <w:rFonts w:ascii="Symbol" w:hAnsi="Symbol" w:hint="default"/>
+        <w:sz w:val="20"/>
+      </w:rPr>
+    </w:lvl>
+  </w:abstractNum>
+  <w:abstractNum w:abstractNumId="5" w15:restartNumberingAfterBreak="0">
+    <w:nsid w:val="2CB018C3"/>
+    <w:multiLevelType w:val="multilevel"/>
+    <w:tmpl w:val="6D4A44A2"/>
+    <w:lvl w:ilvl="0">
+      <w:start w:val="1"/>
+      <w:numFmt w:val="bullet"/>
+      <w:lvlText w:val=""/>
+      <w:lvlJc w:val="left"/>
+      <w:pPr>
+        <w:tabs>
+          <w:tab w:val="num" w:pos="720"/>
+        </w:tabs>
+        <w:ind w:left="720" w:hanging="360"/>
+      </w:pPr>
+      <w:rPr>
+        <w:rFonts w:ascii="Symbol" w:hAnsi="Symbol" w:hint="default"/>
+        <w:sz w:val="20"/>
+      </w:rPr>
+    </w:lvl>
+    <w:lvl w:ilvl="1" w:tentative="1">
+      <w:start w:val="1"/>
+      <w:numFmt w:val="bullet"/>
+      <w:lvlText w:val=""/>
+      <w:lvlJc w:val="left"/>
+      <w:pPr>
+        <w:tabs>
+          <w:tab w:val="num" w:pos="1440"/>
+        </w:tabs>
+        <w:ind w:left="1440" w:hanging="360"/>
+      </w:pPr>
+      <w:rPr>
+        <w:rFonts w:ascii="Symbol" w:hAnsi="Symbol" w:hint="default"/>
+        <w:sz w:val="20"/>
+      </w:rPr>
+    </w:lvl>
+    <w:lvl w:ilvl="2" w:tentative="1">
+      <w:start w:val="1"/>
+      <w:numFmt w:val="bullet"/>
+      <w:lvlText w:val=""/>
+      <w:lvlJc w:val="left"/>
+      <w:pPr>
+        <w:tabs>
+          <w:tab w:val="num" w:pos="2160"/>
+        </w:tabs>
+        <w:ind w:left="2160" w:hanging="360"/>
+      </w:pPr>
+      <w:rPr>
+        <w:rFonts w:ascii="Symbol" w:hAnsi="Symbol" w:hint="default"/>
+        <w:sz w:val="20"/>
+      </w:rPr>
+    </w:lvl>
+    <w:lvl w:ilvl="3" w:tentative="1">
+      <w:start w:val="1"/>
+      <w:numFmt w:val="bullet"/>
+      <w:lvlText w:val=""/>
+      <w:lvlJc w:val="left"/>
+      <w:pPr>
+        <w:tabs>
+          <w:tab w:val="num" w:pos="2880"/>
+        </w:tabs>
+        <w:ind w:left="2880" w:hanging="360"/>
+      </w:pPr>
+      <w:rPr>
+        <w:rFonts w:ascii="Symbol" w:hAnsi="Symbol" w:hint="default"/>
+        <w:sz w:val="20"/>
+      </w:rPr>
+    </w:lvl>
+    <w:lvl w:ilvl="4" w:tentative="1">
+      <w:start w:val="1"/>
+      <w:numFmt w:val="bullet"/>
+      <w:lvlText w:val=""/>
+      <w:lvlJc w:val="left"/>
+      <w:pPr>
+        <w:tabs>
+          <w:tab w:val="num" w:pos="3600"/>
+        </w:tabs>
+        <w:ind w:left="3600" w:hanging="360"/>
+      </w:pPr>
+      <w:rPr>
+        <w:rFonts w:ascii="Symbol" w:hAnsi="Symbol" w:hint="default"/>
+        <w:sz w:val="20"/>
+      </w:rPr>
+    </w:lvl>
+    <w:lvl w:ilvl="5" w:tentative="1">
+      <w:start w:val="1"/>
+      <w:numFmt w:val="bullet"/>
+      <w:lvlText w:val=""/>
+      <w:lvlJc w:val="left"/>
+      <w:pPr>
+        <w:tabs>
+          <w:tab w:val="num" w:pos="4320"/>
+        </w:tabs>
+        <w:ind w:left="4320" w:hanging="360"/>
+      </w:pPr>
+      <w:rPr>
+        <w:rFonts w:ascii="Symbol" w:hAnsi="Symbol" w:hint="default"/>
+        <w:sz w:val="20"/>
+      </w:rPr>
+    </w:lvl>
+    <w:lvl w:ilvl="6" w:tentative="1">
+      <w:start w:val="1"/>
+      <w:numFmt w:val="bullet"/>
+      <w:lvlText w:val=""/>
+      <w:lvlJc w:val="left"/>
+      <w:pPr>
+        <w:tabs>
+          <w:tab w:val="num" w:pos="5040"/>
+        </w:tabs>
+        <w:ind w:left="5040" w:hanging="360"/>
+      </w:pPr>
+      <w:rPr>
+        <w:rFonts w:ascii="Symbol" w:hAnsi="Symbol" w:hint="default"/>
+        <w:sz w:val="20"/>
+      </w:rPr>
+    </w:lvl>
+    <w:lvl w:ilvl="7" w:tentative="1">
+      <w:start w:val="1"/>
+      <w:numFmt w:val="bullet"/>
+      <w:lvlText w:val=""/>
+      <w:lvlJc w:val="left"/>
+      <w:pPr>
+        <w:tabs>
+          <w:tab w:val="num" w:pos="5760"/>
+        </w:tabs>
+        <w:ind w:left="5760" w:hanging="360"/>
+      </w:pPr>
+      <w:rPr>
+        <w:rFonts w:ascii="Symbol" w:hAnsi="Symbol" w:hint="default"/>
+        <w:sz w:val="20"/>
+      </w:rPr>
+    </w:lvl>
+    <w:lvl w:ilvl="8" w:tentative="1">
+      <w:start w:val="1"/>
+      <w:numFmt w:val="bullet"/>
+      <w:lvlText w:val=""/>
+      <w:lvlJc w:val="left"/>
+      <w:pPr>
+        <w:tabs>
+          <w:tab w:val="num" w:pos="6480"/>
+        </w:tabs>
+        <w:ind w:left="6480" w:hanging="360"/>
+      </w:pPr>
+      <w:rPr>
+        <w:rFonts w:ascii="Symbol" w:hAnsi="Symbol" w:hint="default"/>
+        <w:sz w:val="20"/>
+      </w:rPr>
+    </w:lvl>
+  </w:abstractNum>
+  <w:abstractNum w:abstractNumId="6" w15:restartNumberingAfterBreak="0">
     <w:nsid w:val="3A1C73A6"/>
     <w:multiLevelType w:val="multilevel"/>
     <w:tmpl w:val="EC54E2F0"/>
@@ -4799,7 +7057,7 @@
       </w:pPr>
     </w:lvl>
   </w:abstractNum>
-  <w:abstractNum w:abstractNumId="5" w15:restartNumberingAfterBreak="0">
+  <w:abstractNum w:abstractNumId="7" w15:restartNumberingAfterBreak="0">
     <w:nsid w:val="3A877D64"/>
     <w:multiLevelType w:val="singleLevel"/>
     <w:tmpl w:val="5DA6FC16"/>
@@ -4817,7 +7075,7 @@
       </w:pPr>
     </w:lvl>
   </w:abstractNum>
-  <w:abstractNum w:abstractNumId="6" w15:restartNumberingAfterBreak="0">
+  <w:abstractNum w:abstractNumId="8" w15:restartNumberingAfterBreak="0">
     <w:nsid w:val="3C942747"/>
     <w:multiLevelType w:val="hybridMultilevel"/>
     <w:tmpl w:val="14B4B46C"/>
@@ -4903,7 +7161,7 @@
       </w:pPr>
     </w:lvl>
   </w:abstractNum>
-  <w:abstractNum w:abstractNumId="7" w15:restartNumberingAfterBreak="0">
+  <w:abstractNum w:abstractNumId="9" w15:restartNumberingAfterBreak="0">
     <w:nsid w:val="3D687706"/>
     <w:multiLevelType w:val="multilevel"/>
     <w:tmpl w:val="DA7C43B4"/>
@@ -5052,7 +7310,156 @@
       </w:rPr>
     </w:lvl>
   </w:abstractNum>
-  <w:abstractNum w:abstractNumId="8" w15:restartNumberingAfterBreak="0">
+  <w:abstractNum w:abstractNumId="10" w15:restartNumberingAfterBreak="0">
+    <w:nsid w:val="40583E5E"/>
+    <w:multiLevelType w:val="multilevel"/>
+    <w:tmpl w:val="D2BAD476"/>
+    <w:lvl w:ilvl="0">
+      <w:start w:val="1"/>
+      <w:numFmt w:val="bullet"/>
+      <w:lvlText w:val=""/>
+      <w:lvlJc w:val="left"/>
+      <w:pPr>
+        <w:tabs>
+          <w:tab w:val="num" w:pos="720"/>
+        </w:tabs>
+        <w:ind w:left="720" w:hanging="360"/>
+      </w:pPr>
+      <w:rPr>
+        <w:rFonts w:ascii="Symbol" w:hAnsi="Symbol" w:hint="default"/>
+        <w:sz w:val="20"/>
+      </w:rPr>
+    </w:lvl>
+    <w:lvl w:ilvl="1" w:tentative="1">
+      <w:start w:val="1"/>
+      <w:numFmt w:val="bullet"/>
+      <w:lvlText w:val=""/>
+      <w:lvlJc w:val="left"/>
+      <w:pPr>
+        <w:tabs>
+          <w:tab w:val="num" w:pos="1440"/>
+        </w:tabs>
+        <w:ind w:left="1440" w:hanging="360"/>
+      </w:pPr>
+      <w:rPr>
+        <w:rFonts w:ascii="Symbol" w:hAnsi="Symbol" w:hint="default"/>
+        <w:sz w:val="20"/>
+      </w:rPr>
+    </w:lvl>
+    <w:lvl w:ilvl="2" w:tentative="1">
+      <w:start w:val="1"/>
+      <w:numFmt w:val="bullet"/>
+      <w:lvlText w:val=""/>
+      <w:lvlJc w:val="left"/>
+      <w:pPr>
+        <w:tabs>
+          <w:tab w:val="num" w:pos="2160"/>
+        </w:tabs>
+        <w:ind w:left="2160" w:hanging="360"/>
+      </w:pPr>
+      <w:rPr>
+        <w:rFonts w:ascii="Symbol" w:hAnsi="Symbol" w:hint="default"/>
+        <w:sz w:val="20"/>
+      </w:rPr>
+    </w:lvl>
+    <w:lvl w:ilvl="3" w:tentative="1">
+      <w:start w:val="1"/>
+      <w:numFmt w:val="bullet"/>
+      <w:lvlText w:val=""/>
+      <w:lvlJc w:val="left"/>
+      <w:pPr>
+        <w:tabs>
+          <w:tab w:val="num" w:pos="2880"/>
+        </w:tabs>
+        <w:ind w:left="2880" w:hanging="360"/>
+      </w:pPr>
+      <w:rPr>
+        <w:rFonts w:ascii="Symbol" w:hAnsi="Symbol" w:hint="default"/>
+        <w:sz w:val="20"/>
+      </w:rPr>
+    </w:lvl>
+    <w:lvl w:ilvl="4" w:tentative="1">
+      <w:start w:val="1"/>
+      <w:numFmt w:val="bullet"/>
+      <w:lvlText w:val=""/>
+      <w:lvlJc w:val="left"/>
+      <w:pPr>
+        <w:tabs>
+          <w:tab w:val="num" w:pos="3600"/>
+        </w:tabs>
+        <w:ind w:left="3600" w:hanging="360"/>
+      </w:pPr>
+      <w:rPr>
+        <w:rFonts w:ascii="Symbol" w:hAnsi="Symbol" w:hint="default"/>
+        <w:sz w:val="20"/>
+      </w:rPr>
+    </w:lvl>
+    <w:lvl w:ilvl="5" w:tentative="1">
+      <w:start w:val="1"/>
+      <w:numFmt w:val="bullet"/>
+      <w:lvlText w:val=""/>
+      <w:lvlJc w:val="left"/>
+      <w:pPr>
+        <w:tabs>
+          <w:tab w:val="num" w:pos="4320"/>
+        </w:tabs>
+        <w:ind w:left="4320" w:hanging="360"/>
+      </w:pPr>
+      <w:rPr>
+        <w:rFonts w:ascii="Symbol" w:hAnsi="Symbol" w:hint="default"/>
+        <w:sz w:val="20"/>
+      </w:rPr>
+    </w:lvl>
+    <w:lvl w:ilvl="6" w:tentative="1">
+      <w:start w:val="1"/>
+      <w:numFmt w:val="bullet"/>
+      <w:lvlText w:val=""/>
+      <w:lvlJc w:val="left"/>
+      <w:pPr>
+        <w:tabs>
+          <w:tab w:val="num" w:pos="5040"/>
+        </w:tabs>
+        <w:ind w:left="5040" w:hanging="360"/>
+      </w:pPr>
+      <w:rPr>
+        <w:rFonts w:ascii="Symbol" w:hAnsi="Symbol" w:hint="default"/>
+        <w:sz w:val="20"/>
+      </w:rPr>
+    </w:lvl>
+    <w:lvl w:ilvl="7" w:tentative="1">
+      <w:start w:val="1"/>
+      <w:numFmt w:val="bullet"/>
+      <w:lvlText w:val=""/>
+      <w:lvlJc w:val="left"/>
+      <w:pPr>
+        <w:tabs>
+          <w:tab w:val="num" w:pos="5760"/>
+        </w:tabs>
+        <w:ind w:left="5760" w:hanging="360"/>
+      </w:pPr>
+      <w:rPr>
+        <w:rFonts w:ascii="Symbol" w:hAnsi="Symbol" w:hint="default"/>
+        <w:sz w:val="20"/>
+      </w:rPr>
+    </w:lvl>
+    <w:lvl w:ilvl="8" w:tentative="1">
+      <w:start w:val="1"/>
+      <w:numFmt w:val="bullet"/>
+      <w:lvlText w:val=""/>
+      <w:lvlJc w:val="left"/>
+      <w:pPr>
+        <w:tabs>
+          <w:tab w:val="num" w:pos="6480"/>
+        </w:tabs>
+        <w:ind w:left="6480" w:hanging="360"/>
+      </w:pPr>
+      <w:rPr>
+        <w:rFonts w:ascii="Symbol" w:hAnsi="Symbol" w:hint="default"/>
+        <w:sz w:val="20"/>
+      </w:rPr>
+    </w:lvl>
+  </w:abstractNum>
+  <w:abstractNum w:abstractNumId="11" w15:restartNumberingAfterBreak="0">
     <w:nsid w:val="45C72A56"/>
     <w:multiLevelType w:val="multilevel"/>
     <w:tmpl w:val="9ACC0FAA"/>
@@ -5201,7 +7608,7 @@
       </w:rPr>
     </w:lvl>
   </w:abstractNum>
-  <w:abstractNum w:abstractNumId="9" w15:restartNumberingAfterBreak="0">
+  <w:abstractNum w:abstractNumId="12" w15:restartNumberingAfterBreak="0">
     <w:nsid w:val="46B847C5"/>
     <w:multiLevelType w:val="multilevel"/>
     <w:tmpl w:val="04F8E132"/>
@@ -5314,7 +7721,156 @@
       </w:pPr>
     </w:lvl>
   </w:abstractNum>
-  <w:abstractNum w:abstractNumId="10" w15:restartNumberingAfterBreak="0">
+  <w:abstractNum w:abstractNumId="13" w15:restartNumberingAfterBreak="0">
+    <w:nsid w:val="5D51494D"/>
+    <w:multiLevelType w:val="multilevel"/>
+    <w:tmpl w:val="C39CC2A0"/>
+    <w:lvl w:ilvl="0">
+      <w:start w:val="1"/>
+      <w:numFmt w:val="bullet"/>
+      <w:lvlText w:val=""/>
+      <w:lvlJc w:val="left"/>
+      <w:pPr>
+        <w:tabs>
+          <w:tab w:val="num" w:pos="720"/>
+        </w:tabs>
+        <w:ind w:left="720" w:hanging="360"/>
+      </w:pPr>
+      <w:rPr>
+        <w:rFonts w:ascii="Symbol" w:hAnsi="Symbol" w:hint="default"/>
+        <w:sz w:val="20"/>
+      </w:rPr>
+    </w:lvl>
+    <w:lvl w:ilvl="1" w:tentative="1">
+      <w:start w:val="1"/>
+      <w:numFmt w:val="bullet"/>
+      <w:lvlText w:val=""/>
+      <w:lvlJc w:val="left"/>
+      <w:pPr>
+        <w:tabs>
+          <w:tab w:val="num" w:pos="1440"/>
+        </w:tabs>
+        <w:ind w:left="1440" w:hanging="360"/>
+      </w:pPr>
+      <w:rPr>
+        <w:rFonts w:ascii="Symbol" w:hAnsi="Symbol" w:hint="default"/>
+        <w:sz w:val="20"/>
+      </w:rPr>
+    </w:lvl>
+    <w:lvl w:ilvl="2" w:tentative="1">
+      <w:start w:val="1"/>
+      <w:numFmt w:val="bullet"/>
+      <w:lvlText w:val=""/>
+      <w:lvlJc w:val="left"/>
+      <w:pPr>
+        <w:tabs>
+          <w:tab w:val="num" w:pos="2160"/>
+        </w:tabs>
+        <w:ind w:left="2160" w:hanging="360"/>
+      </w:pPr>
+      <w:rPr>
+        <w:rFonts w:ascii="Symbol" w:hAnsi="Symbol" w:hint="default"/>
+        <w:sz w:val="20"/>
+      </w:rPr>
+    </w:lvl>
+    <w:lvl w:ilvl="3" w:tentative="1">
+      <w:start w:val="1"/>
+      <w:numFmt w:val="bullet"/>
+      <w:lvlText w:val=""/>
+      <w:lvlJc w:val="left"/>
+      <w:pPr>
+        <w:tabs>
+          <w:tab w:val="num" w:pos="2880"/>
+        </w:tabs>
+        <w:ind w:left="2880" w:hanging="360"/>
+      </w:pPr>
+      <w:rPr>
+        <w:rFonts w:ascii="Symbol" w:hAnsi="Symbol" w:hint="default"/>
+        <w:sz w:val="20"/>
+      </w:rPr>
+    </w:lvl>
+    <w:lvl w:ilvl="4" w:tentative="1">
+      <w:start w:val="1"/>
+      <w:numFmt w:val="bullet"/>
+      <w:lvlText w:val=""/>
+      <w:lvlJc w:val="left"/>
+      <w:pPr>
+        <w:tabs>
+          <w:tab w:val="num" w:pos="3600"/>
+        </w:tabs>
+        <w:ind w:left="3600" w:hanging="360"/>
+      </w:pPr>
+      <w:rPr>
+        <w:rFonts w:ascii="Symbol" w:hAnsi="Symbol" w:hint="default"/>
+        <w:sz w:val="20"/>
+      </w:rPr>
+    </w:lvl>
+    <w:lvl w:ilvl="5" w:tentative="1">
+      <w:start w:val="1"/>
+      <w:numFmt w:val="bullet"/>
+      <w:lvlText w:val=""/>
+      <w:lvlJc w:val="left"/>
+      <w:pPr>
+        <w:tabs>
+          <w:tab w:val="num" w:pos="4320"/>
+        </w:tabs>
+        <w:ind w:left="4320" w:hanging="360"/>
+      </w:pPr>
+      <w:rPr>
+        <w:rFonts w:ascii="Symbol" w:hAnsi="Symbol" w:hint="default"/>
+        <w:sz w:val="20"/>
+      </w:rPr>
+    </w:lvl>
+    <w:lvl w:ilvl="6" w:tentative="1">
+      <w:start w:val="1"/>
+      <w:numFmt w:val="bullet"/>
+      <w:lvlText w:val=""/>
+      <w:lvlJc w:val="left"/>
+      <w:pPr>
+        <w:tabs>
+          <w:tab w:val="num" w:pos="5040"/>
+        </w:tabs>
+        <w:ind w:left="5040" w:hanging="360"/>
+      </w:pPr>
+      <w:rPr>
+        <w:rFonts w:ascii="Symbol" w:hAnsi="Symbol" w:hint="default"/>
+        <w:sz w:val="20"/>
+      </w:rPr>
+    </w:lvl>
+    <w:lvl w:ilvl="7" w:tentative="1">
+      <w:start w:val="1"/>
+      <w:numFmt w:val="bullet"/>
+      <w:lvlText w:val=""/>
+      <w:lvlJc w:val="left"/>
+      <w:pPr>
+        <w:tabs>
+          <w:tab w:val="num" w:pos="5760"/>
+        </w:tabs>
+        <w:ind w:left="5760" w:hanging="360"/>
+      </w:pPr>
+      <w:rPr>
+        <w:rFonts w:ascii="Symbol" w:hAnsi="Symbol" w:hint="default"/>
+        <w:sz w:val="20"/>
+      </w:rPr>
+    </w:lvl>
+    <w:lvl w:ilvl="8" w:tentative="1">
+      <w:start w:val="1"/>
+      <w:numFmt w:val="bullet"/>
+      <w:lvlText w:val=""/>
+      <w:lvlJc w:val="left"/>
+      <w:pPr>
+        <w:tabs>
+          <w:tab w:val="num" w:pos="6480"/>
+        </w:tabs>
+        <w:ind w:left="6480" w:hanging="360"/>
+      </w:pPr>
+      <w:rPr>
+        <w:rFonts w:ascii="Symbol" w:hAnsi="Symbol" w:hint="default"/>
+        <w:sz w:val="20"/>
+      </w:rPr>
+    </w:lvl>
+  </w:abstractNum>
+  <w:abstractNum w:abstractNumId="14" w15:restartNumberingAfterBreak="0">
     <w:nsid w:val="6136167C"/>
     <w:multiLevelType w:val="hybridMultilevel"/>
     <w:tmpl w:val="81B6BD34"/>
@@ -5400,7 +7956,7 @@
       </w:pPr>
     </w:lvl>
   </w:abstractNum>
-  <w:abstractNum w:abstractNumId="11" w15:restartNumberingAfterBreak="0">
+  <w:abstractNum w:abstractNumId="15" w15:restartNumberingAfterBreak="0">
     <w:nsid w:val="656E7D7F"/>
     <w:multiLevelType w:val="hybridMultilevel"/>
     <w:tmpl w:val="523422F4"/>
@@ -5486,7 +8042,7 @@
       </w:pPr>
     </w:lvl>
   </w:abstractNum>
-  <w:abstractNum w:abstractNumId="12" w15:restartNumberingAfterBreak="0">
+  <w:abstractNum w:abstractNumId="16" w15:restartNumberingAfterBreak="0">
     <w:nsid w:val="69B8780F"/>
     <w:multiLevelType w:val="multilevel"/>
     <w:tmpl w:val="65BC7AC4"/>
@@ -5635,7 +8191,7 @@
       </w:rPr>
     </w:lvl>
   </w:abstractNum>
-  <w:abstractNum w:abstractNumId="13" w15:restartNumberingAfterBreak="0">
+  <w:abstractNum w:abstractNumId="17" w15:restartNumberingAfterBreak="0">
     <w:nsid w:val="6DC3293B"/>
     <w:multiLevelType w:val="singleLevel"/>
     <w:tmpl w:val="3A8EC28E"/>
@@ -5652,7 +8208,7 @@
       </w:pPr>
     </w:lvl>
   </w:abstractNum>
-  <w:abstractNum w:abstractNumId="14" w15:restartNumberingAfterBreak="0">
+  <w:abstractNum w:abstractNumId="18" w15:restartNumberingAfterBreak="0">
     <w:nsid w:val="6DE654AB"/>
     <w:multiLevelType w:val="multilevel"/>
     <w:tmpl w:val="EF821672"/>
@@ -5801,7 +8357,120 @@
       </w:rPr>
     </w:lvl>
   </w:abstractNum>
-  <w:abstractNum w:abstractNumId="15" w15:restartNumberingAfterBreak="0">
+  <w:abstractNum w:abstractNumId="19" w15:restartNumberingAfterBreak="0">
+    <w:nsid w:val="75742583"/>
+    <w:multiLevelType w:val="multilevel"/>
+    <w:tmpl w:val="9B78C7B2"/>
+    <w:lvl w:ilvl="0">
+      <w:start w:val="1"/>
+      <w:numFmt w:val="decimal"/>
+      <w:lvlText w:val="%1."/>
+      <w:lvlJc w:val="left"/>
+      <w:pPr>
+        <w:tabs>
+          <w:tab w:val="num" w:pos="720"/>
+        </w:tabs>
+        <w:ind w:left="720" w:hanging="360"/>
+      </w:pPr>
+    </w:lvl>
+    <w:lvl w:ilvl="1" w:tentative="1">
+      <w:start w:val="1"/>
+      <w:numFmt w:val="decimal"/>
+      <w:lvlText w:val="%2."/>
+      <w:lvlJc w:val="left"/>
+      <w:pPr>
+        <w:tabs>
+          <w:tab w:val="num" w:pos="1440"/>
+        </w:tabs>
+        <w:ind w:left="1440" w:hanging="360"/>
+      </w:pPr>
+    </w:lvl>
+    <w:lvl w:ilvl="2" w:tentative="1">
+      <w:start w:val="1"/>
+      <w:numFmt w:val="decimal"/>
+      <w:lvlText w:val="%3."/>
+      <w:lvlJc w:val="left"/>
+      <w:pPr>
+        <w:tabs>
+          <w:tab w:val="num" w:pos="2160"/>
+        </w:tabs>
+        <w:ind w:left="2160" w:hanging="360"/>
+      </w:pPr>
+    </w:lvl>
+    <w:lvl w:ilvl="3" w:tentative="1">
+      <w:start w:val="1"/>
+      <w:numFmt w:val="decimal"/>
+      <w:lvlText w:val="%4."/>
+      <w:lvlJc w:val="left"/>
+      <w:pPr>
+        <w:tabs>
+          <w:tab w:val="num" w:pos="2880"/>
+        </w:tabs>
+        <w:ind w:left="2880" w:hanging="360"/>
+      </w:pPr>
+    </w:lvl>
+    <w:lvl w:ilvl="4" w:tentative="1">
+      <w:start w:val="1"/>
+      <w:numFmt w:val="decimal"/>
+      <w:lvlText w:val="%5."/>
+      <w:lvlJc w:val="left"/>
+      <w:pPr>
+        <w:tabs>
+          <w:tab w:val="num" w:pos="3600"/>
+        </w:tabs>
+        <w:ind w:left="3600" w:hanging="360"/>
+      </w:pPr>
+    </w:lvl>
+    <w:lvl w:ilvl="5" w:tentative="1">
+      <w:start w:val="1"/>
+      <w:numFmt w:val="decimal"/>
+      <w:lvlText w:val="%6."/>
+      <w:lvlJc w:val="left"/>
+      <w:pPr>
+        <w:tabs>
+          <w:tab w:val="num" w:pos="4320"/>
+        </w:tabs>
+        <w:ind w:left="4320" w:hanging="360"/>
+      </w:pPr>
+    </w:lvl>
+    <w:lvl w:ilvl="6" w:tentative="1">
+      <w:start w:val="1"/>
+      <w:numFmt w:val="decimal"/>
+      <w:lvlText w:val="%7."/>
+      <w:lvlJc w:val="left"/>
+      <w:pPr>
+        <w:tabs>
+          <w:tab w:val="num" w:pos="5040"/>
+        </w:tabs>
+        <w:ind w:left="5040" w:hanging="360"/>
+      </w:pPr>
+    </w:lvl>
+    <w:lvl w:ilvl="7" w:tentative="1">
+      <w:start w:val="1"/>
+      <w:numFmt w:val="decimal"/>
+      <w:lvlText w:val="%8."/>
+      <w:lvlJc w:val="left"/>
+      <w:pPr>
+        <w:tabs>
+          <w:tab w:val="num" w:pos="5760"/>
+        </w:tabs>
+        <w:ind w:left="5760" w:hanging="360"/>
+      </w:pPr>
+    </w:lvl>
+    <w:lvl w:ilvl="8" w:tentative="1">
+      <w:start w:val="1"/>
+      <w:numFmt w:val="decimal"/>
+      <w:lvlText w:val="%9."/>
+      <w:lvlJc w:val="left"/>
+      <w:pPr>
+        <w:tabs>
+          <w:tab w:val="num" w:pos="6480"/>
+        </w:tabs>
+        <w:ind w:left="6480" w:hanging="360"/>
+      </w:pPr>
+    </w:lvl>
+  </w:abstractNum>
+  <w:abstractNum w:abstractNumId="20" w15:restartNumberingAfterBreak="0">
     <w:nsid w:val="7B983EC3"/>
     <w:multiLevelType w:val="multilevel"/>
     <w:tmpl w:val="E23CB782"/>
@@ -5914,7 +8583,7 @@
       </w:pPr>
     </w:lvl>
   </w:abstractNum>
-  <w:abstractNum w:abstractNumId="16" w15:restartNumberingAfterBreak="0">
+  <w:abstractNum w:abstractNumId="21" w15:restartNumberingAfterBreak="0">
     <w:nsid w:val="7C220388"/>
     <w:multiLevelType w:val="multilevel"/>
     <w:tmpl w:val="2A98618A"/>
@@ -6027,7 +8696,7 @@
       </w:pPr>
     </w:lvl>
   </w:abstractNum>
-  <w:abstractNum w:abstractNumId="17" w15:restartNumberingAfterBreak="0">
+  <w:abstractNum w:abstractNumId="22" w15:restartNumberingAfterBreak="0">
     <w:nsid w:val="7C6C15F2"/>
     <w:multiLevelType w:val="multilevel"/>
     <w:tmpl w:val="2E9697EE"/>
@@ -6172,6 +8841,155 @@
       </w:pPr>
       <w:rPr>
         <w:rFonts w:ascii="Wingdings" w:hAnsi="Wingdings" w:hint="default"/>
+        <w:sz w:val="20"/>
+      </w:rPr>
+    </w:lvl>
+  </w:abstractNum>
+  <w:abstractNum w:abstractNumId="23" w15:restartNumberingAfterBreak="0">
+    <w:nsid w:val="7FD2789F"/>
+    <w:multiLevelType w:val="multilevel"/>
+    <w:tmpl w:val="5C76B2E2"/>
+    <w:lvl w:ilvl="0">
+      <w:start w:val="1"/>
+      <w:numFmt w:val="bullet"/>
+      <w:lvlText w:val=""/>
+      <w:lvlJc w:val="left"/>
+      <w:pPr>
+        <w:tabs>
+          <w:tab w:val="num" w:pos="720"/>
+        </w:tabs>
+        <w:ind w:left="720" w:hanging="360"/>
+      </w:pPr>
+      <w:rPr>
+        <w:rFonts w:ascii="Symbol" w:hAnsi="Symbol" w:hint="default"/>
+        <w:sz w:val="20"/>
+      </w:rPr>
+    </w:lvl>
+    <w:lvl w:ilvl="1" w:tentative="1">
+      <w:start w:val="1"/>
+      <w:numFmt w:val="bullet"/>
+      <w:lvlText w:val=""/>
+      <w:lvlJc w:val="left"/>
+      <w:pPr>
+        <w:tabs>
+          <w:tab w:val="num" w:pos="1440"/>
+        </w:tabs>
+        <w:ind w:left="1440" w:hanging="360"/>
+      </w:pPr>
+      <w:rPr>
+        <w:rFonts w:ascii="Symbol" w:hAnsi="Symbol" w:hint="default"/>
+        <w:sz w:val="20"/>
+      </w:rPr>
+    </w:lvl>
+    <w:lvl w:ilvl="2" w:tentative="1">
+      <w:start w:val="1"/>
+      <w:numFmt w:val="bullet"/>
+      <w:lvlText w:val=""/>
+      <w:lvlJc w:val="left"/>
+      <w:pPr>
+        <w:tabs>
+          <w:tab w:val="num" w:pos="2160"/>
+        </w:tabs>
+        <w:ind w:left="2160" w:hanging="360"/>
+      </w:pPr>
+      <w:rPr>
+        <w:rFonts w:ascii="Symbol" w:hAnsi="Symbol" w:hint="default"/>
+        <w:sz w:val="20"/>
+      </w:rPr>
+    </w:lvl>
+    <w:lvl w:ilvl="3" w:tentative="1">
+      <w:start w:val="1"/>
+      <w:numFmt w:val="bullet"/>
+      <w:lvlText w:val=""/>
+      <w:lvlJc w:val="left"/>
+      <w:pPr>
+        <w:tabs>
+          <w:tab w:val="num" w:pos="2880"/>
+        </w:tabs>
+        <w:ind w:left="2880" w:hanging="360"/>
+      </w:pPr>
+      <w:rPr>
+        <w:rFonts w:ascii="Symbol" w:hAnsi="Symbol" w:hint="default"/>
+        <w:sz w:val="20"/>
+      </w:rPr>
+    </w:lvl>
+    <w:lvl w:ilvl="4" w:tentative="1">
+      <w:start w:val="1"/>
+      <w:numFmt w:val="bullet"/>
+      <w:lvlText w:val=""/>
+      <w:lvlJc w:val="left"/>
+      <w:pPr>
+        <w:tabs>
+          <w:tab w:val="num" w:pos="3600"/>
+        </w:tabs>
+        <w:ind w:left="3600" w:hanging="360"/>
+      </w:pPr>
+      <w:rPr>
+        <w:rFonts w:ascii="Symbol" w:hAnsi="Symbol" w:hint="default"/>
+        <w:sz w:val="20"/>
+      </w:rPr>
+    </w:lvl>
+    <w:lvl w:ilvl="5" w:tentative="1">
+      <w:start w:val="1"/>
+      <w:numFmt w:val="bullet"/>
+      <w:lvlText w:val=""/>
+      <w:lvlJc w:val="left"/>
+      <w:pPr>
+        <w:tabs>
+          <w:tab w:val="num" w:pos="4320"/>
+        </w:tabs>
+        <w:ind w:left="4320" w:hanging="360"/>
+      </w:pPr>
+      <w:rPr>
+        <w:rFonts w:ascii="Symbol" w:hAnsi="Symbol" w:hint="default"/>
+        <w:sz w:val="20"/>
+      </w:rPr>
+    </w:lvl>
+    <w:lvl w:ilvl="6" w:tentative="1">
+      <w:start w:val="1"/>
+      <w:numFmt w:val="bullet"/>
+      <w:lvlText w:val=""/>
+      <w:lvlJc w:val="left"/>
+      <w:pPr>
+        <w:tabs>
+          <w:tab w:val="num" w:pos="5040"/>
+        </w:tabs>
+        <w:ind w:left="5040" w:hanging="360"/>
+      </w:pPr>
+      <w:rPr>
+        <w:rFonts w:ascii="Symbol" w:hAnsi="Symbol" w:hint="default"/>
+        <w:sz w:val="20"/>
+      </w:rPr>
+    </w:lvl>
+    <w:lvl w:ilvl="7" w:tentative="1">
+      <w:start w:val="1"/>
+      <w:numFmt w:val="bullet"/>
+      <w:lvlText w:val=""/>
+      <w:lvlJc w:val="left"/>
+      <w:pPr>
+        <w:tabs>
+          <w:tab w:val="num" w:pos="5760"/>
+        </w:tabs>
+        <w:ind w:left="5760" w:hanging="360"/>
+      </w:pPr>
+      <w:rPr>
+        <w:rFonts w:ascii="Symbol" w:hAnsi="Symbol" w:hint="default"/>
+        <w:sz w:val="20"/>
+      </w:rPr>
+    </w:lvl>
+    <w:lvl w:ilvl="8" w:tentative="1">
+      <w:start w:val="1"/>
+      <w:numFmt w:val="bullet"/>
+      <w:lvlText w:val=""/>
+      <w:lvlJc w:val="left"/>
+      <w:pPr>
+        <w:tabs>
+          <w:tab w:val="num" w:pos="6480"/>
+        </w:tabs>
+        <w:ind w:left="6480" w:hanging="360"/>
+      </w:pPr>
+      <w:rPr>
+        <w:rFonts w:ascii="Symbol" w:hAnsi="Symbol" w:hint="default"/>
         <w:sz w:val="20"/>
       </w:rPr>
     </w:lvl>
@@ -6180,31 +8998,31 @@
     <w:abstractNumId w:val="0"/>
   </w:num>
   <w:num w:numId="2" w16cid:durableId="982930819">
-    <w:abstractNumId w:val="5"/>
+    <w:abstractNumId w:val="7"/>
   </w:num>
   <w:num w:numId="3" w16cid:durableId="1347172284">
-    <w:abstractNumId w:val="13"/>
+    <w:abstractNumId w:val="17"/>
   </w:num>
   <w:num w:numId="4" w16cid:durableId="1713263756">
-    <w:abstractNumId w:val="9"/>
+    <w:abstractNumId w:val="12"/>
   </w:num>
   <w:num w:numId="5" w16cid:durableId="1266234217">
-    <w:abstractNumId w:val="8"/>
+    <w:abstractNumId w:val="11"/>
   </w:num>
   <w:num w:numId="6" w16cid:durableId="119302823">
-    <w:abstractNumId w:val="16"/>
+    <w:abstractNumId w:val="21"/>
   </w:num>
   <w:num w:numId="7" w16cid:durableId="1135758312">
-    <w:abstractNumId w:val="15"/>
+    <w:abstractNumId w:val="20"/>
   </w:num>
   <w:num w:numId="8" w16cid:durableId="1446461348">
     <w:abstractNumId w:val="1"/>
   </w:num>
   <w:num w:numId="9" w16cid:durableId="1146387943">
-    <w:abstractNumId w:val="4"/>
+    <w:abstractNumId w:val="6"/>
   </w:num>
   <w:num w:numId="10" w16cid:durableId="1341930361">
-    <w:abstractNumId w:val="7"/>
+    <w:abstractNumId w:val="9"/>
   </w:num>
   <w:num w:numId="11" w16cid:durableId="1143500399">
     <w:abstractNumId w:val="3"/>
@@ -6213,22 +9031,40 @@
     <w:abstractNumId w:val="2"/>
   </w:num>
   <w:num w:numId="13" w16cid:durableId="129637582">
-    <w:abstractNumId w:val="11"/>
+    <w:abstractNumId w:val="15"/>
   </w:num>
   <w:num w:numId="14" w16cid:durableId="250890986">
-    <w:abstractNumId w:val="12"/>
+    <w:abstractNumId w:val="16"/>
   </w:num>
   <w:num w:numId="15" w16cid:durableId="799298358">
+    <w:abstractNumId w:val="18"/>
+  </w:num>
+  <w:num w:numId="16" w16cid:durableId="300427371">
+    <w:abstractNumId w:val="22"/>
+  </w:num>
+  <w:num w:numId="17" w16cid:durableId="682055933">
+    <w:abstractNumId w:val="8"/>
+  </w:num>
+  <w:num w:numId="18" w16cid:durableId="1126047090">
     <w:abstractNumId w:val="14"/>
   </w:num>
-  <w:num w:numId="16" w16cid:durableId="300427371">
-    <w:abstractNumId w:val="17"/>
+  <w:num w:numId="19" w16cid:durableId="343675708">
+    <w:abstractNumId w:val="23"/>
   </w:num>
-  <w:num w:numId="17" w16cid:durableId="682055933">
-    <w:abstractNumId w:val="6"/>
+  <w:num w:numId="20" w16cid:durableId="916289081">
+    <w:abstractNumId w:val="4"/>
   </w:num>
-  <w:num w:numId="18" w16cid:durableId="1126047090">
+  <w:num w:numId="21" w16cid:durableId="790317476">
+    <w:abstractNumId w:val="5"/>
+  </w:num>
+  <w:num w:numId="22" w16cid:durableId="1985160689">
+    <w:abstractNumId w:val="13"/>
+  </w:num>
+  <w:num w:numId="23" w16cid:durableId="613634089">
     <w:abstractNumId w:val="10"/>
+  </w:num>
+  <w:num w:numId="24" w16cid:durableId="1502425990">
+    <w:abstractNumId w:val="19"/>
   </w:num>
   <w:numIdMacAtCleanup w:val="13"/>
 </w:numbering>
@@ -6719,7 +9555,6 @@
   <w:style w:type="character" w:default="1" w:styleId="a0">
     <w:name w:val="Default Paragraph Font"/>
     <w:uiPriority w:val="1"/>
-    <w:semiHidden/>
     <w:unhideWhenUsed/>
   </w:style>
   <w:style w:type="table" w:default="1" w:styleId="a1">

--- a/112111119_賴俊升.docx
+++ b/112111119_賴俊升.docx
@@ -21,7 +21,6 @@
         </w:rPr>
         <w:t>低軌衛星（</w:t>
       </w:r>
-      <w:proofErr w:type="spellStart"/>
       <w:r>
         <w:rPr>
           <w:rFonts w:hint="eastAsia"/>
@@ -31,7 +30,6 @@
         </w:rPr>
         <w:t>Starlink</w:t>
       </w:r>
-      <w:proofErr w:type="spellEnd"/>
       <w:r>
         <w:rPr>
           <w:rFonts w:hint="eastAsia"/>
@@ -109,9 +107,315 @@
           <w:iCs/>
           <w:lang w:eastAsia="zh-TW"/>
         </w:rPr>
-        <w:t>摘要</w:t>
-      </w:r>
-      <w:proofErr w:type="gramStart"/>
+        <w:t>摘要—</w:t>
+      </w:r>
+      <w:r>
+        <w:rPr>
+          <w:b/>
+          <w:bCs/>
+          <w:i/>
+          <w:iCs/>
+          <w:lang w:eastAsia="zh-TW"/>
+        </w:rPr>
+        <w:t>近年來，天然災害、海底電纜中斷及地面通訊設施故障等事件頻繁發生，使通訊韌性成為各國重視的重要議題。低軌衛星（</w:t>
+      </w:r>
+      <w:r>
+        <w:rPr>
+          <w:b/>
+          <w:bCs/>
+          <w:i/>
+          <w:iCs/>
+          <w:lang w:eastAsia="zh-TW"/>
+        </w:rPr>
+        <w:t>Low Earth Orbit, LEO</w:t>
+      </w:r>
+      <w:r>
+        <w:rPr>
+          <w:b/>
+          <w:bCs/>
+          <w:i/>
+          <w:iCs/>
+          <w:lang w:eastAsia="zh-TW"/>
+        </w:rPr>
+        <w:t>）通訊系統因具備</w:t>
+      </w:r>
+      <w:r>
+        <w:rPr>
+          <w:b/>
+          <w:bCs/>
+          <w:i/>
+          <w:iCs/>
+          <w:u w:val="single"/>
+          <w:lang w:eastAsia="zh-TW"/>
+        </w:rPr>
+        <w:t>低延遲、廣域覆蓋及快速部署</w:t>
+      </w:r>
+      <w:r>
+        <w:rPr>
+          <w:b/>
+          <w:bCs/>
+          <w:i/>
+          <w:iCs/>
+          <w:lang w:eastAsia="zh-TW"/>
+        </w:rPr>
+        <w:t>等特性，被視為提升通訊備援能力的重要解決方案。本研究以</w:t>
+      </w:r>
+      <w:r>
+        <w:rPr>
+          <w:b/>
+          <w:bCs/>
+          <w:i/>
+          <w:iCs/>
+          <w:lang w:eastAsia="zh-TW"/>
+        </w:rPr>
+        <w:t xml:space="preserve"> Starlink </w:t>
+      </w:r>
+      <w:r>
+        <w:rPr>
+          <w:b/>
+          <w:bCs/>
+          <w:i/>
+          <w:iCs/>
+          <w:lang w:eastAsia="zh-TW"/>
+        </w:rPr>
+        <w:t>低軌衛星系統為研究對象，探討其於臺灣地區作為通訊備援系統之可行性與應用價值。</w:t>
+      </w:r>
+    </w:p>
+    <w:p>
+      <w:pPr>
+        <w:rPr>
+          <w:b/>
+          <w:bCs/>
+          <w:i/>
+          <w:iCs/>
+          <w:lang w:eastAsia="zh-TW"/>
+        </w:rPr>
+      </w:pPr>
+      <w:r>
+        <w:rPr>
+          <w:b/>
+          <w:bCs/>
+          <w:i/>
+          <w:iCs/>
+          <w:lang w:eastAsia="zh-TW"/>
+        </w:rPr>
+        <w:t>研究採用</w:t>
+      </w:r>
+      <w:r>
+        <w:rPr>
+          <w:b/>
+          <w:bCs/>
+          <w:i/>
+          <w:iCs/>
+          <w:lang w:eastAsia="zh-TW"/>
+        </w:rPr>
+        <w:t xml:space="preserve"> Starlink </w:t>
+      </w:r>
+      <w:r>
+        <w:rPr>
+          <w:b/>
+          <w:bCs/>
+          <w:i/>
+          <w:iCs/>
+          <w:lang w:eastAsia="zh-TW"/>
+        </w:rPr>
+        <w:t>公開之</w:t>
+      </w:r>
+      <w:r>
+        <w:rPr>
+          <w:b/>
+          <w:bCs/>
+          <w:i/>
+          <w:iCs/>
+          <w:lang w:eastAsia="zh-TW"/>
+        </w:rPr>
+        <w:t xml:space="preserve"> TLE</w:t>
+      </w:r>
+      <w:r>
+        <w:rPr>
+          <w:b/>
+          <w:bCs/>
+          <w:i/>
+          <w:iCs/>
+          <w:lang w:eastAsia="zh-TW"/>
+        </w:rPr>
+        <w:t>（</w:t>
+      </w:r>
+      <w:r>
+        <w:rPr>
+          <w:b/>
+          <w:bCs/>
+          <w:i/>
+          <w:iCs/>
+          <w:lang w:eastAsia="zh-TW"/>
+        </w:rPr>
+        <w:t>Two-Line Element</w:t>
+      </w:r>
+      <w:r>
+        <w:rPr>
+          <w:b/>
+          <w:bCs/>
+          <w:i/>
+          <w:iCs/>
+          <w:lang w:eastAsia="zh-TW"/>
+        </w:rPr>
+        <w:t>）軌道資料作為分析基礎，利用</w:t>
+      </w:r>
+      <w:r>
+        <w:rPr>
+          <w:b/>
+          <w:bCs/>
+          <w:i/>
+          <w:iCs/>
+          <w:lang w:eastAsia="zh-TW"/>
+        </w:rPr>
+        <w:t xml:space="preserve"> Python </w:t>
+      </w:r>
+      <w:r>
+        <w:rPr>
+          <w:b/>
+          <w:bCs/>
+          <w:i/>
+          <w:iCs/>
+          <w:lang w:eastAsia="zh-TW"/>
+        </w:rPr>
+        <w:t>進行衛星軌道運算與資料前處理，計算衛星經緯度、高度、仰角、方位角及與臺中觀測站之距離等參數，並以</w:t>
+      </w:r>
+      <w:r>
+        <w:rPr>
+          <w:b/>
+          <w:bCs/>
+          <w:i/>
+          <w:iCs/>
+          <w:lang w:eastAsia="zh-TW"/>
+        </w:rPr>
+        <w:t xml:space="preserve"> Power BI </w:t>
+      </w:r>
+      <w:r>
+        <w:rPr>
+          <w:b/>
+          <w:bCs/>
+          <w:i/>
+          <w:iCs/>
+          <w:lang w:eastAsia="zh-TW"/>
+        </w:rPr>
+        <w:t>建立互動式視覺化儀表板。研究透過地圖、卡片、折線圖及散佈圖等視覺化元件，分析衛星空間分布、可用衛星數量、仰角變化及通訊品質指標，並模擬海底電纜中斷等情境，評估低軌衛星之備援能力。</w:t>
+      </w:r>
+    </w:p>
+    <w:p>
+      <w:pPr>
+        <w:rPr>
+          <w:b/>
+          <w:bCs/>
+          <w:i/>
+          <w:iCs/>
+          <w:lang w:eastAsia="zh-TW"/>
+        </w:rPr>
+      </w:pPr>
+      <w:r>
+        <w:rPr>
+          <w:b/>
+          <w:bCs/>
+          <w:i/>
+          <w:iCs/>
+          <w:lang w:eastAsia="zh-TW"/>
+        </w:rPr>
+        <w:t>研究結果顯示，</w:t>
+      </w:r>
+      <w:r>
+        <w:rPr>
+          <w:b/>
+          <w:bCs/>
+          <w:i/>
+          <w:iCs/>
+          <w:lang w:eastAsia="zh-TW"/>
+        </w:rPr>
+        <w:t xml:space="preserve">Starlink </w:t>
+      </w:r>
+      <w:r>
+        <w:rPr>
+          <w:b/>
+          <w:bCs/>
+          <w:i/>
+          <w:iCs/>
+          <w:lang w:eastAsia="zh-TW"/>
+        </w:rPr>
+        <w:t>衛星於臺灣上空</w:t>
+      </w:r>
+      <w:r>
+        <w:rPr>
+          <w:b/>
+          <w:bCs/>
+          <w:i/>
+          <w:iCs/>
+          <w:u w:val="single"/>
+          <w:lang w:eastAsia="zh-TW"/>
+        </w:rPr>
+        <w:t>具有穩定且持續的覆蓋能力</w:t>
+      </w:r>
+      <w:r>
+        <w:rPr>
+          <w:b/>
+          <w:bCs/>
+          <w:i/>
+          <w:iCs/>
+          <w:lang w:eastAsia="zh-TW"/>
+        </w:rPr>
+        <w:t>，多數時間皆維持</w:t>
+      </w:r>
+      <w:r>
+        <w:rPr>
+          <w:b/>
+          <w:bCs/>
+          <w:i/>
+          <w:iCs/>
+          <w:u w:val="single"/>
+          <w:lang w:eastAsia="zh-TW"/>
+        </w:rPr>
+        <w:t>多顆衛星同時可供連線</w:t>
+      </w:r>
+      <w:r>
+        <w:rPr>
+          <w:b/>
+          <w:bCs/>
+          <w:i/>
+          <w:iCs/>
+          <w:lang w:eastAsia="zh-TW"/>
+        </w:rPr>
+        <w:t>。分析結果亦證實衛星仰角與通訊品質呈現正相關關係，當衛星接近天頂位置時，其訊號強度及通訊品質表現最佳。此外，在海底電纜中斷等模擬情境下，系統仍能維持一定程度之通訊服務能力，顯示低軌衛星具備作為地面通訊系統備援方案之潛力。</w:t>
+      </w:r>
+    </w:p>
+    <w:p>
+      <w:pPr>
+        <w:rPr>
+          <w:b/>
+          <w:bCs/>
+          <w:i/>
+          <w:iCs/>
+          <w:lang w:eastAsia="zh-TW"/>
+        </w:rPr>
+      </w:pPr>
+      <w:r>
+        <w:rPr>
+          <w:b/>
+          <w:bCs/>
+          <w:i/>
+          <w:iCs/>
+          <w:lang w:eastAsia="zh-TW"/>
+        </w:rPr>
+        <w:t>本研究透過資料分析與視覺化技術驗證低軌衛星系統於提升臺灣通訊韌性方面之應用價值，研究成果可作為未來衛星通訊建設、災害應變規劃及數位韌性發展之參考依據。</w:t>
+      </w:r>
+    </w:p>
+    <w:p>
+      <w:pPr>
+        <w:rPr>
+          <w:b/>
+          <w:bCs/>
+          <w:i/>
+          <w:iCs/>
+          <w:lang w:eastAsia="zh-TW"/>
+        </w:rPr>
+      </w:pPr>
       <w:r>
         <w:rPr>
           <w:rFonts w:hint="eastAsia"/>
@@ -121,9 +425,8 @@
           <w:iCs/>
           <w:lang w:eastAsia="zh-TW"/>
         </w:rPr>
-        <w:t>—</w:t>
-      </w:r>
-      <w:proofErr w:type="gramEnd"/>
+        <w:t>關鍵</w:t>
+      </w:r>
       <w:r>
         <w:rPr>
           <w:b/>
@@ -132,7 +435,7 @@
           <w:iCs/>
           <w:lang w:eastAsia="zh-TW"/>
         </w:rPr>
-        <w:t>近年來，天然災害、海底電纜中斷及地面通訊設施故障等事件頻繁發生，使通訊韌性成為各國重視的重要議題。低軌衛星（</w:t>
+        <w:t>詞</w:t>
       </w:r>
       <w:r>
         <w:rPr>
@@ -142,7 +445,7 @@
           <w:iCs/>
           <w:lang w:eastAsia="zh-TW"/>
         </w:rPr>
-        <w:t>Low Earth Orbit, LEO</w:t>
+        <w:t>—</w:t>
       </w:r>
       <w:r>
         <w:rPr>
@@ -152,7 +455,7 @@
           <w:iCs/>
           <w:lang w:eastAsia="zh-TW"/>
         </w:rPr>
-        <w:t>）通訊系統因具備</w:t>
+        <w:t>低地球軌道衛星、星鏈計畫、通訊備援、通訊韌性、</w:t>
       </w:r>
       <w:r>
         <w:rPr>
@@ -160,10 +463,9 @@
           <w:bCs/>
           <w:i/>
           <w:iCs/>
-          <w:u w:val="single"/>
-          <w:lang w:eastAsia="zh-TW"/>
-        </w:rPr>
-        <w:t>低延遲、廣域覆蓋及快速部署</w:t>
+          <w:lang w:eastAsia="zh-TW"/>
+        </w:rPr>
+        <w:t>Power BI</w:t>
       </w:r>
       <w:r>
         <w:rPr>
@@ -173,447 +475,6 @@
           <w:iCs/>
           <w:lang w:eastAsia="zh-TW"/>
         </w:rPr>
-        <w:t>等特性，被視為提升通訊備援能力的重要解決方案。本研究以</w:t>
-      </w:r>
-      <w:r>
-        <w:rPr>
-          <w:b/>
-          <w:bCs/>
-          <w:i/>
-          <w:iCs/>
-          <w:lang w:eastAsia="zh-TW"/>
-        </w:rPr>
-        <w:t xml:space="preserve"> </w:t>
-      </w:r>
-      <w:proofErr w:type="spellStart"/>
-      <w:r>
-        <w:rPr>
-          <w:b/>
-          <w:bCs/>
-          <w:i/>
-          <w:iCs/>
-          <w:lang w:eastAsia="zh-TW"/>
-        </w:rPr>
-        <w:t>Starlink</w:t>
-      </w:r>
-      <w:proofErr w:type="spellEnd"/>
-      <w:r>
-        <w:rPr>
-          <w:b/>
-          <w:bCs/>
-          <w:i/>
-          <w:iCs/>
-          <w:lang w:eastAsia="zh-TW"/>
-        </w:rPr>
-        <w:t xml:space="preserve"> </w:t>
-      </w:r>
-      <w:r>
-        <w:rPr>
-          <w:b/>
-          <w:bCs/>
-          <w:i/>
-          <w:iCs/>
-          <w:lang w:eastAsia="zh-TW"/>
-        </w:rPr>
-        <w:t>低軌衛星系統為研究對象，探討其於臺灣地區作為通訊備援系統之可行性與應用價值。</w:t>
-      </w:r>
-    </w:p>
-    <w:p>
-      <w:pPr>
-        <w:rPr>
-          <w:b/>
-          <w:bCs/>
-          <w:i/>
-          <w:iCs/>
-          <w:lang w:eastAsia="zh-TW"/>
-        </w:rPr>
-      </w:pPr>
-      <w:r>
-        <w:rPr>
-          <w:b/>
-          <w:bCs/>
-          <w:i/>
-          <w:iCs/>
-          <w:lang w:eastAsia="zh-TW"/>
-        </w:rPr>
-        <w:t>研究採用</w:t>
-      </w:r>
-      <w:r>
-        <w:rPr>
-          <w:b/>
-          <w:bCs/>
-          <w:i/>
-          <w:iCs/>
-          <w:lang w:eastAsia="zh-TW"/>
-        </w:rPr>
-        <w:t xml:space="preserve"> </w:t>
-      </w:r>
-      <w:proofErr w:type="spellStart"/>
-      <w:r>
-        <w:rPr>
-          <w:b/>
-          <w:bCs/>
-          <w:i/>
-          <w:iCs/>
-          <w:lang w:eastAsia="zh-TW"/>
-        </w:rPr>
-        <w:t>Starlink</w:t>
-      </w:r>
-      <w:proofErr w:type="spellEnd"/>
-      <w:r>
-        <w:rPr>
-          <w:b/>
-          <w:bCs/>
-          <w:i/>
-          <w:iCs/>
-          <w:lang w:eastAsia="zh-TW"/>
-        </w:rPr>
-        <w:t xml:space="preserve"> </w:t>
-      </w:r>
-      <w:r>
-        <w:rPr>
-          <w:b/>
-          <w:bCs/>
-          <w:i/>
-          <w:iCs/>
-          <w:lang w:eastAsia="zh-TW"/>
-        </w:rPr>
-        <w:t>公開之</w:t>
-      </w:r>
-      <w:r>
-        <w:rPr>
-          <w:b/>
-          <w:bCs/>
-          <w:i/>
-          <w:iCs/>
-          <w:lang w:eastAsia="zh-TW"/>
-        </w:rPr>
-        <w:t xml:space="preserve"> TLE</w:t>
-      </w:r>
-      <w:r>
-        <w:rPr>
-          <w:b/>
-          <w:bCs/>
-          <w:i/>
-          <w:iCs/>
-          <w:lang w:eastAsia="zh-TW"/>
-        </w:rPr>
-        <w:t>（</w:t>
-      </w:r>
-      <w:r>
-        <w:rPr>
-          <w:b/>
-          <w:bCs/>
-          <w:i/>
-          <w:iCs/>
-          <w:lang w:eastAsia="zh-TW"/>
-        </w:rPr>
-        <w:t>Two-Line Element</w:t>
-      </w:r>
-      <w:r>
-        <w:rPr>
-          <w:b/>
-          <w:bCs/>
-          <w:i/>
-          <w:iCs/>
-          <w:lang w:eastAsia="zh-TW"/>
-        </w:rPr>
-        <w:t>）軌道資料作為分析基礎，利用</w:t>
-      </w:r>
-      <w:r>
-        <w:rPr>
-          <w:b/>
-          <w:bCs/>
-          <w:i/>
-          <w:iCs/>
-          <w:lang w:eastAsia="zh-TW"/>
-        </w:rPr>
-        <w:t xml:space="preserve"> Python </w:t>
-      </w:r>
-      <w:r>
-        <w:rPr>
-          <w:b/>
-          <w:bCs/>
-          <w:i/>
-          <w:iCs/>
-          <w:lang w:eastAsia="zh-TW"/>
-        </w:rPr>
-        <w:t>進行衛星軌道運算與資料前處理，計算衛星經緯度、高度、仰角、方位角及與</w:t>
-      </w:r>
-      <w:proofErr w:type="gramStart"/>
-      <w:r>
-        <w:rPr>
-          <w:b/>
-          <w:bCs/>
-          <w:i/>
-          <w:iCs/>
-          <w:lang w:eastAsia="zh-TW"/>
-        </w:rPr>
-        <w:t>臺</w:t>
-      </w:r>
-      <w:proofErr w:type="gramEnd"/>
-      <w:r>
-        <w:rPr>
-          <w:b/>
-          <w:bCs/>
-          <w:i/>
-          <w:iCs/>
-          <w:lang w:eastAsia="zh-TW"/>
-        </w:rPr>
-        <w:t>中觀測站之距離等參數，並以</w:t>
-      </w:r>
-      <w:r>
-        <w:rPr>
-          <w:b/>
-          <w:bCs/>
-          <w:i/>
-          <w:iCs/>
-          <w:lang w:eastAsia="zh-TW"/>
-        </w:rPr>
-        <w:t xml:space="preserve"> Power BI </w:t>
-      </w:r>
-      <w:r>
-        <w:rPr>
-          <w:b/>
-          <w:bCs/>
-          <w:i/>
-          <w:iCs/>
-          <w:lang w:eastAsia="zh-TW"/>
-        </w:rPr>
-        <w:t>建立互動式視覺化儀表板。研究透過地圖、卡片、折線圖及散佈圖等視覺化元件，分析衛星空間分布、可用衛星數量、仰角變化及通訊品質指標，並模擬海底電纜中斷等情境，評估低軌衛星之備援能力。</w:t>
-      </w:r>
-    </w:p>
-    <w:p>
-      <w:pPr>
-        <w:rPr>
-          <w:b/>
-          <w:bCs/>
-          <w:i/>
-          <w:iCs/>
-          <w:lang w:eastAsia="zh-TW"/>
-        </w:rPr>
-      </w:pPr>
-      <w:r>
-        <w:rPr>
-          <w:b/>
-          <w:bCs/>
-          <w:i/>
-          <w:iCs/>
-          <w:lang w:eastAsia="zh-TW"/>
-        </w:rPr>
-        <w:t>研究結果顯示，</w:t>
-      </w:r>
-      <w:proofErr w:type="spellStart"/>
-      <w:r>
-        <w:rPr>
-          <w:b/>
-          <w:bCs/>
-          <w:i/>
-          <w:iCs/>
-          <w:lang w:eastAsia="zh-TW"/>
-        </w:rPr>
-        <w:t>Starlink</w:t>
-      </w:r>
-      <w:proofErr w:type="spellEnd"/>
-      <w:r>
-        <w:rPr>
-          <w:b/>
-          <w:bCs/>
-          <w:i/>
-          <w:iCs/>
-          <w:lang w:eastAsia="zh-TW"/>
-        </w:rPr>
-        <w:t xml:space="preserve"> </w:t>
-      </w:r>
-      <w:r>
-        <w:rPr>
-          <w:b/>
-          <w:bCs/>
-          <w:i/>
-          <w:iCs/>
-          <w:lang w:eastAsia="zh-TW"/>
-        </w:rPr>
-        <w:t>衛星於臺灣上空</w:t>
-      </w:r>
-      <w:r>
-        <w:rPr>
-          <w:b/>
-          <w:bCs/>
-          <w:i/>
-          <w:iCs/>
-          <w:u w:val="single"/>
-          <w:lang w:eastAsia="zh-TW"/>
-        </w:rPr>
-        <w:t>具有穩定且持續的覆蓋能力</w:t>
-      </w:r>
-      <w:r>
-        <w:rPr>
-          <w:b/>
-          <w:bCs/>
-          <w:i/>
-          <w:iCs/>
-          <w:lang w:eastAsia="zh-TW"/>
-        </w:rPr>
-        <w:t>，多數時間皆維持</w:t>
-      </w:r>
-      <w:r>
-        <w:rPr>
-          <w:b/>
-          <w:bCs/>
-          <w:i/>
-          <w:iCs/>
-          <w:u w:val="single"/>
-          <w:lang w:eastAsia="zh-TW"/>
-        </w:rPr>
-        <w:t>多顆衛星同時可供連線</w:t>
-      </w:r>
-      <w:r>
-        <w:rPr>
-          <w:b/>
-          <w:bCs/>
-          <w:i/>
-          <w:iCs/>
-          <w:lang w:eastAsia="zh-TW"/>
-        </w:rPr>
-        <w:t>。分析結果亦證實衛星仰角與通訊品質呈現正相關關係，當衛星接近天頂位置時，其訊號強度及通訊品質表現最佳。</w:t>
-      </w:r>
-      <w:proofErr w:type="gramStart"/>
-      <w:r>
-        <w:rPr>
-          <w:b/>
-          <w:bCs/>
-          <w:i/>
-          <w:iCs/>
-          <w:lang w:eastAsia="zh-TW"/>
-        </w:rPr>
-        <w:t>此外，</w:t>
-      </w:r>
-      <w:proofErr w:type="gramEnd"/>
-      <w:r>
-        <w:rPr>
-          <w:b/>
-          <w:bCs/>
-          <w:i/>
-          <w:iCs/>
-          <w:lang w:eastAsia="zh-TW"/>
-        </w:rPr>
-        <w:t>在海底電纜中斷等模擬情境下，系統仍能維持一定程度之通訊服務能力，顯示低軌衛星具備作為地面通訊系統備援方案之潛力。</w:t>
-      </w:r>
-    </w:p>
-    <w:p>
-      <w:pPr>
-        <w:rPr>
-          <w:b/>
-          <w:bCs/>
-          <w:i/>
-          <w:iCs/>
-          <w:lang w:eastAsia="zh-TW"/>
-        </w:rPr>
-      </w:pPr>
-      <w:r>
-        <w:rPr>
-          <w:b/>
-          <w:bCs/>
-          <w:i/>
-          <w:iCs/>
-          <w:lang w:eastAsia="zh-TW"/>
-        </w:rPr>
-        <w:t>本研究透過資料分析與視覺化技術驗證低軌衛星系統於提升臺灣通訊韌性方面之應用價值，研究成果可作為未來衛星通訊建設、災害應變規劃及數位韌性發展之參考依據。</w:t>
-      </w:r>
-    </w:p>
-    <w:p>
-      <w:pPr>
-        <w:rPr>
-          <w:b/>
-          <w:bCs/>
-          <w:i/>
-          <w:iCs/>
-          <w:lang w:eastAsia="zh-TW"/>
-        </w:rPr>
-      </w:pPr>
-      <w:r>
-        <w:rPr>
-          <w:rFonts w:hint="eastAsia"/>
-          <w:b/>
-          <w:bCs/>
-          <w:i/>
-          <w:iCs/>
-          <w:lang w:eastAsia="zh-TW"/>
-        </w:rPr>
-        <w:t>關鍵</w:t>
-      </w:r>
-      <w:r>
-        <w:rPr>
-          <w:b/>
-          <w:bCs/>
-          <w:i/>
-          <w:iCs/>
-          <w:lang w:eastAsia="zh-TW"/>
-        </w:rPr>
-        <w:t>詞</w:t>
-      </w:r>
-      <w:proofErr w:type="gramStart"/>
-      <w:r>
-        <w:rPr>
-          <w:b/>
-          <w:bCs/>
-          <w:i/>
-          <w:iCs/>
-          <w:lang w:eastAsia="zh-TW"/>
-        </w:rPr>
-        <w:t>—</w:t>
-      </w:r>
-      <w:proofErr w:type="gramEnd"/>
-      <w:r>
-        <w:rPr>
-          <w:b/>
-          <w:bCs/>
-          <w:i/>
-          <w:iCs/>
-          <w:lang w:eastAsia="zh-TW"/>
-        </w:rPr>
-        <w:t>低地球軌道衛星、</w:t>
-      </w:r>
-      <w:proofErr w:type="gramStart"/>
-      <w:r>
-        <w:rPr>
-          <w:b/>
-          <w:bCs/>
-          <w:i/>
-          <w:iCs/>
-          <w:lang w:eastAsia="zh-TW"/>
-        </w:rPr>
-        <w:t>星鏈計畫</w:t>
-      </w:r>
-      <w:proofErr w:type="gramEnd"/>
-      <w:r>
-        <w:rPr>
-          <w:b/>
-          <w:bCs/>
-          <w:i/>
-          <w:iCs/>
-          <w:lang w:eastAsia="zh-TW"/>
-        </w:rPr>
-        <w:t>、通訊備援、通訊韌性、</w:t>
-      </w:r>
-      <w:r>
-        <w:rPr>
-          <w:b/>
-          <w:bCs/>
-          <w:i/>
-          <w:iCs/>
-          <w:lang w:eastAsia="zh-TW"/>
-        </w:rPr>
-        <w:t>Power BI</w:t>
-      </w:r>
-      <w:r>
-        <w:rPr>
-          <w:b/>
-          <w:bCs/>
-          <w:i/>
-          <w:iCs/>
-          <w:lang w:eastAsia="zh-TW"/>
-        </w:rPr>
         <w:t>、資料視覺化。</w:t>
       </w:r>
     </w:p>
@@ -644,11 +505,9 @@
           <w:lang w:eastAsia="zh-TW"/>
         </w:rPr>
       </w:pPr>
-      <w:proofErr w:type="spellStart"/>
       <w:r>
         <w:t>應用</w:t>
       </w:r>
-      <w:proofErr w:type="spellEnd"/>
     </w:p>
     <w:p>
       <w:pPr>
@@ -667,39 +526,7 @@
           <w:rFonts w:ascii="標楷體" w:hAnsi="標楷體" w:cs="新細明體" w:hint="eastAsia"/>
           <w:lang w:eastAsia="zh-TW"/>
         </w:rPr>
-        <w:t xml:space="preserve">低軌衛星（Low Earth Orbit, LEO）通訊系統近年來快速發展，其中以 </w:t>
-      </w:r>
-      <w:proofErr w:type="spellStart"/>
-      <w:r>
-        <w:rPr>
-          <w:rFonts w:ascii="標楷體" w:hAnsi="標楷體" w:cs="新細明體" w:hint="eastAsia"/>
-          <w:lang w:eastAsia="zh-TW"/>
-        </w:rPr>
-        <w:t>Starlink</w:t>
-      </w:r>
-      <w:proofErr w:type="spellEnd"/>
-      <w:r>
-        <w:rPr>
-          <w:rFonts w:ascii="標楷體" w:hAnsi="標楷體" w:cs="新細明體" w:hint="eastAsia"/>
-          <w:lang w:eastAsia="zh-TW"/>
-        </w:rPr>
-        <w:t xml:space="preserve"> 為最具代表性的商業應用案例。相較於傳統地球同步軌道衛星（GEO），低軌衛星具有軌道高度較低、傳輸延遲小、訊號品質佳及覆蓋範圍廣等優勢，能有效提供高速且穩定的網際網路服務。由於低軌衛星可透過大量衛星組成星座網路，即使部分地面基礎設施因天災、戰爭或其他突發事件受損，仍能維持基本通訊能力，因此被視為提升國家通訊韌性的重要技術之</w:t>
-      </w:r>
-      <w:proofErr w:type="gramStart"/>
-      <w:r>
-        <w:rPr>
-          <w:rFonts w:ascii="標楷體" w:hAnsi="標楷體" w:cs="新細明體" w:hint="eastAsia"/>
-          <w:lang w:eastAsia="zh-TW"/>
-        </w:rPr>
-        <w:t>一</w:t>
-      </w:r>
-      <w:proofErr w:type="gramEnd"/>
-      <w:r>
-        <w:rPr>
-          <w:rFonts w:ascii="標楷體" w:hAnsi="標楷體" w:cs="新細明體" w:hint="eastAsia"/>
-          <w:lang w:eastAsia="zh-TW"/>
-        </w:rPr>
-        <w:t>。</w:t>
+        <w:t>低軌衛星（Low Earth Orbit, LEO）通訊系統近年來快速發展，其中以 Starlink 為最具代表性的商業應用案例。相較於傳統地球同步軌道衛星（GEO），低軌衛星具有軌道高度較低、傳輸延遲小、訊號品質佳及覆蓋範圍廣等優勢，能有效提供高速且穩定的網際網路服務。由於低軌衛星可透過大量衛星組成星座網路，即使部分地面基礎設施因天災、戰爭或其他突發事件受損，仍能維持基本通訊能力，因此被視為提升國家通訊韌性的重要技術之一。</w:t>
       </w:r>
     </w:p>
     <w:p>
@@ -730,39 +557,7 @@
           <w:rFonts w:ascii="標楷體" w:hAnsi="標楷體" w:cs="新細明體" w:hint="eastAsia"/>
           <w:lang w:eastAsia="zh-TW"/>
         </w:rPr>
-        <w:t xml:space="preserve">近年來，臺灣政府積極推動數位基礎建設與通訊韌性政策，強化關鍵基礎設施的備援能力。為降低對海底電纜及地面通訊網路的依賴，中華電信已與 </w:t>
-      </w:r>
-      <w:proofErr w:type="spellStart"/>
-      <w:r>
-        <w:rPr>
-          <w:rFonts w:ascii="標楷體" w:hAnsi="標楷體" w:cs="新細明體" w:hint="eastAsia"/>
-          <w:lang w:eastAsia="zh-TW"/>
-        </w:rPr>
-        <w:t>OneWeb</w:t>
-      </w:r>
-      <w:proofErr w:type="spellEnd"/>
-      <w:r>
-        <w:rPr>
-          <w:rFonts w:ascii="標楷體" w:hAnsi="標楷體" w:cs="新細明體" w:hint="eastAsia"/>
-          <w:lang w:eastAsia="zh-TW"/>
-        </w:rPr>
-        <w:t xml:space="preserve"> 合作建置低軌衛星地面站，並持續評估與其他衛星服務供應商合作的可能性，以建立多軌道、多供應商及多層次的衛星通訊架構。</w:t>
-      </w:r>
-      <w:proofErr w:type="gramStart"/>
-      <w:r>
-        <w:rPr>
-          <w:rFonts w:ascii="標楷體" w:hAnsi="標楷體" w:cs="新細明體" w:hint="eastAsia"/>
-          <w:lang w:eastAsia="zh-TW"/>
-        </w:rPr>
-        <w:t>此類備援</w:t>
-      </w:r>
-      <w:proofErr w:type="gramEnd"/>
-      <w:r>
-        <w:rPr>
-          <w:rFonts w:ascii="標楷體" w:hAnsi="標楷體" w:cs="新細明體" w:hint="eastAsia"/>
-          <w:lang w:eastAsia="zh-TW"/>
-        </w:rPr>
-        <w:t>系統不僅可支援偏遠山區、離島地區的網路需求，也能在地震、颱風等重大災害發生時，提供緊急通訊服務，確保政府機關、救災單位及民眾之間的資訊傳遞不中斷。</w:t>
+        <w:t>近年來，臺灣政府積極推動數位基礎建設與通訊韌性政策，強化關鍵基礎設施的備援能力。為降低對海底電纜及地面通訊網路的依賴，中華電信已與 OneWeb 合作建置低軌衛星地面站，並持續評估與其他衛星服務供應商合作的可能性，以建立多軌道、多供應商及多層次的衛星通訊架構。此類備援系統不僅可支援偏遠山區、離島地區的網路需求，也能在地震、颱風等重大災害發生時，提供緊急通訊服務，確保政府機關、救災單位及民眾之間的資訊傳遞不中斷。</w:t>
       </w:r>
     </w:p>
     <w:p>
@@ -793,39 +588,7 @@
           <w:rFonts w:ascii="標楷體" w:hAnsi="標楷體" w:cs="新細明體" w:hint="eastAsia"/>
           <w:lang w:eastAsia="zh-TW"/>
         </w:rPr>
-        <w:t xml:space="preserve">基於上述發展趨勢與實際需求，本研究以 </w:t>
-      </w:r>
-      <w:proofErr w:type="spellStart"/>
-      <w:r>
-        <w:rPr>
-          <w:rFonts w:ascii="標楷體" w:hAnsi="標楷體" w:cs="新細明體" w:hint="eastAsia"/>
-          <w:lang w:eastAsia="zh-TW"/>
-        </w:rPr>
-        <w:t>Starlink</w:t>
-      </w:r>
-      <w:proofErr w:type="spellEnd"/>
-      <w:r>
-        <w:rPr>
-          <w:rFonts w:ascii="標楷體" w:hAnsi="標楷體" w:cs="新細明體" w:hint="eastAsia"/>
-          <w:lang w:eastAsia="zh-TW"/>
-        </w:rPr>
-        <w:t xml:space="preserve"> 衛星軌道資料作為分析對象，蒐集衛星位置、軌道高度、仰角、可見衛星數量及覆蓋範圍等相關資訊，並結合 Power BI 視覺化分析工具建立互動式儀表板。透過地圖、卡片、折線圖及篩選器等功能，使用者可即時觀察臺灣上空衛星分布情形、不同時間點的可用衛星數量，以及衛星相對於地面觀測站的位置變化。</w:t>
-      </w:r>
-      <w:proofErr w:type="gramStart"/>
-      <w:r>
-        <w:rPr>
-          <w:rFonts w:ascii="標楷體" w:hAnsi="標楷體" w:cs="新細明體" w:hint="eastAsia"/>
-          <w:lang w:eastAsia="zh-TW"/>
-        </w:rPr>
-        <w:t>此外，</w:t>
-      </w:r>
-      <w:proofErr w:type="gramEnd"/>
-      <w:r>
-        <w:rPr>
-          <w:rFonts w:ascii="標楷體" w:hAnsi="標楷體" w:cs="新細明體" w:hint="eastAsia"/>
-          <w:lang w:eastAsia="zh-TW"/>
-        </w:rPr>
-        <w:t>研究亦針對衛星仰角與距離對通訊品質可能造成的影響進行分析，藉由視覺化呈現衛星覆蓋能力與連線穩定度之間的關聯性。</w:t>
+        <w:t>基於上述發展趨勢與實際需求，本研究以 Starlink 衛星軌道資料作為分析對象，蒐集衛星位置、軌道高度、仰角、可見衛星數量及覆蓋範圍等相關資訊，並結合 Power BI 視覺化分析工具建立互動式儀表板。透過地圖、卡片、折線圖及篩選器等功能，使用者可即時觀察臺灣上空衛星分布情形、不同時間點的可用衛星數量，以及衛星相對於地面觀測站的位置變化。此外，研究亦針對衛星仰角與距離對通訊品質可能造成的影響進行分析，藉由視覺化呈現衛星覆蓋能力與連線穩定度之間的關聯性。</w:t>
       </w:r>
     </w:p>
     <w:p>
@@ -856,23 +619,7 @@
           <w:rFonts w:ascii="標楷體" w:hAnsi="標楷體" w:cs="新細明體" w:hint="eastAsia"/>
           <w:lang w:eastAsia="zh-TW"/>
         </w:rPr>
-        <w:t xml:space="preserve">透過本研究所建置之分析平台，不僅能協助使用者快速掌握 </w:t>
-      </w:r>
-      <w:proofErr w:type="spellStart"/>
-      <w:r>
-        <w:rPr>
-          <w:rFonts w:ascii="標楷體" w:hAnsi="標楷體" w:cs="新細明體" w:hint="eastAsia"/>
-          <w:lang w:eastAsia="zh-TW"/>
-        </w:rPr>
-        <w:t>Starlink</w:t>
-      </w:r>
-      <w:proofErr w:type="spellEnd"/>
-      <w:r>
-        <w:rPr>
-          <w:rFonts w:ascii="標楷體" w:hAnsi="標楷體" w:cs="新細明體" w:hint="eastAsia"/>
-          <w:lang w:eastAsia="zh-TW"/>
-        </w:rPr>
-        <w:t xml:space="preserve"> 衛星網路在臺灣地區的可用性與覆蓋特性，也能作為評估低軌衛星通訊系統在災害應變、偏鄉網路建設及國家通訊備援策略中的參考依據，進一步驗證低軌衛星技術於提升通訊韌性及確保關鍵通訊服務持續運作方面之應用價值。</w:t>
+        <w:t>透過本研究所建置之分析平台，不僅能協助使用者快速掌握 Starlink 衛星網路在臺灣地區的可用性與覆蓋特性，也能作為評估低軌衛星通訊系統在災害應變、偏鄉網路建設及國家通訊備援策略中的參考依據，進一步驗證低軌衛星技術於提升通訊韌性及確保關鍵通訊服務持續運作方面之應用價值。</w:t>
       </w:r>
     </w:p>
     <w:bookmarkEnd w:id="1"/>
@@ -927,47 +674,15 @@
           <w:rFonts w:ascii="標楷體" w:hAnsi="標楷體" w:cs="新細明體" w:hint="eastAsia"/>
           <w:lang w:eastAsia="zh-TW"/>
         </w:rPr>
-        <w:t>衛星通訊服務涉及國家通訊安全、頻譜管理及電信市場監管等議題，因此各國皆設有相關法規進行管理。以臺灣為例，電信事業之外資投資比例受到限制，直接持股比例上限為49%，且衛星服務業者若欲在</w:t>
-      </w:r>
-      <w:proofErr w:type="gramStart"/>
+        <w:t>衛星通訊服務涉及國家通訊安全、頻譜管理及電信市場監管等議題，因此各國皆設有相關法規進行管理。以臺灣為例，電信事業之外資投資比例受到限制，直接持股比例上限為49%，且衛星服務業者若欲在臺提供商業服</w:t>
+      </w:r>
       <w:r>
         <w:rPr>
           <w:rFonts w:ascii="標楷體" w:hAnsi="標楷體" w:cs="新細明體" w:hint="eastAsia"/>
           <w:lang w:eastAsia="zh-TW"/>
         </w:rPr>
-        <w:t>臺</w:t>
-      </w:r>
-      <w:proofErr w:type="gramEnd"/>
-      <w:r>
-        <w:rPr>
-          <w:rFonts w:ascii="標楷體" w:hAnsi="標楷體" w:cs="新細明體" w:hint="eastAsia"/>
-          <w:lang w:eastAsia="zh-TW"/>
-        </w:rPr>
-        <w:t>提供商業服</w:t>
-      </w:r>
-      <w:r>
-        <w:rPr>
-          <w:rFonts w:ascii="標楷體" w:hAnsi="標楷體" w:cs="新細明體" w:hint="eastAsia"/>
-          <w:lang w:eastAsia="zh-TW"/>
-        </w:rPr>
         <w:lastRenderedPageBreak/>
-        <w:t>務，仍須符合主管機關對於頻譜使用、設備認證、</w:t>
-      </w:r>
-      <w:proofErr w:type="gramStart"/>
-      <w:r>
-        <w:rPr>
-          <w:rFonts w:ascii="標楷體" w:hAnsi="標楷體" w:cs="新細明體" w:hint="eastAsia"/>
-          <w:lang w:eastAsia="zh-TW"/>
-        </w:rPr>
-        <w:t>資安管理</w:t>
-      </w:r>
-      <w:proofErr w:type="gramEnd"/>
-      <w:r>
-        <w:rPr>
-          <w:rFonts w:ascii="標楷體" w:hAnsi="標楷體" w:cs="新細明體" w:hint="eastAsia"/>
-          <w:lang w:eastAsia="zh-TW"/>
-        </w:rPr>
-        <w:t>及地面站設置等相關規範。</w:t>
+        <w:t>務，仍須符合主管機關對於頻譜使用、設備認證、資安管理及地面站設置等相關規範。</w:t>
       </w:r>
     </w:p>
     <w:p>
@@ -1012,23 +727,7 @@
           <w:rFonts w:ascii="標楷體" w:hAnsi="標楷體" w:cs="新細明體" w:hint="eastAsia"/>
           <w:lang w:eastAsia="zh-TW"/>
         </w:rPr>
-        <w:t>低軌衛星通訊品質容易受到多項環境因素影響。由於衛星持續繞行地球運轉，地面終端設備需不斷與不同衛星進行切換，因此系統必須具備良好的追蹤與切換能力。當衛星仰角較低時，訊號需要穿越較長的大氣層傳播路徑，容易受到降雨、雲層、水氣及電離層變化等因素影響，造成訊號衰減、延遲</w:t>
-      </w:r>
-      <w:proofErr w:type="gramStart"/>
-      <w:r>
-        <w:rPr>
-          <w:rFonts w:ascii="標楷體" w:hAnsi="標楷體" w:cs="新細明體" w:hint="eastAsia"/>
-          <w:lang w:eastAsia="zh-TW"/>
-        </w:rPr>
-        <w:t>增加或封包</w:t>
-      </w:r>
-      <w:proofErr w:type="gramEnd"/>
-      <w:r>
-        <w:rPr>
-          <w:rFonts w:ascii="標楷體" w:hAnsi="標楷體" w:cs="新細明體" w:hint="eastAsia"/>
-          <w:lang w:eastAsia="zh-TW"/>
-        </w:rPr>
-        <w:t>遺失等情形。</w:t>
+        <w:t>低軌衛星通訊品質容易受到多項環境因素影響。由於衛星持續繞行地球運轉，地面終端設備需不斷與不同衛星進行切換，因此系統必須具備良好的追蹤與切換能力。當衛星仰角較低時，訊號需要穿越較長的大氣層傳播路徑，容易受到降雨、雲層、水氣及電離層變化等因素影響，造成訊號衰減、延遲增加或封包遺失等情形。</w:t>
       </w:r>
     </w:p>
     <w:p>
@@ -1066,39 +765,7 @@
           <w:rFonts w:ascii="標楷體" w:hAnsi="標楷體" w:cs="新細明體" w:hint="eastAsia"/>
           <w:lang w:eastAsia="zh-TW"/>
         </w:rPr>
-        <w:t>可見衛星數量會隨時間、地理位置及衛星軌道配置而持續變化，因此通訊品質具有高度動態特性。當同一時間可供連線的衛星數量較</w:t>
-      </w:r>
-      <w:proofErr w:type="gramStart"/>
-      <w:r>
-        <w:rPr>
-          <w:rFonts w:ascii="標楷體" w:hAnsi="標楷體" w:cs="新細明體" w:hint="eastAsia"/>
-          <w:lang w:eastAsia="zh-TW"/>
-        </w:rPr>
-        <w:t>多時，</w:t>
-      </w:r>
-      <w:proofErr w:type="gramEnd"/>
-      <w:r>
-        <w:rPr>
-          <w:rFonts w:ascii="標楷體" w:hAnsi="標楷體" w:cs="新細明體" w:hint="eastAsia"/>
-          <w:lang w:eastAsia="zh-TW"/>
-        </w:rPr>
-        <w:t>系統能夠提供較佳的備援能力與網路穩定度；</w:t>
-      </w:r>
-      <w:proofErr w:type="gramStart"/>
-      <w:r>
-        <w:rPr>
-          <w:rFonts w:ascii="標楷體" w:hAnsi="標楷體" w:cs="新細明體" w:hint="eastAsia"/>
-          <w:lang w:eastAsia="zh-TW"/>
-        </w:rPr>
-        <w:t>反之，</w:t>
-      </w:r>
-      <w:proofErr w:type="gramEnd"/>
-      <w:r>
-        <w:rPr>
-          <w:rFonts w:ascii="標楷體" w:hAnsi="標楷體" w:cs="新細明體" w:hint="eastAsia"/>
-          <w:lang w:eastAsia="zh-TW"/>
-        </w:rPr>
-        <w:t>若可見衛星數量減少，則可能增加切換頻率或影響服務品質。因此，必須透過持續監測衛星位置、仰角、距離及覆蓋範圍等資料，建立完整的分析機制，以評估不同時間與地區的通訊可用性。</w:t>
+        <w:t>可見衛星數量會隨時間、地理位置及衛星軌道配置而持續變化，因此通訊品質具有高度動態特性。當同一時間可供連線的衛星數量較多時，系統能夠提供較佳的備援能力與網路穩定度；反之，若可見衛星數量減少，則可能增加切換頻率或影響服務品質。因此，必須透過持續監測衛星位置、仰角、距離及覆蓋範圍等資料，建立完整的分析機制，以評估不同時間與地區的通訊可用性。</w:t>
       </w:r>
     </w:p>
     <w:p>
@@ -1138,23 +805,7 @@
           <w:rFonts w:ascii="標楷體" w:hAnsi="標楷體" w:cs="新細明體" w:hint="eastAsia"/>
           <w:lang w:eastAsia="zh-TW"/>
         </w:rPr>
-        <w:t>低軌衛星通訊系統需要大量衛星發射、地面站建置及終端設備部署，整體投資成本相當可觀。雖然近年來火箭發射成本下降及衛星製造技術進步，使得低軌衛星服務逐漸</w:t>
-      </w:r>
-      <w:proofErr w:type="gramStart"/>
-      <w:r>
-        <w:rPr>
-          <w:rFonts w:ascii="標楷體" w:hAnsi="標楷體" w:cs="新細明體" w:hint="eastAsia"/>
-          <w:lang w:eastAsia="zh-TW"/>
-        </w:rPr>
-        <w:t>普及，</w:t>
-      </w:r>
-      <w:proofErr w:type="gramEnd"/>
-      <w:r>
-        <w:rPr>
-          <w:rFonts w:ascii="標楷體" w:hAnsi="標楷體" w:cs="新細明體" w:hint="eastAsia"/>
-          <w:lang w:eastAsia="zh-TW"/>
-        </w:rPr>
-        <w:t>但相較於傳統光纖或行動通訊網路，其建置與維運成本仍然偏高。如何在通訊效能與建置成本之間取得平衡，也是未來推廣低軌衛星通訊的重要課題。</w:t>
+        <w:t>低軌衛星通訊系統需要大量衛星發射、地面站建置及終端設備部署，整體投資成本相當可觀。雖然近年來火箭發射成本下降及衛星製造技術進步，使得低軌衛星服務逐漸普及，但相較於傳統光纖或行動通訊網路，其建置與維運成本仍然偏高。如何在通訊效能與建置成本之間取得平衡，也是未來推廣低軌衛星通訊的重要課題。</w:t>
       </w:r>
     </w:p>
     <w:p>
@@ -1189,23 +840,7 @@
           <w:rFonts w:ascii="標楷體" w:hAnsi="標楷體" w:cs="新細明體"/>
           <w:lang w:eastAsia="zh-TW"/>
         </w:rPr>
-        <w:t xml:space="preserve">以 Power BI 為核心之衛星通訊分析儀表板，透過整合衛星軌道資料、觀測站資訊及通訊品質指標，評估 </w:t>
-      </w:r>
-      <w:proofErr w:type="spellStart"/>
-      <w:r>
-        <w:rPr>
-          <w:rFonts w:ascii="標楷體" w:hAnsi="標楷體" w:cs="新細明體"/>
-          <w:lang w:eastAsia="zh-TW"/>
-        </w:rPr>
-        <w:t>Starlink</w:t>
-      </w:r>
-      <w:proofErr w:type="spellEnd"/>
-      <w:r>
-        <w:rPr>
-          <w:rFonts w:ascii="標楷體" w:hAnsi="標楷體" w:cs="新細明體"/>
-          <w:lang w:eastAsia="zh-TW"/>
-        </w:rPr>
-        <w:t xml:space="preserve"> 系統於緊急通訊情境下之備援能力。</w:t>
+        <w:t>以 Power BI 為核心之衛星通訊分析儀表板，透過整合衛星軌道資料、觀測站資訊及通訊品質指標，評估 Starlink 系統於緊急通訊情境下之備援能力。</w:t>
       </w:r>
     </w:p>
     <w:p>
@@ -1308,11 +943,9 @@
           <w:lang w:eastAsia="zh-TW"/>
         </w:rPr>
       </w:pPr>
-      <w:proofErr w:type="spellStart"/>
       <w:r>
         <w:t>實驗方式</w:t>
       </w:r>
-      <w:proofErr w:type="spellEnd"/>
     </w:p>
     <w:p>
       <w:pPr>
@@ -1330,21 +963,7 @@
         <w:rPr>
           <w:lang w:eastAsia="zh-TW"/>
         </w:rPr>
-        <w:t xml:space="preserve"> </w:t>
-      </w:r>
-      <w:proofErr w:type="spellStart"/>
-      <w:r>
-        <w:rPr>
-          <w:lang w:eastAsia="zh-TW"/>
-        </w:rPr>
-        <w:t>Starlink</w:t>
-      </w:r>
-      <w:proofErr w:type="spellEnd"/>
-      <w:r>
-        <w:rPr>
-          <w:lang w:eastAsia="zh-TW"/>
-        </w:rPr>
-        <w:t xml:space="preserve"> </w:t>
+        <w:t xml:space="preserve"> Starlink </w:t>
       </w:r>
       <w:r>
         <w:rPr>
@@ -1430,14 +1049,12 @@
         </w:rPr>
         <w:t>，並以預先整理完成之「</w:t>
       </w:r>
-      <w:proofErr w:type="spellStart"/>
       <w:r>
         <w:rPr>
           <w:lang w:eastAsia="zh-TW"/>
         </w:rPr>
         <w:t>Starlink_Taiwan_Complete</w:t>
       </w:r>
-      <w:proofErr w:type="spellEnd"/>
       <w:r>
         <w:rPr>
           <w:lang w:eastAsia="zh-TW"/>
@@ -1511,21 +1128,7 @@
         <w:rPr>
           <w:lang w:eastAsia="zh-TW"/>
         </w:rPr>
-        <w:t>以</w:t>
-      </w:r>
-      <w:proofErr w:type="gramStart"/>
-      <w:r>
-        <w:rPr>
-          <w:lang w:eastAsia="zh-TW"/>
-        </w:rPr>
-        <w:t>臺</w:t>
-      </w:r>
-      <w:proofErr w:type="gramEnd"/>
-      <w:r>
-        <w:rPr>
-          <w:lang w:eastAsia="zh-TW"/>
-        </w:rPr>
-        <w:t>中觀測站作為固定觀測位置，計算衛星與地面站之間的距離、仰角（</w:t>
+        <w:t>以臺中觀測站作為固定觀測位置，計算衛星與地面站之間的距離、仰角（</w:t>
       </w:r>
       <w:r>
         <w:rPr>
@@ -1868,21 +1471,7 @@
         <w:rPr>
           <w:lang w:eastAsia="zh-TW"/>
         </w:rPr>
-        <w:t xml:space="preserve"> </w:t>
-      </w:r>
-      <w:proofErr w:type="spellStart"/>
-      <w:r>
-        <w:rPr>
-          <w:lang w:eastAsia="zh-TW"/>
-        </w:rPr>
-        <w:t>Starlink</w:t>
-      </w:r>
-      <w:proofErr w:type="spellEnd"/>
-      <w:r>
-        <w:rPr>
-          <w:lang w:eastAsia="zh-TW"/>
-        </w:rPr>
-        <w:t xml:space="preserve"> </w:t>
+        <w:t xml:space="preserve"> Starlink </w:t>
       </w:r>
       <w:r>
         <w:rPr>
@@ -2036,21 +1625,7 @@
         <w:rPr>
           <w:lang w:eastAsia="zh-TW"/>
         </w:rPr>
-        <w:t>：天然災害、戰爭</w:t>
-      </w:r>
-      <w:proofErr w:type="gramStart"/>
-      <w:r>
-        <w:rPr>
-          <w:lang w:eastAsia="zh-TW"/>
-        </w:rPr>
-        <w:t>衝突頻發</w:t>
-      </w:r>
-      <w:proofErr w:type="gramEnd"/>
-      <w:r>
-        <w:rPr>
-          <w:lang w:eastAsia="zh-TW"/>
-        </w:rPr>
-        <w:t>，需建構多軌道衛星通訊架構</w:t>
+        <w:t>：天然災害、戰爭衝突頻發，需建構多軌道衛星通訊架構</w:t>
       </w:r>
     </w:p>
     <w:p>
@@ -2272,10 +1847,10 @@
         <w:tblLook w:val="04A0" w:firstRow="1" w:lastRow="0" w:firstColumn="1" w:lastColumn="0" w:noHBand="0" w:noVBand="1"/>
       </w:tblPr>
       <w:tblGrid>
-        <w:gridCol w:w="567"/>
-        <w:gridCol w:w="1382"/>
-        <w:gridCol w:w="1378"/>
-        <w:gridCol w:w="1628"/>
+        <w:gridCol w:w="568"/>
+        <w:gridCol w:w="1369"/>
+        <w:gridCol w:w="1385"/>
+        <w:gridCol w:w="1633"/>
       </w:tblGrid>
       <w:tr>
         <w:trPr>
@@ -2346,7 +1921,6 @@
                 <w:lang w:eastAsia="zh-TW"/>
               </w:rPr>
             </w:pPr>
-            <w:proofErr w:type="spellStart"/>
             <w:r>
               <w:rPr>
                 <w:b/>
@@ -2355,7 +1929,6 @@
               </w:rPr>
               <w:t>Starlink</w:t>
             </w:r>
-            <w:proofErr w:type="spellEnd"/>
           </w:p>
         </w:tc>
         <w:tc>
@@ -2428,18 +2001,8 @@
                 <w:bCs/>
                 <w:lang w:eastAsia="zh-TW"/>
               </w:rPr>
-              <w:t xml:space="preserve">AST </w:t>
+              <w:t>AST SpaceMobile</w:t>
             </w:r>
-            <w:proofErr w:type="spellStart"/>
-            <w:r>
-              <w:rPr>
-                <w:b/>
-                <w:bCs/>
-                <w:lang w:eastAsia="zh-TW"/>
-              </w:rPr>
-              <w:t>SpaceMobile</w:t>
-            </w:r>
-            <w:proofErr w:type="spellEnd"/>
           </w:p>
         </w:tc>
       </w:tr>
@@ -2699,12 +2262,6 @@
                 <w:lang w:eastAsia="zh-TW"/>
               </w:rPr>
               <w:t>條衝突</w:t>
-            </w:r>
-            <w:r>
-              <w:rPr>
-                <w:lang w:eastAsia="zh-TW"/>
-              </w:rPr>
-              <w:t xml:space="preserve"> 2</w:t>
             </w:r>
           </w:p>
         </w:tc>
@@ -3258,358 +2815,334 @@
     <w:p>
       <w:pPr>
         <w:rPr>
+          <w:b/>
+          <w:bCs/>
+          <w:lang w:eastAsia="zh-TW"/>
+        </w:rPr>
+      </w:pPr>
+      <w:r>
+        <w:rPr>
+          <w:b/>
+          <w:bCs/>
+          <w:lang w:eastAsia="zh-TW"/>
+        </w:rPr>
+        <w:t>Starlink</w:t>
+      </w:r>
+      <w:r>
+        <w:rPr>
+          <w:b/>
+          <w:bCs/>
+          <w:lang w:eastAsia="zh-TW"/>
+        </w:rPr>
+        <w:t>來台爭議</w:t>
+      </w:r>
+    </w:p>
+    <w:p>
+      <w:pPr>
+        <w:rPr>
+          <w:lang w:eastAsia="zh-TW"/>
+        </w:rPr>
+      </w:pPr>
+      <w:r>
+        <w:rPr>
+          <w:b/>
+          <w:bCs/>
+          <w:lang w:eastAsia="zh-TW"/>
+        </w:rPr>
+        <w:t>2021</w:t>
+      </w:r>
+      <w:r>
+        <w:rPr>
+          <w:b/>
+          <w:bCs/>
+          <w:lang w:eastAsia="zh-TW"/>
+        </w:rPr>
+        <w:t>年協商</w:t>
+      </w:r>
+      <w:r>
+        <w:rPr>
+          <w:lang w:eastAsia="zh-TW"/>
+        </w:rPr>
+        <w:t>：</w:t>
+      </w:r>
+      <w:r>
+        <w:rPr>
+          <w:lang w:eastAsia="zh-TW"/>
+        </w:rPr>
+        <w:t>Starlink</w:t>
+      </w:r>
+      <w:r>
+        <w:rPr>
+          <w:lang w:eastAsia="zh-TW"/>
+        </w:rPr>
+        <w:t>曾與</w:t>
+      </w:r>
+      <w:r>
+        <w:rPr>
+          <w:lang w:eastAsia="zh-TW"/>
+        </w:rPr>
+        <w:t>NCC</w:t>
+      </w:r>
+      <w:r>
+        <w:rPr>
+          <w:lang w:eastAsia="zh-TW"/>
+        </w:rPr>
+        <w:t>協商來台提供服務</w:t>
+      </w:r>
+      <w:r>
+        <w:rPr>
+          <w:rFonts w:hint="eastAsia"/>
+          <w:lang w:eastAsia="zh-TW"/>
+        </w:rPr>
+        <w:t>要求</w:t>
+      </w:r>
+      <w:r>
+        <w:rPr>
+          <w:lang w:eastAsia="zh-TW"/>
+        </w:rPr>
+        <w:t>100%</w:t>
+      </w:r>
+      <w:r>
+        <w:rPr>
+          <w:lang w:eastAsia="zh-TW"/>
+        </w:rPr>
+        <w:t>獨資營運</w:t>
+      </w:r>
+      <w:r>
+        <w:rPr>
+          <w:rFonts w:hint="eastAsia"/>
+          <w:lang w:eastAsia="zh-TW"/>
+        </w:rPr>
+        <w:t>與</w:t>
+      </w:r>
+      <w:r>
+        <w:rPr>
+          <w:b/>
+          <w:bCs/>
+          <w:lang w:eastAsia="zh-TW"/>
+        </w:rPr>
+        <w:t>法規衝突</w:t>
+      </w:r>
+      <w:r>
+        <w:rPr>
           <w:rFonts w:hint="eastAsia"/>
           <w:b/>
           <w:bCs/>
           <w:lang w:eastAsia="zh-TW"/>
         </w:rPr>
-      </w:pPr>
-      <w:proofErr w:type="spellStart"/>
-      <w:r>
+        <w:t>。</w:t>
+      </w:r>
+    </w:p>
+    <w:p>
+      <w:pPr>
+        <w:rPr>
+          <w:lang w:eastAsia="zh-TW"/>
+        </w:rPr>
+      </w:pPr>
+      <w:r>
+        <w:rPr>
+          <w:rFonts w:hint="eastAsia"/>
+          <w:lang w:eastAsia="zh-TW"/>
+        </w:rPr>
+        <w:t>2025</w:t>
+      </w:r>
+      <w:r>
+        <w:rPr>
+          <w:rFonts w:hint="eastAsia"/>
+          <w:lang w:eastAsia="zh-TW"/>
+        </w:rPr>
+        <w:t>年</w:t>
+      </w:r>
+      <w:r>
+        <w:rPr>
+          <w:lang w:eastAsia="zh-TW"/>
+        </w:rPr>
+        <w:t>數發部主動聯繫</w:t>
+      </w:r>
+      <w:r>
+        <w:rPr>
+          <w:lang w:eastAsia="zh-TW"/>
+        </w:rPr>
+        <w:t>Starlink</w:t>
+      </w:r>
+      <w:r>
+        <w:rPr>
+          <w:lang w:eastAsia="zh-TW"/>
+        </w:rPr>
+        <w:t>，對方回應因台灣</w:t>
+      </w:r>
+      <w:r>
+        <w:rPr>
+          <w:lang w:eastAsia="zh-TW"/>
+        </w:rPr>
+        <w:t>4G/5G</w:t>
+      </w:r>
+      <w:r>
+        <w:rPr>
+          <w:lang w:eastAsia="zh-TW"/>
+        </w:rPr>
+        <w:t>覆蓋率超</w:t>
+      </w:r>
+      <w:r>
+        <w:rPr>
+          <w:lang w:eastAsia="zh-TW"/>
+        </w:rPr>
+        <w:t>99%</w:t>
+      </w:r>
+      <w:r>
+        <w:rPr>
+          <w:lang w:eastAsia="zh-TW"/>
+        </w:rPr>
+        <w:t>，未將台灣列為高優先市場</w:t>
+      </w:r>
+      <w:r>
+        <w:rPr>
+          <w:lang w:eastAsia="zh-TW"/>
+        </w:rPr>
+        <w:t xml:space="preserve"> </w:t>
+      </w:r>
+      <w:r>
+        <w:rPr>
+          <w:lang w:eastAsia="zh-TW"/>
+        </w:rPr>
+        <w:t>。</w:t>
+      </w:r>
+      <w:r>
+        <w:rPr>
+          <w:lang w:eastAsia="zh-TW"/>
+        </w:rPr>
+        <w:fldChar w:fldCharType="begin"/>
+      </w:r>
+      <w:r>
+        <w:rPr>
+          <w:lang w:eastAsia="zh-TW"/>
+        </w:rPr>
+        <w:instrText xml:space="preserve"> REF _Ref232529829 \r \h </w:instrText>
+      </w:r>
+      <w:r>
+        <w:rPr>
+          <w:lang w:eastAsia="zh-TW"/>
+        </w:rPr>
+      </w:r>
+      <w:r>
+        <w:rPr>
+          <w:lang w:eastAsia="zh-TW"/>
+        </w:rPr>
+        <w:fldChar w:fldCharType="separate"/>
+      </w:r>
+      <w:r>
+        <w:rPr>
+          <w:lang w:eastAsia="zh-TW"/>
+        </w:rPr>
+        <w:t>[12]</w:t>
+      </w:r>
+      <w:r>
+        <w:rPr>
+          <w:lang w:eastAsia="zh-TW"/>
+        </w:rPr>
+        <w:fldChar w:fldCharType="end"/>
+      </w:r>
+      <w:r>
+        <w:rPr>
+          <w:lang w:eastAsia="zh-TW"/>
+        </w:rPr>
+        <w:t xml:space="preserve"> </w:t>
+      </w:r>
+    </w:p>
+    <w:p>
+      <w:pPr>
+        <w:rPr>
+          <w:lang w:eastAsia="zh-TW"/>
+        </w:rPr>
+      </w:pPr>
+    </w:p>
+    <w:p>
+      <w:pPr>
         <w:rPr>
           <w:b/>
           <w:bCs/>
           <w:lang w:eastAsia="zh-TW"/>
         </w:rPr>
-        <w:t>Starlink</w:t>
-      </w:r>
-      <w:proofErr w:type="spellEnd"/>
+      </w:pPr>
       <w:r>
         <w:rPr>
           <w:b/>
           <w:bCs/>
           <w:lang w:eastAsia="zh-TW"/>
         </w:rPr>
-        <w:t>來台爭議</w:t>
-      </w:r>
-    </w:p>
-    <w:p>
-      <w:pPr>
-        <w:rPr>
-          <w:lang w:eastAsia="zh-TW"/>
-        </w:rPr>
-      </w:pPr>
+        <w:t xml:space="preserve">Amazon LEO </w:t>
+      </w:r>
       <w:r>
         <w:rPr>
           <w:b/>
           <w:bCs/>
           <w:lang w:eastAsia="zh-TW"/>
         </w:rPr>
-        <w:t>2021</w:t>
-      </w:r>
+        <w:t>技術優勢</w:t>
+      </w:r>
+    </w:p>
+    <w:p>
+      <w:pPr>
+        <w:rPr>
+          <w:lang w:eastAsia="zh-TW"/>
+        </w:rPr>
+      </w:pPr>
       <w:r>
         <w:rPr>
           <w:b/>
           <w:bCs/>
           <w:lang w:eastAsia="zh-TW"/>
         </w:rPr>
-        <w:t>年協商</w:t>
-      </w:r>
-      <w:r>
-        <w:rPr>
-          <w:lang w:eastAsia="zh-TW"/>
-        </w:rPr>
-        <w:t>：</w:t>
-      </w:r>
-      <w:proofErr w:type="spellStart"/>
-      <w:r>
-        <w:rPr>
-          <w:lang w:eastAsia="zh-TW"/>
-        </w:rPr>
-        <w:t>Starlink</w:t>
-      </w:r>
-      <w:proofErr w:type="spellEnd"/>
-      <w:r>
-        <w:rPr>
-          <w:lang w:eastAsia="zh-TW"/>
-        </w:rPr>
-        <w:t>曾與</w:t>
-      </w:r>
-      <w:r>
-        <w:rPr>
-          <w:lang w:eastAsia="zh-TW"/>
-        </w:rPr>
-        <w:t>NCC</w:t>
-      </w:r>
-      <w:r>
-        <w:rPr>
-          <w:lang w:eastAsia="zh-TW"/>
-        </w:rPr>
-        <w:t>協商來台提供服務</w:t>
+        <w:t>雷射中繼傳輸</w:t>
+      </w:r>
+      <w:r>
+        <w:rPr>
+          <w:lang w:eastAsia="zh-TW"/>
+        </w:rPr>
+        <w:t>：衛星間可透過雷射光中繼傳輸，不需立即連接地面</w:t>
+      </w:r>
+      <w:r>
+        <w:rPr>
+          <w:lang w:eastAsia="zh-TW"/>
+        </w:rPr>
+        <w:t>Gateway</w:t>
+      </w:r>
+    </w:p>
+    <w:p>
+      <w:pPr>
+        <w:rPr>
+          <w:lang w:eastAsia="zh-TW"/>
+        </w:rPr>
+      </w:pPr>
+      <w:r>
+        <w:rPr>
+          <w:lang w:eastAsia="zh-TW"/>
+        </w:rPr>
+        <w:t>台灣周邊無</w:t>
+      </w:r>
+      <w:r>
+        <w:rPr>
+          <w:lang w:eastAsia="zh-TW"/>
+        </w:rPr>
+        <w:t>Gateway</w:t>
+      </w:r>
+      <w:r>
+        <w:rPr>
+          <w:lang w:eastAsia="zh-TW"/>
+        </w:rPr>
+        <w:t>時，用戶仍可透過衛星接力連線至美國、日本</w:t>
       </w:r>
       <w:r>
         <w:rPr>
           <w:rFonts w:hint="eastAsia"/>
           <w:lang w:eastAsia="zh-TW"/>
         </w:rPr>
-        <w:t>要求</w:t>
-      </w:r>
-      <w:r>
-        <w:rPr>
-          <w:lang w:eastAsia="zh-TW"/>
-        </w:rPr>
-        <w:t>100%</w:t>
-      </w:r>
-      <w:r>
-        <w:rPr>
-          <w:lang w:eastAsia="zh-TW"/>
-        </w:rPr>
-        <w:t>獨資營運</w:t>
-      </w:r>
-      <w:r>
-        <w:rPr>
-          <w:rFonts w:hint="eastAsia"/>
-          <w:lang w:eastAsia="zh-TW"/>
-        </w:rPr>
-        <w:t>與</w:t>
-      </w:r>
-      <w:r>
-        <w:rPr>
-          <w:b/>
-          <w:bCs/>
-          <w:lang w:eastAsia="zh-TW"/>
-        </w:rPr>
-        <w:t>法規衝突</w:t>
-      </w:r>
-      <w:r>
-        <w:rPr>
-          <w:rFonts w:hint="eastAsia"/>
-          <w:b/>
-          <w:bCs/>
-          <w:lang w:eastAsia="zh-TW"/>
-        </w:rPr>
         <w:t>。</w:t>
       </w:r>
     </w:p>
     <w:p>
       <w:pPr>
         <w:rPr>
-          <w:lang w:eastAsia="zh-TW"/>
-        </w:rPr>
-      </w:pPr>
-      <w:r>
-        <w:rPr>
-          <w:rFonts w:hint="eastAsia"/>
-          <w:lang w:eastAsia="zh-TW"/>
-        </w:rPr>
-        <w:t>2025</w:t>
-      </w:r>
-      <w:r>
-        <w:rPr>
-          <w:rFonts w:hint="eastAsia"/>
-          <w:lang w:eastAsia="zh-TW"/>
-        </w:rPr>
-        <w:t>年</w:t>
-      </w:r>
-      <w:r>
-        <w:rPr>
-          <w:lang w:eastAsia="zh-TW"/>
-        </w:rPr>
-        <w:t>數發部主動聯繫</w:t>
-      </w:r>
-      <w:proofErr w:type="spellStart"/>
-      <w:r>
-        <w:rPr>
-          <w:lang w:eastAsia="zh-TW"/>
-        </w:rPr>
-        <w:t>Starlink</w:t>
-      </w:r>
-      <w:proofErr w:type="spellEnd"/>
-      <w:r>
-        <w:rPr>
-          <w:lang w:eastAsia="zh-TW"/>
-        </w:rPr>
-        <w:t>，對方回應因台灣</w:t>
-      </w:r>
-      <w:r>
-        <w:rPr>
-          <w:lang w:eastAsia="zh-TW"/>
-        </w:rPr>
-        <w:t>4G/5G</w:t>
-      </w:r>
-      <w:r>
-        <w:rPr>
-          <w:lang w:eastAsia="zh-TW"/>
-        </w:rPr>
-        <w:t>覆蓋率超</w:t>
-      </w:r>
-      <w:r>
-        <w:rPr>
-          <w:lang w:eastAsia="zh-TW"/>
-        </w:rPr>
-        <w:t>99%</w:t>
-      </w:r>
-      <w:r>
-        <w:rPr>
-          <w:lang w:eastAsia="zh-TW"/>
-        </w:rPr>
-        <w:t>，未將台灣列為高優先市場</w:t>
-      </w:r>
-      <w:r>
-        <w:rPr>
-          <w:lang w:eastAsia="zh-TW"/>
-        </w:rPr>
-        <w:t xml:space="preserve"> </w:t>
-      </w:r>
-      <w:r>
-        <w:rPr>
-          <w:lang w:eastAsia="zh-TW"/>
-        </w:rPr>
-        <w:t>。</w:t>
-      </w:r>
-      <w:r>
-        <w:rPr>
-          <w:lang w:eastAsia="zh-TW"/>
-        </w:rPr>
-        <w:fldChar w:fldCharType="begin"/>
-      </w:r>
-      <w:r>
-        <w:rPr>
-          <w:lang w:eastAsia="zh-TW"/>
-        </w:rPr>
-        <w:instrText xml:space="preserve"> REF _Ref232529829 \r \h </w:instrText>
-      </w:r>
-      <w:r>
-        <w:rPr>
-          <w:lang w:eastAsia="zh-TW"/>
-        </w:rPr>
-      </w:r>
-      <w:r>
-        <w:rPr>
-          <w:lang w:eastAsia="zh-TW"/>
-        </w:rPr>
-        <w:fldChar w:fldCharType="separate"/>
-      </w:r>
-      <w:r>
-        <w:rPr>
-          <w:lang w:eastAsia="zh-TW"/>
-        </w:rPr>
-        <w:t>[12]</w:t>
-      </w:r>
-      <w:r>
-        <w:rPr>
-          <w:lang w:eastAsia="zh-TW"/>
-        </w:rPr>
-        <w:fldChar w:fldCharType="end"/>
-      </w:r>
-      <w:r>
-        <w:rPr>
-          <w:lang w:eastAsia="zh-TW"/>
-        </w:rPr>
-        <w:t xml:space="preserve"> </w:t>
-      </w:r>
-    </w:p>
-    <w:p>
-      <w:pPr>
-        <w:rPr>
-          <w:rFonts w:hint="eastAsia"/>
-          <w:lang w:eastAsia="zh-TW"/>
-        </w:rPr>
-      </w:pPr>
-    </w:p>
-    <w:p>
-      <w:pPr>
-        <w:rPr>
-          <w:rFonts w:hint="eastAsia"/>
-          <w:b/>
-          <w:bCs/>
-          <w:lang w:eastAsia="zh-TW"/>
-        </w:rPr>
-      </w:pPr>
-      <w:r>
-        <w:rPr>
-          <w:b/>
-          <w:bCs/>
-          <w:lang w:eastAsia="zh-TW"/>
-        </w:rPr>
-        <w:t xml:space="preserve">Amazon LEO </w:t>
-      </w:r>
-      <w:r>
-        <w:rPr>
-          <w:b/>
-          <w:bCs/>
-          <w:lang w:eastAsia="zh-TW"/>
-        </w:rPr>
-        <w:t>技術優勢</w:t>
-      </w:r>
-    </w:p>
-    <w:p>
-      <w:pPr>
-        <w:rPr>
-          <w:lang w:eastAsia="zh-TW"/>
-        </w:rPr>
-      </w:pPr>
-      <w:r>
-        <w:rPr>
-          <w:b/>
-          <w:bCs/>
-          <w:lang w:eastAsia="zh-TW"/>
-        </w:rPr>
-        <w:t>雷射中繼傳輸</w:t>
-      </w:r>
-      <w:r>
-        <w:rPr>
-          <w:lang w:eastAsia="zh-TW"/>
-        </w:rPr>
-        <w:t>：</w:t>
-      </w:r>
-      <w:proofErr w:type="gramStart"/>
-      <w:r>
-        <w:rPr>
-          <w:lang w:eastAsia="zh-TW"/>
-        </w:rPr>
-        <w:t>衛星間可透過</w:t>
-      </w:r>
-      <w:proofErr w:type="gramEnd"/>
-      <w:r>
-        <w:rPr>
-          <w:lang w:eastAsia="zh-TW"/>
-        </w:rPr>
-        <w:t>雷射光中繼傳輸，不需立即連接地面</w:t>
-      </w:r>
-      <w:r>
-        <w:rPr>
-          <w:lang w:eastAsia="zh-TW"/>
-        </w:rPr>
-        <w:t>Gateway</w:t>
-      </w:r>
-    </w:p>
-    <w:p>
-      <w:pPr>
-        <w:rPr>
-          <w:lang w:eastAsia="zh-TW"/>
-        </w:rPr>
-      </w:pPr>
-      <w:r>
-        <w:rPr>
-          <w:lang w:eastAsia="zh-TW"/>
-        </w:rPr>
-        <w:t>台灣周邊無</w:t>
-      </w:r>
-      <w:r>
-        <w:rPr>
-          <w:lang w:eastAsia="zh-TW"/>
-        </w:rPr>
-        <w:t>Gateway</w:t>
-      </w:r>
-      <w:r>
-        <w:rPr>
-          <w:lang w:eastAsia="zh-TW"/>
-        </w:rPr>
-        <w:t>時，用戶仍可透過衛星接力連線至美國、日本</w:t>
-      </w:r>
-      <w:r>
-        <w:rPr>
-          <w:rFonts w:hint="eastAsia"/>
-          <w:lang w:eastAsia="zh-TW"/>
-        </w:rPr>
-        <w:t>。</w:t>
-      </w:r>
-    </w:p>
-    <w:p>
-      <w:pPr>
-        <w:rPr>
-          <w:rFonts w:hint="eastAsia"/>
           <w:lang w:eastAsia="zh-TW"/>
         </w:rPr>
       </w:pPr>
@@ -3709,7 +3242,6 @@
           <w:numId w:val="23"/>
         </w:numPr>
         <w:rPr>
-          <w:rFonts w:hint="eastAsia"/>
           <w:lang w:eastAsia="zh-TW"/>
         </w:rPr>
       </w:pPr>
@@ -3727,7 +3259,6 @@
         </w:rPr>
         <w:t>：讓台灣產業界具備衛星系統整合能力，</w:t>
       </w:r>
-      <w:proofErr w:type="gramStart"/>
       <w:r>
         <w:rPr>
           <w:rFonts w:hint="eastAsia"/>
@@ -3739,14 +3270,7 @@
         <w:rPr>
           <w:lang w:eastAsia="zh-TW"/>
         </w:rPr>
-        <w:t>助台廠長期</w:t>
-      </w:r>
-      <w:proofErr w:type="gramEnd"/>
-      <w:r>
-        <w:rPr>
-          <w:lang w:eastAsia="zh-TW"/>
-        </w:rPr>
-        <w:t>缺乏的在軌驗證</w:t>
+        <w:t>助台廠長期缺乏的在軌驗證</w:t>
       </w:r>
     </w:p>
     <w:p>
@@ -3821,21 +3345,7 @@
         <w:rPr>
           <w:lang w:eastAsia="zh-TW"/>
         </w:rPr>
-        <w:t>：仁寶、</w:t>
-      </w:r>
-      <w:proofErr w:type="gramStart"/>
-      <w:r>
-        <w:rPr>
-          <w:lang w:eastAsia="zh-TW"/>
-        </w:rPr>
-        <w:t>緯創領銜</w:t>
-      </w:r>
-      <w:proofErr w:type="gramEnd"/>
-      <w:r>
-        <w:rPr>
-          <w:lang w:eastAsia="zh-TW"/>
-        </w:rPr>
-        <w:t>的國內衛星製造計畫將強化台灣自主能力</w:t>
+        <w:t>：仁寶、緯創領銜的國內衛星製造計畫將強化台灣自主能力</w:t>
       </w:r>
       <w:r>
         <w:rPr>
@@ -3913,21 +3423,7 @@
         <w:rPr>
           <w:lang w:eastAsia="zh-TW"/>
         </w:rPr>
-        <w:t xml:space="preserve">AST </w:t>
-      </w:r>
-      <w:proofErr w:type="spellStart"/>
-      <w:r>
-        <w:rPr>
-          <w:lang w:eastAsia="zh-TW"/>
-        </w:rPr>
-        <w:t>SpaceMobile</w:t>
-      </w:r>
-      <w:proofErr w:type="spellEnd"/>
-      <w:r>
-        <w:rPr>
-          <w:lang w:eastAsia="zh-TW"/>
-        </w:rPr>
-        <w:t xml:space="preserve"> 2026</w:t>
+        <w:t>AST SpaceMobile 2026</w:t>
       </w:r>
       <w:r>
         <w:rPr>
@@ -3935,14 +3431,12 @@
         </w:rPr>
         <w:t>年將提供台灣服務，</w:t>
       </w:r>
-      <w:proofErr w:type="spellStart"/>
       <w:r>
         <w:rPr>
           <w:lang w:eastAsia="zh-TW"/>
         </w:rPr>
         <w:t>Starlink</w:t>
       </w:r>
-      <w:proofErr w:type="spellEnd"/>
       <w:r>
         <w:rPr>
           <w:lang w:eastAsia="zh-TW"/>
@@ -3995,23 +3489,7 @@
           <w:rFonts w:ascii="標楷體" w:hAnsi="標楷體" w:cs="新細明體" w:hint="eastAsia"/>
           <w:lang w:eastAsia="zh-TW"/>
         </w:rPr>
-        <w:t>仰角（Elevation Angle）是指衛星相對於地面觀測站或接收站在地平線上的高度角度，通常以度（°）作為單位表示。當衛星位於地平線方向時，其仰角為0°；當衛星位於觀測站正上方時，仰角則接近90°。在衛星通訊系統中，仰角是評估衛星</w:t>
-      </w:r>
-      <w:proofErr w:type="gramStart"/>
-      <w:r>
-        <w:rPr>
-          <w:rFonts w:ascii="標楷體" w:hAnsi="標楷體" w:cs="新細明體" w:hint="eastAsia"/>
-          <w:lang w:eastAsia="zh-TW"/>
-        </w:rPr>
-        <w:t>可視性與</w:t>
-      </w:r>
-      <w:proofErr w:type="gramEnd"/>
-      <w:r>
-        <w:rPr>
-          <w:rFonts w:ascii="標楷體" w:hAnsi="標楷體" w:cs="新細明體" w:hint="eastAsia"/>
-          <w:lang w:eastAsia="zh-TW"/>
-        </w:rPr>
-        <w:t>通訊品質的重要參數之一，因為它直接影響訊號傳輸路徑長度以及受到環境干擾的程度。</w:t>
+        <w:t>仰角（Elevation Angle）是指衛星相對於地面觀測站或接收站在地平線上的高度角度，通常以度（°）作為單位表示。當衛星位於地平線方向時，其仰角為0°；當衛星位於觀測站正上方時，仰角則接近90°。在衛星通訊系統中，仰角是評估衛星可視性與通訊品質的重要參數之一，因為它直接影響訊號傳輸路徑長度以及受到環境干擾的程度。</w:t>
       </w:r>
     </w:p>
     <w:p>
@@ -4030,23 +3508,7 @@
           <w:rFonts w:ascii="標楷體" w:hAnsi="標楷體" w:cs="新細明體" w:hint="eastAsia"/>
           <w:lang w:eastAsia="zh-TW"/>
         </w:rPr>
-        <w:t>一般而言，衛星仰角越高，代表衛星位於觀測站上方較接近天頂的位置，此時無線電訊號穿越大氣層的距離較短，訊號衰減相對較小，因此能夠獲得較佳的接收品質與較穩定的通訊連線。相反地，當衛星仰角較低時，訊號必須穿越更長的大氣傳播路徑，不僅容易受到水氣、雨滴、雲層及電離層等因素影響，也可能因多重路徑效應（Multipath Effect）而造成訊號品質下降。</w:t>
-      </w:r>
-      <w:proofErr w:type="gramStart"/>
-      <w:r>
-        <w:rPr>
-          <w:rFonts w:ascii="標楷體" w:hAnsi="標楷體" w:cs="新細明體" w:hint="eastAsia"/>
-          <w:lang w:eastAsia="zh-TW"/>
-        </w:rPr>
-        <w:t>此外，</w:t>
-      </w:r>
-      <w:proofErr w:type="gramEnd"/>
-      <w:r>
-        <w:rPr>
-          <w:rFonts w:ascii="標楷體" w:hAnsi="標楷體" w:cs="新細明體" w:hint="eastAsia"/>
-          <w:lang w:eastAsia="zh-TW"/>
-        </w:rPr>
-        <w:t>較低仰角的訊號更容易受到地形、建築物、樹木或其他障礙物遮蔽，進而導致訊號中斷或連線不穩定。</w:t>
+        <w:t>一般而言，衛星仰角越高，代表衛星位於觀測站上方較接近天頂的位置，此時無線電訊號穿越大氣層的距離較短，訊號衰減相對較小，因此能夠獲得較佳的接收品質與較穩定的通訊連線。相反地，當衛星仰角較低時，訊號必須穿越更長的大氣傳播路徑，不僅容易受到水氣、雨滴、雲層及電離層等因素影響，也可能因多重路徑效應（Multipath Effect）而造成訊號品質下降。此外，較低仰角的訊號更容易受到地形、建築物、樹木或其他障礙物遮蔽，進而導致訊號中斷或連線不穩定。</w:t>
       </w:r>
     </w:p>
     <w:p>
@@ -4084,39 +3546,7 @@
           <w:rFonts w:ascii="標楷體" w:hAnsi="標楷體" w:cs="新細明體" w:hint="eastAsia"/>
           <w:lang w:eastAsia="zh-TW"/>
         </w:rPr>
-        <w:t xml:space="preserve">在本研究中仰角被列為分析 </w:t>
-      </w:r>
-      <w:proofErr w:type="spellStart"/>
-      <w:r>
-        <w:rPr>
-          <w:rFonts w:ascii="標楷體" w:hAnsi="標楷體" w:cs="新細明體" w:hint="eastAsia"/>
-          <w:lang w:eastAsia="zh-TW"/>
-        </w:rPr>
-        <w:t>Starlink</w:t>
-      </w:r>
-      <w:proofErr w:type="spellEnd"/>
-      <w:r>
-        <w:rPr>
-          <w:rFonts w:ascii="標楷體" w:hAnsi="標楷體" w:cs="新細明體" w:hint="eastAsia"/>
-          <w:lang w:eastAsia="zh-TW"/>
-        </w:rPr>
-        <w:t xml:space="preserve"> 衛星可用性與通訊品質的重要指標之</w:t>
-      </w:r>
-      <w:proofErr w:type="gramStart"/>
-      <w:r>
-        <w:rPr>
-          <w:rFonts w:ascii="標楷體" w:hAnsi="標楷體" w:cs="新細明體" w:hint="eastAsia"/>
-          <w:lang w:eastAsia="zh-TW"/>
-        </w:rPr>
-        <w:t>一</w:t>
-      </w:r>
-      <w:proofErr w:type="gramEnd"/>
-      <w:r>
-        <w:rPr>
-          <w:rFonts w:ascii="標楷體" w:hAnsi="標楷體" w:cs="新細明體" w:hint="eastAsia"/>
-          <w:lang w:eastAsia="zh-TW"/>
-        </w:rPr>
-        <w:t>。透過 Power BI 視覺化儀表板呈現衛星仰角的變化情形，並結合可見衛星數量、衛星距離及覆蓋範圍等資料進行交叉分析，可更全面地評估不同時間及不同觀測條件下的通訊品質，進一步了解低軌衛星系統於臺灣地區作為通訊備援方案的實際應用效能與發展潛力。</w:t>
+        <w:t>在本研究中仰角被列為分析 Starlink 衛星可用性與通訊品質的重要指標之一。透過 Power BI 視覺化儀表板呈現衛星仰角的變化情形，並結合可見衛星數量、衛星距離及覆蓋範圍等資料進行交叉分析，可更全面地評估不同時間及不同觀測條件下的通訊品質，進一步了解低軌衛星系統於臺灣地區作為通訊備援方案的實際應用效能與發展潛力。</w:t>
       </w:r>
     </w:p>
     <w:p>
@@ -4231,23 +3661,7 @@
           <w:rFonts w:ascii="標楷體" w:hAnsi="標楷體" w:cs="新細明體"/>
           <w:lang w:eastAsia="zh-TW"/>
         </w:rPr>
-        <w:t xml:space="preserve">地圖視覺化結果顯示 </w:t>
-      </w:r>
-      <w:proofErr w:type="spellStart"/>
-      <w:r>
-        <w:rPr>
-          <w:rFonts w:ascii="標楷體" w:hAnsi="標楷體" w:cs="新細明體"/>
-          <w:lang w:eastAsia="zh-TW"/>
-        </w:rPr>
-        <w:t>Starlink</w:t>
-      </w:r>
-      <w:proofErr w:type="spellEnd"/>
-      <w:r>
-        <w:rPr>
-          <w:rFonts w:ascii="標楷體" w:hAnsi="標楷體" w:cs="新細明體"/>
-          <w:lang w:eastAsia="zh-TW"/>
-        </w:rPr>
-        <w:t xml:space="preserve"> 衛星於臺灣上空具有持續性的覆蓋能力。於觀測期間內，多數時間皆可觀察到多顆衛星同時位於可通訊範圍內，顯示低軌衛星星系具備透過衛星接續切換（Handover）維持服務連續性之能力。由於衛星持續沿軌道運行，因此可見衛星數量會隨時間變化，但整體而言仍能維持穩定覆蓋。</w:t>
+        <w:t>地圖視覺化結果顯示 Starlink 衛星於臺灣上空具有持續性的覆蓋能力。於觀測期間內，多數時間皆可觀察到多顆衛星同時位於可通訊範圍內，顯示低軌衛星星系具備透過衛星接續切換（Handover）維持服務連續性之能力。由於衛星持續沿軌道運行，因此可見衛星數量會隨時間變化，但整體而言仍能維持穩定覆蓋。</w:t>
       </w:r>
     </w:p>
     <w:tbl>
@@ -4279,7 +3693,7 @@
               <w:spacing w:before="100" w:beforeAutospacing="1" w:after="100" w:afterAutospacing="1"/>
               <w:jc w:val="left"/>
               <w:rPr>
-                <w:rFonts w:ascii="標楷體" w:hAnsi="標楷體" w:cs="新細明體" w:hint="eastAsia"/>
+                <w:rFonts w:ascii="標楷體" w:hAnsi="標楷體" w:cs="新細明體"/>
                 <w:lang w:eastAsia="zh-TW"/>
               </w:rPr>
             </w:pPr>
@@ -4338,7 +3752,7 @@
               <w:spacing w:before="100" w:beforeAutospacing="1" w:after="100" w:afterAutospacing="1"/>
               <w:jc w:val="center"/>
               <w:rPr>
-                <w:rFonts w:ascii="標楷體" w:hAnsi="標楷體" w:cs="新細明體" w:hint="eastAsia"/>
+                <w:rFonts w:ascii="標楷體" w:hAnsi="標楷體" w:cs="新細明體"/>
                 <w:lang w:eastAsia="zh-TW"/>
               </w:rPr>
             </w:pPr>
@@ -4367,7 +3781,7 @@
         <w:spacing w:before="100" w:beforeAutospacing="1" w:after="100" w:afterAutospacing="1"/>
         <w:jc w:val="left"/>
         <w:rPr>
-          <w:rFonts w:ascii="標楷體" w:hAnsi="標楷體" w:cs="新細明體" w:hint="eastAsia"/>
+          <w:rFonts w:ascii="標楷體" w:hAnsi="標楷體" w:cs="新細明體"/>
           <w:lang w:eastAsia="zh-TW"/>
         </w:rPr>
       </w:pPr>
@@ -4379,7 +3793,7 @@
         <w:spacing w:before="100" w:beforeAutospacing="1" w:after="100" w:afterAutospacing="1"/>
         <w:jc w:val="left"/>
         <w:rPr>
-          <w:rFonts w:ascii="標楷體" w:hAnsi="標楷體" w:cs="新細明體" w:hint="eastAsia"/>
+          <w:rFonts w:ascii="標楷體" w:hAnsi="標楷體" w:cs="新細明體"/>
           <w:lang w:eastAsia="zh-TW"/>
         </w:rPr>
       </w:pPr>
@@ -4514,7 +3928,7 @@
         <w:autoSpaceDN/>
         <w:spacing w:after="100" w:afterAutospacing="1"/>
         <w:rPr>
-          <w:rFonts w:ascii="標楷體" w:hAnsi="標楷體" w:cs="新細明體" w:hint="eastAsia"/>
+          <w:rFonts w:ascii="標楷體" w:hAnsi="標楷體" w:cs="新細明體"/>
           <w:lang w:eastAsia="zh-TW"/>
         </w:rPr>
       </w:pPr>
@@ -4525,7 +3939,7 @@
         <w:autoSpaceDN/>
         <w:spacing w:after="100" w:afterAutospacing="1"/>
         <w:rPr>
-          <w:rFonts w:ascii="標楷體" w:hAnsi="標楷體" w:cs="新細明體" w:hint="eastAsia"/>
+          <w:rFonts w:ascii="標楷體" w:hAnsi="標楷體" w:cs="新細明體"/>
           <w:lang w:eastAsia="zh-TW"/>
         </w:rPr>
       </w:pPr>
@@ -4658,39 +4072,7 @@
           <w:rFonts w:ascii="標楷體" w:hAnsi="標楷體" w:cs="新細明體"/>
           <w:lang w:eastAsia="zh-TW"/>
         </w:rPr>
-        <w:t>抓取</w:t>
-      </w:r>
-      <w:proofErr w:type="gramStart"/>
-      <w:r>
-        <w:rPr>
-          <w:rFonts w:ascii="標楷體" w:hAnsi="標楷體" w:cs="新細明體"/>
-          <w:lang w:eastAsia="zh-TW"/>
-        </w:rPr>
-        <w:t>量表圖的</w:t>
-      </w:r>
-      <w:proofErr w:type="gramEnd"/>
-      <w:r>
-        <w:rPr>
-          <w:rFonts w:ascii="標楷體" w:hAnsi="標楷體" w:cs="新細明體"/>
-          <w:lang w:eastAsia="zh-TW"/>
-        </w:rPr>
-        <w:t xml:space="preserve">真實平均值與 75% </w:t>
-      </w:r>
-      <w:proofErr w:type="gramStart"/>
-      <w:r>
-        <w:rPr>
-          <w:rFonts w:ascii="標楷體" w:hAnsi="標楷體" w:cs="新細明體"/>
-          <w:lang w:eastAsia="zh-TW"/>
-        </w:rPr>
-        <w:t>閥值做</w:t>
-      </w:r>
-      <w:proofErr w:type="gramEnd"/>
-      <w:r>
-        <w:rPr>
-          <w:rFonts w:ascii="標楷體" w:hAnsi="標楷體" w:cs="新細明體"/>
-          <w:lang w:eastAsia="zh-TW"/>
-        </w:rPr>
-        <w:t>比對。當平均值超過 75% 時，卡片自動即時跳轉為</w:t>
+        <w:t>抓取量表圖的真實平均值與 75% 閥值做比對。當平均值超過 75% 時，卡片自動即時跳轉為</w:t>
       </w:r>
       <w:r>
         <w:rPr>
@@ -4753,7 +4135,7 @@
               <w:autoSpaceDN/>
               <w:spacing w:after="100" w:afterAutospacing="1"/>
               <w:rPr>
-                <w:rFonts w:ascii="標楷體" w:hAnsi="標楷體" w:cs="新細明體" w:hint="eastAsia"/>
+                <w:rFonts w:ascii="標楷體" w:hAnsi="標楷體" w:cs="新細明體"/>
                 <w:lang w:eastAsia="zh-TW"/>
               </w:rPr>
             </w:pPr>
@@ -4814,7 +4196,7 @@
               <w:spacing w:after="100" w:afterAutospacing="1"/>
               <w:jc w:val="center"/>
               <w:rPr>
-                <w:rFonts w:ascii="標楷體" w:hAnsi="標楷體" w:cs="新細明體" w:hint="eastAsia"/>
+                <w:rFonts w:ascii="標楷體" w:hAnsi="標楷體" w:cs="新細明體"/>
                 <w:lang w:eastAsia="zh-TW"/>
               </w:rPr>
             </w:pPr>
@@ -4835,7 +4217,7 @@
         <w:autoSpaceDN/>
         <w:spacing w:after="100" w:afterAutospacing="1"/>
         <w:rPr>
-          <w:rFonts w:ascii="標楷體" w:hAnsi="標楷體" w:cs="新細明體" w:hint="eastAsia"/>
+          <w:rFonts w:ascii="標楷體" w:hAnsi="標楷體" w:cs="新細明體"/>
           <w:lang w:eastAsia="zh-TW"/>
         </w:rPr>
       </w:pPr>
@@ -4875,23 +4257,7 @@
           <w:rFonts w:ascii="標楷體" w:hAnsi="標楷體" w:cs="新細明體"/>
           <w:lang w:eastAsia="zh-TW"/>
         </w:rPr>
-        <w:t>研究結果顯示，</w:t>
-      </w:r>
-      <w:proofErr w:type="spellStart"/>
-      <w:r>
-        <w:rPr>
-          <w:rFonts w:ascii="標楷體" w:hAnsi="標楷體" w:cs="新細明體"/>
-          <w:lang w:eastAsia="zh-TW"/>
-        </w:rPr>
-        <w:t>Starlink</w:t>
-      </w:r>
-      <w:proofErr w:type="spellEnd"/>
-      <w:r>
-        <w:rPr>
-          <w:rFonts w:ascii="標楷體" w:hAnsi="標楷體" w:cs="新細明體"/>
-          <w:lang w:eastAsia="zh-TW"/>
-        </w:rPr>
-        <w:t xml:space="preserve"> 衛星於臺灣上空具有穩定且持續的覆蓋特性，在觀測期間內多數時間皆維持多顆衛星同時可供連線。</w:t>
+        <w:t>研究結果顯示，Starlink 衛星於臺灣上空具有穩定且持續的覆蓋特性，在觀測期間內多數時間皆維持多顆衛星同時可供連線。</w:t>
       </w:r>
     </w:p>
     <w:p>
@@ -4910,23 +4276,7 @@
           <w:rFonts w:ascii="標楷體" w:hAnsi="標楷體" w:cs="新細明體"/>
           <w:lang w:eastAsia="zh-TW"/>
         </w:rPr>
-        <w:t>分析發現，衛星仰角與通訊品質呈現正相關關係，當衛星接近天頂位置時，訊號強度較佳且通訊品質較穩定；</w:t>
-      </w:r>
-      <w:proofErr w:type="gramStart"/>
-      <w:r>
-        <w:rPr>
-          <w:rFonts w:ascii="標楷體" w:hAnsi="標楷體" w:cs="新細明體"/>
-          <w:lang w:eastAsia="zh-TW"/>
-        </w:rPr>
-        <w:t>反之，</w:t>
-      </w:r>
-      <w:proofErr w:type="gramEnd"/>
-      <w:r>
-        <w:rPr>
-          <w:rFonts w:ascii="標楷體" w:hAnsi="標楷體" w:cs="新細明體"/>
-          <w:lang w:eastAsia="zh-TW"/>
-        </w:rPr>
-        <w:t>當衛星仰角降低時，訊號品質亦可能受到影響。此結果與衛星通訊理論相符，顯示仰角可作為評估通訊品質的重要參考指標。</w:t>
+        <w:t>分析發現，衛星仰角與通訊品質呈現正相關關係，當衛星接近天頂位置時，訊號強度較佳且通訊品質較穩定；反之，當衛星仰角降低時，訊號品質亦可能受到影響。此結果與衛星通訊理論相符，顯示仰角可作為評估通訊品質的重要參考指標。</w:t>
       </w:r>
     </w:p>
     <w:p>
@@ -4983,23 +4333,7 @@
           <w:rFonts w:ascii="標楷體" w:hAnsi="標楷體" w:cs="新細明體"/>
           <w:lang w:eastAsia="zh-TW"/>
         </w:rPr>
-        <w:t xml:space="preserve">在海底電纜中斷等模擬情境下，研究結果顯示 </w:t>
-      </w:r>
-      <w:proofErr w:type="spellStart"/>
-      <w:r>
-        <w:rPr>
-          <w:rFonts w:ascii="標楷體" w:hAnsi="標楷體" w:cs="新細明體"/>
-          <w:lang w:eastAsia="zh-TW"/>
-        </w:rPr>
-        <w:t>Starlink</w:t>
-      </w:r>
-      <w:proofErr w:type="spellEnd"/>
-      <w:r>
-        <w:rPr>
-          <w:rFonts w:ascii="標楷體" w:hAnsi="標楷體" w:cs="新細明體"/>
-          <w:lang w:eastAsia="zh-TW"/>
-        </w:rPr>
-        <w:t xml:space="preserve"> 系統仍能提供基本通訊能力，並維持一定水準之網路服務品質。因此，低軌衛星系統可作為現有地面通訊網路的重要補充，有助於提升臺灣於天然災害、重大事故或國際海纜異常期間之通訊韌性。</w:t>
+        <w:t>在海底電纜中斷等模擬情境下，研究結果顯示 Starlink 系統仍能提供基本通訊能力，並維持一定水準之網路服務品質。因此，低軌衛星系統可作為現有地面通訊網路的重要補充，有助於提升臺灣於天然災害、重大事故或國際海纜異常期間之通訊韌性。</w:t>
       </w:r>
     </w:p>
     <w:p>
@@ -5058,19 +4392,11 @@
         <w:t xml:space="preserve"> </w:t>
       </w:r>
       <w:bookmarkStart w:id="2" w:name="_Ref227621702"/>
-      <w:proofErr w:type="spellStart"/>
-      <w:r>
-        <w:rPr>
-          <w:lang w:eastAsia="zh-TW"/>
-        </w:rPr>
-        <w:t>CelesTrak</w:t>
-      </w:r>
-      <w:proofErr w:type="spellEnd"/>
-      <w:r>
-        <w:rPr>
-          <w:lang w:eastAsia="zh-TW"/>
-        </w:rPr>
-        <w:t xml:space="preserve">, "Current NORAD Two-Line Element Sets," [Online]. Available: </w:t>
+      <w:r>
+        <w:rPr>
+          <w:lang w:eastAsia="zh-TW"/>
+        </w:rPr>
+        <w:t xml:space="preserve">CelesTrak, "Current NORAD Two-Line Element Sets," [Online]. Available: </w:t>
       </w:r>
       <w:hyperlink r:id="rId12" w:tgtFrame="_blank" w:history="1">
         <w:r>
@@ -5100,117 +4426,75 @@
         </w:rPr>
       </w:pPr>
       <w:bookmarkStart w:id="3" w:name="_Ref227587590"/>
-      <w:proofErr w:type="spellStart"/>
       <w:r>
         <w:rPr>
           <w:rFonts w:hint="eastAsia"/>
           <w:lang w:eastAsia="zh-TW"/>
         </w:rPr>
-        <w:t>TechNews</w:t>
-      </w:r>
-      <w:proofErr w:type="spellEnd"/>
+        <w:t xml:space="preserve">TechNews </w:t>
+      </w:r>
       <w:r>
         <w:rPr>
           <w:rFonts w:hint="eastAsia"/>
           <w:lang w:eastAsia="zh-TW"/>
         </w:rPr>
-        <w:t xml:space="preserve"> </w:t>
+        <w:t>科技新報</w:t>
       </w:r>
       <w:r>
         <w:rPr>
           <w:rFonts w:hint="eastAsia"/>
           <w:lang w:eastAsia="zh-TW"/>
         </w:rPr>
-        <w:t>科技新報</w:t>
+        <w:t xml:space="preserve">, </w:t>
       </w:r>
       <w:r>
         <w:rPr>
           <w:rFonts w:hint="eastAsia"/>
           <w:lang w:eastAsia="zh-TW"/>
         </w:rPr>
-        <w:t xml:space="preserve">, </w:t>
+        <w:t>「中華電布局低中高軌衛星，持續關注</w:t>
       </w:r>
       <w:r>
         <w:rPr>
           <w:rFonts w:hint="eastAsia"/>
           <w:lang w:eastAsia="zh-TW"/>
         </w:rPr>
-        <w:t>「</w:t>
-      </w:r>
-      <w:proofErr w:type="gramStart"/>
+        <w:t xml:space="preserve"> Kuiper</w:t>
+      </w:r>
       <w:r>
         <w:rPr>
           <w:rFonts w:hint="eastAsia"/>
           <w:lang w:eastAsia="zh-TW"/>
         </w:rPr>
-        <w:t>中華電布局</w:t>
-      </w:r>
-      <w:proofErr w:type="gramEnd"/>
+        <w:t>、</w:t>
+      </w:r>
       <w:r>
         <w:rPr>
           <w:rFonts w:hint="eastAsia"/>
           <w:lang w:eastAsia="zh-TW"/>
         </w:rPr>
-        <w:t>低中高軌衛星，持續關注</w:t>
+        <w:t xml:space="preserve">Starlink </w:t>
       </w:r>
       <w:r>
         <w:rPr>
           <w:rFonts w:hint="eastAsia"/>
           <w:lang w:eastAsia="zh-TW"/>
         </w:rPr>
-        <w:t xml:space="preserve"> Kuiper</w:t>
+        <w:t>海事合作」</w:t>
       </w:r>
       <w:r>
         <w:rPr>
           <w:rFonts w:hint="eastAsia"/>
           <w:lang w:eastAsia="zh-TW"/>
         </w:rPr>
-        <w:t>、</w:t>
-      </w:r>
-      <w:proofErr w:type="spellStart"/>
+        <w:t>, 2026-03-11.</w:t>
+      </w:r>
       <w:r>
         <w:rPr>
           <w:rFonts w:hint="eastAsia"/>
           <w:lang w:eastAsia="zh-TW"/>
         </w:rPr>
-        <w:t>Starlink</w:t>
-      </w:r>
-      <w:proofErr w:type="spellEnd"/>
-      <w:r>
-        <w:rPr>
-          <w:rFonts w:hint="eastAsia"/>
-          <w:lang w:eastAsia="zh-TW"/>
-        </w:rPr>
-        <w:t xml:space="preserve"> </w:t>
-      </w:r>
-      <w:r>
-        <w:rPr>
-          <w:rFonts w:hint="eastAsia"/>
-          <w:lang w:eastAsia="zh-TW"/>
-        </w:rPr>
-        <w:t>海事合作」</w:t>
-      </w:r>
-      <w:r>
-        <w:rPr>
-          <w:rFonts w:hint="eastAsia"/>
-          <w:lang w:eastAsia="zh-TW"/>
-        </w:rPr>
-        <w:t>, 2026-03-11.</w:t>
-      </w:r>
-      <w:r>
-        <w:rPr>
-          <w:rFonts w:hint="eastAsia"/>
-          <w:lang w:eastAsia="zh-TW"/>
-        </w:rPr>
-        <w:t xml:space="preserve">[Online]. </w:t>
-      </w:r>
-      <w:proofErr w:type="spellStart"/>
-      <w:r>
-        <w:rPr>
-          <w:rFonts w:hint="eastAsia"/>
-          <w:lang w:eastAsia="zh-TW"/>
-        </w:rPr>
-        <w:t>Available:</w:t>
+        <w:t>[Online]. Available:</w:t>
       </w:r>
       <w:hyperlink r:id="rId13" w:history="1">
         <w:r>
@@ -5219,16 +4503,7 @@
             <w:rFonts w:hint="eastAsia"/>
             <w:lang w:eastAsia="zh-TW"/>
           </w:rPr>
-          <w:t>https</w:t>
-        </w:r>
-        <w:proofErr w:type="spellEnd"/>
-        <w:r>
-          <w:rPr>
-            <w:rStyle w:val="a8"/>
-            <w:rFonts w:hint="eastAsia"/>
-            <w:lang w:eastAsia="zh-TW"/>
-          </w:rPr>
-          <w:t>://technews.tw/2026/03/12/cht-kuiper-starlink/</w:t>
+          <w:t>https://technews.tw/2026/03/12/cht-kuiper-starlink/</w:t>
         </w:r>
       </w:hyperlink>
       <w:bookmarkEnd w:id="3"/>
@@ -5270,23 +4545,7 @@
           <w:rFonts w:hint="eastAsia"/>
           <w:lang w:eastAsia="zh-TW"/>
         </w:rPr>
-        <w:t xml:space="preserve"> </w:t>
-      </w:r>
-      <w:proofErr w:type="spellStart"/>
-      <w:r>
-        <w:rPr>
-          <w:rFonts w:hint="eastAsia"/>
-          <w:lang w:eastAsia="zh-TW"/>
-        </w:rPr>
-        <w:t>OneWeb</w:t>
-      </w:r>
-      <w:proofErr w:type="spellEnd"/>
-      <w:r>
-        <w:rPr>
-          <w:rFonts w:hint="eastAsia"/>
-          <w:lang w:eastAsia="zh-TW"/>
-        </w:rPr>
-        <w:t xml:space="preserve"> </w:t>
+        <w:t xml:space="preserve"> OneWeb </w:t>
       </w:r>
       <w:r>
         <w:rPr>
@@ -5358,17 +4617,8 @@
           <w:rFonts w:hint="eastAsia"/>
           <w:lang w:eastAsia="zh-TW"/>
         </w:rPr>
-        <w:t>「已經從海底電纜、陸地通訊系統到空中衛星，海陸空三管齊下」社</w:t>
-      </w:r>
-      <w:proofErr w:type="gramStart"/>
-      <w:r>
-        <w:rPr>
-          <w:rFonts w:hint="eastAsia"/>
-          <w:lang w:eastAsia="zh-TW"/>
-        </w:rPr>
-        <w:t>群貼文</w:t>
-      </w:r>
-      <w:proofErr w:type="gramEnd"/>
+        <w:t>「已經從海底電纜、陸地通訊系統到空中衛星，海陸空三管齊下」社群貼文</w:t>
+      </w:r>
       <w:r>
         <w:rPr>
           <w:rFonts w:hint="eastAsia"/>
@@ -5412,21 +4662,7 @@
         <w:rPr>
           <w:lang w:eastAsia="zh-TW"/>
         </w:rPr>
-        <w:t xml:space="preserve">W. Gao et al., “Network Characteristics of LEO Satellite Constellations: A </w:t>
-      </w:r>
-      <w:proofErr w:type="spellStart"/>
-      <w:r>
-        <w:rPr>
-          <w:lang w:eastAsia="zh-TW"/>
-        </w:rPr>
-        <w:t>Starlink</w:t>
-      </w:r>
-      <w:proofErr w:type="spellEnd"/>
-      <w:r>
-        <w:rPr>
-          <w:lang w:eastAsia="zh-TW"/>
-        </w:rPr>
-        <w:t>-Based Measurement from End Users,” arXiv:2212.13697, 2022. [Online]. Available:</w:t>
+        <w:t>W. Gao et al., “Network Characteristics of LEO Satellite Constellations: A Starlink-Based Measurement from End Users,” arXiv:2212.13697, 2022. [Online]. Available:</w:t>
       </w:r>
       <w:r>
         <w:rPr>
@@ -5461,35 +4697,7 @@
         <w:rPr>
           <w:lang w:eastAsia="zh-TW"/>
         </w:rPr>
-        <w:t xml:space="preserve">J. </w:t>
-      </w:r>
-      <w:proofErr w:type="spellStart"/>
-      <w:r>
-        <w:rPr>
-          <w:lang w:eastAsia="zh-TW"/>
-        </w:rPr>
-        <w:t>Hron</w:t>
-      </w:r>
-      <w:proofErr w:type="spellEnd"/>
-      <w:r>
-        <w:rPr>
-          <w:lang w:eastAsia="zh-TW"/>
-        </w:rPr>
-        <w:t xml:space="preserve"> et al., “The Sky Distribution and Magnitudes of </w:t>
-      </w:r>
-      <w:proofErr w:type="spellStart"/>
-      <w:r>
-        <w:rPr>
-          <w:lang w:eastAsia="zh-TW"/>
-        </w:rPr>
-        <w:t>Starlink</w:t>
-      </w:r>
-      <w:proofErr w:type="spellEnd"/>
-      <w:r>
-        <w:rPr>
-          <w:lang w:eastAsia="zh-TW"/>
-        </w:rPr>
-        <w:t xml:space="preserve"> Satellites by the Year 2027,” arXiv:2209.12060, 2022. [Online]. Available:</w:t>
+        <w:t>J. Hron et al., “The Sky Distribution and Magnitudes of Starlink Satellites by the Year 2027,” arXiv:2209.12060, 2022. [Online]. Available:</w:t>
       </w:r>
       <w:r>
         <w:rPr>
@@ -5520,33 +4728,11 @@
         </w:rPr>
       </w:pPr>
       <w:bookmarkStart w:id="8" w:name="_Ref227587702"/>
-      <w:proofErr w:type="spellStart"/>
-      <w:r>
-        <w:rPr>
-          <w:lang w:eastAsia="zh-TW"/>
-        </w:rPr>
-        <w:t>SpaceTek</w:t>
-      </w:r>
-      <w:proofErr w:type="spellEnd"/>
-      <w:r>
-        <w:rPr>
-          <w:lang w:eastAsia="zh-TW"/>
-        </w:rPr>
-        <w:t xml:space="preserve"> Australia, “Decoding </w:t>
-      </w:r>
-      <w:proofErr w:type="spellStart"/>
-      <w:r>
-        <w:rPr>
-          <w:lang w:eastAsia="zh-TW"/>
-        </w:rPr>
-        <w:t>Starlink</w:t>
-      </w:r>
-      <w:proofErr w:type="spellEnd"/>
-      <w:r>
-        <w:rPr>
-          <w:lang w:eastAsia="zh-TW"/>
-        </w:rPr>
-        <w:t xml:space="preserve"> Dish Angles: What’s Optimal for Your Connection?”, 2026-01-11. [Online]. Available:</w:t>
+      <w:r>
+        <w:rPr>
+          <w:lang w:eastAsia="zh-TW"/>
+        </w:rPr>
+        <w:t>SpaceTek Australia, “Decoding Starlink Dish Angles: What’s Optimal for Your Connection?”, 2026-01-11. [Online]. Available:</w:t>
       </w:r>
       <w:hyperlink r:id="rId18" w:history="1">
         <w:r>
@@ -5570,33 +4756,11 @@
         </w:rPr>
       </w:pPr>
       <w:bookmarkStart w:id="9" w:name="_Ref227621603"/>
-      <w:proofErr w:type="spellStart"/>
-      <w:r>
-        <w:rPr>
-          <w:lang w:eastAsia="zh-TW"/>
-        </w:rPr>
-        <w:t>Astranis</w:t>
-      </w:r>
-      <w:proofErr w:type="spellEnd"/>
-      <w:r>
-        <w:rPr>
-          <w:lang w:eastAsia="zh-TW"/>
-        </w:rPr>
-        <w:t xml:space="preserve">, "Chunghwa Telecom and </w:t>
-      </w:r>
-      <w:proofErr w:type="spellStart"/>
-      <w:r>
-        <w:rPr>
-          <w:lang w:eastAsia="zh-TW"/>
-        </w:rPr>
-        <w:t>Astranis</w:t>
-      </w:r>
-      <w:proofErr w:type="spellEnd"/>
-      <w:r>
-        <w:rPr>
-          <w:lang w:eastAsia="zh-TW"/>
-        </w:rPr>
-        <w:t xml:space="preserve"> Sign Strategic Agreement to Launch Taiwan’s First Dedicated Satellite," 2026-03-11. [Online]. </w:t>
+      <w:r>
+        <w:rPr>
+          <w:lang w:eastAsia="zh-TW"/>
+        </w:rPr>
+        <w:t xml:space="preserve">Astranis, "Chunghwa Telecom and Astranis Sign Strategic Agreement to Launch Taiwan’s First Dedicated Satellite," 2026-03-11. [Online]. </w:t>
       </w:r>
       <w:r>
         <w:rPr>
@@ -5647,7 +4811,6 @@
         </w:rPr>
         <w:t>Taiwan</w:t>
       </w:r>
-      <w:proofErr w:type="gramStart"/>
       <w:r>
         <w:rPr>
           <w:rFonts w:hint="eastAsia"/>
@@ -5655,7 +4818,6 @@
         </w:rPr>
         <w:t>’</w:t>
       </w:r>
-      <w:proofErr w:type="gramEnd"/>
       <w:r>
         <w:rPr>
           <w:rFonts w:hint="eastAsia"/>
@@ -5725,7 +4887,6 @@
         </w:rPr>
         <w:t>,</w:t>
       </w:r>
-      <w:proofErr w:type="gramStart"/>
       <w:r>
         <w:rPr>
           <w:rFonts w:hint="eastAsia"/>
@@ -5733,7 +4894,6 @@
         </w:rPr>
         <w:t>“</w:t>
       </w:r>
-      <w:proofErr w:type="gramEnd"/>
       <w:r>
         <w:rPr>
           <w:rFonts w:hint="eastAsia"/>
@@ -5850,23 +5010,7 @@
           <w:rFonts w:hint="eastAsia"/>
           <w:lang w:eastAsia="zh-TW"/>
         </w:rPr>
-        <w:t>仁寶、</w:t>
-      </w:r>
-      <w:proofErr w:type="gramStart"/>
-      <w:r>
-        <w:rPr>
-          <w:rFonts w:hint="eastAsia"/>
-          <w:lang w:eastAsia="zh-TW"/>
-        </w:rPr>
-        <w:t>緯創搶</w:t>
-      </w:r>
-      <w:proofErr w:type="gramEnd"/>
-      <w:r>
-        <w:rPr>
-          <w:rFonts w:hint="eastAsia"/>
-          <w:lang w:eastAsia="zh-TW"/>
-        </w:rPr>
-        <w:t>下</w:t>
+        <w:t>仁寶、緯創搶下</w:t>
       </w:r>
       <w:r>
         <w:rPr>
@@ -5973,37 +5117,12 @@
         </w:rPr>
         <w:t xml:space="preserve"> </w:t>
       </w:r>
-      <w:proofErr w:type="gramStart"/>
       <w:r>
         <w:rPr>
           <w:rFonts w:hint="eastAsia"/>
           <w:lang w:eastAsia="zh-TW"/>
         </w:rPr>
-        <w:t>星鏈曾</w:t>
-      </w:r>
-      <w:proofErr w:type="gramEnd"/>
-      <w:r>
-        <w:rPr>
-          <w:rFonts w:hint="eastAsia"/>
-          <w:lang w:eastAsia="zh-TW"/>
-        </w:rPr>
-        <w:t>因獨資</w:t>
-      </w:r>
-      <w:proofErr w:type="gramStart"/>
-      <w:r>
-        <w:rPr>
-          <w:rFonts w:hint="eastAsia"/>
-          <w:lang w:eastAsia="zh-TW"/>
-        </w:rPr>
-        <w:t>要求卡關</w:t>
-      </w:r>
-      <w:proofErr w:type="gramEnd"/>
-      <w:r>
-        <w:rPr>
-          <w:rFonts w:hint="eastAsia"/>
-          <w:lang w:eastAsia="zh-TW"/>
-        </w:rPr>
-        <w:t>！林宜敬：未來競爭對手積極台灣代理商合作</w:t>
+        <w:t>星鏈曾因獨資要求卡關！林宜敬：未來競爭對手積極台灣代理商合作</w:t>
       </w:r>
       <w:r>
         <w:rPr>
@@ -9555,6 +8674,7 @@
   <w:style w:type="character" w:default="1" w:styleId="a0">
     <w:name w:val="Default Paragraph Font"/>
     <w:uiPriority w:val="1"/>
+    <w:semiHidden/>
     <w:unhideWhenUsed/>
   </w:style>
   <w:style w:type="table" w:default="1" w:styleId="a1">
